--- a/hin/docx/34.content.docx
+++ b/hin/docx/34.content.docx
@@ -1025,6 +1025,20 @@
       </w:r>
       <w:r>
         <w:rPr>
+          <w:lang w:val="hi_IN" w:bidi="hi_IN"/>
+        </w:rPr>
+        <w:t>מַשָּׂ֖א</w:t>
+      </w:r>
+    </w:p>
+    <w:p>
+      <w:pPr/>
+      <w:r>
+        <w:rPr>
+          <w:lang w:val="hi_IN" w:bidi="hi_IN"/>
+        </w:rPr>
+      </w:r>
+      <w:r>
+        <w:rPr>
           <w:b/>
           <w:lang w:val="hi_IN" w:bidi="hi_IN"/>
         </w:rPr>
@@ -1121,6 +1135,20 @@
       </w:r>
       <w:r>
         <w:rPr>
+          <w:lang w:val="hi_IN" w:bidi="hi_IN"/>
+        </w:rPr>
+        <w:t>הָ⁠אֶלְקֹשִֽׁי</w:t>
+      </w:r>
+    </w:p>
+    <w:p>
+      <w:pPr/>
+      <w:r>
+        <w:rPr>
+          <w:lang w:val="hi_IN" w:bidi="hi_IN"/>
+        </w:rPr>
+      </w:r>
+      <w:r>
+        <w:rPr>
           <w:b/>
           <w:lang w:val="hi_IN" w:bidi="hi_IN"/>
         </w:rPr>
@@ -1231,6 +1259,20 @@
       </w:r>
       <w:r>
         <w:rPr>
+          <w:lang w:val="hi_IN" w:bidi="hi_IN"/>
+        </w:rPr>
+        <w:t>נֹקֵ֤ם &amp; לְ⁠צָרָ֔י⁠ו</w:t>
+      </w:r>
+    </w:p>
+    <w:p>
+      <w:pPr/>
+      <w:r>
+        <w:rPr>
+          <w:lang w:val="hi_IN" w:bidi="hi_IN"/>
+        </w:rPr>
+      </w:r>
+      <w:r>
+        <w:rPr>
           <w:b/>
           <w:lang w:val="hi_IN" w:bidi="hi_IN"/>
         </w:rPr>
@@ -1327,6 +1369,20 @@
       </w:r>
       <w:r>
         <w:rPr>
+          <w:lang w:val="hi_IN" w:bidi="hi_IN"/>
+        </w:rPr>
+        <w:t>אֵ֣ל קַנּ֤וֹא וְ⁠נֹקֵם֙ יְהוָ֔ה נֹקֵ֥ם יְהוָ֖ה וּ⁠בַ֣עַל חֵמָ֑ה</w:t>
+      </w:r>
+    </w:p>
+    <w:p>
+      <w:pPr/>
+      <w:r>
+        <w:rPr>
+          <w:lang w:val="hi_IN" w:bidi="hi_IN"/>
+        </w:rPr>
+      </w:r>
+      <w:r>
+        <w:rPr>
           <w:b/>
           <w:lang w:val="hi_IN" w:bidi="hi_IN"/>
         </w:rPr>
@@ -1410,6 +1466,20 @@
       </w:r>
       <w:r>
         <w:rPr>
+          <w:lang w:val="hi_IN" w:bidi="hi_IN"/>
+        </w:rPr>
+        <w:t>וּ⁠בַ֣עַל חֵמָ֑ה</w:t>
+      </w:r>
+    </w:p>
+    <w:p>
+      <w:pPr/>
+      <w:r>
+        <w:rPr>
+          <w:lang w:val="hi_IN" w:bidi="hi_IN"/>
+        </w:rPr>
+      </w:r>
+      <w:r>
+        <w:rPr>
           <w:b/>
           <w:lang w:val="hi_IN" w:bidi="hi_IN"/>
         </w:rPr>
@@ -1506,6 +1576,20 @@
       </w:r>
       <w:r>
         <w:rPr>
+          <w:lang w:val="hi_IN" w:bidi="hi_IN"/>
+        </w:rPr>
+        <w:t>נֹקֵ֤ם יְהוָה֙ לְ⁠צָרָ֔י⁠ו וְ⁠נוֹטֵ֥ר ה֖וּא לְ⁠אֹיְבָֽי⁠ו</w:t>
+      </w:r>
+    </w:p>
+    <w:p>
+      <w:pPr/>
+      <w:r>
+        <w:rPr>
+          <w:lang w:val="hi_IN" w:bidi="hi_IN"/>
+        </w:rPr>
+      </w:r>
+      <w:r>
+        <w:rPr>
           <w:b/>
           <w:lang w:val="hi_IN" w:bidi="hi_IN"/>
         </w:rPr>
@@ -1602,6 +1686,20 @@
       </w:r>
       <w:r>
         <w:rPr>
+          <w:lang w:val="hi_IN" w:bidi="hi_IN"/>
+        </w:rPr>
+        <w:t>וְ⁠נוֹטֵ֥ר ה֖וּא לְ⁠אֹיְבָֽי⁠ו</w:t>
+      </w:r>
+    </w:p>
+    <w:p>
+      <w:pPr/>
+      <w:r>
+        <w:rPr>
+          <w:lang w:val="hi_IN" w:bidi="hi_IN"/>
+        </w:rPr>
+      </w:r>
+      <w:r>
+        <w:rPr>
           <w:b/>
           <w:lang w:val="hi_IN" w:bidi="hi_IN"/>
         </w:rPr>
@@ -1698,6 +1796,20 @@
       </w:r>
       <w:r>
         <w:rPr>
+          <w:lang w:val="hi_IN" w:bidi="hi_IN"/>
+        </w:rPr>
+        <w:t>אֶ֤רֶךְ אַפַּ֨יִם֙</w:t>
+      </w:r>
+    </w:p>
+    <w:p>
+      <w:pPr/>
+      <w:r>
+        <w:rPr>
+          <w:lang w:val="hi_IN" w:bidi="hi_IN"/>
+        </w:rPr>
+      </w:r>
+      <w:r>
+        <w:rPr>
           <w:b/>
           <w:lang w:val="hi_IN" w:bidi="hi_IN"/>
         </w:rPr>
@@ -1794,6 +1906,20 @@
       </w:r>
       <w:r>
         <w:rPr>
+          <w:lang w:val="hi_IN" w:bidi="hi_IN"/>
+        </w:rPr>
+        <w:t>ו⁠גדול־כֹּ֔חַ</w:t>
+      </w:r>
+    </w:p>
+    <w:p>
+      <w:pPr/>
+      <w:r>
+        <w:rPr>
+          <w:lang w:val="hi_IN" w:bidi="hi_IN"/>
+        </w:rPr>
+      </w:r>
+      <w:r>
+        <w:rPr>
           <w:b/>
           <w:lang w:val="hi_IN" w:bidi="hi_IN"/>
         </w:rPr>
@@ -1890,6 +2016,20 @@
       </w:r>
       <w:r>
         <w:rPr>
+          <w:lang w:val="hi_IN" w:bidi="hi_IN"/>
+        </w:rPr>
+        <w:t>וְ⁠נַקֵּ֖ה לֹ֣א יְנַקֶּ֑ה</w:t>
+      </w:r>
+    </w:p>
+    <w:p>
+      <w:pPr/>
+      <w:r>
+        <w:rPr>
+          <w:lang w:val="hi_IN" w:bidi="hi_IN"/>
+        </w:rPr>
+      </w:r>
+      <w:r>
+        <w:rPr>
           <w:b/>
           <w:lang w:val="hi_IN" w:bidi="hi_IN"/>
         </w:rPr>
@@ -1986,6 +2126,20 @@
       </w:r>
       <w:r>
         <w:rPr>
+          <w:lang w:val="hi_IN" w:bidi="hi_IN"/>
+        </w:rPr>
+        <w:t>גּוֹעֵ֤ר</w:t>
+      </w:r>
+    </w:p>
+    <w:p>
+      <w:pPr/>
+      <w:r>
+        <w:rPr>
+          <w:lang w:val="hi_IN" w:bidi="hi_IN"/>
+        </w:rPr>
+      </w:r>
+      <w:r>
+        <w:rPr>
           <w:b/>
           <w:lang w:val="hi_IN" w:bidi="hi_IN"/>
         </w:rPr>
@@ -2082,6 +2236,20 @@
       </w:r>
       <w:r>
         <w:rPr>
+          <w:lang w:val="hi_IN" w:bidi="hi_IN"/>
+        </w:rPr>
+        <w:t>אֻמְלַ֤ל בָּשָׁן֙</w:t>
+      </w:r>
+    </w:p>
+    <w:p>
+      <w:pPr/>
+      <w:r>
+        <w:rPr>
+          <w:lang w:val="hi_IN" w:bidi="hi_IN"/>
+        </w:rPr>
+      </w:r>
+      <w:r>
+        <w:rPr>
           <w:b/>
           <w:lang w:val="hi_IN" w:bidi="hi_IN"/>
         </w:rPr>
@@ -2178,6 +2346,20 @@
       </w:r>
       <w:r>
         <w:rPr>
+          <w:lang w:val="hi_IN" w:bidi="hi_IN"/>
+        </w:rPr>
+        <w:t>וְ⁠כַרְמֶ֔ל</w:t>
+      </w:r>
+    </w:p>
+    <w:p>
+      <w:pPr/>
+      <w:r>
+        <w:rPr>
+          <w:lang w:val="hi_IN" w:bidi="hi_IN"/>
+        </w:rPr>
+      </w:r>
+      <w:r>
+        <w:rPr>
           <w:b/>
           <w:lang w:val="hi_IN" w:bidi="hi_IN"/>
         </w:rPr>
@@ -2268,6 +2450,20 @@
       </w:r>
       <w:r>
         <w:rPr>
+          <w:lang w:val="hi_IN" w:bidi="hi_IN"/>
+        </w:rPr>
+        <w:t>וְ⁠כַרְמֶ֔ל</w:t>
+      </w:r>
+    </w:p>
+    <w:p>
+      <w:pPr/>
+      <w:r>
+        <w:rPr>
+          <w:lang w:val="hi_IN" w:bidi="hi_IN"/>
+        </w:rPr>
+      </w:r>
+      <w:r>
+        <w:rPr>
           <w:b/>
           <w:lang w:val="hi_IN" w:bidi="hi_IN"/>
         </w:rPr>
@@ -2363,6 +2559,20 @@
       </w:r>
       <w:r>
         <w:rPr>
+          <w:lang w:val="hi_IN" w:bidi="hi_IN"/>
+        </w:rPr>
+        <w:t>וְ⁠הַ⁠גְּבָע֖וֹת הִתְמֹגָ֑גוּ</w:t>
+      </w:r>
+    </w:p>
+    <w:p>
+      <w:pPr/>
+      <w:r>
+        <w:rPr>
+          <w:lang w:val="hi_IN" w:bidi="hi_IN"/>
+        </w:rPr>
+      </w:r>
+      <w:r>
+        <w:rPr>
           <w:b/>
           <w:lang w:val="hi_IN" w:bidi="hi_IN"/>
         </w:rPr>
@@ -2446,6 +2656,20 @@
       </w:r>
       <w:r>
         <w:rPr>
+          <w:lang w:val="hi_IN" w:bidi="hi_IN"/>
+        </w:rPr>
+        <w:t>יֹ֥שְׁבֵי בָֽ⁠הּ</w:t>
+      </w:r>
+    </w:p>
+    <w:p>
+      <w:pPr/>
+      <w:r>
+        <w:rPr>
+          <w:lang w:val="hi_IN" w:bidi="hi_IN"/>
+        </w:rPr>
+      </w:r>
+      <w:r>
+        <w:rPr>
           <w:b/>
           <w:lang w:val="hi_IN" w:bidi="hi_IN"/>
         </w:rPr>
@@ -2542,6 +2766,20 @@
       </w:r>
       <w:r>
         <w:rPr>
+          <w:lang w:val="hi_IN" w:bidi="hi_IN"/>
+        </w:rPr>
+        <w:t>לִ⁠פְנֵ֤י זַעְמ⁠וֹ֙ מִ֣י יַֽעֲמ֔וֹד וּ⁠מִ֥י יָק֖וּם בַּ⁠חֲר֣וֹן אַפּ֑⁠וֹ</w:t>
+      </w:r>
+    </w:p>
+    <w:p>
+      <w:pPr/>
+      <w:r>
+        <w:rPr>
+          <w:lang w:val="hi_IN" w:bidi="hi_IN"/>
+        </w:rPr>
+      </w:r>
+      <w:r>
+        <w:rPr>
           <w:b/>
           <w:lang w:val="hi_IN" w:bidi="hi_IN"/>
         </w:rPr>
@@ -2638,6 +2876,20 @@
       </w:r>
       <w:r>
         <w:rPr>
+          <w:lang w:val="hi_IN" w:bidi="hi_IN"/>
+        </w:rPr>
+        <w:t>לִ⁠פְנֵ֤י</w:t>
+      </w:r>
+    </w:p>
+    <w:p>
+      <w:pPr/>
+      <w:r>
+        <w:rPr>
+          <w:lang w:val="hi_IN" w:bidi="hi_IN"/>
+        </w:rPr>
+      </w:r>
+      <w:r>
+        <w:rPr>
           <w:b/>
           <w:lang w:val="hi_IN" w:bidi="hi_IN"/>
         </w:rPr>
@@ -2734,6 +2986,20 @@
       </w:r>
       <w:r>
         <w:rPr>
+          <w:lang w:val="hi_IN" w:bidi="hi_IN"/>
+        </w:rPr>
+        <w:t>בַּ⁠חֲר֣וֹן אַפּ֑⁠וֹ</w:t>
+      </w:r>
+    </w:p>
+    <w:p>
+      <w:pPr/>
+      <w:r>
+        <w:rPr>
+          <w:lang w:val="hi_IN" w:bidi="hi_IN"/>
+        </w:rPr>
+      </w:r>
+      <w:r>
+        <w:rPr>
           <w:b/>
           <w:lang w:val="hi_IN" w:bidi="hi_IN"/>
         </w:rPr>
@@ -2830,6 +3096,20 @@
       </w:r>
       <w:r>
         <w:rPr>
+          <w:lang w:val="hi_IN" w:bidi="hi_IN"/>
+        </w:rPr>
+        <w:t>לִ⁠פְנֵ֤י זַעְמ⁠וֹ֙ &amp; חֲמָת⁠וֹ֙ נִתְּכָ֣ה כָ⁠אֵ֔שׁ</w:t>
+      </w:r>
+    </w:p>
+    <w:p>
+      <w:pPr/>
+      <w:r>
+        <w:rPr>
+          <w:lang w:val="hi_IN" w:bidi="hi_IN"/>
+        </w:rPr>
+      </w:r>
+      <w:r>
+        <w:rPr>
           <w:b/>
           <w:lang w:val="hi_IN" w:bidi="hi_IN"/>
         </w:rPr>
@@ -2952,6 +3232,20 @@
       </w:r>
       <w:r>
         <w:rPr>
+          <w:lang w:val="hi_IN" w:bidi="hi_IN"/>
+        </w:rPr>
+        <w:t>לִ⁠פְנֵ֤י זַעְמ⁠וֹ֙ מִ֣י יַֽעֲמ֔וֹד</w:t>
+      </w:r>
+    </w:p>
+    <w:p>
+      <w:pPr/>
+      <w:r>
+        <w:rPr>
+          <w:lang w:val="hi_IN" w:bidi="hi_IN"/>
+        </w:rPr>
+      </w:r>
+      <w:r>
+        <w:rPr>
           <w:b/>
           <w:lang w:val="hi_IN" w:bidi="hi_IN"/>
         </w:rPr>
@@ -3035,6 +3329,20 @@
       </w:r>
       <w:r>
         <w:rPr>
+          <w:lang w:val="hi_IN" w:bidi="hi_IN"/>
+        </w:rPr>
+        <w:t>וּ⁠מִ֥י יָק֖וּם בַּ⁠חֲר֣וֹן אַפּ֑⁠וֹ</w:t>
+      </w:r>
+    </w:p>
+    <w:p>
+      <w:pPr/>
+      <w:r>
+        <w:rPr>
+          <w:lang w:val="hi_IN" w:bidi="hi_IN"/>
+        </w:rPr>
+      </w:r>
+      <w:r>
+        <w:rPr>
           <w:b/>
           <w:lang w:val="hi_IN" w:bidi="hi_IN"/>
         </w:rPr>
@@ -3118,6 +3426,20 @@
       </w:r>
       <w:r>
         <w:rPr>
+          <w:lang w:val="hi_IN" w:bidi="hi_IN"/>
+        </w:rPr>
+        <w:t>לְ⁠מָע֖וֹז</w:t>
+      </w:r>
+    </w:p>
+    <w:p>
+      <w:pPr/>
+      <w:r>
+        <w:rPr>
+          <w:lang w:val="hi_IN" w:bidi="hi_IN"/>
+        </w:rPr>
+      </w:r>
+      <w:r>
+        <w:rPr>
           <w:b/>
           <w:lang w:val="hi_IN" w:bidi="hi_IN"/>
         </w:rPr>
@@ -3201,6 +3523,20 @@
       </w:r>
       <w:r>
         <w:rPr>
+          <w:lang w:val="hi_IN" w:bidi="hi_IN"/>
+        </w:rPr>
+        <w:t>בְּ⁠י֣וֹם צָרָ֑ה</w:t>
+      </w:r>
+    </w:p>
+    <w:p>
+      <w:pPr/>
+      <w:r>
+        <w:rPr>
+          <w:lang w:val="hi_IN" w:bidi="hi_IN"/>
+        </w:rPr>
+      </w:r>
+      <w:r>
+        <w:rPr>
           <w:b/>
           <w:lang w:val="hi_IN" w:bidi="hi_IN"/>
         </w:rPr>
@@ -3310,6 +3646,20 @@
       </w:r>
       <w:r>
         <w:rPr>
+          <w:lang w:val="hi_IN" w:bidi="hi_IN"/>
+        </w:rPr>
+        <w:t>חֹ֥סֵי בֽ⁠וֹ</w:t>
+      </w:r>
+    </w:p>
+    <w:p>
+      <w:pPr/>
+      <w:r>
+        <w:rPr>
+          <w:lang w:val="hi_IN" w:bidi="hi_IN"/>
+        </w:rPr>
+      </w:r>
+      <w:r>
+        <w:rPr>
           <w:b/>
           <w:lang w:val="hi_IN" w:bidi="hi_IN"/>
         </w:rPr>
@@ -3406,6 +3756,20 @@
       </w:r>
       <w:r>
         <w:rPr>
+          <w:lang w:val="hi_IN" w:bidi="hi_IN"/>
+        </w:rPr>
+        <w:t>מְקוֹמָ֑⁠הּ</w:t>
+      </w:r>
+    </w:p>
+    <w:p>
+      <w:pPr/>
+      <w:r>
+        <w:rPr>
+          <w:lang w:val="hi_IN" w:bidi="hi_IN"/>
+        </w:rPr>
+      </w:r>
+      <w:r>
+        <w:rPr>
           <w:b/>
           <w:lang w:val="hi_IN" w:bidi="hi_IN"/>
         </w:rPr>
@@ -3502,6 +3866,20 @@
       </w:r>
       <w:r>
         <w:rPr>
+          <w:lang w:val="hi_IN" w:bidi="hi_IN"/>
+        </w:rPr>
+        <w:t>וְ⁠אֹיְבָ֖י⁠ו יְרַדֶּף־חֹֽשֶׁךְ</w:t>
+      </w:r>
+    </w:p>
+    <w:p>
+      <w:pPr/>
+      <w:r>
+        <w:rPr>
+          <w:lang w:val="hi_IN" w:bidi="hi_IN"/>
+        </w:rPr>
+      </w:r>
+      <w:r>
+        <w:rPr>
           <w:b/>
           <w:lang w:val="hi_IN" w:bidi="hi_IN"/>
         </w:rPr>
@@ -3598,6 +3976,20 @@
       </w:r>
       <w:r>
         <w:rPr>
+          <w:lang w:val="hi_IN" w:bidi="hi_IN"/>
+        </w:rPr>
+        <w:t>מַה־תְּחַשְּׁבוּ⁠ן֙ אֶל־יְהוָ֔ה</w:t>
+      </w:r>
+    </w:p>
+    <w:p>
+      <w:pPr/>
+      <w:r>
+        <w:rPr>
+          <w:lang w:val="hi_IN" w:bidi="hi_IN"/>
+        </w:rPr>
+      </w:r>
+      <w:r>
+        <w:rPr>
           <w:b/>
           <w:lang w:val="hi_IN" w:bidi="hi_IN"/>
         </w:rPr>
@@ -3681,6 +4073,20 @@
       </w:r>
       <w:r>
         <w:rPr>
+          <w:lang w:val="hi_IN" w:bidi="hi_IN"/>
+        </w:rPr>
+        <w:t>תְּחַשְּׁבוּ⁠ן֙</w:t>
+      </w:r>
+    </w:p>
+    <w:p>
+      <w:pPr/>
+      <w:r>
+        <w:rPr>
+          <w:lang w:val="hi_IN" w:bidi="hi_IN"/>
+        </w:rPr>
+      </w:r>
+      <w:r>
+        <w:rPr>
           <w:b/>
           <w:lang w:val="hi_IN" w:bidi="hi_IN"/>
         </w:rPr>
@@ -3789,6 +4195,20 @@
       </w:r>
       <w:r>
         <w:rPr>
+          <w:lang w:val="hi_IN" w:bidi="hi_IN"/>
+        </w:rPr>
+        <w:t>תְּחַשְּׁבוּ⁠ן֙</w:t>
+      </w:r>
+    </w:p>
+    <w:p>
+      <w:pPr/>
+      <w:r>
+        <w:rPr>
+          <w:lang w:val="hi_IN" w:bidi="hi_IN"/>
+        </w:rPr>
+      </w:r>
+      <w:r>
+        <w:rPr>
           <w:b/>
           <w:lang w:val="hi_IN" w:bidi="hi_IN"/>
         </w:rPr>
@@ -3897,6 +4317,20 @@
       </w:r>
       <w:r>
         <w:rPr>
+          <w:lang w:val="hi_IN" w:bidi="hi_IN"/>
+        </w:rPr>
+        <w:t>צָרָֽה</w:t>
+      </w:r>
+    </w:p>
+    <w:p>
+      <w:pPr/>
+      <w:r>
+        <w:rPr>
+          <w:lang w:val="hi_IN" w:bidi="hi_IN"/>
+        </w:rPr>
+      </w:r>
+      <w:r>
+        <w:rPr>
           <w:b/>
           <w:lang w:val="hi_IN" w:bidi="hi_IN"/>
         </w:rPr>
@@ -3993,6 +4427,20 @@
       </w:r>
       <w:r>
         <w:rPr>
+          <w:lang w:val="hi_IN" w:bidi="hi_IN"/>
+        </w:rPr>
+        <w:t>לֹֽא־תָק֥וּם</w:t>
+      </w:r>
+    </w:p>
+    <w:p>
+      <w:pPr/>
+      <w:r>
+        <w:rPr>
+          <w:lang w:val="hi_IN" w:bidi="hi_IN"/>
+        </w:rPr>
+      </w:r>
+      <w:r>
+        <w:rPr>
           <w:b/>
           <w:lang w:val="hi_IN" w:bidi="hi_IN"/>
         </w:rPr>
@@ -4102,6 +4550,20 @@
       </w:r>
       <w:r>
         <w:rPr>
+          <w:lang w:val="hi_IN" w:bidi="hi_IN"/>
+        </w:rPr>
+        <w:t>עַד־סִירִ֣ים סְבֻכִ֔ים וּ⁠כְ⁠סָבְאָ֖⁠ם סְבוּאִ֑ים אֻ֨כְּל֔וּ</w:t>
+      </w:r>
+    </w:p>
+    <w:p>
+      <w:pPr/>
+      <w:r>
+        <w:rPr>
+          <w:lang w:val="hi_IN" w:bidi="hi_IN"/>
+        </w:rPr>
+      </w:r>
+      <w:r>
+        <w:rPr>
           <w:b/>
           <w:lang w:val="hi_IN" w:bidi="hi_IN"/>
         </w:rPr>
@@ -4185,6 +4647,20 @@
       </w:r>
       <w:r>
         <w:rPr>
+          <w:lang w:val="hi_IN" w:bidi="hi_IN"/>
+        </w:rPr>
+        <w:t>וּ⁠כְ⁠סָבְאָ֖⁠ם &amp; אֻ֨כְּל֔וּ</w:t>
+      </w:r>
+    </w:p>
+    <w:p>
+      <w:pPr/>
+      <w:r>
+        <w:rPr>
+          <w:lang w:val="hi_IN" w:bidi="hi_IN"/>
+        </w:rPr>
+      </w:r>
+      <w:r>
+        <w:rPr>
           <w:b/>
           <w:lang w:val="hi_IN" w:bidi="hi_IN"/>
         </w:rPr>
@@ -4294,6 +4770,20 @@
       </w:r>
       <w:r>
         <w:rPr>
+          <w:lang w:val="hi_IN" w:bidi="hi_IN"/>
+        </w:rPr>
+        <w:t>אֻ֨כְּל֔וּ</w:t>
+      </w:r>
+    </w:p>
+    <w:p>
+      <w:pPr/>
+      <w:r>
+        <w:rPr>
+          <w:lang w:val="hi_IN" w:bidi="hi_IN"/>
+        </w:rPr>
+      </w:r>
+      <w:r>
+        <w:rPr>
           <w:b/>
           <w:lang w:val="hi_IN" w:bidi="hi_IN"/>
         </w:rPr>
@@ -4377,6 +4867,20 @@
       </w:r>
       <w:r>
         <w:rPr>
+          <w:lang w:val="hi_IN" w:bidi="hi_IN"/>
+        </w:rPr>
+        <w:t>מִמֵּ֣⁠ךְ</w:t>
+      </w:r>
+    </w:p>
+    <w:p>
+      <w:pPr/>
+      <w:r>
+        <w:rPr>
+          <w:lang w:val="hi_IN" w:bidi="hi_IN"/>
+        </w:rPr>
+      </w:r>
+      <w:r>
+        <w:rPr>
           <w:b/>
           <w:lang w:val="hi_IN" w:bidi="hi_IN"/>
         </w:rPr>
@@ -4473,6 +4977,20 @@
       </w:r>
       <w:r>
         <w:rPr>
+          <w:lang w:val="hi_IN" w:bidi="hi_IN"/>
+        </w:rPr>
+        <w:t>מִמֵּ֣⁠ךְ</w:t>
+      </w:r>
+    </w:p>
+    <w:p>
+      <w:pPr/>
+      <w:r>
+        <w:rPr>
+          <w:lang w:val="hi_IN" w:bidi="hi_IN"/>
+        </w:rPr>
+      </w:r>
+      <w:r>
+        <w:rPr>
           <w:b/>
           <w:lang w:val="hi_IN" w:bidi="hi_IN"/>
         </w:rPr>
@@ -4569,6 +5087,20 @@
       </w:r>
       <w:r>
         <w:rPr>
+          <w:lang w:val="hi_IN" w:bidi="hi_IN"/>
+        </w:rPr>
+        <w:t>מִמֵּ֣⁠ךְ יָצָ֔א</w:t>
+      </w:r>
+    </w:p>
+    <w:p>
+      <w:pPr/>
+      <w:r>
+        <w:rPr>
+          <w:lang w:val="hi_IN" w:bidi="hi_IN"/>
+        </w:rPr>
+      </w:r>
+      <w:r>
+        <w:rPr>
           <w:b/>
           <w:lang w:val="hi_IN" w:bidi="hi_IN"/>
         </w:rPr>
@@ -4652,6 +5184,20 @@
       </w:r>
       <w:r>
         <w:rPr>
+          <w:lang w:val="hi_IN" w:bidi="hi_IN"/>
+        </w:rPr>
+        <w:t>חֹשֵׁ֥ב &amp; רָעָ֑ה יֹעֵ֖ץ בְּלִיָּֽעַל</w:t>
+      </w:r>
+    </w:p>
+    <w:p>
+      <w:pPr/>
+      <w:r>
+        <w:rPr>
+          <w:lang w:val="hi_IN" w:bidi="hi_IN"/>
+        </w:rPr>
+      </w:r>
+      <w:r>
+        <w:rPr>
           <w:b/>
           <w:lang w:val="hi_IN" w:bidi="hi_IN"/>
         </w:rPr>
@@ -4748,6 +5294,20 @@
       </w:r>
       <w:r>
         <w:rPr>
+          <w:lang w:val="hi_IN" w:bidi="hi_IN"/>
+        </w:rPr>
+        <w:t>חֹשֵׁ֥ב &amp; רָעָ֑ה יֹעֵ֖ץ בְּלִיָּֽעַל</w:t>
+      </w:r>
+    </w:p>
+    <w:p>
+      <w:pPr/>
+      <w:r>
+        <w:rPr>
+          <w:lang w:val="hi_IN" w:bidi="hi_IN"/>
+        </w:rPr>
+      </w:r>
+      <w:r>
+        <w:rPr>
           <w:b/>
           <w:lang w:val="hi_IN" w:bidi="hi_IN"/>
         </w:rPr>
@@ -4870,6 +5430,20 @@
       </w:r>
       <w:r>
         <w:rPr>
+          <w:lang w:val="hi_IN" w:bidi="hi_IN"/>
+        </w:rPr>
+        <w:t>שְׁלֵמִים֙</w:t>
+      </w:r>
+    </w:p>
+    <w:p>
+      <w:pPr/>
+      <w:r>
+        <w:rPr>
+          <w:lang w:val="hi_IN" w:bidi="hi_IN"/>
+        </w:rPr>
+      </w:r>
+      <w:r>
+        <w:rPr>
           <w:b/>
           <w:lang w:val="hi_IN" w:bidi="hi_IN"/>
         </w:rPr>
@@ -4966,6 +5540,20 @@
       </w:r>
       <w:r>
         <w:rPr>
+          <w:lang w:val="hi_IN" w:bidi="hi_IN"/>
+        </w:rPr>
+        <w:t>שְׁלֵמִים֙</w:t>
+      </w:r>
+    </w:p>
+    <w:p>
+      <w:pPr/>
+      <w:r>
+        <w:rPr>
+          <w:lang w:val="hi_IN" w:bidi="hi_IN"/>
+        </w:rPr>
+      </w:r>
+      <w:r>
+        <w:rPr>
           <w:b/>
           <w:lang w:val="hi_IN" w:bidi="hi_IN"/>
         </w:rPr>
@@ -5062,6 +5650,20 @@
       </w:r>
       <w:r>
         <w:rPr>
+          <w:lang w:val="hi_IN" w:bidi="hi_IN"/>
+        </w:rPr>
+        <w:t>נָגֹ֖זּוּ וְ⁠עָבָ֑ר</w:t>
+      </w:r>
+    </w:p>
+    <w:p>
+      <w:pPr/>
+      <w:r>
+        <w:rPr>
+          <w:lang w:val="hi_IN" w:bidi="hi_IN"/>
+        </w:rPr>
+      </w:r>
+      <w:r>
+        <w:rPr>
           <w:b/>
           <w:lang w:val="hi_IN" w:bidi="hi_IN"/>
         </w:rPr>
@@ -5145,6 +5747,20 @@
       </w:r>
       <w:r>
         <w:rPr>
+          <w:lang w:val="hi_IN" w:bidi="hi_IN"/>
+        </w:rPr>
+        <w:t>נָגֹ֖זּוּ</w:t>
+      </w:r>
+    </w:p>
+    <w:p>
+      <w:pPr/>
+      <w:r>
+        <w:rPr>
+          <w:lang w:val="hi_IN" w:bidi="hi_IN"/>
+        </w:rPr>
+      </w:r>
+      <w:r>
+        <w:rPr>
           <w:b/>
           <w:lang w:val="hi_IN" w:bidi="hi_IN"/>
         </w:rPr>
@@ -5241,6 +5857,20 @@
       </w:r>
       <w:r>
         <w:rPr>
+          <w:lang w:val="hi_IN" w:bidi="hi_IN"/>
+        </w:rPr>
+        <w:t>נָגֹ֖זּוּ</w:t>
+      </w:r>
+    </w:p>
+    <w:p>
+      <w:pPr/>
+      <w:r>
+        <w:rPr>
+          <w:lang w:val="hi_IN" w:bidi="hi_IN"/>
+        </w:rPr>
+      </w:r>
+      <w:r>
+        <w:rPr>
           <w:b/>
           <w:lang w:val="hi_IN" w:bidi="hi_IN"/>
         </w:rPr>
@@ -5324,6 +5954,20 @@
       </w:r>
       <w:r>
         <w:rPr>
+          <w:lang w:val="hi_IN" w:bidi="hi_IN"/>
+        </w:rPr>
+        <w:t>וְ⁠עָבָ֑ר</w:t>
+      </w:r>
+    </w:p>
+    <w:p>
+      <w:pPr/>
+      <w:r>
+        <w:rPr>
+          <w:lang w:val="hi_IN" w:bidi="hi_IN"/>
+        </w:rPr>
+      </w:r>
+      <w:r>
+        <w:rPr>
           <w:b/>
           <w:lang w:val="hi_IN" w:bidi="hi_IN"/>
         </w:rPr>
@@ -5422,6 +6066,20 @@
         <w:rPr>
           <w:lang w:val="hi_IN" w:bidi="hi_IN"/>
         </w:rPr>
+      </w:r>
+    </w:p>
+    <w:p>
+      <w:pPr/>
+      <w:r>
+        <w:rPr>
+          <w:lang w:val="hi_IN" w:bidi="hi_IN"/>
+        </w:rPr>
+      </w:r>
+      <w:r>
+        <w:rPr>
+          <w:lang w:val="hi_IN" w:bidi="hi_IN"/>
+        </w:rPr>
+        <w:t>וְ⁠עִ֨נִּתִ֔⁠ךְ</w:t>
       </w:r>
     </w:p>
     <w:p>
@@ -5629,6 +6287,20 @@
       </w:r>
       <w:r>
         <w:rPr>
+          <w:lang w:val="hi_IN" w:bidi="hi_IN"/>
+        </w:rPr>
+        <w:t>מֹטֵ֖⁠הוּ</w:t>
+      </w:r>
+    </w:p>
+    <w:p>
+      <w:pPr/>
+      <w:r>
+        <w:rPr>
+          <w:lang w:val="hi_IN" w:bidi="hi_IN"/>
+        </w:rPr>
+      </w:r>
+      <w:r>
+        <w:rPr>
           <w:b/>
           <w:lang w:val="hi_IN" w:bidi="hi_IN"/>
         </w:rPr>
@@ -5750,6 +6422,20 @@
       </w:r>
       <w:r>
         <w:rPr>
+          <w:lang w:val="hi_IN" w:bidi="hi_IN"/>
+        </w:rPr>
+        <w:t>מֹטֵ֖⁠הוּ</w:t>
+      </w:r>
+    </w:p>
+    <w:p>
+      <w:pPr/>
+      <w:r>
+        <w:rPr>
+          <w:lang w:val="hi_IN" w:bidi="hi_IN"/>
+        </w:rPr>
+      </w:r>
+      <w:r>
+        <w:rPr>
           <w:b/>
           <w:lang w:val="hi_IN" w:bidi="hi_IN"/>
         </w:rPr>
@@ -5846,6 +6532,20 @@
       </w:r>
       <w:r>
         <w:rPr>
+          <w:lang w:val="hi_IN" w:bidi="hi_IN"/>
+        </w:rPr>
+        <w:t>מֵֽ⁠עָלָ֑יִ⁠ךְ וּ⁠מוֹסְרֹתַ֖יִ⁠ךְ</w:t>
+      </w:r>
+    </w:p>
+    <w:p>
+      <w:pPr/>
+      <w:r>
+        <w:rPr>
+          <w:lang w:val="hi_IN" w:bidi="hi_IN"/>
+        </w:rPr>
+      </w:r>
+      <w:r>
+        <w:rPr>
           <w:b/>
           <w:lang w:val="hi_IN" w:bidi="hi_IN"/>
         </w:rPr>
@@ -5955,6 +6655,20 @@
       </w:r>
       <w:r>
         <w:rPr>
+          <w:lang w:val="hi_IN" w:bidi="hi_IN"/>
+        </w:rPr>
+        <w:t>וּ⁠מוֹסְרֹתַ֖יִ⁠ךְ אֲנַתֵּֽק</w:t>
+      </w:r>
+    </w:p>
+    <w:p>
+      <w:pPr/>
+      <w:r>
+        <w:rPr>
+          <w:lang w:val="hi_IN" w:bidi="hi_IN"/>
+        </w:rPr>
+      </w:r>
+      <w:r>
+        <w:rPr>
           <w:b/>
           <w:lang w:val="hi_IN" w:bidi="hi_IN"/>
         </w:rPr>
@@ -6051,6 +6765,20 @@
       </w:r>
       <w:r>
         <w:rPr>
+          <w:lang w:val="hi_IN" w:bidi="hi_IN"/>
+        </w:rPr>
+        <w:t>עָלֶ֨י⁠ךָ֙</w:t>
+      </w:r>
+    </w:p>
+    <w:p>
+      <w:pPr/>
+      <w:r>
+        <w:rPr>
+          <w:lang w:val="hi_IN" w:bidi="hi_IN"/>
+        </w:rPr>
+      </w:r>
+      <w:r>
+        <w:rPr>
           <w:b/>
           <w:lang w:val="hi_IN" w:bidi="hi_IN"/>
         </w:rPr>
@@ -6147,6 +6875,20 @@
       </w:r>
       <w:r>
         <w:rPr>
+          <w:lang w:val="hi_IN" w:bidi="hi_IN"/>
+        </w:rPr>
+        <w:t>לֹֽא־יִזָּרַ֥ע מִ⁠שִּׁמְ⁠ךָ֖</w:t>
+      </w:r>
+    </w:p>
+    <w:p>
+      <w:pPr/>
+      <w:r>
+        <w:rPr>
+          <w:lang w:val="hi_IN" w:bidi="hi_IN"/>
+        </w:rPr>
+      </w:r>
+      <w:r>
+        <w:rPr>
           <w:b/>
           <w:lang w:val="hi_IN" w:bidi="hi_IN"/>
         </w:rPr>
@@ -6243,6 +6985,20 @@
       </w:r>
       <w:r>
         <w:rPr>
+          <w:lang w:val="hi_IN" w:bidi="hi_IN"/>
+        </w:rPr>
+        <w:t>אַכְרִ֨ית</w:t>
+      </w:r>
+    </w:p>
+    <w:p>
+      <w:pPr/>
+      <w:r>
+        <w:rPr>
+          <w:lang w:val="hi_IN" w:bidi="hi_IN"/>
+        </w:rPr>
+      </w:r>
+      <w:r>
+        <w:rPr>
           <w:b/>
           <w:lang w:val="hi_IN" w:bidi="hi_IN"/>
         </w:rPr>
@@ -6339,6 +7095,20 @@
       </w:r>
       <w:r>
         <w:rPr>
+          <w:lang w:val="hi_IN" w:bidi="hi_IN"/>
+        </w:rPr>
+        <w:t>הִנֵּ֨ה</w:t>
+      </w:r>
+    </w:p>
+    <w:p>
+      <w:pPr/>
+      <w:r>
+        <w:rPr>
+          <w:lang w:val="hi_IN" w:bidi="hi_IN"/>
+        </w:rPr>
+      </w:r>
+      <w:r>
+        <w:rPr>
           <w:b/>
           <w:lang w:val="hi_IN" w:bidi="hi_IN"/>
         </w:rPr>
@@ -6435,6 +7205,20 @@
       </w:r>
       <w:r>
         <w:rPr>
+          <w:lang w:val="hi_IN" w:bidi="hi_IN"/>
+        </w:rPr>
+        <w:t>רַגְלֵ֤י מְבַשֵּׂר֙</w:t>
+      </w:r>
+    </w:p>
+    <w:p>
+      <w:pPr/>
+      <w:r>
+        <w:rPr>
+          <w:lang w:val="hi_IN" w:bidi="hi_IN"/>
+        </w:rPr>
+      </w:r>
+      <w:r>
+        <w:rPr>
           <w:b/>
           <w:lang w:val="hi_IN" w:bidi="hi_IN"/>
         </w:rPr>
@@ -6531,6 +7315,20 @@
       </w:r>
       <w:r>
         <w:rPr>
+          <w:lang w:val="hi_IN" w:bidi="hi_IN"/>
+        </w:rPr>
+        <w:t>חָגִּ֧י &amp; חַגַּ֖יִ⁠ךְ</w:t>
+      </w:r>
+    </w:p>
+    <w:p>
+      <w:pPr/>
+      <w:r>
+        <w:rPr>
+          <w:lang w:val="hi_IN" w:bidi="hi_IN"/>
+        </w:rPr>
+      </w:r>
+      <w:r>
+        <w:rPr>
           <w:b/>
           <w:lang w:val="hi_IN" w:bidi="hi_IN"/>
         </w:rPr>
@@ -6641,6 +7439,20 @@
       </w:r>
       <w:r>
         <w:rPr>
+          <w:lang w:val="hi_IN" w:bidi="hi_IN"/>
+        </w:rPr>
+        <w:t>יְהוּדָ֛ה</w:t>
+      </w:r>
+    </w:p>
+    <w:p>
+      <w:pPr/>
+      <w:r>
+        <w:rPr>
+          <w:lang w:val="hi_IN" w:bidi="hi_IN"/>
+        </w:rPr>
+      </w:r>
+      <w:r>
+        <w:rPr>
           <w:b/>
           <w:lang w:val="hi_IN" w:bidi="hi_IN"/>
         </w:rPr>
@@ -6737,6 +7549,20 @@
       </w:r>
       <w:r>
         <w:rPr>
+          <w:lang w:val="hi_IN" w:bidi="hi_IN"/>
+        </w:rPr>
+        <w:t>בְּלִיַּ֖עַל</w:t>
+      </w:r>
+    </w:p>
+    <w:p>
+      <w:pPr/>
+      <w:r>
+        <w:rPr>
+          <w:lang w:val="hi_IN" w:bidi="hi_IN"/>
+        </w:rPr>
+      </w:r>
+      <w:r>
+        <w:rPr>
           <w:b/>
           <w:lang w:val="hi_IN" w:bidi="hi_IN"/>
         </w:rPr>
@@ -6827,6 +7653,20 @@
       </w:r>
       <w:r>
         <w:rPr>
+          <w:lang w:val="hi_IN" w:bidi="hi_IN"/>
+        </w:rPr>
+        <w:t>כֻּלֹּ֥⁠ה נִכְרָֽת</w:t>
+      </w:r>
+    </w:p>
+    <w:p>
+      <w:pPr/>
+      <w:r>
+        <w:rPr>
+          <w:lang w:val="hi_IN" w:bidi="hi_IN"/>
+        </w:rPr>
+      </w:r>
+      <w:r>
+        <w:rPr>
           <w:b/>
           <w:lang w:val="hi_IN" w:bidi="hi_IN"/>
         </w:rPr>
@@ -6936,6 +7776,20 @@
       </w:r>
       <w:r>
         <w:rPr>
+          <w:lang w:val="hi_IN" w:bidi="hi_IN"/>
+        </w:rPr>
+        <w:t>כֻּלֹּ֥⁠ה נִכְרָֽת</w:t>
+      </w:r>
+    </w:p>
+    <w:p>
+      <w:pPr/>
+      <w:r>
+        <w:rPr>
+          <w:lang w:val="hi_IN" w:bidi="hi_IN"/>
+        </w:rPr>
+      </w:r>
+      <w:r>
+        <w:rPr>
           <w:b/>
           <w:lang w:val="hi_IN" w:bidi="hi_IN"/>
         </w:rPr>
@@ -7008,6 +7862,20 @@
         <w:rPr>
           <w:lang w:val="hi_IN" w:bidi="hi_IN"/>
         </w:rPr>
+      </w:r>
+    </w:p>
+    <w:p>
+      <w:pPr/>
+      <w:r>
+        <w:rPr>
+          <w:lang w:val="hi_IN" w:bidi="hi_IN"/>
+        </w:rPr>
+      </w:r>
+      <w:r>
+        <w:rPr>
+          <w:lang w:val="hi_IN" w:bidi="hi_IN"/>
+        </w:rPr>
+        <w:t>כֻּלֹּ֥⁠ה נִכְרָֽת</w:t>
       </w:r>
     </w:p>
     <w:p>
@@ -7338,6 +8206,20 @@
       </w:r>
       <w:r>
         <w:rPr>
+          <w:lang w:val="hi_IN" w:bidi="hi_IN"/>
+        </w:rPr>
+        <w:t>עָלָ֥ה מֵפִ֛יץ עַל־פָּנַ֖יִ⁠ךְ</w:t>
+      </w:r>
+    </w:p>
+    <w:p>
+      <w:pPr/>
+      <w:r>
+        <w:rPr>
+          <w:lang w:val="hi_IN" w:bidi="hi_IN"/>
+        </w:rPr>
+      </w:r>
+      <w:r>
+        <w:rPr>
           <w:b/>
           <w:lang w:val="hi_IN" w:bidi="hi_IN"/>
         </w:rPr>
@@ -7448,6 +8330,20 @@
       </w:r>
       <w:r>
         <w:rPr>
+          <w:lang w:val="hi_IN" w:bidi="hi_IN"/>
+        </w:rPr>
+        <w:t>עָלָ֥ה</w:t>
+      </w:r>
+    </w:p>
+    <w:p>
+      <w:pPr/>
+      <w:r>
+        <w:rPr>
+          <w:lang w:val="hi_IN" w:bidi="hi_IN"/>
+        </w:rPr>
+      </w:r>
+      <w:r>
+        <w:rPr>
           <w:b/>
           <w:lang w:val="hi_IN" w:bidi="hi_IN"/>
         </w:rPr>
@@ -7531,6 +8427,20 @@
       </w:r>
       <w:r>
         <w:rPr>
+          <w:lang w:val="hi_IN" w:bidi="hi_IN"/>
+        </w:rPr>
+        <w:t>פָּנַ֖יִ⁠ךְ</w:t>
+      </w:r>
+    </w:p>
+    <w:p>
+      <w:pPr/>
+      <w:r>
+        <w:rPr>
+          <w:lang w:val="hi_IN" w:bidi="hi_IN"/>
+        </w:rPr>
+      </w:r>
+      <w:r>
+        <w:rPr>
           <w:b/>
           <w:lang w:val="hi_IN" w:bidi="hi_IN"/>
         </w:rPr>
@@ -7627,6 +8537,20 @@
       </w:r>
       <w:r>
         <w:rPr>
+          <w:lang w:val="hi_IN" w:bidi="hi_IN"/>
+        </w:rPr>
+        <w:t>פָּנַ֖יִ⁠ךְ</w:t>
+      </w:r>
+    </w:p>
+    <w:p>
+      <w:pPr/>
+      <w:r>
+        <w:rPr>
+          <w:lang w:val="hi_IN" w:bidi="hi_IN"/>
+        </w:rPr>
+      </w:r>
+      <w:r>
+        <w:rPr>
           <w:b/>
           <w:lang w:val="hi_IN" w:bidi="hi_IN"/>
         </w:rPr>
@@ -7736,6 +8660,20 @@
       </w:r>
       <w:r>
         <w:rPr>
+          <w:lang w:val="hi_IN" w:bidi="hi_IN"/>
+        </w:rPr>
+        <w:t>אַמֵּ֥ץ כֹּ֖חַ מְאֹֽד</w:t>
+      </w:r>
+    </w:p>
+    <w:p>
+      <w:pPr/>
+      <w:r>
+        <w:rPr>
+          <w:lang w:val="hi_IN" w:bidi="hi_IN"/>
+        </w:rPr>
+      </w:r>
+      <w:r>
+        <w:rPr>
           <w:b/>
           <w:lang w:val="hi_IN" w:bidi="hi_IN"/>
         </w:rPr>
@@ -7846,6 +8784,20 @@
       </w:r>
       <w:r>
         <w:rPr>
+          <w:lang w:val="hi_IN" w:bidi="hi_IN"/>
+        </w:rPr>
+        <w:t>חַזֵּ֣ק מָתְנַ֔יִם</w:t>
+      </w:r>
+    </w:p>
+    <w:p>
+      <w:pPr/>
+      <w:r>
+        <w:rPr>
+          <w:lang w:val="hi_IN" w:bidi="hi_IN"/>
+        </w:rPr>
+      </w:r>
+      <w:r>
+        <w:rPr>
           <w:b/>
           <w:lang w:val="hi_IN" w:bidi="hi_IN"/>
         </w:rPr>
@@ -7942,6 +8894,20 @@
       </w:r>
       <w:r>
         <w:rPr>
+          <w:lang w:val="hi_IN" w:bidi="hi_IN"/>
+        </w:rPr>
+        <w:t>שָׁ֤ב</w:t>
+      </w:r>
+    </w:p>
+    <w:p>
+      <w:pPr/>
+      <w:r>
+        <w:rPr>
+          <w:lang w:val="hi_IN" w:bidi="hi_IN"/>
+        </w:rPr>
+      </w:r>
+      <w:r>
+        <w:rPr>
           <w:b/>
           <w:lang w:val="hi_IN" w:bidi="hi_IN"/>
         </w:rPr>
@@ -8039,6 +9005,20 @@
       </w:r>
       <w:r>
         <w:rPr>
+          <w:lang w:val="hi_IN" w:bidi="hi_IN"/>
+        </w:rPr>
+        <w:t>שָׁ֤ב יְהוָה֙ אֶת־גְּא֣וֹן יַעֲקֹ֔ב כִּ⁠גְא֖וֹן יִשְׂרָאֵ֑ל</w:t>
+      </w:r>
+    </w:p>
+    <w:p>
+      <w:pPr/>
+      <w:r>
+        <w:rPr>
+          <w:lang w:val="hi_IN" w:bidi="hi_IN"/>
+        </w:rPr>
+      </w:r>
+      <w:r>
+        <w:rPr>
           <w:b/>
           <w:lang w:val="hi_IN" w:bidi="hi_IN"/>
         </w:rPr>
@@ -8149,6 +9129,20 @@
       </w:r>
       <w:r>
         <w:rPr>
+          <w:lang w:val="hi_IN" w:bidi="hi_IN"/>
+        </w:rPr>
+        <w:t>בְקָקוּ⁠ם֙ בֹּֽקְקִ֔ים</w:t>
+      </w:r>
+    </w:p>
+    <w:p>
+      <w:pPr/>
+      <w:r>
+        <w:rPr>
+          <w:lang w:val="hi_IN" w:bidi="hi_IN"/>
+        </w:rPr>
+      </w:r>
+      <w:r>
+        <w:rPr>
           <w:b/>
           <w:lang w:val="hi_IN" w:bidi="hi_IN"/>
         </w:rPr>
@@ -8271,6 +9265,20 @@
       </w:r>
       <w:r>
         <w:rPr>
+          <w:lang w:val="hi_IN" w:bidi="hi_IN"/>
+        </w:rPr>
+        <w:t>גִּבֹּרֵ֜י⁠הוּ</w:t>
+      </w:r>
+    </w:p>
+    <w:p>
+      <w:pPr/>
+      <w:r>
+        <w:rPr>
+          <w:lang w:val="hi_IN" w:bidi="hi_IN"/>
+        </w:rPr>
+      </w:r>
+      <w:r>
+        <w:rPr>
           <w:b/>
           <w:lang w:val="hi_IN" w:bidi="hi_IN"/>
         </w:rPr>
@@ -8381,6 +9389,20 @@
       </w:r>
       <w:r>
         <w:rPr>
+          <w:lang w:val="hi_IN" w:bidi="hi_IN"/>
+        </w:rPr>
+        <w:t>מְתֻלָּעִ֔ים</w:t>
+      </w:r>
+    </w:p>
+    <w:p>
+      <w:pPr/>
+      <w:r>
+        <w:rPr>
+          <w:lang w:val="hi_IN" w:bidi="hi_IN"/>
+        </w:rPr>
+      </w:r>
+      <w:r>
+        <w:rPr>
           <w:b/>
           <w:lang w:val="hi_IN" w:bidi="hi_IN"/>
         </w:rPr>
@@ -8478,6 +9500,20 @@
       </w:r>
       <w:r>
         <w:rPr>
+          <w:lang w:val="hi_IN" w:bidi="hi_IN"/>
+        </w:rPr>
+        <w:t>בְּ⁠אֵשׁ &amp; הָ⁠רֶ֖כֶב</w:t>
+      </w:r>
+    </w:p>
+    <w:p>
+      <w:pPr/>
+      <w:r>
+        <w:rPr>
+          <w:lang w:val="hi_IN" w:bidi="hi_IN"/>
+        </w:rPr>
+      </w:r>
+      <w:r>
+        <w:rPr>
           <w:b/>
           <w:lang w:val="hi_IN" w:bidi="hi_IN"/>
         </w:rPr>
@@ -8600,6 +9636,20 @@
       </w:r>
       <w:r>
         <w:rPr>
+          <w:lang w:val="hi_IN" w:bidi="hi_IN"/>
+        </w:rPr>
+        <w:t>בְּ⁠אֵשׁ־פְּלָד֥וֹת</w:t>
+      </w:r>
+    </w:p>
+    <w:p>
+      <w:pPr/>
+      <w:r>
+        <w:rPr>
+          <w:lang w:val="hi_IN" w:bidi="hi_IN"/>
+        </w:rPr>
+      </w:r>
+      <w:r>
+        <w:rPr>
           <w:b/>
           <w:lang w:val="hi_IN" w:bidi="hi_IN"/>
         </w:rPr>
@@ -8735,6 +9785,20 @@
       </w:r>
       <w:r>
         <w:rPr>
+          <w:lang w:val="hi_IN" w:bidi="hi_IN"/>
+        </w:rPr>
+        <w:t>וְ⁠הַ⁠בְּרֹשִׁ֖ים</w:t>
+      </w:r>
+    </w:p>
+    <w:p>
+      <w:pPr/>
+      <w:r>
+        <w:rPr>
+          <w:lang w:val="hi_IN" w:bidi="hi_IN"/>
+        </w:rPr>
+      </w:r>
+      <w:r>
+        <w:rPr>
           <w:b/>
           <w:lang w:val="hi_IN" w:bidi="hi_IN"/>
         </w:rPr>
@@ -8844,6 +9908,20 @@
       </w:r>
       <w:r>
         <w:rPr>
+          <w:lang w:val="hi_IN" w:bidi="hi_IN"/>
+        </w:rPr>
+        <w:t>יִתְהוֹלְל֣וּ</w:t>
+      </w:r>
+    </w:p>
+    <w:p>
+      <w:pPr/>
+      <w:r>
+        <w:rPr>
+          <w:lang w:val="hi_IN" w:bidi="hi_IN"/>
+        </w:rPr>
+      </w:r>
+      <w:r>
+        <w:rPr>
           <w:b/>
           <w:lang w:val="hi_IN" w:bidi="hi_IN"/>
         </w:rPr>
@@ -8941,6 +10019,20 @@
       </w:r>
       <w:r>
         <w:rPr>
+          <w:lang w:val="hi_IN" w:bidi="hi_IN"/>
+        </w:rPr>
+        <w:t>כַּ⁠לַּפִּידִ֔ם</w:t>
+      </w:r>
+    </w:p>
+    <w:p>
+      <w:pPr/>
+      <w:r>
+        <w:rPr>
+          <w:lang w:val="hi_IN" w:bidi="hi_IN"/>
+        </w:rPr>
+      </w:r>
+      <w:r>
+        <w:rPr>
           <w:b/>
           <w:lang w:val="hi_IN" w:bidi="hi_IN"/>
         </w:rPr>
@@ -9024,6 +10116,20 @@
       </w:r>
       <w:r>
         <w:rPr>
+          <w:lang w:val="hi_IN" w:bidi="hi_IN"/>
+        </w:rPr>
+        <w:t>כַּ⁠בְּרָקִ֖ים יְרוֹצֵֽצוּ</w:t>
+      </w:r>
+    </w:p>
+    <w:p>
+      <w:pPr/>
+      <w:r>
+        <w:rPr>
+          <w:lang w:val="hi_IN" w:bidi="hi_IN"/>
+        </w:rPr>
+      </w:r>
+      <w:r>
+        <w:rPr>
           <w:b/>
           <w:lang w:val="hi_IN" w:bidi="hi_IN"/>
         </w:rPr>
@@ -9121,6 +10227,20 @@
       </w:r>
       <w:r>
         <w:rPr>
+          <w:lang w:val="hi_IN" w:bidi="hi_IN"/>
+        </w:rPr>
+        <w:t>יִזְכֹּר֙</w:t>
+      </w:r>
+    </w:p>
+    <w:p>
+      <w:pPr/>
+      <w:r>
+        <w:rPr>
+          <w:lang w:val="hi_IN" w:bidi="hi_IN"/>
+        </w:rPr>
+      </w:r>
+      <w:r>
+        <w:rPr>
           <w:b/>
           <w:lang w:val="hi_IN" w:bidi="hi_IN"/>
         </w:rPr>
@@ -9243,6 +10363,20 @@
       </w:r>
       <w:r>
         <w:rPr>
+          <w:lang w:val="hi_IN" w:bidi="hi_IN"/>
+        </w:rPr>
+        <w:t>חֽוֹמָתָ֔⁠הּ</w:t>
+      </w:r>
+    </w:p>
+    <w:p>
+      <w:pPr/>
+      <w:r>
+        <w:rPr>
+          <w:lang w:val="hi_IN" w:bidi="hi_IN"/>
+        </w:rPr>
+      </w:r>
+      <w:r>
+        <w:rPr>
           <w:b/>
           <w:lang w:val="hi_IN" w:bidi="hi_IN"/>
         </w:rPr>
@@ -9365,6 +10499,20 @@
       </w:r>
       <w:r>
         <w:rPr>
+          <w:lang w:val="hi_IN" w:bidi="hi_IN"/>
+        </w:rPr>
+        <w:t>וְ⁠הֻכַ֖ן הַ⁠סֹּכֵֽךְ</w:t>
+      </w:r>
+    </w:p>
+    <w:p>
+      <w:pPr/>
+      <w:r>
+        <w:rPr>
+          <w:lang w:val="hi_IN" w:bidi="hi_IN"/>
+        </w:rPr>
+      </w:r>
+      <w:r>
+        <w:rPr>
           <w:b/>
           <w:lang w:val="hi_IN" w:bidi="hi_IN"/>
         </w:rPr>
@@ -9487,6 +10635,20 @@
       </w:r>
       <w:r>
         <w:rPr>
+          <w:lang w:val="hi_IN" w:bidi="hi_IN"/>
+        </w:rPr>
+        <w:t>שַׁעֲרֵ֥י הַ⁠נְּהָר֖וֹת נִפְתָּ֑חוּ וְ⁠הַֽ⁠הֵיכָ֖ל נָמֽוֹג</w:t>
+      </w:r>
+    </w:p>
+    <w:p>
+      <w:pPr/>
+      <w:r>
+        <w:rPr>
+          <w:lang w:val="hi_IN" w:bidi="hi_IN"/>
+        </w:rPr>
+      </w:r>
+      <w:r>
+        <w:rPr>
           <w:b/>
           <w:lang w:val="hi_IN" w:bidi="hi_IN"/>
         </w:rPr>
@@ -9584,6 +10746,20 @@
       </w:r>
       <w:r>
         <w:rPr>
+          <w:lang w:val="hi_IN" w:bidi="hi_IN"/>
+        </w:rPr>
+        <w:t>שַׁעֲרֵ֥י הַ⁠נְּהָר֖וֹת</w:t>
+      </w:r>
+    </w:p>
+    <w:p>
+      <w:pPr/>
+      <w:r>
+        <w:rPr>
+          <w:lang w:val="hi_IN" w:bidi="hi_IN"/>
+        </w:rPr>
+      </w:r>
+      <w:r>
+        <w:rPr>
           <w:b/>
           <w:lang w:val="hi_IN" w:bidi="hi_IN"/>
         </w:rPr>
@@ -9667,6 +10843,20 @@
       </w:r>
       <w:r>
         <w:rPr>
+          <w:lang w:val="hi_IN" w:bidi="hi_IN"/>
+        </w:rPr>
+        <w:t>נִפְתָּ֑חוּ</w:t>
+      </w:r>
+    </w:p>
+    <w:p>
+      <w:pPr/>
+      <w:r>
+        <w:rPr>
+          <w:lang w:val="hi_IN" w:bidi="hi_IN"/>
+        </w:rPr>
+      </w:r>
+      <w:r>
+        <w:rPr>
           <w:b/>
           <w:lang w:val="hi_IN" w:bidi="hi_IN"/>
         </w:rPr>
@@ -9763,6 +10953,20 @@
       </w:r>
       <w:r>
         <w:rPr>
+          <w:lang w:val="hi_IN" w:bidi="hi_IN"/>
+        </w:rPr>
+        <w:t>וְ⁠הַֽ⁠הֵיכָ֖ל נָמֽוֹג</w:t>
+      </w:r>
+    </w:p>
+    <w:p>
+      <w:pPr/>
+      <w:r>
+        <w:rPr>
+          <w:lang w:val="hi_IN" w:bidi="hi_IN"/>
+        </w:rPr>
+      </w:r>
+      <w:r>
+        <w:rPr>
           <w:b/>
           <w:lang w:val="hi_IN" w:bidi="hi_IN"/>
         </w:rPr>
@@ -9885,6 +11089,20 @@
       </w:r>
       <w:r>
         <w:rPr>
+          <w:lang w:val="hi_IN" w:bidi="hi_IN"/>
+        </w:rPr>
+        <w:t>וְ⁠הֻצַּ֖ב</w:t>
+      </w:r>
+    </w:p>
+    <w:p>
+      <w:pPr/>
+      <w:r>
+        <w:rPr>
+          <w:lang w:val="hi_IN" w:bidi="hi_IN"/>
+        </w:rPr>
+      </w:r>
+      <w:r>
+        <w:rPr>
           <w:b/>
           <w:lang w:val="hi_IN" w:bidi="hi_IN"/>
         </w:rPr>
@@ -9981,6 +11199,20 @@
       </w:r>
       <w:r>
         <w:rPr>
+          <w:lang w:val="hi_IN" w:bidi="hi_IN"/>
+        </w:rPr>
+        <w:t>גֻּלְּתָ֣ה</w:t>
+      </w:r>
+    </w:p>
+    <w:p>
+      <w:pPr/>
+      <w:r>
+        <w:rPr>
+          <w:lang w:val="hi_IN" w:bidi="hi_IN"/>
+        </w:rPr>
+      </w:r>
+      <w:r>
+        <w:rPr>
           <w:b/>
           <w:lang w:val="hi_IN" w:bidi="hi_IN"/>
         </w:rPr>
@@ -10091,6 +11323,20 @@
       </w:r>
       <w:r>
         <w:rPr>
+          <w:lang w:val="hi_IN" w:bidi="hi_IN"/>
+        </w:rPr>
+        <w:t>הֹֽעֲלָ֑תָה</w:t>
+      </w:r>
+    </w:p>
+    <w:p>
+      <w:pPr/>
+      <w:r>
+        <w:rPr>
+          <w:lang w:val="hi_IN" w:bidi="hi_IN"/>
+        </w:rPr>
+      </w:r>
+      <w:r>
+        <w:rPr>
           <w:b/>
           <w:lang w:val="hi_IN" w:bidi="hi_IN"/>
         </w:rPr>
@@ -10201,6 +11447,20 @@
       </w:r>
       <w:r>
         <w:rPr>
+          <w:lang w:val="hi_IN" w:bidi="hi_IN"/>
+        </w:rPr>
+        <w:t>גֻּלְּתָ֣ה הֹֽעֲלָ֑תָה וְ⁠אַמְהֹתֶ֗י⁠הָ</w:t>
+      </w:r>
+    </w:p>
+    <w:p>
+      <w:pPr/>
+      <w:r>
+        <w:rPr>
+          <w:lang w:val="hi_IN" w:bidi="hi_IN"/>
+        </w:rPr>
+      </w:r>
+      <w:r>
+        <w:rPr>
           <w:b/>
           <w:lang w:val="hi_IN" w:bidi="hi_IN"/>
         </w:rPr>
@@ -10323,6 +11583,20 @@
       </w:r>
       <w:r>
         <w:rPr>
+          <w:lang w:val="hi_IN" w:bidi="hi_IN"/>
+        </w:rPr>
+        <w:t>גֻּלְּתָ֣ה הֹֽעֲלָ֑תָה וְ⁠אַמְהֹתֶ֗י⁠הָ</w:t>
+      </w:r>
+    </w:p>
+    <w:p>
+      <w:pPr/>
+      <w:r>
+        <w:rPr>
+          <w:lang w:val="hi_IN" w:bidi="hi_IN"/>
+        </w:rPr>
+      </w:r>
+      <w:r>
+        <w:rPr>
           <w:b/>
           <w:lang w:val="hi_IN" w:bidi="hi_IN"/>
         </w:rPr>
@@ -10456,6 +11730,20 @@
       </w:r>
       <w:r>
         <w:rPr>
+          <w:lang w:val="hi_IN" w:bidi="hi_IN"/>
+        </w:rPr>
+        <w:t>לִבְבֵ⁠הֶֽן</w:t>
+      </w:r>
+    </w:p>
+    <w:p>
+      <w:pPr/>
+      <w:r>
+        <w:rPr>
+          <w:lang w:val="hi_IN" w:bidi="hi_IN"/>
+        </w:rPr>
+      </w:r>
+      <w:r>
+        <w:rPr>
           <w:b/>
           <w:lang w:val="hi_IN" w:bidi="hi_IN"/>
         </w:rPr>
@@ -10579,6 +11867,20 @@
       </w:r>
       <w:r>
         <w:rPr>
+          <w:lang w:val="hi_IN" w:bidi="hi_IN"/>
+        </w:rPr>
+        <w:t>מְתֹפְפֹ֖ת עַל־לִבְבֵ⁠הֶֽן</w:t>
+      </w:r>
+    </w:p>
+    <w:p>
+      <w:pPr/>
+      <w:r>
+        <w:rPr>
+          <w:lang w:val="hi_IN" w:bidi="hi_IN"/>
+        </w:rPr>
+      </w:r>
+      <w:r>
+        <w:rPr>
           <w:b/>
           <w:lang w:val="hi_IN" w:bidi="hi_IN"/>
         </w:rPr>
@@ -10712,6 +12014,20 @@
       </w:r>
       <w:r>
         <w:rPr>
+          <w:lang w:val="hi_IN" w:bidi="hi_IN"/>
+        </w:rPr>
+        <w:t>כִ⁠בְרֵֽכַת־מַ֖יִם</w:t>
+      </w:r>
+    </w:p>
+    <w:p>
+      <w:pPr/>
+      <w:r>
+        <w:rPr>
+          <w:lang w:val="hi_IN" w:bidi="hi_IN"/>
+        </w:rPr>
+      </w:r>
+      <w:r>
+        <w:rPr>
           <w:b/>
           <w:lang w:val="hi_IN" w:bidi="hi_IN"/>
         </w:rPr>
@@ -10809,6 +12125,20 @@
       </w:r>
       <w:r>
         <w:rPr>
+          <w:lang w:val="hi_IN" w:bidi="hi_IN"/>
+        </w:rPr>
+        <w:t>מִ֣⁠ימֵי הִ֑יא</w:t>
+      </w:r>
+    </w:p>
+    <w:p>
+      <w:pPr/>
+      <w:r>
+        <w:rPr>
+          <w:lang w:val="hi_IN" w:bidi="hi_IN"/>
+        </w:rPr>
+      </w:r>
+      <w:r>
+        <w:rPr>
           <w:b/>
           <w:lang w:val="hi_IN" w:bidi="hi_IN"/>
         </w:rPr>
@@ -10943,6 +12273,20 @@
       </w:r>
       <w:r>
         <w:rPr>
+          <w:lang w:val="hi_IN" w:bidi="hi_IN"/>
+        </w:rPr>
+        <w:t>וְ⁠הֵ֣מָּה</w:t>
+      </w:r>
+    </w:p>
+    <w:p>
+      <w:pPr/>
+      <w:r>
+        <w:rPr>
+          <w:lang w:val="hi_IN" w:bidi="hi_IN"/>
+        </w:rPr>
+      </w:r>
+      <w:r>
+        <w:rPr>
           <w:b/>
           <w:lang w:val="hi_IN" w:bidi="hi_IN"/>
         </w:rPr>
@@ -11053,6 +12397,20 @@
       </w:r>
       <w:r>
         <w:rPr>
+          <w:lang w:val="hi_IN" w:bidi="hi_IN"/>
+        </w:rPr>
+        <w:t>עִמְד֥וּ עֲמֹ֖דוּ</w:t>
+      </w:r>
+    </w:p>
+    <w:p>
+      <w:pPr/>
+      <w:r>
+        <w:rPr>
+          <w:lang w:val="hi_IN" w:bidi="hi_IN"/>
+        </w:rPr>
+      </w:r>
+      <w:r>
+        <w:rPr>
           <w:b/>
           <w:lang w:val="hi_IN" w:bidi="hi_IN"/>
         </w:rPr>
@@ -11168,6 +12526,20 @@
       </w:r>
       <w:r>
         <w:rPr>
+          <w:lang w:val="hi_IN" w:bidi="hi_IN"/>
+        </w:rPr>
+        <w:t>בֹּ֥זּוּ כֶ֖סֶף בֹּ֣זּוּ זָהָ֑ב וְ⁠אֵ֥ין קֵ֨צֶה֙ לַ⁠תְּכוּנָ֔ה כָּבֹ֕ד מִ⁠כֹּ֖ל כְּלִ֥י חֶמְדָּֽה</w:t>
+      </w:r>
+    </w:p>
+    <w:p>
+      <w:pPr/>
+      <w:r>
+        <w:rPr>
+          <w:lang w:val="hi_IN" w:bidi="hi_IN"/>
+        </w:rPr>
+      </w:r>
+      <w:r>
+        <w:rPr>
           <w:b/>
           <w:lang w:val="hi_IN" w:bidi="hi_IN"/>
         </w:rPr>
@@ -11283,6 +12655,20 @@
       </w:r>
       <w:r>
         <w:rPr>
+          <w:lang w:val="hi_IN" w:bidi="hi_IN"/>
+        </w:rPr>
+        <w:t>וְ⁠אֵ֥ין קֵ֨צֶה֙ לַ⁠תְּכוּנָ֔ה</w:t>
+      </w:r>
+    </w:p>
+    <w:p>
+      <w:pPr/>
+      <w:r>
+        <w:rPr>
+          <w:lang w:val="hi_IN" w:bidi="hi_IN"/>
+        </w:rPr>
+      </w:r>
+      <w:r>
+        <w:rPr>
           <w:b/>
           <w:lang w:val="hi_IN" w:bidi="hi_IN"/>
         </w:rPr>
@@ -11380,6 +12766,20 @@
       </w:r>
       <w:r>
         <w:rPr>
+          <w:lang w:val="hi_IN" w:bidi="hi_IN"/>
+        </w:rPr>
+        <w:t>כְּלִ֥י חֶמְדָּֽה</w:t>
+      </w:r>
+    </w:p>
+    <w:p>
+      <w:pPr/>
+      <w:r>
+        <w:rPr>
+          <w:lang w:val="hi_IN" w:bidi="hi_IN"/>
+        </w:rPr>
+      </w:r>
+      <w:r>
+        <w:rPr>
           <w:b/>
           <w:lang w:val="hi_IN" w:bidi="hi_IN"/>
         </w:rPr>
@@ -11503,6 +12903,20 @@
       </w:r>
       <w:r>
         <w:rPr>
+          <w:lang w:val="hi_IN" w:bidi="hi_IN"/>
+        </w:rPr>
+        <w:t>בּוּקָ֥ה וּ⁠מְבוּקָ֖ה וּ⁠מְבֻלָּקָ֑ה</w:t>
+      </w:r>
+    </w:p>
+    <w:p>
+      <w:pPr/>
+      <w:r>
+        <w:rPr>
+          <w:lang w:val="hi_IN" w:bidi="hi_IN"/>
+        </w:rPr>
+      </w:r>
+      <w:r>
+        <w:rPr>
           <w:b/>
           <w:lang w:val="hi_IN" w:bidi="hi_IN"/>
         </w:rPr>
@@ -11600,6 +13014,20 @@
       </w:r>
       <w:r>
         <w:rPr>
+          <w:lang w:val="hi_IN" w:bidi="hi_IN"/>
+        </w:rPr>
+        <w:t>וְ⁠לֵ֨ב</w:t>
+      </w:r>
+    </w:p>
+    <w:p>
+      <w:pPr/>
+      <w:r>
+        <w:rPr>
+          <w:lang w:val="hi_IN" w:bidi="hi_IN"/>
+        </w:rPr>
+      </w:r>
+      <w:r>
+        <w:rPr>
           <w:b/>
           <w:lang w:val="hi_IN" w:bidi="hi_IN"/>
         </w:rPr>
@@ -11710,6 +13138,20 @@
       </w:r>
       <w:r>
         <w:rPr>
+          <w:lang w:val="hi_IN" w:bidi="hi_IN"/>
+        </w:rPr>
+        <w:t>וְ⁠לֵ֨ב נָמֵ֜ס</w:t>
+      </w:r>
+    </w:p>
+    <w:p>
+      <w:pPr/>
+      <w:r>
+        <w:rPr>
+          <w:lang w:val="hi_IN" w:bidi="hi_IN"/>
+        </w:rPr>
+      </w:r>
+      <w:r>
+        <w:rPr>
           <w:b/>
           <w:lang w:val="hi_IN" w:bidi="hi_IN"/>
         </w:rPr>
@@ -11832,6 +13274,20 @@
       </w:r>
       <w:r>
         <w:rPr>
+          <w:lang w:val="hi_IN" w:bidi="hi_IN"/>
+        </w:rPr>
+        <w:t>וְ⁠חַלְחָלָה֙ בְּ⁠כָל־מָתְנַ֔יִם</w:t>
+      </w:r>
+    </w:p>
+    <w:p>
+      <w:pPr/>
+      <w:r>
+        <w:rPr>
+          <w:lang w:val="hi_IN" w:bidi="hi_IN"/>
+        </w:rPr>
+      </w:r>
+      <w:r>
+        <w:rPr>
           <w:b/>
           <w:lang w:val="hi_IN" w:bidi="hi_IN"/>
         </w:rPr>
@@ -11942,6 +13398,20 @@
       </w:r>
       <w:r>
         <w:rPr>
+          <w:lang w:val="hi_IN" w:bidi="hi_IN"/>
+        </w:rPr>
+        <w:t>קִבְּצ֥וּ פָארֽוּר</w:t>
+      </w:r>
+    </w:p>
+    <w:p>
+      <w:pPr/>
+      <w:r>
+        <w:rPr>
+          <w:lang w:val="hi_IN" w:bidi="hi_IN"/>
+        </w:rPr>
+      </w:r>
+      <w:r>
+        <w:rPr>
           <w:b/>
           <w:lang w:val="hi_IN" w:bidi="hi_IN"/>
         </w:rPr>
@@ -12077,6 +13547,20 @@
       </w:r>
       <w:r>
         <w:rPr>
+          <w:lang w:val="hi_IN" w:bidi="hi_IN"/>
+        </w:rPr>
+        <w:t>אַיֵּה֙ מְע֣וֹן אֲרָי֔וֹת וּ⁠מִרְעֶ֥ה ה֖וּא לַ⁠כְּפִרִ֑ים אֲשֶׁ֣ר הָלַךְ֩ אַרְיֵ֨ה לָבִ֥יא שָׁ֛ם גּ֥וּר אַרְיֵ֖ה וְ⁠אֵ֥ין מַחֲרִֽיד</w:t>
+      </w:r>
+    </w:p>
+    <w:p>
+      <w:pPr/>
+      <w:r>
+        <w:rPr>
+          <w:lang w:val="hi_IN" w:bidi="hi_IN"/>
+        </w:rPr>
+      </w:r>
+      <w:r>
+        <w:rPr>
           <w:b/>
           <w:lang w:val="hi_IN" w:bidi="hi_IN"/>
         </w:rPr>
@@ -12174,6 +13658,20 @@
       </w:r>
       <w:r>
         <w:rPr>
+          <w:lang w:val="hi_IN" w:bidi="hi_IN"/>
+        </w:rPr>
+        <w:t>מְע֣וֹן אֲרָי֔וֹת</w:t>
+      </w:r>
+    </w:p>
+    <w:p>
+      <w:pPr/>
+      <w:r>
+        <w:rPr>
+          <w:lang w:val="hi_IN" w:bidi="hi_IN"/>
+        </w:rPr>
+      </w:r>
+      <w:r>
+        <w:rPr>
           <w:b/>
           <w:lang w:val="hi_IN" w:bidi="hi_IN"/>
         </w:rPr>
@@ -12289,6 +13787,20 @@
       </w:r>
       <w:r>
         <w:rPr>
+          <w:lang w:val="hi_IN" w:bidi="hi_IN"/>
+        </w:rPr>
+        <w:t>לָבִ֥יא שָׁ֛ם</w:t>
+      </w:r>
+    </w:p>
+    <w:p>
+      <w:pPr/>
+      <w:r>
+        <w:rPr>
+          <w:lang w:val="hi_IN" w:bidi="hi_IN"/>
+        </w:rPr>
+      </w:r>
+      <w:r>
+        <w:rPr>
           <w:b/>
           <w:lang w:val="hi_IN" w:bidi="hi_IN"/>
         </w:rPr>
@@ -12386,6 +13898,20 @@
       </w:r>
       <w:r>
         <w:rPr>
+          <w:lang w:val="hi_IN" w:bidi="hi_IN"/>
+        </w:rPr>
+        <w:t>גּ֥וּר אַרְיֵ֖ה</w:t>
+      </w:r>
+    </w:p>
+    <w:p>
+      <w:pPr/>
+      <w:r>
+        <w:rPr>
+          <w:lang w:val="hi_IN" w:bidi="hi_IN"/>
+        </w:rPr>
+      </w:r>
+      <w:r>
+        <w:rPr>
           <w:b/>
           <w:lang w:val="hi_IN" w:bidi="hi_IN"/>
         </w:rPr>
@@ -12483,6 +14009,20 @@
       </w:r>
       <w:r>
         <w:rPr>
+          <w:lang w:val="hi_IN" w:bidi="hi_IN"/>
+        </w:rPr>
+        <w:t>טֹרֵף֙ בְּ⁠דֵ֣י</w:t>
+      </w:r>
+    </w:p>
+    <w:p>
+      <w:pPr/>
+      <w:r>
+        <w:rPr>
+          <w:lang w:val="hi_IN" w:bidi="hi_IN"/>
+        </w:rPr>
+      </w:r>
+      <w:r>
+        <w:rPr>
           <w:b/>
           <w:lang w:val="hi_IN" w:bidi="hi_IN"/>
         </w:rPr>
@@ -12580,6 +14120,20 @@
       </w:r>
       <w:r>
         <w:rPr>
+          <w:lang w:val="hi_IN" w:bidi="hi_IN"/>
+        </w:rPr>
+        <w:t>וּ⁠מְחַנֵּ֖ק</w:t>
+      </w:r>
+    </w:p>
+    <w:p>
+      <w:pPr/>
+      <w:r>
+        <w:rPr>
+          <w:lang w:val="hi_IN" w:bidi="hi_IN"/>
+        </w:rPr>
+      </w:r>
+      <w:r>
+        <w:rPr>
           <w:b/>
           <w:lang w:val="hi_IN" w:bidi="hi_IN"/>
         </w:rPr>
@@ -12689,6 +14243,20 @@
       </w:r>
       <w:r>
         <w:rPr>
+          <w:lang w:val="hi_IN" w:bidi="hi_IN"/>
+        </w:rPr>
+        <w:t>וַ⁠יְמַלֵּא־טֶ֣רֶף חֹרָ֔י⁠ו וּ⁠מְעֹֽנֹתָ֖י⁠ו טְרֵפָֽה</w:t>
+      </w:r>
+    </w:p>
+    <w:p>
+      <w:pPr/>
+      <w:r>
+        <w:rPr>
+          <w:lang w:val="hi_IN" w:bidi="hi_IN"/>
+        </w:rPr>
+      </w:r>
+      <w:r>
+        <w:rPr>
           <w:b/>
           <w:lang w:val="hi_IN" w:bidi="hi_IN"/>
         </w:rPr>
@@ -12772,6 +14340,20 @@
       </w:r>
       <w:r>
         <w:rPr>
+          <w:lang w:val="hi_IN" w:bidi="hi_IN"/>
+        </w:rPr>
+        <w:t>וּ⁠מְעֹֽנֹתָ֖י⁠ו</w:t>
+      </w:r>
+    </w:p>
+    <w:p>
+      <w:pPr/>
+      <w:r>
+        <w:rPr>
+          <w:lang w:val="hi_IN" w:bidi="hi_IN"/>
+        </w:rPr>
+      </w:r>
+      <w:r>
+        <w:rPr>
           <w:b/>
           <w:lang w:val="hi_IN" w:bidi="hi_IN"/>
         </w:rPr>
@@ -12893,6 +14475,20 @@
       </w:r>
       <w:r>
         <w:rPr>
+          <w:lang w:val="hi_IN" w:bidi="hi_IN"/>
+        </w:rPr>
+        <w:t>הִנְ⁠נִ֣י אֵלַ֗יִ⁠ךְ</w:t>
+      </w:r>
+    </w:p>
+    <w:p>
+      <w:pPr/>
+      <w:r>
+        <w:rPr>
+          <w:lang w:val="hi_IN" w:bidi="hi_IN"/>
+        </w:rPr>
+      </w:r>
+      <w:r>
+        <w:rPr>
           <w:b/>
           <w:lang w:val="hi_IN" w:bidi="hi_IN"/>
         </w:rPr>
@@ -12990,6 +14586,20 @@
       </w:r>
       <w:r>
         <w:rPr>
+          <w:lang w:val="hi_IN" w:bidi="hi_IN"/>
+        </w:rPr>
+        <w:t>הִנְ⁠נִ֣י אֵלַ֗יִ⁠ךְ</w:t>
+      </w:r>
+    </w:p>
+    <w:p>
+      <w:pPr/>
+      <w:r>
+        <w:rPr>
+          <w:lang w:val="hi_IN" w:bidi="hi_IN"/>
+        </w:rPr>
+      </w:r>
+      <w:r>
+        <w:rPr>
           <w:b/>
           <w:lang w:val="hi_IN" w:bidi="hi_IN"/>
         </w:rPr>
@@ -13086,6 +14696,20 @@
       </w:r>
       <w:r>
         <w:rPr>
+          <w:lang w:val="hi_IN" w:bidi="hi_IN"/>
+        </w:rPr>
+        <w:t>נְאֻם֙</w:t>
+      </w:r>
+    </w:p>
+    <w:p>
+      <w:pPr/>
+      <w:r>
+        <w:rPr>
+          <w:lang w:val="hi_IN" w:bidi="hi_IN"/>
+        </w:rPr>
+      </w:r>
+      <w:r>
+        <w:rPr>
           <w:b/>
           <w:lang w:val="hi_IN" w:bidi="hi_IN"/>
         </w:rPr>
@@ -13195,6 +14819,20 @@
       </w:r>
       <w:r>
         <w:rPr>
+          <w:lang w:val="hi_IN" w:bidi="hi_IN"/>
+        </w:rPr>
+        <w:t>רִכְבָּ֔⁠הּ</w:t>
+      </w:r>
+    </w:p>
+    <w:p>
+      <w:pPr/>
+      <w:r>
+        <w:rPr>
+          <w:lang w:val="hi_IN" w:bidi="hi_IN"/>
+        </w:rPr>
+      </w:r>
+      <w:r>
+        <w:rPr>
           <w:b/>
           <w:lang w:val="hi_IN" w:bidi="hi_IN"/>
         </w:rPr>
@@ -13305,6 +14943,20 @@
       </w:r>
       <w:r>
         <w:rPr>
+          <w:lang w:val="hi_IN" w:bidi="hi_IN"/>
+        </w:rPr>
+        <w:t>רִכְבָּ֔⁠הּ</w:t>
+      </w:r>
+    </w:p>
+    <w:p>
+      <w:pPr/>
+      <w:r>
+        <w:rPr>
+          <w:lang w:val="hi_IN" w:bidi="hi_IN"/>
+        </w:rPr>
+      </w:r>
+      <w:r>
+        <w:rPr>
           <w:b/>
           <w:lang w:val="hi_IN" w:bidi="hi_IN"/>
         </w:rPr>
@@ -13401,6 +15053,20 @@
       </w:r>
       <w:r>
         <w:rPr>
+          <w:lang w:val="hi_IN" w:bidi="hi_IN"/>
+        </w:rPr>
+        <w:t>תֹּ֣אכַל חָ֑רֶב</w:t>
+      </w:r>
+    </w:p>
+    <w:p>
+      <w:pPr/>
+      <w:r>
+        <w:rPr>
+          <w:lang w:val="hi_IN" w:bidi="hi_IN"/>
+        </w:rPr>
+      </w:r>
+      <w:r>
+        <w:rPr>
           <w:b/>
           <w:lang w:val="hi_IN" w:bidi="hi_IN"/>
         </w:rPr>
@@ -13539,6 +15205,20 @@
         <w:rPr>
           <w:lang w:val="hi_IN" w:bidi="hi_IN"/>
         </w:rPr>
+      </w:r>
+    </w:p>
+    <w:p>
+      <w:pPr/>
+      <w:r>
+        <w:rPr>
+          <w:lang w:val="hi_IN" w:bidi="hi_IN"/>
+        </w:rPr>
+      </w:r>
+      <w:r>
+        <w:rPr>
+          <w:lang w:val="hi_IN" w:bidi="hi_IN"/>
+        </w:rPr>
+        <w:t>וְ⁠הִכְרַתִּ֤י</w:t>
       </w:r>
     </w:p>
     <w:p>
@@ -13881,6 +15561,20 @@
       </w:r>
       <w:r>
         <w:rPr>
+          <w:lang w:val="hi_IN" w:bidi="hi_IN"/>
+        </w:rPr>
+        <w:t>עִ֣יר דָּמִ֑ים</w:t>
+      </w:r>
+    </w:p>
+    <w:p>
+      <w:pPr/>
+      <w:r>
+        <w:rPr>
+          <w:lang w:val="hi_IN" w:bidi="hi_IN"/>
+        </w:rPr>
+      </w:r>
+      <w:r>
+        <w:rPr>
           <w:b/>
           <w:lang w:val="hi_IN" w:bidi="hi_IN"/>
         </w:rPr>
@@ -13991,6 +15685,20 @@
       </w:r>
       <w:r>
         <w:rPr>
+          <w:lang w:val="hi_IN" w:bidi="hi_IN"/>
+        </w:rPr>
+        <w:t>כֻּלָּ֗⁠הּ כַּ֤חַשׁ</w:t>
+      </w:r>
+    </w:p>
+    <w:p>
+      <w:pPr/>
+      <w:r>
+        <w:rPr>
+          <w:lang w:val="hi_IN" w:bidi="hi_IN"/>
+        </w:rPr>
+      </w:r>
+      <w:r>
+        <w:rPr>
           <w:b/>
           <w:lang w:val="hi_IN" w:bidi="hi_IN"/>
         </w:rPr>
@@ -14101,6 +15809,20 @@
       </w:r>
       <w:r>
         <w:rPr>
+          <w:lang w:val="hi_IN" w:bidi="hi_IN"/>
+        </w:rPr>
+        <w:t>שׁ֔וֹט &amp; רַ֣עַשׁ אוֹפָ֑ן וְ⁠ס֣וּס דֹּהֵ֔ר וּ⁠מֶרְכָּבָ֖ה מְרַקֵּדָֽה</w:t>
+      </w:r>
+    </w:p>
+    <w:p>
+      <w:pPr/>
+      <w:r>
+        <w:rPr>
+          <w:lang w:val="hi_IN" w:bidi="hi_IN"/>
+        </w:rPr>
+      </w:r>
+      <w:r>
+        <w:rPr>
           <w:b/>
           <w:lang w:val="hi_IN" w:bidi="hi_IN"/>
         </w:rPr>
@@ -14278,6 +16000,20 @@
       </w:r>
       <w:r>
         <w:rPr>
+          <w:lang w:val="hi_IN" w:bidi="hi_IN"/>
+        </w:rPr>
+        <w:t>פָּרָ֣שׁ מַעֲלֶ֗ה וְ⁠לַ֤הַב חֶ֨רֶב֙ וּ⁠בְרַ֣ק חֲנִ֔ית</w:t>
+      </w:r>
+    </w:p>
+    <w:p>
+      <w:pPr/>
+      <w:r>
+        <w:rPr>
+          <w:lang w:val="hi_IN" w:bidi="hi_IN"/>
+        </w:rPr>
+      </w:r>
+      <w:r>
+        <w:rPr>
           <w:b/>
           <w:lang w:val="hi_IN" w:bidi="hi_IN"/>
         </w:rPr>
@@ -14414,6 +16150,20 @@
       </w:r>
       <w:r>
         <w:rPr>
+          <w:lang w:val="hi_IN" w:bidi="hi_IN"/>
+        </w:rPr>
+        <w:t>פָּרָ֣שׁ מַעֲלֶ֗ה וְ⁠לַ֤הַב חֶ֨רֶב֙ וּ⁠בְרַ֣ק חֲנִ֔ית</w:t>
+      </w:r>
+    </w:p>
+    <w:p>
+      <w:pPr/>
+      <w:r>
+        <w:rPr>
+          <w:lang w:val="hi_IN" w:bidi="hi_IN"/>
+        </w:rPr>
+      </w:r>
+      <w:r>
+        <w:rPr>
           <w:b/>
           <w:lang w:val="hi_IN" w:bidi="hi_IN"/>
         </w:rPr>
@@ -14511,6 +16261,20 @@
       </w:r>
       <w:r>
         <w:rPr>
+          <w:lang w:val="hi_IN" w:bidi="hi_IN"/>
+        </w:rPr>
+        <w:t>וְ⁠אֵ֥ין קֵ֨צֶה֙ לַ⁠גְּוִיָּ֔ה</w:t>
+      </w:r>
+    </w:p>
+    <w:p>
+      <w:pPr/>
+      <w:r>
+        <w:rPr>
+          <w:lang w:val="hi_IN" w:bidi="hi_IN"/>
+        </w:rPr>
+      </w:r>
+      <w:r>
+        <w:rPr>
           <w:b/>
           <w:lang w:val="hi_IN" w:bidi="hi_IN"/>
         </w:rPr>
@@ -14608,6 +16372,20 @@
       </w:r>
       <w:r>
         <w:rPr>
+          <w:lang w:val="hi_IN" w:bidi="hi_IN"/>
+        </w:rPr>
+        <w:t>וְכָשְׁל֖וּ</w:t>
+      </w:r>
+    </w:p>
+    <w:p>
+      <w:pPr/>
+      <w:r>
+        <w:rPr>
+          <w:lang w:val="hi_IN" w:bidi="hi_IN"/>
+        </w:rPr>
+      </w:r>
+      <w:r>
+        <w:rPr>
           <w:b/>
           <w:lang w:val="hi_IN" w:bidi="hi_IN"/>
         </w:rPr>
@@ -14718,6 +16496,20 @@
       </w:r>
       <w:r>
         <w:rPr>
+          <w:lang w:val="hi_IN" w:bidi="hi_IN"/>
+        </w:rPr>
+        <w:t>בִּ⁠גְוִיָּתָֽ⁠ם</w:t>
+      </w:r>
+    </w:p>
+    <w:p>
+      <w:pPr/>
+      <w:r>
+        <w:rPr>
+          <w:lang w:val="hi_IN" w:bidi="hi_IN"/>
+        </w:rPr>
+      </w:r>
+      <w:r>
+        <w:rPr>
           <w:b/>
           <w:lang w:val="hi_IN" w:bidi="hi_IN"/>
         </w:rPr>
@@ -14854,6 +16646,20 @@
       </w:r>
       <w:r>
         <w:rPr>
+          <w:lang w:val="hi_IN" w:bidi="hi_IN"/>
+        </w:rPr>
+        <w:t>זְנוּנֵ֣י זוֹנָ֔ה</w:t>
+      </w:r>
+    </w:p>
+    <w:p>
+      <w:pPr/>
+      <w:r>
+        <w:rPr>
+          <w:lang w:val="hi_IN" w:bidi="hi_IN"/>
+        </w:rPr>
+      </w:r>
+      <w:r>
+        <w:rPr>
           <w:b/>
           <w:lang w:val="hi_IN" w:bidi="hi_IN"/>
         </w:rPr>
@@ -14963,6 +16769,20 @@
       </w:r>
       <w:r>
         <w:rPr>
+          <w:lang w:val="hi_IN" w:bidi="hi_IN"/>
+        </w:rPr>
+        <w:t>מֵ⁠רֹב֙</w:t>
+      </w:r>
+    </w:p>
+    <w:p>
+      <w:pPr/>
+      <w:r>
+        <w:rPr>
+          <w:lang w:val="hi_IN" w:bidi="hi_IN"/>
+        </w:rPr>
+      </w:r>
+      <w:r>
+        <w:rPr>
           <w:b/>
           <w:lang w:val="hi_IN" w:bidi="hi_IN"/>
         </w:rPr>
@@ -15072,6 +16892,20 @@
       </w:r>
       <w:r>
         <w:rPr>
+          <w:lang w:val="hi_IN" w:bidi="hi_IN"/>
+        </w:rPr>
+        <w:t>וּ⁠מִשְׁפָּח֖וֹת</w:t>
+      </w:r>
+    </w:p>
+    <w:p>
+      <w:pPr/>
+      <w:r>
+        <w:rPr>
+          <w:lang w:val="hi_IN" w:bidi="hi_IN"/>
+        </w:rPr>
+      </w:r>
+      <w:r>
+        <w:rPr>
           <w:b/>
           <w:lang w:val="hi_IN" w:bidi="hi_IN"/>
         </w:rPr>
@@ -15158,6 +16992,20 @@
         <w:rPr>
           <w:lang w:val="hi_IN" w:bidi="hi_IN"/>
         </w:rPr>
+      </w:r>
+    </w:p>
+    <w:p>
+      <w:pPr/>
+      <w:r>
+        <w:rPr>
+          <w:lang w:val="hi_IN" w:bidi="hi_IN"/>
+        </w:rPr>
+      </w:r>
+      <w:r>
+        <w:rPr>
+          <w:lang w:val="hi_IN" w:bidi="hi_IN"/>
+        </w:rPr>
+        <w:t>הִנְ⁠נִ֣י אֵלַ֗יִ⁠ךְ</w:t>
       </w:r>
     </w:p>
     <w:p>
@@ -15297,6 +17145,20 @@
       </w:r>
       <w:r>
         <w:rPr>
+          <w:lang w:val="hi_IN" w:bidi="hi_IN"/>
+        </w:rPr>
+        <w:t>אֵלַ֗יִ⁠ךְ</w:t>
+      </w:r>
+    </w:p>
+    <w:p>
+      <w:pPr/>
+      <w:r>
+        <w:rPr>
+          <w:lang w:val="hi_IN" w:bidi="hi_IN"/>
+        </w:rPr>
+      </w:r>
+      <w:r>
+        <w:rPr>
           <w:b/>
           <w:lang w:val="hi_IN" w:bidi="hi_IN"/>
         </w:rPr>
@@ -15407,6 +17269,20 @@
       </w:r>
       <w:r>
         <w:rPr>
+          <w:lang w:val="hi_IN" w:bidi="hi_IN"/>
+        </w:rPr>
+        <w:t>נְאֻם֙</w:t>
+      </w:r>
+    </w:p>
+    <w:p>
+      <w:pPr/>
+      <w:r>
+        <w:rPr>
+          <w:lang w:val="hi_IN" w:bidi="hi_IN"/>
+        </w:rPr>
+      </w:r>
+      <w:r>
+        <w:rPr>
           <w:b/>
           <w:lang w:val="hi_IN" w:bidi="hi_IN"/>
         </w:rPr>
@@ -15504,6 +17380,20 @@
       </w:r>
       <w:r>
         <w:rPr>
+          <w:lang w:val="hi_IN" w:bidi="hi_IN"/>
+        </w:rPr>
+        <w:t>וּ⁠מַמְלָכ֖וֹת קְלוֹנֵֽ⁠ךְ</w:t>
+      </w:r>
+    </w:p>
+    <w:p>
+      <w:pPr/>
+      <w:r>
+        <w:rPr>
+          <w:lang w:val="hi_IN" w:bidi="hi_IN"/>
+        </w:rPr>
+      </w:r>
+      <w:r>
+        <w:rPr>
           <w:b/>
           <w:lang w:val="hi_IN" w:bidi="hi_IN"/>
         </w:rPr>
@@ -15601,6 +17491,20 @@
       </w:r>
       <w:r>
         <w:rPr>
+          <w:lang w:val="hi_IN" w:bidi="hi_IN"/>
+        </w:rPr>
+        <w:t>קְלוֹנֵֽ⁠ךְ</w:t>
+      </w:r>
+    </w:p>
+    <w:p>
+      <w:pPr/>
+      <w:r>
+        <w:rPr>
+          <w:lang w:val="hi_IN" w:bidi="hi_IN"/>
+        </w:rPr>
+      </w:r>
+      <w:r>
+        <w:rPr>
           <w:b/>
           <w:lang w:val="hi_IN" w:bidi="hi_IN"/>
         </w:rPr>
@@ -15700,6 +17604,20 @@
         <w:rPr>
           <w:lang w:val="hi_IN" w:bidi="hi_IN"/>
         </w:rPr>
+      </w:r>
+    </w:p>
+    <w:p>
+      <w:pPr/>
+      <w:r>
+        <w:rPr>
+          <w:lang w:val="hi_IN" w:bidi="hi_IN"/>
+        </w:rPr>
+      </w:r>
+      <w:r>
+        <w:rPr>
+          <w:lang w:val="hi_IN" w:bidi="hi_IN"/>
+        </w:rPr>
+        <w:t>עָלַ֛יִ⁠ךְ</w:t>
       </w:r>
     </w:p>
     <w:p>
@@ -15839,6 +17757,20 @@
       </w:r>
       <w:r>
         <w:rPr>
+          <w:lang w:val="hi_IN" w:bidi="hi_IN"/>
+        </w:rPr>
+        <w:t>וְ⁠הִשְׁלַכְתִּ֥י עָלַ֛יִ⁠ךְ שִׁקֻּצִ֖ים</w:t>
+      </w:r>
+    </w:p>
+    <w:p>
+      <w:pPr/>
+      <w:r>
+        <w:rPr>
+          <w:lang w:val="hi_IN" w:bidi="hi_IN"/>
+        </w:rPr>
+      </w:r>
+      <w:r>
+        <w:rPr>
           <w:b/>
           <w:lang w:val="hi_IN" w:bidi="hi_IN"/>
         </w:rPr>
@@ -15949,6 +17881,20 @@
       </w:r>
       <w:r>
         <w:rPr>
+          <w:lang w:val="hi_IN" w:bidi="hi_IN"/>
+        </w:rPr>
+        <w:t>שָׁדְּדָ֣ה נִֽינְוֵ֔ה</w:t>
+      </w:r>
+    </w:p>
+    <w:p>
+      <w:pPr/>
+      <w:r>
+        <w:rPr>
+          <w:lang w:val="hi_IN" w:bidi="hi_IN"/>
+        </w:rPr>
+      </w:r>
+      <w:r>
+        <w:rPr>
           <w:b/>
           <w:lang w:val="hi_IN" w:bidi="hi_IN"/>
         </w:rPr>
@@ -16059,6 +18005,20 @@
       </w:r>
       <w:r>
         <w:rPr>
+          <w:lang w:val="hi_IN" w:bidi="hi_IN"/>
+        </w:rPr>
+        <w:t>שָׁדְּדָ֣ה נִֽינְוֵ֔ה</w:t>
+      </w:r>
+    </w:p>
+    <w:p>
+      <w:pPr/>
+      <w:r>
+        <w:rPr>
+          <w:lang w:val="hi_IN" w:bidi="hi_IN"/>
+        </w:rPr>
+      </w:r>
+      <w:r>
+        <w:rPr>
           <w:b/>
           <w:lang w:val="hi_IN" w:bidi="hi_IN"/>
         </w:rPr>
@@ -16156,6 +18116,20 @@
       </w:r>
       <w:r>
         <w:rPr>
+          <w:lang w:val="hi_IN" w:bidi="hi_IN"/>
+        </w:rPr>
+        <w:t>מִ֖י יָנ֣וּד לָ֑⁠הּ</w:t>
+      </w:r>
+    </w:p>
+    <w:p>
+      <w:pPr/>
+      <w:r>
+        <w:rPr>
+          <w:lang w:val="hi_IN" w:bidi="hi_IN"/>
+        </w:rPr>
+      </w:r>
+      <w:r>
+        <w:rPr>
           <w:b/>
           <w:lang w:val="hi_IN" w:bidi="hi_IN"/>
         </w:rPr>
@@ -16253,6 +18227,20 @@
       </w:r>
       <w:r>
         <w:rPr>
+          <w:lang w:val="hi_IN" w:bidi="hi_IN"/>
+        </w:rPr>
+        <w:t>מֵ⁠אַ֛יִן אֲבַקֵּ֥שׁ מְנַחֲמִ֖ים לָֽ⁠ךְ</w:t>
+      </w:r>
+    </w:p>
+    <w:p>
+      <w:pPr/>
+      <w:r>
+        <w:rPr>
+          <w:lang w:val="hi_IN" w:bidi="hi_IN"/>
+        </w:rPr>
+      </w:r>
+      <w:r>
+        <w:rPr>
           <w:b/>
           <w:lang w:val="hi_IN" w:bidi="hi_IN"/>
         </w:rPr>
@@ -16350,6 +18338,20 @@
       </w:r>
       <w:r>
         <w:rPr>
+          <w:lang w:val="hi_IN" w:bidi="hi_IN"/>
+        </w:rPr>
+        <w:t>הֲ⁠תֵֽיטְבִי֙ מִ⁠נֹּ֣א אָמ֔וֹן הַ⁠יֹּֽשְׁבָה֙ בַּ⁠יְאֹרִ֔ים מַ֖יִם סָבִ֣יב לָ֑⁠הּ אֲשֶׁר־חֵ֣יל יָ֔ם מִ⁠יָּ֖ם חוֹמָתָֽ⁠הּ</w:t>
+      </w:r>
+    </w:p>
+    <w:p>
+      <w:pPr/>
+      <w:r>
+        <w:rPr>
+          <w:lang w:val="hi_IN" w:bidi="hi_IN"/>
+        </w:rPr>
+      </w:r>
+      <w:r>
+        <w:rPr>
           <w:b/>
           <w:lang w:val="hi_IN" w:bidi="hi_IN"/>
         </w:rPr>
@@ -16447,6 +18449,20 @@
       </w:r>
       <w:r>
         <w:rPr>
+          <w:lang w:val="hi_IN" w:bidi="hi_IN"/>
+        </w:rPr>
+        <w:t>מִ⁠נֹּ֣א אָמ֔וֹן</w:t>
+      </w:r>
+    </w:p>
+    <w:p>
+      <w:pPr/>
+      <w:r>
+        <w:rPr>
+          <w:lang w:val="hi_IN" w:bidi="hi_IN"/>
+        </w:rPr>
+      </w:r>
+      <w:r>
+        <w:rPr>
           <w:b/>
           <w:lang w:val="hi_IN" w:bidi="hi_IN"/>
         </w:rPr>
@@ -16551,6 +18567,20 @@
       </w:r>
       <w:r>
         <w:rPr>
+          <w:lang w:val="hi_IN" w:bidi="hi_IN"/>
+        </w:rPr>
+        <w:t>אֲשֶׁר־חֵ֣יל יָ֔ם מִ⁠יָּ֖ם חוֹמָתָֽ⁠הּ</w:t>
+      </w:r>
+    </w:p>
+    <w:p>
+      <w:pPr/>
+      <w:r>
+        <w:rPr>
+          <w:lang w:val="hi_IN" w:bidi="hi_IN"/>
+        </w:rPr>
+      </w:r>
+      <w:r>
+        <w:rPr>
           <w:b/>
           <w:lang w:val="hi_IN" w:bidi="hi_IN"/>
         </w:rPr>
@@ -16661,6 +18691,20 @@
       </w:r>
       <w:r>
         <w:rPr>
+          <w:lang w:val="hi_IN" w:bidi="hi_IN"/>
+        </w:rPr>
+        <w:t>מִ⁠יָּ֖ם חוֹמָתָֽ⁠הּ</w:t>
+      </w:r>
+    </w:p>
+    <w:p>
+      <w:pPr/>
+      <w:r>
+        <w:rPr>
+          <w:lang w:val="hi_IN" w:bidi="hi_IN"/>
+        </w:rPr>
+      </w:r>
+      <w:r>
+        <w:rPr>
           <w:b/>
           <w:lang w:val="hi_IN" w:bidi="hi_IN"/>
         </w:rPr>
@@ -16784,6 +18828,20 @@
       </w:r>
       <w:r>
         <w:rPr>
+          <w:lang w:val="hi_IN" w:bidi="hi_IN"/>
+        </w:rPr>
+        <w:t>מִ⁠יָּ֖ם חוֹמָתָֽ⁠הּ</w:t>
+      </w:r>
+    </w:p>
+    <w:p>
+      <w:pPr/>
+      <w:r>
+        <w:rPr>
+          <w:lang w:val="hi_IN" w:bidi="hi_IN"/>
+        </w:rPr>
+      </w:r>
+      <w:r>
+        <w:rPr>
           <w:b/>
           <w:lang w:val="hi_IN" w:bidi="hi_IN"/>
         </w:rPr>
@@ -16881,6 +18939,20 @@
       </w:r>
       <w:r>
         <w:rPr>
+          <w:lang w:val="hi_IN" w:bidi="hi_IN"/>
+        </w:rPr>
+        <w:t>עָצְמָ֛⁠ה</w:t>
+      </w:r>
+    </w:p>
+    <w:p>
+      <w:pPr/>
+      <w:r>
+        <w:rPr>
+          <w:lang w:val="hi_IN" w:bidi="hi_IN"/>
+        </w:rPr>
+      </w:r>
+      <w:r>
+        <w:rPr>
           <w:b/>
           <w:lang w:val="hi_IN" w:bidi="hi_IN"/>
         </w:rPr>
@@ -16991,6 +19063,20 @@
       </w:r>
       <w:r>
         <w:rPr>
+          <w:lang w:val="hi_IN" w:bidi="hi_IN"/>
+        </w:rPr>
+        <w:t>וְ⁠אֵ֣ין קֵ֑צֶה</w:t>
+      </w:r>
+    </w:p>
+    <w:p>
+      <w:pPr/>
+      <w:r>
+        <w:rPr>
+          <w:lang w:val="hi_IN" w:bidi="hi_IN"/>
+        </w:rPr>
+      </w:r>
+      <w:r>
+        <w:rPr>
           <w:b/>
           <w:lang w:val="hi_IN" w:bidi="hi_IN"/>
         </w:rPr>
@@ -17074,6 +19160,20 @@
       </w:r>
       <w:r>
         <w:rPr>
+          <w:lang w:val="hi_IN" w:bidi="hi_IN"/>
+        </w:rPr>
+        <w:t>וְ⁠אֵ֣ין קֵ֑צֶה</w:t>
+      </w:r>
+    </w:p>
+    <w:p>
+      <w:pPr/>
+      <w:r>
+        <w:rPr>
+          <w:lang w:val="hi_IN" w:bidi="hi_IN"/>
+        </w:rPr>
+      </w:r>
+      <w:r>
+        <w:rPr>
           <w:b/>
           <w:lang w:val="hi_IN" w:bidi="hi_IN"/>
         </w:rPr>
@@ -17171,6 +19271,20 @@
       </w:r>
       <w:r>
         <w:rPr>
+          <w:lang w:val="hi_IN" w:bidi="hi_IN"/>
+        </w:rPr>
+        <w:t>פּ֣וּט</w:t>
+      </w:r>
+    </w:p>
+    <w:p>
+      <w:pPr/>
+      <w:r>
+        <w:rPr>
+          <w:lang w:val="hi_IN" w:bidi="hi_IN"/>
+        </w:rPr>
+      </w:r>
+      <w:r>
+        <w:rPr>
           <w:b/>
           <w:lang w:val="hi_IN" w:bidi="hi_IN"/>
         </w:rPr>
@@ -17275,6 +19389,20 @@
       </w:r>
       <w:r>
         <w:rPr>
+          <w:lang w:val="hi_IN" w:bidi="hi_IN"/>
+        </w:rPr>
+        <w:t>וְ⁠לוּבִ֔ים</w:t>
+      </w:r>
+    </w:p>
+    <w:p>
+      <w:pPr/>
+      <w:r>
+        <w:rPr>
+          <w:lang w:val="hi_IN" w:bidi="hi_IN"/>
+        </w:rPr>
+      </w:r>
+      <w:r>
+        <w:rPr>
           <w:b/>
           <w:lang w:val="hi_IN" w:bidi="hi_IN"/>
         </w:rPr>
@@ -17392,6 +19520,20 @@
       </w:r>
       <w:r>
         <w:rPr>
+          <w:lang w:val="hi_IN" w:bidi="hi_IN"/>
+        </w:rPr>
+        <w:t>בְּ⁠עֶזְרָתֵֽ⁠ךְ</w:t>
+      </w:r>
+    </w:p>
+    <w:p>
+      <w:pPr/>
+      <w:r>
+        <w:rPr>
+          <w:lang w:val="hi_IN" w:bidi="hi_IN"/>
+        </w:rPr>
+      </w:r>
+      <w:r>
+        <w:rPr>
           <w:b/>
           <w:lang w:val="hi_IN" w:bidi="hi_IN"/>
         </w:rPr>
@@ -17502,6 +19644,20 @@
       </w:r>
       <w:r>
         <w:rPr>
+          <w:lang w:val="hi_IN" w:bidi="hi_IN"/>
+        </w:rPr>
+        <w:t>הִ֗יא לַ⁠גֹּלָה֙</w:t>
+      </w:r>
+    </w:p>
+    <w:p>
+      <w:pPr/>
+      <w:r>
+        <w:rPr>
+          <w:lang w:val="hi_IN" w:bidi="hi_IN"/>
+        </w:rPr>
+      </w:r>
+      <w:r>
+        <w:rPr>
           <w:b/>
           <w:lang w:val="hi_IN" w:bidi="hi_IN"/>
         </w:rPr>
@@ -17625,6 +19781,20 @@
       </w:r>
       <w:r>
         <w:rPr>
+          <w:lang w:val="hi_IN" w:bidi="hi_IN"/>
+        </w:rPr>
+        <w:t>גְּדוֹלֶ֖י⁠הָ</w:t>
+      </w:r>
+    </w:p>
+    <w:p>
+      <w:pPr/>
+      <w:r>
+        <w:rPr>
+          <w:lang w:val="hi_IN" w:bidi="hi_IN"/>
+        </w:rPr>
+      </w:r>
+      <w:r>
+        <w:rPr>
           <w:b/>
           <w:lang w:val="hi_IN" w:bidi="hi_IN"/>
         </w:rPr>
@@ -17735,6 +19905,20 @@
       </w:r>
       <w:r>
         <w:rPr>
+          <w:lang w:val="hi_IN" w:bidi="hi_IN"/>
+        </w:rPr>
+        <w:t>עֹלָלֶ֛י⁠הָ יְרֻטְּשׁ֖וּ</w:t>
+      </w:r>
+    </w:p>
+    <w:p>
+      <w:pPr/>
+      <w:r>
+        <w:rPr>
+          <w:lang w:val="hi_IN" w:bidi="hi_IN"/>
+        </w:rPr>
+      </w:r>
+      <w:r>
+        <w:rPr>
           <w:b/>
           <w:lang w:val="hi_IN" w:bidi="hi_IN"/>
         </w:rPr>
@@ -17845,6 +20029,20 @@
       </w:r>
       <w:r>
         <w:rPr>
+          <w:lang w:val="hi_IN" w:bidi="hi_IN"/>
+        </w:rPr>
+        <w:t>בְּ⁠רֹ֣אשׁ כָּל־חוּצ֑וֹת</w:t>
+      </w:r>
+    </w:p>
+    <w:p>
+      <w:pPr/>
+      <w:r>
+        <w:rPr>
+          <w:lang w:val="hi_IN" w:bidi="hi_IN"/>
+        </w:rPr>
+      </w:r>
+      <w:r>
+        <w:rPr>
           <w:b/>
           <w:lang w:val="hi_IN" w:bidi="hi_IN"/>
         </w:rPr>
@@ -17955,6 +20153,20 @@
       </w:r>
       <w:r>
         <w:rPr>
+          <w:lang w:val="hi_IN" w:bidi="hi_IN"/>
+        </w:rPr>
+        <w:t>יַדּ֣וּ</w:t>
+      </w:r>
+    </w:p>
+    <w:p>
+      <w:pPr/>
+      <w:r>
+        <w:rPr>
+          <w:lang w:val="hi_IN" w:bidi="hi_IN"/>
+        </w:rPr>
+      </w:r>
+      <w:r>
+        <w:rPr>
           <w:b/>
           <w:lang w:val="hi_IN" w:bidi="hi_IN"/>
         </w:rPr>
@@ -18065,6 +20277,20 @@
       </w:r>
       <w:r>
         <w:rPr>
+          <w:lang w:val="hi_IN" w:bidi="hi_IN"/>
+        </w:rPr>
+        <w:t>וְ⁠כָל־גְּדוֹלֶ֖י⁠הָ רֻתְּק֥וּ</w:t>
+      </w:r>
+    </w:p>
+    <w:p>
+      <w:pPr/>
+      <w:r>
+        <w:rPr>
+          <w:lang w:val="hi_IN" w:bidi="hi_IN"/>
+        </w:rPr>
+      </w:r>
+      <w:r>
+        <w:rPr>
           <w:b/>
           <w:lang w:val="hi_IN" w:bidi="hi_IN"/>
         </w:rPr>
@@ -18175,6 +20401,20 @@
       </w:r>
       <w:r>
         <w:rPr>
+          <w:lang w:val="hi_IN" w:bidi="hi_IN"/>
+        </w:rPr>
+        <w:t>אַ֣תְּ</w:t>
+      </w:r>
+    </w:p>
+    <w:p>
+      <w:pPr/>
+      <w:r>
+        <w:rPr>
+          <w:lang w:val="hi_IN" w:bidi="hi_IN"/>
+        </w:rPr>
+      </w:r>
+      <w:r>
+        <w:rPr>
           <w:b/>
           <w:lang w:val="hi_IN" w:bidi="hi_IN"/>
         </w:rPr>
@@ -18271,6 +20511,20 @@
       </w:r>
       <w:r>
         <w:rPr>
+          <w:lang w:val="hi_IN" w:bidi="hi_IN"/>
+        </w:rPr>
+        <w:t>תִּשְׁכְּרִ֔י</w:t>
+      </w:r>
+    </w:p>
+    <w:p>
+      <w:pPr/>
+      <w:r>
+        <w:rPr>
+          <w:lang w:val="hi_IN" w:bidi="hi_IN"/>
+        </w:rPr>
+      </w:r>
+      <w:r>
+        <w:rPr>
           <w:b/>
           <w:lang w:val="hi_IN" w:bidi="hi_IN"/>
         </w:rPr>
@@ -18381,6 +20635,20 @@
       </w:r>
       <w:r>
         <w:rPr>
+          <w:lang w:val="hi_IN" w:bidi="hi_IN"/>
+        </w:rPr>
+        <w:t>תְּהִ֖י נַֽעֲלָמָ֑ה</w:t>
+      </w:r>
+    </w:p>
+    <w:p>
+      <w:pPr/>
+      <w:r>
+        <w:rPr>
+          <w:lang w:val="hi_IN" w:bidi="hi_IN"/>
+        </w:rPr>
+      </w:r>
+      <w:r>
+        <w:rPr>
           <w:b/>
           <w:lang w:val="hi_IN" w:bidi="hi_IN"/>
         </w:rPr>
@@ -18491,6 +20759,20 @@
       </w:r>
       <w:r>
         <w:rPr>
+          <w:lang w:val="hi_IN" w:bidi="hi_IN"/>
+        </w:rPr>
+        <w:t>כָּ֨ל־מִבְצָרַ֔יִ⁠ךְ תְּאֵנִ֖ים עִם־בִּכּוּרִ֑ים</w:t>
+      </w:r>
+    </w:p>
+    <w:p>
+      <w:pPr/>
+      <w:r>
+        <w:rPr>
+          <w:lang w:val="hi_IN" w:bidi="hi_IN"/>
+        </w:rPr>
+      </w:r>
+      <w:r>
+        <w:rPr>
           <w:b/>
           <w:lang w:val="hi_IN" w:bidi="hi_IN"/>
         </w:rPr>
@@ -18614,6 +20896,20 @@
       </w:r>
       <w:r>
         <w:rPr>
+          <w:lang w:val="hi_IN" w:bidi="hi_IN"/>
+        </w:rPr>
+        <w:t>הִנֵּ֨ה</w:t>
+      </w:r>
+    </w:p>
+    <w:p>
+      <w:pPr/>
+      <w:r>
+        <w:rPr>
+          <w:lang w:val="hi_IN" w:bidi="hi_IN"/>
+        </w:rPr>
+      </w:r>
+      <w:r>
+        <w:rPr>
           <w:b/>
           <w:lang w:val="hi_IN" w:bidi="hi_IN"/>
         </w:rPr>
@@ -18710,6 +21006,20 @@
       </w:r>
       <w:r>
         <w:rPr>
+          <w:lang w:val="hi_IN" w:bidi="hi_IN"/>
+        </w:rPr>
+        <w:t>עַמֵּ֤⁠ךְ</w:t>
+      </w:r>
+    </w:p>
+    <w:p>
+      <w:pPr/>
+      <w:r>
+        <w:rPr>
+          <w:lang w:val="hi_IN" w:bidi="hi_IN"/>
+        </w:rPr>
+      </w:r>
+      <w:r>
+        <w:rPr>
           <w:b/>
           <w:lang w:val="hi_IN" w:bidi="hi_IN"/>
         </w:rPr>
@@ -18806,6 +21116,20 @@
       </w:r>
       <w:r>
         <w:rPr>
+          <w:lang w:val="hi_IN" w:bidi="hi_IN"/>
+        </w:rPr>
+        <w:t>נָשִׁים֙</w:t>
+      </w:r>
+    </w:p>
+    <w:p>
+      <w:pPr/>
+      <w:r>
+        <w:rPr>
+          <w:lang w:val="hi_IN" w:bidi="hi_IN"/>
+        </w:rPr>
+      </w:r>
+      <w:r>
+        <w:rPr>
           <w:b/>
           <w:lang w:val="hi_IN" w:bidi="hi_IN"/>
         </w:rPr>
@@ -18929,6 +21253,20 @@
       </w:r>
       <w:r>
         <w:rPr>
+          <w:lang w:val="hi_IN" w:bidi="hi_IN"/>
+        </w:rPr>
+        <w:t>פָּת֥וֹחַ נִפְתְּח֖וּ</w:t>
+      </w:r>
+    </w:p>
+    <w:p>
+      <w:pPr/>
+      <w:r>
+        <w:rPr>
+          <w:lang w:val="hi_IN" w:bidi="hi_IN"/>
+        </w:rPr>
+      </w:r>
+      <w:r>
+        <w:rPr>
           <w:b/>
           <w:lang w:val="hi_IN" w:bidi="hi_IN"/>
         </w:rPr>
@@ -19039,6 +21377,20 @@
       </w:r>
       <w:r>
         <w:rPr>
+          <w:lang w:val="hi_IN" w:bidi="hi_IN"/>
+        </w:rPr>
+        <w:t>נִפְתְּח֖וּ &amp; אָכְלָ֥ה</w:t>
+      </w:r>
+    </w:p>
+    <w:p>
+      <w:pPr/>
+      <w:r>
+        <w:rPr>
+          <w:lang w:val="hi_IN" w:bidi="hi_IN"/>
+        </w:rPr>
+      </w:r>
+      <w:r>
+        <w:rPr>
           <w:b/>
           <w:lang w:val="hi_IN" w:bidi="hi_IN"/>
         </w:rPr>
@@ -19150,6 +21502,20 @@
       </w:r>
       <w:r>
         <w:rPr>
+          <w:lang w:val="hi_IN" w:bidi="hi_IN"/>
+        </w:rPr>
+        <w:t>בְּרִיחָֽיִ⁠ך</w:t>
+      </w:r>
+    </w:p>
+    <w:p>
+      <w:pPr/>
+      <w:r>
+        <w:rPr>
+          <w:lang w:val="hi_IN" w:bidi="hi_IN"/>
+        </w:rPr>
+      </w:r>
+      <w:r>
+        <w:rPr>
           <w:b/>
           <w:lang w:val="hi_IN" w:bidi="hi_IN"/>
         </w:rPr>
@@ -19260,6 +21626,20 @@
       </w:r>
       <w:r>
         <w:rPr>
+          <w:lang w:val="hi_IN" w:bidi="hi_IN"/>
+        </w:rPr>
+        <w:t>מֵ֤י מָצוֹר֙ שַֽׁאֲבִי־לָ֔⁠ךְ</w:t>
+      </w:r>
+    </w:p>
+    <w:p>
+      <w:pPr/>
+      <w:r>
+        <w:rPr>
+          <w:lang w:val="hi_IN" w:bidi="hi_IN"/>
+        </w:rPr>
+      </w:r>
+      <w:r>
+        <w:rPr>
           <w:b/>
           <w:lang w:val="hi_IN" w:bidi="hi_IN"/>
         </w:rPr>
@@ -19370,6 +21750,20 @@
       </w:r>
       <w:r>
         <w:rPr>
+          <w:lang w:val="hi_IN" w:bidi="hi_IN"/>
+        </w:rPr>
+        <w:t>לָ֔⁠ךְ</w:t>
+      </w:r>
+    </w:p>
+    <w:p>
+      <w:pPr/>
+      <w:r>
+        <w:rPr>
+          <w:lang w:val="hi_IN" w:bidi="hi_IN"/>
+        </w:rPr>
+      </w:r>
+      <w:r>
+        <w:rPr>
           <w:b/>
           <w:lang w:val="hi_IN" w:bidi="hi_IN"/>
         </w:rPr>
@@ -19547,6 +21941,20 @@
       </w:r>
       <w:r>
         <w:rPr>
+          <w:lang w:val="hi_IN" w:bidi="hi_IN"/>
+        </w:rPr>
+        <w:t>מַלְבֵּֽן</w:t>
+      </w:r>
+    </w:p>
+    <w:p>
+      <w:pPr/>
+      <w:r>
+        <w:rPr>
+          <w:lang w:val="hi_IN" w:bidi="hi_IN"/>
+        </w:rPr>
+      </w:r>
+      <w:r>
+        <w:rPr>
           <w:b/>
           <w:lang w:val="hi_IN" w:bidi="hi_IN"/>
         </w:rPr>
@@ -19657,6 +22065,20 @@
       </w:r>
       <w:r>
         <w:rPr>
+          <w:lang w:val="hi_IN" w:bidi="hi_IN"/>
+        </w:rPr>
+        <w:t>שָׁ֚ם תֹּאכְלֵ֣⁠ךְ אֵ֔שׁ</w:t>
+      </w:r>
+    </w:p>
+    <w:p>
+      <w:pPr/>
+      <w:r>
+        <w:rPr>
+          <w:lang w:val="hi_IN" w:bidi="hi_IN"/>
+        </w:rPr>
+      </w:r>
+      <w:r>
+        <w:rPr>
           <w:b/>
           <w:lang w:val="hi_IN" w:bidi="hi_IN"/>
         </w:rPr>
@@ -19767,6 +22189,20 @@
       </w:r>
       <w:r>
         <w:rPr>
+          <w:lang w:val="hi_IN" w:bidi="hi_IN"/>
+        </w:rPr>
+        <w:t>תַּכְרִיתֵ֣⁠ךְ</w:t>
+      </w:r>
+    </w:p>
+    <w:p>
+      <w:pPr/>
+      <w:r>
+        <w:rPr>
+          <w:lang w:val="hi_IN" w:bidi="hi_IN"/>
+        </w:rPr>
+      </w:r>
+      <w:r>
+        <w:rPr>
           <w:b/>
           <w:lang w:val="hi_IN" w:bidi="hi_IN"/>
         </w:rPr>
@@ -19877,6 +22313,20 @@
       </w:r>
       <w:r>
         <w:rPr>
+          <w:lang w:val="hi_IN" w:bidi="hi_IN"/>
+        </w:rPr>
+        <w:t>כַּ⁠יָּ֑לֶק</w:t>
+      </w:r>
+    </w:p>
+    <w:p>
+      <w:pPr/>
+      <w:r>
+        <w:rPr>
+          <w:lang w:val="hi_IN" w:bidi="hi_IN"/>
+        </w:rPr>
+      </w:r>
+      <w:r>
+        <w:rPr>
           <w:b/>
           <w:lang w:val="hi_IN" w:bidi="hi_IN"/>
         </w:rPr>
@@ -19974,6 +22424,20 @@
       </w:r>
       <w:r>
         <w:rPr>
+          <w:lang w:val="hi_IN" w:bidi="hi_IN"/>
+        </w:rPr>
+        <w:t>כַּ⁠יֶּ֔לֶק</w:t>
+      </w:r>
+    </w:p>
+    <w:p>
+      <w:pPr/>
+      <w:r>
+        <w:rPr>
+          <w:lang w:val="hi_IN" w:bidi="hi_IN"/>
+        </w:rPr>
+      </w:r>
+      <w:r>
+        <w:rPr>
           <w:b/>
           <w:lang w:val="hi_IN" w:bidi="hi_IN"/>
         </w:rPr>
@@ -20057,6 +22521,20 @@
       </w:r>
       <w:r>
         <w:rPr>
+          <w:lang w:val="hi_IN" w:bidi="hi_IN"/>
+        </w:rPr>
+        <w:t>כָּ⁠אַרְבֶּֽה</w:t>
+      </w:r>
+    </w:p>
+    <w:p>
+      <w:pPr/>
+      <w:r>
+        <w:rPr>
+          <w:lang w:val="hi_IN" w:bidi="hi_IN"/>
+        </w:rPr>
+      </w:r>
+      <w:r>
+        <w:rPr>
           <w:b/>
           <w:lang w:val="hi_IN" w:bidi="hi_IN"/>
         </w:rPr>
@@ -20154,6 +22632,20 @@
       </w:r>
       <w:r>
         <w:rPr>
+          <w:lang w:val="hi_IN" w:bidi="hi_IN"/>
+        </w:rPr>
+        <w:t>הִרְבֵּית֙</w:t>
+      </w:r>
+    </w:p>
+    <w:p>
+      <w:pPr/>
+      <w:r>
+        <w:rPr>
+          <w:lang w:val="hi_IN" w:bidi="hi_IN"/>
+        </w:rPr>
+      </w:r>
+      <w:r>
+        <w:rPr>
           <w:b/>
           <w:lang w:val="hi_IN" w:bidi="hi_IN"/>
         </w:rPr>
@@ -20264,6 +22756,20 @@
       </w:r>
       <w:r>
         <w:rPr>
+          <w:lang w:val="hi_IN" w:bidi="hi_IN"/>
+        </w:rPr>
+        <w:t>מִ⁠כּוֹכְבֵ֖י הַ⁠שָּׁמָ֑יִם</w:t>
+      </w:r>
+    </w:p>
+    <w:p>
+      <w:pPr/>
+      <w:r>
+        <w:rPr>
+          <w:lang w:val="hi_IN" w:bidi="hi_IN"/>
+        </w:rPr>
+      </w:r>
+      <w:r>
+        <w:rPr>
           <w:b/>
           <w:lang w:val="hi_IN" w:bidi="hi_IN"/>
         </w:rPr>
@@ -20361,6 +22867,20 @@
       </w:r>
       <w:r>
         <w:rPr>
+          <w:lang w:val="hi_IN" w:bidi="hi_IN"/>
+        </w:rPr>
+        <w:t>יֶ֥לֶק פָּשַׁ֖ט וַ⁠יָּעֹֽף</w:t>
+      </w:r>
+    </w:p>
+    <w:p>
+      <w:pPr/>
+      <w:r>
+        <w:rPr>
+          <w:lang w:val="hi_IN" w:bidi="hi_IN"/>
+        </w:rPr>
+      </w:r>
+      <w:r>
+        <w:rPr>
           <w:b/>
           <w:lang w:val="hi_IN" w:bidi="hi_IN"/>
         </w:rPr>
@@ -20470,6 +22990,20 @@
       </w:r>
       <w:r>
         <w:rPr>
+          <w:lang w:val="hi_IN" w:bidi="hi_IN"/>
+        </w:rPr>
+        <w:t>פָּשַׁ֖ט</w:t>
+      </w:r>
+    </w:p>
+    <w:p>
+      <w:pPr/>
+      <w:r>
+        <w:rPr>
+          <w:lang w:val="hi_IN" w:bidi="hi_IN"/>
+        </w:rPr>
+      </w:r>
+      <w:r>
+        <w:rPr>
           <w:b/>
           <w:lang w:val="hi_IN" w:bidi="hi_IN"/>
         </w:rPr>
@@ -20580,6 +23114,20 @@
       </w:r>
       <w:r>
         <w:rPr>
+          <w:lang w:val="hi_IN" w:bidi="hi_IN"/>
+        </w:rPr>
+        <w:t>מִנְּזָרַ֨יִ⁠ךְ֙ כָּֽ⁠אַרְבֶּ֔ה וְ⁠טַפְסְרַ֖יִ⁠ךְ כְּ⁠ג֣וֹב גֹּבָ֑י</w:t>
+      </w:r>
+    </w:p>
+    <w:p>
+      <w:pPr/>
+      <w:r>
+        <w:rPr>
+          <w:lang w:val="hi_IN" w:bidi="hi_IN"/>
+        </w:rPr>
+      </w:r>
+      <w:r>
+        <w:rPr>
           <w:b/>
           <w:lang w:val="hi_IN" w:bidi="hi_IN"/>
         </w:rPr>
@@ -20677,6 +23225,20 @@
       </w:r>
       <w:r>
         <w:rPr>
+          <w:lang w:val="hi_IN" w:bidi="hi_IN"/>
+        </w:rPr>
+        <w:t>מִנְּזָרַ֨יִ⁠ךְ֙ כָּֽ⁠אַרְבֶּ֔ה וְ⁠טַפְסְרַ֖יִ⁠ךְ כְּ⁠ג֣וֹב גֹּבָ֑י</w:t>
+      </w:r>
+    </w:p>
+    <w:p>
+      <w:pPr/>
+      <w:r>
+        <w:rPr>
+          <w:lang w:val="hi_IN" w:bidi="hi_IN"/>
+        </w:rPr>
+      </w:r>
+      <w:r>
+        <w:rPr>
           <w:b/>
           <w:lang w:val="hi_IN" w:bidi="hi_IN"/>
         </w:rPr>
@@ -20787,6 +23349,20 @@
       </w:r>
       <w:r>
         <w:rPr>
+          <w:lang w:val="hi_IN" w:bidi="hi_IN"/>
+        </w:rPr>
+        <w:t>וְ⁠טַפְסְרַ֖יִ⁠ךְ כְּ⁠ג֣וֹב גֹּבָ֑י</w:t>
+      </w:r>
+    </w:p>
+    <w:p>
+      <w:pPr/>
+      <w:r>
+        <w:rPr>
+          <w:lang w:val="hi_IN" w:bidi="hi_IN"/>
+        </w:rPr>
+      </w:r>
+      <w:r>
+        <w:rPr>
           <w:b/>
           <w:lang w:val="hi_IN" w:bidi="hi_IN"/>
         </w:rPr>
@@ -20884,6 +23460,20 @@
       </w:r>
       <w:r>
         <w:rPr>
+          <w:lang w:val="hi_IN" w:bidi="hi_IN"/>
+        </w:rPr>
+        <w:t>וְ⁠נוֹדַ֔ד &amp; מְקוֹמ֖⁠וֹ</w:t>
+      </w:r>
+    </w:p>
+    <w:p>
+      <w:pPr/>
+      <w:r>
+        <w:rPr>
+          <w:lang w:val="hi_IN" w:bidi="hi_IN"/>
+        </w:rPr>
+      </w:r>
+      <w:r>
+        <w:rPr>
           <w:b/>
           <w:lang w:val="hi_IN" w:bidi="hi_IN"/>
         </w:rPr>
@@ -21008,6 +23598,20 @@
       </w:r>
       <w:r>
         <w:rPr>
+          <w:lang w:val="hi_IN" w:bidi="hi_IN"/>
+        </w:rPr>
+        <w:t>נָמ֤וּ רֹעֶ֨י⁠ךָ֙ מֶ֣לֶךְ אַשּׁ֔וּר</w:t>
+      </w:r>
+    </w:p>
+    <w:p>
+      <w:pPr/>
+      <w:r>
+        <w:rPr>
+          <w:lang w:val="hi_IN" w:bidi="hi_IN"/>
+        </w:rPr>
+      </w:r>
+      <w:r>
+        <w:rPr>
           <w:b/>
           <w:lang w:val="hi_IN" w:bidi="hi_IN"/>
         </w:rPr>
@@ -21105,6 +23709,20 @@
       </w:r>
       <w:r>
         <w:rPr>
+          <w:lang w:val="hi_IN" w:bidi="hi_IN"/>
+        </w:rPr>
+        <w:t>נָמ֤וּ רֹעֶ֨י⁠ךָ֙ &amp; יִשְׁכְּנ֖וּ אַדִּירֶ֑י⁠ךָ</w:t>
+      </w:r>
+    </w:p>
+    <w:p>
+      <w:pPr/>
+      <w:r>
+        <w:rPr>
+          <w:lang w:val="hi_IN" w:bidi="hi_IN"/>
+        </w:rPr>
+      </w:r>
+      <w:r>
+        <w:rPr>
           <w:b/>
           <w:lang w:val="hi_IN" w:bidi="hi_IN"/>
         </w:rPr>
@@ -21227,6 +23845,20 @@
       </w:r>
       <w:r>
         <w:rPr>
+          <w:lang w:val="hi_IN" w:bidi="hi_IN"/>
+        </w:rPr>
+        <w:t>רֹעֶ֨י⁠ךָ֙</w:t>
+      </w:r>
+    </w:p>
+    <w:p>
+      <w:pPr/>
+      <w:r>
+        <w:rPr>
+          <w:lang w:val="hi_IN" w:bidi="hi_IN"/>
+        </w:rPr>
+      </w:r>
+      <w:r>
+        <w:rPr>
           <w:b/>
           <w:lang w:val="hi_IN" w:bidi="hi_IN"/>
         </w:rPr>
@@ -21323,6 +23955,20 @@
       </w:r>
       <w:r>
         <w:rPr>
+          <w:lang w:val="hi_IN" w:bidi="hi_IN"/>
+        </w:rPr>
+        <w:t>נָמ֤וּ &amp; יִשְׁכְּנ֖וּ</w:t>
+      </w:r>
+    </w:p>
+    <w:p>
+      <w:pPr/>
+      <w:r>
+        <w:rPr>
+          <w:lang w:val="hi_IN" w:bidi="hi_IN"/>
+        </w:rPr>
+      </w:r>
+      <w:r>
+        <w:rPr>
           <w:b/>
           <w:lang w:val="hi_IN" w:bidi="hi_IN"/>
         </w:rPr>
@@ -21460,6 +24106,20 @@
       </w:r>
       <w:r>
         <w:rPr>
+          <w:lang w:val="hi_IN" w:bidi="hi_IN"/>
+        </w:rPr>
+        <w:t>נָפֹ֧שׁוּ עַמְּ⁠ךָ֛</w:t>
+      </w:r>
+    </w:p>
+    <w:p>
+      <w:pPr/>
+      <w:r>
+        <w:rPr>
+          <w:lang w:val="hi_IN" w:bidi="hi_IN"/>
+        </w:rPr>
+      </w:r>
+      <w:r>
+        <w:rPr>
           <w:b/>
           <w:lang w:val="hi_IN" w:bidi="hi_IN"/>
         </w:rPr>
@@ -21583,6 +24243,20 @@
       </w:r>
       <w:r>
         <w:rPr>
+          <w:lang w:val="hi_IN" w:bidi="hi_IN"/>
+        </w:rPr>
+        <w:t>אֵין־כֵּהָ֣ה לְ⁠שִׁבְרֶ֔⁠ךָ</w:t>
+      </w:r>
+    </w:p>
+    <w:p>
+      <w:pPr/>
+      <w:r>
+        <w:rPr>
+          <w:lang w:val="hi_IN" w:bidi="hi_IN"/>
+        </w:rPr>
+      </w:r>
+      <w:r>
+        <w:rPr>
           <w:b/>
           <w:lang w:val="hi_IN" w:bidi="hi_IN"/>
         </w:rPr>
@@ -21706,6 +24380,20 @@
       </w:r>
       <w:r>
         <w:rPr>
+          <w:lang w:val="hi_IN" w:bidi="hi_IN"/>
+        </w:rPr>
+        <w:t>נַחְלָ֖ה מַכָּתֶ֑⁠ךָ</w:t>
+      </w:r>
+    </w:p>
+    <w:p>
+      <w:pPr/>
+      <w:r>
+        <w:rPr>
+          <w:lang w:val="hi_IN" w:bidi="hi_IN"/>
+        </w:rPr>
+      </w:r>
+      <w:r>
+        <w:rPr>
           <w:b/>
           <w:lang w:val="hi_IN" w:bidi="hi_IN"/>
         </w:rPr>
@@ -21816,6 +24504,20 @@
       </w:r>
       <w:r>
         <w:rPr>
+          <w:lang w:val="hi_IN" w:bidi="hi_IN"/>
+        </w:rPr>
+        <w:t>שֹׁמְעֵ֣י שִׁמְעֲ⁠ךָ֗</w:t>
+      </w:r>
+    </w:p>
+    <w:p>
+      <w:pPr/>
+      <w:r>
+        <w:rPr>
+          <w:lang w:val="hi_IN" w:bidi="hi_IN"/>
+        </w:rPr>
+      </w:r>
+      <w:r>
+        <w:rPr>
           <w:b/>
           <w:lang w:val="hi_IN" w:bidi="hi_IN"/>
         </w:rPr>
@@ -21926,6 +24628,20 @@
       </w:r>
       <w:r>
         <w:rPr>
+          <w:lang w:val="hi_IN" w:bidi="hi_IN"/>
+        </w:rPr>
+        <w:t>תָּ֤קְעוּ כַף֙</w:t>
+      </w:r>
+    </w:p>
+    <w:p>
+      <w:pPr/>
+      <w:r>
+        <w:rPr>
+          <w:lang w:val="hi_IN" w:bidi="hi_IN"/>
+        </w:rPr>
+      </w:r>
+      <w:r>
+        <w:rPr>
           <w:b/>
           <w:lang w:val="hi_IN" w:bidi="hi_IN"/>
         </w:rPr>
@@ -22023,6 +24739,20 @@
       </w:r>
       <w:r>
         <w:rPr>
+          <w:lang w:val="hi_IN" w:bidi="hi_IN"/>
+        </w:rPr>
+        <w:t>כִּ֗י עַל־מִ֛י לֹֽא־עָבְרָ֥ה רָעָתְ⁠ךָ֖ תָּמִֽיד</w:t>
+      </w:r>
+    </w:p>
+    <w:p>
+      <w:pPr/>
+      <w:r>
+        <w:rPr>
+          <w:lang w:val="hi_IN" w:bidi="hi_IN"/>
+        </w:rPr>
+      </w:r>
+      <w:r>
+        <w:rPr>
           <w:b/>
           <w:lang w:val="hi_IN" w:bidi="hi_IN"/>
         </w:rPr>
@@ -22109,6 +24839,20 @@
         <w:rPr>
           <w:lang w:val="hi_IN" w:bidi="hi_IN"/>
         </w:rPr>
+      </w:r>
+    </w:p>
+    <w:p>
+      <w:pPr/>
+      <w:r>
+        <w:rPr>
+          <w:lang w:val="hi_IN" w:bidi="hi_IN"/>
+        </w:rPr>
+      </w:r>
+      <w:r>
+        <w:rPr>
+          <w:lang w:val="hi_IN" w:bidi="hi_IN"/>
+        </w:rPr>
+        <w:t>רָעָתְ⁠ךָ֖ תָּמִֽיד</w:t>
       </w:r>
     </w:p>
     <w:p>

--- a/hin/docx/34.content.docx
+++ b/hin/docx/34.content.docx
@@ -28,49 +28,15 @@
       </w:r>
     </w:p>
     <w:p>
-      <w:pPr>
-        <w:pStyle w:val="Heading2"/>
-      </w:pPr>
-      <w:r>
-        <w:rPr>
-          <w:lang w:val="hi_IN" w:bidi="hi_IN"/>
-        </w:rPr>
-        <w:t>License Information</w:t>
-      </w:r>
-      <w:r>
-        <w:rPr>
-          <w:lang w:val="hi_IN" w:bidi="hi_IN"/>
-        </w:rPr>
-      </w:r>
-    </w:p>
-    <w:p>
-      <w:pPr/>
-      <w:r>
-        <w:rPr>
-          <w:lang w:val="hi_IN" w:bidi="hi_IN"/>
-        </w:rPr>
-      </w:r>
-      <w:r>
-        <w:rPr>
-          <w:b/>
-          <w:lang w:val="hi_IN" w:bidi="hi_IN"/>
-        </w:rPr>
-        <w:t>अनुवाद नोट्स (अनफोल्डिंग वर्ड)</w:t>
-      </w:r>
-      <w:r>
-        <w:rPr>
-          <w:lang w:val="hi_IN" w:bidi="hi_IN"/>
-        </w:rPr>
-        <w:t xml:space="preserve"> (Hindi) is based on</w:t>
-      </w:r>
-      <w:r>
-        <w:rPr>
-          <w:lang w:val="hi_IN" w:bidi="hi_IN"/>
-        </w:rPr>
-        <w:t xml:space="preserve">: </w:t>
-      </w:r>
-      <w:r>
-        <w:rPr>
+      <w:pPr/>
+      <w:r>
+        <w:rPr>
+          <w:lang w:val="hi_IN" w:bidi="hi_IN"/>
+        </w:rPr>
+      </w:r>
+      <w:r>
+        <w:rPr>
+          <w:b/>
           <w:lang w:val="hi_IN" w:bidi="hi_IN"/>
         </w:rPr>
         <w:t>unfoldingWord® Translation Notes</w:t>
@@ -79,62 +45,31 @@
         <w:rPr>
           <w:lang w:val="hi_IN" w:bidi="hi_IN"/>
         </w:rPr>
-        <w:t xml:space="preserve">, </w:t>
-      </w:r>
-      <w:hyperlink r:id="rId13">
-        <w:r>
-          <w:rPr>
-            <w:lang w:val="hi_IN" w:bidi="hi_IN"/>
-          </w:rPr>
-          <w:rPr>
-            <w:color w:val="0000EE"/>
-            <w:u w:val="single"/>
-          </w:rPr>
-          <w:t>unfoldingWord</w:t>
-        </w:r>
-      </w:hyperlink>
-      <w:r>
-        <w:rPr>
-          <w:lang w:val="hi_IN" w:bidi="hi_IN"/>
-        </w:rPr>
-        <w:t xml:space="preserve">, 2022, which is licensed under a </w:t>
-      </w:r>
-      <w:hyperlink r:id="rId14">
-        <w:r>
-          <w:rPr>
-            <w:lang w:val="hi_IN" w:bidi="hi_IN"/>
-          </w:rPr>
-          <w:rPr>
-            <w:color w:val="0000EE"/>
-            <w:u w:val="single"/>
-          </w:rPr>
-          <w:t>CC BY-SA 4.0 license</w:t>
-        </w:r>
-      </w:hyperlink>
-      <w:r>
-        <w:rPr>
-          <w:lang w:val="hi_IN" w:bidi="hi_IN"/>
-        </w:rPr>
-        <w:t>.</w:t>
-      </w:r>
-      <w:r>
-        <w:rPr>
-          <w:lang w:val="hi_IN" w:bidi="hi_IN"/>
-        </w:rPr>
-      </w:r>
-    </w:p>
-    <w:p>
-      <w:pPr/>
-      <w:r>
-        <w:rPr>
-          <w:lang w:val="hi_IN" w:bidi="hi_IN"/>
-        </w:rPr>
-      </w:r>
-      <w:r>
-        <w:rPr>
-          <w:lang w:val="hi_IN" w:bidi="hi_IN"/>
-        </w:rPr>
-        <w:t>This PDF version is provided under the same license.</w:t>
+        <w:t xml:space="preserve"> © 2022 unfoldingWord. Released under CC BY-SA 4.0 license. </w:t>
+      </w:r>
+      <w:r>
+        <w:rPr>
+          <w:lang w:val="hi_IN" w:bidi="hi_IN"/>
+        </w:rPr>
+        <w:t>unfoldingWord® Translation Notes</w:t>
+      </w:r>
+      <w:r>
+        <w:rPr>
+          <w:lang w:val="hi_IN" w:bidi="hi_IN"/>
+        </w:rPr>
+        <w:t xml:space="preserve"> has been adapted in the following languages: Tok Pisin, Arabic (عربي), French (Français), Hindi (हिंदी), Indonesian (Bahasa Indonesia), Portuguese (Português), Russian (Русский), Spanish (Español), Swahili (Kiswahili), and Simplified Chinese (简体中文) from </w:t>
+      </w:r>
+      <w:r>
+        <w:rPr>
+          <w:lang w:val="hi_IN" w:bidi="hi_IN"/>
+        </w:rPr>
+        <w:t>unfoldingWord® Translation Notes</w:t>
+      </w:r>
+      <w:r>
+        <w:rPr>
+          <w:lang w:val="hi_IN" w:bidi="hi_IN"/>
+        </w:rPr>
+        <w:t xml:space="preserve"> © 2022 unfoldingWord. Released under CC BY-SA 4.0 license by Mission Mutual</w:t>
       </w:r>
       <w:r>
         <w:rPr>
@@ -555,7 +490,7 @@
         </w:rPr>
         <w:t xml:space="preserve">इस भविष्यवाणी में, यहोवा अक्सर यहूदा और नीनवे के लोगों को केवल "यहूदा" और "नीनवे" के रूप में संबोधित करते हैं, देश और शहर के नामों का उपयोग करके लोगों का प्रतिनिधित्व करते हैं। वे क्रियाओं का भी उपयोग करते हैं जो देश या शहर द्वारा किए गए कार्यों का वर्णन करते हैं जो लोग करते हैं, जैसे </w:t>
       </w:r>
-      <w:hyperlink r:id="rId15">
+      <w:hyperlink r:id="rId13">
         <w:r>
           <w:rPr>
             <w:lang w:val="hi_IN" w:bidi="hi_IN"/>
@@ -573,7 +508,7 @@
         </w:rPr>
         <w:t xml:space="preserve">में यहूदा जूआ और बेड़ियाँ पहनता है या </w:t>
       </w:r>
-      <w:hyperlink r:id="rId16">
+      <w:hyperlink r:id="rId14">
         <w:r>
           <w:rPr>
             <w:lang w:val="hi_IN" w:bidi="hi_IN"/>
@@ -591,7 +526,7 @@
         </w:rPr>
         <w:t>में</w:t>
       </w:r>
-      <w:hyperlink r:id="rId16">
+      <w:hyperlink r:id="rId14">
         <w:r>
           <w:rPr>
             <w:lang w:val="hi_IN" w:bidi="hi_IN"/>
@@ -609,7 +544,7 @@
         </w:rPr>
         <w:t xml:space="preserve">पर्व मनाता है और मन्नत पूरा करता है। </w:t>
       </w:r>
-      <w:hyperlink r:id="rId17">
+      <w:hyperlink r:id="rId15">
         <w:r>
           <w:rPr>
             <w:lang w:val="hi_IN" w:bidi="hi_IN"/>
@@ -627,7 +562,7 @@
         </w:rPr>
         <w:t>में</w:t>
       </w:r>
-      <w:hyperlink r:id="rId16">
+      <w:hyperlink r:id="rId14">
         <w:r>
           <w:rPr>
             <w:lang w:val="hi_IN" w:bidi="hi_IN"/>
@@ -645,7 +580,7 @@
         </w:rPr>
         <w:t xml:space="preserve">वे नीनवे का वर्णन एक सैनिक के रूप में करते हैं जो दीवारों की पहरेदारी करता है, सड़क की निगरानी करता है, और अपनी कमर को मजबूत करता है, और </w:t>
       </w:r>
-      <w:hyperlink r:id="rId18">
+      <w:hyperlink r:id="rId16">
         <w:r>
           <w:rPr>
             <w:lang w:val="hi_IN" w:bidi="hi_IN"/>
@@ -663,7 +598,7 @@
         </w:rPr>
         <w:t xml:space="preserve">में एक वेश्या के रूप में जिसे यहोवा नग्न कर देंगे और गंदगी से ढक देंगे, और </w:t>
       </w:r>
-      <w:hyperlink r:id="rId19">
+      <w:hyperlink r:id="rId17">
         <w:r>
           <w:rPr>
             <w:lang w:val="hi_IN" w:bidi="hi_IN"/>
@@ -1025,20 +960,6 @@
       </w:r>
       <w:r>
         <w:rPr>
-          <w:lang w:val="hi_IN" w:bidi="hi_IN"/>
-        </w:rPr>
-        <w:t>מַשָּׂ֖א</w:t>
-      </w:r>
-    </w:p>
-    <w:p>
-      <w:pPr/>
-      <w:r>
-        <w:rPr>
-          <w:lang w:val="hi_IN" w:bidi="hi_IN"/>
-        </w:rPr>
-      </w:r>
-      <w:r>
-        <w:rPr>
           <w:b/>
           <w:lang w:val="hi_IN" w:bidi="hi_IN"/>
         </w:rPr>
@@ -1135,20 +1056,6 @@
       </w:r>
       <w:r>
         <w:rPr>
-          <w:lang w:val="hi_IN" w:bidi="hi_IN"/>
-        </w:rPr>
-        <w:t>הָ⁠אֶלְקֹשִֽׁי</w:t>
-      </w:r>
-    </w:p>
-    <w:p>
-      <w:pPr/>
-      <w:r>
-        <w:rPr>
-          <w:lang w:val="hi_IN" w:bidi="hi_IN"/>
-        </w:rPr>
-      </w:r>
-      <w:r>
-        <w:rPr>
           <w:b/>
           <w:lang w:val="hi_IN" w:bidi="hi_IN"/>
         </w:rPr>
@@ -1259,20 +1166,6 @@
       </w:r>
       <w:r>
         <w:rPr>
-          <w:lang w:val="hi_IN" w:bidi="hi_IN"/>
-        </w:rPr>
-        <w:t>נֹקֵ֤ם &amp; לְ⁠צָרָ֔י⁠ו</w:t>
-      </w:r>
-    </w:p>
-    <w:p>
-      <w:pPr/>
-      <w:r>
-        <w:rPr>
-          <w:lang w:val="hi_IN" w:bidi="hi_IN"/>
-        </w:rPr>
-      </w:r>
-      <w:r>
-        <w:rPr>
           <w:b/>
           <w:lang w:val="hi_IN" w:bidi="hi_IN"/>
         </w:rPr>
@@ -1369,20 +1262,6 @@
       </w:r>
       <w:r>
         <w:rPr>
-          <w:lang w:val="hi_IN" w:bidi="hi_IN"/>
-        </w:rPr>
-        <w:t>אֵ֣ל קַנּ֤וֹא וְ⁠נֹקֵם֙ יְהוָ֔ה נֹקֵ֥ם יְהוָ֖ה וּ⁠בַ֣עַל חֵמָ֑ה</w:t>
-      </w:r>
-    </w:p>
-    <w:p>
-      <w:pPr/>
-      <w:r>
-        <w:rPr>
-          <w:lang w:val="hi_IN" w:bidi="hi_IN"/>
-        </w:rPr>
-      </w:r>
-      <w:r>
-        <w:rPr>
           <w:b/>
           <w:lang w:val="hi_IN" w:bidi="hi_IN"/>
         </w:rPr>
@@ -1466,20 +1345,6 @@
       </w:r>
       <w:r>
         <w:rPr>
-          <w:lang w:val="hi_IN" w:bidi="hi_IN"/>
-        </w:rPr>
-        <w:t>וּ⁠בַ֣עַל חֵמָ֑ה</w:t>
-      </w:r>
-    </w:p>
-    <w:p>
-      <w:pPr/>
-      <w:r>
-        <w:rPr>
-          <w:lang w:val="hi_IN" w:bidi="hi_IN"/>
-        </w:rPr>
-      </w:r>
-      <w:r>
-        <w:rPr>
           <w:b/>
           <w:lang w:val="hi_IN" w:bidi="hi_IN"/>
         </w:rPr>
@@ -1576,20 +1441,6 @@
       </w:r>
       <w:r>
         <w:rPr>
-          <w:lang w:val="hi_IN" w:bidi="hi_IN"/>
-        </w:rPr>
-        <w:t>נֹקֵ֤ם יְהוָה֙ לְ⁠צָרָ֔י⁠ו וְ⁠נוֹטֵ֥ר ה֖וּא לְ⁠אֹיְבָֽי⁠ו</w:t>
-      </w:r>
-    </w:p>
-    <w:p>
-      <w:pPr/>
-      <w:r>
-        <w:rPr>
-          <w:lang w:val="hi_IN" w:bidi="hi_IN"/>
-        </w:rPr>
-      </w:r>
-      <w:r>
-        <w:rPr>
           <w:b/>
           <w:lang w:val="hi_IN" w:bidi="hi_IN"/>
         </w:rPr>
@@ -1686,20 +1537,6 @@
       </w:r>
       <w:r>
         <w:rPr>
-          <w:lang w:val="hi_IN" w:bidi="hi_IN"/>
-        </w:rPr>
-        <w:t>וְ⁠נוֹטֵ֥ר ה֖וּא לְ⁠אֹיְבָֽי⁠ו</w:t>
-      </w:r>
-    </w:p>
-    <w:p>
-      <w:pPr/>
-      <w:r>
-        <w:rPr>
-          <w:lang w:val="hi_IN" w:bidi="hi_IN"/>
-        </w:rPr>
-      </w:r>
-      <w:r>
-        <w:rPr>
           <w:b/>
           <w:lang w:val="hi_IN" w:bidi="hi_IN"/>
         </w:rPr>
@@ -1796,20 +1633,6 @@
       </w:r>
       <w:r>
         <w:rPr>
-          <w:lang w:val="hi_IN" w:bidi="hi_IN"/>
-        </w:rPr>
-        <w:t>אֶ֤רֶךְ אַפַּ֨יִם֙</w:t>
-      </w:r>
-    </w:p>
-    <w:p>
-      <w:pPr/>
-      <w:r>
-        <w:rPr>
-          <w:lang w:val="hi_IN" w:bidi="hi_IN"/>
-        </w:rPr>
-      </w:r>
-      <w:r>
-        <w:rPr>
           <w:b/>
           <w:lang w:val="hi_IN" w:bidi="hi_IN"/>
         </w:rPr>
@@ -1906,20 +1729,6 @@
       </w:r>
       <w:r>
         <w:rPr>
-          <w:lang w:val="hi_IN" w:bidi="hi_IN"/>
-        </w:rPr>
-        <w:t>ו⁠גדול־כֹּ֔חַ</w:t>
-      </w:r>
-    </w:p>
-    <w:p>
-      <w:pPr/>
-      <w:r>
-        <w:rPr>
-          <w:lang w:val="hi_IN" w:bidi="hi_IN"/>
-        </w:rPr>
-      </w:r>
-      <w:r>
-        <w:rPr>
           <w:b/>
           <w:lang w:val="hi_IN" w:bidi="hi_IN"/>
         </w:rPr>
@@ -2016,20 +1825,6 @@
       </w:r>
       <w:r>
         <w:rPr>
-          <w:lang w:val="hi_IN" w:bidi="hi_IN"/>
-        </w:rPr>
-        <w:t>וְ⁠נַקֵּ֖ה לֹ֣א יְנַקֶּ֑ה</w:t>
-      </w:r>
-    </w:p>
-    <w:p>
-      <w:pPr/>
-      <w:r>
-        <w:rPr>
-          <w:lang w:val="hi_IN" w:bidi="hi_IN"/>
-        </w:rPr>
-      </w:r>
-      <w:r>
-        <w:rPr>
           <w:b/>
           <w:lang w:val="hi_IN" w:bidi="hi_IN"/>
         </w:rPr>
@@ -2126,20 +1921,6 @@
       </w:r>
       <w:r>
         <w:rPr>
-          <w:lang w:val="hi_IN" w:bidi="hi_IN"/>
-        </w:rPr>
-        <w:t>גּוֹעֵ֤ר</w:t>
-      </w:r>
-    </w:p>
-    <w:p>
-      <w:pPr/>
-      <w:r>
-        <w:rPr>
-          <w:lang w:val="hi_IN" w:bidi="hi_IN"/>
-        </w:rPr>
-      </w:r>
-      <w:r>
-        <w:rPr>
           <w:b/>
           <w:lang w:val="hi_IN" w:bidi="hi_IN"/>
         </w:rPr>
@@ -2236,20 +2017,6 @@
       </w:r>
       <w:r>
         <w:rPr>
-          <w:lang w:val="hi_IN" w:bidi="hi_IN"/>
-        </w:rPr>
-        <w:t>אֻמְלַ֤ל בָּשָׁן֙</w:t>
-      </w:r>
-    </w:p>
-    <w:p>
-      <w:pPr/>
-      <w:r>
-        <w:rPr>
-          <w:lang w:val="hi_IN" w:bidi="hi_IN"/>
-        </w:rPr>
-      </w:r>
-      <w:r>
-        <w:rPr>
           <w:b/>
           <w:lang w:val="hi_IN" w:bidi="hi_IN"/>
         </w:rPr>
@@ -2346,20 +2113,6 @@
       </w:r>
       <w:r>
         <w:rPr>
-          <w:lang w:val="hi_IN" w:bidi="hi_IN"/>
-        </w:rPr>
-        <w:t>וְ⁠כַרְמֶ֔ל</w:t>
-      </w:r>
-    </w:p>
-    <w:p>
-      <w:pPr/>
-      <w:r>
-        <w:rPr>
-          <w:lang w:val="hi_IN" w:bidi="hi_IN"/>
-        </w:rPr>
-      </w:r>
-      <w:r>
-        <w:rPr>
           <w:b/>
           <w:lang w:val="hi_IN" w:bidi="hi_IN"/>
         </w:rPr>
@@ -2450,20 +2203,6 @@
       </w:r>
       <w:r>
         <w:rPr>
-          <w:lang w:val="hi_IN" w:bidi="hi_IN"/>
-        </w:rPr>
-        <w:t>וְ⁠כַרְמֶ֔ל</w:t>
-      </w:r>
-    </w:p>
-    <w:p>
-      <w:pPr/>
-      <w:r>
-        <w:rPr>
-          <w:lang w:val="hi_IN" w:bidi="hi_IN"/>
-        </w:rPr>
-      </w:r>
-      <w:r>
-        <w:rPr>
           <w:b/>
           <w:lang w:val="hi_IN" w:bidi="hi_IN"/>
         </w:rPr>
@@ -2559,20 +2298,6 @@
       </w:r>
       <w:r>
         <w:rPr>
-          <w:lang w:val="hi_IN" w:bidi="hi_IN"/>
-        </w:rPr>
-        <w:t>וְ⁠הַ⁠גְּבָע֖וֹת הִתְמֹגָ֑גוּ</w:t>
-      </w:r>
-    </w:p>
-    <w:p>
-      <w:pPr/>
-      <w:r>
-        <w:rPr>
-          <w:lang w:val="hi_IN" w:bidi="hi_IN"/>
-        </w:rPr>
-      </w:r>
-      <w:r>
-        <w:rPr>
           <w:b/>
           <w:lang w:val="hi_IN" w:bidi="hi_IN"/>
         </w:rPr>
@@ -2656,20 +2381,6 @@
       </w:r>
       <w:r>
         <w:rPr>
-          <w:lang w:val="hi_IN" w:bidi="hi_IN"/>
-        </w:rPr>
-        <w:t>יֹ֥שְׁבֵי בָֽ⁠הּ</w:t>
-      </w:r>
-    </w:p>
-    <w:p>
-      <w:pPr/>
-      <w:r>
-        <w:rPr>
-          <w:lang w:val="hi_IN" w:bidi="hi_IN"/>
-        </w:rPr>
-      </w:r>
-      <w:r>
-        <w:rPr>
           <w:b/>
           <w:lang w:val="hi_IN" w:bidi="hi_IN"/>
         </w:rPr>
@@ -2766,20 +2477,6 @@
       </w:r>
       <w:r>
         <w:rPr>
-          <w:lang w:val="hi_IN" w:bidi="hi_IN"/>
-        </w:rPr>
-        <w:t>לִ⁠פְנֵ֤י זַעְמ⁠וֹ֙ מִ֣י יַֽעֲמ֔וֹד וּ⁠מִ֥י יָק֖וּם בַּ⁠חֲר֣וֹן אַפּ֑⁠וֹ</w:t>
-      </w:r>
-    </w:p>
-    <w:p>
-      <w:pPr/>
-      <w:r>
-        <w:rPr>
-          <w:lang w:val="hi_IN" w:bidi="hi_IN"/>
-        </w:rPr>
-      </w:r>
-      <w:r>
-        <w:rPr>
           <w:b/>
           <w:lang w:val="hi_IN" w:bidi="hi_IN"/>
         </w:rPr>
@@ -2876,20 +2573,6 @@
       </w:r>
       <w:r>
         <w:rPr>
-          <w:lang w:val="hi_IN" w:bidi="hi_IN"/>
-        </w:rPr>
-        <w:t>לִ⁠פְנֵ֤י</w:t>
-      </w:r>
-    </w:p>
-    <w:p>
-      <w:pPr/>
-      <w:r>
-        <w:rPr>
-          <w:lang w:val="hi_IN" w:bidi="hi_IN"/>
-        </w:rPr>
-      </w:r>
-      <w:r>
-        <w:rPr>
           <w:b/>
           <w:lang w:val="hi_IN" w:bidi="hi_IN"/>
         </w:rPr>
@@ -2986,20 +2669,6 @@
       </w:r>
       <w:r>
         <w:rPr>
-          <w:lang w:val="hi_IN" w:bidi="hi_IN"/>
-        </w:rPr>
-        <w:t>בַּ⁠חֲר֣וֹן אַפּ֑⁠וֹ</w:t>
-      </w:r>
-    </w:p>
-    <w:p>
-      <w:pPr/>
-      <w:r>
-        <w:rPr>
-          <w:lang w:val="hi_IN" w:bidi="hi_IN"/>
-        </w:rPr>
-      </w:r>
-      <w:r>
-        <w:rPr>
           <w:b/>
           <w:lang w:val="hi_IN" w:bidi="hi_IN"/>
         </w:rPr>
@@ -3096,20 +2765,6 @@
       </w:r>
       <w:r>
         <w:rPr>
-          <w:lang w:val="hi_IN" w:bidi="hi_IN"/>
-        </w:rPr>
-        <w:t>לִ⁠פְנֵ֤י זַעְמ⁠וֹ֙ &amp; חֲמָת⁠וֹ֙ נִתְּכָ֣ה כָ⁠אֵ֔שׁ</w:t>
-      </w:r>
-    </w:p>
-    <w:p>
-      <w:pPr/>
-      <w:r>
-        <w:rPr>
-          <w:lang w:val="hi_IN" w:bidi="hi_IN"/>
-        </w:rPr>
-      </w:r>
-      <w:r>
-        <w:rPr>
           <w:b/>
           <w:lang w:val="hi_IN" w:bidi="hi_IN"/>
         </w:rPr>
@@ -3232,20 +2887,6 @@
       </w:r>
       <w:r>
         <w:rPr>
-          <w:lang w:val="hi_IN" w:bidi="hi_IN"/>
-        </w:rPr>
-        <w:t>לִ⁠פְנֵ֤י זַעְמ⁠וֹ֙ מִ֣י יַֽעֲמ֔וֹד</w:t>
-      </w:r>
-    </w:p>
-    <w:p>
-      <w:pPr/>
-      <w:r>
-        <w:rPr>
-          <w:lang w:val="hi_IN" w:bidi="hi_IN"/>
-        </w:rPr>
-      </w:r>
-      <w:r>
-        <w:rPr>
           <w:b/>
           <w:lang w:val="hi_IN" w:bidi="hi_IN"/>
         </w:rPr>
@@ -3329,20 +2970,6 @@
       </w:r>
       <w:r>
         <w:rPr>
-          <w:lang w:val="hi_IN" w:bidi="hi_IN"/>
-        </w:rPr>
-        <w:t>וּ⁠מִ֥י יָק֖וּם בַּ⁠חֲר֣וֹן אַפּ֑⁠וֹ</w:t>
-      </w:r>
-    </w:p>
-    <w:p>
-      <w:pPr/>
-      <w:r>
-        <w:rPr>
-          <w:lang w:val="hi_IN" w:bidi="hi_IN"/>
-        </w:rPr>
-      </w:r>
-      <w:r>
-        <w:rPr>
           <w:b/>
           <w:lang w:val="hi_IN" w:bidi="hi_IN"/>
         </w:rPr>
@@ -3426,20 +3053,6 @@
       </w:r>
       <w:r>
         <w:rPr>
-          <w:lang w:val="hi_IN" w:bidi="hi_IN"/>
-        </w:rPr>
-        <w:t>לְ⁠מָע֖וֹז</w:t>
-      </w:r>
-    </w:p>
-    <w:p>
-      <w:pPr/>
-      <w:r>
-        <w:rPr>
-          <w:lang w:val="hi_IN" w:bidi="hi_IN"/>
-        </w:rPr>
-      </w:r>
-      <w:r>
-        <w:rPr>
           <w:b/>
           <w:lang w:val="hi_IN" w:bidi="hi_IN"/>
         </w:rPr>
@@ -3523,20 +3136,6 @@
       </w:r>
       <w:r>
         <w:rPr>
-          <w:lang w:val="hi_IN" w:bidi="hi_IN"/>
-        </w:rPr>
-        <w:t>בְּ⁠י֣וֹם צָרָ֑ה</w:t>
-      </w:r>
-    </w:p>
-    <w:p>
-      <w:pPr/>
-      <w:r>
-        <w:rPr>
-          <w:lang w:val="hi_IN" w:bidi="hi_IN"/>
-        </w:rPr>
-      </w:r>
-      <w:r>
-        <w:rPr>
           <w:b/>
           <w:lang w:val="hi_IN" w:bidi="hi_IN"/>
         </w:rPr>
@@ -3646,20 +3245,6 @@
       </w:r>
       <w:r>
         <w:rPr>
-          <w:lang w:val="hi_IN" w:bidi="hi_IN"/>
-        </w:rPr>
-        <w:t>חֹ֥סֵי בֽ⁠וֹ</w:t>
-      </w:r>
-    </w:p>
-    <w:p>
-      <w:pPr/>
-      <w:r>
-        <w:rPr>
-          <w:lang w:val="hi_IN" w:bidi="hi_IN"/>
-        </w:rPr>
-      </w:r>
-      <w:r>
-        <w:rPr>
           <w:b/>
           <w:lang w:val="hi_IN" w:bidi="hi_IN"/>
         </w:rPr>
@@ -3756,20 +3341,6 @@
       </w:r>
       <w:r>
         <w:rPr>
-          <w:lang w:val="hi_IN" w:bidi="hi_IN"/>
-        </w:rPr>
-        <w:t>מְקוֹמָ֑⁠הּ</w:t>
-      </w:r>
-    </w:p>
-    <w:p>
-      <w:pPr/>
-      <w:r>
-        <w:rPr>
-          <w:lang w:val="hi_IN" w:bidi="hi_IN"/>
-        </w:rPr>
-      </w:r>
-      <w:r>
-        <w:rPr>
           <w:b/>
           <w:lang w:val="hi_IN" w:bidi="hi_IN"/>
         </w:rPr>
@@ -3866,20 +3437,6 @@
       </w:r>
       <w:r>
         <w:rPr>
-          <w:lang w:val="hi_IN" w:bidi="hi_IN"/>
-        </w:rPr>
-        <w:t>וְ⁠אֹיְבָ֖י⁠ו יְרַדֶּף־חֹֽשֶׁךְ</w:t>
-      </w:r>
-    </w:p>
-    <w:p>
-      <w:pPr/>
-      <w:r>
-        <w:rPr>
-          <w:lang w:val="hi_IN" w:bidi="hi_IN"/>
-        </w:rPr>
-      </w:r>
-      <w:r>
-        <w:rPr>
           <w:b/>
           <w:lang w:val="hi_IN" w:bidi="hi_IN"/>
         </w:rPr>
@@ -3976,20 +3533,6 @@
       </w:r>
       <w:r>
         <w:rPr>
-          <w:lang w:val="hi_IN" w:bidi="hi_IN"/>
-        </w:rPr>
-        <w:t>מַה־תְּחַשְּׁבוּ⁠ן֙ אֶל־יְהוָ֔ה</w:t>
-      </w:r>
-    </w:p>
-    <w:p>
-      <w:pPr/>
-      <w:r>
-        <w:rPr>
-          <w:lang w:val="hi_IN" w:bidi="hi_IN"/>
-        </w:rPr>
-      </w:r>
-      <w:r>
-        <w:rPr>
           <w:b/>
           <w:lang w:val="hi_IN" w:bidi="hi_IN"/>
         </w:rPr>
@@ -4073,20 +3616,6 @@
       </w:r>
       <w:r>
         <w:rPr>
-          <w:lang w:val="hi_IN" w:bidi="hi_IN"/>
-        </w:rPr>
-        <w:t>תְּחַשְּׁבוּ⁠ן֙</w:t>
-      </w:r>
-    </w:p>
-    <w:p>
-      <w:pPr/>
-      <w:r>
-        <w:rPr>
-          <w:lang w:val="hi_IN" w:bidi="hi_IN"/>
-        </w:rPr>
-      </w:r>
-      <w:r>
-        <w:rPr>
           <w:b/>
           <w:lang w:val="hi_IN" w:bidi="hi_IN"/>
         </w:rPr>
@@ -4195,20 +3724,6 @@
       </w:r>
       <w:r>
         <w:rPr>
-          <w:lang w:val="hi_IN" w:bidi="hi_IN"/>
-        </w:rPr>
-        <w:t>תְּחַשְּׁבוּ⁠ן֙</w:t>
-      </w:r>
-    </w:p>
-    <w:p>
-      <w:pPr/>
-      <w:r>
-        <w:rPr>
-          <w:lang w:val="hi_IN" w:bidi="hi_IN"/>
-        </w:rPr>
-      </w:r>
-      <w:r>
-        <w:rPr>
           <w:b/>
           <w:lang w:val="hi_IN" w:bidi="hi_IN"/>
         </w:rPr>
@@ -4317,20 +3832,6 @@
       </w:r>
       <w:r>
         <w:rPr>
-          <w:lang w:val="hi_IN" w:bidi="hi_IN"/>
-        </w:rPr>
-        <w:t>צָרָֽה</w:t>
-      </w:r>
-    </w:p>
-    <w:p>
-      <w:pPr/>
-      <w:r>
-        <w:rPr>
-          <w:lang w:val="hi_IN" w:bidi="hi_IN"/>
-        </w:rPr>
-      </w:r>
-      <w:r>
-        <w:rPr>
           <w:b/>
           <w:lang w:val="hi_IN" w:bidi="hi_IN"/>
         </w:rPr>
@@ -4427,20 +3928,6 @@
       </w:r>
       <w:r>
         <w:rPr>
-          <w:lang w:val="hi_IN" w:bidi="hi_IN"/>
-        </w:rPr>
-        <w:t>לֹֽא־תָק֥וּם</w:t>
-      </w:r>
-    </w:p>
-    <w:p>
-      <w:pPr/>
-      <w:r>
-        <w:rPr>
-          <w:lang w:val="hi_IN" w:bidi="hi_IN"/>
-        </w:rPr>
-      </w:r>
-      <w:r>
-        <w:rPr>
           <w:b/>
           <w:lang w:val="hi_IN" w:bidi="hi_IN"/>
         </w:rPr>
@@ -4550,20 +4037,6 @@
       </w:r>
       <w:r>
         <w:rPr>
-          <w:lang w:val="hi_IN" w:bidi="hi_IN"/>
-        </w:rPr>
-        <w:t>עַד־סִירִ֣ים סְבֻכִ֔ים וּ⁠כְ⁠סָבְאָ֖⁠ם סְבוּאִ֑ים אֻ֨כְּל֔וּ</w:t>
-      </w:r>
-    </w:p>
-    <w:p>
-      <w:pPr/>
-      <w:r>
-        <w:rPr>
-          <w:lang w:val="hi_IN" w:bidi="hi_IN"/>
-        </w:rPr>
-      </w:r>
-      <w:r>
-        <w:rPr>
           <w:b/>
           <w:lang w:val="hi_IN" w:bidi="hi_IN"/>
         </w:rPr>
@@ -4647,20 +4120,6 @@
       </w:r>
       <w:r>
         <w:rPr>
-          <w:lang w:val="hi_IN" w:bidi="hi_IN"/>
-        </w:rPr>
-        <w:t>וּ⁠כְ⁠סָבְאָ֖⁠ם &amp; אֻ֨כְּל֔וּ</w:t>
-      </w:r>
-    </w:p>
-    <w:p>
-      <w:pPr/>
-      <w:r>
-        <w:rPr>
-          <w:lang w:val="hi_IN" w:bidi="hi_IN"/>
-        </w:rPr>
-      </w:r>
-      <w:r>
-        <w:rPr>
           <w:b/>
           <w:lang w:val="hi_IN" w:bidi="hi_IN"/>
         </w:rPr>
@@ -4770,20 +4229,6 @@
       </w:r>
       <w:r>
         <w:rPr>
-          <w:lang w:val="hi_IN" w:bidi="hi_IN"/>
-        </w:rPr>
-        <w:t>אֻ֨כְּל֔וּ</w:t>
-      </w:r>
-    </w:p>
-    <w:p>
-      <w:pPr/>
-      <w:r>
-        <w:rPr>
-          <w:lang w:val="hi_IN" w:bidi="hi_IN"/>
-        </w:rPr>
-      </w:r>
-      <w:r>
-        <w:rPr>
           <w:b/>
           <w:lang w:val="hi_IN" w:bidi="hi_IN"/>
         </w:rPr>
@@ -4867,20 +4312,6 @@
       </w:r>
       <w:r>
         <w:rPr>
-          <w:lang w:val="hi_IN" w:bidi="hi_IN"/>
-        </w:rPr>
-        <w:t>מִמֵּ֣⁠ךְ</w:t>
-      </w:r>
-    </w:p>
-    <w:p>
-      <w:pPr/>
-      <w:r>
-        <w:rPr>
-          <w:lang w:val="hi_IN" w:bidi="hi_IN"/>
-        </w:rPr>
-      </w:r>
-      <w:r>
-        <w:rPr>
           <w:b/>
           <w:lang w:val="hi_IN" w:bidi="hi_IN"/>
         </w:rPr>
@@ -4977,20 +4408,6 @@
       </w:r>
       <w:r>
         <w:rPr>
-          <w:lang w:val="hi_IN" w:bidi="hi_IN"/>
-        </w:rPr>
-        <w:t>מִמֵּ֣⁠ךְ</w:t>
-      </w:r>
-    </w:p>
-    <w:p>
-      <w:pPr/>
-      <w:r>
-        <w:rPr>
-          <w:lang w:val="hi_IN" w:bidi="hi_IN"/>
-        </w:rPr>
-      </w:r>
-      <w:r>
-        <w:rPr>
           <w:b/>
           <w:lang w:val="hi_IN" w:bidi="hi_IN"/>
         </w:rPr>
@@ -5087,20 +4504,6 @@
       </w:r>
       <w:r>
         <w:rPr>
-          <w:lang w:val="hi_IN" w:bidi="hi_IN"/>
-        </w:rPr>
-        <w:t>מִמֵּ֣⁠ךְ יָצָ֔א</w:t>
-      </w:r>
-    </w:p>
-    <w:p>
-      <w:pPr/>
-      <w:r>
-        <w:rPr>
-          <w:lang w:val="hi_IN" w:bidi="hi_IN"/>
-        </w:rPr>
-      </w:r>
-      <w:r>
-        <w:rPr>
           <w:b/>
           <w:lang w:val="hi_IN" w:bidi="hi_IN"/>
         </w:rPr>
@@ -5184,20 +4587,6 @@
       </w:r>
       <w:r>
         <w:rPr>
-          <w:lang w:val="hi_IN" w:bidi="hi_IN"/>
-        </w:rPr>
-        <w:t>חֹשֵׁ֥ב &amp; רָעָ֑ה יֹעֵ֖ץ בְּלִיָּֽעַל</w:t>
-      </w:r>
-    </w:p>
-    <w:p>
-      <w:pPr/>
-      <w:r>
-        <w:rPr>
-          <w:lang w:val="hi_IN" w:bidi="hi_IN"/>
-        </w:rPr>
-      </w:r>
-      <w:r>
-        <w:rPr>
           <w:b/>
           <w:lang w:val="hi_IN" w:bidi="hi_IN"/>
         </w:rPr>
@@ -5294,20 +4683,6 @@
       </w:r>
       <w:r>
         <w:rPr>
-          <w:lang w:val="hi_IN" w:bidi="hi_IN"/>
-        </w:rPr>
-        <w:t>חֹשֵׁ֥ב &amp; רָעָ֑ה יֹעֵ֖ץ בְּלִיָּֽעַל</w:t>
-      </w:r>
-    </w:p>
-    <w:p>
-      <w:pPr/>
-      <w:r>
-        <w:rPr>
-          <w:lang w:val="hi_IN" w:bidi="hi_IN"/>
-        </w:rPr>
-      </w:r>
-      <w:r>
-        <w:rPr>
           <w:b/>
           <w:lang w:val="hi_IN" w:bidi="hi_IN"/>
         </w:rPr>
@@ -5430,20 +4805,6 @@
       </w:r>
       <w:r>
         <w:rPr>
-          <w:lang w:val="hi_IN" w:bidi="hi_IN"/>
-        </w:rPr>
-        <w:t>שְׁלֵמִים֙</w:t>
-      </w:r>
-    </w:p>
-    <w:p>
-      <w:pPr/>
-      <w:r>
-        <w:rPr>
-          <w:lang w:val="hi_IN" w:bidi="hi_IN"/>
-        </w:rPr>
-      </w:r>
-      <w:r>
-        <w:rPr>
           <w:b/>
           <w:lang w:val="hi_IN" w:bidi="hi_IN"/>
         </w:rPr>
@@ -5540,20 +4901,6 @@
       </w:r>
       <w:r>
         <w:rPr>
-          <w:lang w:val="hi_IN" w:bidi="hi_IN"/>
-        </w:rPr>
-        <w:t>שְׁלֵמִים֙</w:t>
-      </w:r>
-    </w:p>
-    <w:p>
-      <w:pPr/>
-      <w:r>
-        <w:rPr>
-          <w:lang w:val="hi_IN" w:bidi="hi_IN"/>
-        </w:rPr>
-      </w:r>
-      <w:r>
-        <w:rPr>
           <w:b/>
           <w:lang w:val="hi_IN" w:bidi="hi_IN"/>
         </w:rPr>
@@ -5650,20 +4997,6 @@
       </w:r>
       <w:r>
         <w:rPr>
-          <w:lang w:val="hi_IN" w:bidi="hi_IN"/>
-        </w:rPr>
-        <w:t>נָגֹ֖זּוּ וְ⁠עָבָ֑ר</w:t>
-      </w:r>
-    </w:p>
-    <w:p>
-      <w:pPr/>
-      <w:r>
-        <w:rPr>
-          <w:lang w:val="hi_IN" w:bidi="hi_IN"/>
-        </w:rPr>
-      </w:r>
-      <w:r>
-        <w:rPr>
           <w:b/>
           <w:lang w:val="hi_IN" w:bidi="hi_IN"/>
         </w:rPr>
@@ -5747,20 +5080,6 @@
       </w:r>
       <w:r>
         <w:rPr>
-          <w:lang w:val="hi_IN" w:bidi="hi_IN"/>
-        </w:rPr>
-        <w:t>נָגֹ֖זּוּ</w:t>
-      </w:r>
-    </w:p>
-    <w:p>
-      <w:pPr/>
-      <w:r>
-        <w:rPr>
-          <w:lang w:val="hi_IN" w:bidi="hi_IN"/>
-        </w:rPr>
-      </w:r>
-      <w:r>
-        <w:rPr>
           <w:b/>
           <w:lang w:val="hi_IN" w:bidi="hi_IN"/>
         </w:rPr>
@@ -5857,20 +5176,6 @@
       </w:r>
       <w:r>
         <w:rPr>
-          <w:lang w:val="hi_IN" w:bidi="hi_IN"/>
-        </w:rPr>
-        <w:t>נָגֹ֖זּוּ</w:t>
-      </w:r>
-    </w:p>
-    <w:p>
-      <w:pPr/>
-      <w:r>
-        <w:rPr>
-          <w:lang w:val="hi_IN" w:bidi="hi_IN"/>
-        </w:rPr>
-      </w:r>
-      <w:r>
-        <w:rPr>
           <w:b/>
           <w:lang w:val="hi_IN" w:bidi="hi_IN"/>
         </w:rPr>
@@ -5954,20 +5259,6 @@
       </w:r>
       <w:r>
         <w:rPr>
-          <w:lang w:val="hi_IN" w:bidi="hi_IN"/>
-        </w:rPr>
-        <w:t>וְ⁠עָבָ֑ר</w:t>
-      </w:r>
-    </w:p>
-    <w:p>
-      <w:pPr/>
-      <w:r>
-        <w:rPr>
-          <w:lang w:val="hi_IN" w:bidi="hi_IN"/>
-        </w:rPr>
-      </w:r>
-      <w:r>
-        <w:rPr>
           <w:b/>
           <w:lang w:val="hi_IN" w:bidi="hi_IN"/>
         </w:rPr>
@@ -6066,20 +5357,6 @@
         <w:rPr>
           <w:lang w:val="hi_IN" w:bidi="hi_IN"/>
         </w:rPr>
-      </w:r>
-    </w:p>
-    <w:p>
-      <w:pPr/>
-      <w:r>
-        <w:rPr>
-          <w:lang w:val="hi_IN" w:bidi="hi_IN"/>
-        </w:rPr>
-      </w:r>
-      <w:r>
-        <w:rPr>
-          <w:lang w:val="hi_IN" w:bidi="hi_IN"/>
-        </w:rPr>
-        <w:t>וְ⁠עִ֨נִּתִ֔⁠ךְ</w:t>
       </w:r>
     </w:p>
     <w:p>
@@ -6287,20 +5564,6 @@
       </w:r>
       <w:r>
         <w:rPr>
-          <w:lang w:val="hi_IN" w:bidi="hi_IN"/>
-        </w:rPr>
-        <w:t>מֹטֵ֖⁠הוּ</w:t>
-      </w:r>
-    </w:p>
-    <w:p>
-      <w:pPr/>
-      <w:r>
-        <w:rPr>
-          <w:lang w:val="hi_IN" w:bidi="hi_IN"/>
-        </w:rPr>
-      </w:r>
-      <w:r>
-        <w:rPr>
           <w:b/>
           <w:lang w:val="hi_IN" w:bidi="hi_IN"/>
         </w:rPr>
@@ -6422,20 +5685,6 @@
       </w:r>
       <w:r>
         <w:rPr>
-          <w:lang w:val="hi_IN" w:bidi="hi_IN"/>
-        </w:rPr>
-        <w:t>מֹטֵ֖⁠הוּ</w:t>
-      </w:r>
-    </w:p>
-    <w:p>
-      <w:pPr/>
-      <w:r>
-        <w:rPr>
-          <w:lang w:val="hi_IN" w:bidi="hi_IN"/>
-        </w:rPr>
-      </w:r>
-      <w:r>
-        <w:rPr>
           <w:b/>
           <w:lang w:val="hi_IN" w:bidi="hi_IN"/>
         </w:rPr>
@@ -6532,20 +5781,6 @@
       </w:r>
       <w:r>
         <w:rPr>
-          <w:lang w:val="hi_IN" w:bidi="hi_IN"/>
-        </w:rPr>
-        <w:t>מֵֽ⁠עָלָ֑יִ⁠ךְ וּ⁠מוֹסְרֹתַ֖יִ⁠ךְ</w:t>
-      </w:r>
-    </w:p>
-    <w:p>
-      <w:pPr/>
-      <w:r>
-        <w:rPr>
-          <w:lang w:val="hi_IN" w:bidi="hi_IN"/>
-        </w:rPr>
-      </w:r>
-      <w:r>
-        <w:rPr>
           <w:b/>
           <w:lang w:val="hi_IN" w:bidi="hi_IN"/>
         </w:rPr>
@@ -6655,20 +5890,6 @@
       </w:r>
       <w:r>
         <w:rPr>
-          <w:lang w:val="hi_IN" w:bidi="hi_IN"/>
-        </w:rPr>
-        <w:t>וּ⁠מוֹסְרֹתַ֖יִ⁠ךְ אֲנַתֵּֽק</w:t>
-      </w:r>
-    </w:p>
-    <w:p>
-      <w:pPr/>
-      <w:r>
-        <w:rPr>
-          <w:lang w:val="hi_IN" w:bidi="hi_IN"/>
-        </w:rPr>
-      </w:r>
-      <w:r>
-        <w:rPr>
           <w:b/>
           <w:lang w:val="hi_IN" w:bidi="hi_IN"/>
         </w:rPr>
@@ -6765,20 +5986,6 @@
       </w:r>
       <w:r>
         <w:rPr>
-          <w:lang w:val="hi_IN" w:bidi="hi_IN"/>
-        </w:rPr>
-        <w:t>עָלֶ֨י⁠ךָ֙</w:t>
-      </w:r>
-    </w:p>
-    <w:p>
-      <w:pPr/>
-      <w:r>
-        <w:rPr>
-          <w:lang w:val="hi_IN" w:bidi="hi_IN"/>
-        </w:rPr>
-      </w:r>
-      <w:r>
-        <w:rPr>
           <w:b/>
           <w:lang w:val="hi_IN" w:bidi="hi_IN"/>
         </w:rPr>
@@ -6875,20 +6082,6 @@
       </w:r>
       <w:r>
         <w:rPr>
-          <w:lang w:val="hi_IN" w:bidi="hi_IN"/>
-        </w:rPr>
-        <w:t>לֹֽא־יִזָּרַ֥ע מִ⁠שִּׁמְ⁠ךָ֖</w:t>
-      </w:r>
-    </w:p>
-    <w:p>
-      <w:pPr/>
-      <w:r>
-        <w:rPr>
-          <w:lang w:val="hi_IN" w:bidi="hi_IN"/>
-        </w:rPr>
-      </w:r>
-      <w:r>
-        <w:rPr>
           <w:b/>
           <w:lang w:val="hi_IN" w:bidi="hi_IN"/>
         </w:rPr>
@@ -6985,20 +6178,6 @@
       </w:r>
       <w:r>
         <w:rPr>
-          <w:lang w:val="hi_IN" w:bidi="hi_IN"/>
-        </w:rPr>
-        <w:t>אַכְרִ֨ית</w:t>
-      </w:r>
-    </w:p>
-    <w:p>
-      <w:pPr/>
-      <w:r>
-        <w:rPr>
-          <w:lang w:val="hi_IN" w:bidi="hi_IN"/>
-        </w:rPr>
-      </w:r>
-      <w:r>
-        <w:rPr>
           <w:b/>
           <w:lang w:val="hi_IN" w:bidi="hi_IN"/>
         </w:rPr>
@@ -7095,20 +6274,6 @@
       </w:r>
       <w:r>
         <w:rPr>
-          <w:lang w:val="hi_IN" w:bidi="hi_IN"/>
-        </w:rPr>
-        <w:t>הִנֵּ֨ה</w:t>
-      </w:r>
-    </w:p>
-    <w:p>
-      <w:pPr/>
-      <w:r>
-        <w:rPr>
-          <w:lang w:val="hi_IN" w:bidi="hi_IN"/>
-        </w:rPr>
-      </w:r>
-      <w:r>
-        <w:rPr>
           <w:b/>
           <w:lang w:val="hi_IN" w:bidi="hi_IN"/>
         </w:rPr>
@@ -7205,20 +6370,6 @@
       </w:r>
       <w:r>
         <w:rPr>
-          <w:lang w:val="hi_IN" w:bidi="hi_IN"/>
-        </w:rPr>
-        <w:t>רַגְלֵ֤י מְבַשֵּׂר֙</w:t>
-      </w:r>
-    </w:p>
-    <w:p>
-      <w:pPr/>
-      <w:r>
-        <w:rPr>
-          <w:lang w:val="hi_IN" w:bidi="hi_IN"/>
-        </w:rPr>
-      </w:r>
-      <w:r>
-        <w:rPr>
           <w:b/>
           <w:lang w:val="hi_IN" w:bidi="hi_IN"/>
         </w:rPr>
@@ -7315,20 +6466,6 @@
       </w:r>
       <w:r>
         <w:rPr>
-          <w:lang w:val="hi_IN" w:bidi="hi_IN"/>
-        </w:rPr>
-        <w:t>חָגִּ֧י &amp; חַגַּ֖יִ⁠ךְ</w:t>
-      </w:r>
-    </w:p>
-    <w:p>
-      <w:pPr/>
-      <w:r>
-        <w:rPr>
-          <w:lang w:val="hi_IN" w:bidi="hi_IN"/>
-        </w:rPr>
-      </w:r>
-      <w:r>
-        <w:rPr>
           <w:b/>
           <w:lang w:val="hi_IN" w:bidi="hi_IN"/>
         </w:rPr>
@@ -7439,20 +6576,6 @@
       </w:r>
       <w:r>
         <w:rPr>
-          <w:lang w:val="hi_IN" w:bidi="hi_IN"/>
-        </w:rPr>
-        <w:t>יְהוּדָ֛ה</w:t>
-      </w:r>
-    </w:p>
-    <w:p>
-      <w:pPr/>
-      <w:r>
-        <w:rPr>
-          <w:lang w:val="hi_IN" w:bidi="hi_IN"/>
-        </w:rPr>
-      </w:r>
-      <w:r>
-        <w:rPr>
           <w:b/>
           <w:lang w:val="hi_IN" w:bidi="hi_IN"/>
         </w:rPr>
@@ -7549,20 +6672,6 @@
       </w:r>
       <w:r>
         <w:rPr>
-          <w:lang w:val="hi_IN" w:bidi="hi_IN"/>
-        </w:rPr>
-        <w:t>בְּלִיַּ֖עַל</w:t>
-      </w:r>
-    </w:p>
-    <w:p>
-      <w:pPr/>
-      <w:r>
-        <w:rPr>
-          <w:lang w:val="hi_IN" w:bidi="hi_IN"/>
-        </w:rPr>
-      </w:r>
-      <w:r>
-        <w:rPr>
           <w:b/>
           <w:lang w:val="hi_IN" w:bidi="hi_IN"/>
         </w:rPr>
@@ -7653,20 +6762,6 @@
       </w:r>
       <w:r>
         <w:rPr>
-          <w:lang w:val="hi_IN" w:bidi="hi_IN"/>
-        </w:rPr>
-        <w:t>כֻּלֹּ֥⁠ה נִכְרָֽת</w:t>
-      </w:r>
-    </w:p>
-    <w:p>
-      <w:pPr/>
-      <w:r>
-        <w:rPr>
-          <w:lang w:val="hi_IN" w:bidi="hi_IN"/>
-        </w:rPr>
-      </w:r>
-      <w:r>
-        <w:rPr>
           <w:b/>
           <w:lang w:val="hi_IN" w:bidi="hi_IN"/>
         </w:rPr>
@@ -7776,20 +6871,6 @@
       </w:r>
       <w:r>
         <w:rPr>
-          <w:lang w:val="hi_IN" w:bidi="hi_IN"/>
-        </w:rPr>
-        <w:t>כֻּלֹּ֥⁠ה נִכְרָֽת</w:t>
-      </w:r>
-    </w:p>
-    <w:p>
-      <w:pPr/>
-      <w:r>
-        <w:rPr>
-          <w:lang w:val="hi_IN" w:bidi="hi_IN"/>
-        </w:rPr>
-      </w:r>
-      <w:r>
-        <w:rPr>
           <w:b/>
           <w:lang w:val="hi_IN" w:bidi="hi_IN"/>
         </w:rPr>
@@ -7862,20 +6943,6 @@
         <w:rPr>
           <w:lang w:val="hi_IN" w:bidi="hi_IN"/>
         </w:rPr>
-      </w:r>
-    </w:p>
-    <w:p>
-      <w:pPr/>
-      <w:r>
-        <w:rPr>
-          <w:lang w:val="hi_IN" w:bidi="hi_IN"/>
-        </w:rPr>
-      </w:r>
-      <w:r>
-        <w:rPr>
-          <w:lang w:val="hi_IN" w:bidi="hi_IN"/>
-        </w:rPr>
-        <w:t>כֻּלֹּ֥⁠ה נִכְרָֽת</w:t>
       </w:r>
     </w:p>
     <w:p>
@@ -8206,20 +7273,6 @@
       </w:r>
       <w:r>
         <w:rPr>
-          <w:lang w:val="hi_IN" w:bidi="hi_IN"/>
-        </w:rPr>
-        <w:t>עָלָ֥ה מֵפִ֛יץ עַל־פָּנַ֖יִ⁠ךְ</w:t>
-      </w:r>
-    </w:p>
-    <w:p>
-      <w:pPr/>
-      <w:r>
-        <w:rPr>
-          <w:lang w:val="hi_IN" w:bidi="hi_IN"/>
-        </w:rPr>
-      </w:r>
-      <w:r>
-        <w:rPr>
           <w:b/>
           <w:lang w:val="hi_IN" w:bidi="hi_IN"/>
         </w:rPr>
@@ -8330,20 +7383,6 @@
       </w:r>
       <w:r>
         <w:rPr>
-          <w:lang w:val="hi_IN" w:bidi="hi_IN"/>
-        </w:rPr>
-        <w:t>עָלָ֥ה</w:t>
-      </w:r>
-    </w:p>
-    <w:p>
-      <w:pPr/>
-      <w:r>
-        <w:rPr>
-          <w:lang w:val="hi_IN" w:bidi="hi_IN"/>
-        </w:rPr>
-      </w:r>
-      <w:r>
-        <w:rPr>
           <w:b/>
           <w:lang w:val="hi_IN" w:bidi="hi_IN"/>
         </w:rPr>
@@ -8427,20 +7466,6 @@
       </w:r>
       <w:r>
         <w:rPr>
-          <w:lang w:val="hi_IN" w:bidi="hi_IN"/>
-        </w:rPr>
-        <w:t>פָּנַ֖יִ⁠ךְ</w:t>
-      </w:r>
-    </w:p>
-    <w:p>
-      <w:pPr/>
-      <w:r>
-        <w:rPr>
-          <w:lang w:val="hi_IN" w:bidi="hi_IN"/>
-        </w:rPr>
-      </w:r>
-      <w:r>
-        <w:rPr>
           <w:b/>
           <w:lang w:val="hi_IN" w:bidi="hi_IN"/>
         </w:rPr>
@@ -8537,20 +7562,6 @@
       </w:r>
       <w:r>
         <w:rPr>
-          <w:lang w:val="hi_IN" w:bidi="hi_IN"/>
-        </w:rPr>
-        <w:t>פָּנַ֖יִ⁠ךְ</w:t>
-      </w:r>
-    </w:p>
-    <w:p>
-      <w:pPr/>
-      <w:r>
-        <w:rPr>
-          <w:lang w:val="hi_IN" w:bidi="hi_IN"/>
-        </w:rPr>
-      </w:r>
-      <w:r>
-        <w:rPr>
           <w:b/>
           <w:lang w:val="hi_IN" w:bidi="hi_IN"/>
         </w:rPr>
@@ -8660,20 +7671,6 @@
       </w:r>
       <w:r>
         <w:rPr>
-          <w:lang w:val="hi_IN" w:bidi="hi_IN"/>
-        </w:rPr>
-        <w:t>אַמֵּ֥ץ כֹּ֖חַ מְאֹֽד</w:t>
-      </w:r>
-    </w:p>
-    <w:p>
-      <w:pPr/>
-      <w:r>
-        <w:rPr>
-          <w:lang w:val="hi_IN" w:bidi="hi_IN"/>
-        </w:rPr>
-      </w:r>
-      <w:r>
-        <w:rPr>
           <w:b/>
           <w:lang w:val="hi_IN" w:bidi="hi_IN"/>
         </w:rPr>
@@ -8784,20 +7781,6 @@
       </w:r>
       <w:r>
         <w:rPr>
-          <w:lang w:val="hi_IN" w:bidi="hi_IN"/>
-        </w:rPr>
-        <w:t>חַזֵּ֣ק מָתְנַ֔יִם</w:t>
-      </w:r>
-    </w:p>
-    <w:p>
-      <w:pPr/>
-      <w:r>
-        <w:rPr>
-          <w:lang w:val="hi_IN" w:bidi="hi_IN"/>
-        </w:rPr>
-      </w:r>
-      <w:r>
-        <w:rPr>
           <w:b/>
           <w:lang w:val="hi_IN" w:bidi="hi_IN"/>
         </w:rPr>
@@ -8894,20 +7877,6 @@
       </w:r>
       <w:r>
         <w:rPr>
-          <w:lang w:val="hi_IN" w:bidi="hi_IN"/>
-        </w:rPr>
-        <w:t>שָׁ֤ב</w:t>
-      </w:r>
-    </w:p>
-    <w:p>
-      <w:pPr/>
-      <w:r>
-        <w:rPr>
-          <w:lang w:val="hi_IN" w:bidi="hi_IN"/>
-        </w:rPr>
-      </w:r>
-      <w:r>
-        <w:rPr>
           <w:b/>
           <w:lang w:val="hi_IN" w:bidi="hi_IN"/>
         </w:rPr>
@@ -9005,20 +7974,6 @@
       </w:r>
       <w:r>
         <w:rPr>
-          <w:lang w:val="hi_IN" w:bidi="hi_IN"/>
-        </w:rPr>
-        <w:t>שָׁ֤ב יְהוָה֙ אֶת־גְּא֣וֹן יַעֲקֹ֔ב כִּ⁠גְא֖וֹן יִשְׂרָאֵ֑ל</w:t>
-      </w:r>
-    </w:p>
-    <w:p>
-      <w:pPr/>
-      <w:r>
-        <w:rPr>
-          <w:lang w:val="hi_IN" w:bidi="hi_IN"/>
-        </w:rPr>
-      </w:r>
-      <w:r>
-        <w:rPr>
           <w:b/>
           <w:lang w:val="hi_IN" w:bidi="hi_IN"/>
         </w:rPr>
@@ -9129,20 +8084,6 @@
       </w:r>
       <w:r>
         <w:rPr>
-          <w:lang w:val="hi_IN" w:bidi="hi_IN"/>
-        </w:rPr>
-        <w:t>בְקָקוּ⁠ם֙ בֹּֽקְקִ֔ים</w:t>
-      </w:r>
-    </w:p>
-    <w:p>
-      <w:pPr/>
-      <w:r>
-        <w:rPr>
-          <w:lang w:val="hi_IN" w:bidi="hi_IN"/>
-        </w:rPr>
-      </w:r>
-      <w:r>
-        <w:rPr>
           <w:b/>
           <w:lang w:val="hi_IN" w:bidi="hi_IN"/>
         </w:rPr>
@@ -9265,20 +8206,6 @@
       </w:r>
       <w:r>
         <w:rPr>
-          <w:lang w:val="hi_IN" w:bidi="hi_IN"/>
-        </w:rPr>
-        <w:t>גִּבֹּרֵ֜י⁠הוּ</w:t>
-      </w:r>
-    </w:p>
-    <w:p>
-      <w:pPr/>
-      <w:r>
-        <w:rPr>
-          <w:lang w:val="hi_IN" w:bidi="hi_IN"/>
-        </w:rPr>
-      </w:r>
-      <w:r>
-        <w:rPr>
           <w:b/>
           <w:lang w:val="hi_IN" w:bidi="hi_IN"/>
         </w:rPr>
@@ -9389,20 +8316,6 @@
       </w:r>
       <w:r>
         <w:rPr>
-          <w:lang w:val="hi_IN" w:bidi="hi_IN"/>
-        </w:rPr>
-        <w:t>מְתֻלָּעִ֔ים</w:t>
-      </w:r>
-    </w:p>
-    <w:p>
-      <w:pPr/>
-      <w:r>
-        <w:rPr>
-          <w:lang w:val="hi_IN" w:bidi="hi_IN"/>
-        </w:rPr>
-      </w:r>
-      <w:r>
-        <w:rPr>
           <w:b/>
           <w:lang w:val="hi_IN" w:bidi="hi_IN"/>
         </w:rPr>
@@ -9500,20 +8413,6 @@
       </w:r>
       <w:r>
         <w:rPr>
-          <w:lang w:val="hi_IN" w:bidi="hi_IN"/>
-        </w:rPr>
-        <w:t>בְּ⁠אֵשׁ &amp; הָ⁠רֶ֖כֶב</w:t>
-      </w:r>
-    </w:p>
-    <w:p>
-      <w:pPr/>
-      <w:r>
-        <w:rPr>
-          <w:lang w:val="hi_IN" w:bidi="hi_IN"/>
-        </w:rPr>
-      </w:r>
-      <w:r>
-        <w:rPr>
           <w:b/>
           <w:lang w:val="hi_IN" w:bidi="hi_IN"/>
         </w:rPr>
@@ -9636,20 +8535,6 @@
       </w:r>
       <w:r>
         <w:rPr>
-          <w:lang w:val="hi_IN" w:bidi="hi_IN"/>
-        </w:rPr>
-        <w:t>בְּ⁠אֵשׁ־פְּלָד֥וֹת</w:t>
-      </w:r>
-    </w:p>
-    <w:p>
-      <w:pPr/>
-      <w:r>
-        <w:rPr>
-          <w:lang w:val="hi_IN" w:bidi="hi_IN"/>
-        </w:rPr>
-      </w:r>
-      <w:r>
-        <w:rPr>
           <w:b/>
           <w:lang w:val="hi_IN" w:bidi="hi_IN"/>
         </w:rPr>
@@ -9785,20 +8670,6 @@
       </w:r>
       <w:r>
         <w:rPr>
-          <w:lang w:val="hi_IN" w:bidi="hi_IN"/>
-        </w:rPr>
-        <w:t>וְ⁠הַ⁠בְּרֹשִׁ֖ים</w:t>
-      </w:r>
-    </w:p>
-    <w:p>
-      <w:pPr/>
-      <w:r>
-        <w:rPr>
-          <w:lang w:val="hi_IN" w:bidi="hi_IN"/>
-        </w:rPr>
-      </w:r>
-      <w:r>
-        <w:rPr>
           <w:b/>
           <w:lang w:val="hi_IN" w:bidi="hi_IN"/>
         </w:rPr>
@@ -9908,20 +8779,6 @@
       </w:r>
       <w:r>
         <w:rPr>
-          <w:lang w:val="hi_IN" w:bidi="hi_IN"/>
-        </w:rPr>
-        <w:t>יִתְהוֹלְל֣וּ</w:t>
-      </w:r>
-    </w:p>
-    <w:p>
-      <w:pPr/>
-      <w:r>
-        <w:rPr>
-          <w:lang w:val="hi_IN" w:bidi="hi_IN"/>
-        </w:rPr>
-      </w:r>
-      <w:r>
-        <w:rPr>
           <w:b/>
           <w:lang w:val="hi_IN" w:bidi="hi_IN"/>
         </w:rPr>
@@ -10019,20 +8876,6 @@
       </w:r>
       <w:r>
         <w:rPr>
-          <w:lang w:val="hi_IN" w:bidi="hi_IN"/>
-        </w:rPr>
-        <w:t>כַּ⁠לַּפִּידִ֔ם</w:t>
-      </w:r>
-    </w:p>
-    <w:p>
-      <w:pPr/>
-      <w:r>
-        <w:rPr>
-          <w:lang w:val="hi_IN" w:bidi="hi_IN"/>
-        </w:rPr>
-      </w:r>
-      <w:r>
-        <w:rPr>
           <w:b/>
           <w:lang w:val="hi_IN" w:bidi="hi_IN"/>
         </w:rPr>
@@ -10116,20 +8959,6 @@
       </w:r>
       <w:r>
         <w:rPr>
-          <w:lang w:val="hi_IN" w:bidi="hi_IN"/>
-        </w:rPr>
-        <w:t>כַּ⁠בְּרָקִ֖ים יְרוֹצֵֽצוּ</w:t>
-      </w:r>
-    </w:p>
-    <w:p>
-      <w:pPr/>
-      <w:r>
-        <w:rPr>
-          <w:lang w:val="hi_IN" w:bidi="hi_IN"/>
-        </w:rPr>
-      </w:r>
-      <w:r>
-        <w:rPr>
           <w:b/>
           <w:lang w:val="hi_IN" w:bidi="hi_IN"/>
         </w:rPr>
@@ -10227,20 +9056,6 @@
       </w:r>
       <w:r>
         <w:rPr>
-          <w:lang w:val="hi_IN" w:bidi="hi_IN"/>
-        </w:rPr>
-        <w:t>יִזְכֹּר֙</w:t>
-      </w:r>
-    </w:p>
-    <w:p>
-      <w:pPr/>
-      <w:r>
-        <w:rPr>
-          <w:lang w:val="hi_IN" w:bidi="hi_IN"/>
-        </w:rPr>
-      </w:r>
-      <w:r>
-        <w:rPr>
           <w:b/>
           <w:lang w:val="hi_IN" w:bidi="hi_IN"/>
         </w:rPr>
@@ -10363,20 +9178,6 @@
       </w:r>
       <w:r>
         <w:rPr>
-          <w:lang w:val="hi_IN" w:bidi="hi_IN"/>
-        </w:rPr>
-        <w:t>חֽוֹמָתָ֔⁠הּ</w:t>
-      </w:r>
-    </w:p>
-    <w:p>
-      <w:pPr/>
-      <w:r>
-        <w:rPr>
-          <w:lang w:val="hi_IN" w:bidi="hi_IN"/>
-        </w:rPr>
-      </w:r>
-      <w:r>
-        <w:rPr>
           <w:b/>
           <w:lang w:val="hi_IN" w:bidi="hi_IN"/>
         </w:rPr>
@@ -10499,20 +9300,6 @@
       </w:r>
       <w:r>
         <w:rPr>
-          <w:lang w:val="hi_IN" w:bidi="hi_IN"/>
-        </w:rPr>
-        <w:t>וְ⁠הֻכַ֖ן הַ⁠סֹּכֵֽךְ</w:t>
-      </w:r>
-    </w:p>
-    <w:p>
-      <w:pPr/>
-      <w:r>
-        <w:rPr>
-          <w:lang w:val="hi_IN" w:bidi="hi_IN"/>
-        </w:rPr>
-      </w:r>
-      <w:r>
-        <w:rPr>
           <w:b/>
           <w:lang w:val="hi_IN" w:bidi="hi_IN"/>
         </w:rPr>
@@ -10635,20 +9422,6 @@
       </w:r>
       <w:r>
         <w:rPr>
-          <w:lang w:val="hi_IN" w:bidi="hi_IN"/>
-        </w:rPr>
-        <w:t>שַׁעֲרֵ֥י הַ⁠נְּהָר֖וֹת נִפְתָּ֑חוּ וְ⁠הַֽ⁠הֵיכָ֖ל נָמֽוֹג</w:t>
-      </w:r>
-    </w:p>
-    <w:p>
-      <w:pPr/>
-      <w:r>
-        <w:rPr>
-          <w:lang w:val="hi_IN" w:bidi="hi_IN"/>
-        </w:rPr>
-      </w:r>
-      <w:r>
-        <w:rPr>
           <w:b/>
           <w:lang w:val="hi_IN" w:bidi="hi_IN"/>
         </w:rPr>
@@ -10746,20 +9519,6 @@
       </w:r>
       <w:r>
         <w:rPr>
-          <w:lang w:val="hi_IN" w:bidi="hi_IN"/>
-        </w:rPr>
-        <w:t>שַׁעֲרֵ֥י הַ⁠נְּהָר֖וֹת</w:t>
-      </w:r>
-    </w:p>
-    <w:p>
-      <w:pPr/>
-      <w:r>
-        <w:rPr>
-          <w:lang w:val="hi_IN" w:bidi="hi_IN"/>
-        </w:rPr>
-      </w:r>
-      <w:r>
-        <w:rPr>
           <w:b/>
           <w:lang w:val="hi_IN" w:bidi="hi_IN"/>
         </w:rPr>
@@ -10843,20 +9602,6 @@
       </w:r>
       <w:r>
         <w:rPr>
-          <w:lang w:val="hi_IN" w:bidi="hi_IN"/>
-        </w:rPr>
-        <w:t>נִפְתָּ֑חוּ</w:t>
-      </w:r>
-    </w:p>
-    <w:p>
-      <w:pPr/>
-      <w:r>
-        <w:rPr>
-          <w:lang w:val="hi_IN" w:bidi="hi_IN"/>
-        </w:rPr>
-      </w:r>
-      <w:r>
-        <w:rPr>
           <w:b/>
           <w:lang w:val="hi_IN" w:bidi="hi_IN"/>
         </w:rPr>
@@ -10953,20 +9698,6 @@
       </w:r>
       <w:r>
         <w:rPr>
-          <w:lang w:val="hi_IN" w:bidi="hi_IN"/>
-        </w:rPr>
-        <w:t>וְ⁠הַֽ⁠הֵיכָ֖ל נָמֽוֹג</w:t>
-      </w:r>
-    </w:p>
-    <w:p>
-      <w:pPr/>
-      <w:r>
-        <w:rPr>
-          <w:lang w:val="hi_IN" w:bidi="hi_IN"/>
-        </w:rPr>
-      </w:r>
-      <w:r>
-        <w:rPr>
           <w:b/>
           <w:lang w:val="hi_IN" w:bidi="hi_IN"/>
         </w:rPr>
@@ -11089,20 +9820,6 @@
       </w:r>
       <w:r>
         <w:rPr>
-          <w:lang w:val="hi_IN" w:bidi="hi_IN"/>
-        </w:rPr>
-        <w:t>וְ⁠הֻצַּ֖ב</w:t>
-      </w:r>
-    </w:p>
-    <w:p>
-      <w:pPr/>
-      <w:r>
-        <w:rPr>
-          <w:lang w:val="hi_IN" w:bidi="hi_IN"/>
-        </w:rPr>
-      </w:r>
-      <w:r>
-        <w:rPr>
           <w:b/>
           <w:lang w:val="hi_IN" w:bidi="hi_IN"/>
         </w:rPr>
@@ -11199,20 +9916,6 @@
       </w:r>
       <w:r>
         <w:rPr>
-          <w:lang w:val="hi_IN" w:bidi="hi_IN"/>
-        </w:rPr>
-        <w:t>גֻּלְּתָ֣ה</w:t>
-      </w:r>
-    </w:p>
-    <w:p>
-      <w:pPr/>
-      <w:r>
-        <w:rPr>
-          <w:lang w:val="hi_IN" w:bidi="hi_IN"/>
-        </w:rPr>
-      </w:r>
-      <w:r>
-        <w:rPr>
           <w:b/>
           <w:lang w:val="hi_IN" w:bidi="hi_IN"/>
         </w:rPr>
@@ -11323,20 +10026,6 @@
       </w:r>
       <w:r>
         <w:rPr>
-          <w:lang w:val="hi_IN" w:bidi="hi_IN"/>
-        </w:rPr>
-        <w:t>הֹֽעֲלָ֑תָה</w:t>
-      </w:r>
-    </w:p>
-    <w:p>
-      <w:pPr/>
-      <w:r>
-        <w:rPr>
-          <w:lang w:val="hi_IN" w:bidi="hi_IN"/>
-        </w:rPr>
-      </w:r>
-      <w:r>
-        <w:rPr>
           <w:b/>
           <w:lang w:val="hi_IN" w:bidi="hi_IN"/>
         </w:rPr>
@@ -11447,20 +10136,6 @@
       </w:r>
       <w:r>
         <w:rPr>
-          <w:lang w:val="hi_IN" w:bidi="hi_IN"/>
-        </w:rPr>
-        <w:t>גֻּלְּתָ֣ה הֹֽעֲלָ֑תָה וְ⁠אַמְהֹתֶ֗י⁠הָ</w:t>
-      </w:r>
-    </w:p>
-    <w:p>
-      <w:pPr/>
-      <w:r>
-        <w:rPr>
-          <w:lang w:val="hi_IN" w:bidi="hi_IN"/>
-        </w:rPr>
-      </w:r>
-      <w:r>
-        <w:rPr>
           <w:b/>
           <w:lang w:val="hi_IN" w:bidi="hi_IN"/>
         </w:rPr>
@@ -11583,20 +10258,6 @@
       </w:r>
       <w:r>
         <w:rPr>
-          <w:lang w:val="hi_IN" w:bidi="hi_IN"/>
-        </w:rPr>
-        <w:t>גֻּלְּתָ֣ה הֹֽעֲלָ֑תָה וְ⁠אַמְהֹתֶ֗י⁠הָ</w:t>
-      </w:r>
-    </w:p>
-    <w:p>
-      <w:pPr/>
-      <w:r>
-        <w:rPr>
-          <w:lang w:val="hi_IN" w:bidi="hi_IN"/>
-        </w:rPr>
-      </w:r>
-      <w:r>
-        <w:rPr>
           <w:b/>
           <w:lang w:val="hi_IN" w:bidi="hi_IN"/>
         </w:rPr>
@@ -11730,20 +10391,6 @@
       </w:r>
       <w:r>
         <w:rPr>
-          <w:lang w:val="hi_IN" w:bidi="hi_IN"/>
-        </w:rPr>
-        <w:t>לִבְבֵ⁠הֶֽן</w:t>
-      </w:r>
-    </w:p>
-    <w:p>
-      <w:pPr/>
-      <w:r>
-        <w:rPr>
-          <w:lang w:val="hi_IN" w:bidi="hi_IN"/>
-        </w:rPr>
-      </w:r>
-      <w:r>
-        <w:rPr>
           <w:b/>
           <w:lang w:val="hi_IN" w:bidi="hi_IN"/>
         </w:rPr>
@@ -11867,20 +10514,6 @@
       </w:r>
       <w:r>
         <w:rPr>
-          <w:lang w:val="hi_IN" w:bidi="hi_IN"/>
-        </w:rPr>
-        <w:t>מְתֹפְפֹ֖ת עַל־לִבְבֵ⁠הֶֽן</w:t>
-      </w:r>
-    </w:p>
-    <w:p>
-      <w:pPr/>
-      <w:r>
-        <w:rPr>
-          <w:lang w:val="hi_IN" w:bidi="hi_IN"/>
-        </w:rPr>
-      </w:r>
-      <w:r>
-        <w:rPr>
           <w:b/>
           <w:lang w:val="hi_IN" w:bidi="hi_IN"/>
         </w:rPr>
@@ -12014,20 +10647,6 @@
       </w:r>
       <w:r>
         <w:rPr>
-          <w:lang w:val="hi_IN" w:bidi="hi_IN"/>
-        </w:rPr>
-        <w:t>כִ⁠בְרֵֽכַת־מַ֖יִם</w:t>
-      </w:r>
-    </w:p>
-    <w:p>
-      <w:pPr/>
-      <w:r>
-        <w:rPr>
-          <w:lang w:val="hi_IN" w:bidi="hi_IN"/>
-        </w:rPr>
-      </w:r>
-      <w:r>
-        <w:rPr>
           <w:b/>
           <w:lang w:val="hi_IN" w:bidi="hi_IN"/>
         </w:rPr>
@@ -12125,20 +10744,6 @@
       </w:r>
       <w:r>
         <w:rPr>
-          <w:lang w:val="hi_IN" w:bidi="hi_IN"/>
-        </w:rPr>
-        <w:t>מִ֣⁠ימֵי הִ֑יא</w:t>
-      </w:r>
-    </w:p>
-    <w:p>
-      <w:pPr/>
-      <w:r>
-        <w:rPr>
-          <w:lang w:val="hi_IN" w:bidi="hi_IN"/>
-        </w:rPr>
-      </w:r>
-      <w:r>
-        <w:rPr>
           <w:b/>
           <w:lang w:val="hi_IN" w:bidi="hi_IN"/>
         </w:rPr>
@@ -12273,20 +10878,6 @@
       </w:r>
       <w:r>
         <w:rPr>
-          <w:lang w:val="hi_IN" w:bidi="hi_IN"/>
-        </w:rPr>
-        <w:t>וְ⁠הֵ֣מָּה</w:t>
-      </w:r>
-    </w:p>
-    <w:p>
-      <w:pPr/>
-      <w:r>
-        <w:rPr>
-          <w:lang w:val="hi_IN" w:bidi="hi_IN"/>
-        </w:rPr>
-      </w:r>
-      <w:r>
-        <w:rPr>
           <w:b/>
           <w:lang w:val="hi_IN" w:bidi="hi_IN"/>
         </w:rPr>
@@ -12397,20 +10988,6 @@
       </w:r>
       <w:r>
         <w:rPr>
-          <w:lang w:val="hi_IN" w:bidi="hi_IN"/>
-        </w:rPr>
-        <w:t>עִמְד֥וּ עֲמֹ֖דוּ</w:t>
-      </w:r>
-    </w:p>
-    <w:p>
-      <w:pPr/>
-      <w:r>
-        <w:rPr>
-          <w:lang w:val="hi_IN" w:bidi="hi_IN"/>
-        </w:rPr>
-      </w:r>
-      <w:r>
-        <w:rPr>
           <w:b/>
           <w:lang w:val="hi_IN" w:bidi="hi_IN"/>
         </w:rPr>
@@ -12526,20 +11103,6 @@
       </w:r>
       <w:r>
         <w:rPr>
-          <w:lang w:val="hi_IN" w:bidi="hi_IN"/>
-        </w:rPr>
-        <w:t>בֹּ֥זּוּ כֶ֖סֶף בֹּ֣זּוּ זָהָ֑ב וְ⁠אֵ֥ין קֵ֨צֶה֙ לַ⁠תְּכוּנָ֔ה כָּבֹ֕ד מִ⁠כֹּ֖ל כְּלִ֥י חֶמְדָּֽה</w:t>
-      </w:r>
-    </w:p>
-    <w:p>
-      <w:pPr/>
-      <w:r>
-        <w:rPr>
-          <w:lang w:val="hi_IN" w:bidi="hi_IN"/>
-        </w:rPr>
-      </w:r>
-      <w:r>
-        <w:rPr>
           <w:b/>
           <w:lang w:val="hi_IN" w:bidi="hi_IN"/>
         </w:rPr>
@@ -12655,20 +11218,6 @@
       </w:r>
       <w:r>
         <w:rPr>
-          <w:lang w:val="hi_IN" w:bidi="hi_IN"/>
-        </w:rPr>
-        <w:t>וְ⁠אֵ֥ין קֵ֨צֶה֙ לַ⁠תְּכוּנָ֔ה</w:t>
-      </w:r>
-    </w:p>
-    <w:p>
-      <w:pPr/>
-      <w:r>
-        <w:rPr>
-          <w:lang w:val="hi_IN" w:bidi="hi_IN"/>
-        </w:rPr>
-      </w:r>
-      <w:r>
-        <w:rPr>
           <w:b/>
           <w:lang w:val="hi_IN" w:bidi="hi_IN"/>
         </w:rPr>
@@ -12766,20 +11315,6 @@
       </w:r>
       <w:r>
         <w:rPr>
-          <w:lang w:val="hi_IN" w:bidi="hi_IN"/>
-        </w:rPr>
-        <w:t>כְּלִ֥י חֶמְדָּֽה</w:t>
-      </w:r>
-    </w:p>
-    <w:p>
-      <w:pPr/>
-      <w:r>
-        <w:rPr>
-          <w:lang w:val="hi_IN" w:bidi="hi_IN"/>
-        </w:rPr>
-      </w:r>
-      <w:r>
-        <w:rPr>
           <w:b/>
           <w:lang w:val="hi_IN" w:bidi="hi_IN"/>
         </w:rPr>
@@ -12903,20 +11438,6 @@
       </w:r>
       <w:r>
         <w:rPr>
-          <w:lang w:val="hi_IN" w:bidi="hi_IN"/>
-        </w:rPr>
-        <w:t>בּוּקָ֥ה וּ⁠מְבוּקָ֖ה וּ⁠מְבֻלָּקָ֑ה</w:t>
-      </w:r>
-    </w:p>
-    <w:p>
-      <w:pPr/>
-      <w:r>
-        <w:rPr>
-          <w:lang w:val="hi_IN" w:bidi="hi_IN"/>
-        </w:rPr>
-      </w:r>
-      <w:r>
-        <w:rPr>
           <w:b/>
           <w:lang w:val="hi_IN" w:bidi="hi_IN"/>
         </w:rPr>
@@ -13014,20 +11535,6 @@
       </w:r>
       <w:r>
         <w:rPr>
-          <w:lang w:val="hi_IN" w:bidi="hi_IN"/>
-        </w:rPr>
-        <w:t>וְ⁠לֵ֨ב</w:t>
-      </w:r>
-    </w:p>
-    <w:p>
-      <w:pPr/>
-      <w:r>
-        <w:rPr>
-          <w:lang w:val="hi_IN" w:bidi="hi_IN"/>
-        </w:rPr>
-      </w:r>
-      <w:r>
-        <w:rPr>
           <w:b/>
           <w:lang w:val="hi_IN" w:bidi="hi_IN"/>
         </w:rPr>
@@ -13138,20 +11645,6 @@
       </w:r>
       <w:r>
         <w:rPr>
-          <w:lang w:val="hi_IN" w:bidi="hi_IN"/>
-        </w:rPr>
-        <w:t>וְ⁠לֵ֨ב נָמֵ֜ס</w:t>
-      </w:r>
-    </w:p>
-    <w:p>
-      <w:pPr/>
-      <w:r>
-        <w:rPr>
-          <w:lang w:val="hi_IN" w:bidi="hi_IN"/>
-        </w:rPr>
-      </w:r>
-      <w:r>
-        <w:rPr>
           <w:b/>
           <w:lang w:val="hi_IN" w:bidi="hi_IN"/>
         </w:rPr>
@@ -13274,20 +11767,6 @@
       </w:r>
       <w:r>
         <w:rPr>
-          <w:lang w:val="hi_IN" w:bidi="hi_IN"/>
-        </w:rPr>
-        <w:t>וְ⁠חַלְחָלָה֙ בְּ⁠כָל־מָתְנַ֔יִם</w:t>
-      </w:r>
-    </w:p>
-    <w:p>
-      <w:pPr/>
-      <w:r>
-        <w:rPr>
-          <w:lang w:val="hi_IN" w:bidi="hi_IN"/>
-        </w:rPr>
-      </w:r>
-      <w:r>
-        <w:rPr>
           <w:b/>
           <w:lang w:val="hi_IN" w:bidi="hi_IN"/>
         </w:rPr>
@@ -13398,20 +11877,6 @@
       </w:r>
       <w:r>
         <w:rPr>
-          <w:lang w:val="hi_IN" w:bidi="hi_IN"/>
-        </w:rPr>
-        <w:t>קִבְּצ֥וּ פָארֽוּר</w:t>
-      </w:r>
-    </w:p>
-    <w:p>
-      <w:pPr/>
-      <w:r>
-        <w:rPr>
-          <w:lang w:val="hi_IN" w:bidi="hi_IN"/>
-        </w:rPr>
-      </w:r>
-      <w:r>
-        <w:rPr>
           <w:b/>
           <w:lang w:val="hi_IN" w:bidi="hi_IN"/>
         </w:rPr>
@@ -13547,20 +12012,6 @@
       </w:r>
       <w:r>
         <w:rPr>
-          <w:lang w:val="hi_IN" w:bidi="hi_IN"/>
-        </w:rPr>
-        <w:t>אַיֵּה֙ מְע֣וֹן אֲרָי֔וֹת וּ⁠מִרְעֶ֥ה ה֖וּא לַ⁠כְּפִרִ֑ים אֲשֶׁ֣ר הָלַךְ֩ אַרְיֵ֨ה לָבִ֥יא שָׁ֛ם גּ֥וּר אַרְיֵ֖ה וְ⁠אֵ֥ין מַחֲרִֽיד</w:t>
-      </w:r>
-    </w:p>
-    <w:p>
-      <w:pPr/>
-      <w:r>
-        <w:rPr>
-          <w:lang w:val="hi_IN" w:bidi="hi_IN"/>
-        </w:rPr>
-      </w:r>
-      <w:r>
-        <w:rPr>
           <w:b/>
           <w:lang w:val="hi_IN" w:bidi="hi_IN"/>
         </w:rPr>
@@ -13658,20 +12109,6 @@
       </w:r>
       <w:r>
         <w:rPr>
-          <w:lang w:val="hi_IN" w:bidi="hi_IN"/>
-        </w:rPr>
-        <w:t>מְע֣וֹן אֲרָי֔וֹת</w:t>
-      </w:r>
-    </w:p>
-    <w:p>
-      <w:pPr/>
-      <w:r>
-        <w:rPr>
-          <w:lang w:val="hi_IN" w:bidi="hi_IN"/>
-        </w:rPr>
-      </w:r>
-      <w:r>
-        <w:rPr>
           <w:b/>
           <w:lang w:val="hi_IN" w:bidi="hi_IN"/>
         </w:rPr>
@@ -13787,20 +12224,6 @@
       </w:r>
       <w:r>
         <w:rPr>
-          <w:lang w:val="hi_IN" w:bidi="hi_IN"/>
-        </w:rPr>
-        <w:t>לָבִ֥יא שָׁ֛ם</w:t>
-      </w:r>
-    </w:p>
-    <w:p>
-      <w:pPr/>
-      <w:r>
-        <w:rPr>
-          <w:lang w:val="hi_IN" w:bidi="hi_IN"/>
-        </w:rPr>
-      </w:r>
-      <w:r>
-        <w:rPr>
           <w:b/>
           <w:lang w:val="hi_IN" w:bidi="hi_IN"/>
         </w:rPr>
@@ -13898,20 +12321,6 @@
       </w:r>
       <w:r>
         <w:rPr>
-          <w:lang w:val="hi_IN" w:bidi="hi_IN"/>
-        </w:rPr>
-        <w:t>גּ֥וּר אַרְיֵ֖ה</w:t>
-      </w:r>
-    </w:p>
-    <w:p>
-      <w:pPr/>
-      <w:r>
-        <w:rPr>
-          <w:lang w:val="hi_IN" w:bidi="hi_IN"/>
-        </w:rPr>
-      </w:r>
-      <w:r>
-        <w:rPr>
           <w:b/>
           <w:lang w:val="hi_IN" w:bidi="hi_IN"/>
         </w:rPr>
@@ -14009,20 +12418,6 @@
       </w:r>
       <w:r>
         <w:rPr>
-          <w:lang w:val="hi_IN" w:bidi="hi_IN"/>
-        </w:rPr>
-        <w:t>טֹרֵף֙ בְּ⁠דֵ֣י</w:t>
-      </w:r>
-    </w:p>
-    <w:p>
-      <w:pPr/>
-      <w:r>
-        <w:rPr>
-          <w:lang w:val="hi_IN" w:bidi="hi_IN"/>
-        </w:rPr>
-      </w:r>
-      <w:r>
-        <w:rPr>
           <w:b/>
           <w:lang w:val="hi_IN" w:bidi="hi_IN"/>
         </w:rPr>
@@ -14120,20 +12515,6 @@
       </w:r>
       <w:r>
         <w:rPr>
-          <w:lang w:val="hi_IN" w:bidi="hi_IN"/>
-        </w:rPr>
-        <w:t>וּ⁠מְחַנֵּ֖ק</w:t>
-      </w:r>
-    </w:p>
-    <w:p>
-      <w:pPr/>
-      <w:r>
-        <w:rPr>
-          <w:lang w:val="hi_IN" w:bidi="hi_IN"/>
-        </w:rPr>
-      </w:r>
-      <w:r>
-        <w:rPr>
           <w:b/>
           <w:lang w:val="hi_IN" w:bidi="hi_IN"/>
         </w:rPr>
@@ -14243,20 +12624,6 @@
       </w:r>
       <w:r>
         <w:rPr>
-          <w:lang w:val="hi_IN" w:bidi="hi_IN"/>
-        </w:rPr>
-        <w:t>וַ⁠יְמַלֵּא־טֶ֣רֶף חֹרָ֔י⁠ו וּ⁠מְעֹֽנֹתָ֖י⁠ו טְרֵפָֽה</w:t>
-      </w:r>
-    </w:p>
-    <w:p>
-      <w:pPr/>
-      <w:r>
-        <w:rPr>
-          <w:lang w:val="hi_IN" w:bidi="hi_IN"/>
-        </w:rPr>
-      </w:r>
-      <w:r>
-        <w:rPr>
           <w:b/>
           <w:lang w:val="hi_IN" w:bidi="hi_IN"/>
         </w:rPr>
@@ -14340,20 +12707,6 @@
       </w:r>
       <w:r>
         <w:rPr>
-          <w:lang w:val="hi_IN" w:bidi="hi_IN"/>
-        </w:rPr>
-        <w:t>וּ⁠מְעֹֽנֹתָ֖י⁠ו</w:t>
-      </w:r>
-    </w:p>
-    <w:p>
-      <w:pPr/>
-      <w:r>
-        <w:rPr>
-          <w:lang w:val="hi_IN" w:bidi="hi_IN"/>
-        </w:rPr>
-      </w:r>
-      <w:r>
-        <w:rPr>
           <w:b/>
           <w:lang w:val="hi_IN" w:bidi="hi_IN"/>
         </w:rPr>
@@ -14475,20 +12828,6 @@
       </w:r>
       <w:r>
         <w:rPr>
-          <w:lang w:val="hi_IN" w:bidi="hi_IN"/>
-        </w:rPr>
-        <w:t>הִנְ⁠נִ֣י אֵלַ֗יִ⁠ךְ</w:t>
-      </w:r>
-    </w:p>
-    <w:p>
-      <w:pPr/>
-      <w:r>
-        <w:rPr>
-          <w:lang w:val="hi_IN" w:bidi="hi_IN"/>
-        </w:rPr>
-      </w:r>
-      <w:r>
-        <w:rPr>
           <w:b/>
           <w:lang w:val="hi_IN" w:bidi="hi_IN"/>
         </w:rPr>
@@ -14586,20 +12925,6 @@
       </w:r>
       <w:r>
         <w:rPr>
-          <w:lang w:val="hi_IN" w:bidi="hi_IN"/>
-        </w:rPr>
-        <w:t>הִנְ⁠נִ֣י אֵלַ֗יִ⁠ךְ</w:t>
-      </w:r>
-    </w:p>
-    <w:p>
-      <w:pPr/>
-      <w:r>
-        <w:rPr>
-          <w:lang w:val="hi_IN" w:bidi="hi_IN"/>
-        </w:rPr>
-      </w:r>
-      <w:r>
-        <w:rPr>
           <w:b/>
           <w:lang w:val="hi_IN" w:bidi="hi_IN"/>
         </w:rPr>
@@ -14696,20 +13021,6 @@
       </w:r>
       <w:r>
         <w:rPr>
-          <w:lang w:val="hi_IN" w:bidi="hi_IN"/>
-        </w:rPr>
-        <w:t>נְאֻם֙</w:t>
-      </w:r>
-    </w:p>
-    <w:p>
-      <w:pPr/>
-      <w:r>
-        <w:rPr>
-          <w:lang w:val="hi_IN" w:bidi="hi_IN"/>
-        </w:rPr>
-      </w:r>
-      <w:r>
-        <w:rPr>
           <w:b/>
           <w:lang w:val="hi_IN" w:bidi="hi_IN"/>
         </w:rPr>
@@ -14819,20 +13130,6 @@
       </w:r>
       <w:r>
         <w:rPr>
-          <w:lang w:val="hi_IN" w:bidi="hi_IN"/>
-        </w:rPr>
-        <w:t>רִכְבָּ֔⁠הּ</w:t>
-      </w:r>
-    </w:p>
-    <w:p>
-      <w:pPr/>
-      <w:r>
-        <w:rPr>
-          <w:lang w:val="hi_IN" w:bidi="hi_IN"/>
-        </w:rPr>
-      </w:r>
-      <w:r>
-        <w:rPr>
           <w:b/>
           <w:lang w:val="hi_IN" w:bidi="hi_IN"/>
         </w:rPr>
@@ -14943,20 +13240,6 @@
       </w:r>
       <w:r>
         <w:rPr>
-          <w:lang w:val="hi_IN" w:bidi="hi_IN"/>
-        </w:rPr>
-        <w:t>רִכְבָּ֔⁠הּ</w:t>
-      </w:r>
-    </w:p>
-    <w:p>
-      <w:pPr/>
-      <w:r>
-        <w:rPr>
-          <w:lang w:val="hi_IN" w:bidi="hi_IN"/>
-        </w:rPr>
-      </w:r>
-      <w:r>
-        <w:rPr>
           <w:b/>
           <w:lang w:val="hi_IN" w:bidi="hi_IN"/>
         </w:rPr>
@@ -15053,20 +13336,6 @@
       </w:r>
       <w:r>
         <w:rPr>
-          <w:lang w:val="hi_IN" w:bidi="hi_IN"/>
-        </w:rPr>
-        <w:t>תֹּ֣אכַל חָ֑רֶב</w:t>
-      </w:r>
-    </w:p>
-    <w:p>
-      <w:pPr/>
-      <w:r>
-        <w:rPr>
-          <w:lang w:val="hi_IN" w:bidi="hi_IN"/>
-        </w:rPr>
-      </w:r>
-      <w:r>
-        <w:rPr>
           <w:b/>
           <w:lang w:val="hi_IN" w:bidi="hi_IN"/>
         </w:rPr>
@@ -15205,20 +13474,6 @@
         <w:rPr>
           <w:lang w:val="hi_IN" w:bidi="hi_IN"/>
         </w:rPr>
-      </w:r>
-    </w:p>
-    <w:p>
-      <w:pPr/>
-      <w:r>
-        <w:rPr>
-          <w:lang w:val="hi_IN" w:bidi="hi_IN"/>
-        </w:rPr>
-      </w:r>
-      <w:r>
-        <w:rPr>
-          <w:lang w:val="hi_IN" w:bidi="hi_IN"/>
-        </w:rPr>
-        <w:t>וְ⁠הִכְרַתִּ֤י</w:t>
       </w:r>
     </w:p>
     <w:p>
@@ -15561,20 +13816,6 @@
       </w:r>
       <w:r>
         <w:rPr>
-          <w:lang w:val="hi_IN" w:bidi="hi_IN"/>
-        </w:rPr>
-        <w:t>עִ֣יר דָּמִ֑ים</w:t>
-      </w:r>
-    </w:p>
-    <w:p>
-      <w:pPr/>
-      <w:r>
-        <w:rPr>
-          <w:lang w:val="hi_IN" w:bidi="hi_IN"/>
-        </w:rPr>
-      </w:r>
-      <w:r>
-        <w:rPr>
           <w:b/>
           <w:lang w:val="hi_IN" w:bidi="hi_IN"/>
         </w:rPr>
@@ -15685,20 +13926,6 @@
       </w:r>
       <w:r>
         <w:rPr>
-          <w:lang w:val="hi_IN" w:bidi="hi_IN"/>
-        </w:rPr>
-        <w:t>כֻּלָּ֗⁠הּ כַּ֤חַשׁ</w:t>
-      </w:r>
-    </w:p>
-    <w:p>
-      <w:pPr/>
-      <w:r>
-        <w:rPr>
-          <w:lang w:val="hi_IN" w:bidi="hi_IN"/>
-        </w:rPr>
-      </w:r>
-      <w:r>
-        <w:rPr>
           <w:b/>
           <w:lang w:val="hi_IN" w:bidi="hi_IN"/>
         </w:rPr>
@@ -15809,20 +14036,6 @@
       </w:r>
       <w:r>
         <w:rPr>
-          <w:lang w:val="hi_IN" w:bidi="hi_IN"/>
-        </w:rPr>
-        <w:t>שׁ֔וֹט &amp; רַ֣עַשׁ אוֹפָ֑ן וְ⁠ס֣וּס דֹּהֵ֔ר וּ⁠מֶרְכָּבָ֖ה מְרַקֵּדָֽה</w:t>
-      </w:r>
-    </w:p>
-    <w:p>
-      <w:pPr/>
-      <w:r>
-        <w:rPr>
-          <w:lang w:val="hi_IN" w:bidi="hi_IN"/>
-        </w:rPr>
-      </w:r>
-      <w:r>
-        <w:rPr>
           <w:b/>
           <w:lang w:val="hi_IN" w:bidi="hi_IN"/>
         </w:rPr>
@@ -16000,20 +14213,6 @@
       </w:r>
       <w:r>
         <w:rPr>
-          <w:lang w:val="hi_IN" w:bidi="hi_IN"/>
-        </w:rPr>
-        <w:t>פָּרָ֣שׁ מַעֲלֶ֗ה וְ⁠לַ֤הַב חֶ֨רֶב֙ וּ⁠בְרַ֣ק חֲנִ֔ית</w:t>
-      </w:r>
-    </w:p>
-    <w:p>
-      <w:pPr/>
-      <w:r>
-        <w:rPr>
-          <w:lang w:val="hi_IN" w:bidi="hi_IN"/>
-        </w:rPr>
-      </w:r>
-      <w:r>
-        <w:rPr>
           <w:b/>
           <w:lang w:val="hi_IN" w:bidi="hi_IN"/>
         </w:rPr>
@@ -16150,20 +14349,6 @@
       </w:r>
       <w:r>
         <w:rPr>
-          <w:lang w:val="hi_IN" w:bidi="hi_IN"/>
-        </w:rPr>
-        <w:t>פָּרָ֣שׁ מַעֲלֶ֗ה וְ⁠לַ֤הַב חֶ֨רֶב֙ וּ⁠בְרַ֣ק חֲנִ֔ית</w:t>
-      </w:r>
-    </w:p>
-    <w:p>
-      <w:pPr/>
-      <w:r>
-        <w:rPr>
-          <w:lang w:val="hi_IN" w:bidi="hi_IN"/>
-        </w:rPr>
-      </w:r>
-      <w:r>
-        <w:rPr>
           <w:b/>
           <w:lang w:val="hi_IN" w:bidi="hi_IN"/>
         </w:rPr>
@@ -16261,20 +14446,6 @@
       </w:r>
       <w:r>
         <w:rPr>
-          <w:lang w:val="hi_IN" w:bidi="hi_IN"/>
-        </w:rPr>
-        <w:t>וְ⁠אֵ֥ין קֵ֨צֶה֙ לַ⁠גְּוִיָּ֔ה</w:t>
-      </w:r>
-    </w:p>
-    <w:p>
-      <w:pPr/>
-      <w:r>
-        <w:rPr>
-          <w:lang w:val="hi_IN" w:bidi="hi_IN"/>
-        </w:rPr>
-      </w:r>
-      <w:r>
-        <w:rPr>
           <w:b/>
           <w:lang w:val="hi_IN" w:bidi="hi_IN"/>
         </w:rPr>
@@ -16372,20 +14543,6 @@
       </w:r>
       <w:r>
         <w:rPr>
-          <w:lang w:val="hi_IN" w:bidi="hi_IN"/>
-        </w:rPr>
-        <w:t>וְכָשְׁל֖וּ</w:t>
-      </w:r>
-    </w:p>
-    <w:p>
-      <w:pPr/>
-      <w:r>
-        <w:rPr>
-          <w:lang w:val="hi_IN" w:bidi="hi_IN"/>
-        </w:rPr>
-      </w:r>
-      <w:r>
-        <w:rPr>
           <w:b/>
           <w:lang w:val="hi_IN" w:bidi="hi_IN"/>
         </w:rPr>
@@ -16496,20 +14653,6 @@
       </w:r>
       <w:r>
         <w:rPr>
-          <w:lang w:val="hi_IN" w:bidi="hi_IN"/>
-        </w:rPr>
-        <w:t>בִּ⁠גְוִיָּתָֽ⁠ם</w:t>
-      </w:r>
-    </w:p>
-    <w:p>
-      <w:pPr/>
-      <w:r>
-        <w:rPr>
-          <w:lang w:val="hi_IN" w:bidi="hi_IN"/>
-        </w:rPr>
-      </w:r>
-      <w:r>
-        <w:rPr>
           <w:b/>
           <w:lang w:val="hi_IN" w:bidi="hi_IN"/>
         </w:rPr>
@@ -16646,20 +14789,6 @@
       </w:r>
       <w:r>
         <w:rPr>
-          <w:lang w:val="hi_IN" w:bidi="hi_IN"/>
-        </w:rPr>
-        <w:t>זְנוּנֵ֣י זוֹנָ֔ה</w:t>
-      </w:r>
-    </w:p>
-    <w:p>
-      <w:pPr/>
-      <w:r>
-        <w:rPr>
-          <w:lang w:val="hi_IN" w:bidi="hi_IN"/>
-        </w:rPr>
-      </w:r>
-      <w:r>
-        <w:rPr>
           <w:b/>
           <w:lang w:val="hi_IN" w:bidi="hi_IN"/>
         </w:rPr>
@@ -16769,20 +14898,6 @@
       </w:r>
       <w:r>
         <w:rPr>
-          <w:lang w:val="hi_IN" w:bidi="hi_IN"/>
-        </w:rPr>
-        <w:t>מֵ⁠רֹב֙</w:t>
-      </w:r>
-    </w:p>
-    <w:p>
-      <w:pPr/>
-      <w:r>
-        <w:rPr>
-          <w:lang w:val="hi_IN" w:bidi="hi_IN"/>
-        </w:rPr>
-      </w:r>
-      <w:r>
-        <w:rPr>
           <w:b/>
           <w:lang w:val="hi_IN" w:bidi="hi_IN"/>
         </w:rPr>
@@ -16892,20 +15007,6 @@
       </w:r>
       <w:r>
         <w:rPr>
-          <w:lang w:val="hi_IN" w:bidi="hi_IN"/>
-        </w:rPr>
-        <w:t>וּ⁠מִשְׁפָּח֖וֹת</w:t>
-      </w:r>
-    </w:p>
-    <w:p>
-      <w:pPr/>
-      <w:r>
-        <w:rPr>
-          <w:lang w:val="hi_IN" w:bidi="hi_IN"/>
-        </w:rPr>
-      </w:r>
-      <w:r>
-        <w:rPr>
           <w:b/>
           <w:lang w:val="hi_IN" w:bidi="hi_IN"/>
         </w:rPr>
@@ -17003,20 +15104,6 @@
       </w:r>
       <w:r>
         <w:rPr>
-          <w:lang w:val="hi_IN" w:bidi="hi_IN"/>
-        </w:rPr>
-        <w:t>הִנְ⁠נִ֣י אֵלַ֗יִ⁠ךְ</w:t>
-      </w:r>
-    </w:p>
-    <w:p>
-      <w:pPr/>
-      <w:r>
-        <w:rPr>
-          <w:lang w:val="hi_IN" w:bidi="hi_IN"/>
-        </w:rPr>
-      </w:r>
-      <w:r>
-        <w:rPr>
           <w:b/>
           <w:lang w:val="hi_IN" w:bidi="hi_IN"/>
         </w:rPr>
@@ -17063,7 +15150,7 @@
         </w:rPr>
         <w:t xml:space="preserve"> शब्द का उपयोग कर रहे हैं ताकि इस बात पर ध्यान केंद्रित किया जा सके कि वह क्या कहने वाले हैं। आपकी भाषा में एक तुलनीय अभिव्यक्ति हो सकती है जिसका आप अपने अनुवाद में उपयोग कर सकते हैं। देखें कि आपने इसे </w:t>
       </w:r>
-      <w:hyperlink r:id="rId20">
+      <w:hyperlink r:id="rId18">
         <w:r>
           <w:rPr>
             <w:lang w:val="hi_IN" w:bidi="hi_IN"/>
@@ -17145,20 +15232,6 @@
       </w:r>
       <w:r>
         <w:rPr>
-          <w:lang w:val="hi_IN" w:bidi="hi_IN"/>
-        </w:rPr>
-        <w:t>אֵלַ֗יִ⁠ךְ</w:t>
-      </w:r>
-    </w:p>
-    <w:p>
-      <w:pPr/>
-      <w:r>
-        <w:rPr>
-          <w:lang w:val="hi_IN" w:bidi="hi_IN"/>
-        </w:rPr>
-      </w:r>
-      <w:r>
-        <w:rPr>
           <w:b/>
           <w:lang w:val="hi_IN" w:bidi="hi_IN"/>
         </w:rPr>
@@ -17269,20 +15342,6 @@
       </w:r>
       <w:r>
         <w:rPr>
-          <w:lang w:val="hi_IN" w:bidi="hi_IN"/>
-        </w:rPr>
-        <w:t>נְאֻם֙</w:t>
-      </w:r>
-    </w:p>
-    <w:p>
-      <w:pPr/>
-      <w:r>
-        <w:rPr>
-          <w:lang w:val="hi_IN" w:bidi="hi_IN"/>
-        </w:rPr>
-      </w:r>
-      <w:r>
-        <w:rPr>
           <w:b/>
           <w:lang w:val="hi_IN" w:bidi="hi_IN"/>
         </w:rPr>
@@ -17380,20 +15439,6 @@
       </w:r>
       <w:r>
         <w:rPr>
-          <w:lang w:val="hi_IN" w:bidi="hi_IN"/>
-        </w:rPr>
-        <w:t>וּ⁠מַמְלָכ֖וֹת קְלוֹנֵֽ⁠ךְ</w:t>
-      </w:r>
-    </w:p>
-    <w:p>
-      <w:pPr/>
-      <w:r>
-        <w:rPr>
-          <w:lang w:val="hi_IN" w:bidi="hi_IN"/>
-        </w:rPr>
-      </w:r>
-      <w:r>
-        <w:rPr>
           <w:b/>
           <w:lang w:val="hi_IN" w:bidi="hi_IN"/>
         </w:rPr>
@@ -17491,20 +15536,6 @@
       </w:r>
       <w:r>
         <w:rPr>
-          <w:lang w:val="hi_IN" w:bidi="hi_IN"/>
-        </w:rPr>
-        <w:t>קְלוֹנֵֽ⁠ךְ</w:t>
-      </w:r>
-    </w:p>
-    <w:p>
-      <w:pPr/>
-      <w:r>
-        <w:rPr>
-          <w:lang w:val="hi_IN" w:bidi="hi_IN"/>
-        </w:rPr>
-      </w:r>
-      <w:r>
-        <w:rPr>
           <w:b/>
           <w:lang w:val="hi_IN" w:bidi="hi_IN"/>
         </w:rPr>
@@ -17615,20 +15646,6 @@
       </w:r>
       <w:r>
         <w:rPr>
-          <w:lang w:val="hi_IN" w:bidi="hi_IN"/>
-        </w:rPr>
-        <w:t>עָלַ֛יִ⁠ךְ</w:t>
-      </w:r>
-    </w:p>
-    <w:p>
-      <w:pPr/>
-      <w:r>
-        <w:rPr>
-          <w:lang w:val="hi_IN" w:bidi="hi_IN"/>
-        </w:rPr>
-      </w:r>
-      <w:r>
-        <w:rPr>
           <w:b/>
           <w:lang w:val="hi_IN" w:bidi="hi_IN"/>
         </w:rPr>
@@ -17675,7 +15692,7 @@
         </w:rPr>
         <w:t xml:space="preserve">नीनवे को संदर्भित करता है, जिसे यहोवा ने </w:t>
       </w:r>
-      <w:hyperlink r:id="rId21">
+      <w:hyperlink r:id="rId19">
         <w:r>
           <w:rPr>
             <w:lang w:val="hi_IN" w:bidi="hi_IN"/>
@@ -17757,20 +15774,6 @@
       </w:r>
       <w:r>
         <w:rPr>
-          <w:lang w:val="hi_IN" w:bidi="hi_IN"/>
-        </w:rPr>
-        <w:t>וְ⁠הִשְׁלַכְתִּ֥י עָלַ֛יִ⁠ךְ שִׁקֻּצִ֖ים</w:t>
-      </w:r>
-    </w:p>
-    <w:p>
-      <w:pPr/>
-      <w:r>
-        <w:rPr>
-          <w:lang w:val="hi_IN" w:bidi="hi_IN"/>
-        </w:rPr>
-      </w:r>
-      <w:r>
-        <w:rPr>
           <w:b/>
           <w:lang w:val="hi_IN" w:bidi="hi_IN"/>
         </w:rPr>
@@ -17881,20 +15884,6 @@
       </w:r>
       <w:r>
         <w:rPr>
-          <w:lang w:val="hi_IN" w:bidi="hi_IN"/>
-        </w:rPr>
-        <w:t>שָׁדְּדָ֣ה נִֽינְוֵ֔ה</w:t>
-      </w:r>
-    </w:p>
-    <w:p>
-      <w:pPr/>
-      <w:r>
-        <w:rPr>
-          <w:lang w:val="hi_IN" w:bidi="hi_IN"/>
-        </w:rPr>
-      </w:r>
-      <w:r>
-        <w:rPr>
           <w:b/>
           <w:lang w:val="hi_IN" w:bidi="hi_IN"/>
         </w:rPr>
@@ -18005,20 +15994,6 @@
       </w:r>
       <w:r>
         <w:rPr>
-          <w:lang w:val="hi_IN" w:bidi="hi_IN"/>
-        </w:rPr>
-        <w:t>שָׁדְּדָ֣ה נִֽינְוֵ֔ה</w:t>
-      </w:r>
-    </w:p>
-    <w:p>
-      <w:pPr/>
-      <w:r>
-        <w:rPr>
-          <w:lang w:val="hi_IN" w:bidi="hi_IN"/>
-        </w:rPr>
-      </w:r>
-      <w:r>
-        <w:rPr>
           <w:b/>
           <w:lang w:val="hi_IN" w:bidi="hi_IN"/>
         </w:rPr>
@@ -18116,20 +16091,6 @@
       </w:r>
       <w:r>
         <w:rPr>
-          <w:lang w:val="hi_IN" w:bidi="hi_IN"/>
-        </w:rPr>
-        <w:t>מִ֖י יָנ֣וּד לָ֑⁠הּ</w:t>
-      </w:r>
-    </w:p>
-    <w:p>
-      <w:pPr/>
-      <w:r>
-        <w:rPr>
-          <w:lang w:val="hi_IN" w:bidi="hi_IN"/>
-        </w:rPr>
-      </w:r>
-      <w:r>
-        <w:rPr>
           <w:b/>
           <w:lang w:val="hi_IN" w:bidi="hi_IN"/>
         </w:rPr>
@@ -18227,20 +16188,6 @@
       </w:r>
       <w:r>
         <w:rPr>
-          <w:lang w:val="hi_IN" w:bidi="hi_IN"/>
-        </w:rPr>
-        <w:t>מֵ⁠אַ֛יִן אֲבַקֵּ֥שׁ מְנַחֲמִ֖ים לָֽ⁠ךְ</w:t>
-      </w:r>
-    </w:p>
-    <w:p>
-      <w:pPr/>
-      <w:r>
-        <w:rPr>
-          <w:lang w:val="hi_IN" w:bidi="hi_IN"/>
-        </w:rPr>
-      </w:r>
-      <w:r>
-        <w:rPr>
           <w:b/>
           <w:lang w:val="hi_IN" w:bidi="hi_IN"/>
         </w:rPr>
@@ -18338,20 +16285,6 @@
       </w:r>
       <w:r>
         <w:rPr>
-          <w:lang w:val="hi_IN" w:bidi="hi_IN"/>
-        </w:rPr>
-        <w:t>הֲ⁠תֵֽיטְבִי֙ מִ⁠נֹּ֣א אָמ֔וֹן הַ⁠יֹּֽשְׁבָה֙ בַּ⁠יְאֹרִ֔ים מַ֖יִם סָבִ֣יב לָ֑⁠הּ אֲשֶׁר־חֵ֣יל יָ֔ם מִ⁠יָּ֖ם חוֹמָתָֽ⁠הּ</w:t>
-      </w:r>
-    </w:p>
-    <w:p>
-      <w:pPr/>
-      <w:r>
-        <w:rPr>
-          <w:lang w:val="hi_IN" w:bidi="hi_IN"/>
-        </w:rPr>
-      </w:r>
-      <w:r>
-        <w:rPr>
           <w:b/>
           <w:lang w:val="hi_IN" w:bidi="hi_IN"/>
         </w:rPr>
@@ -18449,20 +16382,6 @@
       </w:r>
       <w:r>
         <w:rPr>
-          <w:lang w:val="hi_IN" w:bidi="hi_IN"/>
-        </w:rPr>
-        <w:t>מִ⁠נֹּ֣א אָמ֔וֹן</w:t>
-      </w:r>
-    </w:p>
-    <w:p>
-      <w:pPr/>
-      <w:r>
-        <w:rPr>
-          <w:lang w:val="hi_IN" w:bidi="hi_IN"/>
-        </w:rPr>
-      </w:r>
-      <w:r>
-        <w:rPr>
           <w:b/>
           <w:lang w:val="hi_IN" w:bidi="hi_IN"/>
         </w:rPr>
@@ -18567,20 +16486,6 @@
       </w:r>
       <w:r>
         <w:rPr>
-          <w:lang w:val="hi_IN" w:bidi="hi_IN"/>
-        </w:rPr>
-        <w:t>אֲשֶׁר־חֵ֣יל יָ֔ם מִ⁠יָּ֖ם חוֹמָתָֽ⁠הּ</w:t>
-      </w:r>
-    </w:p>
-    <w:p>
-      <w:pPr/>
-      <w:r>
-        <w:rPr>
-          <w:lang w:val="hi_IN" w:bidi="hi_IN"/>
-        </w:rPr>
-      </w:r>
-      <w:r>
-        <w:rPr>
           <w:b/>
           <w:lang w:val="hi_IN" w:bidi="hi_IN"/>
         </w:rPr>
@@ -18691,20 +16596,6 @@
       </w:r>
       <w:r>
         <w:rPr>
-          <w:lang w:val="hi_IN" w:bidi="hi_IN"/>
-        </w:rPr>
-        <w:t>מִ⁠יָּ֖ם חוֹמָתָֽ⁠הּ</w:t>
-      </w:r>
-    </w:p>
-    <w:p>
-      <w:pPr/>
-      <w:r>
-        <w:rPr>
-          <w:lang w:val="hi_IN" w:bidi="hi_IN"/>
-        </w:rPr>
-      </w:r>
-      <w:r>
-        <w:rPr>
           <w:b/>
           <w:lang w:val="hi_IN" w:bidi="hi_IN"/>
         </w:rPr>
@@ -18828,20 +16719,6 @@
       </w:r>
       <w:r>
         <w:rPr>
-          <w:lang w:val="hi_IN" w:bidi="hi_IN"/>
-        </w:rPr>
-        <w:t>מִ⁠יָּ֖ם חוֹמָתָֽ⁠הּ</w:t>
-      </w:r>
-    </w:p>
-    <w:p>
-      <w:pPr/>
-      <w:r>
-        <w:rPr>
-          <w:lang w:val="hi_IN" w:bidi="hi_IN"/>
-        </w:rPr>
-      </w:r>
-      <w:r>
-        <w:rPr>
           <w:b/>
           <w:lang w:val="hi_IN" w:bidi="hi_IN"/>
         </w:rPr>
@@ -18939,20 +16816,6 @@
       </w:r>
       <w:r>
         <w:rPr>
-          <w:lang w:val="hi_IN" w:bidi="hi_IN"/>
-        </w:rPr>
-        <w:t>עָצְמָ֛⁠ה</w:t>
-      </w:r>
-    </w:p>
-    <w:p>
-      <w:pPr/>
-      <w:r>
-        <w:rPr>
-          <w:lang w:val="hi_IN" w:bidi="hi_IN"/>
-        </w:rPr>
-      </w:r>
-      <w:r>
-        <w:rPr>
           <w:b/>
           <w:lang w:val="hi_IN" w:bidi="hi_IN"/>
         </w:rPr>
@@ -19063,20 +16926,6 @@
       </w:r>
       <w:r>
         <w:rPr>
-          <w:lang w:val="hi_IN" w:bidi="hi_IN"/>
-        </w:rPr>
-        <w:t>וְ⁠אֵ֣ין קֵ֑צֶה</w:t>
-      </w:r>
-    </w:p>
-    <w:p>
-      <w:pPr/>
-      <w:r>
-        <w:rPr>
-          <w:lang w:val="hi_IN" w:bidi="hi_IN"/>
-        </w:rPr>
-      </w:r>
-      <w:r>
-        <w:rPr>
           <w:b/>
           <w:lang w:val="hi_IN" w:bidi="hi_IN"/>
         </w:rPr>
@@ -19160,20 +17009,6 @@
       </w:r>
       <w:r>
         <w:rPr>
-          <w:lang w:val="hi_IN" w:bidi="hi_IN"/>
-        </w:rPr>
-        <w:t>וְ⁠אֵ֣ין קֵ֑צֶה</w:t>
-      </w:r>
-    </w:p>
-    <w:p>
-      <w:pPr/>
-      <w:r>
-        <w:rPr>
-          <w:lang w:val="hi_IN" w:bidi="hi_IN"/>
-        </w:rPr>
-      </w:r>
-      <w:r>
-        <w:rPr>
           <w:b/>
           <w:lang w:val="hi_IN" w:bidi="hi_IN"/>
         </w:rPr>
@@ -19271,20 +17106,6 @@
       </w:r>
       <w:r>
         <w:rPr>
-          <w:lang w:val="hi_IN" w:bidi="hi_IN"/>
-        </w:rPr>
-        <w:t>פּ֣וּט</w:t>
-      </w:r>
-    </w:p>
-    <w:p>
-      <w:pPr/>
-      <w:r>
-        <w:rPr>
-          <w:lang w:val="hi_IN" w:bidi="hi_IN"/>
-        </w:rPr>
-      </w:r>
-      <w:r>
-        <w:rPr>
           <w:b/>
           <w:lang w:val="hi_IN" w:bidi="hi_IN"/>
         </w:rPr>
@@ -19389,20 +17210,6 @@
       </w:r>
       <w:r>
         <w:rPr>
-          <w:lang w:val="hi_IN" w:bidi="hi_IN"/>
-        </w:rPr>
-        <w:t>וְ⁠לוּבִ֔ים</w:t>
-      </w:r>
-    </w:p>
-    <w:p>
-      <w:pPr/>
-      <w:r>
-        <w:rPr>
-          <w:lang w:val="hi_IN" w:bidi="hi_IN"/>
-        </w:rPr>
-      </w:r>
-      <w:r>
-        <w:rPr>
           <w:b/>
           <w:lang w:val="hi_IN" w:bidi="hi_IN"/>
         </w:rPr>
@@ -19520,20 +17327,6 @@
       </w:r>
       <w:r>
         <w:rPr>
-          <w:lang w:val="hi_IN" w:bidi="hi_IN"/>
-        </w:rPr>
-        <w:t>בְּ⁠עֶזְרָתֵֽ⁠ךְ</w:t>
-      </w:r>
-    </w:p>
-    <w:p>
-      <w:pPr/>
-      <w:r>
-        <w:rPr>
-          <w:lang w:val="hi_IN" w:bidi="hi_IN"/>
-        </w:rPr>
-      </w:r>
-      <w:r>
-        <w:rPr>
           <w:b/>
           <w:lang w:val="hi_IN" w:bidi="hi_IN"/>
         </w:rPr>
@@ -19644,20 +17437,6 @@
       </w:r>
       <w:r>
         <w:rPr>
-          <w:lang w:val="hi_IN" w:bidi="hi_IN"/>
-        </w:rPr>
-        <w:t>הִ֗יא לַ⁠גֹּלָה֙</w:t>
-      </w:r>
-    </w:p>
-    <w:p>
-      <w:pPr/>
-      <w:r>
-        <w:rPr>
-          <w:lang w:val="hi_IN" w:bidi="hi_IN"/>
-        </w:rPr>
-      </w:r>
-      <w:r>
-        <w:rPr>
           <w:b/>
           <w:lang w:val="hi_IN" w:bidi="hi_IN"/>
         </w:rPr>
@@ -19781,20 +17560,6 @@
       </w:r>
       <w:r>
         <w:rPr>
-          <w:lang w:val="hi_IN" w:bidi="hi_IN"/>
-        </w:rPr>
-        <w:t>גְּדוֹלֶ֖י⁠הָ</w:t>
-      </w:r>
-    </w:p>
-    <w:p>
-      <w:pPr/>
-      <w:r>
-        <w:rPr>
-          <w:lang w:val="hi_IN" w:bidi="hi_IN"/>
-        </w:rPr>
-      </w:r>
-      <w:r>
-        <w:rPr>
           <w:b/>
           <w:lang w:val="hi_IN" w:bidi="hi_IN"/>
         </w:rPr>
@@ -19905,20 +17670,6 @@
       </w:r>
       <w:r>
         <w:rPr>
-          <w:lang w:val="hi_IN" w:bidi="hi_IN"/>
-        </w:rPr>
-        <w:t>עֹלָלֶ֛י⁠הָ יְרֻטְּשׁ֖וּ</w:t>
-      </w:r>
-    </w:p>
-    <w:p>
-      <w:pPr/>
-      <w:r>
-        <w:rPr>
-          <w:lang w:val="hi_IN" w:bidi="hi_IN"/>
-        </w:rPr>
-      </w:r>
-      <w:r>
-        <w:rPr>
           <w:b/>
           <w:lang w:val="hi_IN" w:bidi="hi_IN"/>
         </w:rPr>
@@ -20029,20 +17780,6 @@
       </w:r>
       <w:r>
         <w:rPr>
-          <w:lang w:val="hi_IN" w:bidi="hi_IN"/>
-        </w:rPr>
-        <w:t>בְּ⁠רֹ֣אשׁ כָּל־חוּצ֑וֹת</w:t>
-      </w:r>
-    </w:p>
-    <w:p>
-      <w:pPr/>
-      <w:r>
-        <w:rPr>
-          <w:lang w:val="hi_IN" w:bidi="hi_IN"/>
-        </w:rPr>
-      </w:r>
-      <w:r>
-        <w:rPr>
           <w:b/>
           <w:lang w:val="hi_IN" w:bidi="hi_IN"/>
         </w:rPr>
@@ -20153,20 +17890,6 @@
       </w:r>
       <w:r>
         <w:rPr>
-          <w:lang w:val="hi_IN" w:bidi="hi_IN"/>
-        </w:rPr>
-        <w:t>יַדּ֣וּ</w:t>
-      </w:r>
-    </w:p>
-    <w:p>
-      <w:pPr/>
-      <w:r>
-        <w:rPr>
-          <w:lang w:val="hi_IN" w:bidi="hi_IN"/>
-        </w:rPr>
-      </w:r>
-      <w:r>
-        <w:rPr>
           <w:b/>
           <w:lang w:val="hi_IN" w:bidi="hi_IN"/>
         </w:rPr>
@@ -20277,20 +18000,6 @@
       </w:r>
       <w:r>
         <w:rPr>
-          <w:lang w:val="hi_IN" w:bidi="hi_IN"/>
-        </w:rPr>
-        <w:t>וְ⁠כָל־גְּדוֹלֶ֖י⁠הָ רֻתְּק֥וּ</w:t>
-      </w:r>
-    </w:p>
-    <w:p>
-      <w:pPr/>
-      <w:r>
-        <w:rPr>
-          <w:lang w:val="hi_IN" w:bidi="hi_IN"/>
-        </w:rPr>
-      </w:r>
-      <w:r>
-        <w:rPr>
           <w:b/>
           <w:lang w:val="hi_IN" w:bidi="hi_IN"/>
         </w:rPr>
@@ -20401,20 +18110,6 @@
       </w:r>
       <w:r>
         <w:rPr>
-          <w:lang w:val="hi_IN" w:bidi="hi_IN"/>
-        </w:rPr>
-        <w:t>אַ֣תְּ</w:t>
-      </w:r>
-    </w:p>
-    <w:p>
-      <w:pPr/>
-      <w:r>
-        <w:rPr>
-          <w:lang w:val="hi_IN" w:bidi="hi_IN"/>
-        </w:rPr>
-      </w:r>
-      <w:r>
-        <w:rPr>
           <w:b/>
           <w:lang w:val="hi_IN" w:bidi="hi_IN"/>
         </w:rPr>
@@ -20511,20 +18206,6 @@
       </w:r>
       <w:r>
         <w:rPr>
-          <w:lang w:val="hi_IN" w:bidi="hi_IN"/>
-        </w:rPr>
-        <w:t>תִּשְׁכְּרִ֔י</w:t>
-      </w:r>
-    </w:p>
-    <w:p>
-      <w:pPr/>
-      <w:r>
-        <w:rPr>
-          <w:lang w:val="hi_IN" w:bidi="hi_IN"/>
-        </w:rPr>
-      </w:r>
-      <w:r>
-        <w:rPr>
           <w:b/>
           <w:lang w:val="hi_IN" w:bidi="hi_IN"/>
         </w:rPr>
@@ -20635,20 +18316,6 @@
       </w:r>
       <w:r>
         <w:rPr>
-          <w:lang w:val="hi_IN" w:bidi="hi_IN"/>
-        </w:rPr>
-        <w:t>תְּהִ֖י נַֽעֲלָמָ֑ה</w:t>
-      </w:r>
-    </w:p>
-    <w:p>
-      <w:pPr/>
-      <w:r>
-        <w:rPr>
-          <w:lang w:val="hi_IN" w:bidi="hi_IN"/>
-        </w:rPr>
-      </w:r>
-      <w:r>
-        <w:rPr>
           <w:b/>
           <w:lang w:val="hi_IN" w:bidi="hi_IN"/>
         </w:rPr>
@@ -20759,20 +18426,6 @@
       </w:r>
       <w:r>
         <w:rPr>
-          <w:lang w:val="hi_IN" w:bidi="hi_IN"/>
-        </w:rPr>
-        <w:t>כָּ֨ל־מִבְצָרַ֔יִ⁠ךְ תְּאֵנִ֖ים עִם־בִּכּוּרִ֑ים</w:t>
-      </w:r>
-    </w:p>
-    <w:p>
-      <w:pPr/>
-      <w:r>
-        <w:rPr>
-          <w:lang w:val="hi_IN" w:bidi="hi_IN"/>
-        </w:rPr>
-      </w:r>
-      <w:r>
-        <w:rPr>
           <w:b/>
           <w:lang w:val="hi_IN" w:bidi="hi_IN"/>
         </w:rPr>
@@ -20896,20 +18549,6 @@
       </w:r>
       <w:r>
         <w:rPr>
-          <w:lang w:val="hi_IN" w:bidi="hi_IN"/>
-        </w:rPr>
-        <w:t>הִנֵּ֨ה</w:t>
-      </w:r>
-    </w:p>
-    <w:p>
-      <w:pPr/>
-      <w:r>
-        <w:rPr>
-          <w:lang w:val="hi_IN" w:bidi="hi_IN"/>
-        </w:rPr>
-      </w:r>
-      <w:r>
-        <w:rPr>
           <w:b/>
           <w:lang w:val="hi_IN" w:bidi="hi_IN"/>
         </w:rPr>
@@ -21006,20 +18645,6 @@
       </w:r>
       <w:r>
         <w:rPr>
-          <w:lang w:val="hi_IN" w:bidi="hi_IN"/>
-        </w:rPr>
-        <w:t>עַמֵּ֤⁠ךְ</w:t>
-      </w:r>
-    </w:p>
-    <w:p>
-      <w:pPr/>
-      <w:r>
-        <w:rPr>
-          <w:lang w:val="hi_IN" w:bidi="hi_IN"/>
-        </w:rPr>
-      </w:r>
-      <w:r>
-        <w:rPr>
           <w:b/>
           <w:lang w:val="hi_IN" w:bidi="hi_IN"/>
         </w:rPr>
@@ -21116,20 +18741,6 @@
       </w:r>
       <w:r>
         <w:rPr>
-          <w:lang w:val="hi_IN" w:bidi="hi_IN"/>
-        </w:rPr>
-        <w:t>נָשִׁים֙</w:t>
-      </w:r>
-    </w:p>
-    <w:p>
-      <w:pPr/>
-      <w:r>
-        <w:rPr>
-          <w:lang w:val="hi_IN" w:bidi="hi_IN"/>
-        </w:rPr>
-      </w:r>
-      <w:r>
-        <w:rPr>
           <w:b/>
           <w:lang w:val="hi_IN" w:bidi="hi_IN"/>
         </w:rPr>
@@ -21253,20 +18864,6 @@
       </w:r>
       <w:r>
         <w:rPr>
-          <w:lang w:val="hi_IN" w:bidi="hi_IN"/>
-        </w:rPr>
-        <w:t>פָּת֥וֹחַ נִפְתְּח֖וּ</w:t>
-      </w:r>
-    </w:p>
-    <w:p>
-      <w:pPr/>
-      <w:r>
-        <w:rPr>
-          <w:lang w:val="hi_IN" w:bidi="hi_IN"/>
-        </w:rPr>
-      </w:r>
-      <w:r>
-        <w:rPr>
           <w:b/>
           <w:lang w:val="hi_IN" w:bidi="hi_IN"/>
         </w:rPr>
@@ -21377,20 +18974,6 @@
       </w:r>
       <w:r>
         <w:rPr>
-          <w:lang w:val="hi_IN" w:bidi="hi_IN"/>
-        </w:rPr>
-        <w:t>נִפְתְּח֖וּ &amp; אָכְלָ֥ה</w:t>
-      </w:r>
-    </w:p>
-    <w:p>
-      <w:pPr/>
-      <w:r>
-        <w:rPr>
-          <w:lang w:val="hi_IN" w:bidi="hi_IN"/>
-        </w:rPr>
-      </w:r>
-      <w:r>
-        <w:rPr>
           <w:b/>
           <w:lang w:val="hi_IN" w:bidi="hi_IN"/>
         </w:rPr>
@@ -21502,20 +19085,6 @@
       </w:r>
       <w:r>
         <w:rPr>
-          <w:lang w:val="hi_IN" w:bidi="hi_IN"/>
-        </w:rPr>
-        <w:t>בְּרִיחָֽיִ⁠ך</w:t>
-      </w:r>
-    </w:p>
-    <w:p>
-      <w:pPr/>
-      <w:r>
-        <w:rPr>
-          <w:lang w:val="hi_IN" w:bidi="hi_IN"/>
-        </w:rPr>
-      </w:r>
-      <w:r>
-        <w:rPr>
           <w:b/>
           <w:lang w:val="hi_IN" w:bidi="hi_IN"/>
         </w:rPr>
@@ -21626,20 +19195,6 @@
       </w:r>
       <w:r>
         <w:rPr>
-          <w:lang w:val="hi_IN" w:bidi="hi_IN"/>
-        </w:rPr>
-        <w:t>מֵ֤י מָצוֹר֙ שַֽׁאֲבִי־לָ֔⁠ךְ</w:t>
-      </w:r>
-    </w:p>
-    <w:p>
-      <w:pPr/>
-      <w:r>
-        <w:rPr>
-          <w:lang w:val="hi_IN" w:bidi="hi_IN"/>
-        </w:rPr>
-      </w:r>
-      <w:r>
-        <w:rPr>
           <w:b/>
           <w:lang w:val="hi_IN" w:bidi="hi_IN"/>
         </w:rPr>
@@ -21750,20 +19305,6 @@
       </w:r>
       <w:r>
         <w:rPr>
-          <w:lang w:val="hi_IN" w:bidi="hi_IN"/>
-        </w:rPr>
-        <w:t>לָ֔⁠ךְ</w:t>
-      </w:r>
-    </w:p>
-    <w:p>
-      <w:pPr/>
-      <w:r>
-        <w:rPr>
-          <w:lang w:val="hi_IN" w:bidi="hi_IN"/>
-        </w:rPr>
-      </w:r>
-      <w:r>
-        <w:rPr>
           <w:b/>
           <w:lang w:val="hi_IN" w:bidi="hi_IN"/>
         </w:rPr>
@@ -21941,20 +19482,6 @@
       </w:r>
       <w:r>
         <w:rPr>
-          <w:lang w:val="hi_IN" w:bidi="hi_IN"/>
-        </w:rPr>
-        <w:t>מַלְבֵּֽן</w:t>
-      </w:r>
-    </w:p>
-    <w:p>
-      <w:pPr/>
-      <w:r>
-        <w:rPr>
-          <w:lang w:val="hi_IN" w:bidi="hi_IN"/>
-        </w:rPr>
-      </w:r>
-      <w:r>
-        <w:rPr>
           <w:b/>
           <w:lang w:val="hi_IN" w:bidi="hi_IN"/>
         </w:rPr>
@@ -22065,20 +19592,6 @@
       </w:r>
       <w:r>
         <w:rPr>
-          <w:lang w:val="hi_IN" w:bidi="hi_IN"/>
-        </w:rPr>
-        <w:t>שָׁ֚ם תֹּאכְלֵ֣⁠ךְ אֵ֔שׁ</w:t>
-      </w:r>
-    </w:p>
-    <w:p>
-      <w:pPr/>
-      <w:r>
-        <w:rPr>
-          <w:lang w:val="hi_IN" w:bidi="hi_IN"/>
-        </w:rPr>
-      </w:r>
-      <w:r>
-        <w:rPr>
           <w:b/>
           <w:lang w:val="hi_IN" w:bidi="hi_IN"/>
         </w:rPr>
@@ -22189,20 +19702,6 @@
       </w:r>
       <w:r>
         <w:rPr>
-          <w:lang w:val="hi_IN" w:bidi="hi_IN"/>
-        </w:rPr>
-        <w:t>תַּכְרִיתֵ֣⁠ךְ</w:t>
-      </w:r>
-    </w:p>
-    <w:p>
-      <w:pPr/>
-      <w:r>
-        <w:rPr>
-          <w:lang w:val="hi_IN" w:bidi="hi_IN"/>
-        </w:rPr>
-      </w:r>
-      <w:r>
-        <w:rPr>
           <w:b/>
           <w:lang w:val="hi_IN" w:bidi="hi_IN"/>
         </w:rPr>
@@ -22313,20 +19812,6 @@
       </w:r>
       <w:r>
         <w:rPr>
-          <w:lang w:val="hi_IN" w:bidi="hi_IN"/>
-        </w:rPr>
-        <w:t>כַּ⁠יָּ֑לֶק</w:t>
-      </w:r>
-    </w:p>
-    <w:p>
-      <w:pPr/>
-      <w:r>
-        <w:rPr>
-          <w:lang w:val="hi_IN" w:bidi="hi_IN"/>
-        </w:rPr>
-      </w:r>
-      <w:r>
-        <w:rPr>
           <w:b/>
           <w:lang w:val="hi_IN" w:bidi="hi_IN"/>
         </w:rPr>
@@ -22424,20 +19909,6 @@
       </w:r>
       <w:r>
         <w:rPr>
-          <w:lang w:val="hi_IN" w:bidi="hi_IN"/>
-        </w:rPr>
-        <w:t>כַּ⁠יֶּ֔לֶק</w:t>
-      </w:r>
-    </w:p>
-    <w:p>
-      <w:pPr/>
-      <w:r>
-        <w:rPr>
-          <w:lang w:val="hi_IN" w:bidi="hi_IN"/>
-        </w:rPr>
-      </w:r>
-      <w:r>
-        <w:rPr>
           <w:b/>
           <w:lang w:val="hi_IN" w:bidi="hi_IN"/>
         </w:rPr>
@@ -22521,20 +19992,6 @@
       </w:r>
       <w:r>
         <w:rPr>
-          <w:lang w:val="hi_IN" w:bidi="hi_IN"/>
-        </w:rPr>
-        <w:t>כָּ⁠אַרְבֶּֽה</w:t>
-      </w:r>
-    </w:p>
-    <w:p>
-      <w:pPr/>
-      <w:r>
-        <w:rPr>
-          <w:lang w:val="hi_IN" w:bidi="hi_IN"/>
-        </w:rPr>
-      </w:r>
-      <w:r>
-        <w:rPr>
           <w:b/>
           <w:lang w:val="hi_IN" w:bidi="hi_IN"/>
         </w:rPr>
@@ -22632,20 +20089,6 @@
       </w:r>
       <w:r>
         <w:rPr>
-          <w:lang w:val="hi_IN" w:bidi="hi_IN"/>
-        </w:rPr>
-        <w:t>הִרְבֵּית֙</w:t>
-      </w:r>
-    </w:p>
-    <w:p>
-      <w:pPr/>
-      <w:r>
-        <w:rPr>
-          <w:lang w:val="hi_IN" w:bidi="hi_IN"/>
-        </w:rPr>
-      </w:r>
-      <w:r>
-        <w:rPr>
           <w:b/>
           <w:lang w:val="hi_IN" w:bidi="hi_IN"/>
         </w:rPr>
@@ -22756,20 +20199,6 @@
       </w:r>
       <w:r>
         <w:rPr>
-          <w:lang w:val="hi_IN" w:bidi="hi_IN"/>
-        </w:rPr>
-        <w:t>מִ⁠כּוֹכְבֵ֖י הַ⁠שָּׁמָ֑יִם</w:t>
-      </w:r>
-    </w:p>
-    <w:p>
-      <w:pPr/>
-      <w:r>
-        <w:rPr>
-          <w:lang w:val="hi_IN" w:bidi="hi_IN"/>
-        </w:rPr>
-      </w:r>
-      <w:r>
-        <w:rPr>
           <w:b/>
           <w:lang w:val="hi_IN" w:bidi="hi_IN"/>
         </w:rPr>
@@ -22867,20 +20296,6 @@
       </w:r>
       <w:r>
         <w:rPr>
-          <w:lang w:val="hi_IN" w:bidi="hi_IN"/>
-        </w:rPr>
-        <w:t>יֶ֥לֶק פָּשַׁ֖ט וַ⁠יָּעֹֽף</w:t>
-      </w:r>
-    </w:p>
-    <w:p>
-      <w:pPr/>
-      <w:r>
-        <w:rPr>
-          <w:lang w:val="hi_IN" w:bidi="hi_IN"/>
-        </w:rPr>
-      </w:r>
-      <w:r>
-        <w:rPr>
           <w:b/>
           <w:lang w:val="hi_IN" w:bidi="hi_IN"/>
         </w:rPr>
@@ -22990,20 +20405,6 @@
       </w:r>
       <w:r>
         <w:rPr>
-          <w:lang w:val="hi_IN" w:bidi="hi_IN"/>
-        </w:rPr>
-        <w:t>פָּשַׁ֖ט</w:t>
-      </w:r>
-    </w:p>
-    <w:p>
-      <w:pPr/>
-      <w:r>
-        <w:rPr>
-          <w:lang w:val="hi_IN" w:bidi="hi_IN"/>
-        </w:rPr>
-      </w:r>
-      <w:r>
-        <w:rPr>
           <w:b/>
           <w:lang w:val="hi_IN" w:bidi="hi_IN"/>
         </w:rPr>
@@ -23114,20 +20515,6 @@
       </w:r>
       <w:r>
         <w:rPr>
-          <w:lang w:val="hi_IN" w:bidi="hi_IN"/>
-        </w:rPr>
-        <w:t>מִנְּזָרַ֨יִ⁠ךְ֙ כָּֽ⁠אַרְבֶּ֔ה וְ⁠טַפְסְרַ֖יִ⁠ךְ כְּ⁠ג֣וֹב גֹּבָ֑י</w:t>
-      </w:r>
-    </w:p>
-    <w:p>
-      <w:pPr/>
-      <w:r>
-        <w:rPr>
-          <w:lang w:val="hi_IN" w:bidi="hi_IN"/>
-        </w:rPr>
-      </w:r>
-      <w:r>
-        <w:rPr>
           <w:b/>
           <w:lang w:val="hi_IN" w:bidi="hi_IN"/>
         </w:rPr>
@@ -23225,20 +20612,6 @@
       </w:r>
       <w:r>
         <w:rPr>
-          <w:lang w:val="hi_IN" w:bidi="hi_IN"/>
-        </w:rPr>
-        <w:t>מִנְּזָרַ֨יִ⁠ךְ֙ כָּֽ⁠אַרְבֶּ֔ה וְ⁠טַפְסְרַ֖יִ⁠ךְ כְּ⁠ג֣וֹב גֹּבָ֑י</w:t>
-      </w:r>
-    </w:p>
-    <w:p>
-      <w:pPr/>
-      <w:r>
-        <w:rPr>
-          <w:lang w:val="hi_IN" w:bidi="hi_IN"/>
-        </w:rPr>
-      </w:r>
-      <w:r>
-        <w:rPr>
           <w:b/>
           <w:lang w:val="hi_IN" w:bidi="hi_IN"/>
         </w:rPr>
@@ -23349,20 +20722,6 @@
       </w:r>
       <w:r>
         <w:rPr>
-          <w:lang w:val="hi_IN" w:bidi="hi_IN"/>
-        </w:rPr>
-        <w:t>וְ⁠טַפְסְרַ֖יִ⁠ךְ כְּ⁠ג֣וֹב גֹּבָ֑י</w:t>
-      </w:r>
-    </w:p>
-    <w:p>
-      <w:pPr/>
-      <w:r>
-        <w:rPr>
-          <w:lang w:val="hi_IN" w:bidi="hi_IN"/>
-        </w:rPr>
-      </w:r>
-      <w:r>
-        <w:rPr>
           <w:b/>
           <w:lang w:val="hi_IN" w:bidi="hi_IN"/>
         </w:rPr>
@@ -23460,20 +20819,6 @@
       </w:r>
       <w:r>
         <w:rPr>
-          <w:lang w:val="hi_IN" w:bidi="hi_IN"/>
-        </w:rPr>
-        <w:t>וְ⁠נוֹדַ֔ד &amp; מְקוֹמ֖⁠וֹ</w:t>
-      </w:r>
-    </w:p>
-    <w:p>
-      <w:pPr/>
-      <w:r>
-        <w:rPr>
-          <w:lang w:val="hi_IN" w:bidi="hi_IN"/>
-        </w:rPr>
-      </w:r>
-      <w:r>
-        <w:rPr>
           <w:b/>
           <w:lang w:val="hi_IN" w:bidi="hi_IN"/>
         </w:rPr>
@@ -23598,20 +20943,6 @@
       </w:r>
       <w:r>
         <w:rPr>
-          <w:lang w:val="hi_IN" w:bidi="hi_IN"/>
-        </w:rPr>
-        <w:t>נָמ֤וּ רֹעֶ֨י⁠ךָ֙ מֶ֣לֶךְ אַשּׁ֔וּר</w:t>
-      </w:r>
-    </w:p>
-    <w:p>
-      <w:pPr/>
-      <w:r>
-        <w:rPr>
-          <w:lang w:val="hi_IN" w:bidi="hi_IN"/>
-        </w:rPr>
-      </w:r>
-      <w:r>
-        <w:rPr>
           <w:b/>
           <w:lang w:val="hi_IN" w:bidi="hi_IN"/>
         </w:rPr>
@@ -23709,20 +21040,6 @@
       </w:r>
       <w:r>
         <w:rPr>
-          <w:lang w:val="hi_IN" w:bidi="hi_IN"/>
-        </w:rPr>
-        <w:t>נָמ֤וּ רֹעֶ֨י⁠ךָ֙ &amp; יִשְׁכְּנ֖וּ אַדִּירֶ֑י⁠ךָ</w:t>
-      </w:r>
-    </w:p>
-    <w:p>
-      <w:pPr/>
-      <w:r>
-        <w:rPr>
-          <w:lang w:val="hi_IN" w:bidi="hi_IN"/>
-        </w:rPr>
-      </w:r>
-      <w:r>
-        <w:rPr>
           <w:b/>
           <w:lang w:val="hi_IN" w:bidi="hi_IN"/>
         </w:rPr>
@@ -23845,20 +21162,6 @@
       </w:r>
       <w:r>
         <w:rPr>
-          <w:lang w:val="hi_IN" w:bidi="hi_IN"/>
-        </w:rPr>
-        <w:t>רֹעֶ֨י⁠ךָ֙</w:t>
-      </w:r>
-    </w:p>
-    <w:p>
-      <w:pPr/>
-      <w:r>
-        <w:rPr>
-          <w:lang w:val="hi_IN" w:bidi="hi_IN"/>
-        </w:rPr>
-      </w:r>
-      <w:r>
-        <w:rPr>
           <w:b/>
           <w:lang w:val="hi_IN" w:bidi="hi_IN"/>
         </w:rPr>
@@ -23955,20 +21258,6 @@
       </w:r>
       <w:r>
         <w:rPr>
-          <w:lang w:val="hi_IN" w:bidi="hi_IN"/>
-        </w:rPr>
-        <w:t>נָמ֤וּ &amp; יִשְׁכְּנ֖וּ</w:t>
-      </w:r>
-    </w:p>
-    <w:p>
-      <w:pPr/>
-      <w:r>
-        <w:rPr>
-          <w:lang w:val="hi_IN" w:bidi="hi_IN"/>
-        </w:rPr>
-      </w:r>
-      <w:r>
-        <w:rPr>
           <w:b/>
           <w:lang w:val="hi_IN" w:bidi="hi_IN"/>
         </w:rPr>
@@ -24106,20 +21395,6 @@
       </w:r>
       <w:r>
         <w:rPr>
-          <w:lang w:val="hi_IN" w:bidi="hi_IN"/>
-        </w:rPr>
-        <w:t>נָפֹ֧שׁוּ עַמְּ⁠ךָ֛</w:t>
-      </w:r>
-    </w:p>
-    <w:p>
-      <w:pPr/>
-      <w:r>
-        <w:rPr>
-          <w:lang w:val="hi_IN" w:bidi="hi_IN"/>
-        </w:rPr>
-      </w:r>
-      <w:r>
-        <w:rPr>
           <w:b/>
           <w:lang w:val="hi_IN" w:bidi="hi_IN"/>
         </w:rPr>
@@ -24243,20 +21518,6 @@
       </w:r>
       <w:r>
         <w:rPr>
-          <w:lang w:val="hi_IN" w:bidi="hi_IN"/>
-        </w:rPr>
-        <w:t>אֵין־כֵּהָ֣ה לְ⁠שִׁבְרֶ֔⁠ךָ</w:t>
-      </w:r>
-    </w:p>
-    <w:p>
-      <w:pPr/>
-      <w:r>
-        <w:rPr>
-          <w:lang w:val="hi_IN" w:bidi="hi_IN"/>
-        </w:rPr>
-      </w:r>
-      <w:r>
-        <w:rPr>
           <w:b/>
           <w:lang w:val="hi_IN" w:bidi="hi_IN"/>
         </w:rPr>
@@ -24380,20 +21641,6 @@
       </w:r>
       <w:r>
         <w:rPr>
-          <w:lang w:val="hi_IN" w:bidi="hi_IN"/>
-        </w:rPr>
-        <w:t>נַחְלָ֖ה מַכָּתֶ֑⁠ךָ</w:t>
-      </w:r>
-    </w:p>
-    <w:p>
-      <w:pPr/>
-      <w:r>
-        <w:rPr>
-          <w:lang w:val="hi_IN" w:bidi="hi_IN"/>
-        </w:rPr>
-      </w:r>
-      <w:r>
-        <w:rPr>
           <w:b/>
           <w:lang w:val="hi_IN" w:bidi="hi_IN"/>
         </w:rPr>
@@ -24504,20 +21751,6 @@
       </w:r>
       <w:r>
         <w:rPr>
-          <w:lang w:val="hi_IN" w:bidi="hi_IN"/>
-        </w:rPr>
-        <w:t>שֹׁמְעֵ֣י שִׁמְעֲ⁠ךָ֗</w:t>
-      </w:r>
-    </w:p>
-    <w:p>
-      <w:pPr/>
-      <w:r>
-        <w:rPr>
-          <w:lang w:val="hi_IN" w:bidi="hi_IN"/>
-        </w:rPr>
-      </w:r>
-      <w:r>
-        <w:rPr>
           <w:b/>
           <w:lang w:val="hi_IN" w:bidi="hi_IN"/>
         </w:rPr>
@@ -24628,20 +21861,6 @@
       </w:r>
       <w:r>
         <w:rPr>
-          <w:lang w:val="hi_IN" w:bidi="hi_IN"/>
-        </w:rPr>
-        <w:t>תָּ֤קְעוּ כַף֙</w:t>
-      </w:r>
-    </w:p>
-    <w:p>
-      <w:pPr/>
-      <w:r>
-        <w:rPr>
-          <w:lang w:val="hi_IN" w:bidi="hi_IN"/>
-        </w:rPr>
-      </w:r>
-      <w:r>
-        <w:rPr>
           <w:b/>
           <w:lang w:val="hi_IN" w:bidi="hi_IN"/>
         </w:rPr>
@@ -24739,20 +21958,6 @@
       </w:r>
       <w:r>
         <w:rPr>
-          <w:lang w:val="hi_IN" w:bidi="hi_IN"/>
-        </w:rPr>
-        <w:t>כִּ֗י עַל־מִ֛י לֹֽא־עָבְרָ֥ה רָעָתְ⁠ךָ֖ תָּמִֽיד</w:t>
-      </w:r>
-    </w:p>
-    <w:p>
-      <w:pPr/>
-      <w:r>
-        <w:rPr>
-          <w:lang w:val="hi_IN" w:bidi="hi_IN"/>
-        </w:rPr>
-      </w:r>
-      <w:r>
-        <w:rPr>
           <w:b/>
           <w:lang w:val="hi_IN" w:bidi="hi_IN"/>
         </w:rPr>
@@ -24839,20 +22044,6 @@
         <w:rPr>
           <w:lang w:val="hi_IN" w:bidi="hi_IN"/>
         </w:rPr>
-      </w:r>
-    </w:p>
-    <w:p>
-      <w:pPr/>
-      <w:r>
-        <w:rPr>
-          <w:lang w:val="hi_IN" w:bidi="hi_IN"/>
-        </w:rPr>
-      </w:r>
-      <w:r>
-        <w:rPr>
-          <w:lang w:val="hi_IN" w:bidi="hi_IN"/>
-        </w:rPr>
-        <w:t>רָעָתְ⁠ךָ֖ תָּמִֽיד</w:t>
       </w:r>
     </w:p>
     <w:p>

--- a/hin/docx/34.content.docx
+++ b/hin/docx/34.content.docx
@@ -28,15 +28,49 @@
       </w:r>
     </w:p>
     <w:p>
-      <w:pPr/>
-      <w:r>
-        <w:rPr>
-          <w:lang w:val="hi_IN" w:bidi="hi_IN"/>
-        </w:rPr>
-      </w:r>
-      <w:r>
-        <w:rPr>
-          <w:b/>
+      <w:pPr>
+        <w:pStyle w:val="Heading2"/>
+      </w:pPr>
+      <w:r>
+        <w:rPr>
+          <w:lang w:val="hi_IN" w:bidi="hi_IN"/>
+        </w:rPr>
+        <w:t>License Information</w:t>
+      </w:r>
+      <w:r>
+        <w:rPr>
+          <w:lang w:val="hi_IN" w:bidi="hi_IN"/>
+        </w:rPr>
+      </w:r>
+    </w:p>
+    <w:p>
+      <w:pPr/>
+      <w:r>
+        <w:rPr>
+          <w:lang w:val="hi_IN" w:bidi="hi_IN"/>
+        </w:rPr>
+      </w:r>
+      <w:r>
+        <w:rPr>
+          <w:b/>
+          <w:lang w:val="hi_IN" w:bidi="hi_IN"/>
+        </w:rPr>
+        <w:t>अनुवाद नोट्स (अनफोल्डिंग वर्ड)</w:t>
+      </w:r>
+      <w:r>
+        <w:rPr>
+          <w:lang w:val="hi_IN" w:bidi="hi_IN"/>
+        </w:rPr>
+        <w:t xml:space="preserve"> (Hindi) is based on</w:t>
+      </w:r>
+      <w:r>
+        <w:rPr>
+          <w:lang w:val="hi_IN" w:bidi="hi_IN"/>
+        </w:rPr>
+        <w:t xml:space="preserve">: </w:t>
+      </w:r>
+      <w:r>
+        <w:rPr>
           <w:lang w:val="hi_IN" w:bidi="hi_IN"/>
         </w:rPr>
         <w:t>unfoldingWord® Translation Notes</w:t>
@@ -45,31 +79,62 @@
         <w:rPr>
           <w:lang w:val="hi_IN" w:bidi="hi_IN"/>
         </w:rPr>
-        <w:t xml:space="preserve"> © 2022 unfoldingWord. Released under CC BY-SA 4.0 license. </w:t>
-      </w:r>
-      <w:r>
-        <w:rPr>
-          <w:lang w:val="hi_IN" w:bidi="hi_IN"/>
-        </w:rPr>
-        <w:t>unfoldingWord® Translation Notes</w:t>
-      </w:r>
-      <w:r>
-        <w:rPr>
-          <w:lang w:val="hi_IN" w:bidi="hi_IN"/>
-        </w:rPr>
-        <w:t xml:space="preserve"> has been adapted in the following languages: Tok Pisin, Arabic (عربي), French (Français), Hindi (हिंदी), Indonesian (Bahasa Indonesia), Portuguese (Português), Russian (Русский), Spanish (Español), Swahili (Kiswahili), and Simplified Chinese (简体中文) from </w:t>
-      </w:r>
-      <w:r>
-        <w:rPr>
-          <w:lang w:val="hi_IN" w:bidi="hi_IN"/>
-        </w:rPr>
-        <w:t>unfoldingWord® Translation Notes</w:t>
-      </w:r>
-      <w:r>
-        <w:rPr>
-          <w:lang w:val="hi_IN" w:bidi="hi_IN"/>
-        </w:rPr>
-        <w:t xml:space="preserve"> © 2022 unfoldingWord. Released under CC BY-SA 4.0 license by Mission Mutual</w:t>
+        <w:t xml:space="preserve">, </w:t>
+      </w:r>
+      <w:hyperlink r:id="rId13">
+        <w:r>
+          <w:rPr>
+            <w:lang w:val="hi_IN" w:bidi="hi_IN"/>
+          </w:rPr>
+          <w:rPr>
+            <w:color w:val="0000EE"/>
+            <w:u w:val="single"/>
+          </w:rPr>
+          <w:t>unfoldingWord</w:t>
+        </w:r>
+      </w:hyperlink>
+      <w:r>
+        <w:rPr>
+          <w:lang w:val="hi_IN" w:bidi="hi_IN"/>
+        </w:rPr>
+        <w:t xml:space="preserve">, 2022, which is licensed under a </w:t>
+      </w:r>
+      <w:hyperlink r:id="rId14">
+        <w:r>
+          <w:rPr>
+            <w:lang w:val="hi_IN" w:bidi="hi_IN"/>
+          </w:rPr>
+          <w:rPr>
+            <w:color w:val="0000EE"/>
+            <w:u w:val="single"/>
+          </w:rPr>
+          <w:t>CC BY-SA 4.0 license</w:t>
+        </w:r>
+      </w:hyperlink>
+      <w:r>
+        <w:rPr>
+          <w:lang w:val="hi_IN" w:bidi="hi_IN"/>
+        </w:rPr>
+        <w:t>.</w:t>
+      </w:r>
+      <w:r>
+        <w:rPr>
+          <w:lang w:val="hi_IN" w:bidi="hi_IN"/>
+        </w:rPr>
+      </w:r>
+    </w:p>
+    <w:p>
+      <w:pPr/>
+      <w:r>
+        <w:rPr>
+          <w:lang w:val="hi_IN" w:bidi="hi_IN"/>
+        </w:rPr>
+      </w:r>
+      <w:r>
+        <w:rPr>
+          <w:lang w:val="hi_IN" w:bidi="hi_IN"/>
+        </w:rPr>
+        <w:t>This PDF version is provided under the same license.</w:t>
       </w:r>
       <w:r>
         <w:rPr>
@@ -490,7 +555,7 @@
         </w:rPr>
         <w:t xml:space="preserve">इस भविष्यवाणी में, यहोवा अक्सर यहूदा और नीनवे के लोगों को केवल "यहूदा" और "नीनवे" के रूप में संबोधित करते हैं, देश और शहर के नामों का उपयोग करके लोगों का प्रतिनिधित्व करते हैं। वे क्रियाओं का भी उपयोग करते हैं जो देश या शहर द्वारा किए गए कार्यों का वर्णन करते हैं जो लोग करते हैं, जैसे </w:t>
       </w:r>
-      <w:hyperlink r:id="rId13">
+      <w:hyperlink r:id="rId15">
         <w:r>
           <w:rPr>
             <w:lang w:val="hi_IN" w:bidi="hi_IN"/>
@@ -508,7 +573,7 @@
         </w:rPr>
         <w:t xml:space="preserve">में यहूदा जूआ और बेड़ियाँ पहनता है या </w:t>
       </w:r>
-      <w:hyperlink r:id="rId14">
+      <w:hyperlink r:id="rId16">
         <w:r>
           <w:rPr>
             <w:lang w:val="hi_IN" w:bidi="hi_IN"/>
@@ -526,7 +591,7 @@
         </w:rPr>
         <w:t>में</w:t>
       </w:r>
-      <w:hyperlink r:id="rId14">
+      <w:hyperlink r:id="rId16">
         <w:r>
           <w:rPr>
             <w:lang w:val="hi_IN" w:bidi="hi_IN"/>
@@ -544,7 +609,7 @@
         </w:rPr>
         <w:t xml:space="preserve">पर्व मनाता है और मन्नत पूरा करता है। </w:t>
       </w:r>
-      <w:hyperlink r:id="rId15">
+      <w:hyperlink r:id="rId17">
         <w:r>
           <w:rPr>
             <w:lang w:val="hi_IN" w:bidi="hi_IN"/>
@@ -562,7 +627,7 @@
         </w:rPr>
         <w:t>में</w:t>
       </w:r>
-      <w:hyperlink r:id="rId14">
+      <w:hyperlink r:id="rId16">
         <w:r>
           <w:rPr>
             <w:lang w:val="hi_IN" w:bidi="hi_IN"/>
@@ -580,7 +645,7 @@
         </w:rPr>
         <w:t xml:space="preserve">वे नीनवे का वर्णन एक सैनिक के रूप में करते हैं जो दीवारों की पहरेदारी करता है, सड़क की निगरानी करता है, और अपनी कमर को मजबूत करता है, और </w:t>
       </w:r>
-      <w:hyperlink r:id="rId16">
+      <w:hyperlink r:id="rId18">
         <w:r>
           <w:rPr>
             <w:lang w:val="hi_IN" w:bidi="hi_IN"/>
@@ -598,7 +663,7 @@
         </w:rPr>
         <w:t xml:space="preserve">में एक वेश्या के रूप में जिसे यहोवा नग्न कर देंगे और गंदगी से ढक देंगे, और </w:t>
       </w:r>
-      <w:hyperlink r:id="rId17">
+      <w:hyperlink r:id="rId19">
         <w:r>
           <w:rPr>
             <w:lang w:val="hi_IN" w:bidi="hi_IN"/>
@@ -960,6 +1025,20 @@
       </w:r>
       <w:r>
         <w:rPr>
+          <w:lang w:val="hi_IN" w:bidi="hi_IN"/>
+        </w:rPr>
+        <w:t>מַשָּׂ֖א</w:t>
+      </w:r>
+    </w:p>
+    <w:p>
+      <w:pPr/>
+      <w:r>
+        <w:rPr>
+          <w:lang w:val="hi_IN" w:bidi="hi_IN"/>
+        </w:rPr>
+      </w:r>
+      <w:r>
+        <w:rPr>
           <w:b/>
           <w:lang w:val="hi_IN" w:bidi="hi_IN"/>
         </w:rPr>
@@ -1056,6 +1135,20 @@
       </w:r>
       <w:r>
         <w:rPr>
+          <w:lang w:val="hi_IN" w:bidi="hi_IN"/>
+        </w:rPr>
+        <w:t>הָ⁠אֶלְקֹשִֽׁי</w:t>
+      </w:r>
+    </w:p>
+    <w:p>
+      <w:pPr/>
+      <w:r>
+        <w:rPr>
+          <w:lang w:val="hi_IN" w:bidi="hi_IN"/>
+        </w:rPr>
+      </w:r>
+      <w:r>
+        <w:rPr>
           <w:b/>
           <w:lang w:val="hi_IN" w:bidi="hi_IN"/>
         </w:rPr>
@@ -1166,6 +1259,20 @@
       </w:r>
       <w:r>
         <w:rPr>
+          <w:lang w:val="hi_IN" w:bidi="hi_IN"/>
+        </w:rPr>
+        <w:t>נֹקֵ֤ם &amp; לְ⁠צָרָ֔י⁠ו</w:t>
+      </w:r>
+    </w:p>
+    <w:p>
+      <w:pPr/>
+      <w:r>
+        <w:rPr>
+          <w:lang w:val="hi_IN" w:bidi="hi_IN"/>
+        </w:rPr>
+      </w:r>
+      <w:r>
+        <w:rPr>
           <w:b/>
           <w:lang w:val="hi_IN" w:bidi="hi_IN"/>
         </w:rPr>
@@ -1262,6 +1369,20 @@
       </w:r>
       <w:r>
         <w:rPr>
+          <w:lang w:val="hi_IN" w:bidi="hi_IN"/>
+        </w:rPr>
+        <w:t>אֵ֣ל קַנּ֤וֹא וְ⁠נֹקֵם֙ יְהוָ֔ה נֹקֵ֥ם יְהוָ֖ה וּ⁠בַ֣עַל חֵמָ֑ה</w:t>
+      </w:r>
+    </w:p>
+    <w:p>
+      <w:pPr/>
+      <w:r>
+        <w:rPr>
+          <w:lang w:val="hi_IN" w:bidi="hi_IN"/>
+        </w:rPr>
+      </w:r>
+      <w:r>
+        <w:rPr>
           <w:b/>
           <w:lang w:val="hi_IN" w:bidi="hi_IN"/>
         </w:rPr>
@@ -1345,6 +1466,20 @@
       </w:r>
       <w:r>
         <w:rPr>
+          <w:lang w:val="hi_IN" w:bidi="hi_IN"/>
+        </w:rPr>
+        <w:t>וּ⁠בַ֣עַל חֵמָ֑ה</w:t>
+      </w:r>
+    </w:p>
+    <w:p>
+      <w:pPr/>
+      <w:r>
+        <w:rPr>
+          <w:lang w:val="hi_IN" w:bidi="hi_IN"/>
+        </w:rPr>
+      </w:r>
+      <w:r>
+        <w:rPr>
           <w:b/>
           <w:lang w:val="hi_IN" w:bidi="hi_IN"/>
         </w:rPr>
@@ -1441,6 +1576,20 @@
       </w:r>
       <w:r>
         <w:rPr>
+          <w:lang w:val="hi_IN" w:bidi="hi_IN"/>
+        </w:rPr>
+        <w:t>נֹקֵ֤ם יְהוָה֙ לְ⁠צָרָ֔י⁠ו וְ⁠נוֹטֵ֥ר ה֖וּא לְ⁠אֹיְבָֽי⁠ו</w:t>
+      </w:r>
+    </w:p>
+    <w:p>
+      <w:pPr/>
+      <w:r>
+        <w:rPr>
+          <w:lang w:val="hi_IN" w:bidi="hi_IN"/>
+        </w:rPr>
+      </w:r>
+      <w:r>
+        <w:rPr>
           <w:b/>
           <w:lang w:val="hi_IN" w:bidi="hi_IN"/>
         </w:rPr>
@@ -1537,6 +1686,20 @@
       </w:r>
       <w:r>
         <w:rPr>
+          <w:lang w:val="hi_IN" w:bidi="hi_IN"/>
+        </w:rPr>
+        <w:t>וְ⁠נוֹטֵ֥ר ה֖וּא לְ⁠אֹיְבָֽי⁠ו</w:t>
+      </w:r>
+    </w:p>
+    <w:p>
+      <w:pPr/>
+      <w:r>
+        <w:rPr>
+          <w:lang w:val="hi_IN" w:bidi="hi_IN"/>
+        </w:rPr>
+      </w:r>
+      <w:r>
+        <w:rPr>
           <w:b/>
           <w:lang w:val="hi_IN" w:bidi="hi_IN"/>
         </w:rPr>
@@ -1633,6 +1796,20 @@
       </w:r>
       <w:r>
         <w:rPr>
+          <w:lang w:val="hi_IN" w:bidi="hi_IN"/>
+        </w:rPr>
+        <w:t>אֶ֤רֶךְ אַפַּ֨יִם֙</w:t>
+      </w:r>
+    </w:p>
+    <w:p>
+      <w:pPr/>
+      <w:r>
+        <w:rPr>
+          <w:lang w:val="hi_IN" w:bidi="hi_IN"/>
+        </w:rPr>
+      </w:r>
+      <w:r>
+        <w:rPr>
           <w:b/>
           <w:lang w:val="hi_IN" w:bidi="hi_IN"/>
         </w:rPr>
@@ -1729,6 +1906,20 @@
       </w:r>
       <w:r>
         <w:rPr>
+          <w:lang w:val="hi_IN" w:bidi="hi_IN"/>
+        </w:rPr>
+        <w:t>ו⁠גדול־כֹּ֔חַ</w:t>
+      </w:r>
+    </w:p>
+    <w:p>
+      <w:pPr/>
+      <w:r>
+        <w:rPr>
+          <w:lang w:val="hi_IN" w:bidi="hi_IN"/>
+        </w:rPr>
+      </w:r>
+      <w:r>
+        <w:rPr>
           <w:b/>
           <w:lang w:val="hi_IN" w:bidi="hi_IN"/>
         </w:rPr>
@@ -1825,6 +2016,20 @@
       </w:r>
       <w:r>
         <w:rPr>
+          <w:lang w:val="hi_IN" w:bidi="hi_IN"/>
+        </w:rPr>
+        <w:t>וְ⁠נַקֵּ֖ה לֹ֣א יְנַקֶּ֑ה</w:t>
+      </w:r>
+    </w:p>
+    <w:p>
+      <w:pPr/>
+      <w:r>
+        <w:rPr>
+          <w:lang w:val="hi_IN" w:bidi="hi_IN"/>
+        </w:rPr>
+      </w:r>
+      <w:r>
+        <w:rPr>
           <w:b/>
           <w:lang w:val="hi_IN" w:bidi="hi_IN"/>
         </w:rPr>
@@ -1921,6 +2126,20 @@
       </w:r>
       <w:r>
         <w:rPr>
+          <w:lang w:val="hi_IN" w:bidi="hi_IN"/>
+        </w:rPr>
+        <w:t>גּוֹעֵ֤ר</w:t>
+      </w:r>
+    </w:p>
+    <w:p>
+      <w:pPr/>
+      <w:r>
+        <w:rPr>
+          <w:lang w:val="hi_IN" w:bidi="hi_IN"/>
+        </w:rPr>
+      </w:r>
+      <w:r>
+        <w:rPr>
           <w:b/>
           <w:lang w:val="hi_IN" w:bidi="hi_IN"/>
         </w:rPr>
@@ -2017,6 +2236,20 @@
       </w:r>
       <w:r>
         <w:rPr>
+          <w:lang w:val="hi_IN" w:bidi="hi_IN"/>
+        </w:rPr>
+        <w:t>אֻמְלַ֤ל בָּשָׁן֙</w:t>
+      </w:r>
+    </w:p>
+    <w:p>
+      <w:pPr/>
+      <w:r>
+        <w:rPr>
+          <w:lang w:val="hi_IN" w:bidi="hi_IN"/>
+        </w:rPr>
+      </w:r>
+      <w:r>
+        <w:rPr>
           <w:b/>
           <w:lang w:val="hi_IN" w:bidi="hi_IN"/>
         </w:rPr>
@@ -2113,6 +2346,20 @@
       </w:r>
       <w:r>
         <w:rPr>
+          <w:lang w:val="hi_IN" w:bidi="hi_IN"/>
+        </w:rPr>
+        <w:t>וְ⁠כַרְמֶ֔ל</w:t>
+      </w:r>
+    </w:p>
+    <w:p>
+      <w:pPr/>
+      <w:r>
+        <w:rPr>
+          <w:lang w:val="hi_IN" w:bidi="hi_IN"/>
+        </w:rPr>
+      </w:r>
+      <w:r>
+        <w:rPr>
           <w:b/>
           <w:lang w:val="hi_IN" w:bidi="hi_IN"/>
         </w:rPr>
@@ -2203,6 +2450,20 @@
       </w:r>
       <w:r>
         <w:rPr>
+          <w:lang w:val="hi_IN" w:bidi="hi_IN"/>
+        </w:rPr>
+        <w:t>וְ⁠כַרְמֶ֔ל</w:t>
+      </w:r>
+    </w:p>
+    <w:p>
+      <w:pPr/>
+      <w:r>
+        <w:rPr>
+          <w:lang w:val="hi_IN" w:bidi="hi_IN"/>
+        </w:rPr>
+      </w:r>
+      <w:r>
+        <w:rPr>
           <w:b/>
           <w:lang w:val="hi_IN" w:bidi="hi_IN"/>
         </w:rPr>
@@ -2298,6 +2559,20 @@
       </w:r>
       <w:r>
         <w:rPr>
+          <w:lang w:val="hi_IN" w:bidi="hi_IN"/>
+        </w:rPr>
+        <w:t>וְ⁠הַ⁠גְּבָע֖וֹת הִתְמֹגָ֑גוּ</w:t>
+      </w:r>
+    </w:p>
+    <w:p>
+      <w:pPr/>
+      <w:r>
+        <w:rPr>
+          <w:lang w:val="hi_IN" w:bidi="hi_IN"/>
+        </w:rPr>
+      </w:r>
+      <w:r>
+        <w:rPr>
           <w:b/>
           <w:lang w:val="hi_IN" w:bidi="hi_IN"/>
         </w:rPr>
@@ -2381,6 +2656,20 @@
       </w:r>
       <w:r>
         <w:rPr>
+          <w:lang w:val="hi_IN" w:bidi="hi_IN"/>
+        </w:rPr>
+        <w:t>יֹ֥שְׁבֵי בָֽ⁠הּ</w:t>
+      </w:r>
+    </w:p>
+    <w:p>
+      <w:pPr/>
+      <w:r>
+        <w:rPr>
+          <w:lang w:val="hi_IN" w:bidi="hi_IN"/>
+        </w:rPr>
+      </w:r>
+      <w:r>
+        <w:rPr>
           <w:b/>
           <w:lang w:val="hi_IN" w:bidi="hi_IN"/>
         </w:rPr>
@@ -2477,6 +2766,20 @@
       </w:r>
       <w:r>
         <w:rPr>
+          <w:lang w:val="hi_IN" w:bidi="hi_IN"/>
+        </w:rPr>
+        <w:t>לִ⁠פְנֵ֤י זַעְמ⁠וֹ֙ מִ֣י יַֽעֲמ֔וֹד וּ⁠מִ֥י יָק֖וּם בַּ⁠חֲר֣וֹן אַפּ֑⁠וֹ</w:t>
+      </w:r>
+    </w:p>
+    <w:p>
+      <w:pPr/>
+      <w:r>
+        <w:rPr>
+          <w:lang w:val="hi_IN" w:bidi="hi_IN"/>
+        </w:rPr>
+      </w:r>
+      <w:r>
+        <w:rPr>
           <w:b/>
           <w:lang w:val="hi_IN" w:bidi="hi_IN"/>
         </w:rPr>
@@ -2573,6 +2876,20 @@
       </w:r>
       <w:r>
         <w:rPr>
+          <w:lang w:val="hi_IN" w:bidi="hi_IN"/>
+        </w:rPr>
+        <w:t>לִ⁠פְנֵ֤י</w:t>
+      </w:r>
+    </w:p>
+    <w:p>
+      <w:pPr/>
+      <w:r>
+        <w:rPr>
+          <w:lang w:val="hi_IN" w:bidi="hi_IN"/>
+        </w:rPr>
+      </w:r>
+      <w:r>
+        <w:rPr>
           <w:b/>
           <w:lang w:val="hi_IN" w:bidi="hi_IN"/>
         </w:rPr>
@@ -2669,6 +2986,20 @@
       </w:r>
       <w:r>
         <w:rPr>
+          <w:lang w:val="hi_IN" w:bidi="hi_IN"/>
+        </w:rPr>
+        <w:t>בַּ⁠חֲר֣וֹן אַפּ֑⁠וֹ</w:t>
+      </w:r>
+    </w:p>
+    <w:p>
+      <w:pPr/>
+      <w:r>
+        <w:rPr>
+          <w:lang w:val="hi_IN" w:bidi="hi_IN"/>
+        </w:rPr>
+      </w:r>
+      <w:r>
+        <w:rPr>
           <w:b/>
           <w:lang w:val="hi_IN" w:bidi="hi_IN"/>
         </w:rPr>
@@ -2765,6 +3096,20 @@
       </w:r>
       <w:r>
         <w:rPr>
+          <w:lang w:val="hi_IN" w:bidi="hi_IN"/>
+        </w:rPr>
+        <w:t>לִ⁠פְנֵ֤י זַעְמ⁠וֹ֙ &amp; חֲמָת⁠וֹ֙ נִתְּכָ֣ה כָ⁠אֵ֔שׁ</w:t>
+      </w:r>
+    </w:p>
+    <w:p>
+      <w:pPr/>
+      <w:r>
+        <w:rPr>
+          <w:lang w:val="hi_IN" w:bidi="hi_IN"/>
+        </w:rPr>
+      </w:r>
+      <w:r>
+        <w:rPr>
           <w:b/>
           <w:lang w:val="hi_IN" w:bidi="hi_IN"/>
         </w:rPr>
@@ -2887,6 +3232,20 @@
       </w:r>
       <w:r>
         <w:rPr>
+          <w:lang w:val="hi_IN" w:bidi="hi_IN"/>
+        </w:rPr>
+        <w:t>לִ⁠פְנֵ֤י זַעְמ⁠וֹ֙ מִ֣י יַֽעֲמ֔וֹד</w:t>
+      </w:r>
+    </w:p>
+    <w:p>
+      <w:pPr/>
+      <w:r>
+        <w:rPr>
+          <w:lang w:val="hi_IN" w:bidi="hi_IN"/>
+        </w:rPr>
+      </w:r>
+      <w:r>
+        <w:rPr>
           <w:b/>
           <w:lang w:val="hi_IN" w:bidi="hi_IN"/>
         </w:rPr>
@@ -2970,6 +3329,20 @@
       </w:r>
       <w:r>
         <w:rPr>
+          <w:lang w:val="hi_IN" w:bidi="hi_IN"/>
+        </w:rPr>
+        <w:t>וּ⁠מִ֥י יָק֖וּם בַּ⁠חֲר֣וֹן אַפּ֑⁠וֹ</w:t>
+      </w:r>
+    </w:p>
+    <w:p>
+      <w:pPr/>
+      <w:r>
+        <w:rPr>
+          <w:lang w:val="hi_IN" w:bidi="hi_IN"/>
+        </w:rPr>
+      </w:r>
+      <w:r>
+        <w:rPr>
           <w:b/>
           <w:lang w:val="hi_IN" w:bidi="hi_IN"/>
         </w:rPr>
@@ -3053,6 +3426,20 @@
       </w:r>
       <w:r>
         <w:rPr>
+          <w:lang w:val="hi_IN" w:bidi="hi_IN"/>
+        </w:rPr>
+        <w:t>לְ⁠מָע֖וֹז</w:t>
+      </w:r>
+    </w:p>
+    <w:p>
+      <w:pPr/>
+      <w:r>
+        <w:rPr>
+          <w:lang w:val="hi_IN" w:bidi="hi_IN"/>
+        </w:rPr>
+      </w:r>
+      <w:r>
+        <w:rPr>
           <w:b/>
           <w:lang w:val="hi_IN" w:bidi="hi_IN"/>
         </w:rPr>
@@ -3136,6 +3523,20 @@
       </w:r>
       <w:r>
         <w:rPr>
+          <w:lang w:val="hi_IN" w:bidi="hi_IN"/>
+        </w:rPr>
+        <w:t>בְּ⁠י֣וֹם צָרָ֑ה</w:t>
+      </w:r>
+    </w:p>
+    <w:p>
+      <w:pPr/>
+      <w:r>
+        <w:rPr>
+          <w:lang w:val="hi_IN" w:bidi="hi_IN"/>
+        </w:rPr>
+      </w:r>
+      <w:r>
+        <w:rPr>
           <w:b/>
           <w:lang w:val="hi_IN" w:bidi="hi_IN"/>
         </w:rPr>
@@ -3245,6 +3646,20 @@
       </w:r>
       <w:r>
         <w:rPr>
+          <w:lang w:val="hi_IN" w:bidi="hi_IN"/>
+        </w:rPr>
+        <w:t>חֹ֥סֵי בֽ⁠וֹ</w:t>
+      </w:r>
+    </w:p>
+    <w:p>
+      <w:pPr/>
+      <w:r>
+        <w:rPr>
+          <w:lang w:val="hi_IN" w:bidi="hi_IN"/>
+        </w:rPr>
+      </w:r>
+      <w:r>
+        <w:rPr>
           <w:b/>
           <w:lang w:val="hi_IN" w:bidi="hi_IN"/>
         </w:rPr>
@@ -3341,6 +3756,20 @@
       </w:r>
       <w:r>
         <w:rPr>
+          <w:lang w:val="hi_IN" w:bidi="hi_IN"/>
+        </w:rPr>
+        <w:t>מְקוֹמָ֑⁠הּ</w:t>
+      </w:r>
+    </w:p>
+    <w:p>
+      <w:pPr/>
+      <w:r>
+        <w:rPr>
+          <w:lang w:val="hi_IN" w:bidi="hi_IN"/>
+        </w:rPr>
+      </w:r>
+      <w:r>
+        <w:rPr>
           <w:b/>
           <w:lang w:val="hi_IN" w:bidi="hi_IN"/>
         </w:rPr>
@@ -3437,6 +3866,20 @@
       </w:r>
       <w:r>
         <w:rPr>
+          <w:lang w:val="hi_IN" w:bidi="hi_IN"/>
+        </w:rPr>
+        <w:t>וְ⁠אֹיְבָ֖י⁠ו יְרַדֶּף־חֹֽשֶׁךְ</w:t>
+      </w:r>
+    </w:p>
+    <w:p>
+      <w:pPr/>
+      <w:r>
+        <w:rPr>
+          <w:lang w:val="hi_IN" w:bidi="hi_IN"/>
+        </w:rPr>
+      </w:r>
+      <w:r>
+        <w:rPr>
           <w:b/>
           <w:lang w:val="hi_IN" w:bidi="hi_IN"/>
         </w:rPr>
@@ -3533,6 +3976,20 @@
       </w:r>
       <w:r>
         <w:rPr>
+          <w:lang w:val="hi_IN" w:bidi="hi_IN"/>
+        </w:rPr>
+        <w:t>מַה־תְּחַשְּׁבוּ⁠ן֙ אֶל־יְהוָ֔ה</w:t>
+      </w:r>
+    </w:p>
+    <w:p>
+      <w:pPr/>
+      <w:r>
+        <w:rPr>
+          <w:lang w:val="hi_IN" w:bidi="hi_IN"/>
+        </w:rPr>
+      </w:r>
+      <w:r>
+        <w:rPr>
           <w:b/>
           <w:lang w:val="hi_IN" w:bidi="hi_IN"/>
         </w:rPr>
@@ -3616,6 +4073,20 @@
       </w:r>
       <w:r>
         <w:rPr>
+          <w:lang w:val="hi_IN" w:bidi="hi_IN"/>
+        </w:rPr>
+        <w:t>תְּחַשְּׁבוּ⁠ן֙</w:t>
+      </w:r>
+    </w:p>
+    <w:p>
+      <w:pPr/>
+      <w:r>
+        <w:rPr>
+          <w:lang w:val="hi_IN" w:bidi="hi_IN"/>
+        </w:rPr>
+      </w:r>
+      <w:r>
+        <w:rPr>
           <w:b/>
           <w:lang w:val="hi_IN" w:bidi="hi_IN"/>
         </w:rPr>
@@ -3724,6 +4195,20 @@
       </w:r>
       <w:r>
         <w:rPr>
+          <w:lang w:val="hi_IN" w:bidi="hi_IN"/>
+        </w:rPr>
+        <w:t>תְּחַשְּׁבוּ⁠ן֙</w:t>
+      </w:r>
+    </w:p>
+    <w:p>
+      <w:pPr/>
+      <w:r>
+        <w:rPr>
+          <w:lang w:val="hi_IN" w:bidi="hi_IN"/>
+        </w:rPr>
+      </w:r>
+      <w:r>
+        <w:rPr>
           <w:b/>
           <w:lang w:val="hi_IN" w:bidi="hi_IN"/>
         </w:rPr>
@@ -3832,6 +4317,20 @@
       </w:r>
       <w:r>
         <w:rPr>
+          <w:lang w:val="hi_IN" w:bidi="hi_IN"/>
+        </w:rPr>
+        <w:t>צָרָֽה</w:t>
+      </w:r>
+    </w:p>
+    <w:p>
+      <w:pPr/>
+      <w:r>
+        <w:rPr>
+          <w:lang w:val="hi_IN" w:bidi="hi_IN"/>
+        </w:rPr>
+      </w:r>
+      <w:r>
+        <w:rPr>
           <w:b/>
           <w:lang w:val="hi_IN" w:bidi="hi_IN"/>
         </w:rPr>
@@ -3928,6 +4427,20 @@
       </w:r>
       <w:r>
         <w:rPr>
+          <w:lang w:val="hi_IN" w:bidi="hi_IN"/>
+        </w:rPr>
+        <w:t>לֹֽא־תָק֥וּם</w:t>
+      </w:r>
+    </w:p>
+    <w:p>
+      <w:pPr/>
+      <w:r>
+        <w:rPr>
+          <w:lang w:val="hi_IN" w:bidi="hi_IN"/>
+        </w:rPr>
+      </w:r>
+      <w:r>
+        <w:rPr>
           <w:b/>
           <w:lang w:val="hi_IN" w:bidi="hi_IN"/>
         </w:rPr>
@@ -4037,6 +4550,20 @@
       </w:r>
       <w:r>
         <w:rPr>
+          <w:lang w:val="hi_IN" w:bidi="hi_IN"/>
+        </w:rPr>
+        <w:t>עַד־סִירִ֣ים סְבֻכִ֔ים וּ⁠כְ⁠סָבְאָ֖⁠ם סְבוּאִ֑ים אֻ֨כְּל֔וּ</w:t>
+      </w:r>
+    </w:p>
+    <w:p>
+      <w:pPr/>
+      <w:r>
+        <w:rPr>
+          <w:lang w:val="hi_IN" w:bidi="hi_IN"/>
+        </w:rPr>
+      </w:r>
+      <w:r>
+        <w:rPr>
           <w:b/>
           <w:lang w:val="hi_IN" w:bidi="hi_IN"/>
         </w:rPr>
@@ -4120,6 +4647,20 @@
       </w:r>
       <w:r>
         <w:rPr>
+          <w:lang w:val="hi_IN" w:bidi="hi_IN"/>
+        </w:rPr>
+        <w:t>וּ⁠כְ⁠סָבְאָ֖⁠ם &amp; אֻ֨כְּל֔וּ</w:t>
+      </w:r>
+    </w:p>
+    <w:p>
+      <w:pPr/>
+      <w:r>
+        <w:rPr>
+          <w:lang w:val="hi_IN" w:bidi="hi_IN"/>
+        </w:rPr>
+      </w:r>
+      <w:r>
+        <w:rPr>
           <w:b/>
           <w:lang w:val="hi_IN" w:bidi="hi_IN"/>
         </w:rPr>
@@ -4229,6 +4770,20 @@
       </w:r>
       <w:r>
         <w:rPr>
+          <w:lang w:val="hi_IN" w:bidi="hi_IN"/>
+        </w:rPr>
+        <w:t>אֻ֨כְּל֔וּ</w:t>
+      </w:r>
+    </w:p>
+    <w:p>
+      <w:pPr/>
+      <w:r>
+        <w:rPr>
+          <w:lang w:val="hi_IN" w:bidi="hi_IN"/>
+        </w:rPr>
+      </w:r>
+      <w:r>
+        <w:rPr>
           <w:b/>
           <w:lang w:val="hi_IN" w:bidi="hi_IN"/>
         </w:rPr>
@@ -4312,6 +4867,20 @@
       </w:r>
       <w:r>
         <w:rPr>
+          <w:lang w:val="hi_IN" w:bidi="hi_IN"/>
+        </w:rPr>
+        <w:t>מִמֵּ֣⁠ךְ</w:t>
+      </w:r>
+    </w:p>
+    <w:p>
+      <w:pPr/>
+      <w:r>
+        <w:rPr>
+          <w:lang w:val="hi_IN" w:bidi="hi_IN"/>
+        </w:rPr>
+      </w:r>
+      <w:r>
+        <w:rPr>
           <w:b/>
           <w:lang w:val="hi_IN" w:bidi="hi_IN"/>
         </w:rPr>
@@ -4408,6 +4977,20 @@
       </w:r>
       <w:r>
         <w:rPr>
+          <w:lang w:val="hi_IN" w:bidi="hi_IN"/>
+        </w:rPr>
+        <w:t>מִמֵּ֣⁠ךְ</w:t>
+      </w:r>
+    </w:p>
+    <w:p>
+      <w:pPr/>
+      <w:r>
+        <w:rPr>
+          <w:lang w:val="hi_IN" w:bidi="hi_IN"/>
+        </w:rPr>
+      </w:r>
+      <w:r>
+        <w:rPr>
           <w:b/>
           <w:lang w:val="hi_IN" w:bidi="hi_IN"/>
         </w:rPr>
@@ -4504,6 +5087,20 @@
       </w:r>
       <w:r>
         <w:rPr>
+          <w:lang w:val="hi_IN" w:bidi="hi_IN"/>
+        </w:rPr>
+        <w:t>מִמֵּ֣⁠ךְ יָצָ֔א</w:t>
+      </w:r>
+    </w:p>
+    <w:p>
+      <w:pPr/>
+      <w:r>
+        <w:rPr>
+          <w:lang w:val="hi_IN" w:bidi="hi_IN"/>
+        </w:rPr>
+      </w:r>
+      <w:r>
+        <w:rPr>
           <w:b/>
           <w:lang w:val="hi_IN" w:bidi="hi_IN"/>
         </w:rPr>
@@ -4587,6 +5184,20 @@
       </w:r>
       <w:r>
         <w:rPr>
+          <w:lang w:val="hi_IN" w:bidi="hi_IN"/>
+        </w:rPr>
+        <w:t>חֹשֵׁ֥ב &amp; רָעָ֑ה יֹעֵ֖ץ בְּלִיָּֽעַל</w:t>
+      </w:r>
+    </w:p>
+    <w:p>
+      <w:pPr/>
+      <w:r>
+        <w:rPr>
+          <w:lang w:val="hi_IN" w:bidi="hi_IN"/>
+        </w:rPr>
+      </w:r>
+      <w:r>
+        <w:rPr>
           <w:b/>
           <w:lang w:val="hi_IN" w:bidi="hi_IN"/>
         </w:rPr>
@@ -4683,6 +5294,20 @@
       </w:r>
       <w:r>
         <w:rPr>
+          <w:lang w:val="hi_IN" w:bidi="hi_IN"/>
+        </w:rPr>
+        <w:t>חֹשֵׁ֥ב &amp; רָעָ֑ה יֹעֵ֖ץ בְּלִיָּֽעַל</w:t>
+      </w:r>
+    </w:p>
+    <w:p>
+      <w:pPr/>
+      <w:r>
+        <w:rPr>
+          <w:lang w:val="hi_IN" w:bidi="hi_IN"/>
+        </w:rPr>
+      </w:r>
+      <w:r>
+        <w:rPr>
           <w:b/>
           <w:lang w:val="hi_IN" w:bidi="hi_IN"/>
         </w:rPr>
@@ -4805,6 +5430,20 @@
       </w:r>
       <w:r>
         <w:rPr>
+          <w:lang w:val="hi_IN" w:bidi="hi_IN"/>
+        </w:rPr>
+        <w:t>שְׁלֵמִים֙</w:t>
+      </w:r>
+    </w:p>
+    <w:p>
+      <w:pPr/>
+      <w:r>
+        <w:rPr>
+          <w:lang w:val="hi_IN" w:bidi="hi_IN"/>
+        </w:rPr>
+      </w:r>
+      <w:r>
+        <w:rPr>
           <w:b/>
           <w:lang w:val="hi_IN" w:bidi="hi_IN"/>
         </w:rPr>
@@ -4901,6 +5540,20 @@
       </w:r>
       <w:r>
         <w:rPr>
+          <w:lang w:val="hi_IN" w:bidi="hi_IN"/>
+        </w:rPr>
+        <w:t>שְׁלֵמִים֙</w:t>
+      </w:r>
+    </w:p>
+    <w:p>
+      <w:pPr/>
+      <w:r>
+        <w:rPr>
+          <w:lang w:val="hi_IN" w:bidi="hi_IN"/>
+        </w:rPr>
+      </w:r>
+      <w:r>
+        <w:rPr>
           <w:b/>
           <w:lang w:val="hi_IN" w:bidi="hi_IN"/>
         </w:rPr>
@@ -4997,6 +5650,20 @@
       </w:r>
       <w:r>
         <w:rPr>
+          <w:lang w:val="hi_IN" w:bidi="hi_IN"/>
+        </w:rPr>
+        <w:t>נָגֹ֖זּוּ וְ⁠עָבָ֑ר</w:t>
+      </w:r>
+    </w:p>
+    <w:p>
+      <w:pPr/>
+      <w:r>
+        <w:rPr>
+          <w:lang w:val="hi_IN" w:bidi="hi_IN"/>
+        </w:rPr>
+      </w:r>
+      <w:r>
+        <w:rPr>
           <w:b/>
           <w:lang w:val="hi_IN" w:bidi="hi_IN"/>
         </w:rPr>
@@ -5080,6 +5747,20 @@
       </w:r>
       <w:r>
         <w:rPr>
+          <w:lang w:val="hi_IN" w:bidi="hi_IN"/>
+        </w:rPr>
+        <w:t>נָגֹ֖זּוּ</w:t>
+      </w:r>
+    </w:p>
+    <w:p>
+      <w:pPr/>
+      <w:r>
+        <w:rPr>
+          <w:lang w:val="hi_IN" w:bidi="hi_IN"/>
+        </w:rPr>
+      </w:r>
+      <w:r>
+        <w:rPr>
           <w:b/>
           <w:lang w:val="hi_IN" w:bidi="hi_IN"/>
         </w:rPr>
@@ -5176,6 +5857,20 @@
       </w:r>
       <w:r>
         <w:rPr>
+          <w:lang w:val="hi_IN" w:bidi="hi_IN"/>
+        </w:rPr>
+        <w:t>נָגֹ֖זּוּ</w:t>
+      </w:r>
+    </w:p>
+    <w:p>
+      <w:pPr/>
+      <w:r>
+        <w:rPr>
+          <w:lang w:val="hi_IN" w:bidi="hi_IN"/>
+        </w:rPr>
+      </w:r>
+      <w:r>
+        <w:rPr>
           <w:b/>
           <w:lang w:val="hi_IN" w:bidi="hi_IN"/>
         </w:rPr>
@@ -5259,6 +5954,20 @@
       </w:r>
       <w:r>
         <w:rPr>
+          <w:lang w:val="hi_IN" w:bidi="hi_IN"/>
+        </w:rPr>
+        <w:t>וְ⁠עָבָ֑ר</w:t>
+      </w:r>
+    </w:p>
+    <w:p>
+      <w:pPr/>
+      <w:r>
+        <w:rPr>
+          <w:lang w:val="hi_IN" w:bidi="hi_IN"/>
+        </w:rPr>
+      </w:r>
+      <w:r>
+        <w:rPr>
           <w:b/>
           <w:lang w:val="hi_IN" w:bidi="hi_IN"/>
         </w:rPr>
@@ -5357,6 +6066,20 @@
         <w:rPr>
           <w:lang w:val="hi_IN" w:bidi="hi_IN"/>
         </w:rPr>
+      </w:r>
+    </w:p>
+    <w:p>
+      <w:pPr/>
+      <w:r>
+        <w:rPr>
+          <w:lang w:val="hi_IN" w:bidi="hi_IN"/>
+        </w:rPr>
+      </w:r>
+      <w:r>
+        <w:rPr>
+          <w:lang w:val="hi_IN" w:bidi="hi_IN"/>
+        </w:rPr>
+        <w:t>וְ⁠עִ֨נִּתִ֔⁠ךְ</w:t>
       </w:r>
     </w:p>
     <w:p>
@@ -5564,6 +6287,20 @@
       </w:r>
       <w:r>
         <w:rPr>
+          <w:lang w:val="hi_IN" w:bidi="hi_IN"/>
+        </w:rPr>
+        <w:t>מֹטֵ֖⁠הוּ</w:t>
+      </w:r>
+    </w:p>
+    <w:p>
+      <w:pPr/>
+      <w:r>
+        <w:rPr>
+          <w:lang w:val="hi_IN" w:bidi="hi_IN"/>
+        </w:rPr>
+      </w:r>
+      <w:r>
+        <w:rPr>
           <w:b/>
           <w:lang w:val="hi_IN" w:bidi="hi_IN"/>
         </w:rPr>
@@ -5685,6 +6422,20 @@
       </w:r>
       <w:r>
         <w:rPr>
+          <w:lang w:val="hi_IN" w:bidi="hi_IN"/>
+        </w:rPr>
+        <w:t>מֹטֵ֖⁠הוּ</w:t>
+      </w:r>
+    </w:p>
+    <w:p>
+      <w:pPr/>
+      <w:r>
+        <w:rPr>
+          <w:lang w:val="hi_IN" w:bidi="hi_IN"/>
+        </w:rPr>
+      </w:r>
+      <w:r>
+        <w:rPr>
           <w:b/>
           <w:lang w:val="hi_IN" w:bidi="hi_IN"/>
         </w:rPr>
@@ -5781,6 +6532,20 @@
       </w:r>
       <w:r>
         <w:rPr>
+          <w:lang w:val="hi_IN" w:bidi="hi_IN"/>
+        </w:rPr>
+        <w:t>מֵֽ⁠עָלָ֑יִ⁠ךְ וּ⁠מוֹסְרֹתַ֖יִ⁠ךְ</w:t>
+      </w:r>
+    </w:p>
+    <w:p>
+      <w:pPr/>
+      <w:r>
+        <w:rPr>
+          <w:lang w:val="hi_IN" w:bidi="hi_IN"/>
+        </w:rPr>
+      </w:r>
+      <w:r>
+        <w:rPr>
           <w:b/>
           <w:lang w:val="hi_IN" w:bidi="hi_IN"/>
         </w:rPr>
@@ -5890,6 +6655,20 @@
       </w:r>
       <w:r>
         <w:rPr>
+          <w:lang w:val="hi_IN" w:bidi="hi_IN"/>
+        </w:rPr>
+        <w:t>וּ⁠מוֹסְרֹתַ֖יִ⁠ךְ אֲנַתֵּֽק</w:t>
+      </w:r>
+    </w:p>
+    <w:p>
+      <w:pPr/>
+      <w:r>
+        <w:rPr>
+          <w:lang w:val="hi_IN" w:bidi="hi_IN"/>
+        </w:rPr>
+      </w:r>
+      <w:r>
+        <w:rPr>
           <w:b/>
           <w:lang w:val="hi_IN" w:bidi="hi_IN"/>
         </w:rPr>
@@ -5986,6 +6765,20 @@
       </w:r>
       <w:r>
         <w:rPr>
+          <w:lang w:val="hi_IN" w:bidi="hi_IN"/>
+        </w:rPr>
+        <w:t>עָלֶ֨י⁠ךָ֙</w:t>
+      </w:r>
+    </w:p>
+    <w:p>
+      <w:pPr/>
+      <w:r>
+        <w:rPr>
+          <w:lang w:val="hi_IN" w:bidi="hi_IN"/>
+        </w:rPr>
+      </w:r>
+      <w:r>
+        <w:rPr>
           <w:b/>
           <w:lang w:val="hi_IN" w:bidi="hi_IN"/>
         </w:rPr>
@@ -6082,6 +6875,20 @@
       </w:r>
       <w:r>
         <w:rPr>
+          <w:lang w:val="hi_IN" w:bidi="hi_IN"/>
+        </w:rPr>
+        <w:t>לֹֽא־יִזָּרַ֥ע מִ⁠שִּׁמְ⁠ךָ֖</w:t>
+      </w:r>
+    </w:p>
+    <w:p>
+      <w:pPr/>
+      <w:r>
+        <w:rPr>
+          <w:lang w:val="hi_IN" w:bidi="hi_IN"/>
+        </w:rPr>
+      </w:r>
+      <w:r>
+        <w:rPr>
           <w:b/>
           <w:lang w:val="hi_IN" w:bidi="hi_IN"/>
         </w:rPr>
@@ -6178,6 +6985,20 @@
       </w:r>
       <w:r>
         <w:rPr>
+          <w:lang w:val="hi_IN" w:bidi="hi_IN"/>
+        </w:rPr>
+        <w:t>אַכְרִ֨ית</w:t>
+      </w:r>
+    </w:p>
+    <w:p>
+      <w:pPr/>
+      <w:r>
+        <w:rPr>
+          <w:lang w:val="hi_IN" w:bidi="hi_IN"/>
+        </w:rPr>
+      </w:r>
+      <w:r>
+        <w:rPr>
           <w:b/>
           <w:lang w:val="hi_IN" w:bidi="hi_IN"/>
         </w:rPr>
@@ -6274,6 +7095,20 @@
       </w:r>
       <w:r>
         <w:rPr>
+          <w:lang w:val="hi_IN" w:bidi="hi_IN"/>
+        </w:rPr>
+        <w:t>הִנֵּ֨ה</w:t>
+      </w:r>
+    </w:p>
+    <w:p>
+      <w:pPr/>
+      <w:r>
+        <w:rPr>
+          <w:lang w:val="hi_IN" w:bidi="hi_IN"/>
+        </w:rPr>
+      </w:r>
+      <w:r>
+        <w:rPr>
           <w:b/>
           <w:lang w:val="hi_IN" w:bidi="hi_IN"/>
         </w:rPr>
@@ -6370,6 +7205,20 @@
       </w:r>
       <w:r>
         <w:rPr>
+          <w:lang w:val="hi_IN" w:bidi="hi_IN"/>
+        </w:rPr>
+        <w:t>רַגְלֵ֤י מְבַשֵּׂר֙</w:t>
+      </w:r>
+    </w:p>
+    <w:p>
+      <w:pPr/>
+      <w:r>
+        <w:rPr>
+          <w:lang w:val="hi_IN" w:bidi="hi_IN"/>
+        </w:rPr>
+      </w:r>
+      <w:r>
+        <w:rPr>
           <w:b/>
           <w:lang w:val="hi_IN" w:bidi="hi_IN"/>
         </w:rPr>
@@ -6466,6 +7315,20 @@
       </w:r>
       <w:r>
         <w:rPr>
+          <w:lang w:val="hi_IN" w:bidi="hi_IN"/>
+        </w:rPr>
+        <w:t>חָגִּ֧י &amp; חַגַּ֖יִ⁠ךְ</w:t>
+      </w:r>
+    </w:p>
+    <w:p>
+      <w:pPr/>
+      <w:r>
+        <w:rPr>
+          <w:lang w:val="hi_IN" w:bidi="hi_IN"/>
+        </w:rPr>
+      </w:r>
+      <w:r>
+        <w:rPr>
           <w:b/>
           <w:lang w:val="hi_IN" w:bidi="hi_IN"/>
         </w:rPr>
@@ -6576,6 +7439,20 @@
       </w:r>
       <w:r>
         <w:rPr>
+          <w:lang w:val="hi_IN" w:bidi="hi_IN"/>
+        </w:rPr>
+        <w:t>יְהוּדָ֛ה</w:t>
+      </w:r>
+    </w:p>
+    <w:p>
+      <w:pPr/>
+      <w:r>
+        <w:rPr>
+          <w:lang w:val="hi_IN" w:bidi="hi_IN"/>
+        </w:rPr>
+      </w:r>
+      <w:r>
+        <w:rPr>
           <w:b/>
           <w:lang w:val="hi_IN" w:bidi="hi_IN"/>
         </w:rPr>
@@ -6672,6 +7549,20 @@
       </w:r>
       <w:r>
         <w:rPr>
+          <w:lang w:val="hi_IN" w:bidi="hi_IN"/>
+        </w:rPr>
+        <w:t>בְּלִיַּ֖עַל</w:t>
+      </w:r>
+    </w:p>
+    <w:p>
+      <w:pPr/>
+      <w:r>
+        <w:rPr>
+          <w:lang w:val="hi_IN" w:bidi="hi_IN"/>
+        </w:rPr>
+      </w:r>
+      <w:r>
+        <w:rPr>
           <w:b/>
           <w:lang w:val="hi_IN" w:bidi="hi_IN"/>
         </w:rPr>
@@ -6762,6 +7653,20 @@
       </w:r>
       <w:r>
         <w:rPr>
+          <w:lang w:val="hi_IN" w:bidi="hi_IN"/>
+        </w:rPr>
+        <w:t>כֻּלֹּ֥⁠ה נִכְרָֽת</w:t>
+      </w:r>
+    </w:p>
+    <w:p>
+      <w:pPr/>
+      <w:r>
+        <w:rPr>
+          <w:lang w:val="hi_IN" w:bidi="hi_IN"/>
+        </w:rPr>
+      </w:r>
+      <w:r>
+        <w:rPr>
           <w:b/>
           <w:lang w:val="hi_IN" w:bidi="hi_IN"/>
         </w:rPr>
@@ -6871,6 +7776,20 @@
       </w:r>
       <w:r>
         <w:rPr>
+          <w:lang w:val="hi_IN" w:bidi="hi_IN"/>
+        </w:rPr>
+        <w:t>כֻּלֹּ֥⁠ה נִכְרָֽת</w:t>
+      </w:r>
+    </w:p>
+    <w:p>
+      <w:pPr/>
+      <w:r>
+        <w:rPr>
+          <w:lang w:val="hi_IN" w:bidi="hi_IN"/>
+        </w:rPr>
+      </w:r>
+      <w:r>
+        <w:rPr>
           <w:b/>
           <w:lang w:val="hi_IN" w:bidi="hi_IN"/>
         </w:rPr>
@@ -6943,6 +7862,20 @@
         <w:rPr>
           <w:lang w:val="hi_IN" w:bidi="hi_IN"/>
         </w:rPr>
+      </w:r>
+    </w:p>
+    <w:p>
+      <w:pPr/>
+      <w:r>
+        <w:rPr>
+          <w:lang w:val="hi_IN" w:bidi="hi_IN"/>
+        </w:rPr>
+      </w:r>
+      <w:r>
+        <w:rPr>
+          <w:lang w:val="hi_IN" w:bidi="hi_IN"/>
+        </w:rPr>
+        <w:t>כֻּלֹּ֥⁠ה נִכְרָֽת</w:t>
       </w:r>
     </w:p>
     <w:p>
@@ -7273,6 +8206,20 @@
       </w:r>
       <w:r>
         <w:rPr>
+          <w:lang w:val="hi_IN" w:bidi="hi_IN"/>
+        </w:rPr>
+        <w:t>עָלָ֥ה מֵפִ֛יץ עַל־פָּנַ֖יִ⁠ךְ</w:t>
+      </w:r>
+    </w:p>
+    <w:p>
+      <w:pPr/>
+      <w:r>
+        <w:rPr>
+          <w:lang w:val="hi_IN" w:bidi="hi_IN"/>
+        </w:rPr>
+      </w:r>
+      <w:r>
+        <w:rPr>
           <w:b/>
           <w:lang w:val="hi_IN" w:bidi="hi_IN"/>
         </w:rPr>
@@ -7383,6 +8330,20 @@
       </w:r>
       <w:r>
         <w:rPr>
+          <w:lang w:val="hi_IN" w:bidi="hi_IN"/>
+        </w:rPr>
+        <w:t>עָלָ֥ה</w:t>
+      </w:r>
+    </w:p>
+    <w:p>
+      <w:pPr/>
+      <w:r>
+        <w:rPr>
+          <w:lang w:val="hi_IN" w:bidi="hi_IN"/>
+        </w:rPr>
+      </w:r>
+      <w:r>
+        <w:rPr>
           <w:b/>
           <w:lang w:val="hi_IN" w:bidi="hi_IN"/>
         </w:rPr>
@@ -7466,6 +8427,20 @@
       </w:r>
       <w:r>
         <w:rPr>
+          <w:lang w:val="hi_IN" w:bidi="hi_IN"/>
+        </w:rPr>
+        <w:t>פָּנַ֖יִ⁠ךְ</w:t>
+      </w:r>
+    </w:p>
+    <w:p>
+      <w:pPr/>
+      <w:r>
+        <w:rPr>
+          <w:lang w:val="hi_IN" w:bidi="hi_IN"/>
+        </w:rPr>
+      </w:r>
+      <w:r>
+        <w:rPr>
           <w:b/>
           <w:lang w:val="hi_IN" w:bidi="hi_IN"/>
         </w:rPr>
@@ -7562,6 +8537,20 @@
       </w:r>
       <w:r>
         <w:rPr>
+          <w:lang w:val="hi_IN" w:bidi="hi_IN"/>
+        </w:rPr>
+        <w:t>פָּנַ֖יִ⁠ךְ</w:t>
+      </w:r>
+    </w:p>
+    <w:p>
+      <w:pPr/>
+      <w:r>
+        <w:rPr>
+          <w:lang w:val="hi_IN" w:bidi="hi_IN"/>
+        </w:rPr>
+      </w:r>
+      <w:r>
+        <w:rPr>
           <w:b/>
           <w:lang w:val="hi_IN" w:bidi="hi_IN"/>
         </w:rPr>
@@ -7671,6 +8660,20 @@
       </w:r>
       <w:r>
         <w:rPr>
+          <w:lang w:val="hi_IN" w:bidi="hi_IN"/>
+        </w:rPr>
+        <w:t>אַמֵּ֥ץ כֹּ֖חַ מְאֹֽד</w:t>
+      </w:r>
+    </w:p>
+    <w:p>
+      <w:pPr/>
+      <w:r>
+        <w:rPr>
+          <w:lang w:val="hi_IN" w:bidi="hi_IN"/>
+        </w:rPr>
+      </w:r>
+      <w:r>
+        <w:rPr>
           <w:b/>
           <w:lang w:val="hi_IN" w:bidi="hi_IN"/>
         </w:rPr>
@@ -7781,6 +8784,20 @@
       </w:r>
       <w:r>
         <w:rPr>
+          <w:lang w:val="hi_IN" w:bidi="hi_IN"/>
+        </w:rPr>
+        <w:t>חַזֵּ֣ק מָתְנַ֔יִם</w:t>
+      </w:r>
+    </w:p>
+    <w:p>
+      <w:pPr/>
+      <w:r>
+        <w:rPr>
+          <w:lang w:val="hi_IN" w:bidi="hi_IN"/>
+        </w:rPr>
+      </w:r>
+      <w:r>
+        <w:rPr>
           <w:b/>
           <w:lang w:val="hi_IN" w:bidi="hi_IN"/>
         </w:rPr>
@@ -7877,6 +8894,20 @@
       </w:r>
       <w:r>
         <w:rPr>
+          <w:lang w:val="hi_IN" w:bidi="hi_IN"/>
+        </w:rPr>
+        <w:t>שָׁ֤ב</w:t>
+      </w:r>
+    </w:p>
+    <w:p>
+      <w:pPr/>
+      <w:r>
+        <w:rPr>
+          <w:lang w:val="hi_IN" w:bidi="hi_IN"/>
+        </w:rPr>
+      </w:r>
+      <w:r>
+        <w:rPr>
           <w:b/>
           <w:lang w:val="hi_IN" w:bidi="hi_IN"/>
         </w:rPr>
@@ -7974,6 +9005,20 @@
       </w:r>
       <w:r>
         <w:rPr>
+          <w:lang w:val="hi_IN" w:bidi="hi_IN"/>
+        </w:rPr>
+        <w:t>שָׁ֤ב יְהוָה֙ אֶת־גְּא֣וֹן יַעֲקֹ֔ב כִּ⁠גְא֖וֹן יִשְׂרָאֵ֑ל</w:t>
+      </w:r>
+    </w:p>
+    <w:p>
+      <w:pPr/>
+      <w:r>
+        <w:rPr>
+          <w:lang w:val="hi_IN" w:bidi="hi_IN"/>
+        </w:rPr>
+      </w:r>
+      <w:r>
+        <w:rPr>
           <w:b/>
           <w:lang w:val="hi_IN" w:bidi="hi_IN"/>
         </w:rPr>
@@ -8084,6 +9129,20 @@
       </w:r>
       <w:r>
         <w:rPr>
+          <w:lang w:val="hi_IN" w:bidi="hi_IN"/>
+        </w:rPr>
+        <w:t>בְקָקוּ⁠ם֙ בֹּֽקְקִ֔ים</w:t>
+      </w:r>
+    </w:p>
+    <w:p>
+      <w:pPr/>
+      <w:r>
+        <w:rPr>
+          <w:lang w:val="hi_IN" w:bidi="hi_IN"/>
+        </w:rPr>
+      </w:r>
+      <w:r>
+        <w:rPr>
           <w:b/>
           <w:lang w:val="hi_IN" w:bidi="hi_IN"/>
         </w:rPr>
@@ -8206,6 +9265,20 @@
       </w:r>
       <w:r>
         <w:rPr>
+          <w:lang w:val="hi_IN" w:bidi="hi_IN"/>
+        </w:rPr>
+        <w:t>גִּבֹּרֵ֜י⁠הוּ</w:t>
+      </w:r>
+    </w:p>
+    <w:p>
+      <w:pPr/>
+      <w:r>
+        <w:rPr>
+          <w:lang w:val="hi_IN" w:bidi="hi_IN"/>
+        </w:rPr>
+      </w:r>
+      <w:r>
+        <w:rPr>
           <w:b/>
           <w:lang w:val="hi_IN" w:bidi="hi_IN"/>
         </w:rPr>
@@ -8316,6 +9389,20 @@
       </w:r>
       <w:r>
         <w:rPr>
+          <w:lang w:val="hi_IN" w:bidi="hi_IN"/>
+        </w:rPr>
+        <w:t>מְתֻלָּעִ֔ים</w:t>
+      </w:r>
+    </w:p>
+    <w:p>
+      <w:pPr/>
+      <w:r>
+        <w:rPr>
+          <w:lang w:val="hi_IN" w:bidi="hi_IN"/>
+        </w:rPr>
+      </w:r>
+      <w:r>
+        <w:rPr>
           <w:b/>
           <w:lang w:val="hi_IN" w:bidi="hi_IN"/>
         </w:rPr>
@@ -8413,6 +9500,20 @@
       </w:r>
       <w:r>
         <w:rPr>
+          <w:lang w:val="hi_IN" w:bidi="hi_IN"/>
+        </w:rPr>
+        <w:t>בְּ⁠אֵשׁ &amp; הָ⁠רֶ֖כֶב</w:t>
+      </w:r>
+    </w:p>
+    <w:p>
+      <w:pPr/>
+      <w:r>
+        <w:rPr>
+          <w:lang w:val="hi_IN" w:bidi="hi_IN"/>
+        </w:rPr>
+      </w:r>
+      <w:r>
+        <w:rPr>
           <w:b/>
           <w:lang w:val="hi_IN" w:bidi="hi_IN"/>
         </w:rPr>
@@ -8535,6 +9636,20 @@
       </w:r>
       <w:r>
         <w:rPr>
+          <w:lang w:val="hi_IN" w:bidi="hi_IN"/>
+        </w:rPr>
+        <w:t>בְּ⁠אֵשׁ־פְּלָד֥וֹת</w:t>
+      </w:r>
+    </w:p>
+    <w:p>
+      <w:pPr/>
+      <w:r>
+        <w:rPr>
+          <w:lang w:val="hi_IN" w:bidi="hi_IN"/>
+        </w:rPr>
+      </w:r>
+      <w:r>
+        <w:rPr>
           <w:b/>
           <w:lang w:val="hi_IN" w:bidi="hi_IN"/>
         </w:rPr>
@@ -8670,6 +9785,20 @@
       </w:r>
       <w:r>
         <w:rPr>
+          <w:lang w:val="hi_IN" w:bidi="hi_IN"/>
+        </w:rPr>
+        <w:t>וְ⁠הַ⁠בְּרֹשִׁ֖ים</w:t>
+      </w:r>
+    </w:p>
+    <w:p>
+      <w:pPr/>
+      <w:r>
+        <w:rPr>
+          <w:lang w:val="hi_IN" w:bidi="hi_IN"/>
+        </w:rPr>
+      </w:r>
+      <w:r>
+        <w:rPr>
           <w:b/>
           <w:lang w:val="hi_IN" w:bidi="hi_IN"/>
         </w:rPr>
@@ -8779,6 +9908,20 @@
       </w:r>
       <w:r>
         <w:rPr>
+          <w:lang w:val="hi_IN" w:bidi="hi_IN"/>
+        </w:rPr>
+        <w:t>יִתְהוֹלְל֣וּ</w:t>
+      </w:r>
+    </w:p>
+    <w:p>
+      <w:pPr/>
+      <w:r>
+        <w:rPr>
+          <w:lang w:val="hi_IN" w:bidi="hi_IN"/>
+        </w:rPr>
+      </w:r>
+      <w:r>
+        <w:rPr>
           <w:b/>
           <w:lang w:val="hi_IN" w:bidi="hi_IN"/>
         </w:rPr>
@@ -8876,6 +10019,20 @@
       </w:r>
       <w:r>
         <w:rPr>
+          <w:lang w:val="hi_IN" w:bidi="hi_IN"/>
+        </w:rPr>
+        <w:t>כַּ⁠לַּפִּידִ֔ם</w:t>
+      </w:r>
+    </w:p>
+    <w:p>
+      <w:pPr/>
+      <w:r>
+        <w:rPr>
+          <w:lang w:val="hi_IN" w:bidi="hi_IN"/>
+        </w:rPr>
+      </w:r>
+      <w:r>
+        <w:rPr>
           <w:b/>
           <w:lang w:val="hi_IN" w:bidi="hi_IN"/>
         </w:rPr>
@@ -8959,6 +10116,20 @@
       </w:r>
       <w:r>
         <w:rPr>
+          <w:lang w:val="hi_IN" w:bidi="hi_IN"/>
+        </w:rPr>
+        <w:t>כַּ⁠בְּרָקִ֖ים יְרוֹצֵֽצוּ</w:t>
+      </w:r>
+    </w:p>
+    <w:p>
+      <w:pPr/>
+      <w:r>
+        <w:rPr>
+          <w:lang w:val="hi_IN" w:bidi="hi_IN"/>
+        </w:rPr>
+      </w:r>
+      <w:r>
+        <w:rPr>
           <w:b/>
           <w:lang w:val="hi_IN" w:bidi="hi_IN"/>
         </w:rPr>
@@ -9056,6 +10227,20 @@
       </w:r>
       <w:r>
         <w:rPr>
+          <w:lang w:val="hi_IN" w:bidi="hi_IN"/>
+        </w:rPr>
+        <w:t>יִזְכֹּר֙</w:t>
+      </w:r>
+    </w:p>
+    <w:p>
+      <w:pPr/>
+      <w:r>
+        <w:rPr>
+          <w:lang w:val="hi_IN" w:bidi="hi_IN"/>
+        </w:rPr>
+      </w:r>
+      <w:r>
+        <w:rPr>
           <w:b/>
           <w:lang w:val="hi_IN" w:bidi="hi_IN"/>
         </w:rPr>
@@ -9178,6 +10363,20 @@
       </w:r>
       <w:r>
         <w:rPr>
+          <w:lang w:val="hi_IN" w:bidi="hi_IN"/>
+        </w:rPr>
+        <w:t>חֽוֹמָתָ֔⁠הּ</w:t>
+      </w:r>
+    </w:p>
+    <w:p>
+      <w:pPr/>
+      <w:r>
+        <w:rPr>
+          <w:lang w:val="hi_IN" w:bidi="hi_IN"/>
+        </w:rPr>
+      </w:r>
+      <w:r>
+        <w:rPr>
           <w:b/>
           <w:lang w:val="hi_IN" w:bidi="hi_IN"/>
         </w:rPr>
@@ -9300,6 +10499,20 @@
       </w:r>
       <w:r>
         <w:rPr>
+          <w:lang w:val="hi_IN" w:bidi="hi_IN"/>
+        </w:rPr>
+        <w:t>וְ⁠הֻכַ֖ן הַ⁠סֹּכֵֽךְ</w:t>
+      </w:r>
+    </w:p>
+    <w:p>
+      <w:pPr/>
+      <w:r>
+        <w:rPr>
+          <w:lang w:val="hi_IN" w:bidi="hi_IN"/>
+        </w:rPr>
+      </w:r>
+      <w:r>
+        <w:rPr>
           <w:b/>
           <w:lang w:val="hi_IN" w:bidi="hi_IN"/>
         </w:rPr>
@@ -9422,6 +10635,20 @@
       </w:r>
       <w:r>
         <w:rPr>
+          <w:lang w:val="hi_IN" w:bidi="hi_IN"/>
+        </w:rPr>
+        <w:t>שַׁעֲרֵ֥י הַ⁠נְּהָר֖וֹת נִפְתָּ֑חוּ וְ⁠הַֽ⁠הֵיכָ֖ל נָמֽוֹג</w:t>
+      </w:r>
+    </w:p>
+    <w:p>
+      <w:pPr/>
+      <w:r>
+        <w:rPr>
+          <w:lang w:val="hi_IN" w:bidi="hi_IN"/>
+        </w:rPr>
+      </w:r>
+      <w:r>
+        <w:rPr>
           <w:b/>
           <w:lang w:val="hi_IN" w:bidi="hi_IN"/>
         </w:rPr>
@@ -9519,6 +10746,20 @@
       </w:r>
       <w:r>
         <w:rPr>
+          <w:lang w:val="hi_IN" w:bidi="hi_IN"/>
+        </w:rPr>
+        <w:t>שַׁעֲרֵ֥י הַ⁠נְּהָר֖וֹת</w:t>
+      </w:r>
+    </w:p>
+    <w:p>
+      <w:pPr/>
+      <w:r>
+        <w:rPr>
+          <w:lang w:val="hi_IN" w:bidi="hi_IN"/>
+        </w:rPr>
+      </w:r>
+      <w:r>
+        <w:rPr>
           <w:b/>
           <w:lang w:val="hi_IN" w:bidi="hi_IN"/>
         </w:rPr>
@@ -9602,6 +10843,20 @@
       </w:r>
       <w:r>
         <w:rPr>
+          <w:lang w:val="hi_IN" w:bidi="hi_IN"/>
+        </w:rPr>
+        <w:t>נִפְתָּ֑חוּ</w:t>
+      </w:r>
+    </w:p>
+    <w:p>
+      <w:pPr/>
+      <w:r>
+        <w:rPr>
+          <w:lang w:val="hi_IN" w:bidi="hi_IN"/>
+        </w:rPr>
+      </w:r>
+      <w:r>
+        <w:rPr>
           <w:b/>
           <w:lang w:val="hi_IN" w:bidi="hi_IN"/>
         </w:rPr>
@@ -9698,6 +10953,20 @@
       </w:r>
       <w:r>
         <w:rPr>
+          <w:lang w:val="hi_IN" w:bidi="hi_IN"/>
+        </w:rPr>
+        <w:t>וְ⁠הַֽ⁠הֵיכָ֖ל נָמֽוֹג</w:t>
+      </w:r>
+    </w:p>
+    <w:p>
+      <w:pPr/>
+      <w:r>
+        <w:rPr>
+          <w:lang w:val="hi_IN" w:bidi="hi_IN"/>
+        </w:rPr>
+      </w:r>
+      <w:r>
+        <w:rPr>
           <w:b/>
           <w:lang w:val="hi_IN" w:bidi="hi_IN"/>
         </w:rPr>
@@ -9820,6 +11089,20 @@
       </w:r>
       <w:r>
         <w:rPr>
+          <w:lang w:val="hi_IN" w:bidi="hi_IN"/>
+        </w:rPr>
+        <w:t>וְ⁠הֻצַּ֖ב</w:t>
+      </w:r>
+    </w:p>
+    <w:p>
+      <w:pPr/>
+      <w:r>
+        <w:rPr>
+          <w:lang w:val="hi_IN" w:bidi="hi_IN"/>
+        </w:rPr>
+      </w:r>
+      <w:r>
+        <w:rPr>
           <w:b/>
           <w:lang w:val="hi_IN" w:bidi="hi_IN"/>
         </w:rPr>
@@ -9916,6 +11199,20 @@
       </w:r>
       <w:r>
         <w:rPr>
+          <w:lang w:val="hi_IN" w:bidi="hi_IN"/>
+        </w:rPr>
+        <w:t>גֻּלְּתָ֣ה</w:t>
+      </w:r>
+    </w:p>
+    <w:p>
+      <w:pPr/>
+      <w:r>
+        <w:rPr>
+          <w:lang w:val="hi_IN" w:bidi="hi_IN"/>
+        </w:rPr>
+      </w:r>
+      <w:r>
+        <w:rPr>
           <w:b/>
           <w:lang w:val="hi_IN" w:bidi="hi_IN"/>
         </w:rPr>
@@ -10026,6 +11323,20 @@
       </w:r>
       <w:r>
         <w:rPr>
+          <w:lang w:val="hi_IN" w:bidi="hi_IN"/>
+        </w:rPr>
+        <w:t>הֹֽעֲלָ֑תָה</w:t>
+      </w:r>
+    </w:p>
+    <w:p>
+      <w:pPr/>
+      <w:r>
+        <w:rPr>
+          <w:lang w:val="hi_IN" w:bidi="hi_IN"/>
+        </w:rPr>
+      </w:r>
+      <w:r>
+        <w:rPr>
           <w:b/>
           <w:lang w:val="hi_IN" w:bidi="hi_IN"/>
         </w:rPr>
@@ -10136,6 +11447,20 @@
       </w:r>
       <w:r>
         <w:rPr>
+          <w:lang w:val="hi_IN" w:bidi="hi_IN"/>
+        </w:rPr>
+        <w:t>גֻּלְּתָ֣ה הֹֽעֲלָ֑תָה וְ⁠אַמְהֹתֶ֗י⁠הָ</w:t>
+      </w:r>
+    </w:p>
+    <w:p>
+      <w:pPr/>
+      <w:r>
+        <w:rPr>
+          <w:lang w:val="hi_IN" w:bidi="hi_IN"/>
+        </w:rPr>
+      </w:r>
+      <w:r>
+        <w:rPr>
           <w:b/>
           <w:lang w:val="hi_IN" w:bidi="hi_IN"/>
         </w:rPr>
@@ -10258,6 +11583,20 @@
       </w:r>
       <w:r>
         <w:rPr>
+          <w:lang w:val="hi_IN" w:bidi="hi_IN"/>
+        </w:rPr>
+        <w:t>גֻּלְּתָ֣ה הֹֽעֲלָ֑תָה וְ⁠אַמְהֹתֶ֗י⁠הָ</w:t>
+      </w:r>
+    </w:p>
+    <w:p>
+      <w:pPr/>
+      <w:r>
+        <w:rPr>
+          <w:lang w:val="hi_IN" w:bidi="hi_IN"/>
+        </w:rPr>
+      </w:r>
+      <w:r>
+        <w:rPr>
           <w:b/>
           <w:lang w:val="hi_IN" w:bidi="hi_IN"/>
         </w:rPr>
@@ -10391,6 +11730,20 @@
       </w:r>
       <w:r>
         <w:rPr>
+          <w:lang w:val="hi_IN" w:bidi="hi_IN"/>
+        </w:rPr>
+        <w:t>לִבְבֵ⁠הֶֽן</w:t>
+      </w:r>
+    </w:p>
+    <w:p>
+      <w:pPr/>
+      <w:r>
+        <w:rPr>
+          <w:lang w:val="hi_IN" w:bidi="hi_IN"/>
+        </w:rPr>
+      </w:r>
+      <w:r>
+        <w:rPr>
           <w:b/>
           <w:lang w:val="hi_IN" w:bidi="hi_IN"/>
         </w:rPr>
@@ -10514,6 +11867,20 @@
       </w:r>
       <w:r>
         <w:rPr>
+          <w:lang w:val="hi_IN" w:bidi="hi_IN"/>
+        </w:rPr>
+        <w:t>מְתֹפְפֹ֖ת עַל־לִבְבֵ⁠הֶֽן</w:t>
+      </w:r>
+    </w:p>
+    <w:p>
+      <w:pPr/>
+      <w:r>
+        <w:rPr>
+          <w:lang w:val="hi_IN" w:bidi="hi_IN"/>
+        </w:rPr>
+      </w:r>
+      <w:r>
+        <w:rPr>
           <w:b/>
           <w:lang w:val="hi_IN" w:bidi="hi_IN"/>
         </w:rPr>
@@ -10647,6 +12014,20 @@
       </w:r>
       <w:r>
         <w:rPr>
+          <w:lang w:val="hi_IN" w:bidi="hi_IN"/>
+        </w:rPr>
+        <w:t>כִ⁠בְרֵֽכַת־מַ֖יִם</w:t>
+      </w:r>
+    </w:p>
+    <w:p>
+      <w:pPr/>
+      <w:r>
+        <w:rPr>
+          <w:lang w:val="hi_IN" w:bidi="hi_IN"/>
+        </w:rPr>
+      </w:r>
+      <w:r>
+        <w:rPr>
           <w:b/>
           <w:lang w:val="hi_IN" w:bidi="hi_IN"/>
         </w:rPr>
@@ -10744,6 +12125,20 @@
       </w:r>
       <w:r>
         <w:rPr>
+          <w:lang w:val="hi_IN" w:bidi="hi_IN"/>
+        </w:rPr>
+        <w:t>מִ֣⁠ימֵי הִ֑יא</w:t>
+      </w:r>
+    </w:p>
+    <w:p>
+      <w:pPr/>
+      <w:r>
+        <w:rPr>
+          <w:lang w:val="hi_IN" w:bidi="hi_IN"/>
+        </w:rPr>
+      </w:r>
+      <w:r>
+        <w:rPr>
           <w:b/>
           <w:lang w:val="hi_IN" w:bidi="hi_IN"/>
         </w:rPr>
@@ -10878,6 +12273,20 @@
       </w:r>
       <w:r>
         <w:rPr>
+          <w:lang w:val="hi_IN" w:bidi="hi_IN"/>
+        </w:rPr>
+        <w:t>וְ⁠הֵ֣מָּה</w:t>
+      </w:r>
+    </w:p>
+    <w:p>
+      <w:pPr/>
+      <w:r>
+        <w:rPr>
+          <w:lang w:val="hi_IN" w:bidi="hi_IN"/>
+        </w:rPr>
+      </w:r>
+      <w:r>
+        <w:rPr>
           <w:b/>
           <w:lang w:val="hi_IN" w:bidi="hi_IN"/>
         </w:rPr>
@@ -10988,6 +12397,20 @@
       </w:r>
       <w:r>
         <w:rPr>
+          <w:lang w:val="hi_IN" w:bidi="hi_IN"/>
+        </w:rPr>
+        <w:t>עִמְד֥וּ עֲמֹ֖דוּ</w:t>
+      </w:r>
+    </w:p>
+    <w:p>
+      <w:pPr/>
+      <w:r>
+        <w:rPr>
+          <w:lang w:val="hi_IN" w:bidi="hi_IN"/>
+        </w:rPr>
+      </w:r>
+      <w:r>
+        <w:rPr>
           <w:b/>
           <w:lang w:val="hi_IN" w:bidi="hi_IN"/>
         </w:rPr>
@@ -11103,6 +12526,20 @@
       </w:r>
       <w:r>
         <w:rPr>
+          <w:lang w:val="hi_IN" w:bidi="hi_IN"/>
+        </w:rPr>
+        <w:t>בֹּ֥זּוּ כֶ֖סֶף בֹּ֣זּוּ זָהָ֑ב וְ⁠אֵ֥ין קֵ֨צֶה֙ לַ⁠תְּכוּנָ֔ה כָּבֹ֕ד מִ⁠כֹּ֖ל כְּלִ֥י חֶמְדָּֽה</w:t>
+      </w:r>
+    </w:p>
+    <w:p>
+      <w:pPr/>
+      <w:r>
+        <w:rPr>
+          <w:lang w:val="hi_IN" w:bidi="hi_IN"/>
+        </w:rPr>
+      </w:r>
+      <w:r>
+        <w:rPr>
           <w:b/>
           <w:lang w:val="hi_IN" w:bidi="hi_IN"/>
         </w:rPr>
@@ -11218,6 +12655,20 @@
       </w:r>
       <w:r>
         <w:rPr>
+          <w:lang w:val="hi_IN" w:bidi="hi_IN"/>
+        </w:rPr>
+        <w:t>וְ⁠אֵ֥ין קֵ֨צֶה֙ לַ⁠תְּכוּנָ֔ה</w:t>
+      </w:r>
+    </w:p>
+    <w:p>
+      <w:pPr/>
+      <w:r>
+        <w:rPr>
+          <w:lang w:val="hi_IN" w:bidi="hi_IN"/>
+        </w:rPr>
+      </w:r>
+      <w:r>
+        <w:rPr>
           <w:b/>
           <w:lang w:val="hi_IN" w:bidi="hi_IN"/>
         </w:rPr>
@@ -11315,6 +12766,20 @@
       </w:r>
       <w:r>
         <w:rPr>
+          <w:lang w:val="hi_IN" w:bidi="hi_IN"/>
+        </w:rPr>
+        <w:t>כְּלִ֥י חֶמְדָּֽה</w:t>
+      </w:r>
+    </w:p>
+    <w:p>
+      <w:pPr/>
+      <w:r>
+        <w:rPr>
+          <w:lang w:val="hi_IN" w:bidi="hi_IN"/>
+        </w:rPr>
+      </w:r>
+      <w:r>
+        <w:rPr>
           <w:b/>
           <w:lang w:val="hi_IN" w:bidi="hi_IN"/>
         </w:rPr>
@@ -11438,6 +12903,20 @@
       </w:r>
       <w:r>
         <w:rPr>
+          <w:lang w:val="hi_IN" w:bidi="hi_IN"/>
+        </w:rPr>
+        <w:t>בּוּקָ֥ה וּ⁠מְבוּקָ֖ה וּ⁠מְבֻלָּקָ֑ה</w:t>
+      </w:r>
+    </w:p>
+    <w:p>
+      <w:pPr/>
+      <w:r>
+        <w:rPr>
+          <w:lang w:val="hi_IN" w:bidi="hi_IN"/>
+        </w:rPr>
+      </w:r>
+      <w:r>
+        <w:rPr>
           <w:b/>
           <w:lang w:val="hi_IN" w:bidi="hi_IN"/>
         </w:rPr>
@@ -11535,6 +13014,20 @@
       </w:r>
       <w:r>
         <w:rPr>
+          <w:lang w:val="hi_IN" w:bidi="hi_IN"/>
+        </w:rPr>
+        <w:t>וְ⁠לֵ֨ב</w:t>
+      </w:r>
+    </w:p>
+    <w:p>
+      <w:pPr/>
+      <w:r>
+        <w:rPr>
+          <w:lang w:val="hi_IN" w:bidi="hi_IN"/>
+        </w:rPr>
+      </w:r>
+      <w:r>
+        <w:rPr>
           <w:b/>
           <w:lang w:val="hi_IN" w:bidi="hi_IN"/>
         </w:rPr>
@@ -11645,6 +13138,20 @@
       </w:r>
       <w:r>
         <w:rPr>
+          <w:lang w:val="hi_IN" w:bidi="hi_IN"/>
+        </w:rPr>
+        <w:t>וְ⁠לֵ֨ב נָמֵ֜ס</w:t>
+      </w:r>
+    </w:p>
+    <w:p>
+      <w:pPr/>
+      <w:r>
+        <w:rPr>
+          <w:lang w:val="hi_IN" w:bidi="hi_IN"/>
+        </w:rPr>
+      </w:r>
+      <w:r>
+        <w:rPr>
           <w:b/>
           <w:lang w:val="hi_IN" w:bidi="hi_IN"/>
         </w:rPr>
@@ -11767,6 +13274,20 @@
       </w:r>
       <w:r>
         <w:rPr>
+          <w:lang w:val="hi_IN" w:bidi="hi_IN"/>
+        </w:rPr>
+        <w:t>וְ⁠חַלְחָלָה֙ בְּ⁠כָל־מָתְנַ֔יִם</w:t>
+      </w:r>
+    </w:p>
+    <w:p>
+      <w:pPr/>
+      <w:r>
+        <w:rPr>
+          <w:lang w:val="hi_IN" w:bidi="hi_IN"/>
+        </w:rPr>
+      </w:r>
+      <w:r>
+        <w:rPr>
           <w:b/>
           <w:lang w:val="hi_IN" w:bidi="hi_IN"/>
         </w:rPr>
@@ -11877,6 +13398,20 @@
       </w:r>
       <w:r>
         <w:rPr>
+          <w:lang w:val="hi_IN" w:bidi="hi_IN"/>
+        </w:rPr>
+        <w:t>קִבְּצ֥וּ פָארֽוּר</w:t>
+      </w:r>
+    </w:p>
+    <w:p>
+      <w:pPr/>
+      <w:r>
+        <w:rPr>
+          <w:lang w:val="hi_IN" w:bidi="hi_IN"/>
+        </w:rPr>
+      </w:r>
+      <w:r>
+        <w:rPr>
           <w:b/>
           <w:lang w:val="hi_IN" w:bidi="hi_IN"/>
         </w:rPr>
@@ -12012,6 +13547,20 @@
       </w:r>
       <w:r>
         <w:rPr>
+          <w:lang w:val="hi_IN" w:bidi="hi_IN"/>
+        </w:rPr>
+        <w:t>אַיֵּה֙ מְע֣וֹן אֲרָי֔וֹת וּ⁠מִרְעֶ֥ה ה֖וּא לַ⁠כְּפִרִ֑ים אֲשֶׁ֣ר הָלַךְ֩ אַרְיֵ֨ה לָבִ֥יא שָׁ֛ם גּ֥וּר אַרְיֵ֖ה וְ⁠אֵ֥ין מַחֲרִֽיד</w:t>
+      </w:r>
+    </w:p>
+    <w:p>
+      <w:pPr/>
+      <w:r>
+        <w:rPr>
+          <w:lang w:val="hi_IN" w:bidi="hi_IN"/>
+        </w:rPr>
+      </w:r>
+      <w:r>
+        <w:rPr>
           <w:b/>
           <w:lang w:val="hi_IN" w:bidi="hi_IN"/>
         </w:rPr>
@@ -12109,6 +13658,20 @@
       </w:r>
       <w:r>
         <w:rPr>
+          <w:lang w:val="hi_IN" w:bidi="hi_IN"/>
+        </w:rPr>
+        <w:t>מְע֣וֹן אֲרָי֔וֹת</w:t>
+      </w:r>
+    </w:p>
+    <w:p>
+      <w:pPr/>
+      <w:r>
+        <w:rPr>
+          <w:lang w:val="hi_IN" w:bidi="hi_IN"/>
+        </w:rPr>
+      </w:r>
+      <w:r>
+        <w:rPr>
           <w:b/>
           <w:lang w:val="hi_IN" w:bidi="hi_IN"/>
         </w:rPr>
@@ -12224,6 +13787,20 @@
       </w:r>
       <w:r>
         <w:rPr>
+          <w:lang w:val="hi_IN" w:bidi="hi_IN"/>
+        </w:rPr>
+        <w:t>לָבִ֥יא שָׁ֛ם</w:t>
+      </w:r>
+    </w:p>
+    <w:p>
+      <w:pPr/>
+      <w:r>
+        <w:rPr>
+          <w:lang w:val="hi_IN" w:bidi="hi_IN"/>
+        </w:rPr>
+      </w:r>
+      <w:r>
+        <w:rPr>
           <w:b/>
           <w:lang w:val="hi_IN" w:bidi="hi_IN"/>
         </w:rPr>
@@ -12321,6 +13898,20 @@
       </w:r>
       <w:r>
         <w:rPr>
+          <w:lang w:val="hi_IN" w:bidi="hi_IN"/>
+        </w:rPr>
+        <w:t>גּ֥וּר אַרְיֵ֖ה</w:t>
+      </w:r>
+    </w:p>
+    <w:p>
+      <w:pPr/>
+      <w:r>
+        <w:rPr>
+          <w:lang w:val="hi_IN" w:bidi="hi_IN"/>
+        </w:rPr>
+      </w:r>
+      <w:r>
+        <w:rPr>
           <w:b/>
           <w:lang w:val="hi_IN" w:bidi="hi_IN"/>
         </w:rPr>
@@ -12418,6 +14009,20 @@
       </w:r>
       <w:r>
         <w:rPr>
+          <w:lang w:val="hi_IN" w:bidi="hi_IN"/>
+        </w:rPr>
+        <w:t>טֹרֵף֙ בְּ⁠דֵ֣י</w:t>
+      </w:r>
+    </w:p>
+    <w:p>
+      <w:pPr/>
+      <w:r>
+        <w:rPr>
+          <w:lang w:val="hi_IN" w:bidi="hi_IN"/>
+        </w:rPr>
+      </w:r>
+      <w:r>
+        <w:rPr>
           <w:b/>
           <w:lang w:val="hi_IN" w:bidi="hi_IN"/>
         </w:rPr>
@@ -12515,6 +14120,20 @@
       </w:r>
       <w:r>
         <w:rPr>
+          <w:lang w:val="hi_IN" w:bidi="hi_IN"/>
+        </w:rPr>
+        <w:t>וּ⁠מְחַנֵּ֖ק</w:t>
+      </w:r>
+    </w:p>
+    <w:p>
+      <w:pPr/>
+      <w:r>
+        <w:rPr>
+          <w:lang w:val="hi_IN" w:bidi="hi_IN"/>
+        </w:rPr>
+      </w:r>
+      <w:r>
+        <w:rPr>
           <w:b/>
           <w:lang w:val="hi_IN" w:bidi="hi_IN"/>
         </w:rPr>
@@ -12624,6 +14243,20 @@
       </w:r>
       <w:r>
         <w:rPr>
+          <w:lang w:val="hi_IN" w:bidi="hi_IN"/>
+        </w:rPr>
+        <w:t>וַ⁠יְמַלֵּא־טֶ֣רֶף חֹרָ֔י⁠ו וּ⁠מְעֹֽנֹתָ֖י⁠ו טְרֵפָֽה</w:t>
+      </w:r>
+    </w:p>
+    <w:p>
+      <w:pPr/>
+      <w:r>
+        <w:rPr>
+          <w:lang w:val="hi_IN" w:bidi="hi_IN"/>
+        </w:rPr>
+      </w:r>
+      <w:r>
+        <w:rPr>
           <w:b/>
           <w:lang w:val="hi_IN" w:bidi="hi_IN"/>
         </w:rPr>
@@ -12707,6 +14340,20 @@
       </w:r>
       <w:r>
         <w:rPr>
+          <w:lang w:val="hi_IN" w:bidi="hi_IN"/>
+        </w:rPr>
+        <w:t>וּ⁠מְעֹֽנֹתָ֖י⁠ו</w:t>
+      </w:r>
+    </w:p>
+    <w:p>
+      <w:pPr/>
+      <w:r>
+        <w:rPr>
+          <w:lang w:val="hi_IN" w:bidi="hi_IN"/>
+        </w:rPr>
+      </w:r>
+      <w:r>
+        <w:rPr>
           <w:b/>
           <w:lang w:val="hi_IN" w:bidi="hi_IN"/>
         </w:rPr>
@@ -12828,6 +14475,20 @@
       </w:r>
       <w:r>
         <w:rPr>
+          <w:lang w:val="hi_IN" w:bidi="hi_IN"/>
+        </w:rPr>
+        <w:t>הִנְ⁠נִ֣י אֵלַ֗יִ⁠ךְ</w:t>
+      </w:r>
+    </w:p>
+    <w:p>
+      <w:pPr/>
+      <w:r>
+        <w:rPr>
+          <w:lang w:val="hi_IN" w:bidi="hi_IN"/>
+        </w:rPr>
+      </w:r>
+      <w:r>
+        <w:rPr>
           <w:b/>
           <w:lang w:val="hi_IN" w:bidi="hi_IN"/>
         </w:rPr>
@@ -12925,6 +14586,20 @@
       </w:r>
       <w:r>
         <w:rPr>
+          <w:lang w:val="hi_IN" w:bidi="hi_IN"/>
+        </w:rPr>
+        <w:t>הִנְ⁠נִ֣י אֵלַ֗יִ⁠ךְ</w:t>
+      </w:r>
+    </w:p>
+    <w:p>
+      <w:pPr/>
+      <w:r>
+        <w:rPr>
+          <w:lang w:val="hi_IN" w:bidi="hi_IN"/>
+        </w:rPr>
+      </w:r>
+      <w:r>
+        <w:rPr>
           <w:b/>
           <w:lang w:val="hi_IN" w:bidi="hi_IN"/>
         </w:rPr>
@@ -13021,6 +14696,20 @@
       </w:r>
       <w:r>
         <w:rPr>
+          <w:lang w:val="hi_IN" w:bidi="hi_IN"/>
+        </w:rPr>
+        <w:t>נְאֻם֙</w:t>
+      </w:r>
+    </w:p>
+    <w:p>
+      <w:pPr/>
+      <w:r>
+        <w:rPr>
+          <w:lang w:val="hi_IN" w:bidi="hi_IN"/>
+        </w:rPr>
+      </w:r>
+      <w:r>
+        <w:rPr>
           <w:b/>
           <w:lang w:val="hi_IN" w:bidi="hi_IN"/>
         </w:rPr>
@@ -13130,6 +14819,20 @@
       </w:r>
       <w:r>
         <w:rPr>
+          <w:lang w:val="hi_IN" w:bidi="hi_IN"/>
+        </w:rPr>
+        <w:t>רִכְבָּ֔⁠הּ</w:t>
+      </w:r>
+    </w:p>
+    <w:p>
+      <w:pPr/>
+      <w:r>
+        <w:rPr>
+          <w:lang w:val="hi_IN" w:bidi="hi_IN"/>
+        </w:rPr>
+      </w:r>
+      <w:r>
+        <w:rPr>
           <w:b/>
           <w:lang w:val="hi_IN" w:bidi="hi_IN"/>
         </w:rPr>
@@ -13240,6 +14943,20 @@
       </w:r>
       <w:r>
         <w:rPr>
+          <w:lang w:val="hi_IN" w:bidi="hi_IN"/>
+        </w:rPr>
+        <w:t>רִכְבָּ֔⁠הּ</w:t>
+      </w:r>
+    </w:p>
+    <w:p>
+      <w:pPr/>
+      <w:r>
+        <w:rPr>
+          <w:lang w:val="hi_IN" w:bidi="hi_IN"/>
+        </w:rPr>
+      </w:r>
+      <w:r>
+        <w:rPr>
           <w:b/>
           <w:lang w:val="hi_IN" w:bidi="hi_IN"/>
         </w:rPr>
@@ -13336,6 +15053,20 @@
       </w:r>
       <w:r>
         <w:rPr>
+          <w:lang w:val="hi_IN" w:bidi="hi_IN"/>
+        </w:rPr>
+        <w:t>תֹּ֣אכַל חָ֑רֶב</w:t>
+      </w:r>
+    </w:p>
+    <w:p>
+      <w:pPr/>
+      <w:r>
+        <w:rPr>
+          <w:lang w:val="hi_IN" w:bidi="hi_IN"/>
+        </w:rPr>
+      </w:r>
+      <w:r>
+        <w:rPr>
           <w:b/>
           <w:lang w:val="hi_IN" w:bidi="hi_IN"/>
         </w:rPr>
@@ -13474,6 +15205,20 @@
         <w:rPr>
           <w:lang w:val="hi_IN" w:bidi="hi_IN"/>
         </w:rPr>
+      </w:r>
+    </w:p>
+    <w:p>
+      <w:pPr/>
+      <w:r>
+        <w:rPr>
+          <w:lang w:val="hi_IN" w:bidi="hi_IN"/>
+        </w:rPr>
+      </w:r>
+      <w:r>
+        <w:rPr>
+          <w:lang w:val="hi_IN" w:bidi="hi_IN"/>
+        </w:rPr>
+        <w:t>וְ⁠הִכְרַתִּ֤י</w:t>
       </w:r>
     </w:p>
     <w:p>
@@ -13816,6 +15561,20 @@
       </w:r>
       <w:r>
         <w:rPr>
+          <w:lang w:val="hi_IN" w:bidi="hi_IN"/>
+        </w:rPr>
+        <w:t>עִ֣יר דָּמִ֑ים</w:t>
+      </w:r>
+    </w:p>
+    <w:p>
+      <w:pPr/>
+      <w:r>
+        <w:rPr>
+          <w:lang w:val="hi_IN" w:bidi="hi_IN"/>
+        </w:rPr>
+      </w:r>
+      <w:r>
+        <w:rPr>
           <w:b/>
           <w:lang w:val="hi_IN" w:bidi="hi_IN"/>
         </w:rPr>
@@ -13926,6 +15685,20 @@
       </w:r>
       <w:r>
         <w:rPr>
+          <w:lang w:val="hi_IN" w:bidi="hi_IN"/>
+        </w:rPr>
+        <w:t>כֻּלָּ֗⁠הּ כַּ֤חַשׁ</w:t>
+      </w:r>
+    </w:p>
+    <w:p>
+      <w:pPr/>
+      <w:r>
+        <w:rPr>
+          <w:lang w:val="hi_IN" w:bidi="hi_IN"/>
+        </w:rPr>
+      </w:r>
+      <w:r>
+        <w:rPr>
           <w:b/>
           <w:lang w:val="hi_IN" w:bidi="hi_IN"/>
         </w:rPr>
@@ -14036,6 +15809,20 @@
       </w:r>
       <w:r>
         <w:rPr>
+          <w:lang w:val="hi_IN" w:bidi="hi_IN"/>
+        </w:rPr>
+        <w:t>שׁ֔וֹט &amp; רַ֣עַשׁ אוֹפָ֑ן וְ⁠ס֣וּס דֹּהֵ֔ר וּ⁠מֶרְכָּבָ֖ה מְרַקֵּדָֽה</w:t>
+      </w:r>
+    </w:p>
+    <w:p>
+      <w:pPr/>
+      <w:r>
+        <w:rPr>
+          <w:lang w:val="hi_IN" w:bidi="hi_IN"/>
+        </w:rPr>
+      </w:r>
+      <w:r>
+        <w:rPr>
           <w:b/>
           <w:lang w:val="hi_IN" w:bidi="hi_IN"/>
         </w:rPr>
@@ -14213,6 +16000,20 @@
       </w:r>
       <w:r>
         <w:rPr>
+          <w:lang w:val="hi_IN" w:bidi="hi_IN"/>
+        </w:rPr>
+        <w:t>פָּרָ֣שׁ מַעֲלֶ֗ה וְ⁠לַ֤הַב חֶ֨רֶב֙ וּ⁠בְרַ֣ק חֲנִ֔ית</w:t>
+      </w:r>
+    </w:p>
+    <w:p>
+      <w:pPr/>
+      <w:r>
+        <w:rPr>
+          <w:lang w:val="hi_IN" w:bidi="hi_IN"/>
+        </w:rPr>
+      </w:r>
+      <w:r>
+        <w:rPr>
           <w:b/>
           <w:lang w:val="hi_IN" w:bidi="hi_IN"/>
         </w:rPr>
@@ -14349,6 +16150,20 @@
       </w:r>
       <w:r>
         <w:rPr>
+          <w:lang w:val="hi_IN" w:bidi="hi_IN"/>
+        </w:rPr>
+        <w:t>פָּרָ֣שׁ מַעֲלֶ֗ה וְ⁠לַ֤הַב חֶ֨רֶב֙ וּ⁠בְרַ֣ק חֲנִ֔ית</w:t>
+      </w:r>
+    </w:p>
+    <w:p>
+      <w:pPr/>
+      <w:r>
+        <w:rPr>
+          <w:lang w:val="hi_IN" w:bidi="hi_IN"/>
+        </w:rPr>
+      </w:r>
+      <w:r>
+        <w:rPr>
           <w:b/>
           <w:lang w:val="hi_IN" w:bidi="hi_IN"/>
         </w:rPr>
@@ -14446,6 +16261,20 @@
       </w:r>
       <w:r>
         <w:rPr>
+          <w:lang w:val="hi_IN" w:bidi="hi_IN"/>
+        </w:rPr>
+        <w:t>וְ⁠אֵ֥ין קֵ֨צֶה֙ לַ⁠גְּוִיָּ֔ה</w:t>
+      </w:r>
+    </w:p>
+    <w:p>
+      <w:pPr/>
+      <w:r>
+        <w:rPr>
+          <w:lang w:val="hi_IN" w:bidi="hi_IN"/>
+        </w:rPr>
+      </w:r>
+      <w:r>
+        <w:rPr>
           <w:b/>
           <w:lang w:val="hi_IN" w:bidi="hi_IN"/>
         </w:rPr>
@@ -14543,6 +16372,20 @@
       </w:r>
       <w:r>
         <w:rPr>
+          <w:lang w:val="hi_IN" w:bidi="hi_IN"/>
+        </w:rPr>
+        <w:t>וְכָשְׁל֖וּ</w:t>
+      </w:r>
+    </w:p>
+    <w:p>
+      <w:pPr/>
+      <w:r>
+        <w:rPr>
+          <w:lang w:val="hi_IN" w:bidi="hi_IN"/>
+        </w:rPr>
+      </w:r>
+      <w:r>
+        <w:rPr>
           <w:b/>
           <w:lang w:val="hi_IN" w:bidi="hi_IN"/>
         </w:rPr>
@@ -14653,6 +16496,20 @@
       </w:r>
       <w:r>
         <w:rPr>
+          <w:lang w:val="hi_IN" w:bidi="hi_IN"/>
+        </w:rPr>
+        <w:t>בִּ⁠גְוִיָּתָֽ⁠ם</w:t>
+      </w:r>
+    </w:p>
+    <w:p>
+      <w:pPr/>
+      <w:r>
+        <w:rPr>
+          <w:lang w:val="hi_IN" w:bidi="hi_IN"/>
+        </w:rPr>
+      </w:r>
+      <w:r>
+        <w:rPr>
           <w:b/>
           <w:lang w:val="hi_IN" w:bidi="hi_IN"/>
         </w:rPr>
@@ -14789,6 +16646,20 @@
       </w:r>
       <w:r>
         <w:rPr>
+          <w:lang w:val="hi_IN" w:bidi="hi_IN"/>
+        </w:rPr>
+        <w:t>זְנוּנֵ֣י זוֹנָ֔ה</w:t>
+      </w:r>
+    </w:p>
+    <w:p>
+      <w:pPr/>
+      <w:r>
+        <w:rPr>
+          <w:lang w:val="hi_IN" w:bidi="hi_IN"/>
+        </w:rPr>
+      </w:r>
+      <w:r>
+        <w:rPr>
           <w:b/>
           <w:lang w:val="hi_IN" w:bidi="hi_IN"/>
         </w:rPr>
@@ -14898,6 +16769,20 @@
       </w:r>
       <w:r>
         <w:rPr>
+          <w:lang w:val="hi_IN" w:bidi="hi_IN"/>
+        </w:rPr>
+        <w:t>מֵ⁠רֹב֙</w:t>
+      </w:r>
+    </w:p>
+    <w:p>
+      <w:pPr/>
+      <w:r>
+        <w:rPr>
+          <w:lang w:val="hi_IN" w:bidi="hi_IN"/>
+        </w:rPr>
+      </w:r>
+      <w:r>
+        <w:rPr>
           <w:b/>
           <w:lang w:val="hi_IN" w:bidi="hi_IN"/>
         </w:rPr>
@@ -15007,6 +16892,20 @@
       </w:r>
       <w:r>
         <w:rPr>
+          <w:lang w:val="hi_IN" w:bidi="hi_IN"/>
+        </w:rPr>
+        <w:t>וּ⁠מִשְׁפָּח֖וֹת</w:t>
+      </w:r>
+    </w:p>
+    <w:p>
+      <w:pPr/>
+      <w:r>
+        <w:rPr>
+          <w:lang w:val="hi_IN" w:bidi="hi_IN"/>
+        </w:rPr>
+      </w:r>
+      <w:r>
+        <w:rPr>
           <w:b/>
           <w:lang w:val="hi_IN" w:bidi="hi_IN"/>
         </w:rPr>
@@ -15104,6 +17003,20 @@
       </w:r>
       <w:r>
         <w:rPr>
+          <w:lang w:val="hi_IN" w:bidi="hi_IN"/>
+        </w:rPr>
+        <w:t>הִנְ⁠נִ֣י אֵלַ֗יִ⁠ךְ</w:t>
+      </w:r>
+    </w:p>
+    <w:p>
+      <w:pPr/>
+      <w:r>
+        <w:rPr>
+          <w:lang w:val="hi_IN" w:bidi="hi_IN"/>
+        </w:rPr>
+      </w:r>
+      <w:r>
+        <w:rPr>
           <w:b/>
           <w:lang w:val="hi_IN" w:bidi="hi_IN"/>
         </w:rPr>
@@ -15150,7 +17063,7 @@
         </w:rPr>
         <w:t xml:space="preserve"> शब्द का उपयोग कर रहे हैं ताकि इस बात पर ध्यान केंद्रित किया जा सके कि वह क्या कहने वाले हैं। आपकी भाषा में एक तुलनीय अभिव्यक्ति हो सकती है जिसका आप अपने अनुवाद में उपयोग कर सकते हैं। देखें कि आपने इसे </w:t>
       </w:r>
-      <w:hyperlink r:id="rId18">
+      <w:hyperlink r:id="rId20">
         <w:r>
           <w:rPr>
             <w:lang w:val="hi_IN" w:bidi="hi_IN"/>
@@ -15232,6 +17145,20 @@
       </w:r>
       <w:r>
         <w:rPr>
+          <w:lang w:val="hi_IN" w:bidi="hi_IN"/>
+        </w:rPr>
+        <w:t>אֵלַ֗יִ⁠ךְ</w:t>
+      </w:r>
+    </w:p>
+    <w:p>
+      <w:pPr/>
+      <w:r>
+        <w:rPr>
+          <w:lang w:val="hi_IN" w:bidi="hi_IN"/>
+        </w:rPr>
+      </w:r>
+      <w:r>
+        <w:rPr>
           <w:b/>
           <w:lang w:val="hi_IN" w:bidi="hi_IN"/>
         </w:rPr>
@@ -15342,6 +17269,20 @@
       </w:r>
       <w:r>
         <w:rPr>
+          <w:lang w:val="hi_IN" w:bidi="hi_IN"/>
+        </w:rPr>
+        <w:t>נְאֻם֙</w:t>
+      </w:r>
+    </w:p>
+    <w:p>
+      <w:pPr/>
+      <w:r>
+        <w:rPr>
+          <w:lang w:val="hi_IN" w:bidi="hi_IN"/>
+        </w:rPr>
+      </w:r>
+      <w:r>
+        <w:rPr>
           <w:b/>
           <w:lang w:val="hi_IN" w:bidi="hi_IN"/>
         </w:rPr>
@@ -15439,6 +17380,20 @@
       </w:r>
       <w:r>
         <w:rPr>
+          <w:lang w:val="hi_IN" w:bidi="hi_IN"/>
+        </w:rPr>
+        <w:t>וּ⁠מַמְלָכ֖וֹת קְלוֹנֵֽ⁠ךְ</w:t>
+      </w:r>
+    </w:p>
+    <w:p>
+      <w:pPr/>
+      <w:r>
+        <w:rPr>
+          <w:lang w:val="hi_IN" w:bidi="hi_IN"/>
+        </w:rPr>
+      </w:r>
+      <w:r>
+        <w:rPr>
           <w:b/>
           <w:lang w:val="hi_IN" w:bidi="hi_IN"/>
         </w:rPr>
@@ -15536,6 +17491,20 @@
       </w:r>
       <w:r>
         <w:rPr>
+          <w:lang w:val="hi_IN" w:bidi="hi_IN"/>
+        </w:rPr>
+        <w:t>קְלוֹנֵֽ⁠ךְ</w:t>
+      </w:r>
+    </w:p>
+    <w:p>
+      <w:pPr/>
+      <w:r>
+        <w:rPr>
+          <w:lang w:val="hi_IN" w:bidi="hi_IN"/>
+        </w:rPr>
+      </w:r>
+      <w:r>
+        <w:rPr>
           <w:b/>
           <w:lang w:val="hi_IN" w:bidi="hi_IN"/>
         </w:rPr>
@@ -15646,6 +17615,20 @@
       </w:r>
       <w:r>
         <w:rPr>
+          <w:lang w:val="hi_IN" w:bidi="hi_IN"/>
+        </w:rPr>
+        <w:t>עָלַ֛יִ⁠ךְ</w:t>
+      </w:r>
+    </w:p>
+    <w:p>
+      <w:pPr/>
+      <w:r>
+        <w:rPr>
+          <w:lang w:val="hi_IN" w:bidi="hi_IN"/>
+        </w:rPr>
+      </w:r>
+      <w:r>
+        <w:rPr>
           <w:b/>
           <w:lang w:val="hi_IN" w:bidi="hi_IN"/>
         </w:rPr>
@@ -15692,7 +17675,7 @@
         </w:rPr>
         <w:t xml:space="preserve">नीनवे को संदर्भित करता है, जिसे यहोवा ने </w:t>
       </w:r>
-      <w:hyperlink r:id="rId19">
+      <w:hyperlink r:id="rId21">
         <w:r>
           <w:rPr>
             <w:lang w:val="hi_IN" w:bidi="hi_IN"/>
@@ -15774,6 +17757,20 @@
       </w:r>
       <w:r>
         <w:rPr>
+          <w:lang w:val="hi_IN" w:bidi="hi_IN"/>
+        </w:rPr>
+        <w:t>וְ⁠הִשְׁלַכְתִּ֥י עָלַ֛יִ⁠ךְ שִׁקֻּצִ֖ים</w:t>
+      </w:r>
+    </w:p>
+    <w:p>
+      <w:pPr/>
+      <w:r>
+        <w:rPr>
+          <w:lang w:val="hi_IN" w:bidi="hi_IN"/>
+        </w:rPr>
+      </w:r>
+      <w:r>
+        <w:rPr>
           <w:b/>
           <w:lang w:val="hi_IN" w:bidi="hi_IN"/>
         </w:rPr>
@@ -15884,6 +17881,20 @@
       </w:r>
       <w:r>
         <w:rPr>
+          <w:lang w:val="hi_IN" w:bidi="hi_IN"/>
+        </w:rPr>
+        <w:t>שָׁדְּדָ֣ה נִֽינְוֵ֔ה</w:t>
+      </w:r>
+    </w:p>
+    <w:p>
+      <w:pPr/>
+      <w:r>
+        <w:rPr>
+          <w:lang w:val="hi_IN" w:bidi="hi_IN"/>
+        </w:rPr>
+      </w:r>
+      <w:r>
+        <w:rPr>
           <w:b/>
           <w:lang w:val="hi_IN" w:bidi="hi_IN"/>
         </w:rPr>
@@ -15994,6 +18005,20 @@
       </w:r>
       <w:r>
         <w:rPr>
+          <w:lang w:val="hi_IN" w:bidi="hi_IN"/>
+        </w:rPr>
+        <w:t>שָׁדְּדָ֣ה נִֽינְוֵ֔ה</w:t>
+      </w:r>
+    </w:p>
+    <w:p>
+      <w:pPr/>
+      <w:r>
+        <w:rPr>
+          <w:lang w:val="hi_IN" w:bidi="hi_IN"/>
+        </w:rPr>
+      </w:r>
+      <w:r>
+        <w:rPr>
           <w:b/>
           <w:lang w:val="hi_IN" w:bidi="hi_IN"/>
         </w:rPr>
@@ -16091,6 +18116,20 @@
       </w:r>
       <w:r>
         <w:rPr>
+          <w:lang w:val="hi_IN" w:bidi="hi_IN"/>
+        </w:rPr>
+        <w:t>מִ֖י יָנ֣וּד לָ֑⁠הּ</w:t>
+      </w:r>
+    </w:p>
+    <w:p>
+      <w:pPr/>
+      <w:r>
+        <w:rPr>
+          <w:lang w:val="hi_IN" w:bidi="hi_IN"/>
+        </w:rPr>
+      </w:r>
+      <w:r>
+        <w:rPr>
           <w:b/>
           <w:lang w:val="hi_IN" w:bidi="hi_IN"/>
         </w:rPr>
@@ -16188,6 +18227,20 @@
       </w:r>
       <w:r>
         <w:rPr>
+          <w:lang w:val="hi_IN" w:bidi="hi_IN"/>
+        </w:rPr>
+        <w:t>מֵ⁠אַ֛יִן אֲבַקֵּ֥שׁ מְנַחֲמִ֖ים לָֽ⁠ךְ</w:t>
+      </w:r>
+    </w:p>
+    <w:p>
+      <w:pPr/>
+      <w:r>
+        <w:rPr>
+          <w:lang w:val="hi_IN" w:bidi="hi_IN"/>
+        </w:rPr>
+      </w:r>
+      <w:r>
+        <w:rPr>
           <w:b/>
           <w:lang w:val="hi_IN" w:bidi="hi_IN"/>
         </w:rPr>
@@ -16285,6 +18338,20 @@
       </w:r>
       <w:r>
         <w:rPr>
+          <w:lang w:val="hi_IN" w:bidi="hi_IN"/>
+        </w:rPr>
+        <w:t>הֲ⁠תֵֽיטְבִי֙ מִ⁠נֹּ֣א אָמ֔וֹן הַ⁠יֹּֽשְׁבָה֙ בַּ⁠יְאֹרִ֔ים מַ֖יִם סָבִ֣יב לָ֑⁠הּ אֲשֶׁר־חֵ֣יל יָ֔ם מִ⁠יָּ֖ם חוֹמָתָֽ⁠הּ</w:t>
+      </w:r>
+    </w:p>
+    <w:p>
+      <w:pPr/>
+      <w:r>
+        <w:rPr>
+          <w:lang w:val="hi_IN" w:bidi="hi_IN"/>
+        </w:rPr>
+      </w:r>
+      <w:r>
+        <w:rPr>
           <w:b/>
           <w:lang w:val="hi_IN" w:bidi="hi_IN"/>
         </w:rPr>
@@ -16382,6 +18449,20 @@
       </w:r>
       <w:r>
         <w:rPr>
+          <w:lang w:val="hi_IN" w:bidi="hi_IN"/>
+        </w:rPr>
+        <w:t>מִ⁠נֹּ֣א אָמ֔וֹן</w:t>
+      </w:r>
+    </w:p>
+    <w:p>
+      <w:pPr/>
+      <w:r>
+        <w:rPr>
+          <w:lang w:val="hi_IN" w:bidi="hi_IN"/>
+        </w:rPr>
+      </w:r>
+      <w:r>
+        <w:rPr>
           <w:b/>
           <w:lang w:val="hi_IN" w:bidi="hi_IN"/>
         </w:rPr>
@@ -16486,6 +18567,20 @@
       </w:r>
       <w:r>
         <w:rPr>
+          <w:lang w:val="hi_IN" w:bidi="hi_IN"/>
+        </w:rPr>
+        <w:t>אֲשֶׁר־חֵ֣יל יָ֔ם מִ⁠יָּ֖ם חוֹמָתָֽ⁠הּ</w:t>
+      </w:r>
+    </w:p>
+    <w:p>
+      <w:pPr/>
+      <w:r>
+        <w:rPr>
+          <w:lang w:val="hi_IN" w:bidi="hi_IN"/>
+        </w:rPr>
+      </w:r>
+      <w:r>
+        <w:rPr>
           <w:b/>
           <w:lang w:val="hi_IN" w:bidi="hi_IN"/>
         </w:rPr>
@@ -16596,6 +18691,20 @@
       </w:r>
       <w:r>
         <w:rPr>
+          <w:lang w:val="hi_IN" w:bidi="hi_IN"/>
+        </w:rPr>
+        <w:t>מִ⁠יָּ֖ם חוֹמָתָֽ⁠הּ</w:t>
+      </w:r>
+    </w:p>
+    <w:p>
+      <w:pPr/>
+      <w:r>
+        <w:rPr>
+          <w:lang w:val="hi_IN" w:bidi="hi_IN"/>
+        </w:rPr>
+      </w:r>
+      <w:r>
+        <w:rPr>
           <w:b/>
           <w:lang w:val="hi_IN" w:bidi="hi_IN"/>
         </w:rPr>
@@ -16719,6 +18828,20 @@
       </w:r>
       <w:r>
         <w:rPr>
+          <w:lang w:val="hi_IN" w:bidi="hi_IN"/>
+        </w:rPr>
+        <w:t>מִ⁠יָּ֖ם חוֹמָתָֽ⁠הּ</w:t>
+      </w:r>
+    </w:p>
+    <w:p>
+      <w:pPr/>
+      <w:r>
+        <w:rPr>
+          <w:lang w:val="hi_IN" w:bidi="hi_IN"/>
+        </w:rPr>
+      </w:r>
+      <w:r>
+        <w:rPr>
           <w:b/>
           <w:lang w:val="hi_IN" w:bidi="hi_IN"/>
         </w:rPr>
@@ -16816,6 +18939,20 @@
       </w:r>
       <w:r>
         <w:rPr>
+          <w:lang w:val="hi_IN" w:bidi="hi_IN"/>
+        </w:rPr>
+        <w:t>עָצְמָ֛⁠ה</w:t>
+      </w:r>
+    </w:p>
+    <w:p>
+      <w:pPr/>
+      <w:r>
+        <w:rPr>
+          <w:lang w:val="hi_IN" w:bidi="hi_IN"/>
+        </w:rPr>
+      </w:r>
+      <w:r>
+        <w:rPr>
           <w:b/>
           <w:lang w:val="hi_IN" w:bidi="hi_IN"/>
         </w:rPr>
@@ -16926,6 +19063,20 @@
       </w:r>
       <w:r>
         <w:rPr>
+          <w:lang w:val="hi_IN" w:bidi="hi_IN"/>
+        </w:rPr>
+        <w:t>וְ⁠אֵ֣ין קֵ֑צֶה</w:t>
+      </w:r>
+    </w:p>
+    <w:p>
+      <w:pPr/>
+      <w:r>
+        <w:rPr>
+          <w:lang w:val="hi_IN" w:bidi="hi_IN"/>
+        </w:rPr>
+      </w:r>
+      <w:r>
+        <w:rPr>
           <w:b/>
           <w:lang w:val="hi_IN" w:bidi="hi_IN"/>
         </w:rPr>
@@ -17009,6 +19160,20 @@
       </w:r>
       <w:r>
         <w:rPr>
+          <w:lang w:val="hi_IN" w:bidi="hi_IN"/>
+        </w:rPr>
+        <w:t>וְ⁠אֵ֣ין קֵ֑צֶה</w:t>
+      </w:r>
+    </w:p>
+    <w:p>
+      <w:pPr/>
+      <w:r>
+        <w:rPr>
+          <w:lang w:val="hi_IN" w:bidi="hi_IN"/>
+        </w:rPr>
+      </w:r>
+      <w:r>
+        <w:rPr>
           <w:b/>
           <w:lang w:val="hi_IN" w:bidi="hi_IN"/>
         </w:rPr>
@@ -17106,6 +19271,20 @@
       </w:r>
       <w:r>
         <w:rPr>
+          <w:lang w:val="hi_IN" w:bidi="hi_IN"/>
+        </w:rPr>
+        <w:t>פּ֣וּט</w:t>
+      </w:r>
+    </w:p>
+    <w:p>
+      <w:pPr/>
+      <w:r>
+        <w:rPr>
+          <w:lang w:val="hi_IN" w:bidi="hi_IN"/>
+        </w:rPr>
+      </w:r>
+      <w:r>
+        <w:rPr>
           <w:b/>
           <w:lang w:val="hi_IN" w:bidi="hi_IN"/>
         </w:rPr>
@@ -17210,6 +19389,20 @@
       </w:r>
       <w:r>
         <w:rPr>
+          <w:lang w:val="hi_IN" w:bidi="hi_IN"/>
+        </w:rPr>
+        <w:t>וְ⁠לוּבִ֔ים</w:t>
+      </w:r>
+    </w:p>
+    <w:p>
+      <w:pPr/>
+      <w:r>
+        <w:rPr>
+          <w:lang w:val="hi_IN" w:bidi="hi_IN"/>
+        </w:rPr>
+      </w:r>
+      <w:r>
+        <w:rPr>
           <w:b/>
           <w:lang w:val="hi_IN" w:bidi="hi_IN"/>
         </w:rPr>
@@ -17327,6 +19520,20 @@
       </w:r>
       <w:r>
         <w:rPr>
+          <w:lang w:val="hi_IN" w:bidi="hi_IN"/>
+        </w:rPr>
+        <w:t>בְּ⁠עֶזְרָתֵֽ⁠ךְ</w:t>
+      </w:r>
+    </w:p>
+    <w:p>
+      <w:pPr/>
+      <w:r>
+        <w:rPr>
+          <w:lang w:val="hi_IN" w:bidi="hi_IN"/>
+        </w:rPr>
+      </w:r>
+      <w:r>
+        <w:rPr>
           <w:b/>
           <w:lang w:val="hi_IN" w:bidi="hi_IN"/>
         </w:rPr>
@@ -17437,6 +19644,20 @@
       </w:r>
       <w:r>
         <w:rPr>
+          <w:lang w:val="hi_IN" w:bidi="hi_IN"/>
+        </w:rPr>
+        <w:t>הִ֗יא לַ⁠גֹּלָה֙</w:t>
+      </w:r>
+    </w:p>
+    <w:p>
+      <w:pPr/>
+      <w:r>
+        <w:rPr>
+          <w:lang w:val="hi_IN" w:bidi="hi_IN"/>
+        </w:rPr>
+      </w:r>
+      <w:r>
+        <w:rPr>
           <w:b/>
           <w:lang w:val="hi_IN" w:bidi="hi_IN"/>
         </w:rPr>
@@ -17560,6 +19781,20 @@
       </w:r>
       <w:r>
         <w:rPr>
+          <w:lang w:val="hi_IN" w:bidi="hi_IN"/>
+        </w:rPr>
+        <w:t>גְּדוֹלֶ֖י⁠הָ</w:t>
+      </w:r>
+    </w:p>
+    <w:p>
+      <w:pPr/>
+      <w:r>
+        <w:rPr>
+          <w:lang w:val="hi_IN" w:bidi="hi_IN"/>
+        </w:rPr>
+      </w:r>
+      <w:r>
+        <w:rPr>
           <w:b/>
           <w:lang w:val="hi_IN" w:bidi="hi_IN"/>
         </w:rPr>
@@ -17670,6 +19905,20 @@
       </w:r>
       <w:r>
         <w:rPr>
+          <w:lang w:val="hi_IN" w:bidi="hi_IN"/>
+        </w:rPr>
+        <w:t>עֹלָלֶ֛י⁠הָ יְרֻטְּשׁ֖וּ</w:t>
+      </w:r>
+    </w:p>
+    <w:p>
+      <w:pPr/>
+      <w:r>
+        <w:rPr>
+          <w:lang w:val="hi_IN" w:bidi="hi_IN"/>
+        </w:rPr>
+      </w:r>
+      <w:r>
+        <w:rPr>
           <w:b/>
           <w:lang w:val="hi_IN" w:bidi="hi_IN"/>
         </w:rPr>
@@ -17780,6 +20029,20 @@
       </w:r>
       <w:r>
         <w:rPr>
+          <w:lang w:val="hi_IN" w:bidi="hi_IN"/>
+        </w:rPr>
+        <w:t>בְּ⁠רֹ֣אשׁ כָּל־חוּצ֑וֹת</w:t>
+      </w:r>
+    </w:p>
+    <w:p>
+      <w:pPr/>
+      <w:r>
+        <w:rPr>
+          <w:lang w:val="hi_IN" w:bidi="hi_IN"/>
+        </w:rPr>
+      </w:r>
+      <w:r>
+        <w:rPr>
           <w:b/>
           <w:lang w:val="hi_IN" w:bidi="hi_IN"/>
         </w:rPr>
@@ -17890,6 +20153,20 @@
       </w:r>
       <w:r>
         <w:rPr>
+          <w:lang w:val="hi_IN" w:bidi="hi_IN"/>
+        </w:rPr>
+        <w:t>יַדּ֣וּ</w:t>
+      </w:r>
+    </w:p>
+    <w:p>
+      <w:pPr/>
+      <w:r>
+        <w:rPr>
+          <w:lang w:val="hi_IN" w:bidi="hi_IN"/>
+        </w:rPr>
+      </w:r>
+      <w:r>
+        <w:rPr>
           <w:b/>
           <w:lang w:val="hi_IN" w:bidi="hi_IN"/>
         </w:rPr>
@@ -18000,6 +20277,20 @@
       </w:r>
       <w:r>
         <w:rPr>
+          <w:lang w:val="hi_IN" w:bidi="hi_IN"/>
+        </w:rPr>
+        <w:t>וְ⁠כָל־גְּדוֹלֶ֖י⁠הָ רֻתְּק֥וּ</w:t>
+      </w:r>
+    </w:p>
+    <w:p>
+      <w:pPr/>
+      <w:r>
+        <w:rPr>
+          <w:lang w:val="hi_IN" w:bidi="hi_IN"/>
+        </w:rPr>
+      </w:r>
+      <w:r>
+        <w:rPr>
           <w:b/>
           <w:lang w:val="hi_IN" w:bidi="hi_IN"/>
         </w:rPr>
@@ -18110,6 +20401,20 @@
       </w:r>
       <w:r>
         <w:rPr>
+          <w:lang w:val="hi_IN" w:bidi="hi_IN"/>
+        </w:rPr>
+        <w:t>אַ֣תְּ</w:t>
+      </w:r>
+    </w:p>
+    <w:p>
+      <w:pPr/>
+      <w:r>
+        <w:rPr>
+          <w:lang w:val="hi_IN" w:bidi="hi_IN"/>
+        </w:rPr>
+      </w:r>
+      <w:r>
+        <w:rPr>
           <w:b/>
           <w:lang w:val="hi_IN" w:bidi="hi_IN"/>
         </w:rPr>
@@ -18206,6 +20511,20 @@
       </w:r>
       <w:r>
         <w:rPr>
+          <w:lang w:val="hi_IN" w:bidi="hi_IN"/>
+        </w:rPr>
+        <w:t>תִּשְׁכְּרִ֔י</w:t>
+      </w:r>
+    </w:p>
+    <w:p>
+      <w:pPr/>
+      <w:r>
+        <w:rPr>
+          <w:lang w:val="hi_IN" w:bidi="hi_IN"/>
+        </w:rPr>
+      </w:r>
+      <w:r>
+        <w:rPr>
           <w:b/>
           <w:lang w:val="hi_IN" w:bidi="hi_IN"/>
         </w:rPr>
@@ -18316,6 +20635,20 @@
       </w:r>
       <w:r>
         <w:rPr>
+          <w:lang w:val="hi_IN" w:bidi="hi_IN"/>
+        </w:rPr>
+        <w:t>תְּהִ֖י נַֽעֲלָמָ֑ה</w:t>
+      </w:r>
+    </w:p>
+    <w:p>
+      <w:pPr/>
+      <w:r>
+        <w:rPr>
+          <w:lang w:val="hi_IN" w:bidi="hi_IN"/>
+        </w:rPr>
+      </w:r>
+      <w:r>
+        <w:rPr>
           <w:b/>
           <w:lang w:val="hi_IN" w:bidi="hi_IN"/>
         </w:rPr>
@@ -18426,6 +20759,20 @@
       </w:r>
       <w:r>
         <w:rPr>
+          <w:lang w:val="hi_IN" w:bidi="hi_IN"/>
+        </w:rPr>
+        <w:t>כָּ֨ל־מִבְצָרַ֔יִ⁠ךְ תְּאֵנִ֖ים עִם־בִּכּוּרִ֑ים</w:t>
+      </w:r>
+    </w:p>
+    <w:p>
+      <w:pPr/>
+      <w:r>
+        <w:rPr>
+          <w:lang w:val="hi_IN" w:bidi="hi_IN"/>
+        </w:rPr>
+      </w:r>
+      <w:r>
+        <w:rPr>
           <w:b/>
           <w:lang w:val="hi_IN" w:bidi="hi_IN"/>
         </w:rPr>
@@ -18549,6 +20896,20 @@
       </w:r>
       <w:r>
         <w:rPr>
+          <w:lang w:val="hi_IN" w:bidi="hi_IN"/>
+        </w:rPr>
+        <w:t>הִנֵּ֨ה</w:t>
+      </w:r>
+    </w:p>
+    <w:p>
+      <w:pPr/>
+      <w:r>
+        <w:rPr>
+          <w:lang w:val="hi_IN" w:bidi="hi_IN"/>
+        </w:rPr>
+      </w:r>
+      <w:r>
+        <w:rPr>
           <w:b/>
           <w:lang w:val="hi_IN" w:bidi="hi_IN"/>
         </w:rPr>
@@ -18645,6 +21006,20 @@
       </w:r>
       <w:r>
         <w:rPr>
+          <w:lang w:val="hi_IN" w:bidi="hi_IN"/>
+        </w:rPr>
+        <w:t>עַמֵּ֤⁠ךְ</w:t>
+      </w:r>
+    </w:p>
+    <w:p>
+      <w:pPr/>
+      <w:r>
+        <w:rPr>
+          <w:lang w:val="hi_IN" w:bidi="hi_IN"/>
+        </w:rPr>
+      </w:r>
+      <w:r>
+        <w:rPr>
           <w:b/>
           <w:lang w:val="hi_IN" w:bidi="hi_IN"/>
         </w:rPr>
@@ -18741,6 +21116,20 @@
       </w:r>
       <w:r>
         <w:rPr>
+          <w:lang w:val="hi_IN" w:bidi="hi_IN"/>
+        </w:rPr>
+        <w:t>נָשִׁים֙</w:t>
+      </w:r>
+    </w:p>
+    <w:p>
+      <w:pPr/>
+      <w:r>
+        <w:rPr>
+          <w:lang w:val="hi_IN" w:bidi="hi_IN"/>
+        </w:rPr>
+      </w:r>
+      <w:r>
+        <w:rPr>
           <w:b/>
           <w:lang w:val="hi_IN" w:bidi="hi_IN"/>
         </w:rPr>
@@ -18864,6 +21253,20 @@
       </w:r>
       <w:r>
         <w:rPr>
+          <w:lang w:val="hi_IN" w:bidi="hi_IN"/>
+        </w:rPr>
+        <w:t>פָּת֥וֹחַ נִפְתְּח֖וּ</w:t>
+      </w:r>
+    </w:p>
+    <w:p>
+      <w:pPr/>
+      <w:r>
+        <w:rPr>
+          <w:lang w:val="hi_IN" w:bidi="hi_IN"/>
+        </w:rPr>
+      </w:r>
+      <w:r>
+        <w:rPr>
           <w:b/>
           <w:lang w:val="hi_IN" w:bidi="hi_IN"/>
         </w:rPr>
@@ -18974,6 +21377,20 @@
       </w:r>
       <w:r>
         <w:rPr>
+          <w:lang w:val="hi_IN" w:bidi="hi_IN"/>
+        </w:rPr>
+        <w:t>נִפְתְּח֖וּ &amp; אָכְלָ֥ה</w:t>
+      </w:r>
+    </w:p>
+    <w:p>
+      <w:pPr/>
+      <w:r>
+        <w:rPr>
+          <w:lang w:val="hi_IN" w:bidi="hi_IN"/>
+        </w:rPr>
+      </w:r>
+      <w:r>
+        <w:rPr>
           <w:b/>
           <w:lang w:val="hi_IN" w:bidi="hi_IN"/>
         </w:rPr>
@@ -19085,6 +21502,20 @@
       </w:r>
       <w:r>
         <w:rPr>
+          <w:lang w:val="hi_IN" w:bidi="hi_IN"/>
+        </w:rPr>
+        <w:t>בְּרִיחָֽיִ⁠ך</w:t>
+      </w:r>
+    </w:p>
+    <w:p>
+      <w:pPr/>
+      <w:r>
+        <w:rPr>
+          <w:lang w:val="hi_IN" w:bidi="hi_IN"/>
+        </w:rPr>
+      </w:r>
+      <w:r>
+        <w:rPr>
           <w:b/>
           <w:lang w:val="hi_IN" w:bidi="hi_IN"/>
         </w:rPr>
@@ -19195,6 +21626,20 @@
       </w:r>
       <w:r>
         <w:rPr>
+          <w:lang w:val="hi_IN" w:bidi="hi_IN"/>
+        </w:rPr>
+        <w:t>מֵ֤י מָצוֹר֙ שַֽׁאֲבִי־לָ֔⁠ךְ</w:t>
+      </w:r>
+    </w:p>
+    <w:p>
+      <w:pPr/>
+      <w:r>
+        <w:rPr>
+          <w:lang w:val="hi_IN" w:bidi="hi_IN"/>
+        </w:rPr>
+      </w:r>
+      <w:r>
+        <w:rPr>
           <w:b/>
           <w:lang w:val="hi_IN" w:bidi="hi_IN"/>
         </w:rPr>
@@ -19305,6 +21750,20 @@
       </w:r>
       <w:r>
         <w:rPr>
+          <w:lang w:val="hi_IN" w:bidi="hi_IN"/>
+        </w:rPr>
+        <w:t>לָ֔⁠ךְ</w:t>
+      </w:r>
+    </w:p>
+    <w:p>
+      <w:pPr/>
+      <w:r>
+        <w:rPr>
+          <w:lang w:val="hi_IN" w:bidi="hi_IN"/>
+        </w:rPr>
+      </w:r>
+      <w:r>
+        <w:rPr>
           <w:b/>
           <w:lang w:val="hi_IN" w:bidi="hi_IN"/>
         </w:rPr>
@@ -19482,6 +21941,20 @@
       </w:r>
       <w:r>
         <w:rPr>
+          <w:lang w:val="hi_IN" w:bidi="hi_IN"/>
+        </w:rPr>
+        <w:t>מַלְבֵּֽן</w:t>
+      </w:r>
+    </w:p>
+    <w:p>
+      <w:pPr/>
+      <w:r>
+        <w:rPr>
+          <w:lang w:val="hi_IN" w:bidi="hi_IN"/>
+        </w:rPr>
+      </w:r>
+      <w:r>
+        <w:rPr>
           <w:b/>
           <w:lang w:val="hi_IN" w:bidi="hi_IN"/>
         </w:rPr>
@@ -19592,6 +22065,20 @@
       </w:r>
       <w:r>
         <w:rPr>
+          <w:lang w:val="hi_IN" w:bidi="hi_IN"/>
+        </w:rPr>
+        <w:t>שָׁ֚ם תֹּאכְלֵ֣⁠ךְ אֵ֔שׁ</w:t>
+      </w:r>
+    </w:p>
+    <w:p>
+      <w:pPr/>
+      <w:r>
+        <w:rPr>
+          <w:lang w:val="hi_IN" w:bidi="hi_IN"/>
+        </w:rPr>
+      </w:r>
+      <w:r>
+        <w:rPr>
           <w:b/>
           <w:lang w:val="hi_IN" w:bidi="hi_IN"/>
         </w:rPr>
@@ -19702,6 +22189,20 @@
       </w:r>
       <w:r>
         <w:rPr>
+          <w:lang w:val="hi_IN" w:bidi="hi_IN"/>
+        </w:rPr>
+        <w:t>תַּכְרִיתֵ֣⁠ךְ</w:t>
+      </w:r>
+    </w:p>
+    <w:p>
+      <w:pPr/>
+      <w:r>
+        <w:rPr>
+          <w:lang w:val="hi_IN" w:bidi="hi_IN"/>
+        </w:rPr>
+      </w:r>
+      <w:r>
+        <w:rPr>
           <w:b/>
           <w:lang w:val="hi_IN" w:bidi="hi_IN"/>
         </w:rPr>
@@ -19812,6 +22313,20 @@
       </w:r>
       <w:r>
         <w:rPr>
+          <w:lang w:val="hi_IN" w:bidi="hi_IN"/>
+        </w:rPr>
+        <w:t>כַּ⁠יָּ֑לֶק</w:t>
+      </w:r>
+    </w:p>
+    <w:p>
+      <w:pPr/>
+      <w:r>
+        <w:rPr>
+          <w:lang w:val="hi_IN" w:bidi="hi_IN"/>
+        </w:rPr>
+      </w:r>
+      <w:r>
+        <w:rPr>
           <w:b/>
           <w:lang w:val="hi_IN" w:bidi="hi_IN"/>
         </w:rPr>
@@ -19909,6 +22424,20 @@
       </w:r>
       <w:r>
         <w:rPr>
+          <w:lang w:val="hi_IN" w:bidi="hi_IN"/>
+        </w:rPr>
+        <w:t>כַּ⁠יֶּ֔לֶק</w:t>
+      </w:r>
+    </w:p>
+    <w:p>
+      <w:pPr/>
+      <w:r>
+        <w:rPr>
+          <w:lang w:val="hi_IN" w:bidi="hi_IN"/>
+        </w:rPr>
+      </w:r>
+      <w:r>
+        <w:rPr>
           <w:b/>
           <w:lang w:val="hi_IN" w:bidi="hi_IN"/>
         </w:rPr>
@@ -19992,6 +22521,20 @@
       </w:r>
       <w:r>
         <w:rPr>
+          <w:lang w:val="hi_IN" w:bidi="hi_IN"/>
+        </w:rPr>
+        <w:t>כָּ⁠אַרְבֶּֽה</w:t>
+      </w:r>
+    </w:p>
+    <w:p>
+      <w:pPr/>
+      <w:r>
+        <w:rPr>
+          <w:lang w:val="hi_IN" w:bidi="hi_IN"/>
+        </w:rPr>
+      </w:r>
+      <w:r>
+        <w:rPr>
           <w:b/>
           <w:lang w:val="hi_IN" w:bidi="hi_IN"/>
         </w:rPr>
@@ -20089,6 +22632,20 @@
       </w:r>
       <w:r>
         <w:rPr>
+          <w:lang w:val="hi_IN" w:bidi="hi_IN"/>
+        </w:rPr>
+        <w:t>הִרְבֵּית֙</w:t>
+      </w:r>
+    </w:p>
+    <w:p>
+      <w:pPr/>
+      <w:r>
+        <w:rPr>
+          <w:lang w:val="hi_IN" w:bidi="hi_IN"/>
+        </w:rPr>
+      </w:r>
+      <w:r>
+        <w:rPr>
           <w:b/>
           <w:lang w:val="hi_IN" w:bidi="hi_IN"/>
         </w:rPr>
@@ -20199,6 +22756,20 @@
       </w:r>
       <w:r>
         <w:rPr>
+          <w:lang w:val="hi_IN" w:bidi="hi_IN"/>
+        </w:rPr>
+        <w:t>מִ⁠כּוֹכְבֵ֖י הַ⁠שָּׁמָ֑יִם</w:t>
+      </w:r>
+    </w:p>
+    <w:p>
+      <w:pPr/>
+      <w:r>
+        <w:rPr>
+          <w:lang w:val="hi_IN" w:bidi="hi_IN"/>
+        </w:rPr>
+      </w:r>
+      <w:r>
+        <w:rPr>
           <w:b/>
           <w:lang w:val="hi_IN" w:bidi="hi_IN"/>
         </w:rPr>
@@ -20296,6 +22867,20 @@
       </w:r>
       <w:r>
         <w:rPr>
+          <w:lang w:val="hi_IN" w:bidi="hi_IN"/>
+        </w:rPr>
+        <w:t>יֶ֥לֶק פָּשַׁ֖ט וַ⁠יָּעֹֽף</w:t>
+      </w:r>
+    </w:p>
+    <w:p>
+      <w:pPr/>
+      <w:r>
+        <w:rPr>
+          <w:lang w:val="hi_IN" w:bidi="hi_IN"/>
+        </w:rPr>
+      </w:r>
+      <w:r>
+        <w:rPr>
           <w:b/>
           <w:lang w:val="hi_IN" w:bidi="hi_IN"/>
         </w:rPr>
@@ -20405,6 +22990,20 @@
       </w:r>
       <w:r>
         <w:rPr>
+          <w:lang w:val="hi_IN" w:bidi="hi_IN"/>
+        </w:rPr>
+        <w:t>פָּשַׁ֖ט</w:t>
+      </w:r>
+    </w:p>
+    <w:p>
+      <w:pPr/>
+      <w:r>
+        <w:rPr>
+          <w:lang w:val="hi_IN" w:bidi="hi_IN"/>
+        </w:rPr>
+      </w:r>
+      <w:r>
+        <w:rPr>
           <w:b/>
           <w:lang w:val="hi_IN" w:bidi="hi_IN"/>
         </w:rPr>
@@ -20515,6 +23114,20 @@
       </w:r>
       <w:r>
         <w:rPr>
+          <w:lang w:val="hi_IN" w:bidi="hi_IN"/>
+        </w:rPr>
+        <w:t>מִנְּזָרַ֨יִ⁠ךְ֙ כָּֽ⁠אַרְבֶּ֔ה וְ⁠טַפְסְרַ֖יִ⁠ךְ כְּ⁠ג֣וֹב גֹּבָ֑י</w:t>
+      </w:r>
+    </w:p>
+    <w:p>
+      <w:pPr/>
+      <w:r>
+        <w:rPr>
+          <w:lang w:val="hi_IN" w:bidi="hi_IN"/>
+        </w:rPr>
+      </w:r>
+      <w:r>
+        <w:rPr>
           <w:b/>
           <w:lang w:val="hi_IN" w:bidi="hi_IN"/>
         </w:rPr>
@@ -20612,6 +23225,20 @@
       </w:r>
       <w:r>
         <w:rPr>
+          <w:lang w:val="hi_IN" w:bidi="hi_IN"/>
+        </w:rPr>
+        <w:t>מִנְּזָרַ֨יִ⁠ךְ֙ כָּֽ⁠אַרְבֶּ֔ה וְ⁠טַפְסְרַ֖יִ⁠ךְ כְּ⁠ג֣וֹב גֹּבָ֑י</w:t>
+      </w:r>
+    </w:p>
+    <w:p>
+      <w:pPr/>
+      <w:r>
+        <w:rPr>
+          <w:lang w:val="hi_IN" w:bidi="hi_IN"/>
+        </w:rPr>
+      </w:r>
+      <w:r>
+        <w:rPr>
           <w:b/>
           <w:lang w:val="hi_IN" w:bidi="hi_IN"/>
         </w:rPr>
@@ -20722,6 +23349,20 @@
       </w:r>
       <w:r>
         <w:rPr>
+          <w:lang w:val="hi_IN" w:bidi="hi_IN"/>
+        </w:rPr>
+        <w:t>וְ⁠טַפְסְרַ֖יִ⁠ךְ כְּ⁠ג֣וֹב גֹּבָ֑י</w:t>
+      </w:r>
+    </w:p>
+    <w:p>
+      <w:pPr/>
+      <w:r>
+        <w:rPr>
+          <w:lang w:val="hi_IN" w:bidi="hi_IN"/>
+        </w:rPr>
+      </w:r>
+      <w:r>
+        <w:rPr>
           <w:b/>
           <w:lang w:val="hi_IN" w:bidi="hi_IN"/>
         </w:rPr>
@@ -20819,6 +23460,20 @@
       </w:r>
       <w:r>
         <w:rPr>
+          <w:lang w:val="hi_IN" w:bidi="hi_IN"/>
+        </w:rPr>
+        <w:t>וְ⁠נוֹדַ֔ד &amp; מְקוֹמ֖⁠וֹ</w:t>
+      </w:r>
+    </w:p>
+    <w:p>
+      <w:pPr/>
+      <w:r>
+        <w:rPr>
+          <w:lang w:val="hi_IN" w:bidi="hi_IN"/>
+        </w:rPr>
+      </w:r>
+      <w:r>
+        <w:rPr>
           <w:b/>
           <w:lang w:val="hi_IN" w:bidi="hi_IN"/>
         </w:rPr>
@@ -20943,6 +23598,20 @@
       </w:r>
       <w:r>
         <w:rPr>
+          <w:lang w:val="hi_IN" w:bidi="hi_IN"/>
+        </w:rPr>
+        <w:t>נָמ֤וּ רֹעֶ֨י⁠ךָ֙ מֶ֣לֶךְ אַשּׁ֔וּר</w:t>
+      </w:r>
+    </w:p>
+    <w:p>
+      <w:pPr/>
+      <w:r>
+        <w:rPr>
+          <w:lang w:val="hi_IN" w:bidi="hi_IN"/>
+        </w:rPr>
+      </w:r>
+      <w:r>
+        <w:rPr>
           <w:b/>
           <w:lang w:val="hi_IN" w:bidi="hi_IN"/>
         </w:rPr>
@@ -21040,6 +23709,20 @@
       </w:r>
       <w:r>
         <w:rPr>
+          <w:lang w:val="hi_IN" w:bidi="hi_IN"/>
+        </w:rPr>
+        <w:t>נָמ֤וּ רֹעֶ֨י⁠ךָ֙ &amp; יִשְׁכְּנ֖וּ אַדִּירֶ֑י⁠ךָ</w:t>
+      </w:r>
+    </w:p>
+    <w:p>
+      <w:pPr/>
+      <w:r>
+        <w:rPr>
+          <w:lang w:val="hi_IN" w:bidi="hi_IN"/>
+        </w:rPr>
+      </w:r>
+      <w:r>
+        <w:rPr>
           <w:b/>
           <w:lang w:val="hi_IN" w:bidi="hi_IN"/>
         </w:rPr>
@@ -21162,6 +23845,20 @@
       </w:r>
       <w:r>
         <w:rPr>
+          <w:lang w:val="hi_IN" w:bidi="hi_IN"/>
+        </w:rPr>
+        <w:t>רֹעֶ֨י⁠ךָ֙</w:t>
+      </w:r>
+    </w:p>
+    <w:p>
+      <w:pPr/>
+      <w:r>
+        <w:rPr>
+          <w:lang w:val="hi_IN" w:bidi="hi_IN"/>
+        </w:rPr>
+      </w:r>
+      <w:r>
+        <w:rPr>
           <w:b/>
           <w:lang w:val="hi_IN" w:bidi="hi_IN"/>
         </w:rPr>
@@ -21258,6 +23955,20 @@
       </w:r>
       <w:r>
         <w:rPr>
+          <w:lang w:val="hi_IN" w:bidi="hi_IN"/>
+        </w:rPr>
+        <w:t>נָמ֤וּ &amp; יִשְׁכְּנ֖וּ</w:t>
+      </w:r>
+    </w:p>
+    <w:p>
+      <w:pPr/>
+      <w:r>
+        <w:rPr>
+          <w:lang w:val="hi_IN" w:bidi="hi_IN"/>
+        </w:rPr>
+      </w:r>
+      <w:r>
+        <w:rPr>
           <w:b/>
           <w:lang w:val="hi_IN" w:bidi="hi_IN"/>
         </w:rPr>
@@ -21395,6 +24106,20 @@
       </w:r>
       <w:r>
         <w:rPr>
+          <w:lang w:val="hi_IN" w:bidi="hi_IN"/>
+        </w:rPr>
+        <w:t>נָפֹ֧שׁוּ עַמְּ⁠ךָ֛</w:t>
+      </w:r>
+    </w:p>
+    <w:p>
+      <w:pPr/>
+      <w:r>
+        <w:rPr>
+          <w:lang w:val="hi_IN" w:bidi="hi_IN"/>
+        </w:rPr>
+      </w:r>
+      <w:r>
+        <w:rPr>
           <w:b/>
           <w:lang w:val="hi_IN" w:bidi="hi_IN"/>
         </w:rPr>
@@ -21518,6 +24243,20 @@
       </w:r>
       <w:r>
         <w:rPr>
+          <w:lang w:val="hi_IN" w:bidi="hi_IN"/>
+        </w:rPr>
+        <w:t>אֵין־כֵּהָ֣ה לְ⁠שִׁבְרֶ֔⁠ךָ</w:t>
+      </w:r>
+    </w:p>
+    <w:p>
+      <w:pPr/>
+      <w:r>
+        <w:rPr>
+          <w:lang w:val="hi_IN" w:bidi="hi_IN"/>
+        </w:rPr>
+      </w:r>
+      <w:r>
+        <w:rPr>
           <w:b/>
           <w:lang w:val="hi_IN" w:bidi="hi_IN"/>
         </w:rPr>
@@ -21641,6 +24380,20 @@
       </w:r>
       <w:r>
         <w:rPr>
+          <w:lang w:val="hi_IN" w:bidi="hi_IN"/>
+        </w:rPr>
+        <w:t>נַחְלָ֖ה מַכָּתֶ֑⁠ךָ</w:t>
+      </w:r>
+    </w:p>
+    <w:p>
+      <w:pPr/>
+      <w:r>
+        <w:rPr>
+          <w:lang w:val="hi_IN" w:bidi="hi_IN"/>
+        </w:rPr>
+      </w:r>
+      <w:r>
+        <w:rPr>
           <w:b/>
           <w:lang w:val="hi_IN" w:bidi="hi_IN"/>
         </w:rPr>
@@ -21751,6 +24504,20 @@
       </w:r>
       <w:r>
         <w:rPr>
+          <w:lang w:val="hi_IN" w:bidi="hi_IN"/>
+        </w:rPr>
+        <w:t>שֹׁמְעֵ֣י שִׁמְעֲ⁠ךָ֗</w:t>
+      </w:r>
+    </w:p>
+    <w:p>
+      <w:pPr/>
+      <w:r>
+        <w:rPr>
+          <w:lang w:val="hi_IN" w:bidi="hi_IN"/>
+        </w:rPr>
+      </w:r>
+      <w:r>
+        <w:rPr>
           <w:b/>
           <w:lang w:val="hi_IN" w:bidi="hi_IN"/>
         </w:rPr>
@@ -21861,6 +24628,20 @@
       </w:r>
       <w:r>
         <w:rPr>
+          <w:lang w:val="hi_IN" w:bidi="hi_IN"/>
+        </w:rPr>
+        <w:t>תָּ֤קְעוּ כַף֙</w:t>
+      </w:r>
+    </w:p>
+    <w:p>
+      <w:pPr/>
+      <w:r>
+        <w:rPr>
+          <w:lang w:val="hi_IN" w:bidi="hi_IN"/>
+        </w:rPr>
+      </w:r>
+      <w:r>
+        <w:rPr>
           <w:b/>
           <w:lang w:val="hi_IN" w:bidi="hi_IN"/>
         </w:rPr>
@@ -21958,6 +24739,20 @@
       </w:r>
       <w:r>
         <w:rPr>
+          <w:lang w:val="hi_IN" w:bidi="hi_IN"/>
+        </w:rPr>
+        <w:t>כִּ֗י עַל־מִ֛י לֹֽא־עָבְרָ֥ה רָעָתְ⁠ךָ֖ תָּמִֽיד</w:t>
+      </w:r>
+    </w:p>
+    <w:p>
+      <w:pPr/>
+      <w:r>
+        <w:rPr>
+          <w:lang w:val="hi_IN" w:bidi="hi_IN"/>
+        </w:rPr>
+      </w:r>
+      <w:r>
+        <w:rPr>
           <w:b/>
           <w:lang w:val="hi_IN" w:bidi="hi_IN"/>
         </w:rPr>
@@ -22044,6 +24839,20 @@
         <w:rPr>
           <w:lang w:val="hi_IN" w:bidi="hi_IN"/>
         </w:rPr>
+      </w:r>
+    </w:p>
+    <w:p>
+      <w:pPr/>
+      <w:r>
+        <w:rPr>
+          <w:lang w:val="hi_IN" w:bidi="hi_IN"/>
+        </w:rPr>
+      </w:r>
+      <w:r>
+        <w:rPr>
+          <w:lang w:val="hi_IN" w:bidi="hi_IN"/>
+        </w:rPr>
+        <w:t>רָעָתְ⁠ךָ֖ תָּמִֽיד</w:t>
       </w:r>
     </w:p>
     <w:p>

--- a/hin/docx/34.content.docx
+++ b/hin/docx/34.content.docx
@@ -960,6 +960,20 @@
       </w:r>
       <w:r>
         <w:rPr>
+          <w:lang w:val="hi_IN" w:bidi="hi_IN"/>
+        </w:rPr>
+        <w:t>מַשָּׂ֖א</w:t>
+      </w:r>
+    </w:p>
+    <w:p>
+      <w:pPr/>
+      <w:r>
+        <w:rPr>
+          <w:lang w:val="hi_IN" w:bidi="hi_IN"/>
+        </w:rPr>
+      </w:r>
+      <w:r>
+        <w:rPr>
           <w:b/>
           <w:lang w:val="hi_IN" w:bidi="hi_IN"/>
         </w:rPr>
@@ -1056,6 +1070,20 @@
       </w:r>
       <w:r>
         <w:rPr>
+          <w:lang w:val="hi_IN" w:bidi="hi_IN"/>
+        </w:rPr>
+        <w:t>הָ⁠אֶלְקֹשִֽׁי</w:t>
+      </w:r>
+    </w:p>
+    <w:p>
+      <w:pPr/>
+      <w:r>
+        <w:rPr>
+          <w:lang w:val="hi_IN" w:bidi="hi_IN"/>
+        </w:rPr>
+      </w:r>
+      <w:r>
+        <w:rPr>
           <w:b/>
           <w:lang w:val="hi_IN" w:bidi="hi_IN"/>
         </w:rPr>
@@ -1166,6 +1194,20 @@
       </w:r>
       <w:r>
         <w:rPr>
+          <w:lang w:val="hi_IN" w:bidi="hi_IN"/>
+        </w:rPr>
+        <w:t>נֹקֵ֤ם &amp; לְ⁠צָרָ֔י⁠ו</w:t>
+      </w:r>
+    </w:p>
+    <w:p>
+      <w:pPr/>
+      <w:r>
+        <w:rPr>
+          <w:lang w:val="hi_IN" w:bidi="hi_IN"/>
+        </w:rPr>
+      </w:r>
+      <w:r>
+        <w:rPr>
           <w:b/>
           <w:lang w:val="hi_IN" w:bidi="hi_IN"/>
         </w:rPr>
@@ -1262,6 +1304,20 @@
       </w:r>
       <w:r>
         <w:rPr>
+          <w:lang w:val="hi_IN" w:bidi="hi_IN"/>
+        </w:rPr>
+        <w:t>אֵ֣ל קַנּ֤וֹא וְ⁠נֹקֵם֙ יְהוָ֔ה נֹקֵ֥ם יְהוָ֖ה וּ⁠בַ֣עַל חֵמָ֑ה</w:t>
+      </w:r>
+    </w:p>
+    <w:p>
+      <w:pPr/>
+      <w:r>
+        <w:rPr>
+          <w:lang w:val="hi_IN" w:bidi="hi_IN"/>
+        </w:rPr>
+      </w:r>
+      <w:r>
+        <w:rPr>
           <w:b/>
           <w:lang w:val="hi_IN" w:bidi="hi_IN"/>
         </w:rPr>
@@ -1345,6 +1401,20 @@
       </w:r>
       <w:r>
         <w:rPr>
+          <w:lang w:val="hi_IN" w:bidi="hi_IN"/>
+        </w:rPr>
+        <w:t>וּ⁠בַ֣עַל חֵמָ֑ה</w:t>
+      </w:r>
+    </w:p>
+    <w:p>
+      <w:pPr/>
+      <w:r>
+        <w:rPr>
+          <w:lang w:val="hi_IN" w:bidi="hi_IN"/>
+        </w:rPr>
+      </w:r>
+      <w:r>
+        <w:rPr>
           <w:b/>
           <w:lang w:val="hi_IN" w:bidi="hi_IN"/>
         </w:rPr>
@@ -1441,6 +1511,20 @@
       </w:r>
       <w:r>
         <w:rPr>
+          <w:lang w:val="hi_IN" w:bidi="hi_IN"/>
+        </w:rPr>
+        <w:t>נֹקֵ֤ם יְהוָה֙ לְ⁠צָרָ֔י⁠ו וְ⁠נוֹטֵ֥ר ה֖וּא לְ⁠אֹיְבָֽי⁠ו</w:t>
+      </w:r>
+    </w:p>
+    <w:p>
+      <w:pPr/>
+      <w:r>
+        <w:rPr>
+          <w:lang w:val="hi_IN" w:bidi="hi_IN"/>
+        </w:rPr>
+      </w:r>
+      <w:r>
+        <w:rPr>
           <w:b/>
           <w:lang w:val="hi_IN" w:bidi="hi_IN"/>
         </w:rPr>
@@ -1537,6 +1621,20 @@
       </w:r>
       <w:r>
         <w:rPr>
+          <w:lang w:val="hi_IN" w:bidi="hi_IN"/>
+        </w:rPr>
+        <w:t>וְ⁠נוֹטֵ֥ר ה֖וּא לְ⁠אֹיְבָֽי⁠ו</w:t>
+      </w:r>
+    </w:p>
+    <w:p>
+      <w:pPr/>
+      <w:r>
+        <w:rPr>
+          <w:lang w:val="hi_IN" w:bidi="hi_IN"/>
+        </w:rPr>
+      </w:r>
+      <w:r>
+        <w:rPr>
           <w:b/>
           <w:lang w:val="hi_IN" w:bidi="hi_IN"/>
         </w:rPr>
@@ -1633,6 +1731,20 @@
       </w:r>
       <w:r>
         <w:rPr>
+          <w:lang w:val="hi_IN" w:bidi="hi_IN"/>
+        </w:rPr>
+        <w:t>אֶ֤רֶךְ אַפַּ֨יִם֙</w:t>
+      </w:r>
+    </w:p>
+    <w:p>
+      <w:pPr/>
+      <w:r>
+        <w:rPr>
+          <w:lang w:val="hi_IN" w:bidi="hi_IN"/>
+        </w:rPr>
+      </w:r>
+      <w:r>
+        <w:rPr>
           <w:b/>
           <w:lang w:val="hi_IN" w:bidi="hi_IN"/>
         </w:rPr>
@@ -1729,6 +1841,20 @@
       </w:r>
       <w:r>
         <w:rPr>
+          <w:lang w:val="hi_IN" w:bidi="hi_IN"/>
+        </w:rPr>
+        <w:t>ו⁠גדול־כֹּ֔חַ</w:t>
+      </w:r>
+    </w:p>
+    <w:p>
+      <w:pPr/>
+      <w:r>
+        <w:rPr>
+          <w:lang w:val="hi_IN" w:bidi="hi_IN"/>
+        </w:rPr>
+      </w:r>
+      <w:r>
+        <w:rPr>
           <w:b/>
           <w:lang w:val="hi_IN" w:bidi="hi_IN"/>
         </w:rPr>
@@ -1825,6 +1951,20 @@
       </w:r>
       <w:r>
         <w:rPr>
+          <w:lang w:val="hi_IN" w:bidi="hi_IN"/>
+        </w:rPr>
+        <w:t>וְ⁠נַקֵּ֖ה לֹ֣א יְנַקֶּ֑ה</w:t>
+      </w:r>
+    </w:p>
+    <w:p>
+      <w:pPr/>
+      <w:r>
+        <w:rPr>
+          <w:lang w:val="hi_IN" w:bidi="hi_IN"/>
+        </w:rPr>
+      </w:r>
+      <w:r>
+        <w:rPr>
           <w:b/>
           <w:lang w:val="hi_IN" w:bidi="hi_IN"/>
         </w:rPr>
@@ -1921,6 +2061,20 @@
       </w:r>
       <w:r>
         <w:rPr>
+          <w:lang w:val="hi_IN" w:bidi="hi_IN"/>
+        </w:rPr>
+        <w:t>גּוֹעֵ֤ר</w:t>
+      </w:r>
+    </w:p>
+    <w:p>
+      <w:pPr/>
+      <w:r>
+        <w:rPr>
+          <w:lang w:val="hi_IN" w:bidi="hi_IN"/>
+        </w:rPr>
+      </w:r>
+      <w:r>
+        <w:rPr>
           <w:b/>
           <w:lang w:val="hi_IN" w:bidi="hi_IN"/>
         </w:rPr>
@@ -2017,6 +2171,20 @@
       </w:r>
       <w:r>
         <w:rPr>
+          <w:lang w:val="hi_IN" w:bidi="hi_IN"/>
+        </w:rPr>
+        <w:t>אֻמְלַ֤ל בָּשָׁן֙</w:t>
+      </w:r>
+    </w:p>
+    <w:p>
+      <w:pPr/>
+      <w:r>
+        <w:rPr>
+          <w:lang w:val="hi_IN" w:bidi="hi_IN"/>
+        </w:rPr>
+      </w:r>
+      <w:r>
+        <w:rPr>
           <w:b/>
           <w:lang w:val="hi_IN" w:bidi="hi_IN"/>
         </w:rPr>
@@ -2113,6 +2281,20 @@
       </w:r>
       <w:r>
         <w:rPr>
+          <w:lang w:val="hi_IN" w:bidi="hi_IN"/>
+        </w:rPr>
+        <w:t>וְ⁠כַרְמֶ֔ל</w:t>
+      </w:r>
+    </w:p>
+    <w:p>
+      <w:pPr/>
+      <w:r>
+        <w:rPr>
+          <w:lang w:val="hi_IN" w:bidi="hi_IN"/>
+        </w:rPr>
+      </w:r>
+      <w:r>
+        <w:rPr>
           <w:b/>
           <w:lang w:val="hi_IN" w:bidi="hi_IN"/>
         </w:rPr>
@@ -2203,6 +2385,20 @@
       </w:r>
       <w:r>
         <w:rPr>
+          <w:lang w:val="hi_IN" w:bidi="hi_IN"/>
+        </w:rPr>
+        <w:t>וְ⁠כַרְמֶ֔ל</w:t>
+      </w:r>
+    </w:p>
+    <w:p>
+      <w:pPr/>
+      <w:r>
+        <w:rPr>
+          <w:lang w:val="hi_IN" w:bidi="hi_IN"/>
+        </w:rPr>
+      </w:r>
+      <w:r>
+        <w:rPr>
           <w:b/>
           <w:lang w:val="hi_IN" w:bidi="hi_IN"/>
         </w:rPr>
@@ -2298,6 +2494,20 @@
       </w:r>
       <w:r>
         <w:rPr>
+          <w:lang w:val="hi_IN" w:bidi="hi_IN"/>
+        </w:rPr>
+        <w:t>וְ⁠הַ⁠גְּבָע֖וֹת הִתְמֹגָ֑גוּ</w:t>
+      </w:r>
+    </w:p>
+    <w:p>
+      <w:pPr/>
+      <w:r>
+        <w:rPr>
+          <w:lang w:val="hi_IN" w:bidi="hi_IN"/>
+        </w:rPr>
+      </w:r>
+      <w:r>
+        <w:rPr>
           <w:b/>
           <w:lang w:val="hi_IN" w:bidi="hi_IN"/>
         </w:rPr>
@@ -2381,6 +2591,20 @@
       </w:r>
       <w:r>
         <w:rPr>
+          <w:lang w:val="hi_IN" w:bidi="hi_IN"/>
+        </w:rPr>
+        <w:t>יֹ֥שְׁבֵי בָֽ⁠הּ</w:t>
+      </w:r>
+    </w:p>
+    <w:p>
+      <w:pPr/>
+      <w:r>
+        <w:rPr>
+          <w:lang w:val="hi_IN" w:bidi="hi_IN"/>
+        </w:rPr>
+      </w:r>
+      <w:r>
+        <w:rPr>
           <w:b/>
           <w:lang w:val="hi_IN" w:bidi="hi_IN"/>
         </w:rPr>
@@ -2477,6 +2701,20 @@
       </w:r>
       <w:r>
         <w:rPr>
+          <w:lang w:val="hi_IN" w:bidi="hi_IN"/>
+        </w:rPr>
+        <w:t>לִ⁠פְנֵ֤י זַעְמ⁠וֹ֙ מִ֣י יַֽעֲמ֔וֹד וּ⁠מִ֥י יָק֖וּם בַּ⁠חֲר֣וֹן אַפּ֑⁠וֹ</w:t>
+      </w:r>
+    </w:p>
+    <w:p>
+      <w:pPr/>
+      <w:r>
+        <w:rPr>
+          <w:lang w:val="hi_IN" w:bidi="hi_IN"/>
+        </w:rPr>
+      </w:r>
+      <w:r>
+        <w:rPr>
           <w:b/>
           <w:lang w:val="hi_IN" w:bidi="hi_IN"/>
         </w:rPr>
@@ -2573,6 +2811,20 @@
       </w:r>
       <w:r>
         <w:rPr>
+          <w:lang w:val="hi_IN" w:bidi="hi_IN"/>
+        </w:rPr>
+        <w:t>לִ⁠פְנֵ֤י</w:t>
+      </w:r>
+    </w:p>
+    <w:p>
+      <w:pPr/>
+      <w:r>
+        <w:rPr>
+          <w:lang w:val="hi_IN" w:bidi="hi_IN"/>
+        </w:rPr>
+      </w:r>
+      <w:r>
+        <w:rPr>
           <w:b/>
           <w:lang w:val="hi_IN" w:bidi="hi_IN"/>
         </w:rPr>
@@ -2669,6 +2921,20 @@
       </w:r>
       <w:r>
         <w:rPr>
+          <w:lang w:val="hi_IN" w:bidi="hi_IN"/>
+        </w:rPr>
+        <w:t>בַּ⁠חֲר֣וֹן אַפּ֑⁠וֹ</w:t>
+      </w:r>
+    </w:p>
+    <w:p>
+      <w:pPr/>
+      <w:r>
+        <w:rPr>
+          <w:lang w:val="hi_IN" w:bidi="hi_IN"/>
+        </w:rPr>
+      </w:r>
+      <w:r>
+        <w:rPr>
           <w:b/>
           <w:lang w:val="hi_IN" w:bidi="hi_IN"/>
         </w:rPr>
@@ -2765,6 +3031,20 @@
       </w:r>
       <w:r>
         <w:rPr>
+          <w:lang w:val="hi_IN" w:bidi="hi_IN"/>
+        </w:rPr>
+        <w:t>לִ⁠פְנֵ֤י זַעְמ⁠וֹ֙ &amp; חֲמָת⁠וֹ֙ נִתְּכָ֣ה כָ⁠אֵ֔שׁ</w:t>
+      </w:r>
+    </w:p>
+    <w:p>
+      <w:pPr/>
+      <w:r>
+        <w:rPr>
+          <w:lang w:val="hi_IN" w:bidi="hi_IN"/>
+        </w:rPr>
+      </w:r>
+      <w:r>
+        <w:rPr>
           <w:b/>
           <w:lang w:val="hi_IN" w:bidi="hi_IN"/>
         </w:rPr>
@@ -2887,6 +3167,20 @@
       </w:r>
       <w:r>
         <w:rPr>
+          <w:lang w:val="hi_IN" w:bidi="hi_IN"/>
+        </w:rPr>
+        <w:t>לִ⁠פְנֵ֤י זַעְמ⁠וֹ֙ מִ֣י יַֽעֲמ֔וֹד</w:t>
+      </w:r>
+    </w:p>
+    <w:p>
+      <w:pPr/>
+      <w:r>
+        <w:rPr>
+          <w:lang w:val="hi_IN" w:bidi="hi_IN"/>
+        </w:rPr>
+      </w:r>
+      <w:r>
+        <w:rPr>
           <w:b/>
           <w:lang w:val="hi_IN" w:bidi="hi_IN"/>
         </w:rPr>
@@ -2970,6 +3264,20 @@
       </w:r>
       <w:r>
         <w:rPr>
+          <w:lang w:val="hi_IN" w:bidi="hi_IN"/>
+        </w:rPr>
+        <w:t>וּ⁠מִ֥י יָק֖וּם בַּ⁠חֲר֣וֹן אַפּ֑⁠וֹ</w:t>
+      </w:r>
+    </w:p>
+    <w:p>
+      <w:pPr/>
+      <w:r>
+        <w:rPr>
+          <w:lang w:val="hi_IN" w:bidi="hi_IN"/>
+        </w:rPr>
+      </w:r>
+      <w:r>
+        <w:rPr>
           <w:b/>
           <w:lang w:val="hi_IN" w:bidi="hi_IN"/>
         </w:rPr>
@@ -3053,6 +3361,20 @@
       </w:r>
       <w:r>
         <w:rPr>
+          <w:lang w:val="hi_IN" w:bidi="hi_IN"/>
+        </w:rPr>
+        <w:t>לְ⁠מָע֖וֹז</w:t>
+      </w:r>
+    </w:p>
+    <w:p>
+      <w:pPr/>
+      <w:r>
+        <w:rPr>
+          <w:lang w:val="hi_IN" w:bidi="hi_IN"/>
+        </w:rPr>
+      </w:r>
+      <w:r>
+        <w:rPr>
           <w:b/>
           <w:lang w:val="hi_IN" w:bidi="hi_IN"/>
         </w:rPr>
@@ -3136,6 +3458,20 @@
       </w:r>
       <w:r>
         <w:rPr>
+          <w:lang w:val="hi_IN" w:bidi="hi_IN"/>
+        </w:rPr>
+        <w:t>בְּ⁠י֣וֹם צָרָ֑ה</w:t>
+      </w:r>
+    </w:p>
+    <w:p>
+      <w:pPr/>
+      <w:r>
+        <w:rPr>
+          <w:lang w:val="hi_IN" w:bidi="hi_IN"/>
+        </w:rPr>
+      </w:r>
+      <w:r>
+        <w:rPr>
           <w:b/>
           <w:lang w:val="hi_IN" w:bidi="hi_IN"/>
         </w:rPr>
@@ -3245,6 +3581,20 @@
       </w:r>
       <w:r>
         <w:rPr>
+          <w:lang w:val="hi_IN" w:bidi="hi_IN"/>
+        </w:rPr>
+        <w:t>חֹ֥סֵי בֽ⁠וֹ</w:t>
+      </w:r>
+    </w:p>
+    <w:p>
+      <w:pPr/>
+      <w:r>
+        <w:rPr>
+          <w:lang w:val="hi_IN" w:bidi="hi_IN"/>
+        </w:rPr>
+      </w:r>
+      <w:r>
+        <w:rPr>
           <w:b/>
           <w:lang w:val="hi_IN" w:bidi="hi_IN"/>
         </w:rPr>
@@ -3341,6 +3691,20 @@
       </w:r>
       <w:r>
         <w:rPr>
+          <w:lang w:val="hi_IN" w:bidi="hi_IN"/>
+        </w:rPr>
+        <w:t>מְקוֹמָ֑⁠הּ</w:t>
+      </w:r>
+    </w:p>
+    <w:p>
+      <w:pPr/>
+      <w:r>
+        <w:rPr>
+          <w:lang w:val="hi_IN" w:bidi="hi_IN"/>
+        </w:rPr>
+      </w:r>
+      <w:r>
+        <w:rPr>
           <w:b/>
           <w:lang w:val="hi_IN" w:bidi="hi_IN"/>
         </w:rPr>
@@ -3437,6 +3801,20 @@
       </w:r>
       <w:r>
         <w:rPr>
+          <w:lang w:val="hi_IN" w:bidi="hi_IN"/>
+        </w:rPr>
+        <w:t>וְ⁠אֹיְבָ֖י⁠ו יְרַדֶּף־חֹֽשֶׁךְ</w:t>
+      </w:r>
+    </w:p>
+    <w:p>
+      <w:pPr/>
+      <w:r>
+        <w:rPr>
+          <w:lang w:val="hi_IN" w:bidi="hi_IN"/>
+        </w:rPr>
+      </w:r>
+      <w:r>
+        <w:rPr>
           <w:b/>
           <w:lang w:val="hi_IN" w:bidi="hi_IN"/>
         </w:rPr>
@@ -3533,6 +3911,20 @@
       </w:r>
       <w:r>
         <w:rPr>
+          <w:lang w:val="hi_IN" w:bidi="hi_IN"/>
+        </w:rPr>
+        <w:t>מַה־תְּחַשְּׁבוּ⁠ן֙ אֶל־יְהוָ֔ה</w:t>
+      </w:r>
+    </w:p>
+    <w:p>
+      <w:pPr/>
+      <w:r>
+        <w:rPr>
+          <w:lang w:val="hi_IN" w:bidi="hi_IN"/>
+        </w:rPr>
+      </w:r>
+      <w:r>
+        <w:rPr>
           <w:b/>
           <w:lang w:val="hi_IN" w:bidi="hi_IN"/>
         </w:rPr>
@@ -3616,6 +4008,20 @@
       </w:r>
       <w:r>
         <w:rPr>
+          <w:lang w:val="hi_IN" w:bidi="hi_IN"/>
+        </w:rPr>
+        <w:t>תְּחַשְּׁבוּ⁠ן֙</w:t>
+      </w:r>
+    </w:p>
+    <w:p>
+      <w:pPr/>
+      <w:r>
+        <w:rPr>
+          <w:lang w:val="hi_IN" w:bidi="hi_IN"/>
+        </w:rPr>
+      </w:r>
+      <w:r>
+        <w:rPr>
           <w:b/>
           <w:lang w:val="hi_IN" w:bidi="hi_IN"/>
         </w:rPr>
@@ -3724,6 +4130,20 @@
       </w:r>
       <w:r>
         <w:rPr>
+          <w:lang w:val="hi_IN" w:bidi="hi_IN"/>
+        </w:rPr>
+        <w:t>תְּחַשְּׁבוּ⁠ן֙</w:t>
+      </w:r>
+    </w:p>
+    <w:p>
+      <w:pPr/>
+      <w:r>
+        <w:rPr>
+          <w:lang w:val="hi_IN" w:bidi="hi_IN"/>
+        </w:rPr>
+      </w:r>
+      <w:r>
+        <w:rPr>
           <w:b/>
           <w:lang w:val="hi_IN" w:bidi="hi_IN"/>
         </w:rPr>
@@ -3832,6 +4252,20 @@
       </w:r>
       <w:r>
         <w:rPr>
+          <w:lang w:val="hi_IN" w:bidi="hi_IN"/>
+        </w:rPr>
+        <w:t>צָרָֽה</w:t>
+      </w:r>
+    </w:p>
+    <w:p>
+      <w:pPr/>
+      <w:r>
+        <w:rPr>
+          <w:lang w:val="hi_IN" w:bidi="hi_IN"/>
+        </w:rPr>
+      </w:r>
+      <w:r>
+        <w:rPr>
           <w:b/>
           <w:lang w:val="hi_IN" w:bidi="hi_IN"/>
         </w:rPr>
@@ -3928,6 +4362,20 @@
       </w:r>
       <w:r>
         <w:rPr>
+          <w:lang w:val="hi_IN" w:bidi="hi_IN"/>
+        </w:rPr>
+        <w:t>לֹֽא־תָק֥וּם</w:t>
+      </w:r>
+    </w:p>
+    <w:p>
+      <w:pPr/>
+      <w:r>
+        <w:rPr>
+          <w:lang w:val="hi_IN" w:bidi="hi_IN"/>
+        </w:rPr>
+      </w:r>
+      <w:r>
+        <w:rPr>
           <w:b/>
           <w:lang w:val="hi_IN" w:bidi="hi_IN"/>
         </w:rPr>
@@ -4037,6 +4485,20 @@
       </w:r>
       <w:r>
         <w:rPr>
+          <w:lang w:val="hi_IN" w:bidi="hi_IN"/>
+        </w:rPr>
+        <w:t>עַד־סִירִ֣ים סְבֻכִ֔ים וּ⁠כְ⁠סָבְאָ֖⁠ם סְבוּאִ֑ים אֻ֨כְּל֔וּ</w:t>
+      </w:r>
+    </w:p>
+    <w:p>
+      <w:pPr/>
+      <w:r>
+        <w:rPr>
+          <w:lang w:val="hi_IN" w:bidi="hi_IN"/>
+        </w:rPr>
+      </w:r>
+      <w:r>
+        <w:rPr>
           <w:b/>
           <w:lang w:val="hi_IN" w:bidi="hi_IN"/>
         </w:rPr>
@@ -4120,6 +4582,20 @@
       </w:r>
       <w:r>
         <w:rPr>
+          <w:lang w:val="hi_IN" w:bidi="hi_IN"/>
+        </w:rPr>
+        <w:t>וּ⁠כְ⁠סָבְאָ֖⁠ם &amp; אֻ֨כְּל֔וּ</w:t>
+      </w:r>
+    </w:p>
+    <w:p>
+      <w:pPr/>
+      <w:r>
+        <w:rPr>
+          <w:lang w:val="hi_IN" w:bidi="hi_IN"/>
+        </w:rPr>
+      </w:r>
+      <w:r>
+        <w:rPr>
           <w:b/>
           <w:lang w:val="hi_IN" w:bidi="hi_IN"/>
         </w:rPr>
@@ -4229,6 +4705,20 @@
       </w:r>
       <w:r>
         <w:rPr>
+          <w:lang w:val="hi_IN" w:bidi="hi_IN"/>
+        </w:rPr>
+        <w:t>אֻ֨כְּל֔וּ</w:t>
+      </w:r>
+    </w:p>
+    <w:p>
+      <w:pPr/>
+      <w:r>
+        <w:rPr>
+          <w:lang w:val="hi_IN" w:bidi="hi_IN"/>
+        </w:rPr>
+      </w:r>
+      <w:r>
+        <w:rPr>
           <w:b/>
           <w:lang w:val="hi_IN" w:bidi="hi_IN"/>
         </w:rPr>
@@ -4312,6 +4802,20 @@
       </w:r>
       <w:r>
         <w:rPr>
+          <w:lang w:val="hi_IN" w:bidi="hi_IN"/>
+        </w:rPr>
+        <w:t>מִמֵּ֣⁠ךְ</w:t>
+      </w:r>
+    </w:p>
+    <w:p>
+      <w:pPr/>
+      <w:r>
+        <w:rPr>
+          <w:lang w:val="hi_IN" w:bidi="hi_IN"/>
+        </w:rPr>
+      </w:r>
+      <w:r>
+        <w:rPr>
           <w:b/>
           <w:lang w:val="hi_IN" w:bidi="hi_IN"/>
         </w:rPr>
@@ -4408,6 +4912,20 @@
       </w:r>
       <w:r>
         <w:rPr>
+          <w:lang w:val="hi_IN" w:bidi="hi_IN"/>
+        </w:rPr>
+        <w:t>מִמֵּ֣⁠ךְ</w:t>
+      </w:r>
+    </w:p>
+    <w:p>
+      <w:pPr/>
+      <w:r>
+        <w:rPr>
+          <w:lang w:val="hi_IN" w:bidi="hi_IN"/>
+        </w:rPr>
+      </w:r>
+      <w:r>
+        <w:rPr>
           <w:b/>
           <w:lang w:val="hi_IN" w:bidi="hi_IN"/>
         </w:rPr>
@@ -4504,6 +5022,20 @@
       </w:r>
       <w:r>
         <w:rPr>
+          <w:lang w:val="hi_IN" w:bidi="hi_IN"/>
+        </w:rPr>
+        <w:t>מִמֵּ֣⁠ךְ יָצָ֔א</w:t>
+      </w:r>
+    </w:p>
+    <w:p>
+      <w:pPr/>
+      <w:r>
+        <w:rPr>
+          <w:lang w:val="hi_IN" w:bidi="hi_IN"/>
+        </w:rPr>
+      </w:r>
+      <w:r>
+        <w:rPr>
           <w:b/>
           <w:lang w:val="hi_IN" w:bidi="hi_IN"/>
         </w:rPr>
@@ -4587,6 +5119,20 @@
       </w:r>
       <w:r>
         <w:rPr>
+          <w:lang w:val="hi_IN" w:bidi="hi_IN"/>
+        </w:rPr>
+        <w:t>חֹשֵׁ֥ב &amp; רָעָ֑ה יֹעֵ֖ץ בְּלִיָּֽעַל</w:t>
+      </w:r>
+    </w:p>
+    <w:p>
+      <w:pPr/>
+      <w:r>
+        <w:rPr>
+          <w:lang w:val="hi_IN" w:bidi="hi_IN"/>
+        </w:rPr>
+      </w:r>
+      <w:r>
+        <w:rPr>
           <w:b/>
           <w:lang w:val="hi_IN" w:bidi="hi_IN"/>
         </w:rPr>
@@ -4683,6 +5229,20 @@
       </w:r>
       <w:r>
         <w:rPr>
+          <w:lang w:val="hi_IN" w:bidi="hi_IN"/>
+        </w:rPr>
+        <w:t>חֹשֵׁ֥ב &amp; רָעָ֑ה יֹעֵ֖ץ בְּלִיָּֽעַל</w:t>
+      </w:r>
+    </w:p>
+    <w:p>
+      <w:pPr/>
+      <w:r>
+        <w:rPr>
+          <w:lang w:val="hi_IN" w:bidi="hi_IN"/>
+        </w:rPr>
+      </w:r>
+      <w:r>
+        <w:rPr>
           <w:b/>
           <w:lang w:val="hi_IN" w:bidi="hi_IN"/>
         </w:rPr>
@@ -4805,6 +5365,20 @@
       </w:r>
       <w:r>
         <w:rPr>
+          <w:lang w:val="hi_IN" w:bidi="hi_IN"/>
+        </w:rPr>
+        <w:t>שְׁלֵמִים֙</w:t>
+      </w:r>
+    </w:p>
+    <w:p>
+      <w:pPr/>
+      <w:r>
+        <w:rPr>
+          <w:lang w:val="hi_IN" w:bidi="hi_IN"/>
+        </w:rPr>
+      </w:r>
+      <w:r>
+        <w:rPr>
           <w:b/>
           <w:lang w:val="hi_IN" w:bidi="hi_IN"/>
         </w:rPr>
@@ -4901,6 +5475,20 @@
       </w:r>
       <w:r>
         <w:rPr>
+          <w:lang w:val="hi_IN" w:bidi="hi_IN"/>
+        </w:rPr>
+        <w:t>שְׁלֵמִים֙</w:t>
+      </w:r>
+    </w:p>
+    <w:p>
+      <w:pPr/>
+      <w:r>
+        <w:rPr>
+          <w:lang w:val="hi_IN" w:bidi="hi_IN"/>
+        </w:rPr>
+      </w:r>
+      <w:r>
+        <w:rPr>
           <w:b/>
           <w:lang w:val="hi_IN" w:bidi="hi_IN"/>
         </w:rPr>
@@ -4997,6 +5585,20 @@
       </w:r>
       <w:r>
         <w:rPr>
+          <w:lang w:val="hi_IN" w:bidi="hi_IN"/>
+        </w:rPr>
+        <w:t>נָגֹ֖זּוּ וְ⁠עָבָ֑ר</w:t>
+      </w:r>
+    </w:p>
+    <w:p>
+      <w:pPr/>
+      <w:r>
+        <w:rPr>
+          <w:lang w:val="hi_IN" w:bidi="hi_IN"/>
+        </w:rPr>
+      </w:r>
+      <w:r>
+        <w:rPr>
           <w:b/>
           <w:lang w:val="hi_IN" w:bidi="hi_IN"/>
         </w:rPr>
@@ -5080,6 +5682,20 @@
       </w:r>
       <w:r>
         <w:rPr>
+          <w:lang w:val="hi_IN" w:bidi="hi_IN"/>
+        </w:rPr>
+        <w:t>נָגֹ֖זּוּ</w:t>
+      </w:r>
+    </w:p>
+    <w:p>
+      <w:pPr/>
+      <w:r>
+        <w:rPr>
+          <w:lang w:val="hi_IN" w:bidi="hi_IN"/>
+        </w:rPr>
+      </w:r>
+      <w:r>
+        <w:rPr>
           <w:b/>
           <w:lang w:val="hi_IN" w:bidi="hi_IN"/>
         </w:rPr>
@@ -5176,6 +5792,20 @@
       </w:r>
       <w:r>
         <w:rPr>
+          <w:lang w:val="hi_IN" w:bidi="hi_IN"/>
+        </w:rPr>
+        <w:t>נָגֹ֖זּוּ</w:t>
+      </w:r>
+    </w:p>
+    <w:p>
+      <w:pPr/>
+      <w:r>
+        <w:rPr>
+          <w:lang w:val="hi_IN" w:bidi="hi_IN"/>
+        </w:rPr>
+      </w:r>
+      <w:r>
+        <w:rPr>
           <w:b/>
           <w:lang w:val="hi_IN" w:bidi="hi_IN"/>
         </w:rPr>
@@ -5259,6 +5889,20 @@
       </w:r>
       <w:r>
         <w:rPr>
+          <w:lang w:val="hi_IN" w:bidi="hi_IN"/>
+        </w:rPr>
+        <w:t>וְ⁠עָבָ֑ר</w:t>
+      </w:r>
+    </w:p>
+    <w:p>
+      <w:pPr/>
+      <w:r>
+        <w:rPr>
+          <w:lang w:val="hi_IN" w:bidi="hi_IN"/>
+        </w:rPr>
+      </w:r>
+      <w:r>
+        <w:rPr>
           <w:b/>
           <w:lang w:val="hi_IN" w:bidi="hi_IN"/>
         </w:rPr>
@@ -5357,6 +6001,20 @@
         <w:rPr>
           <w:lang w:val="hi_IN" w:bidi="hi_IN"/>
         </w:rPr>
+      </w:r>
+    </w:p>
+    <w:p>
+      <w:pPr/>
+      <w:r>
+        <w:rPr>
+          <w:lang w:val="hi_IN" w:bidi="hi_IN"/>
+        </w:rPr>
+      </w:r>
+      <w:r>
+        <w:rPr>
+          <w:lang w:val="hi_IN" w:bidi="hi_IN"/>
+        </w:rPr>
+        <w:t>וְ⁠עִ֨נִּתִ֔⁠ךְ</w:t>
       </w:r>
     </w:p>
     <w:p>
@@ -5564,6 +6222,20 @@
       </w:r>
       <w:r>
         <w:rPr>
+          <w:lang w:val="hi_IN" w:bidi="hi_IN"/>
+        </w:rPr>
+        <w:t>מֹטֵ֖⁠הוּ</w:t>
+      </w:r>
+    </w:p>
+    <w:p>
+      <w:pPr/>
+      <w:r>
+        <w:rPr>
+          <w:lang w:val="hi_IN" w:bidi="hi_IN"/>
+        </w:rPr>
+      </w:r>
+      <w:r>
+        <w:rPr>
           <w:b/>
           <w:lang w:val="hi_IN" w:bidi="hi_IN"/>
         </w:rPr>
@@ -5685,6 +6357,20 @@
       </w:r>
       <w:r>
         <w:rPr>
+          <w:lang w:val="hi_IN" w:bidi="hi_IN"/>
+        </w:rPr>
+        <w:t>מֹטֵ֖⁠הוּ</w:t>
+      </w:r>
+    </w:p>
+    <w:p>
+      <w:pPr/>
+      <w:r>
+        <w:rPr>
+          <w:lang w:val="hi_IN" w:bidi="hi_IN"/>
+        </w:rPr>
+      </w:r>
+      <w:r>
+        <w:rPr>
           <w:b/>
           <w:lang w:val="hi_IN" w:bidi="hi_IN"/>
         </w:rPr>
@@ -5781,6 +6467,20 @@
       </w:r>
       <w:r>
         <w:rPr>
+          <w:lang w:val="hi_IN" w:bidi="hi_IN"/>
+        </w:rPr>
+        <w:t>מֵֽ⁠עָלָ֑יִ⁠ךְ וּ⁠מוֹסְרֹתַ֖יִ⁠ךְ</w:t>
+      </w:r>
+    </w:p>
+    <w:p>
+      <w:pPr/>
+      <w:r>
+        <w:rPr>
+          <w:lang w:val="hi_IN" w:bidi="hi_IN"/>
+        </w:rPr>
+      </w:r>
+      <w:r>
+        <w:rPr>
           <w:b/>
           <w:lang w:val="hi_IN" w:bidi="hi_IN"/>
         </w:rPr>
@@ -5890,6 +6590,20 @@
       </w:r>
       <w:r>
         <w:rPr>
+          <w:lang w:val="hi_IN" w:bidi="hi_IN"/>
+        </w:rPr>
+        <w:t>וּ⁠מוֹסְרֹתַ֖יִ⁠ךְ אֲנַתֵּֽק</w:t>
+      </w:r>
+    </w:p>
+    <w:p>
+      <w:pPr/>
+      <w:r>
+        <w:rPr>
+          <w:lang w:val="hi_IN" w:bidi="hi_IN"/>
+        </w:rPr>
+      </w:r>
+      <w:r>
+        <w:rPr>
           <w:b/>
           <w:lang w:val="hi_IN" w:bidi="hi_IN"/>
         </w:rPr>
@@ -5986,6 +6700,20 @@
       </w:r>
       <w:r>
         <w:rPr>
+          <w:lang w:val="hi_IN" w:bidi="hi_IN"/>
+        </w:rPr>
+        <w:t>עָלֶ֨י⁠ךָ֙</w:t>
+      </w:r>
+    </w:p>
+    <w:p>
+      <w:pPr/>
+      <w:r>
+        <w:rPr>
+          <w:lang w:val="hi_IN" w:bidi="hi_IN"/>
+        </w:rPr>
+      </w:r>
+      <w:r>
+        <w:rPr>
           <w:b/>
           <w:lang w:val="hi_IN" w:bidi="hi_IN"/>
         </w:rPr>
@@ -6082,6 +6810,20 @@
       </w:r>
       <w:r>
         <w:rPr>
+          <w:lang w:val="hi_IN" w:bidi="hi_IN"/>
+        </w:rPr>
+        <w:t>לֹֽא־יִזָּרַ֥ע מִ⁠שִּׁמְ⁠ךָ֖</w:t>
+      </w:r>
+    </w:p>
+    <w:p>
+      <w:pPr/>
+      <w:r>
+        <w:rPr>
+          <w:lang w:val="hi_IN" w:bidi="hi_IN"/>
+        </w:rPr>
+      </w:r>
+      <w:r>
+        <w:rPr>
           <w:b/>
           <w:lang w:val="hi_IN" w:bidi="hi_IN"/>
         </w:rPr>
@@ -6178,6 +6920,20 @@
       </w:r>
       <w:r>
         <w:rPr>
+          <w:lang w:val="hi_IN" w:bidi="hi_IN"/>
+        </w:rPr>
+        <w:t>אַכְרִ֨ית</w:t>
+      </w:r>
+    </w:p>
+    <w:p>
+      <w:pPr/>
+      <w:r>
+        <w:rPr>
+          <w:lang w:val="hi_IN" w:bidi="hi_IN"/>
+        </w:rPr>
+      </w:r>
+      <w:r>
+        <w:rPr>
           <w:b/>
           <w:lang w:val="hi_IN" w:bidi="hi_IN"/>
         </w:rPr>
@@ -6274,6 +7030,20 @@
       </w:r>
       <w:r>
         <w:rPr>
+          <w:lang w:val="hi_IN" w:bidi="hi_IN"/>
+        </w:rPr>
+        <w:t>הִנֵּ֨ה</w:t>
+      </w:r>
+    </w:p>
+    <w:p>
+      <w:pPr/>
+      <w:r>
+        <w:rPr>
+          <w:lang w:val="hi_IN" w:bidi="hi_IN"/>
+        </w:rPr>
+      </w:r>
+      <w:r>
+        <w:rPr>
           <w:b/>
           <w:lang w:val="hi_IN" w:bidi="hi_IN"/>
         </w:rPr>
@@ -6370,6 +7140,20 @@
       </w:r>
       <w:r>
         <w:rPr>
+          <w:lang w:val="hi_IN" w:bidi="hi_IN"/>
+        </w:rPr>
+        <w:t>רַגְלֵ֤י מְבַשֵּׂר֙</w:t>
+      </w:r>
+    </w:p>
+    <w:p>
+      <w:pPr/>
+      <w:r>
+        <w:rPr>
+          <w:lang w:val="hi_IN" w:bidi="hi_IN"/>
+        </w:rPr>
+      </w:r>
+      <w:r>
+        <w:rPr>
           <w:b/>
           <w:lang w:val="hi_IN" w:bidi="hi_IN"/>
         </w:rPr>
@@ -6466,6 +7250,20 @@
       </w:r>
       <w:r>
         <w:rPr>
+          <w:lang w:val="hi_IN" w:bidi="hi_IN"/>
+        </w:rPr>
+        <w:t>חָגִּ֧י &amp; חַגַּ֖יִ⁠ךְ</w:t>
+      </w:r>
+    </w:p>
+    <w:p>
+      <w:pPr/>
+      <w:r>
+        <w:rPr>
+          <w:lang w:val="hi_IN" w:bidi="hi_IN"/>
+        </w:rPr>
+      </w:r>
+      <w:r>
+        <w:rPr>
           <w:b/>
           <w:lang w:val="hi_IN" w:bidi="hi_IN"/>
         </w:rPr>
@@ -6576,6 +7374,20 @@
       </w:r>
       <w:r>
         <w:rPr>
+          <w:lang w:val="hi_IN" w:bidi="hi_IN"/>
+        </w:rPr>
+        <w:t>יְהוּדָ֛ה</w:t>
+      </w:r>
+    </w:p>
+    <w:p>
+      <w:pPr/>
+      <w:r>
+        <w:rPr>
+          <w:lang w:val="hi_IN" w:bidi="hi_IN"/>
+        </w:rPr>
+      </w:r>
+      <w:r>
+        <w:rPr>
           <w:b/>
           <w:lang w:val="hi_IN" w:bidi="hi_IN"/>
         </w:rPr>
@@ -6672,6 +7484,20 @@
       </w:r>
       <w:r>
         <w:rPr>
+          <w:lang w:val="hi_IN" w:bidi="hi_IN"/>
+        </w:rPr>
+        <w:t>בְּלִיַּ֖עַל</w:t>
+      </w:r>
+    </w:p>
+    <w:p>
+      <w:pPr/>
+      <w:r>
+        <w:rPr>
+          <w:lang w:val="hi_IN" w:bidi="hi_IN"/>
+        </w:rPr>
+      </w:r>
+      <w:r>
+        <w:rPr>
           <w:b/>
           <w:lang w:val="hi_IN" w:bidi="hi_IN"/>
         </w:rPr>
@@ -6762,6 +7588,20 @@
       </w:r>
       <w:r>
         <w:rPr>
+          <w:lang w:val="hi_IN" w:bidi="hi_IN"/>
+        </w:rPr>
+        <w:t>כֻּלֹּ֥⁠ה נִכְרָֽת</w:t>
+      </w:r>
+    </w:p>
+    <w:p>
+      <w:pPr/>
+      <w:r>
+        <w:rPr>
+          <w:lang w:val="hi_IN" w:bidi="hi_IN"/>
+        </w:rPr>
+      </w:r>
+      <w:r>
+        <w:rPr>
           <w:b/>
           <w:lang w:val="hi_IN" w:bidi="hi_IN"/>
         </w:rPr>
@@ -6871,6 +7711,20 @@
       </w:r>
       <w:r>
         <w:rPr>
+          <w:lang w:val="hi_IN" w:bidi="hi_IN"/>
+        </w:rPr>
+        <w:t>כֻּלֹּ֥⁠ה נִכְרָֽת</w:t>
+      </w:r>
+    </w:p>
+    <w:p>
+      <w:pPr/>
+      <w:r>
+        <w:rPr>
+          <w:lang w:val="hi_IN" w:bidi="hi_IN"/>
+        </w:rPr>
+      </w:r>
+      <w:r>
+        <w:rPr>
           <w:b/>
           <w:lang w:val="hi_IN" w:bidi="hi_IN"/>
         </w:rPr>
@@ -6943,6 +7797,20 @@
         <w:rPr>
           <w:lang w:val="hi_IN" w:bidi="hi_IN"/>
         </w:rPr>
+      </w:r>
+    </w:p>
+    <w:p>
+      <w:pPr/>
+      <w:r>
+        <w:rPr>
+          <w:lang w:val="hi_IN" w:bidi="hi_IN"/>
+        </w:rPr>
+      </w:r>
+      <w:r>
+        <w:rPr>
+          <w:lang w:val="hi_IN" w:bidi="hi_IN"/>
+        </w:rPr>
+        <w:t>כֻּלֹּ֥⁠ה נִכְרָֽת</w:t>
       </w:r>
     </w:p>
     <w:p>
@@ -7273,6 +8141,20 @@
       </w:r>
       <w:r>
         <w:rPr>
+          <w:lang w:val="hi_IN" w:bidi="hi_IN"/>
+        </w:rPr>
+        <w:t>עָלָ֥ה מֵפִ֛יץ עַל־פָּנַ֖יִ⁠ךְ</w:t>
+      </w:r>
+    </w:p>
+    <w:p>
+      <w:pPr/>
+      <w:r>
+        <w:rPr>
+          <w:lang w:val="hi_IN" w:bidi="hi_IN"/>
+        </w:rPr>
+      </w:r>
+      <w:r>
+        <w:rPr>
           <w:b/>
           <w:lang w:val="hi_IN" w:bidi="hi_IN"/>
         </w:rPr>
@@ -7383,6 +8265,20 @@
       </w:r>
       <w:r>
         <w:rPr>
+          <w:lang w:val="hi_IN" w:bidi="hi_IN"/>
+        </w:rPr>
+        <w:t>עָלָ֥ה</w:t>
+      </w:r>
+    </w:p>
+    <w:p>
+      <w:pPr/>
+      <w:r>
+        <w:rPr>
+          <w:lang w:val="hi_IN" w:bidi="hi_IN"/>
+        </w:rPr>
+      </w:r>
+      <w:r>
+        <w:rPr>
           <w:b/>
           <w:lang w:val="hi_IN" w:bidi="hi_IN"/>
         </w:rPr>
@@ -7466,6 +8362,20 @@
       </w:r>
       <w:r>
         <w:rPr>
+          <w:lang w:val="hi_IN" w:bidi="hi_IN"/>
+        </w:rPr>
+        <w:t>פָּנַ֖יִ⁠ךְ</w:t>
+      </w:r>
+    </w:p>
+    <w:p>
+      <w:pPr/>
+      <w:r>
+        <w:rPr>
+          <w:lang w:val="hi_IN" w:bidi="hi_IN"/>
+        </w:rPr>
+      </w:r>
+      <w:r>
+        <w:rPr>
           <w:b/>
           <w:lang w:val="hi_IN" w:bidi="hi_IN"/>
         </w:rPr>
@@ -7562,6 +8472,20 @@
       </w:r>
       <w:r>
         <w:rPr>
+          <w:lang w:val="hi_IN" w:bidi="hi_IN"/>
+        </w:rPr>
+        <w:t>פָּנַ֖יִ⁠ךְ</w:t>
+      </w:r>
+    </w:p>
+    <w:p>
+      <w:pPr/>
+      <w:r>
+        <w:rPr>
+          <w:lang w:val="hi_IN" w:bidi="hi_IN"/>
+        </w:rPr>
+      </w:r>
+      <w:r>
+        <w:rPr>
           <w:b/>
           <w:lang w:val="hi_IN" w:bidi="hi_IN"/>
         </w:rPr>
@@ -7671,6 +8595,20 @@
       </w:r>
       <w:r>
         <w:rPr>
+          <w:lang w:val="hi_IN" w:bidi="hi_IN"/>
+        </w:rPr>
+        <w:t>אַמֵּ֥ץ כֹּ֖חַ מְאֹֽד</w:t>
+      </w:r>
+    </w:p>
+    <w:p>
+      <w:pPr/>
+      <w:r>
+        <w:rPr>
+          <w:lang w:val="hi_IN" w:bidi="hi_IN"/>
+        </w:rPr>
+      </w:r>
+      <w:r>
+        <w:rPr>
           <w:b/>
           <w:lang w:val="hi_IN" w:bidi="hi_IN"/>
         </w:rPr>
@@ -7781,6 +8719,20 @@
       </w:r>
       <w:r>
         <w:rPr>
+          <w:lang w:val="hi_IN" w:bidi="hi_IN"/>
+        </w:rPr>
+        <w:t>חַזֵּ֣ק מָתְנַ֔יִם</w:t>
+      </w:r>
+    </w:p>
+    <w:p>
+      <w:pPr/>
+      <w:r>
+        <w:rPr>
+          <w:lang w:val="hi_IN" w:bidi="hi_IN"/>
+        </w:rPr>
+      </w:r>
+      <w:r>
+        <w:rPr>
           <w:b/>
           <w:lang w:val="hi_IN" w:bidi="hi_IN"/>
         </w:rPr>
@@ -7877,6 +8829,20 @@
       </w:r>
       <w:r>
         <w:rPr>
+          <w:lang w:val="hi_IN" w:bidi="hi_IN"/>
+        </w:rPr>
+        <w:t>שָׁ֤ב</w:t>
+      </w:r>
+    </w:p>
+    <w:p>
+      <w:pPr/>
+      <w:r>
+        <w:rPr>
+          <w:lang w:val="hi_IN" w:bidi="hi_IN"/>
+        </w:rPr>
+      </w:r>
+      <w:r>
+        <w:rPr>
           <w:b/>
           <w:lang w:val="hi_IN" w:bidi="hi_IN"/>
         </w:rPr>
@@ -7974,6 +8940,20 @@
       </w:r>
       <w:r>
         <w:rPr>
+          <w:lang w:val="hi_IN" w:bidi="hi_IN"/>
+        </w:rPr>
+        <w:t>שָׁ֤ב יְהוָה֙ אֶת־גְּא֣וֹן יַעֲקֹ֔ב כִּ⁠גְא֖וֹן יִשְׂרָאֵ֑ל</w:t>
+      </w:r>
+    </w:p>
+    <w:p>
+      <w:pPr/>
+      <w:r>
+        <w:rPr>
+          <w:lang w:val="hi_IN" w:bidi="hi_IN"/>
+        </w:rPr>
+      </w:r>
+      <w:r>
+        <w:rPr>
           <w:b/>
           <w:lang w:val="hi_IN" w:bidi="hi_IN"/>
         </w:rPr>
@@ -8084,6 +9064,20 @@
       </w:r>
       <w:r>
         <w:rPr>
+          <w:lang w:val="hi_IN" w:bidi="hi_IN"/>
+        </w:rPr>
+        <w:t>בְקָקוּ⁠ם֙ בֹּֽקְקִ֔ים</w:t>
+      </w:r>
+    </w:p>
+    <w:p>
+      <w:pPr/>
+      <w:r>
+        <w:rPr>
+          <w:lang w:val="hi_IN" w:bidi="hi_IN"/>
+        </w:rPr>
+      </w:r>
+      <w:r>
+        <w:rPr>
           <w:b/>
           <w:lang w:val="hi_IN" w:bidi="hi_IN"/>
         </w:rPr>
@@ -8206,6 +9200,20 @@
       </w:r>
       <w:r>
         <w:rPr>
+          <w:lang w:val="hi_IN" w:bidi="hi_IN"/>
+        </w:rPr>
+        <w:t>גִּבֹּרֵ֜י⁠הוּ</w:t>
+      </w:r>
+    </w:p>
+    <w:p>
+      <w:pPr/>
+      <w:r>
+        <w:rPr>
+          <w:lang w:val="hi_IN" w:bidi="hi_IN"/>
+        </w:rPr>
+      </w:r>
+      <w:r>
+        <w:rPr>
           <w:b/>
           <w:lang w:val="hi_IN" w:bidi="hi_IN"/>
         </w:rPr>
@@ -8316,6 +9324,20 @@
       </w:r>
       <w:r>
         <w:rPr>
+          <w:lang w:val="hi_IN" w:bidi="hi_IN"/>
+        </w:rPr>
+        <w:t>מְתֻלָּעִ֔ים</w:t>
+      </w:r>
+    </w:p>
+    <w:p>
+      <w:pPr/>
+      <w:r>
+        <w:rPr>
+          <w:lang w:val="hi_IN" w:bidi="hi_IN"/>
+        </w:rPr>
+      </w:r>
+      <w:r>
+        <w:rPr>
           <w:b/>
           <w:lang w:val="hi_IN" w:bidi="hi_IN"/>
         </w:rPr>
@@ -8413,6 +9435,20 @@
       </w:r>
       <w:r>
         <w:rPr>
+          <w:lang w:val="hi_IN" w:bidi="hi_IN"/>
+        </w:rPr>
+        <w:t>בְּ⁠אֵשׁ &amp; הָ⁠רֶ֖כֶב</w:t>
+      </w:r>
+    </w:p>
+    <w:p>
+      <w:pPr/>
+      <w:r>
+        <w:rPr>
+          <w:lang w:val="hi_IN" w:bidi="hi_IN"/>
+        </w:rPr>
+      </w:r>
+      <w:r>
+        <w:rPr>
           <w:b/>
           <w:lang w:val="hi_IN" w:bidi="hi_IN"/>
         </w:rPr>
@@ -8535,6 +9571,20 @@
       </w:r>
       <w:r>
         <w:rPr>
+          <w:lang w:val="hi_IN" w:bidi="hi_IN"/>
+        </w:rPr>
+        <w:t>בְּ⁠אֵשׁ־פְּלָד֥וֹת</w:t>
+      </w:r>
+    </w:p>
+    <w:p>
+      <w:pPr/>
+      <w:r>
+        <w:rPr>
+          <w:lang w:val="hi_IN" w:bidi="hi_IN"/>
+        </w:rPr>
+      </w:r>
+      <w:r>
+        <w:rPr>
           <w:b/>
           <w:lang w:val="hi_IN" w:bidi="hi_IN"/>
         </w:rPr>
@@ -8670,6 +9720,20 @@
       </w:r>
       <w:r>
         <w:rPr>
+          <w:lang w:val="hi_IN" w:bidi="hi_IN"/>
+        </w:rPr>
+        <w:t>וְ⁠הַ⁠בְּרֹשִׁ֖ים</w:t>
+      </w:r>
+    </w:p>
+    <w:p>
+      <w:pPr/>
+      <w:r>
+        <w:rPr>
+          <w:lang w:val="hi_IN" w:bidi="hi_IN"/>
+        </w:rPr>
+      </w:r>
+      <w:r>
+        <w:rPr>
           <w:b/>
           <w:lang w:val="hi_IN" w:bidi="hi_IN"/>
         </w:rPr>
@@ -8779,6 +9843,20 @@
       </w:r>
       <w:r>
         <w:rPr>
+          <w:lang w:val="hi_IN" w:bidi="hi_IN"/>
+        </w:rPr>
+        <w:t>יִתְהוֹלְל֣וּ</w:t>
+      </w:r>
+    </w:p>
+    <w:p>
+      <w:pPr/>
+      <w:r>
+        <w:rPr>
+          <w:lang w:val="hi_IN" w:bidi="hi_IN"/>
+        </w:rPr>
+      </w:r>
+      <w:r>
+        <w:rPr>
           <w:b/>
           <w:lang w:val="hi_IN" w:bidi="hi_IN"/>
         </w:rPr>
@@ -8876,6 +9954,20 @@
       </w:r>
       <w:r>
         <w:rPr>
+          <w:lang w:val="hi_IN" w:bidi="hi_IN"/>
+        </w:rPr>
+        <w:t>כַּ⁠לַּפִּידִ֔ם</w:t>
+      </w:r>
+    </w:p>
+    <w:p>
+      <w:pPr/>
+      <w:r>
+        <w:rPr>
+          <w:lang w:val="hi_IN" w:bidi="hi_IN"/>
+        </w:rPr>
+      </w:r>
+      <w:r>
+        <w:rPr>
           <w:b/>
           <w:lang w:val="hi_IN" w:bidi="hi_IN"/>
         </w:rPr>
@@ -8959,6 +10051,20 @@
       </w:r>
       <w:r>
         <w:rPr>
+          <w:lang w:val="hi_IN" w:bidi="hi_IN"/>
+        </w:rPr>
+        <w:t>כַּ⁠בְּרָקִ֖ים יְרוֹצֵֽצוּ</w:t>
+      </w:r>
+    </w:p>
+    <w:p>
+      <w:pPr/>
+      <w:r>
+        <w:rPr>
+          <w:lang w:val="hi_IN" w:bidi="hi_IN"/>
+        </w:rPr>
+      </w:r>
+      <w:r>
+        <w:rPr>
           <w:b/>
           <w:lang w:val="hi_IN" w:bidi="hi_IN"/>
         </w:rPr>
@@ -9056,6 +10162,20 @@
       </w:r>
       <w:r>
         <w:rPr>
+          <w:lang w:val="hi_IN" w:bidi="hi_IN"/>
+        </w:rPr>
+        <w:t>יִזְכֹּר֙</w:t>
+      </w:r>
+    </w:p>
+    <w:p>
+      <w:pPr/>
+      <w:r>
+        <w:rPr>
+          <w:lang w:val="hi_IN" w:bidi="hi_IN"/>
+        </w:rPr>
+      </w:r>
+      <w:r>
+        <w:rPr>
           <w:b/>
           <w:lang w:val="hi_IN" w:bidi="hi_IN"/>
         </w:rPr>
@@ -9178,6 +10298,20 @@
       </w:r>
       <w:r>
         <w:rPr>
+          <w:lang w:val="hi_IN" w:bidi="hi_IN"/>
+        </w:rPr>
+        <w:t>חֽוֹמָתָ֔⁠הּ</w:t>
+      </w:r>
+    </w:p>
+    <w:p>
+      <w:pPr/>
+      <w:r>
+        <w:rPr>
+          <w:lang w:val="hi_IN" w:bidi="hi_IN"/>
+        </w:rPr>
+      </w:r>
+      <w:r>
+        <w:rPr>
           <w:b/>
           <w:lang w:val="hi_IN" w:bidi="hi_IN"/>
         </w:rPr>
@@ -9300,6 +10434,20 @@
       </w:r>
       <w:r>
         <w:rPr>
+          <w:lang w:val="hi_IN" w:bidi="hi_IN"/>
+        </w:rPr>
+        <w:t>וְ⁠הֻכַ֖ן הַ⁠סֹּכֵֽךְ</w:t>
+      </w:r>
+    </w:p>
+    <w:p>
+      <w:pPr/>
+      <w:r>
+        <w:rPr>
+          <w:lang w:val="hi_IN" w:bidi="hi_IN"/>
+        </w:rPr>
+      </w:r>
+      <w:r>
+        <w:rPr>
           <w:b/>
           <w:lang w:val="hi_IN" w:bidi="hi_IN"/>
         </w:rPr>
@@ -9422,6 +10570,20 @@
       </w:r>
       <w:r>
         <w:rPr>
+          <w:lang w:val="hi_IN" w:bidi="hi_IN"/>
+        </w:rPr>
+        <w:t>שַׁעֲרֵ֥י הַ⁠נְּהָר֖וֹת נִפְתָּ֑חוּ וְ⁠הַֽ⁠הֵיכָ֖ל נָמֽוֹג</w:t>
+      </w:r>
+    </w:p>
+    <w:p>
+      <w:pPr/>
+      <w:r>
+        <w:rPr>
+          <w:lang w:val="hi_IN" w:bidi="hi_IN"/>
+        </w:rPr>
+      </w:r>
+      <w:r>
+        <w:rPr>
           <w:b/>
           <w:lang w:val="hi_IN" w:bidi="hi_IN"/>
         </w:rPr>
@@ -9519,6 +10681,20 @@
       </w:r>
       <w:r>
         <w:rPr>
+          <w:lang w:val="hi_IN" w:bidi="hi_IN"/>
+        </w:rPr>
+        <w:t>שַׁעֲרֵ֥י הַ⁠נְּהָר֖וֹת</w:t>
+      </w:r>
+    </w:p>
+    <w:p>
+      <w:pPr/>
+      <w:r>
+        <w:rPr>
+          <w:lang w:val="hi_IN" w:bidi="hi_IN"/>
+        </w:rPr>
+      </w:r>
+      <w:r>
+        <w:rPr>
           <w:b/>
           <w:lang w:val="hi_IN" w:bidi="hi_IN"/>
         </w:rPr>
@@ -9602,6 +10778,20 @@
       </w:r>
       <w:r>
         <w:rPr>
+          <w:lang w:val="hi_IN" w:bidi="hi_IN"/>
+        </w:rPr>
+        <w:t>נִפְתָּ֑חוּ</w:t>
+      </w:r>
+    </w:p>
+    <w:p>
+      <w:pPr/>
+      <w:r>
+        <w:rPr>
+          <w:lang w:val="hi_IN" w:bidi="hi_IN"/>
+        </w:rPr>
+      </w:r>
+      <w:r>
+        <w:rPr>
           <w:b/>
           <w:lang w:val="hi_IN" w:bidi="hi_IN"/>
         </w:rPr>
@@ -9698,6 +10888,20 @@
       </w:r>
       <w:r>
         <w:rPr>
+          <w:lang w:val="hi_IN" w:bidi="hi_IN"/>
+        </w:rPr>
+        <w:t>וְ⁠הַֽ⁠הֵיכָ֖ל נָמֽוֹג</w:t>
+      </w:r>
+    </w:p>
+    <w:p>
+      <w:pPr/>
+      <w:r>
+        <w:rPr>
+          <w:lang w:val="hi_IN" w:bidi="hi_IN"/>
+        </w:rPr>
+      </w:r>
+      <w:r>
+        <w:rPr>
           <w:b/>
           <w:lang w:val="hi_IN" w:bidi="hi_IN"/>
         </w:rPr>
@@ -9820,6 +11024,20 @@
       </w:r>
       <w:r>
         <w:rPr>
+          <w:lang w:val="hi_IN" w:bidi="hi_IN"/>
+        </w:rPr>
+        <w:t>וְ⁠הֻצַּ֖ב</w:t>
+      </w:r>
+    </w:p>
+    <w:p>
+      <w:pPr/>
+      <w:r>
+        <w:rPr>
+          <w:lang w:val="hi_IN" w:bidi="hi_IN"/>
+        </w:rPr>
+      </w:r>
+      <w:r>
+        <w:rPr>
           <w:b/>
           <w:lang w:val="hi_IN" w:bidi="hi_IN"/>
         </w:rPr>
@@ -9916,6 +11134,20 @@
       </w:r>
       <w:r>
         <w:rPr>
+          <w:lang w:val="hi_IN" w:bidi="hi_IN"/>
+        </w:rPr>
+        <w:t>גֻּלְּתָ֣ה</w:t>
+      </w:r>
+    </w:p>
+    <w:p>
+      <w:pPr/>
+      <w:r>
+        <w:rPr>
+          <w:lang w:val="hi_IN" w:bidi="hi_IN"/>
+        </w:rPr>
+      </w:r>
+      <w:r>
+        <w:rPr>
           <w:b/>
           <w:lang w:val="hi_IN" w:bidi="hi_IN"/>
         </w:rPr>
@@ -10026,6 +11258,20 @@
       </w:r>
       <w:r>
         <w:rPr>
+          <w:lang w:val="hi_IN" w:bidi="hi_IN"/>
+        </w:rPr>
+        <w:t>הֹֽעֲלָ֑תָה</w:t>
+      </w:r>
+    </w:p>
+    <w:p>
+      <w:pPr/>
+      <w:r>
+        <w:rPr>
+          <w:lang w:val="hi_IN" w:bidi="hi_IN"/>
+        </w:rPr>
+      </w:r>
+      <w:r>
+        <w:rPr>
           <w:b/>
           <w:lang w:val="hi_IN" w:bidi="hi_IN"/>
         </w:rPr>
@@ -10136,6 +11382,20 @@
       </w:r>
       <w:r>
         <w:rPr>
+          <w:lang w:val="hi_IN" w:bidi="hi_IN"/>
+        </w:rPr>
+        <w:t>גֻּלְּתָ֣ה הֹֽעֲלָ֑תָה וְ⁠אַמְהֹתֶ֗י⁠הָ</w:t>
+      </w:r>
+    </w:p>
+    <w:p>
+      <w:pPr/>
+      <w:r>
+        <w:rPr>
+          <w:lang w:val="hi_IN" w:bidi="hi_IN"/>
+        </w:rPr>
+      </w:r>
+      <w:r>
+        <w:rPr>
           <w:b/>
           <w:lang w:val="hi_IN" w:bidi="hi_IN"/>
         </w:rPr>
@@ -10258,6 +11518,20 @@
       </w:r>
       <w:r>
         <w:rPr>
+          <w:lang w:val="hi_IN" w:bidi="hi_IN"/>
+        </w:rPr>
+        <w:t>גֻּלְּתָ֣ה הֹֽעֲלָ֑תָה וְ⁠אַמְהֹתֶ֗י⁠הָ</w:t>
+      </w:r>
+    </w:p>
+    <w:p>
+      <w:pPr/>
+      <w:r>
+        <w:rPr>
+          <w:lang w:val="hi_IN" w:bidi="hi_IN"/>
+        </w:rPr>
+      </w:r>
+      <w:r>
+        <w:rPr>
           <w:b/>
           <w:lang w:val="hi_IN" w:bidi="hi_IN"/>
         </w:rPr>
@@ -10391,6 +11665,20 @@
       </w:r>
       <w:r>
         <w:rPr>
+          <w:lang w:val="hi_IN" w:bidi="hi_IN"/>
+        </w:rPr>
+        <w:t>לִבְבֵ⁠הֶֽן</w:t>
+      </w:r>
+    </w:p>
+    <w:p>
+      <w:pPr/>
+      <w:r>
+        <w:rPr>
+          <w:lang w:val="hi_IN" w:bidi="hi_IN"/>
+        </w:rPr>
+      </w:r>
+      <w:r>
+        <w:rPr>
           <w:b/>
           <w:lang w:val="hi_IN" w:bidi="hi_IN"/>
         </w:rPr>
@@ -10514,6 +11802,20 @@
       </w:r>
       <w:r>
         <w:rPr>
+          <w:lang w:val="hi_IN" w:bidi="hi_IN"/>
+        </w:rPr>
+        <w:t>מְתֹפְפֹ֖ת עַל־לִבְבֵ⁠הֶֽן</w:t>
+      </w:r>
+    </w:p>
+    <w:p>
+      <w:pPr/>
+      <w:r>
+        <w:rPr>
+          <w:lang w:val="hi_IN" w:bidi="hi_IN"/>
+        </w:rPr>
+      </w:r>
+      <w:r>
+        <w:rPr>
           <w:b/>
           <w:lang w:val="hi_IN" w:bidi="hi_IN"/>
         </w:rPr>
@@ -10647,6 +11949,20 @@
       </w:r>
       <w:r>
         <w:rPr>
+          <w:lang w:val="hi_IN" w:bidi="hi_IN"/>
+        </w:rPr>
+        <w:t>כִ⁠בְרֵֽכַת־מַ֖יִם</w:t>
+      </w:r>
+    </w:p>
+    <w:p>
+      <w:pPr/>
+      <w:r>
+        <w:rPr>
+          <w:lang w:val="hi_IN" w:bidi="hi_IN"/>
+        </w:rPr>
+      </w:r>
+      <w:r>
+        <w:rPr>
           <w:b/>
           <w:lang w:val="hi_IN" w:bidi="hi_IN"/>
         </w:rPr>
@@ -10744,6 +12060,20 @@
       </w:r>
       <w:r>
         <w:rPr>
+          <w:lang w:val="hi_IN" w:bidi="hi_IN"/>
+        </w:rPr>
+        <w:t>מִ֣⁠ימֵי הִ֑יא</w:t>
+      </w:r>
+    </w:p>
+    <w:p>
+      <w:pPr/>
+      <w:r>
+        <w:rPr>
+          <w:lang w:val="hi_IN" w:bidi="hi_IN"/>
+        </w:rPr>
+      </w:r>
+      <w:r>
+        <w:rPr>
           <w:b/>
           <w:lang w:val="hi_IN" w:bidi="hi_IN"/>
         </w:rPr>
@@ -10878,6 +12208,20 @@
       </w:r>
       <w:r>
         <w:rPr>
+          <w:lang w:val="hi_IN" w:bidi="hi_IN"/>
+        </w:rPr>
+        <w:t>וְ⁠הֵ֣מָּה</w:t>
+      </w:r>
+    </w:p>
+    <w:p>
+      <w:pPr/>
+      <w:r>
+        <w:rPr>
+          <w:lang w:val="hi_IN" w:bidi="hi_IN"/>
+        </w:rPr>
+      </w:r>
+      <w:r>
+        <w:rPr>
           <w:b/>
           <w:lang w:val="hi_IN" w:bidi="hi_IN"/>
         </w:rPr>
@@ -10988,6 +12332,20 @@
       </w:r>
       <w:r>
         <w:rPr>
+          <w:lang w:val="hi_IN" w:bidi="hi_IN"/>
+        </w:rPr>
+        <w:t>עִמְד֥וּ עֲמֹ֖דוּ</w:t>
+      </w:r>
+    </w:p>
+    <w:p>
+      <w:pPr/>
+      <w:r>
+        <w:rPr>
+          <w:lang w:val="hi_IN" w:bidi="hi_IN"/>
+        </w:rPr>
+      </w:r>
+      <w:r>
+        <w:rPr>
           <w:b/>
           <w:lang w:val="hi_IN" w:bidi="hi_IN"/>
         </w:rPr>
@@ -11103,6 +12461,20 @@
       </w:r>
       <w:r>
         <w:rPr>
+          <w:lang w:val="hi_IN" w:bidi="hi_IN"/>
+        </w:rPr>
+        <w:t>בֹּ֥זּוּ כֶ֖סֶף בֹּ֣זּוּ זָהָ֑ב וְ⁠אֵ֥ין קֵ֨צֶה֙ לַ⁠תְּכוּנָ֔ה כָּבֹ֕ד מִ⁠כֹּ֖ל כְּלִ֥י חֶמְדָּֽה</w:t>
+      </w:r>
+    </w:p>
+    <w:p>
+      <w:pPr/>
+      <w:r>
+        <w:rPr>
+          <w:lang w:val="hi_IN" w:bidi="hi_IN"/>
+        </w:rPr>
+      </w:r>
+      <w:r>
+        <w:rPr>
           <w:b/>
           <w:lang w:val="hi_IN" w:bidi="hi_IN"/>
         </w:rPr>
@@ -11218,6 +12590,20 @@
       </w:r>
       <w:r>
         <w:rPr>
+          <w:lang w:val="hi_IN" w:bidi="hi_IN"/>
+        </w:rPr>
+        <w:t>וְ⁠אֵ֥ין קֵ֨צֶה֙ לַ⁠תְּכוּנָ֔ה</w:t>
+      </w:r>
+    </w:p>
+    <w:p>
+      <w:pPr/>
+      <w:r>
+        <w:rPr>
+          <w:lang w:val="hi_IN" w:bidi="hi_IN"/>
+        </w:rPr>
+      </w:r>
+      <w:r>
+        <w:rPr>
           <w:b/>
           <w:lang w:val="hi_IN" w:bidi="hi_IN"/>
         </w:rPr>
@@ -11315,6 +12701,20 @@
       </w:r>
       <w:r>
         <w:rPr>
+          <w:lang w:val="hi_IN" w:bidi="hi_IN"/>
+        </w:rPr>
+        <w:t>כְּלִ֥י חֶמְדָּֽה</w:t>
+      </w:r>
+    </w:p>
+    <w:p>
+      <w:pPr/>
+      <w:r>
+        <w:rPr>
+          <w:lang w:val="hi_IN" w:bidi="hi_IN"/>
+        </w:rPr>
+      </w:r>
+      <w:r>
+        <w:rPr>
           <w:b/>
           <w:lang w:val="hi_IN" w:bidi="hi_IN"/>
         </w:rPr>
@@ -11438,6 +12838,20 @@
       </w:r>
       <w:r>
         <w:rPr>
+          <w:lang w:val="hi_IN" w:bidi="hi_IN"/>
+        </w:rPr>
+        <w:t>בּוּקָ֥ה וּ⁠מְבוּקָ֖ה וּ⁠מְבֻלָּקָ֑ה</w:t>
+      </w:r>
+    </w:p>
+    <w:p>
+      <w:pPr/>
+      <w:r>
+        <w:rPr>
+          <w:lang w:val="hi_IN" w:bidi="hi_IN"/>
+        </w:rPr>
+      </w:r>
+      <w:r>
+        <w:rPr>
           <w:b/>
           <w:lang w:val="hi_IN" w:bidi="hi_IN"/>
         </w:rPr>
@@ -11535,6 +12949,20 @@
       </w:r>
       <w:r>
         <w:rPr>
+          <w:lang w:val="hi_IN" w:bidi="hi_IN"/>
+        </w:rPr>
+        <w:t>וְ⁠לֵ֨ב</w:t>
+      </w:r>
+    </w:p>
+    <w:p>
+      <w:pPr/>
+      <w:r>
+        <w:rPr>
+          <w:lang w:val="hi_IN" w:bidi="hi_IN"/>
+        </w:rPr>
+      </w:r>
+      <w:r>
+        <w:rPr>
           <w:b/>
           <w:lang w:val="hi_IN" w:bidi="hi_IN"/>
         </w:rPr>
@@ -11645,6 +13073,20 @@
       </w:r>
       <w:r>
         <w:rPr>
+          <w:lang w:val="hi_IN" w:bidi="hi_IN"/>
+        </w:rPr>
+        <w:t>וְ⁠לֵ֨ב נָמֵ֜ס</w:t>
+      </w:r>
+    </w:p>
+    <w:p>
+      <w:pPr/>
+      <w:r>
+        <w:rPr>
+          <w:lang w:val="hi_IN" w:bidi="hi_IN"/>
+        </w:rPr>
+      </w:r>
+      <w:r>
+        <w:rPr>
           <w:b/>
           <w:lang w:val="hi_IN" w:bidi="hi_IN"/>
         </w:rPr>
@@ -11767,6 +13209,20 @@
       </w:r>
       <w:r>
         <w:rPr>
+          <w:lang w:val="hi_IN" w:bidi="hi_IN"/>
+        </w:rPr>
+        <w:t>וְ⁠חַלְחָלָה֙ בְּ⁠כָל־מָתְנַ֔יִם</w:t>
+      </w:r>
+    </w:p>
+    <w:p>
+      <w:pPr/>
+      <w:r>
+        <w:rPr>
+          <w:lang w:val="hi_IN" w:bidi="hi_IN"/>
+        </w:rPr>
+      </w:r>
+      <w:r>
+        <w:rPr>
           <w:b/>
           <w:lang w:val="hi_IN" w:bidi="hi_IN"/>
         </w:rPr>
@@ -11877,6 +13333,20 @@
       </w:r>
       <w:r>
         <w:rPr>
+          <w:lang w:val="hi_IN" w:bidi="hi_IN"/>
+        </w:rPr>
+        <w:t>קִבְּצ֥וּ פָארֽוּר</w:t>
+      </w:r>
+    </w:p>
+    <w:p>
+      <w:pPr/>
+      <w:r>
+        <w:rPr>
+          <w:lang w:val="hi_IN" w:bidi="hi_IN"/>
+        </w:rPr>
+      </w:r>
+      <w:r>
+        <w:rPr>
           <w:b/>
           <w:lang w:val="hi_IN" w:bidi="hi_IN"/>
         </w:rPr>
@@ -12012,6 +13482,20 @@
       </w:r>
       <w:r>
         <w:rPr>
+          <w:lang w:val="hi_IN" w:bidi="hi_IN"/>
+        </w:rPr>
+        <w:t>אַיֵּה֙ מְע֣וֹן אֲרָי֔וֹת וּ⁠מִרְעֶ֥ה ה֖וּא לַ⁠כְּפִרִ֑ים אֲשֶׁ֣ר הָלַךְ֩ אַרְיֵ֨ה לָבִ֥יא שָׁ֛ם גּ֥וּר אַרְיֵ֖ה וְ⁠אֵ֥ין מַחֲרִֽיד</w:t>
+      </w:r>
+    </w:p>
+    <w:p>
+      <w:pPr/>
+      <w:r>
+        <w:rPr>
+          <w:lang w:val="hi_IN" w:bidi="hi_IN"/>
+        </w:rPr>
+      </w:r>
+      <w:r>
+        <w:rPr>
           <w:b/>
           <w:lang w:val="hi_IN" w:bidi="hi_IN"/>
         </w:rPr>
@@ -12109,6 +13593,20 @@
       </w:r>
       <w:r>
         <w:rPr>
+          <w:lang w:val="hi_IN" w:bidi="hi_IN"/>
+        </w:rPr>
+        <w:t>מְע֣וֹן אֲרָי֔וֹת</w:t>
+      </w:r>
+    </w:p>
+    <w:p>
+      <w:pPr/>
+      <w:r>
+        <w:rPr>
+          <w:lang w:val="hi_IN" w:bidi="hi_IN"/>
+        </w:rPr>
+      </w:r>
+      <w:r>
+        <w:rPr>
           <w:b/>
           <w:lang w:val="hi_IN" w:bidi="hi_IN"/>
         </w:rPr>
@@ -12224,6 +13722,20 @@
       </w:r>
       <w:r>
         <w:rPr>
+          <w:lang w:val="hi_IN" w:bidi="hi_IN"/>
+        </w:rPr>
+        <w:t>לָבִ֥יא שָׁ֛ם</w:t>
+      </w:r>
+    </w:p>
+    <w:p>
+      <w:pPr/>
+      <w:r>
+        <w:rPr>
+          <w:lang w:val="hi_IN" w:bidi="hi_IN"/>
+        </w:rPr>
+      </w:r>
+      <w:r>
+        <w:rPr>
           <w:b/>
           <w:lang w:val="hi_IN" w:bidi="hi_IN"/>
         </w:rPr>
@@ -12321,6 +13833,20 @@
       </w:r>
       <w:r>
         <w:rPr>
+          <w:lang w:val="hi_IN" w:bidi="hi_IN"/>
+        </w:rPr>
+        <w:t>גּ֥וּר אַרְיֵ֖ה</w:t>
+      </w:r>
+    </w:p>
+    <w:p>
+      <w:pPr/>
+      <w:r>
+        <w:rPr>
+          <w:lang w:val="hi_IN" w:bidi="hi_IN"/>
+        </w:rPr>
+      </w:r>
+      <w:r>
+        <w:rPr>
           <w:b/>
           <w:lang w:val="hi_IN" w:bidi="hi_IN"/>
         </w:rPr>
@@ -12418,6 +13944,20 @@
       </w:r>
       <w:r>
         <w:rPr>
+          <w:lang w:val="hi_IN" w:bidi="hi_IN"/>
+        </w:rPr>
+        <w:t>טֹרֵף֙ בְּ⁠דֵ֣י</w:t>
+      </w:r>
+    </w:p>
+    <w:p>
+      <w:pPr/>
+      <w:r>
+        <w:rPr>
+          <w:lang w:val="hi_IN" w:bidi="hi_IN"/>
+        </w:rPr>
+      </w:r>
+      <w:r>
+        <w:rPr>
           <w:b/>
           <w:lang w:val="hi_IN" w:bidi="hi_IN"/>
         </w:rPr>
@@ -12515,6 +14055,20 @@
       </w:r>
       <w:r>
         <w:rPr>
+          <w:lang w:val="hi_IN" w:bidi="hi_IN"/>
+        </w:rPr>
+        <w:t>וּ⁠מְחַנֵּ֖ק</w:t>
+      </w:r>
+    </w:p>
+    <w:p>
+      <w:pPr/>
+      <w:r>
+        <w:rPr>
+          <w:lang w:val="hi_IN" w:bidi="hi_IN"/>
+        </w:rPr>
+      </w:r>
+      <w:r>
+        <w:rPr>
           <w:b/>
           <w:lang w:val="hi_IN" w:bidi="hi_IN"/>
         </w:rPr>
@@ -12624,6 +14178,20 @@
       </w:r>
       <w:r>
         <w:rPr>
+          <w:lang w:val="hi_IN" w:bidi="hi_IN"/>
+        </w:rPr>
+        <w:t>וַ⁠יְמַלֵּא־טֶ֣רֶף חֹרָ֔י⁠ו וּ⁠מְעֹֽנֹתָ֖י⁠ו טְרֵפָֽה</w:t>
+      </w:r>
+    </w:p>
+    <w:p>
+      <w:pPr/>
+      <w:r>
+        <w:rPr>
+          <w:lang w:val="hi_IN" w:bidi="hi_IN"/>
+        </w:rPr>
+      </w:r>
+      <w:r>
+        <w:rPr>
           <w:b/>
           <w:lang w:val="hi_IN" w:bidi="hi_IN"/>
         </w:rPr>
@@ -12707,6 +14275,20 @@
       </w:r>
       <w:r>
         <w:rPr>
+          <w:lang w:val="hi_IN" w:bidi="hi_IN"/>
+        </w:rPr>
+        <w:t>וּ⁠מְעֹֽנֹתָ֖י⁠ו</w:t>
+      </w:r>
+    </w:p>
+    <w:p>
+      <w:pPr/>
+      <w:r>
+        <w:rPr>
+          <w:lang w:val="hi_IN" w:bidi="hi_IN"/>
+        </w:rPr>
+      </w:r>
+      <w:r>
+        <w:rPr>
           <w:b/>
           <w:lang w:val="hi_IN" w:bidi="hi_IN"/>
         </w:rPr>
@@ -12828,6 +14410,20 @@
       </w:r>
       <w:r>
         <w:rPr>
+          <w:lang w:val="hi_IN" w:bidi="hi_IN"/>
+        </w:rPr>
+        <w:t>הִנְ⁠נִ֣י אֵלַ֗יִ⁠ךְ</w:t>
+      </w:r>
+    </w:p>
+    <w:p>
+      <w:pPr/>
+      <w:r>
+        <w:rPr>
+          <w:lang w:val="hi_IN" w:bidi="hi_IN"/>
+        </w:rPr>
+      </w:r>
+      <w:r>
+        <w:rPr>
           <w:b/>
           <w:lang w:val="hi_IN" w:bidi="hi_IN"/>
         </w:rPr>
@@ -12925,6 +14521,20 @@
       </w:r>
       <w:r>
         <w:rPr>
+          <w:lang w:val="hi_IN" w:bidi="hi_IN"/>
+        </w:rPr>
+        <w:t>הִנְ⁠נִ֣י אֵלַ֗יִ⁠ךְ</w:t>
+      </w:r>
+    </w:p>
+    <w:p>
+      <w:pPr/>
+      <w:r>
+        <w:rPr>
+          <w:lang w:val="hi_IN" w:bidi="hi_IN"/>
+        </w:rPr>
+      </w:r>
+      <w:r>
+        <w:rPr>
           <w:b/>
           <w:lang w:val="hi_IN" w:bidi="hi_IN"/>
         </w:rPr>
@@ -13021,6 +14631,20 @@
       </w:r>
       <w:r>
         <w:rPr>
+          <w:lang w:val="hi_IN" w:bidi="hi_IN"/>
+        </w:rPr>
+        <w:t>נְאֻם֙</w:t>
+      </w:r>
+    </w:p>
+    <w:p>
+      <w:pPr/>
+      <w:r>
+        <w:rPr>
+          <w:lang w:val="hi_IN" w:bidi="hi_IN"/>
+        </w:rPr>
+      </w:r>
+      <w:r>
+        <w:rPr>
           <w:b/>
           <w:lang w:val="hi_IN" w:bidi="hi_IN"/>
         </w:rPr>
@@ -13130,6 +14754,20 @@
       </w:r>
       <w:r>
         <w:rPr>
+          <w:lang w:val="hi_IN" w:bidi="hi_IN"/>
+        </w:rPr>
+        <w:t>רִכְבָּ֔⁠הּ</w:t>
+      </w:r>
+    </w:p>
+    <w:p>
+      <w:pPr/>
+      <w:r>
+        <w:rPr>
+          <w:lang w:val="hi_IN" w:bidi="hi_IN"/>
+        </w:rPr>
+      </w:r>
+      <w:r>
+        <w:rPr>
           <w:b/>
           <w:lang w:val="hi_IN" w:bidi="hi_IN"/>
         </w:rPr>
@@ -13240,6 +14878,20 @@
       </w:r>
       <w:r>
         <w:rPr>
+          <w:lang w:val="hi_IN" w:bidi="hi_IN"/>
+        </w:rPr>
+        <w:t>רִכְבָּ֔⁠הּ</w:t>
+      </w:r>
+    </w:p>
+    <w:p>
+      <w:pPr/>
+      <w:r>
+        <w:rPr>
+          <w:lang w:val="hi_IN" w:bidi="hi_IN"/>
+        </w:rPr>
+      </w:r>
+      <w:r>
+        <w:rPr>
           <w:b/>
           <w:lang w:val="hi_IN" w:bidi="hi_IN"/>
         </w:rPr>
@@ -13336,6 +14988,20 @@
       </w:r>
       <w:r>
         <w:rPr>
+          <w:lang w:val="hi_IN" w:bidi="hi_IN"/>
+        </w:rPr>
+        <w:t>תֹּ֣אכַל חָ֑רֶב</w:t>
+      </w:r>
+    </w:p>
+    <w:p>
+      <w:pPr/>
+      <w:r>
+        <w:rPr>
+          <w:lang w:val="hi_IN" w:bidi="hi_IN"/>
+        </w:rPr>
+      </w:r>
+      <w:r>
+        <w:rPr>
           <w:b/>
           <w:lang w:val="hi_IN" w:bidi="hi_IN"/>
         </w:rPr>
@@ -13474,6 +15140,20 @@
         <w:rPr>
           <w:lang w:val="hi_IN" w:bidi="hi_IN"/>
         </w:rPr>
+      </w:r>
+    </w:p>
+    <w:p>
+      <w:pPr/>
+      <w:r>
+        <w:rPr>
+          <w:lang w:val="hi_IN" w:bidi="hi_IN"/>
+        </w:rPr>
+      </w:r>
+      <w:r>
+        <w:rPr>
+          <w:lang w:val="hi_IN" w:bidi="hi_IN"/>
+        </w:rPr>
+        <w:t>וְ⁠הִכְרַתִּ֤י</w:t>
       </w:r>
     </w:p>
     <w:p>
@@ -13816,6 +15496,20 @@
       </w:r>
       <w:r>
         <w:rPr>
+          <w:lang w:val="hi_IN" w:bidi="hi_IN"/>
+        </w:rPr>
+        <w:t>עִ֣יר דָּמִ֑ים</w:t>
+      </w:r>
+    </w:p>
+    <w:p>
+      <w:pPr/>
+      <w:r>
+        <w:rPr>
+          <w:lang w:val="hi_IN" w:bidi="hi_IN"/>
+        </w:rPr>
+      </w:r>
+      <w:r>
+        <w:rPr>
           <w:b/>
           <w:lang w:val="hi_IN" w:bidi="hi_IN"/>
         </w:rPr>
@@ -13926,6 +15620,20 @@
       </w:r>
       <w:r>
         <w:rPr>
+          <w:lang w:val="hi_IN" w:bidi="hi_IN"/>
+        </w:rPr>
+        <w:t>כֻּלָּ֗⁠הּ כַּ֤חַשׁ</w:t>
+      </w:r>
+    </w:p>
+    <w:p>
+      <w:pPr/>
+      <w:r>
+        <w:rPr>
+          <w:lang w:val="hi_IN" w:bidi="hi_IN"/>
+        </w:rPr>
+      </w:r>
+      <w:r>
+        <w:rPr>
           <w:b/>
           <w:lang w:val="hi_IN" w:bidi="hi_IN"/>
         </w:rPr>
@@ -14036,6 +15744,20 @@
       </w:r>
       <w:r>
         <w:rPr>
+          <w:lang w:val="hi_IN" w:bidi="hi_IN"/>
+        </w:rPr>
+        <w:t>שׁ֔וֹט &amp; רַ֣עַשׁ אוֹפָ֑ן וְ⁠ס֣וּס דֹּהֵ֔ר וּ⁠מֶרְכָּבָ֖ה מְרַקֵּדָֽה</w:t>
+      </w:r>
+    </w:p>
+    <w:p>
+      <w:pPr/>
+      <w:r>
+        <w:rPr>
+          <w:lang w:val="hi_IN" w:bidi="hi_IN"/>
+        </w:rPr>
+      </w:r>
+      <w:r>
+        <w:rPr>
           <w:b/>
           <w:lang w:val="hi_IN" w:bidi="hi_IN"/>
         </w:rPr>
@@ -14213,6 +15935,20 @@
       </w:r>
       <w:r>
         <w:rPr>
+          <w:lang w:val="hi_IN" w:bidi="hi_IN"/>
+        </w:rPr>
+        <w:t>פָּרָ֣שׁ מַעֲלֶ֗ה וְ⁠לַ֤הַב חֶ֨רֶב֙ וּ⁠בְרַ֣ק חֲנִ֔ית</w:t>
+      </w:r>
+    </w:p>
+    <w:p>
+      <w:pPr/>
+      <w:r>
+        <w:rPr>
+          <w:lang w:val="hi_IN" w:bidi="hi_IN"/>
+        </w:rPr>
+      </w:r>
+      <w:r>
+        <w:rPr>
           <w:b/>
           <w:lang w:val="hi_IN" w:bidi="hi_IN"/>
         </w:rPr>
@@ -14349,6 +16085,20 @@
       </w:r>
       <w:r>
         <w:rPr>
+          <w:lang w:val="hi_IN" w:bidi="hi_IN"/>
+        </w:rPr>
+        <w:t>פָּרָ֣שׁ מַעֲלֶ֗ה וְ⁠לַ֤הַב חֶ֨רֶב֙ וּ⁠בְרַ֣ק חֲנִ֔ית</w:t>
+      </w:r>
+    </w:p>
+    <w:p>
+      <w:pPr/>
+      <w:r>
+        <w:rPr>
+          <w:lang w:val="hi_IN" w:bidi="hi_IN"/>
+        </w:rPr>
+      </w:r>
+      <w:r>
+        <w:rPr>
           <w:b/>
           <w:lang w:val="hi_IN" w:bidi="hi_IN"/>
         </w:rPr>
@@ -14446,6 +16196,20 @@
       </w:r>
       <w:r>
         <w:rPr>
+          <w:lang w:val="hi_IN" w:bidi="hi_IN"/>
+        </w:rPr>
+        <w:t>וְ⁠אֵ֥ין קֵ֨צֶה֙ לַ⁠גְּוִיָּ֔ה</w:t>
+      </w:r>
+    </w:p>
+    <w:p>
+      <w:pPr/>
+      <w:r>
+        <w:rPr>
+          <w:lang w:val="hi_IN" w:bidi="hi_IN"/>
+        </w:rPr>
+      </w:r>
+      <w:r>
+        <w:rPr>
           <w:b/>
           <w:lang w:val="hi_IN" w:bidi="hi_IN"/>
         </w:rPr>
@@ -14543,6 +16307,20 @@
       </w:r>
       <w:r>
         <w:rPr>
+          <w:lang w:val="hi_IN" w:bidi="hi_IN"/>
+        </w:rPr>
+        <w:t>וְכָשְׁל֖וּ</w:t>
+      </w:r>
+    </w:p>
+    <w:p>
+      <w:pPr/>
+      <w:r>
+        <w:rPr>
+          <w:lang w:val="hi_IN" w:bidi="hi_IN"/>
+        </w:rPr>
+      </w:r>
+      <w:r>
+        <w:rPr>
           <w:b/>
           <w:lang w:val="hi_IN" w:bidi="hi_IN"/>
         </w:rPr>
@@ -14653,6 +16431,20 @@
       </w:r>
       <w:r>
         <w:rPr>
+          <w:lang w:val="hi_IN" w:bidi="hi_IN"/>
+        </w:rPr>
+        <w:t>בִּ⁠גְוִיָּתָֽ⁠ם</w:t>
+      </w:r>
+    </w:p>
+    <w:p>
+      <w:pPr/>
+      <w:r>
+        <w:rPr>
+          <w:lang w:val="hi_IN" w:bidi="hi_IN"/>
+        </w:rPr>
+      </w:r>
+      <w:r>
+        <w:rPr>
           <w:b/>
           <w:lang w:val="hi_IN" w:bidi="hi_IN"/>
         </w:rPr>
@@ -14789,6 +16581,20 @@
       </w:r>
       <w:r>
         <w:rPr>
+          <w:lang w:val="hi_IN" w:bidi="hi_IN"/>
+        </w:rPr>
+        <w:t>זְנוּנֵ֣י זוֹנָ֔ה</w:t>
+      </w:r>
+    </w:p>
+    <w:p>
+      <w:pPr/>
+      <w:r>
+        <w:rPr>
+          <w:lang w:val="hi_IN" w:bidi="hi_IN"/>
+        </w:rPr>
+      </w:r>
+      <w:r>
+        <w:rPr>
           <w:b/>
           <w:lang w:val="hi_IN" w:bidi="hi_IN"/>
         </w:rPr>
@@ -14898,6 +16704,20 @@
       </w:r>
       <w:r>
         <w:rPr>
+          <w:lang w:val="hi_IN" w:bidi="hi_IN"/>
+        </w:rPr>
+        <w:t>מֵ⁠רֹב֙</w:t>
+      </w:r>
+    </w:p>
+    <w:p>
+      <w:pPr/>
+      <w:r>
+        <w:rPr>
+          <w:lang w:val="hi_IN" w:bidi="hi_IN"/>
+        </w:rPr>
+      </w:r>
+      <w:r>
+        <w:rPr>
           <w:b/>
           <w:lang w:val="hi_IN" w:bidi="hi_IN"/>
         </w:rPr>
@@ -15007,6 +16827,20 @@
       </w:r>
       <w:r>
         <w:rPr>
+          <w:lang w:val="hi_IN" w:bidi="hi_IN"/>
+        </w:rPr>
+        <w:t>וּ⁠מִשְׁפָּח֖וֹת</w:t>
+      </w:r>
+    </w:p>
+    <w:p>
+      <w:pPr/>
+      <w:r>
+        <w:rPr>
+          <w:lang w:val="hi_IN" w:bidi="hi_IN"/>
+        </w:rPr>
+      </w:r>
+      <w:r>
+        <w:rPr>
           <w:b/>
           <w:lang w:val="hi_IN" w:bidi="hi_IN"/>
         </w:rPr>
@@ -15093,6 +16927,20 @@
         <w:rPr>
           <w:lang w:val="hi_IN" w:bidi="hi_IN"/>
         </w:rPr>
+      </w:r>
+    </w:p>
+    <w:p>
+      <w:pPr/>
+      <w:r>
+        <w:rPr>
+          <w:lang w:val="hi_IN" w:bidi="hi_IN"/>
+        </w:rPr>
+      </w:r>
+      <w:r>
+        <w:rPr>
+          <w:lang w:val="hi_IN" w:bidi="hi_IN"/>
+        </w:rPr>
+        <w:t>הִנְ⁠נִ֣י אֵלַ֗יִ⁠ךְ</w:t>
       </w:r>
     </w:p>
     <w:p>
@@ -15232,6 +17080,20 @@
       </w:r>
       <w:r>
         <w:rPr>
+          <w:lang w:val="hi_IN" w:bidi="hi_IN"/>
+        </w:rPr>
+        <w:t>אֵלַ֗יִ⁠ךְ</w:t>
+      </w:r>
+    </w:p>
+    <w:p>
+      <w:pPr/>
+      <w:r>
+        <w:rPr>
+          <w:lang w:val="hi_IN" w:bidi="hi_IN"/>
+        </w:rPr>
+      </w:r>
+      <w:r>
+        <w:rPr>
           <w:b/>
           <w:lang w:val="hi_IN" w:bidi="hi_IN"/>
         </w:rPr>
@@ -15342,6 +17204,20 @@
       </w:r>
       <w:r>
         <w:rPr>
+          <w:lang w:val="hi_IN" w:bidi="hi_IN"/>
+        </w:rPr>
+        <w:t>נְאֻם֙</w:t>
+      </w:r>
+    </w:p>
+    <w:p>
+      <w:pPr/>
+      <w:r>
+        <w:rPr>
+          <w:lang w:val="hi_IN" w:bidi="hi_IN"/>
+        </w:rPr>
+      </w:r>
+      <w:r>
+        <w:rPr>
           <w:b/>
           <w:lang w:val="hi_IN" w:bidi="hi_IN"/>
         </w:rPr>
@@ -15439,6 +17315,20 @@
       </w:r>
       <w:r>
         <w:rPr>
+          <w:lang w:val="hi_IN" w:bidi="hi_IN"/>
+        </w:rPr>
+        <w:t>וּ⁠מַמְלָכ֖וֹת קְלוֹנֵֽ⁠ךְ</w:t>
+      </w:r>
+    </w:p>
+    <w:p>
+      <w:pPr/>
+      <w:r>
+        <w:rPr>
+          <w:lang w:val="hi_IN" w:bidi="hi_IN"/>
+        </w:rPr>
+      </w:r>
+      <w:r>
+        <w:rPr>
           <w:b/>
           <w:lang w:val="hi_IN" w:bidi="hi_IN"/>
         </w:rPr>
@@ -15536,6 +17426,20 @@
       </w:r>
       <w:r>
         <w:rPr>
+          <w:lang w:val="hi_IN" w:bidi="hi_IN"/>
+        </w:rPr>
+        <w:t>קְלוֹנֵֽ⁠ךְ</w:t>
+      </w:r>
+    </w:p>
+    <w:p>
+      <w:pPr/>
+      <w:r>
+        <w:rPr>
+          <w:lang w:val="hi_IN" w:bidi="hi_IN"/>
+        </w:rPr>
+      </w:r>
+      <w:r>
+        <w:rPr>
           <w:b/>
           <w:lang w:val="hi_IN" w:bidi="hi_IN"/>
         </w:rPr>
@@ -15635,6 +17539,20 @@
         <w:rPr>
           <w:lang w:val="hi_IN" w:bidi="hi_IN"/>
         </w:rPr>
+      </w:r>
+    </w:p>
+    <w:p>
+      <w:pPr/>
+      <w:r>
+        <w:rPr>
+          <w:lang w:val="hi_IN" w:bidi="hi_IN"/>
+        </w:rPr>
+      </w:r>
+      <w:r>
+        <w:rPr>
+          <w:lang w:val="hi_IN" w:bidi="hi_IN"/>
+        </w:rPr>
+        <w:t>עָלַ֛יִ⁠ךְ</w:t>
       </w:r>
     </w:p>
     <w:p>
@@ -15774,6 +17692,20 @@
       </w:r>
       <w:r>
         <w:rPr>
+          <w:lang w:val="hi_IN" w:bidi="hi_IN"/>
+        </w:rPr>
+        <w:t>וְ⁠הִשְׁלַכְתִּ֥י עָלַ֛יִ⁠ךְ שִׁקֻּצִ֖ים</w:t>
+      </w:r>
+    </w:p>
+    <w:p>
+      <w:pPr/>
+      <w:r>
+        <w:rPr>
+          <w:lang w:val="hi_IN" w:bidi="hi_IN"/>
+        </w:rPr>
+      </w:r>
+      <w:r>
+        <w:rPr>
           <w:b/>
           <w:lang w:val="hi_IN" w:bidi="hi_IN"/>
         </w:rPr>
@@ -15884,6 +17816,20 @@
       </w:r>
       <w:r>
         <w:rPr>
+          <w:lang w:val="hi_IN" w:bidi="hi_IN"/>
+        </w:rPr>
+        <w:t>שָׁדְּדָ֣ה נִֽינְוֵ֔ה</w:t>
+      </w:r>
+    </w:p>
+    <w:p>
+      <w:pPr/>
+      <w:r>
+        <w:rPr>
+          <w:lang w:val="hi_IN" w:bidi="hi_IN"/>
+        </w:rPr>
+      </w:r>
+      <w:r>
+        <w:rPr>
           <w:b/>
           <w:lang w:val="hi_IN" w:bidi="hi_IN"/>
         </w:rPr>
@@ -15994,6 +17940,20 @@
       </w:r>
       <w:r>
         <w:rPr>
+          <w:lang w:val="hi_IN" w:bidi="hi_IN"/>
+        </w:rPr>
+        <w:t>שָׁדְּדָ֣ה נִֽינְוֵ֔ה</w:t>
+      </w:r>
+    </w:p>
+    <w:p>
+      <w:pPr/>
+      <w:r>
+        <w:rPr>
+          <w:lang w:val="hi_IN" w:bidi="hi_IN"/>
+        </w:rPr>
+      </w:r>
+      <w:r>
+        <w:rPr>
           <w:b/>
           <w:lang w:val="hi_IN" w:bidi="hi_IN"/>
         </w:rPr>
@@ -16091,6 +18051,20 @@
       </w:r>
       <w:r>
         <w:rPr>
+          <w:lang w:val="hi_IN" w:bidi="hi_IN"/>
+        </w:rPr>
+        <w:t>מִ֖י יָנ֣וּד לָ֑⁠הּ</w:t>
+      </w:r>
+    </w:p>
+    <w:p>
+      <w:pPr/>
+      <w:r>
+        <w:rPr>
+          <w:lang w:val="hi_IN" w:bidi="hi_IN"/>
+        </w:rPr>
+      </w:r>
+      <w:r>
+        <w:rPr>
           <w:b/>
           <w:lang w:val="hi_IN" w:bidi="hi_IN"/>
         </w:rPr>
@@ -16188,6 +18162,20 @@
       </w:r>
       <w:r>
         <w:rPr>
+          <w:lang w:val="hi_IN" w:bidi="hi_IN"/>
+        </w:rPr>
+        <w:t>מֵ⁠אַ֛יִן אֲבַקֵּ֥שׁ מְנַחֲמִ֖ים לָֽ⁠ךְ</w:t>
+      </w:r>
+    </w:p>
+    <w:p>
+      <w:pPr/>
+      <w:r>
+        <w:rPr>
+          <w:lang w:val="hi_IN" w:bidi="hi_IN"/>
+        </w:rPr>
+      </w:r>
+      <w:r>
+        <w:rPr>
           <w:b/>
           <w:lang w:val="hi_IN" w:bidi="hi_IN"/>
         </w:rPr>
@@ -16285,6 +18273,20 @@
       </w:r>
       <w:r>
         <w:rPr>
+          <w:lang w:val="hi_IN" w:bidi="hi_IN"/>
+        </w:rPr>
+        <w:t>הֲ⁠תֵֽיטְבִי֙ מִ⁠נֹּ֣א אָמ֔וֹן הַ⁠יֹּֽשְׁבָה֙ בַּ⁠יְאֹרִ֔ים מַ֖יִם סָבִ֣יב לָ֑⁠הּ אֲשֶׁר־חֵ֣יל יָ֔ם מִ⁠יָּ֖ם חוֹמָתָֽ⁠הּ</w:t>
+      </w:r>
+    </w:p>
+    <w:p>
+      <w:pPr/>
+      <w:r>
+        <w:rPr>
+          <w:lang w:val="hi_IN" w:bidi="hi_IN"/>
+        </w:rPr>
+      </w:r>
+      <w:r>
+        <w:rPr>
           <w:b/>
           <w:lang w:val="hi_IN" w:bidi="hi_IN"/>
         </w:rPr>
@@ -16382,6 +18384,20 @@
       </w:r>
       <w:r>
         <w:rPr>
+          <w:lang w:val="hi_IN" w:bidi="hi_IN"/>
+        </w:rPr>
+        <w:t>מִ⁠נֹּ֣א אָמ֔וֹן</w:t>
+      </w:r>
+    </w:p>
+    <w:p>
+      <w:pPr/>
+      <w:r>
+        <w:rPr>
+          <w:lang w:val="hi_IN" w:bidi="hi_IN"/>
+        </w:rPr>
+      </w:r>
+      <w:r>
+        <w:rPr>
           <w:b/>
           <w:lang w:val="hi_IN" w:bidi="hi_IN"/>
         </w:rPr>
@@ -16486,6 +18502,20 @@
       </w:r>
       <w:r>
         <w:rPr>
+          <w:lang w:val="hi_IN" w:bidi="hi_IN"/>
+        </w:rPr>
+        <w:t>אֲשֶׁר־חֵ֣יל יָ֔ם מִ⁠יָּ֖ם חוֹמָתָֽ⁠הּ</w:t>
+      </w:r>
+    </w:p>
+    <w:p>
+      <w:pPr/>
+      <w:r>
+        <w:rPr>
+          <w:lang w:val="hi_IN" w:bidi="hi_IN"/>
+        </w:rPr>
+      </w:r>
+      <w:r>
+        <w:rPr>
           <w:b/>
           <w:lang w:val="hi_IN" w:bidi="hi_IN"/>
         </w:rPr>
@@ -16596,6 +18626,20 @@
       </w:r>
       <w:r>
         <w:rPr>
+          <w:lang w:val="hi_IN" w:bidi="hi_IN"/>
+        </w:rPr>
+        <w:t>מִ⁠יָּ֖ם חוֹמָתָֽ⁠הּ</w:t>
+      </w:r>
+    </w:p>
+    <w:p>
+      <w:pPr/>
+      <w:r>
+        <w:rPr>
+          <w:lang w:val="hi_IN" w:bidi="hi_IN"/>
+        </w:rPr>
+      </w:r>
+      <w:r>
+        <w:rPr>
           <w:b/>
           <w:lang w:val="hi_IN" w:bidi="hi_IN"/>
         </w:rPr>
@@ -16719,6 +18763,20 @@
       </w:r>
       <w:r>
         <w:rPr>
+          <w:lang w:val="hi_IN" w:bidi="hi_IN"/>
+        </w:rPr>
+        <w:t>מִ⁠יָּ֖ם חוֹמָתָֽ⁠הּ</w:t>
+      </w:r>
+    </w:p>
+    <w:p>
+      <w:pPr/>
+      <w:r>
+        <w:rPr>
+          <w:lang w:val="hi_IN" w:bidi="hi_IN"/>
+        </w:rPr>
+      </w:r>
+      <w:r>
+        <w:rPr>
           <w:b/>
           <w:lang w:val="hi_IN" w:bidi="hi_IN"/>
         </w:rPr>
@@ -16816,6 +18874,20 @@
       </w:r>
       <w:r>
         <w:rPr>
+          <w:lang w:val="hi_IN" w:bidi="hi_IN"/>
+        </w:rPr>
+        <w:t>עָצְמָ֛⁠ה</w:t>
+      </w:r>
+    </w:p>
+    <w:p>
+      <w:pPr/>
+      <w:r>
+        <w:rPr>
+          <w:lang w:val="hi_IN" w:bidi="hi_IN"/>
+        </w:rPr>
+      </w:r>
+      <w:r>
+        <w:rPr>
           <w:b/>
           <w:lang w:val="hi_IN" w:bidi="hi_IN"/>
         </w:rPr>
@@ -16926,6 +18998,20 @@
       </w:r>
       <w:r>
         <w:rPr>
+          <w:lang w:val="hi_IN" w:bidi="hi_IN"/>
+        </w:rPr>
+        <w:t>וְ⁠אֵ֣ין קֵ֑צֶה</w:t>
+      </w:r>
+    </w:p>
+    <w:p>
+      <w:pPr/>
+      <w:r>
+        <w:rPr>
+          <w:lang w:val="hi_IN" w:bidi="hi_IN"/>
+        </w:rPr>
+      </w:r>
+      <w:r>
+        <w:rPr>
           <w:b/>
           <w:lang w:val="hi_IN" w:bidi="hi_IN"/>
         </w:rPr>
@@ -17009,6 +19095,20 @@
       </w:r>
       <w:r>
         <w:rPr>
+          <w:lang w:val="hi_IN" w:bidi="hi_IN"/>
+        </w:rPr>
+        <w:t>וְ⁠אֵ֣ין קֵ֑צֶה</w:t>
+      </w:r>
+    </w:p>
+    <w:p>
+      <w:pPr/>
+      <w:r>
+        <w:rPr>
+          <w:lang w:val="hi_IN" w:bidi="hi_IN"/>
+        </w:rPr>
+      </w:r>
+      <w:r>
+        <w:rPr>
           <w:b/>
           <w:lang w:val="hi_IN" w:bidi="hi_IN"/>
         </w:rPr>
@@ -17106,6 +19206,20 @@
       </w:r>
       <w:r>
         <w:rPr>
+          <w:lang w:val="hi_IN" w:bidi="hi_IN"/>
+        </w:rPr>
+        <w:t>פּ֣וּט</w:t>
+      </w:r>
+    </w:p>
+    <w:p>
+      <w:pPr/>
+      <w:r>
+        <w:rPr>
+          <w:lang w:val="hi_IN" w:bidi="hi_IN"/>
+        </w:rPr>
+      </w:r>
+      <w:r>
+        <w:rPr>
           <w:b/>
           <w:lang w:val="hi_IN" w:bidi="hi_IN"/>
         </w:rPr>
@@ -17210,6 +19324,20 @@
       </w:r>
       <w:r>
         <w:rPr>
+          <w:lang w:val="hi_IN" w:bidi="hi_IN"/>
+        </w:rPr>
+        <w:t>וְ⁠לוּבִ֔ים</w:t>
+      </w:r>
+    </w:p>
+    <w:p>
+      <w:pPr/>
+      <w:r>
+        <w:rPr>
+          <w:lang w:val="hi_IN" w:bidi="hi_IN"/>
+        </w:rPr>
+      </w:r>
+      <w:r>
+        <w:rPr>
           <w:b/>
           <w:lang w:val="hi_IN" w:bidi="hi_IN"/>
         </w:rPr>
@@ -17327,6 +19455,20 @@
       </w:r>
       <w:r>
         <w:rPr>
+          <w:lang w:val="hi_IN" w:bidi="hi_IN"/>
+        </w:rPr>
+        <w:t>בְּ⁠עֶזְרָתֵֽ⁠ךְ</w:t>
+      </w:r>
+    </w:p>
+    <w:p>
+      <w:pPr/>
+      <w:r>
+        <w:rPr>
+          <w:lang w:val="hi_IN" w:bidi="hi_IN"/>
+        </w:rPr>
+      </w:r>
+      <w:r>
+        <w:rPr>
           <w:b/>
           <w:lang w:val="hi_IN" w:bidi="hi_IN"/>
         </w:rPr>
@@ -17437,6 +19579,20 @@
       </w:r>
       <w:r>
         <w:rPr>
+          <w:lang w:val="hi_IN" w:bidi="hi_IN"/>
+        </w:rPr>
+        <w:t>הִ֗יא לַ⁠גֹּלָה֙</w:t>
+      </w:r>
+    </w:p>
+    <w:p>
+      <w:pPr/>
+      <w:r>
+        <w:rPr>
+          <w:lang w:val="hi_IN" w:bidi="hi_IN"/>
+        </w:rPr>
+      </w:r>
+      <w:r>
+        <w:rPr>
           <w:b/>
           <w:lang w:val="hi_IN" w:bidi="hi_IN"/>
         </w:rPr>
@@ -17560,6 +19716,20 @@
       </w:r>
       <w:r>
         <w:rPr>
+          <w:lang w:val="hi_IN" w:bidi="hi_IN"/>
+        </w:rPr>
+        <w:t>גְּדוֹלֶ֖י⁠הָ</w:t>
+      </w:r>
+    </w:p>
+    <w:p>
+      <w:pPr/>
+      <w:r>
+        <w:rPr>
+          <w:lang w:val="hi_IN" w:bidi="hi_IN"/>
+        </w:rPr>
+      </w:r>
+      <w:r>
+        <w:rPr>
           <w:b/>
           <w:lang w:val="hi_IN" w:bidi="hi_IN"/>
         </w:rPr>
@@ -17670,6 +19840,20 @@
       </w:r>
       <w:r>
         <w:rPr>
+          <w:lang w:val="hi_IN" w:bidi="hi_IN"/>
+        </w:rPr>
+        <w:t>עֹלָלֶ֛י⁠הָ יְרֻטְּשׁ֖וּ</w:t>
+      </w:r>
+    </w:p>
+    <w:p>
+      <w:pPr/>
+      <w:r>
+        <w:rPr>
+          <w:lang w:val="hi_IN" w:bidi="hi_IN"/>
+        </w:rPr>
+      </w:r>
+      <w:r>
+        <w:rPr>
           <w:b/>
           <w:lang w:val="hi_IN" w:bidi="hi_IN"/>
         </w:rPr>
@@ -17780,6 +19964,20 @@
       </w:r>
       <w:r>
         <w:rPr>
+          <w:lang w:val="hi_IN" w:bidi="hi_IN"/>
+        </w:rPr>
+        <w:t>בְּ⁠רֹ֣אשׁ כָּל־חוּצ֑וֹת</w:t>
+      </w:r>
+    </w:p>
+    <w:p>
+      <w:pPr/>
+      <w:r>
+        <w:rPr>
+          <w:lang w:val="hi_IN" w:bidi="hi_IN"/>
+        </w:rPr>
+      </w:r>
+      <w:r>
+        <w:rPr>
           <w:b/>
           <w:lang w:val="hi_IN" w:bidi="hi_IN"/>
         </w:rPr>
@@ -17890,6 +20088,20 @@
       </w:r>
       <w:r>
         <w:rPr>
+          <w:lang w:val="hi_IN" w:bidi="hi_IN"/>
+        </w:rPr>
+        <w:t>יַדּ֣וּ</w:t>
+      </w:r>
+    </w:p>
+    <w:p>
+      <w:pPr/>
+      <w:r>
+        <w:rPr>
+          <w:lang w:val="hi_IN" w:bidi="hi_IN"/>
+        </w:rPr>
+      </w:r>
+      <w:r>
+        <w:rPr>
           <w:b/>
           <w:lang w:val="hi_IN" w:bidi="hi_IN"/>
         </w:rPr>
@@ -18000,6 +20212,20 @@
       </w:r>
       <w:r>
         <w:rPr>
+          <w:lang w:val="hi_IN" w:bidi="hi_IN"/>
+        </w:rPr>
+        <w:t>וְ⁠כָל־גְּדוֹלֶ֖י⁠הָ רֻתְּק֥וּ</w:t>
+      </w:r>
+    </w:p>
+    <w:p>
+      <w:pPr/>
+      <w:r>
+        <w:rPr>
+          <w:lang w:val="hi_IN" w:bidi="hi_IN"/>
+        </w:rPr>
+      </w:r>
+      <w:r>
+        <w:rPr>
           <w:b/>
           <w:lang w:val="hi_IN" w:bidi="hi_IN"/>
         </w:rPr>
@@ -18110,6 +20336,20 @@
       </w:r>
       <w:r>
         <w:rPr>
+          <w:lang w:val="hi_IN" w:bidi="hi_IN"/>
+        </w:rPr>
+        <w:t>אַ֣תְּ</w:t>
+      </w:r>
+    </w:p>
+    <w:p>
+      <w:pPr/>
+      <w:r>
+        <w:rPr>
+          <w:lang w:val="hi_IN" w:bidi="hi_IN"/>
+        </w:rPr>
+      </w:r>
+      <w:r>
+        <w:rPr>
           <w:b/>
           <w:lang w:val="hi_IN" w:bidi="hi_IN"/>
         </w:rPr>
@@ -18206,6 +20446,20 @@
       </w:r>
       <w:r>
         <w:rPr>
+          <w:lang w:val="hi_IN" w:bidi="hi_IN"/>
+        </w:rPr>
+        <w:t>תִּשְׁכְּרִ֔י</w:t>
+      </w:r>
+    </w:p>
+    <w:p>
+      <w:pPr/>
+      <w:r>
+        <w:rPr>
+          <w:lang w:val="hi_IN" w:bidi="hi_IN"/>
+        </w:rPr>
+      </w:r>
+      <w:r>
+        <w:rPr>
           <w:b/>
           <w:lang w:val="hi_IN" w:bidi="hi_IN"/>
         </w:rPr>
@@ -18316,6 +20570,20 @@
       </w:r>
       <w:r>
         <w:rPr>
+          <w:lang w:val="hi_IN" w:bidi="hi_IN"/>
+        </w:rPr>
+        <w:t>תְּהִ֖י נַֽעֲלָמָ֑ה</w:t>
+      </w:r>
+    </w:p>
+    <w:p>
+      <w:pPr/>
+      <w:r>
+        <w:rPr>
+          <w:lang w:val="hi_IN" w:bidi="hi_IN"/>
+        </w:rPr>
+      </w:r>
+      <w:r>
+        <w:rPr>
           <w:b/>
           <w:lang w:val="hi_IN" w:bidi="hi_IN"/>
         </w:rPr>
@@ -18426,6 +20694,20 @@
       </w:r>
       <w:r>
         <w:rPr>
+          <w:lang w:val="hi_IN" w:bidi="hi_IN"/>
+        </w:rPr>
+        <w:t>כָּ֨ל־מִבְצָרַ֔יִ⁠ךְ תְּאֵנִ֖ים עִם־בִּכּוּרִ֑ים</w:t>
+      </w:r>
+    </w:p>
+    <w:p>
+      <w:pPr/>
+      <w:r>
+        <w:rPr>
+          <w:lang w:val="hi_IN" w:bidi="hi_IN"/>
+        </w:rPr>
+      </w:r>
+      <w:r>
+        <w:rPr>
           <w:b/>
           <w:lang w:val="hi_IN" w:bidi="hi_IN"/>
         </w:rPr>
@@ -18549,6 +20831,20 @@
       </w:r>
       <w:r>
         <w:rPr>
+          <w:lang w:val="hi_IN" w:bidi="hi_IN"/>
+        </w:rPr>
+        <w:t>הִנֵּ֨ה</w:t>
+      </w:r>
+    </w:p>
+    <w:p>
+      <w:pPr/>
+      <w:r>
+        <w:rPr>
+          <w:lang w:val="hi_IN" w:bidi="hi_IN"/>
+        </w:rPr>
+      </w:r>
+      <w:r>
+        <w:rPr>
           <w:b/>
           <w:lang w:val="hi_IN" w:bidi="hi_IN"/>
         </w:rPr>
@@ -18645,6 +20941,20 @@
       </w:r>
       <w:r>
         <w:rPr>
+          <w:lang w:val="hi_IN" w:bidi="hi_IN"/>
+        </w:rPr>
+        <w:t>עַמֵּ֤⁠ךְ</w:t>
+      </w:r>
+    </w:p>
+    <w:p>
+      <w:pPr/>
+      <w:r>
+        <w:rPr>
+          <w:lang w:val="hi_IN" w:bidi="hi_IN"/>
+        </w:rPr>
+      </w:r>
+      <w:r>
+        <w:rPr>
           <w:b/>
           <w:lang w:val="hi_IN" w:bidi="hi_IN"/>
         </w:rPr>
@@ -18741,6 +21051,20 @@
       </w:r>
       <w:r>
         <w:rPr>
+          <w:lang w:val="hi_IN" w:bidi="hi_IN"/>
+        </w:rPr>
+        <w:t>נָשִׁים֙</w:t>
+      </w:r>
+    </w:p>
+    <w:p>
+      <w:pPr/>
+      <w:r>
+        <w:rPr>
+          <w:lang w:val="hi_IN" w:bidi="hi_IN"/>
+        </w:rPr>
+      </w:r>
+      <w:r>
+        <w:rPr>
           <w:b/>
           <w:lang w:val="hi_IN" w:bidi="hi_IN"/>
         </w:rPr>
@@ -18864,6 +21188,20 @@
       </w:r>
       <w:r>
         <w:rPr>
+          <w:lang w:val="hi_IN" w:bidi="hi_IN"/>
+        </w:rPr>
+        <w:t>פָּת֥וֹחַ נִפְתְּח֖וּ</w:t>
+      </w:r>
+    </w:p>
+    <w:p>
+      <w:pPr/>
+      <w:r>
+        <w:rPr>
+          <w:lang w:val="hi_IN" w:bidi="hi_IN"/>
+        </w:rPr>
+      </w:r>
+      <w:r>
+        <w:rPr>
           <w:b/>
           <w:lang w:val="hi_IN" w:bidi="hi_IN"/>
         </w:rPr>
@@ -18974,6 +21312,20 @@
       </w:r>
       <w:r>
         <w:rPr>
+          <w:lang w:val="hi_IN" w:bidi="hi_IN"/>
+        </w:rPr>
+        <w:t>נִפְתְּח֖וּ &amp; אָכְלָ֥ה</w:t>
+      </w:r>
+    </w:p>
+    <w:p>
+      <w:pPr/>
+      <w:r>
+        <w:rPr>
+          <w:lang w:val="hi_IN" w:bidi="hi_IN"/>
+        </w:rPr>
+      </w:r>
+      <w:r>
+        <w:rPr>
           <w:b/>
           <w:lang w:val="hi_IN" w:bidi="hi_IN"/>
         </w:rPr>
@@ -19085,6 +21437,20 @@
       </w:r>
       <w:r>
         <w:rPr>
+          <w:lang w:val="hi_IN" w:bidi="hi_IN"/>
+        </w:rPr>
+        <w:t>בְּרִיחָֽיִ⁠ך</w:t>
+      </w:r>
+    </w:p>
+    <w:p>
+      <w:pPr/>
+      <w:r>
+        <w:rPr>
+          <w:lang w:val="hi_IN" w:bidi="hi_IN"/>
+        </w:rPr>
+      </w:r>
+      <w:r>
+        <w:rPr>
           <w:b/>
           <w:lang w:val="hi_IN" w:bidi="hi_IN"/>
         </w:rPr>
@@ -19195,6 +21561,20 @@
       </w:r>
       <w:r>
         <w:rPr>
+          <w:lang w:val="hi_IN" w:bidi="hi_IN"/>
+        </w:rPr>
+        <w:t>מֵ֤י מָצוֹר֙ שַֽׁאֲבִי־לָ֔⁠ךְ</w:t>
+      </w:r>
+    </w:p>
+    <w:p>
+      <w:pPr/>
+      <w:r>
+        <w:rPr>
+          <w:lang w:val="hi_IN" w:bidi="hi_IN"/>
+        </w:rPr>
+      </w:r>
+      <w:r>
+        <w:rPr>
           <w:b/>
           <w:lang w:val="hi_IN" w:bidi="hi_IN"/>
         </w:rPr>
@@ -19305,6 +21685,20 @@
       </w:r>
       <w:r>
         <w:rPr>
+          <w:lang w:val="hi_IN" w:bidi="hi_IN"/>
+        </w:rPr>
+        <w:t>לָ֔⁠ךְ</w:t>
+      </w:r>
+    </w:p>
+    <w:p>
+      <w:pPr/>
+      <w:r>
+        <w:rPr>
+          <w:lang w:val="hi_IN" w:bidi="hi_IN"/>
+        </w:rPr>
+      </w:r>
+      <w:r>
+        <w:rPr>
           <w:b/>
           <w:lang w:val="hi_IN" w:bidi="hi_IN"/>
         </w:rPr>
@@ -19482,6 +21876,20 @@
       </w:r>
       <w:r>
         <w:rPr>
+          <w:lang w:val="hi_IN" w:bidi="hi_IN"/>
+        </w:rPr>
+        <w:t>מַלְבֵּֽן</w:t>
+      </w:r>
+    </w:p>
+    <w:p>
+      <w:pPr/>
+      <w:r>
+        <w:rPr>
+          <w:lang w:val="hi_IN" w:bidi="hi_IN"/>
+        </w:rPr>
+      </w:r>
+      <w:r>
+        <w:rPr>
           <w:b/>
           <w:lang w:val="hi_IN" w:bidi="hi_IN"/>
         </w:rPr>
@@ -19592,6 +22000,20 @@
       </w:r>
       <w:r>
         <w:rPr>
+          <w:lang w:val="hi_IN" w:bidi="hi_IN"/>
+        </w:rPr>
+        <w:t>שָׁ֚ם תֹּאכְלֵ֣⁠ךְ אֵ֔שׁ</w:t>
+      </w:r>
+    </w:p>
+    <w:p>
+      <w:pPr/>
+      <w:r>
+        <w:rPr>
+          <w:lang w:val="hi_IN" w:bidi="hi_IN"/>
+        </w:rPr>
+      </w:r>
+      <w:r>
+        <w:rPr>
           <w:b/>
           <w:lang w:val="hi_IN" w:bidi="hi_IN"/>
         </w:rPr>
@@ -19702,6 +22124,20 @@
       </w:r>
       <w:r>
         <w:rPr>
+          <w:lang w:val="hi_IN" w:bidi="hi_IN"/>
+        </w:rPr>
+        <w:t>תַּכְרִיתֵ֣⁠ךְ</w:t>
+      </w:r>
+    </w:p>
+    <w:p>
+      <w:pPr/>
+      <w:r>
+        <w:rPr>
+          <w:lang w:val="hi_IN" w:bidi="hi_IN"/>
+        </w:rPr>
+      </w:r>
+      <w:r>
+        <w:rPr>
           <w:b/>
           <w:lang w:val="hi_IN" w:bidi="hi_IN"/>
         </w:rPr>
@@ -19812,6 +22248,20 @@
       </w:r>
       <w:r>
         <w:rPr>
+          <w:lang w:val="hi_IN" w:bidi="hi_IN"/>
+        </w:rPr>
+        <w:t>כַּ⁠יָּ֑לֶק</w:t>
+      </w:r>
+    </w:p>
+    <w:p>
+      <w:pPr/>
+      <w:r>
+        <w:rPr>
+          <w:lang w:val="hi_IN" w:bidi="hi_IN"/>
+        </w:rPr>
+      </w:r>
+      <w:r>
+        <w:rPr>
           <w:b/>
           <w:lang w:val="hi_IN" w:bidi="hi_IN"/>
         </w:rPr>
@@ -19909,6 +22359,20 @@
       </w:r>
       <w:r>
         <w:rPr>
+          <w:lang w:val="hi_IN" w:bidi="hi_IN"/>
+        </w:rPr>
+        <w:t>כַּ⁠יֶּ֔לֶק</w:t>
+      </w:r>
+    </w:p>
+    <w:p>
+      <w:pPr/>
+      <w:r>
+        <w:rPr>
+          <w:lang w:val="hi_IN" w:bidi="hi_IN"/>
+        </w:rPr>
+      </w:r>
+      <w:r>
+        <w:rPr>
           <w:b/>
           <w:lang w:val="hi_IN" w:bidi="hi_IN"/>
         </w:rPr>
@@ -19992,6 +22456,20 @@
       </w:r>
       <w:r>
         <w:rPr>
+          <w:lang w:val="hi_IN" w:bidi="hi_IN"/>
+        </w:rPr>
+        <w:t>כָּ⁠אַרְבֶּֽה</w:t>
+      </w:r>
+    </w:p>
+    <w:p>
+      <w:pPr/>
+      <w:r>
+        <w:rPr>
+          <w:lang w:val="hi_IN" w:bidi="hi_IN"/>
+        </w:rPr>
+      </w:r>
+      <w:r>
+        <w:rPr>
           <w:b/>
           <w:lang w:val="hi_IN" w:bidi="hi_IN"/>
         </w:rPr>
@@ -20089,6 +22567,20 @@
       </w:r>
       <w:r>
         <w:rPr>
+          <w:lang w:val="hi_IN" w:bidi="hi_IN"/>
+        </w:rPr>
+        <w:t>הִרְבֵּית֙</w:t>
+      </w:r>
+    </w:p>
+    <w:p>
+      <w:pPr/>
+      <w:r>
+        <w:rPr>
+          <w:lang w:val="hi_IN" w:bidi="hi_IN"/>
+        </w:rPr>
+      </w:r>
+      <w:r>
+        <w:rPr>
           <w:b/>
           <w:lang w:val="hi_IN" w:bidi="hi_IN"/>
         </w:rPr>
@@ -20199,6 +22691,20 @@
       </w:r>
       <w:r>
         <w:rPr>
+          <w:lang w:val="hi_IN" w:bidi="hi_IN"/>
+        </w:rPr>
+        <w:t>מִ⁠כּוֹכְבֵ֖י הַ⁠שָּׁמָ֑יִם</w:t>
+      </w:r>
+    </w:p>
+    <w:p>
+      <w:pPr/>
+      <w:r>
+        <w:rPr>
+          <w:lang w:val="hi_IN" w:bidi="hi_IN"/>
+        </w:rPr>
+      </w:r>
+      <w:r>
+        <w:rPr>
           <w:b/>
           <w:lang w:val="hi_IN" w:bidi="hi_IN"/>
         </w:rPr>
@@ -20296,6 +22802,20 @@
       </w:r>
       <w:r>
         <w:rPr>
+          <w:lang w:val="hi_IN" w:bidi="hi_IN"/>
+        </w:rPr>
+        <w:t>יֶ֥לֶק פָּשַׁ֖ט וַ⁠יָּעֹֽף</w:t>
+      </w:r>
+    </w:p>
+    <w:p>
+      <w:pPr/>
+      <w:r>
+        <w:rPr>
+          <w:lang w:val="hi_IN" w:bidi="hi_IN"/>
+        </w:rPr>
+      </w:r>
+      <w:r>
+        <w:rPr>
           <w:b/>
           <w:lang w:val="hi_IN" w:bidi="hi_IN"/>
         </w:rPr>
@@ -20405,6 +22925,20 @@
       </w:r>
       <w:r>
         <w:rPr>
+          <w:lang w:val="hi_IN" w:bidi="hi_IN"/>
+        </w:rPr>
+        <w:t>פָּשַׁ֖ט</w:t>
+      </w:r>
+    </w:p>
+    <w:p>
+      <w:pPr/>
+      <w:r>
+        <w:rPr>
+          <w:lang w:val="hi_IN" w:bidi="hi_IN"/>
+        </w:rPr>
+      </w:r>
+      <w:r>
+        <w:rPr>
           <w:b/>
           <w:lang w:val="hi_IN" w:bidi="hi_IN"/>
         </w:rPr>
@@ -20515,6 +23049,20 @@
       </w:r>
       <w:r>
         <w:rPr>
+          <w:lang w:val="hi_IN" w:bidi="hi_IN"/>
+        </w:rPr>
+        <w:t>מִנְּזָרַ֨יִ⁠ךְ֙ כָּֽ⁠אַרְבֶּ֔ה וְ⁠טַפְסְרַ֖יִ⁠ךְ כְּ⁠ג֣וֹב גֹּבָ֑י</w:t>
+      </w:r>
+    </w:p>
+    <w:p>
+      <w:pPr/>
+      <w:r>
+        <w:rPr>
+          <w:lang w:val="hi_IN" w:bidi="hi_IN"/>
+        </w:rPr>
+      </w:r>
+      <w:r>
+        <w:rPr>
           <w:b/>
           <w:lang w:val="hi_IN" w:bidi="hi_IN"/>
         </w:rPr>
@@ -20612,6 +23160,20 @@
       </w:r>
       <w:r>
         <w:rPr>
+          <w:lang w:val="hi_IN" w:bidi="hi_IN"/>
+        </w:rPr>
+        <w:t>מִנְּזָרַ֨יִ⁠ךְ֙ כָּֽ⁠אַרְבֶּ֔ה וְ⁠טַפְסְרַ֖יִ⁠ךְ כְּ⁠ג֣וֹב גֹּבָ֑י</w:t>
+      </w:r>
+    </w:p>
+    <w:p>
+      <w:pPr/>
+      <w:r>
+        <w:rPr>
+          <w:lang w:val="hi_IN" w:bidi="hi_IN"/>
+        </w:rPr>
+      </w:r>
+      <w:r>
+        <w:rPr>
           <w:b/>
           <w:lang w:val="hi_IN" w:bidi="hi_IN"/>
         </w:rPr>
@@ -20722,6 +23284,20 @@
       </w:r>
       <w:r>
         <w:rPr>
+          <w:lang w:val="hi_IN" w:bidi="hi_IN"/>
+        </w:rPr>
+        <w:t>וְ⁠טַפְסְרַ֖יִ⁠ךְ כְּ⁠ג֣וֹב גֹּבָ֑י</w:t>
+      </w:r>
+    </w:p>
+    <w:p>
+      <w:pPr/>
+      <w:r>
+        <w:rPr>
+          <w:lang w:val="hi_IN" w:bidi="hi_IN"/>
+        </w:rPr>
+      </w:r>
+      <w:r>
+        <w:rPr>
           <w:b/>
           <w:lang w:val="hi_IN" w:bidi="hi_IN"/>
         </w:rPr>
@@ -20819,6 +23395,20 @@
       </w:r>
       <w:r>
         <w:rPr>
+          <w:lang w:val="hi_IN" w:bidi="hi_IN"/>
+        </w:rPr>
+        <w:t>וְ⁠נוֹדַ֔ד &amp; מְקוֹמ֖⁠וֹ</w:t>
+      </w:r>
+    </w:p>
+    <w:p>
+      <w:pPr/>
+      <w:r>
+        <w:rPr>
+          <w:lang w:val="hi_IN" w:bidi="hi_IN"/>
+        </w:rPr>
+      </w:r>
+      <w:r>
+        <w:rPr>
           <w:b/>
           <w:lang w:val="hi_IN" w:bidi="hi_IN"/>
         </w:rPr>
@@ -20943,6 +23533,20 @@
       </w:r>
       <w:r>
         <w:rPr>
+          <w:lang w:val="hi_IN" w:bidi="hi_IN"/>
+        </w:rPr>
+        <w:t>נָמ֤וּ רֹעֶ֨י⁠ךָ֙ מֶ֣לֶךְ אַשּׁ֔וּר</w:t>
+      </w:r>
+    </w:p>
+    <w:p>
+      <w:pPr/>
+      <w:r>
+        <w:rPr>
+          <w:lang w:val="hi_IN" w:bidi="hi_IN"/>
+        </w:rPr>
+      </w:r>
+      <w:r>
+        <w:rPr>
           <w:b/>
           <w:lang w:val="hi_IN" w:bidi="hi_IN"/>
         </w:rPr>
@@ -21040,6 +23644,20 @@
       </w:r>
       <w:r>
         <w:rPr>
+          <w:lang w:val="hi_IN" w:bidi="hi_IN"/>
+        </w:rPr>
+        <w:t>נָמ֤וּ רֹעֶ֨י⁠ךָ֙ &amp; יִשְׁכְּנ֖וּ אַדִּירֶ֑י⁠ךָ</w:t>
+      </w:r>
+    </w:p>
+    <w:p>
+      <w:pPr/>
+      <w:r>
+        <w:rPr>
+          <w:lang w:val="hi_IN" w:bidi="hi_IN"/>
+        </w:rPr>
+      </w:r>
+      <w:r>
+        <w:rPr>
           <w:b/>
           <w:lang w:val="hi_IN" w:bidi="hi_IN"/>
         </w:rPr>
@@ -21162,6 +23780,20 @@
       </w:r>
       <w:r>
         <w:rPr>
+          <w:lang w:val="hi_IN" w:bidi="hi_IN"/>
+        </w:rPr>
+        <w:t>רֹעֶ֨י⁠ךָ֙</w:t>
+      </w:r>
+    </w:p>
+    <w:p>
+      <w:pPr/>
+      <w:r>
+        <w:rPr>
+          <w:lang w:val="hi_IN" w:bidi="hi_IN"/>
+        </w:rPr>
+      </w:r>
+      <w:r>
+        <w:rPr>
           <w:b/>
           <w:lang w:val="hi_IN" w:bidi="hi_IN"/>
         </w:rPr>
@@ -21258,6 +23890,20 @@
       </w:r>
       <w:r>
         <w:rPr>
+          <w:lang w:val="hi_IN" w:bidi="hi_IN"/>
+        </w:rPr>
+        <w:t>נָמ֤וּ &amp; יִשְׁכְּנ֖וּ</w:t>
+      </w:r>
+    </w:p>
+    <w:p>
+      <w:pPr/>
+      <w:r>
+        <w:rPr>
+          <w:lang w:val="hi_IN" w:bidi="hi_IN"/>
+        </w:rPr>
+      </w:r>
+      <w:r>
+        <w:rPr>
           <w:b/>
           <w:lang w:val="hi_IN" w:bidi="hi_IN"/>
         </w:rPr>
@@ -21395,6 +24041,20 @@
       </w:r>
       <w:r>
         <w:rPr>
+          <w:lang w:val="hi_IN" w:bidi="hi_IN"/>
+        </w:rPr>
+        <w:t>נָפֹ֧שׁוּ עַמְּ⁠ךָ֛</w:t>
+      </w:r>
+    </w:p>
+    <w:p>
+      <w:pPr/>
+      <w:r>
+        <w:rPr>
+          <w:lang w:val="hi_IN" w:bidi="hi_IN"/>
+        </w:rPr>
+      </w:r>
+      <w:r>
+        <w:rPr>
           <w:b/>
           <w:lang w:val="hi_IN" w:bidi="hi_IN"/>
         </w:rPr>
@@ -21518,6 +24178,20 @@
       </w:r>
       <w:r>
         <w:rPr>
+          <w:lang w:val="hi_IN" w:bidi="hi_IN"/>
+        </w:rPr>
+        <w:t>אֵין־כֵּהָ֣ה לְ⁠שִׁבְרֶ֔⁠ךָ</w:t>
+      </w:r>
+    </w:p>
+    <w:p>
+      <w:pPr/>
+      <w:r>
+        <w:rPr>
+          <w:lang w:val="hi_IN" w:bidi="hi_IN"/>
+        </w:rPr>
+      </w:r>
+      <w:r>
+        <w:rPr>
           <w:b/>
           <w:lang w:val="hi_IN" w:bidi="hi_IN"/>
         </w:rPr>
@@ -21641,6 +24315,20 @@
       </w:r>
       <w:r>
         <w:rPr>
+          <w:lang w:val="hi_IN" w:bidi="hi_IN"/>
+        </w:rPr>
+        <w:t>נַחְלָ֖ה מַכָּתֶ֑⁠ךָ</w:t>
+      </w:r>
+    </w:p>
+    <w:p>
+      <w:pPr/>
+      <w:r>
+        <w:rPr>
+          <w:lang w:val="hi_IN" w:bidi="hi_IN"/>
+        </w:rPr>
+      </w:r>
+      <w:r>
+        <w:rPr>
           <w:b/>
           <w:lang w:val="hi_IN" w:bidi="hi_IN"/>
         </w:rPr>
@@ -21751,6 +24439,20 @@
       </w:r>
       <w:r>
         <w:rPr>
+          <w:lang w:val="hi_IN" w:bidi="hi_IN"/>
+        </w:rPr>
+        <w:t>שֹׁמְעֵ֣י שִׁמְעֲ⁠ךָ֗</w:t>
+      </w:r>
+    </w:p>
+    <w:p>
+      <w:pPr/>
+      <w:r>
+        <w:rPr>
+          <w:lang w:val="hi_IN" w:bidi="hi_IN"/>
+        </w:rPr>
+      </w:r>
+      <w:r>
+        <w:rPr>
           <w:b/>
           <w:lang w:val="hi_IN" w:bidi="hi_IN"/>
         </w:rPr>
@@ -21861,6 +24563,20 @@
       </w:r>
       <w:r>
         <w:rPr>
+          <w:lang w:val="hi_IN" w:bidi="hi_IN"/>
+        </w:rPr>
+        <w:t>תָּ֤קְעוּ כַף֙</w:t>
+      </w:r>
+    </w:p>
+    <w:p>
+      <w:pPr/>
+      <w:r>
+        <w:rPr>
+          <w:lang w:val="hi_IN" w:bidi="hi_IN"/>
+        </w:rPr>
+      </w:r>
+      <w:r>
+        <w:rPr>
           <w:b/>
           <w:lang w:val="hi_IN" w:bidi="hi_IN"/>
         </w:rPr>
@@ -21958,6 +24674,20 @@
       </w:r>
       <w:r>
         <w:rPr>
+          <w:lang w:val="hi_IN" w:bidi="hi_IN"/>
+        </w:rPr>
+        <w:t>כִּ֗י עַל־מִ֛י לֹֽא־עָבְרָ֥ה רָעָתְ⁠ךָ֖ תָּמִֽיד</w:t>
+      </w:r>
+    </w:p>
+    <w:p>
+      <w:pPr/>
+      <w:r>
+        <w:rPr>
+          <w:lang w:val="hi_IN" w:bidi="hi_IN"/>
+        </w:rPr>
+      </w:r>
+      <w:r>
+        <w:rPr>
           <w:b/>
           <w:lang w:val="hi_IN" w:bidi="hi_IN"/>
         </w:rPr>
@@ -22044,6 +24774,20 @@
         <w:rPr>
           <w:lang w:val="hi_IN" w:bidi="hi_IN"/>
         </w:rPr>
+      </w:r>
+    </w:p>
+    <w:p>
+      <w:pPr/>
+      <w:r>
+        <w:rPr>
+          <w:lang w:val="hi_IN" w:bidi="hi_IN"/>
+        </w:rPr>
+      </w:r>
+      <w:r>
+        <w:rPr>
+          <w:lang w:val="hi_IN" w:bidi="hi_IN"/>
+        </w:rPr>
+        <w:t>רָעָתְ⁠ךָ֖ תָּמִֽיד</w:t>
       </w:r>
     </w:p>
     <w:p>

--- a/hin/docx/34.content.docx
+++ b/hin/docx/34.content.docx
@@ -28,49 +28,15 @@
       </w:r>
     </w:p>
     <w:p>
-      <w:pPr>
-        <w:pStyle w:val="Heading2"/>
-      </w:pPr>
-      <w:r>
-        <w:rPr>
-          <w:lang w:val="hi_IN" w:bidi="hi_IN"/>
-        </w:rPr>
-        <w:t>License Information</w:t>
-      </w:r>
-      <w:r>
-        <w:rPr>
-          <w:lang w:val="hi_IN" w:bidi="hi_IN"/>
-        </w:rPr>
-      </w:r>
-    </w:p>
-    <w:p>
-      <w:pPr/>
-      <w:r>
-        <w:rPr>
-          <w:lang w:val="hi_IN" w:bidi="hi_IN"/>
-        </w:rPr>
-      </w:r>
-      <w:r>
-        <w:rPr>
-          <w:b/>
-          <w:lang w:val="hi_IN" w:bidi="hi_IN"/>
-        </w:rPr>
-        <w:t>अनुवाद नोट्स (अनफोल्डिंग वर्ड)</w:t>
-      </w:r>
-      <w:r>
-        <w:rPr>
-          <w:lang w:val="hi_IN" w:bidi="hi_IN"/>
-        </w:rPr>
-        <w:t xml:space="preserve"> (Hindi) is based on</w:t>
-      </w:r>
-      <w:r>
-        <w:rPr>
-          <w:lang w:val="hi_IN" w:bidi="hi_IN"/>
-        </w:rPr>
-        <w:t xml:space="preserve">: </w:t>
-      </w:r>
-      <w:r>
-        <w:rPr>
+      <w:pPr/>
+      <w:r>
+        <w:rPr>
+          <w:lang w:val="hi_IN" w:bidi="hi_IN"/>
+        </w:rPr>
+      </w:r>
+      <w:r>
+        <w:rPr>
+          <w:b/>
           <w:lang w:val="hi_IN" w:bidi="hi_IN"/>
         </w:rPr>
         <w:t>unfoldingWord® Translation Notes</w:t>
@@ -79,62 +45,31 @@
         <w:rPr>
           <w:lang w:val="hi_IN" w:bidi="hi_IN"/>
         </w:rPr>
-        <w:t xml:space="preserve">, </w:t>
-      </w:r>
-      <w:hyperlink r:id="rId13">
-        <w:r>
-          <w:rPr>
-            <w:lang w:val="hi_IN" w:bidi="hi_IN"/>
-          </w:rPr>
-          <w:rPr>
-            <w:color w:val="0000EE"/>
-            <w:u w:val="single"/>
-          </w:rPr>
-          <w:t>unfoldingWord</w:t>
-        </w:r>
-      </w:hyperlink>
-      <w:r>
-        <w:rPr>
-          <w:lang w:val="hi_IN" w:bidi="hi_IN"/>
-        </w:rPr>
-        <w:t xml:space="preserve">, 2022, which is licensed under a </w:t>
-      </w:r>
-      <w:hyperlink r:id="rId14">
-        <w:r>
-          <w:rPr>
-            <w:lang w:val="hi_IN" w:bidi="hi_IN"/>
-          </w:rPr>
-          <w:rPr>
-            <w:color w:val="0000EE"/>
-            <w:u w:val="single"/>
-          </w:rPr>
-          <w:t>CC BY-SA 4.0 license</w:t>
-        </w:r>
-      </w:hyperlink>
-      <w:r>
-        <w:rPr>
-          <w:lang w:val="hi_IN" w:bidi="hi_IN"/>
-        </w:rPr>
-        <w:t>.</w:t>
-      </w:r>
-      <w:r>
-        <w:rPr>
-          <w:lang w:val="hi_IN" w:bidi="hi_IN"/>
-        </w:rPr>
-      </w:r>
-    </w:p>
-    <w:p>
-      <w:pPr/>
-      <w:r>
-        <w:rPr>
-          <w:lang w:val="hi_IN" w:bidi="hi_IN"/>
-        </w:rPr>
-      </w:r>
-      <w:r>
-        <w:rPr>
-          <w:lang w:val="hi_IN" w:bidi="hi_IN"/>
-        </w:rPr>
-        <w:t>This PDF version is provided under the same license.</w:t>
+        <w:t xml:space="preserve"> © 2022 unfoldingWord. Released under CC BY-SA 4.0 license. </w:t>
+      </w:r>
+      <w:r>
+        <w:rPr>
+          <w:lang w:val="hi_IN" w:bidi="hi_IN"/>
+        </w:rPr>
+        <w:t>unfoldingWord® Translation Notes</w:t>
+      </w:r>
+      <w:r>
+        <w:rPr>
+          <w:lang w:val="hi_IN" w:bidi="hi_IN"/>
+        </w:rPr>
+        <w:t xml:space="preserve"> has been adapted in the following languages: Tok Pisin, Arabic (عربي), French (Français), Hindi (हिंदी), Indonesian (Bahasa Indonesia), Portuguese (Português), Russian (Русский), Spanish (Español), Swahili (Kiswahili), and Simplified Chinese (简体中文) from </w:t>
+      </w:r>
+      <w:r>
+        <w:rPr>
+          <w:lang w:val="hi_IN" w:bidi="hi_IN"/>
+        </w:rPr>
+        <w:t>unfoldingWord® Translation Notes</w:t>
+      </w:r>
+      <w:r>
+        <w:rPr>
+          <w:lang w:val="hi_IN" w:bidi="hi_IN"/>
+        </w:rPr>
+        <w:t xml:space="preserve"> © 2022 unfoldingWord. Released under CC BY-SA 4.0 license by Mission Mutual</w:t>
       </w:r>
       <w:r>
         <w:rPr>
@@ -555,7 +490,7 @@
         </w:rPr>
         <w:t xml:space="preserve">इस भविष्यवाणी में, यहोवा अक्सर यहूदा और नीनवे के लोगों को केवल "यहूदा" और "नीनवे" के रूप में संबोधित करते हैं, देश और शहर के नामों का उपयोग करके लोगों का प्रतिनिधित्व करते हैं। वे क्रियाओं का भी उपयोग करते हैं जो देश या शहर द्वारा किए गए कार्यों का वर्णन करते हैं जो लोग करते हैं, जैसे </w:t>
       </w:r>
-      <w:hyperlink r:id="rId15">
+      <w:hyperlink r:id="rId13">
         <w:r>
           <w:rPr>
             <w:lang w:val="hi_IN" w:bidi="hi_IN"/>
@@ -573,7 +508,7 @@
         </w:rPr>
         <w:t xml:space="preserve">में यहूदा जूआ और बेड़ियाँ पहनता है या </w:t>
       </w:r>
-      <w:hyperlink r:id="rId16">
+      <w:hyperlink r:id="rId14">
         <w:r>
           <w:rPr>
             <w:lang w:val="hi_IN" w:bidi="hi_IN"/>
@@ -591,7 +526,7 @@
         </w:rPr>
         <w:t>में</w:t>
       </w:r>
-      <w:hyperlink r:id="rId16">
+      <w:hyperlink r:id="rId14">
         <w:r>
           <w:rPr>
             <w:lang w:val="hi_IN" w:bidi="hi_IN"/>
@@ -609,7 +544,7 @@
         </w:rPr>
         <w:t xml:space="preserve">पर्व मनाता है और मन्नत पूरा करता है। </w:t>
       </w:r>
-      <w:hyperlink r:id="rId17">
+      <w:hyperlink r:id="rId15">
         <w:r>
           <w:rPr>
             <w:lang w:val="hi_IN" w:bidi="hi_IN"/>
@@ -627,7 +562,7 @@
         </w:rPr>
         <w:t>में</w:t>
       </w:r>
-      <w:hyperlink r:id="rId16">
+      <w:hyperlink r:id="rId14">
         <w:r>
           <w:rPr>
             <w:lang w:val="hi_IN" w:bidi="hi_IN"/>
@@ -645,7 +580,7 @@
         </w:rPr>
         <w:t xml:space="preserve">वे नीनवे का वर्णन एक सैनिक के रूप में करते हैं जो दीवारों की पहरेदारी करता है, सड़क की निगरानी करता है, और अपनी कमर को मजबूत करता है, और </w:t>
       </w:r>
-      <w:hyperlink r:id="rId18">
+      <w:hyperlink r:id="rId16">
         <w:r>
           <w:rPr>
             <w:lang w:val="hi_IN" w:bidi="hi_IN"/>
@@ -663,7 +598,7 @@
         </w:rPr>
         <w:t xml:space="preserve">में एक वेश्या के रूप में जिसे यहोवा नग्न कर देंगे और गंदगी से ढक देंगे, और </w:t>
       </w:r>
-      <w:hyperlink r:id="rId19">
+      <w:hyperlink r:id="rId17">
         <w:r>
           <w:rPr>
             <w:lang w:val="hi_IN" w:bidi="hi_IN"/>
@@ -17063,7 +16998,7 @@
         </w:rPr>
         <w:t xml:space="preserve"> शब्द का उपयोग कर रहे हैं ताकि इस बात पर ध्यान केंद्रित किया जा सके कि वह क्या कहने वाले हैं। आपकी भाषा में एक तुलनीय अभिव्यक्ति हो सकती है जिसका आप अपने अनुवाद में उपयोग कर सकते हैं। देखें कि आपने इसे </w:t>
       </w:r>
-      <w:hyperlink r:id="rId20">
+      <w:hyperlink r:id="rId18">
         <w:r>
           <w:rPr>
             <w:lang w:val="hi_IN" w:bidi="hi_IN"/>
@@ -17675,7 +17610,7 @@
         </w:rPr>
         <w:t xml:space="preserve">नीनवे को संदर्भित करता है, जिसे यहोवा ने </w:t>
       </w:r>
-      <w:hyperlink r:id="rId21">
+      <w:hyperlink r:id="rId19">
         <w:r>
           <w:rPr>
             <w:lang w:val="hi_IN" w:bidi="hi_IN"/>

--- a/hin/docx/34.content.docx
+++ b/hin/docx/34.content.docx
@@ -141,13 +141,6 @@
         <w:rPr>
           <w:lang w:val="hi_IN" w:bidi="hi_IN"/>
         </w:rPr>
-      </w:r>
-      <w:r>
-        <w:rPr>
-          <w:i/>
-          <w:lang w:val="hi_IN" w:bidi="hi_IN"/>
-        </w:rPr>
-        <w:t>नहूम - परिचय, नहूम - अध्याय 1 परिचय, नहूम 1:1 (#1), नहूम 1:1 (#2), नहूम 1:2 (#1), नहूम 1:2 (#2), नहूम 1:2 (#3), नहूम 1:2 (#4), नहूम 1:2 (#5), नहूम 1:3 (#1), नहूम 1:3 (#2), नहूम 1:3 (#3), नहूम 1:4 (#1), नहूम 1:4 (#2), नहूम 1:4 (#3), नहूम 1:4 (#4), नहूम 1:5 (#1), नहूम 1:5 (#2), नहूम 1:6 (#1), नहूम 1:6 (#2), नहूम 1:6 (#3), नहूम 1:6 (#4), नहूम 1:6 (#5), नहूम 1:6 (#6), नहूम 1:7 (#1), नहूम 1:7 (#2), नहूम 1:7 (#3), नहूम 1:8 (#1), नहूम 1:8 (#2), नहूम 1:9 (#1), नहूम 1:9 (#2), नहूम 1:9 (#3), नहूम 1:9 (#4), नहूम 1:9 (#5), नहूम 1:10 (#1), नहूम 1:10 (#2), नहूम 1:10 (#3), नहूम 1:11 (#1), नहूम 1:11 (#2), नहूम 1:11 (#3), नहूम 1:11 (#4), नहूम 1:11 (#5), नहूम 1:12 (#1), नहूम 1:12 (#2), नहूम 1:12 (#3), नहूम 1:12 (#4), नहूम 1:12 (#5), नहूम 1:12 (#6), नहूम 1:12 (#7), नहूम 1:13 (#1), नहूम 1:13 (#2), नहूम 1:13 (#3), नहूम 1:13 (#4), नहूम 1:14 (#1), नहूम 1:14 (#2), नहूम 1:14 (#3), नहूम 1:15 (#1), नहूम 1:15 (#2), नहूम 1:15 (#3), नहूम 1:15 (#4), नहूम 1:15 (#5), नहूम 1:15 (#6), नहूम 1:15 (#7), नहूम 1:15 (#8), नहूम - अध्याय 2 परिचय, नहूम 2:1 (#1), नहूम 2:1 (#2), नहूम 2:1 (#3), नहूम 2:1 (#4), नहूम 2:1 (#5), नहूम 2:1 (#6), नहूम 2:2 (#1), नहूम 2:2 (#2), नहूम 2:2 (#3), नहूम 2:3 (#1), नहूम 2:3 (#2), नहूम 2:3 (#3), नहूम 2:3 (#4), नहूम 2:3 (#5), नहूम 2:4 (#1), नहूम 2:4 (#2), नहूम 2:4 (#3), नहूम 2:5 (#1), नहूम 2:5 (#2), नहूम 2:5 (#3), नहूम 2:6 (#1), नहूम 2:6 (#2), नहूम 2:6 (#3), नहूम 2:6 (#4), नहूम 2:7 (#1), नहूम 2:7 (#2), नहूम 2:7 (#3), नहूम 2:7 (#4), नहूम 2:7 (#5), नहूम 2:7 (#6), नहूम 2:7 (#7), नहूम 2:8 (#1), नहूम 2:8 (#2), नहूम 2:8 (#3), नहूम 2:8 (#4), नहूम 2:9 (#1), नहूम 2:9 (#2), नहूम 2:9 (#3), नहूम 2:10 (#1), नहूम 2:10 (#2), नहूम 2:10 (#3), नहूम 2:10 (#4), नहूम 2:10 (#5), नहूम 2:11 (#1), नहूम 2:11 (#2), नहूम 2:11 (#3), नहूम 2:11 (#4), नहूम 2:12 (#1), नहूम 2:12 (#2), नहूम 2:12 (#3), नहूम 2:12 (#4), नहूम 2:13 (#1), नहूम 2:13 (#2), नहूम 2:13 (#3), नहूम 2:13 (#4), नहूम 2:13 (#5), नहूम 2:13 (#6), नहूम 2:13 (#7), नहूम - अध्याय 3 परिचय, नहूम 3:1 (#1), नहूम 3:1 (#2), नहूम 3:2 (#1), नहूम 3:3 (#1), नहूम 3:3 (#2), नहूम 3:3 (#3), नहूम 3:3 (#4), नहूम 3:3 (#5), नहूम 3:4 (#1), नहूम 3:4 (#2), नहूम 3:4 (#3), नहूम 3:5 (#1), नहूम 3:5 (#2), नहूम 3:5 (#3), नहूम 3:5 (#4), नहूम 3:5 (#5), नहूम 3:6 (#1), नहूम 3:6 (#2), नहूम 3:7 (#1), नहूम 3:7 (#2), नहूम 3:7 (#3), नहूम 3:7 (#4), नहूम 3:8 (#1), नहूम 3:8 (#2), नहूम 3:8 (#3), नहूम 3:8 (#4), नहूम 3:8 (#5), नहूम 3:9 (#1), नहूम 3:9 (#2), नहूम 3:9 (#3), नहूम 3:9 (#4), नहूम 3:9 (#5), नहूम 3:9 (#6), नहूम 3:10 (#1), नहूम 3:10 (#2), नहूम 3:10 (#3), नहूम 3:10 (#4), नहूम 3:10 (#5), नहूम 3:10 (#6), नहूम 3:11 (#1), नहूम 3:11 (#2), नहूम 3:11 (#3), नहूम 3:12 (#1), नहूम 3:13 (#1), नहूम 3:13 (#2), नहूम 3:13 (#3), नहूम 3:13 (#4), नहूम 3:13 (#5), नहूम 3:13 (#6), नहूम 3:14 (#1), नहूम 3:14 (#2), नहूम 3:14 (#3), नहूम 3:15 (#1), नहूम 3:15 (#2), नहूम 3:15 (#3), नहूम 3:15 (#4), नहूम 3:15 (#5), नहूम 3:16 (#1), नहूम 3:16 (#2), नहूम 3:16 (#3), नहूम 3:16 (#4), नहूम 3:17 (#1), नहूम 3:17 (#2), नहूम 3:17 (#3), नहूम 3:17 (#4), नहूम 3:18 (#1), नहूम 3:18 (#2), नहूम 3:18 (#3), नहूम 3:18 (#4), नहूम 3:18 (#5), नहूम 3:19 (#1), नहूम 3:19 (#2), नहूम 3:19 (#3), नहूम 3:19 (#4), नहूम 3:19 (#5), नहूम 3:19 (#6)</w:t>
       </w:r>
       <w:r>
         <w:rPr>

--- a/hin/docx/34.content.docx
+++ b/hin/docx/34.content.docx
@@ -19,7 +19,7 @@
         <w:rPr>
           <w:lang w:val="hi_IN" w:bidi="hi_IN"/>
         </w:rPr>
-        <w:t>Resource: अनुवाद नोट्स (अनफोल्डिंग वर्ड)</w:t>
+        <w:t>Resource: unfoldingWord® Translation Notes</w:t>
       </w:r>
       <w:r>
         <w:rPr>
@@ -90,7 +90,7 @@
         <w:rPr>
           <w:lang w:val="hi_IN" w:bidi="hi_IN"/>
         </w:rPr>
-        <w:t>अनुवाद नोट्स (अनफोल्डिंग वर्ड)</w:t>
+        <w:t>unfoldingWord® Translation Notes</w:t>
       </w:r>
     </w:p>
     <w:p>

--- a/hin/docx/34.content.docx
+++ b/hin/docx/34.content.docx
@@ -689,6 +689,20 @@
       </w:r>
       <w:r>
         <w:rPr>
+          <w:lang w:val="hi_IN" w:bidi="hi_IN"/>
+        </w:rPr>
+        <w:t>מַשָּׂ֖א</w:t>
+      </w:r>
+    </w:p>
+    <w:p>
+      <w:pPr/>
+      <w:r>
+        <w:rPr>
+          <w:lang w:val="hi_IN" w:bidi="hi_IN"/>
+        </w:rPr>
+      </w:r>
+      <w:r>
+        <w:rPr>
           <w:b/>
           <w:lang w:val="hi_IN" w:bidi="hi_IN"/>
         </w:rPr>
@@ -785,6 +799,20 @@
       </w:r>
       <w:r>
         <w:rPr>
+          <w:lang w:val="hi_IN" w:bidi="hi_IN"/>
+        </w:rPr>
+        <w:t>הָ⁠אֶלְקֹשִֽׁי</w:t>
+      </w:r>
+    </w:p>
+    <w:p>
+      <w:pPr/>
+      <w:r>
+        <w:rPr>
+          <w:lang w:val="hi_IN" w:bidi="hi_IN"/>
+        </w:rPr>
+      </w:r>
+      <w:r>
+        <w:rPr>
           <w:b/>
           <w:lang w:val="hi_IN" w:bidi="hi_IN"/>
         </w:rPr>
@@ -895,6 +923,20 @@
       </w:r>
       <w:r>
         <w:rPr>
+          <w:lang w:val="hi_IN" w:bidi="hi_IN"/>
+        </w:rPr>
+        <w:t>נֹקֵ֤ם &amp; לְ⁠צָרָ֔י⁠ו</w:t>
+      </w:r>
+    </w:p>
+    <w:p>
+      <w:pPr/>
+      <w:r>
+        <w:rPr>
+          <w:lang w:val="hi_IN" w:bidi="hi_IN"/>
+        </w:rPr>
+      </w:r>
+      <w:r>
+        <w:rPr>
           <w:b/>
           <w:lang w:val="hi_IN" w:bidi="hi_IN"/>
         </w:rPr>
@@ -991,6 +1033,20 @@
       </w:r>
       <w:r>
         <w:rPr>
+          <w:lang w:val="hi_IN" w:bidi="hi_IN"/>
+        </w:rPr>
+        <w:t>אֵ֣ל קַנּ֤וֹא וְ⁠נֹקֵם֙ יְהוָ֔ה נֹקֵ֥ם יְהוָ֖ה וּ⁠בַ֣עַל חֵמָ֑ה</w:t>
+      </w:r>
+    </w:p>
+    <w:p>
+      <w:pPr/>
+      <w:r>
+        <w:rPr>
+          <w:lang w:val="hi_IN" w:bidi="hi_IN"/>
+        </w:rPr>
+      </w:r>
+      <w:r>
+        <w:rPr>
           <w:b/>
           <w:lang w:val="hi_IN" w:bidi="hi_IN"/>
         </w:rPr>
@@ -1074,6 +1130,20 @@
       </w:r>
       <w:r>
         <w:rPr>
+          <w:lang w:val="hi_IN" w:bidi="hi_IN"/>
+        </w:rPr>
+        <w:t>וּ⁠בַ֣עַל חֵמָ֑ה</w:t>
+      </w:r>
+    </w:p>
+    <w:p>
+      <w:pPr/>
+      <w:r>
+        <w:rPr>
+          <w:lang w:val="hi_IN" w:bidi="hi_IN"/>
+        </w:rPr>
+      </w:r>
+      <w:r>
+        <w:rPr>
           <w:b/>
           <w:lang w:val="hi_IN" w:bidi="hi_IN"/>
         </w:rPr>
@@ -1170,6 +1240,20 @@
       </w:r>
       <w:r>
         <w:rPr>
+          <w:lang w:val="hi_IN" w:bidi="hi_IN"/>
+        </w:rPr>
+        <w:t>נֹקֵ֤ם יְהוָה֙ לְ⁠צָרָ֔י⁠ו וְ⁠נוֹטֵ֥ר ה֖וּא לְ⁠אֹיְבָֽי⁠ו</w:t>
+      </w:r>
+    </w:p>
+    <w:p>
+      <w:pPr/>
+      <w:r>
+        <w:rPr>
+          <w:lang w:val="hi_IN" w:bidi="hi_IN"/>
+        </w:rPr>
+      </w:r>
+      <w:r>
+        <w:rPr>
           <w:b/>
           <w:lang w:val="hi_IN" w:bidi="hi_IN"/>
         </w:rPr>
@@ -1266,6 +1350,20 @@
       </w:r>
       <w:r>
         <w:rPr>
+          <w:lang w:val="hi_IN" w:bidi="hi_IN"/>
+        </w:rPr>
+        <w:t>וְ⁠נוֹטֵ֥ר ה֖וּא לְ⁠אֹיְבָֽי⁠ו</w:t>
+      </w:r>
+    </w:p>
+    <w:p>
+      <w:pPr/>
+      <w:r>
+        <w:rPr>
+          <w:lang w:val="hi_IN" w:bidi="hi_IN"/>
+        </w:rPr>
+      </w:r>
+      <w:r>
+        <w:rPr>
           <w:b/>
           <w:lang w:val="hi_IN" w:bidi="hi_IN"/>
         </w:rPr>
@@ -1362,6 +1460,20 @@
       </w:r>
       <w:r>
         <w:rPr>
+          <w:lang w:val="hi_IN" w:bidi="hi_IN"/>
+        </w:rPr>
+        <w:t>אֶ֤רֶךְ אַפַּ֨יִם֙</w:t>
+      </w:r>
+    </w:p>
+    <w:p>
+      <w:pPr/>
+      <w:r>
+        <w:rPr>
+          <w:lang w:val="hi_IN" w:bidi="hi_IN"/>
+        </w:rPr>
+      </w:r>
+      <w:r>
+        <w:rPr>
           <w:b/>
           <w:lang w:val="hi_IN" w:bidi="hi_IN"/>
         </w:rPr>
@@ -1458,6 +1570,20 @@
       </w:r>
       <w:r>
         <w:rPr>
+          <w:lang w:val="hi_IN" w:bidi="hi_IN"/>
+        </w:rPr>
+        <w:t>ו⁠גדול־כֹּ֔חַ</w:t>
+      </w:r>
+    </w:p>
+    <w:p>
+      <w:pPr/>
+      <w:r>
+        <w:rPr>
+          <w:lang w:val="hi_IN" w:bidi="hi_IN"/>
+        </w:rPr>
+      </w:r>
+      <w:r>
+        <w:rPr>
           <w:b/>
           <w:lang w:val="hi_IN" w:bidi="hi_IN"/>
         </w:rPr>
@@ -1554,6 +1680,20 @@
       </w:r>
       <w:r>
         <w:rPr>
+          <w:lang w:val="hi_IN" w:bidi="hi_IN"/>
+        </w:rPr>
+        <w:t>וְ⁠נַקֵּ֖ה לֹ֣א יְנַקֶּ֑ה</w:t>
+      </w:r>
+    </w:p>
+    <w:p>
+      <w:pPr/>
+      <w:r>
+        <w:rPr>
+          <w:lang w:val="hi_IN" w:bidi="hi_IN"/>
+        </w:rPr>
+      </w:r>
+      <w:r>
+        <w:rPr>
           <w:b/>
           <w:lang w:val="hi_IN" w:bidi="hi_IN"/>
         </w:rPr>
@@ -1650,6 +1790,20 @@
       </w:r>
       <w:r>
         <w:rPr>
+          <w:lang w:val="hi_IN" w:bidi="hi_IN"/>
+        </w:rPr>
+        <w:t>גּוֹעֵ֤ר</w:t>
+      </w:r>
+    </w:p>
+    <w:p>
+      <w:pPr/>
+      <w:r>
+        <w:rPr>
+          <w:lang w:val="hi_IN" w:bidi="hi_IN"/>
+        </w:rPr>
+      </w:r>
+      <w:r>
+        <w:rPr>
           <w:b/>
           <w:lang w:val="hi_IN" w:bidi="hi_IN"/>
         </w:rPr>
@@ -1746,6 +1900,20 @@
       </w:r>
       <w:r>
         <w:rPr>
+          <w:lang w:val="hi_IN" w:bidi="hi_IN"/>
+        </w:rPr>
+        <w:t>אֻמְלַ֤ל בָּשָׁן֙</w:t>
+      </w:r>
+    </w:p>
+    <w:p>
+      <w:pPr/>
+      <w:r>
+        <w:rPr>
+          <w:lang w:val="hi_IN" w:bidi="hi_IN"/>
+        </w:rPr>
+      </w:r>
+      <w:r>
+        <w:rPr>
           <w:b/>
           <w:lang w:val="hi_IN" w:bidi="hi_IN"/>
         </w:rPr>
@@ -1842,6 +2010,20 @@
       </w:r>
       <w:r>
         <w:rPr>
+          <w:lang w:val="hi_IN" w:bidi="hi_IN"/>
+        </w:rPr>
+        <w:t>וְ⁠כַרְמֶ֔ל</w:t>
+      </w:r>
+    </w:p>
+    <w:p>
+      <w:pPr/>
+      <w:r>
+        <w:rPr>
+          <w:lang w:val="hi_IN" w:bidi="hi_IN"/>
+        </w:rPr>
+      </w:r>
+      <w:r>
+        <w:rPr>
           <w:b/>
           <w:lang w:val="hi_IN" w:bidi="hi_IN"/>
         </w:rPr>
@@ -1932,6 +2114,20 @@
       </w:r>
       <w:r>
         <w:rPr>
+          <w:lang w:val="hi_IN" w:bidi="hi_IN"/>
+        </w:rPr>
+        <w:t>וְ⁠כַרְמֶ֔ל</w:t>
+      </w:r>
+    </w:p>
+    <w:p>
+      <w:pPr/>
+      <w:r>
+        <w:rPr>
+          <w:lang w:val="hi_IN" w:bidi="hi_IN"/>
+        </w:rPr>
+      </w:r>
+      <w:r>
+        <w:rPr>
           <w:b/>
           <w:lang w:val="hi_IN" w:bidi="hi_IN"/>
         </w:rPr>
@@ -2027,6 +2223,20 @@
       </w:r>
       <w:r>
         <w:rPr>
+          <w:lang w:val="hi_IN" w:bidi="hi_IN"/>
+        </w:rPr>
+        <w:t>וְ⁠הַ⁠גְּבָע֖וֹת הִתְמֹגָ֑גוּ</w:t>
+      </w:r>
+    </w:p>
+    <w:p>
+      <w:pPr/>
+      <w:r>
+        <w:rPr>
+          <w:lang w:val="hi_IN" w:bidi="hi_IN"/>
+        </w:rPr>
+      </w:r>
+      <w:r>
+        <w:rPr>
           <w:b/>
           <w:lang w:val="hi_IN" w:bidi="hi_IN"/>
         </w:rPr>
@@ -2110,6 +2320,20 @@
       </w:r>
       <w:r>
         <w:rPr>
+          <w:lang w:val="hi_IN" w:bidi="hi_IN"/>
+        </w:rPr>
+        <w:t>יֹ֥שְׁבֵי בָֽ⁠הּ</w:t>
+      </w:r>
+    </w:p>
+    <w:p>
+      <w:pPr/>
+      <w:r>
+        <w:rPr>
+          <w:lang w:val="hi_IN" w:bidi="hi_IN"/>
+        </w:rPr>
+      </w:r>
+      <w:r>
+        <w:rPr>
           <w:b/>
           <w:lang w:val="hi_IN" w:bidi="hi_IN"/>
         </w:rPr>
@@ -2206,6 +2430,20 @@
       </w:r>
       <w:r>
         <w:rPr>
+          <w:lang w:val="hi_IN" w:bidi="hi_IN"/>
+        </w:rPr>
+        <w:t>לִ⁠פְנֵ֤י זַעְמ⁠וֹ֙ מִ֣י יַֽעֲמ֔וֹד וּ⁠מִ֥י יָק֖וּם בַּ⁠חֲר֣וֹן אַפּ֑⁠וֹ</w:t>
+      </w:r>
+    </w:p>
+    <w:p>
+      <w:pPr/>
+      <w:r>
+        <w:rPr>
+          <w:lang w:val="hi_IN" w:bidi="hi_IN"/>
+        </w:rPr>
+      </w:r>
+      <w:r>
+        <w:rPr>
           <w:b/>
           <w:lang w:val="hi_IN" w:bidi="hi_IN"/>
         </w:rPr>
@@ -2302,6 +2540,20 @@
       </w:r>
       <w:r>
         <w:rPr>
+          <w:lang w:val="hi_IN" w:bidi="hi_IN"/>
+        </w:rPr>
+        <w:t>לִ⁠פְנֵ֤י</w:t>
+      </w:r>
+    </w:p>
+    <w:p>
+      <w:pPr/>
+      <w:r>
+        <w:rPr>
+          <w:lang w:val="hi_IN" w:bidi="hi_IN"/>
+        </w:rPr>
+      </w:r>
+      <w:r>
+        <w:rPr>
           <w:b/>
           <w:lang w:val="hi_IN" w:bidi="hi_IN"/>
         </w:rPr>
@@ -2398,6 +2650,20 @@
       </w:r>
       <w:r>
         <w:rPr>
+          <w:lang w:val="hi_IN" w:bidi="hi_IN"/>
+        </w:rPr>
+        <w:t>בַּ⁠חֲר֣וֹן אַפּ֑⁠וֹ</w:t>
+      </w:r>
+    </w:p>
+    <w:p>
+      <w:pPr/>
+      <w:r>
+        <w:rPr>
+          <w:lang w:val="hi_IN" w:bidi="hi_IN"/>
+        </w:rPr>
+      </w:r>
+      <w:r>
+        <w:rPr>
           <w:b/>
           <w:lang w:val="hi_IN" w:bidi="hi_IN"/>
         </w:rPr>
@@ -2494,6 +2760,20 @@
       </w:r>
       <w:r>
         <w:rPr>
+          <w:lang w:val="hi_IN" w:bidi="hi_IN"/>
+        </w:rPr>
+        <w:t>לִ⁠פְנֵ֤י זַעְמ⁠וֹ֙ &amp; חֲמָת⁠וֹ֙ נִתְּכָ֣ה כָ⁠אֵ֔שׁ</w:t>
+      </w:r>
+    </w:p>
+    <w:p>
+      <w:pPr/>
+      <w:r>
+        <w:rPr>
+          <w:lang w:val="hi_IN" w:bidi="hi_IN"/>
+        </w:rPr>
+      </w:r>
+      <w:r>
+        <w:rPr>
           <w:b/>
           <w:lang w:val="hi_IN" w:bidi="hi_IN"/>
         </w:rPr>
@@ -2616,6 +2896,20 @@
       </w:r>
       <w:r>
         <w:rPr>
+          <w:lang w:val="hi_IN" w:bidi="hi_IN"/>
+        </w:rPr>
+        <w:t>לִ⁠פְנֵ֤י זַעְמ⁠וֹ֙ מִ֣י יַֽעֲמ֔וֹד</w:t>
+      </w:r>
+    </w:p>
+    <w:p>
+      <w:pPr/>
+      <w:r>
+        <w:rPr>
+          <w:lang w:val="hi_IN" w:bidi="hi_IN"/>
+        </w:rPr>
+      </w:r>
+      <w:r>
+        <w:rPr>
           <w:b/>
           <w:lang w:val="hi_IN" w:bidi="hi_IN"/>
         </w:rPr>
@@ -2699,6 +2993,20 @@
       </w:r>
       <w:r>
         <w:rPr>
+          <w:lang w:val="hi_IN" w:bidi="hi_IN"/>
+        </w:rPr>
+        <w:t>וּ⁠מִ֥י יָק֖וּם בַּ⁠חֲר֣וֹן אַפּ֑⁠וֹ</w:t>
+      </w:r>
+    </w:p>
+    <w:p>
+      <w:pPr/>
+      <w:r>
+        <w:rPr>
+          <w:lang w:val="hi_IN" w:bidi="hi_IN"/>
+        </w:rPr>
+      </w:r>
+      <w:r>
+        <w:rPr>
           <w:b/>
           <w:lang w:val="hi_IN" w:bidi="hi_IN"/>
         </w:rPr>
@@ -2782,6 +3090,20 @@
       </w:r>
       <w:r>
         <w:rPr>
+          <w:lang w:val="hi_IN" w:bidi="hi_IN"/>
+        </w:rPr>
+        <w:t>לְ⁠מָע֖וֹז</w:t>
+      </w:r>
+    </w:p>
+    <w:p>
+      <w:pPr/>
+      <w:r>
+        <w:rPr>
+          <w:lang w:val="hi_IN" w:bidi="hi_IN"/>
+        </w:rPr>
+      </w:r>
+      <w:r>
+        <w:rPr>
           <w:b/>
           <w:lang w:val="hi_IN" w:bidi="hi_IN"/>
         </w:rPr>
@@ -2865,6 +3187,20 @@
       </w:r>
       <w:r>
         <w:rPr>
+          <w:lang w:val="hi_IN" w:bidi="hi_IN"/>
+        </w:rPr>
+        <w:t>בְּ⁠י֣וֹם צָרָ֑ה</w:t>
+      </w:r>
+    </w:p>
+    <w:p>
+      <w:pPr/>
+      <w:r>
+        <w:rPr>
+          <w:lang w:val="hi_IN" w:bidi="hi_IN"/>
+        </w:rPr>
+      </w:r>
+      <w:r>
+        <w:rPr>
           <w:b/>
           <w:lang w:val="hi_IN" w:bidi="hi_IN"/>
         </w:rPr>
@@ -2974,6 +3310,20 @@
       </w:r>
       <w:r>
         <w:rPr>
+          <w:lang w:val="hi_IN" w:bidi="hi_IN"/>
+        </w:rPr>
+        <w:t>חֹ֥סֵי בֽ⁠וֹ</w:t>
+      </w:r>
+    </w:p>
+    <w:p>
+      <w:pPr/>
+      <w:r>
+        <w:rPr>
+          <w:lang w:val="hi_IN" w:bidi="hi_IN"/>
+        </w:rPr>
+      </w:r>
+      <w:r>
+        <w:rPr>
           <w:b/>
           <w:lang w:val="hi_IN" w:bidi="hi_IN"/>
         </w:rPr>
@@ -3070,6 +3420,20 @@
       </w:r>
       <w:r>
         <w:rPr>
+          <w:lang w:val="hi_IN" w:bidi="hi_IN"/>
+        </w:rPr>
+        <w:t>מְקוֹמָ֑⁠הּ</w:t>
+      </w:r>
+    </w:p>
+    <w:p>
+      <w:pPr/>
+      <w:r>
+        <w:rPr>
+          <w:lang w:val="hi_IN" w:bidi="hi_IN"/>
+        </w:rPr>
+      </w:r>
+      <w:r>
+        <w:rPr>
           <w:b/>
           <w:lang w:val="hi_IN" w:bidi="hi_IN"/>
         </w:rPr>
@@ -3166,6 +3530,20 @@
       </w:r>
       <w:r>
         <w:rPr>
+          <w:lang w:val="hi_IN" w:bidi="hi_IN"/>
+        </w:rPr>
+        <w:t>וְ⁠אֹיְבָ֖י⁠ו יְרַדֶּף־חֹֽשֶׁךְ</w:t>
+      </w:r>
+    </w:p>
+    <w:p>
+      <w:pPr/>
+      <w:r>
+        <w:rPr>
+          <w:lang w:val="hi_IN" w:bidi="hi_IN"/>
+        </w:rPr>
+      </w:r>
+      <w:r>
+        <w:rPr>
           <w:b/>
           <w:lang w:val="hi_IN" w:bidi="hi_IN"/>
         </w:rPr>
@@ -3262,6 +3640,20 @@
       </w:r>
       <w:r>
         <w:rPr>
+          <w:lang w:val="hi_IN" w:bidi="hi_IN"/>
+        </w:rPr>
+        <w:t>מַה־תְּחַשְּׁבוּ⁠ן֙ אֶל־יְהוָ֔ה</w:t>
+      </w:r>
+    </w:p>
+    <w:p>
+      <w:pPr/>
+      <w:r>
+        <w:rPr>
+          <w:lang w:val="hi_IN" w:bidi="hi_IN"/>
+        </w:rPr>
+      </w:r>
+      <w:r>
+        <w:rPr>
           <w:b/>
           <w:lang w:val="hi_IN" w:bidi="hi_IN"/>
         </w:rPr>
@@ -3345,6 +3737,20 @@
       </w:r>
       <w:r>
         <w:rPr>
+          <w:lang w:val="hi_IN" w:bidi="hi_IN"/>
+        </w:rPr>
+        <w:t>תְּחַשְּׁבוּ⁠ן֙</w:t>
+      </w:r>
+    </w:p>
+    <w:p>
+      <w:pPr/>
+      <w:r>
+        <w:rPr>
+          <w:lang w:val="hi_IN" w:bidi="hi_IN"/>
+        </w:rPr>
+      </w:r>
+      <w:r>
+        <w:rPr>
           <w:b/>
           <w:lang w:val="hi_IN" w:bidi="hi_IN"/>
         </w:rPr>
@@ -3453,6 +3859,20 @@
       </w:r>
       <w:r>
         <w:rPr>
+          <w:lang w:val="hi_IN" w:bidi="hi_IN"/>
+        </w:rPr>
+        <w:t>תְּחַשְּׁבוּ⁠ן֙</w:t>
+      </w:r>
+    </w:p>
+    <w:p>
+      <w:pPr/>
+      <w:r>
+        <w:rPr>
+          <w:lang w:val="hi_IN" w:bidi="hi_IN"/>
+        </w:rPr>
+      </w:r>
+      <w:r>
+        <w:rPr>
           <w:b/>
           <w:lang w:val="hi_IN" w:bidi="hi_IN"/>
         </w:rPr>
@@ -3561,6 +3981,20 @@
       </w:r>
       <w:r>
         <w:rPr>
+          <w:lang w:val="hi_IN" w:bidi="hi_IN"/>
+        </w:rPr>
+        <w:t>צָרָֽה</w:t>
+      </w:r>
+    </w:p>
+    <w:p>
+      <w:pPr/>
+      <w:r>
+        <w:rPr>
+          <w:lang w:val="hi_IN" w:bidi="hi_IN"/>
+        </w:rPr>
+      </w:r>
+      <w:r>
+        <w:rPr>
           <w:b/>
           <w:lang w:val="hi_IN" w:bidi="hi_IN"/>
         </w:rPr>
@@ -3657,6 +4091,20 @@
       </w:r>
       <w:r>
         <w:rPr>
+          <w:lang w:val="hi_IN" w:bidi="hi_IN"/>
+        </w:rPr>
+        <w:t>לֹֽא־תָק֥וּם</w:t>
+      </w:r>
+    </w:p>
+    <w:p>
+      <w:pPr/>
+      <w:r>
+        <w:rPr>
+          <w:lang w:val="hi_IN" w:bidi="hi_IN"/>
+        </w:rPr>
+      </w:r>
+      <w:r>
+        <w:rPr>
           <w:b/>
           <w:lang w:val="hi_IN" w:bidi="hi_IN"/>
         </w:rPr>
@@ -3766,6 +4214,20 @@
       </w:r>
       <w:r>
         <w:rPr>
+          <w:lang w:val="hi_IN" w:bidi="hi_IN"/>
+        </w:rPr>
+        <w:t>עַד־סִירִ֣ים סְבֻכִ֔ים וּ⁠כְ⁠סָבְאָ֖⁠ם סְבוּאִ֑ים אֻ֨כְּל֔וּ</w:t>
+      </w:r>
+    </w:p>
+    <w:p>
+      <w:pPr/>
+      <w:r>
+        <w:rPr>
+          <w:lang w:val="hi_IN" w:bidi="hi_IN"/>
+        </w:rPr>
+      </w:r>
+      <w:r>
+        <w:rPr>
           <w:b/>
           <w:lang w:val="hi_IN" w:bidi="hi_IN"/>
         </w:rPr>
@@ -3849,6 +4311,20 @@
       </w:r>
       <w:r>
         <w:rPr>
+          <w:lang w:val="hi_IN" w:bidi="hi_IN"/>
+        </w:rPr>
+        <w:t>וּ⁠כְ⁠סָבְאָ֖⁠ם &amp; אֻ֨כְּל֔וּ</w:t>
+      </w:r>
+    </w:p>
+    <w:p>
+      <w:pPr/>
+      <w:r>
+        <w:rPr>
+          <w:lang w:val="hi_IN" w:bidi="hi_IN"/>
+        </w:rPr>
+      </w:r>
+      <w:r>
+        <w:rPr>
           <w:b/>
           <w:lang w:val="hi_IN" w:bidi="hi_IN"/>
         </w:rPr>
@@ -3958,6 +4434,20 @@
       </w:r>
       <w:r>
         <w:rPr>
+          <w:lang w:val="hi_IN" w:bidi="hi_IN"/>
+        </w:rPr>
+        <w:t>אֻ֨כְּל֔וּ</w:t>
+      </w:r>
+    </w:p>
+    <w:p>
+      <w:pPr/>
+      <w:r>
+        <w:rPr>
+          <w:lang w:val="hi_IN" w:bidi="hi_IN"/>
+        </w:rPr>
+      </w:r>
+      <w:r>
+        <w:rPr>
           <w:b/>
           <w:lang w:val="hi_IN" w:bidi="hi_IN"/>
         </w:rPr>
@@ -4041,6 +4531,20 @@
       </w:r>
       <w:r>
         <w:rPr>
+          <w:lang w:val="hi_IN" w:bidi="hi_IN"/>
+        </w:rPr>
+        <w:t>מִמֵּ֣⁠ךְ</w:t>
+      </w:r>
+    </w:p>
+    <w:p>
+      <w:pPr/>
+      <w:r>
+        <w:rPr>
+          <w:lang w:val="hi_IN" w:bidi="hi_IN"/>
+        </w:rPr>
+      </w:r>
+      <w:r>
+        <w:rPr>
           <w:b/>
           <w:lang w:val="hi_IN" w:bidi="hi_IN"/>
         </w:rPr>
@@ -4137,6 +4641,20 @@
       </w:r>
       <w:r>
         <w:rPr>
+          <w:lang w:val="hi_IN" w:bidi="hi_IN"/>
+        </w:rPr>
+        <w:t>מִמֵּ֣⁠ךְ</w:t>
+      </w:r>
+    </w:p>
+    <w:p>
+      <w:pPr/>
+      <w:r>
+        <w:rPr>
+          <w:lang w:val="hi_IN" w:bidi="hi_IN"/>
+        </w:rPr>
+      </w:r>
+      <w:r>
+        <w:rPr>
           <w:b/>
           <w:lang w:val="hi_IN" w:bidi="hi_IN"/>
         </w:rPr>
@@ -4233,6 +4751,20 @@
       </w:r>
       <w:r>
         <w:rPr>
+          <w:lang w:val="hi_IN" w:bidi="hi_IN"/>
+        </w:rPr>
+        <w:t>מִמֵּ֣⁠ךְ יָצָ֔א</w:t>
+      </w:r>
+    </w:p>
+    <w:p>
+      <w:pPr/>
+      <w:r>
+        <w:rPr>
+          <w:lang w:val="hi_IN" w:bidi="hi_IN"/>
+        </w:rPr>
+      </w:r>
+      <w:r>
+        <w:rPr>
           <w:b/>
           <w:lang w:val="hi_IN" w:bidi="hi_IN"/>
         </w:rPr>
@@ -4316,6 +4848,20 @@
       </w:r>
       <w:r>
         <w:rPr>
+          <w:lang w:val="hi_IN" w:bidi="hi_IN"/>
+        </w:rPr>
+        <w:t>חֹשֵׁ֥ב &amp; רָעָ֑ה יֹעֵ֖ץ בְּלִיָּֽעַל</w:t>
+      </w:r>
+    </w:p>
+    <w:p>
+      <w:pPr/>
+      <w:r>
+        <w:rPr>
+          <w:lang w:val="hi_IN" w:bidi="hi_IN"/>
+        </w:rPr>
+      </w:r>
+      <w:r>
+        <w:rPr>
           <w:b/>
           <w:lang w:val="hi_IN" w:bidi="hi_IN"/>
         </w:rPr>
@@ -4412,6 +4958,20 @@
       </w:r>
       <w:r>
         <w:rPr>
+          <w:lang w:val="hi_IN" w:bidi="hi_IN"/>
+        </w:rPr>
+        <w:t>חֹשֵׁ֥ב &amp; רָעָ֑ה יֹעֵ֖ץ בְּלִיָּֽעַל</w:t>
+      </w:r>
+    </w:p>
+    <w:p>
+      <w:pPr/>
+      <w:r>
+        <w:rPr>
+          <w:lang w:val="hi_IN" w:bidi="hi_IN"/>
+        </w:rPr>
+      </w:r>
+      <w:r>
+        <w:rPr>
           <w:b/>
           <w:lang w:val="hi_IN" w:bidi="hi_IN"/>
         </w:rPr>
@@ -4534,6 +5094,20 @@
       </w:r>
       <w:r>
         <w:rPr>
+          <w:lang w:val="hi_IN" w:bidi="hi_IN"/>
+        </w:rPr>
+        <w:t>שְׁלֵמִים֙</w:t>
+      </w:r>
+    </w:p>
+    <w:p>
+      <w:pPr/>
+      <w:r>
+        <w:rPr>
+          <w:lang w:val="hi_IN" w:bidi="hi_IN"/>
+        </w:rPr>
+      </w:r>
+      <w:r>
+        <w:rPr>
           <w:b/>
           <w:lang w:val="hi_IN" w:bidi="hi_IN"/>
         </w:rPr>
@@ -4630,6 +5204,20 @@
       </w:r>
       <w:r>
         <w:rPr>
+          <w:lang w:val="hi_IN" w:bidi="hi_IN"/>
+        </w:rPr>
+        <w:t>שְׁלֵמִים֙</w:t>
+      </w:r>
+    </w:p>
+    <w:p>
+      <w:pPr/>
+      <w:r>
+        <w:rPr>
+          <w:lang w:val="hi_IN" w:bidi="hi_IN"/>
+        </w:rPr>
+      </w:r>
+      <w:r>
+        <w:rPr>
           <w:b/>
           <w:lang w:val="hi_IN" w:bidi="hi_IN"/>
         </w:rPr>
@@ -4726,6 +5314,20 @@
       </w:r>
       <w:r>
         <w:rPr>
+          <w:lang w:val="hi_IN" w:bidi="hi_IN"/>
+        </w:rPr>
+        <w:t>נָגֹ֖זּוּ וְ⁠עָבָ֑ר</w:t>
+      </w:r>
+    </w:p>
+    <w:p>
+      <w:pPr/>
+      <w:r>
+        <w:rPr>
+          <w:lang w:val="hi_IN" w:bidi="hi_IN"/>
+        </w:rPr>
+      </w:r>
+      <w:r>
+        <w:rPr>
           <w:b/>
           <w:lang w:val="hi_IN" w:bidi="hi_IN"/>
         </w:rPr>
@@ -4809,6 +5411,20 @@
       </w:r>
       <w:r>
         <w:rPr>
+          <w:lang w:val="hi_IN" w:bidi="hi_IN"/>
+        </w:rPr>
+        <w:t>נָגֹ֖זּוּ</w:t>
+      </w:r>
+    </w:p>
+    <w:p>
+      <w:pPr/>
+      <w:r>
+        <w:rPr>
+          <w:lang w:val="hi_IN" w:bidi="hi_IN"/>
+        </w:rPr>
+      </w:r>
+      <w:r>
+        <w:rPr>
           <w:b/>
           <w:lang w:val="hi_IN" w:bidi="hi_IN"/>
         </w:rPr>
@@ -4905,6 +5521,20 @@
       </w:r>
       <w:r>
         <w:rPr>
+          <w:lang w:val="hi_IN" w:bidi="hi_IN"/>
+        </w:rPr>
+        <w:t>נָגֹ֖זּוּ</w:t>
+      </w:r>
+    </w:p>
+    <w:p>
+      <w:pPr/>
+      <w:r>
+        <w:rPr>
+          <w:lang w:val="hi_IN" w:bidi="hi_IN"/>
+        </w:rPr>
+      </w:r>
+      <w:r>
+        <w:rPr>
           <w:b/>
           <w:lang w:val="hi_IN" w:bidi="hi_IN"/>
         </w:rPr>
@@ -4988,6 +5618,20 @@
       </w:r>
       <w:r>
         <w:rPr>
+          <w:lang w:val="hi_IN" w:bidi="hi_IN"/>
+        </w:rPr>
+        <w:t>וְ⁠עָבָ֑ר</w:t>
+      </w:r>
+    </w:p>
+    <w:p>
+      <w:pPr/>
+      <w:r>
+        <w:rPr>
+          <w:lang w:val="hi_IN" w:bidi="hi_IN"/>
+        </w:rPr>
+      </w:r>
+      <w:r>
+        <w:rPr>
           <w:b/>
           <w:lang w:val="hi_IN" w:bidi="hi_IN"/>
         </w:rPr>
@@ -5086,6 +5730,20 @@
         <w:rPr>
           <w:lang w:val="hi_IN" w:bidi="hi_IN"/>
         </w:rPr>
+      </w:r>
+    </w:p>
+    <w:p>
+      <w:pPr/>
+      <w:r>
+        <w:rPr>
+          <w:lang w:val="hi_IN" w:bidi="hi_IN"/>
+        </w:rPr>
+      </w:r>
+      <w:r>
+        <w:rPr>
+          <w:lang w:val="hi_IN" w:bidi="hi_IN"/>
+        </w:rPr>
+        <w:t>וְ⁠עִ֨נִּתִ֔⁠ךְ</w:t>
       </w:r>
     </w:p>
     <w:p>
@@ -5293,6 +5951,20 @@
       </w:r>
       <w:r>
         <w:rPr>
+          <w:lang w:val="hi_IN" w:bidi="hi_IN"/>
+        </w:rPr>
+        <w:t>מֹטֵ֖⁠הוּ</w:t>
+      </w:r>
+    </w:p>
+    <w:p>
+      <w:pPr/>
+      <w:r>
+        <w:rPr>
+          <w:lang w:val="hi_IN" w:bidi="hi_IN"/>
+        </w:rPr>
+      </w:r>
+      <w:r>
+        <w:rPr>
           <w:b/>
           <w:lang w:val="hi_IN" w:bidi="hi_IN"/>
         </w:rPr>
@@ -5414,6 +6086,20 @@
       </w:r>
       <w:r>
         <w:rPr>
+          <w:lang w:val="hi_IN" w:bidi="hi_IN"/>
+        </w:rPr>
+        <w:t>מֹטֵ֖⁠הוּ</w:t>
+      </w:r>
+    </w:p>
+    <w:p>
+      <w:pPr/>
+      <w:r>
+        <w:rPr>
+          <w:lang w:val="hi_IN" w:bidi="hi_IN"/>
+        </w:rPr>
+      </w:r>
+      <w:r>
+        <w:rPr>
           <w:b/>
           <w:lang w:val="hi_IN" w:bidi="hi_IN"/>
         </w:rPr>
@@ -5510,6 +6196,20 @@
       </w:r>
       <w:r>
         <w:rPr>
+          <w:lang w:val="hi_IN" w:bidi="hi_IN"/>
+        </w:rPr>
+        <w:t>מֵֽ⁠עָלָ֑יִ⁠ךְ וּ⁠מוֹסְרֹתַ֖יִ⁠ךְ</w:t>
+      </w:r>
+    </w:p>
+    <w:p>
+      <w:pPr/>
+      <w:r>
+        <w:rPr>
+          <w:lang w:val="hi_IN" w:bidi="hi_IN"/>
+        </w:rPr>
+      </w:r>
+      <w:r>
+        <w:rPr>
           <w:b/>
           <w:lang w:val="hi_IN" w:bidi="hi_IN"/>
         </w:rPr>
@@ -5619,6 +6319,20 @@
       </w:r>
       <w:r>
         <w:rPr>
+          <w:lang w:val="hi_IN" w:bidi="hi_IN"/>
+        </w:rPr>
+        <w:t>וּ⁠מוֹסְרֹתַ֖יִ⁠ךְ אֲנַתֵּֽק</w:t>
+      </w:r>
+    </w:p>
+    <w:p>
+      <w:pPr/>
+      <w:r>
+        <w:rPr>
+          <w:lang w:val="hi_IN" w:bidi="hi_IN"/>
+        </w:rPr>
+      </w:r>
+      <w:r>
+        <w:rPr>
           <w:b/>
           <w:lang w:val="hi_IN" w:bidi="hi_IN"/>
         </w:rPr>
@@ -5715,6 +6429,20 @@
       </w:r>
       <w:r>
         <w:rPr>
+          <w:lang w:val="hi_IN" w:bidi="hi_IN"/>
+        </w:rPr>
+        <w:t>עָלֶ֨י⁠ךָ֙</w:t>
+      </w:r>
+    </w:p>
+    <w:p>
+      <w:pPr/>
+      <w:r>
+        <w:rPr>
+          <w:lang w:val="hi_IN" w:bidi="hi_IN"/>
+        </w:rPr>
+      </w:r>
+      <w:r>
+        <w:rPr>
           <w:b/>
           <w:lang w:val="hi_IN" w:bidi="hi_IN"/>
         </w:rPr>
@@ -5811,6 +6539,20 @@
       </w:r>
       <w:r>
         <w:rPr>
+          <w:lang w:val="hi_IN" w:bidi="hi_IN"/>
+        </w:rPr>
+        <w:t>לֹֽא־יִזָּרַ֥ע מִ⁠שִּׁמְ⁠ךָ֖</w:t>
+      </w:r>
+    </w:p>
+    <w:p>
+      <w:pPr/>
+      <w:r>
+        <w:rPr>
+          <w:lang w:val="hi_IN" w:bidi="hi_IN"/>
+        </w:rPr>
+      </w:r>
+      <w:r>
+        <w:rPr>
           <w:b/>
           <w:lang w:val="hi_IN" w:bidi="hi_IN"/>
         </w:rPr>
@@ -5907,6 +6649,20 @@
       </w:r>
       <w:r>
         <w:rPr>
+          <w:lang w:val="hi_IN" w:bidi="hi_IN"/>
+        </w:rPr>
+        <w:t>אַכְרִ֨ית</w:t>
+      </w:r>
+    </w:p>
+    <w:p>
+      <w:pPr/>
+      <w:r>
+        <w:rPr>
+          <w:lang w:val="hi_IN" w:bidi="hi_IN"/>
+        </w:rPr>
+      </w:r>
+      <w:r>
+        <w:rPr>
           <w:b/>
           <w:lang w:val="hi_IN" w:bidi="hi_IN"/>
         </w:rPr>
@@ -6003,6 +6759,20 @@
       </w:r>
       <w:r>
         <w:rPr>
+          <w:lang w:val="hi_IN" w:bidi="hi_IN"/>
+        </w:rPr>
+        <w:t>הִנֵּ֨ה</w:t>
+      </w:r>
+    </w:p>
+    <w:p>
+      <w:pPr/>
+      <w:r>
+        <w:rPr>
+          <w:lang w:val="hi_IN" w:bidi="hi_IN"/>
+        </w:rPr>
+      </w:r>
+      <w:r>
+        <w:rPr>
           <w:b/>
           <w:lang w:val="hi_IN" w:bidi="hi_IN"/>
         </w:rPr>
@@ -6099,6 +6869,20 @@
       </w:r>
       <w:r>
         <w:rPr>
+          <w:lang w:val="hi_IN" w:bidi="hi_IN"/>
+        </w:rPr>
+        <w:t>רַגְלֵ֤י מְבַשֵּׂר֙</w:t>
+      </w:r>
+    </w:p>
+    <w:p>
+      <w:pPr/>
+      <w:r>
+        <w:rPr>
+          <w:lang w:val="hi_IN" w:bidi="hi_IN"/>
+        </w:rPr>
+      </w:r>
+      <w:r>
+        <w:rPr>
           <w:b/>
           <w:lang w:val="hi_IN" w:bidi="hi_IN"/>
         </w:rPr>
@@ -6195,6 +6979,20 @@
       </w:r>
       <w:r>
         <w:rPr>
+          <w:lang w:val="hi_IN" w:bidi="hi_IN"/>
+        </w:rPr>
+        <w:t>חָגִּ֧י &amp; חַגַּ֖יִ⁠ךְ</w:t>
+      </w:r>
+    </w:p>
+    <w:p>
+      <w:pPr/>
+      <w:r>
+        <w:rPr>
+          <w:lang w:val="hi_IN" w:bidi="hi_IN"/>
+        </w:rPr>
+      </w:r>
+      <w:r>
+        <w:rPr>
           <w:b/>
           <w:lang w:val="hi_IN" w:bidi="hi_IN"/>
         </w:rPr>
@@ -6305,6 +7103,20 @@
       </w:r>
       <w:r>
         <w:rPr>
+          <w:lang w:val="hi_IN" w:bidi="hi_IN"/>
+        </w:rPr>
+        <w:t>יְהוּדָ֛ה</w:t>
+      </w:r>
+    </w:p>
+    <w:p>
+      <w:pPr/>
+      <w:r>
+        <w:rPr>
+          <w:lang w:val="hi_IN" w:bidi="hi_IN"/>
+        </w:rPr>
+      </w:r>
+      <w:r>
+        <w:rPr>
           <w:b/>
           <w:lang w:val="hi_IN" w:bidi="hi_IN"/>
         </w:rPr>
@@ -6401,6 +7213,20 @@
       </w:r>
       <w:r>
         <w:rPr>
+          <w:lang w:val="hi_IN" w:bidi="hi_IN"/>
+        </w:rPr>
+        <w:t>בְּלִיַּ֖עַל</w:t>
+      </w:r>
+    </w:p>
+    <w:p>
+      <w:pPr/>
+      <w:r>
+        <w:rPr>
+          <w:lang w:val="hi_IN" w:bidi="hi_IN"/>
+        </w:rPr>
+      </w:r>
+      <w:r>
+        <w:rPr>
           <w:b/>
           <w:lang w:val="hi_IN" w:bidi="hi_IN"/>
         </w:rPr>
@@ -6491,6 +7317,20 @@
       </w:r>
       <w:r>
         <w:rPr>
+          <w:lang w:val="hi_IN" w:bidi="hi_IN"/>
+        </w:rPr>
+        <w:t>כֻּלֹּ֥⁠ה נִכְרָֽת</w:t>
+      </w:r>
+    </w:p>
+    <w:p>
+      <w:pPr/>
+      <w:r>
+        <w:rPr>
+          <w:lang w:val="hi_IN" w:bidi="hi_IN"/>
+        </w:rPr>
+      </w:r>
+      <w:r>
+        <w:rPr>
           <w:b/>
           <w:lang w:val="hi_IN" w:bidi="hi_IN"/>
         </w:rPr>
@@ -6600,6 +7440,20 @@
       </w:r>
       <w:r>
         <w:rPr>
+          <w:lang w:val="hi_IN" w:bidi="hi_IN"/>
+        </w:rPr>
+        <w:t>כֻּלֹּ֥⁠ה נִכְרָֽת</w:t>
+      </w:r>
+    </w:p>
+    <w:p>
+      <w:pPr/>
+      <w:r>
+        <w:rPr>
+          <w:lang w:val="hi_IN" w:bidi="hi_IN"/>
+        </w:rPr>
+      </w:r>
+      <w:r>
+        <w:rPr>
           <w:b/>
           <w:lang w:val="hi_IN" w:bidi="hi_IN"/>
         </w:rPr>
@@ -6683,6 +7537,20 @@
       </w:r>
       <w:r>
         <w:rPr>
+          <w:lang w:val="hi_IN" w:bidi="hi_IN"/>
+        </w:rPr>
+        <w:t>כֻּלֹּ֥⁠ה נִכְרָֽת</w:t>
+      </w:r>
+    </w:p>
+    <w:p>
+      <w:pPr/>
+      <w:r>
+        <w:rPr>
+          <w:lang w:val="hi_IN" w:bidi="hi_IN"/>
+        </w:rPr>
+      </w:r>
+      <w:r>
+        <w:rPr>
           <w:b/>
           <w:lang w:val="hi_IN" w:bidi="hi_IN"/>
         </w:rPr>
@@ -6805,6 +7673,20 @@
       </w:r>
       <w:r>
         <w:rPr>
+          <w:lang w:val="hi_IN" w:bidi="hi_IN"/>
+        </w:rPr>
+        <w:t>עָלָ֥ה מֵפִ֛יץ עַל־פָּנַ֖יִ⁠ךְ</w:t>
+      </w:r>
+    </w:p>
+    <w:p>
+      <w:pPr/>
+      <w:r>
+        <w:rPr>
+          <w:lang w:val="hi_IN" w:bidi="hi_IN"/>
+        </w:rPr>
+      </w:r>
+      <w:r>
+        <w:rPr>
           <w:b/>
           <w:lang w:val="hi_IN" w:bidi="hi_IN"/>
         </w:rPr>
@@ -6915,6 +7797,20 @@
       </w:r>
       <w:r>
         <w:rPr>
+          <w:lang w:val="hi_IN" w:bidi="hi_IN"/>
+        </w:rPr>
+        <w:t>עָלָ֥ה</w:t>
+      </w:r>
+    </w:p>
+    <w:p>
+      <w:pPr/>
+      <w:r>
+        <w:rPr>
+          <w:lang w:val="hi_IN" w:bidi="hi_IN"/>
+        </w:rPr>
+      </w:r>
+      <w:r>
+        <w:rPr>
           <w:b/>
           <w:lang w:val="hi_IN" w:bidi="hi_IN"/>
         </w:rPr>
@@ -6998,6 +7894,20 @@
       </w:r>
       <w:r>
         <w:rPr>
+          <w:lang w:val="hi_IN" w:bidi="hi_IN"/>
+        </w:rPr>
+        <w:t>פָּנַ֖יִ⁠ךְ</w:t>
+      </w:r>
+    </w:p>
+    <w:p>
+      <w:pPr/>
+      <w:r>
+        <w:rPr>
+          <w:lang w:val="hi_IN" w:bidi="hi_IN"/>
+        </w:rPr>
+      </w:r>
+      <w:r>
+        <w:rPr>
           <w:b/>
           <w:lang w:val="hi_IN" w:bidi="hi_IN"/>
         </w:rPr>
@@ -7094,6 +8004,20 @@
       </w:r>
       <w:r>
         <w:rPr>
+          <w:lang w:val="hi_IN" w:bidi="hi_IN"/>
+        </w:rPr>
+        <w:t>פָּנַ֖יִ⁠ךְ</w:t>
+      </w:r>
+    </w:p>
+    <w:p>
+      <w:pPr/>
+      <w:r>
+        <w:rPr>
+          <w:lang w:val="hi_IN" w:bidi="hi_IN"/>
+        </w:rPr>
+      </w:r>
+      <w:r>
+        <w:rPr>
           <w:b/>
           <w:lang w:val="hi_IN" w:bidi="hi_IN"/>
         </w:rPr>
@@ -7203,6 +8127,20 @@
       </w:r>
       <w:r>
         <w:rPr>
+          <w:lang w:val="hi_IN" w:bidi="hi_IN"/>
+        </w:rPr>
+        <w:t>אַמֵּ֥ץ כֹּ֖חַ מְאֹֽד</w:t>
+      </w:r>
+    </w:p>
+    <w:p>
+      <w:pPr/>
+      <w:r>
+        <w:rPr>
+          <w:lang w:val="hi_IN" w:bidi="hi_IN"/>
+        </w:rPr>
+      </w:r>
+      <w:r>
+        <w:rPr>
           <w:b/>
           <w:lang w:val="hi_IN" w:bidi="hi_IN"/>
         </w:rPr>
@@ -7313,6 +8251,20 @@
       </w:r>
       <w:r>
         <w:rPr>
+          <w:lang w:val="hi_IN" w:bidi="hi_IN"/>
+        </w:rPr>
+        <w:t>חַזֵּ֣ק מָתְנַ֔יִם</w:t>
+      </w:r>
+    </w:p>
+    <w:p>
+      <w:pPr/>
+      <w:r>
+        <w:rPr>
+          <w:lang w:val="hi_IN" w:bidi="hi_IN"/>
+        </w:rPr>
+      </w:r>
+      <w:r>
+        <w:rPr>
           <w:b/>
           <w:lang w:val="hi_IN" w:bidi="hi_IN"/>
         </w:rPr>
@@ -7409,6 +8361,20 @@
       </w:r>
       <w:r>
         <w:rPr>
+          <w:lang w:val="hi_IN" w:bidi="hi_IN"/>
+        </w:rPr>
+        <w:t>שָׁ֤ב</w:t>
+      </w:r>
+    </w:p>
+    <w:p>
+      <w:pPr/>
+      <w:r>
+        <w:rPr>
+          <w:lang w:val="hi_IN" w:bidi="hi_IN"/>
+        </w:rPr>
+      </w:r>
+      <w:r>
+        <w:rPr>
           <w:b/>
           <w:lang w:val="hi_IN" w:bidi="hi_IN"/>
         </w:rPr>
@@ -7506,6 +8472,20 @@
       </w:r>
       <w:r>
         <w:rPr>
+          <w:lang w:val="hi_IN" w:bidi="hi_IN"/>
+        </w:rPr>
+        <w:t>שָׁ֤ב יְהוָה֙ אֶת־גְּא֣וֹן יַעֲקֹ֔ב כִּ⁠גְא֖וֹן יִשְׂרָאֵ֑ל</w:t>
+      </w:r>
+    </w:p>
+    <w:p>
+      <w:pPr/>
+      <w:r>
+        <w:rPr>
+          <w:lang w:val="hi_IN" w:bidi="hi_IN"/>
+        </w:rPr>
+      </w:r>
+      <w:r>
+        <w:rPr>
           <w:b/>
           <w:lang w:val="hi_IN" w:bidi="hi_IN"/>
         </w:rPr>
@@ -7616,6 +8596,20 @@
       </w:r>
       <w:r>
         <w:rPr>
+          <w:lang w:val="hi_IN" w:bidi="hi_IN"/>
+        </w:rPr>
+        <w:t>בְקָקוּ⁠ם֙ בֹּֽקְקִ֔ים</w:t>
+      </w:r>
+    </w:p>
+    <w:p>
+      <w:pPr/>
+      <w:r>
+        <w:rPr>
+          <w:lang w:val="hi_IN" w:bidi="hi_IN"/>
+        </w:rPr>
+      </w:r>
+      <w:r>
+        <w:rPr>
           <w:b/>
           <w:lang w:val="hi_IN" w:bidi="hi_IN"/>
         </w:rPr>
@@ -7738,6 +8732,20 @@
       </w:r>
       <w:r>
         <w:rPr>
+          <w:lang w:val="hi_IN" w:bidi="hi_IN"/>
+        </w:rPr>
+        <w:t>גִּבֹּרֵ֜י⁠הוּ</w:t>
+      </w:r>
+    </w:p>
+    <w:p>
+      <w:pPr/>
+      <w:r>
+        <w:rPr>
+          <w:lang w:val="hi_IN" w:bidi="hi_IN"/>
+        </w:rPr>
+      </w:r>
+      <w:r>
+        <w:rPr>
           <w:b/>
           <w:lang w:val="hi_IN" w:bidi="hi_IN"/>
         </w:rPr>
@@ -7848,6 +8856,20 @@
       </w:r>
       <w:r>
         <w:rPr>
+          <w:lang w:val="hi_IN" w:bidi="hi_IN"/>
+        </w:rPr>
+        <w:t>מְתֻלָּעִ֔ים</w:t>
+      </w:r>
+    </w:p>
+    <w:p>
+      <w:pPr/>
+      <w:r>
+        <w:rPr>
+          <w:lang w:val="hi_IN" w:bidi="hi_IN"/>
+        </w:rPr>
+      </w:r>
+      <w:r>
+        <w:rPr>
           <w:b/>
           <w:lang w:val="hi_IN" w:bidi="hi_IN"/>
         </w:rPr>
@@ -7945,6 +8967,20 @@
       </w:r>
       <w:r>
         <w:rPr>
+          <w:lang w:val="hi_IN" w:bidi="hi_IN"/>
+        </w:rPr>
+        <w:t>בְּ⁠אֵשׁ &amp; הָ⁠רֶ֖כֶב</w:t>
+      </w:r>
+    </w:p>
+    <w:p>
+      <w:pPr/>
+      <w:r>
+        <w:rPr>
+          <w:lang w:val="hi_IN" w:bidi="hi_IN"/>
+        </w:rPr>
+      </w:r>
+      <w:r>
+        <w:rPr>
           <w:b/>
           <w:lang w:val="hi_IN" w:bidi="hi_IN"/>
         </w:rPr>
@@ -8067,6 +9103,20 @@
       </w:r>
       <w:r>
         <w:rPr>
+          <w:lang w:val="hi_IN" w:bidi="hi_IN"/>
+        </w:rPr>
+        <w:t>בְּ⁠אֵשׁ־פְּלָד֥וֹת</w:t>
+      </w:r>
+    </w:p>
+    <w:p>
+      <w:pPr/>
+      <w:r>
+        <w:rPr>
+          <w:lang w:val="hi_IN" w:bidi="hi_IN"/>
+        </w:rPr>
+      </w:r>
+      <w:r>
+        <w:rPr>
           <w:b/>
           <w:lang w:val="hi_IN" w:bidi="hi_IN"/>
         </w:rPr>
@@ -8202,6 +9252,20 @@
       </w:r>
       <w:r>
         <w:rPr>
+          <w:lang w:val="hi_IN" w:bidi="hi_IN"/>
+        </w:rPr>
+        <w:t>וְ⁠הַ⁠בְּרֹשִׁ֖ים</w:t>
+      </w:r>
+    </w:p>
+    <w:p>
+      <w:pPr/>
+      <w:r>
+        <w:rPr>
+          <w:lang w:val="hi_IN" w:bidi="hi_IN"/>
+        </w:rPr>
+      </w:r>
+      <w:r>
+        <w:rPr>
           <w:b/>
           <w:lang w:val="hi_IN" w:bidi="hi_IN"/>
         </w:rPr>
@@ -8311,6 +9375,20 @@
       </w:r>
       <w:r>
         <w:rPr>
+          <w:lang w:val="hi_IN" w:bidi="hi_IN"/>
+        </w:rPr>
+        <w:t>יִתְהוֹלְל֣וּ</w:t>
+      </w:r>
+    </w:p>
+    <w:p>
+      <w:pPr/>
+      <w:r>
+        <w:rPr>
+          <w:lang w:val="hi_IN" w:bidi="hi_IN"/>
+        </w:rPr>
+      </w:r>
+      <w:r>
+        <w:rPr>
           <w:b/>
           <w:lang w:val="hi_IN" w:bidi="hi_IN"/>
         </w:rPr>
@@ -8408,6 +9486,20 @@
       </w:r>
       <w:r>
         <w:rPr>
+          <w:lang w:val="hi_IN" w:bidi="hi_IN"/>
+        </w:rPr>
+        <w:t>כַּ⁠לַּפִּידִ֔ם</w:t>
+      </w:r>
+    </w:p>
+    <w:p>
+      <w:pPr/>
+      <w:r>
+        <w:rPr>
+          <w:lang w:val="hi_IN" w:bidi="hi_IN"/>
+        </w:rPr>
+      </w:r>
+      <w:r>
+        <w:rPr>
           <w:b/>
           <w:lang w:val="hi_IN" w:bidi="hi_IN"/>
         </w:rPr>
@@ -8491,6 +9583,20 @@
       </w:r>
       <w:r>
         <w:rPr>
+          <w:lang w:val="hi_IN" w:bidi="hi_IN"/>
+        </w:rPr>
+        <w:t>כַּ⁠בְּרָקִ֖ים יְרוֹצֵֽצוּ</w:t>
+      </w:r>
+    </w:p>
+    <w:p>
+      <w:pPr/>
+      <w:r>
+        <w:rPr>
+          <w:lang w:val="hi_IN" w:bidi="hi_IN"/>
+        </w:rPr>
+      </w:r>
+      <w:r>
+        <w:rPr>
           <w:b/>
           <w:lang w:val="hi_IN" w:bidi="hi_IN"/>
         </w:rPr>
@@ -8588,6 +9694,20 @@
       </w:r>
       <w:r>
         <w:rPr>
+          <w:lang w:val="hi_IN" w:bidi="hi_IN"/>
+        </w:rPr>
+        <w:t>יִזְכֹּר֙</w:t>
+      </w:r>
+    </w:p>
+    <w:p>
+      <w:pPr/>
+      <w:r>
+        <w:rPr>
+          <w:lang w:val="hi_IN" w:bidi="hi_IN"/>
+        </w:rPr>
+      </w:r>
+      <w:r>
+        <w:rPr>
           <w:b/>
           <w:lang w:val="hi_IN" w:bidi="hi_IN"/>
         </w:rPr>
@@ -8710,6 +9830,20 @@
       </w:r>
       <w:r>
         <w:rPr>
+          <w:lang w:val="hi_IN" w:bidi="hi_IN"/>
+        </w:rPr>
+        <w:t>חֽוֹמָתָ֔⁠הּ</w:t>
+      </w:r>
+    </w:p>
+    <w:p>
+      <w:pPr/>
+      <w:r>
+        <w:rPr>
+          <w:lang w:val="hi_IN" w:bidi="hi_IN"/>
+        </w:rPr>
+      </w:r>
+      <w:r>
+        <w:rPr>
           <w:b/>
           <w:lang w:val="hi_IN" w:bidi="hi_IN"/>
         </w:rPr>
@@ -8832,6 +9966,20 @@
       </w:r>
       <w:r>
         <w:rPr>
+          <w:lang w:val="hi_IN" w:bidi="hi_IN"/>
+        </w:rPr>
+        <w:t>וְ⁠הֻכַ֖ן הַ⁠סֹּכֵֽךְ</w:t>
+      </w:r>
+    </w:p>
+    <w:p>
+      <w:pPr/>
+      <w:r>
+        <w:rPr>
+          <w:lang w:val="hi_IN" w:bidi="hi_IN"/>
+        </w:rPr>
+      </w:r>
+      <w:r>
+        <w:rPr>
           <w:b/>
           <w:lang w:val="hi_IN" w:bidi="hi_IN"/>
         </w:rPr>
@@ -8954,6 +10102,20 @@
       </w:r>
       <w:r>
         <w:rPr>
+          <w:lang w:val="hi_IN" w:bidi="hi_IN"/>
+        </w:rPr>
+        <w:t>שַׁעֲרֵ֥י הַ⁠נְּהָר֖וֹת נִפְתָּ֑חוּ וְ⁠הַֽ⁠הֵיכָ֖ל נָמֽוֹג</w:t>
+      </w:r>
+    </w:p>
+    <w:p>
+      <w:pPr/>
+      <w:r>
+        <w:rPr>
+          <w:lang w:val="hi_IN" w:bidi="hi_IN"/>
+        </w:rPr>
+      </w:r>
+      <w:r>
+        <w:rPr>
           <w:b/>
           <w:lang w:val="hi_IN" w:bidi="hi_IN"/>
         </w:rPr>
@@ -9051,6 +10213,20 @@
       </w:r>
       <w:r>
         <w:rPr>
+          <w:lang w:val="hi_IN" w:bidi="hi_IN"/>
+        </w:rPr>
+        <w:t>שַׁעֲרֵ֥י הַ⁠נְּהָר֖וֹת</w:t>
+      </w:r>
+    </w:p>
+    <w:p>
+      <w:pPr/>
+      <w:r>
+        <w:rPr>
+          <w:lang w:val="hi_IN" w:bidi="hi_IN"/>
+        </w:rPr>
+      </w:r>
+      <w:r>
+        <w:rPr>
           <w:b/>
           <w:lang w:val="hi_IN" w:bidi="hi_IN"/>
         </w:rPr>
@@ -9134,6 +10310,20 @@
       </w:r>
       <w:r>
         <w:rPr>
+          <w:lang w:val="hi_IN" w:bidi="hi_IN"/>
+        </w:rPr>
+        <w:t>נִפְתָּ֑חוּ</w:t>
+      </w:r>
+    </w:p>
+    <w:p>
+      <w:pPr/>
+      <w:r>
+        <w:rPr>
+          <w:lang w:val="hi_IN" w:bidi="hi_IN"/>
+        </w:rPr>
+      </w:r>
+      <w:r>
+        <w:rPr>
           <w:b/>
           <w:lang w:val="hi_IN" w:bidi="hi_IN"/>
         </w:rPr>
@@ -9230,6 +10420,20 @@
       </w:r>
       <w:r>
         <w:rPr>
+          <w:lang w:val="hi_IN" w:bidi="hi_IN"/>
+        </w:rPr>
+        <w:t>וְ⁠הַֽ⁠הֵיכָ֖ל נָמֽוֹג</w:t>
+      </w:r>
+    </w:p>
+    <w:p>
+      <w:pPr/>
+      <w:r>
+        <w:rPr>
+          <w:lang w:val="hi_IN" w:bidi="hi_IN"/>
+        </w:rPr>
+      </w:r>
+      <w:r>
+        <w:rPr>
           <w:b/>
           <w:lang w:val="hi_IN" w:bidi="hi_IN"/>
         </w:rPr>
@@ -9352,6 +10556,20 @@
       </w:r>
       <w:r>
         <w:rPr>
+          <w:lang w:val="hi_IN" w:bidi="hi_IN"/>
+        </w:rPr>
+        <w:t>וְ⁠הֻצַּ֖ב</w:t>
+      </w:r>
+    </w:p>
+    <w:p>
+      <w:pPr/>
+      <w:r>
+        <w:rPr>
+          <w:lang w:val="hi_IN" w:bidi="hi_IN"/>
+        </w:rPr>
+      </w:r>
+      <w:r>
+        <w:rPr>
           <w:b/>
           <w:lang w:val="hi_IN" w:bidi="hi_IN"/>
         </w:rPr>
@@ -9448,6 +10666,20 @@
       </w:r>
       <w:r>
         <w:rPr>
+          <w:lang w:val="hi_IN" w:bidi="hi_IN"/>
+        </w:rPr>
+        <w:t>גֻּלְּתָ֣ה</w:t>
+      </w:r>
+    </w:p>
+    <w:p>
+      <w:pPr/>
+      <w:r>
+        <w:rPr>
+          <w:lang w:val="hi_IN" w:bidi="hi_IN"/>
+        </w:rPr>
+      </w:r>
+      <w:r>
+        <w:rPr>
           <w:b/>
           <w:lang w:val="hi_IN" w:bidi="hi_IN"/>
         </w:rPr>
@@ -9558,6 +10790,20 @@
       </w:r>
       <w:r>
         <w:rPr>
+          <w:lang w:val="hi_IN" w:bidi="hi_IN"/>
+        </w:rPr>
+        <w:t>הֹֽעֲלָ֑תָה</w:t>
+      </w:r>
+    </w:p>
+    <w:p>
+      <w:pPr/>
+      <w:r>
+        <w:rPr>
+          <w:lang w:val="hi_IN" w:bidi="hi_IN"/>
+        </w:rPr>
+      </w:r>
+      <w:r>
+        <w:rPr>
           <w:b/>
           <w:lang w:val="hi_IN" w:bidi="hi_IN"/>
         </w:rPr>
@@ -9668,6 +10914,20 @@
       </w:r>
       <w:r>
         <w:rPr>
+          <w:lang w:val="hi_IN" w:bidi="hi_IN"/>
+        </w:rPr>
+        <w:t>גֻּלְּתָ֣ה הֹֽעֲלָ֑תָה וְ⁠אַמְהֹתֶ֗י⁠הָ</w:t>
+      </w:r>
+    </w:p>
+    <w:p>
+      <w:pPr/>
+      <w:r>
+        <w:rPr>
+          <w:lang w:val="hi_IN" w:bidi="hi_IN"/>
+        </w:rPr>
+      </w:r>
+      <w:r>
+        <w:rPr>
           <w:b/>
           <w:lang w:val="hi_IN" w:bidi="hi_IN"/>
         </w:rPr>
@@ -9790,6 +11050,20 @@
       </w:r>
       <w:r>
         <w:rPr>
+          <w:lang w:val="hi_IN" w:bidi="hi_IN"/>
+        </w:rPr>
+        <w:t>גֻּלְּתָ֣ה הֹֽעֲלָ֑תָה וְ⁠אַמְהֹתֶ֗י⁠הָ</w:t>
+      </w:r>
+    </w:p>
+    <w:p>
+      <w:pPr/>
+      <w:r>
+        <w:rPr>
+          <w:lang w:val="hi_IN" w:bidi="hi_IN"/>
+        </w:rPr>
+      </w:r>
+      <w:r>
+        <w:rPr>
           <w:b/>
           <w:lang w:val="hi_IN" w:bidi="hi_IN"/>
         </w:rPr>
@@ -9923,6 +11197,20 @@
       </w:r>
       <w:r>
         <w:rPr>
+          <w:lang w:val="hi_IN" w:bidi="hi_IN"/>
+        </w:rPr>
+        <w:t>לִבְבֵ⁠הֶֽן</w:t>
+      </w:r>
+    </w:p>
+    <w:p>
+      <w:pPr/>
+      <w:r>
+        <w:rPr>
+          <w:lang w:val="hi_IN" w:bidi="hi_IN"/>
+        </w:rPr>
+      </w:r>
+      <w:r>
+        <w:rPr>
           <w:b/>
           <w:lang w:val="hi_IN" w:bidi="hi_IN"/>
         </w:rPr>
@@ -10046,6 +11334,20 @@
       </w:r>
       <w:r>
         <w:rPr>
+          <w:lang w:val="hi_IN" w:bidi="hi_IN"/>
+        </w:rPr>
+        <w:t>מְתֹפְפֹ֖ת עַל־לִבְבֵ⁠הֶֽן</w:t>
+      </w:r>
+    </w:p>
+    <w:p>
+      <w:pPr/>
+      <w:r>
+        <w:rPr>
+          <w:lang w:val="hi_IN" w:bidi="hi_IN"/>
+        </w:rPr>
+      </w:r>
+      <w:r>
+        <w:rPr>
           <w:b/>
           <w:lang w:val="hi_IN" w:bidi="hi_IN"/>
         </w:rPr>
@@ -10179,6 +11481,20 @@
       </w:r>
       <w:r>
         <w:rPr>
+          <w:lang w:val="hi_IN" w:bidi="hi_IN"/>
+        </w:rPr>
+        <w:t>כִ⁠בְרֵֽכַת־מַ֖יִם</w:t>
+      </w:r>
+    </w:p>
+    <w:p>
+      <w:pPr/>
+      <w:r>
+        <w:rPr>
+          <w:lang w:val="hi_IN" w:bidi="hi_IN"/>
+        </w:rPr>
+      </w:r>
+      <w:r>
+        <w:rPr>
           <w:b/>
           <w:lang w:val="hi_IN" w:bidi="hi_IN"/>
         </w:rPr>
@@ -10276,6 +11592,20 @@
       </w:r>
       <w:r>
         <w:rPr>
+          <w:lang w:val="hi_IN" w:bidi="hi_IN"/>
+        </w:rPr>
+        <w:t>מִ֣⁠ימֵי הִ֑יא</w:t>
+      </w:r>
+    </w:p>
+    <w:p>
+      <w:pPr/>
+      <w:r>
+        <w:rPr>
+          <w:lang w:val="hi_IN" w:bidi="hi_IN"/>
+        </w:rPr>
+      </w:r>
+      <w:r>
+        <w:rPr>
           <w:b/>
           <w:lang w:val="hi_IN" w:bidi="hi_IN"/>
         </w:rPr>
@@ -10410,6 +11740,20 @@
       </w:r>
       <w:r>
         <w:rPr>
+          <w:lang w:val="hi_IN" w:bidi="hi_IN"/>
+        </w:rPr>
+        <w:t>וְ⁠הֵ֣מָּה</w:t>
+      </w:r>
+    </w:p>
+    <w:p>
+      <w:pPr/>
+      <w:r>
+        <w:rPr>
+          <w:lang w:val="hi_IN" w:bidi="hi_IN"/>
+        </w:rPr>
+      </w:r>
+      <w:r>
+        <w:rPr>
           <w:b/>
           <w:lang w:val="hi_IN" w:bidi="hi_IN"/>
         </w:rPr>
@@ -10520,6 +11864,20 @@
       </w:r>
       <w:r>
         <w:rPr>
+          <w:lang w:val="hi_IN" w:bidi="hi_IN"/>
+        </w:rPr>
+        <w:t>עִמְד֥וּ עֲמֹ֖דוּ</w:t>
+      </w:r>
+    </w:p>
+    <w:p>
+      <w:pPr/>
+      <w:r>
+        <w:rPr>
+          <w:lang w:val="hi_IN" w:bidi="hi_IN"/>
+        </w:rPr>
+      </w:r>
+      <w:r>
+        <w:rPr>
           <w:b/>
           <w:lang w:val="hi_IN" w:bidi="hi_IN"/>
         </w:rPr>
@@ -10635,6 +11993,20 @@
       </w:r>
       <w:r>
         <w:rPr>
+          <w:lang w:val="hi_IN" w:bidi="hi_IN"/>
+        </w:rPr>
+        <w:t>בֹּ֥זּוּ כֶ֖סֶף בֹּ֣זּוּ זָהָ֑ב וְ⁠אֵ֥ין קֵ֨צֶה֙ לַ⁠תְּכוּנָ֔ה כָּבֹ֕ד מִ⁠כֹּ֖ל כְּלִ֥י חֶמְדָּֽה</w:t>
+      </w:r>
+    </w:p>
+    <w:p>
+      <w:pPr/>
+      <w:r>
+        <w:rPr>
+          <w:lang w:val="hi_IN" w:bidi="hi_IN"/>
+        </w:rPr>
+      </w:r>
+      <w:r>
+        <w:rPr>
           <w:b/>
           <w:lang w:val="hi_IN" w:bidi="hi_IN"/>
         </w:rPr>
@@ -10750,6 +12122,20 @@
       </w:r>
       <w:r>
         <w:rPr>
+          <w:lang w:val="hi_IN" w:bidi="hi_IN"/>
+        </w:rPr>
+        <w:t>וְ⁠אֵ֥ין קֵ֨צֶה֙ לַ⁠תְּכוּנָ֔ה</w:t>
+      </w:r>
+    </w:p>
+    <w:p>
+      <w:pPr/>
+      <w:r>
+        <w:rPr>
+          <w:lang w:val="hi_IN" w:bidi="hi_IN"/>
+        </w:rPr>
+      </w:r>
+      <w:r>
+        <w:rPr>
           <w:b/>
           <w:lang w:val="hi_IN" w:bidi="hi_IN"/>
         </w:rPr>
@@ -10847,6 +12233,20 @@
       </w:r>
       <w:r>
         <w:rPr>
+          <w:lang w:val="hi_IN" w:bidi="hi_IN"/>
+        </w:rPr>
+        <w:t>כְּלִ֥י חֶמְדָּֽה</w:t>
+      </w:r>
+    </w:p>
+    <w:p>
+      <w:pPr/>
+      <w:r>
+        <w:rPr>
+          <w:lang w:val="hi_IN" w:bidi="hi_IN"/>
+        </w:rPr>
+      </w:r>
+      <w:r>
+        <w:rPr>
           <w:b/>
           <w:lang w:val="hi_IN" w:bidi="hi_IN"/>
         </w:rPr>
@@ -10970,6 +12370,20 @@
       </w:r>
       <w:r>
         <w:rPr>
+          <w:lang w:val="hi_IN" w:bidi="hi_IN"/>
+        </w:rPr>
+        <w:t>בּוּקָ֥ה וּ⁠מְבוּקָ֖ה וּ⁠מְבֻלָּקָ֑ה</w:t>
+      </w:r>
+    </w:p>
+    <w:p>
+      <w:pPr/>
+      <w:r>
+        <w:rPr>
+          <w:lang w:val="hi_IN" w:bidi="hi_IN"/>
+        </w:rPr>
+      </w:r>
+      <w:r>
+        <w:rPr>
           <w:b/>
           <w:lang w:val="hi_IN" w:bidi="hi_IN"/>
         </w:rPr>
@@ -11067,6 +12481,20 @@
       </w:r>
       <w:r>
         <w:rPr>
+          <w:lang w:val="hi_IN" w:bidi="hi_IN"/>
+        </w:rPr>
+        <w:t>וְ⁠לֵ֨ב</w:t>
+      </w:r>
+    </w:p>
+    <w:p>
+      <w:pPr/>
+      <w:r>
+        <w:rPr>
+          <w:lang w:val="hi_IN" w:bidi="hi_IN"/>
+        </w:rPr>
+      </w:r>
+      <w:r>
+        <w:rPr>
           <w:b/>
           <w:lang w:val="hi_IN" w:bidi="hi_IN"/>
         </w:rPr>
@@ -11177,6 +12605,20 @@
       </w:r>
       <w:r>
         <w:rPr>
+          <w:lang w:val="hi_IN" w:bidi="hi_IN"/>
+        </w:rPr>
+        <w:t>וְ⁠לֵ֨ב נָמֵ֜ס</w:t>
+      </w:r>
+    </w:p>
+    <w:p>
+      <w:pPr/>
+      <w:r>
+        <w:rPr>
+          <w:lang w:val="hi_IN" w:bidi="hi_IN"/>
+        </w:rPr>
+      </w:r>
+      <w:r>
+        <w:rPr>
           <w:b/>
           <w:lang w:val="hi_IN" w:bidi="hi_IN"/>
         </w:rPr>
@@ -11299,6 +12741,20 @@
       </w:r>
       <w:r>
         <w:rPr>
+          <w:lang w:val="hi_IN" w:bidi="hi_IN"/>
+        </w:rPr>
+        <w:t>וְ⁠חַלְחָלָה֙ בְּ⁠כָל־מָתְנַ֔יִם</w:t>
+      </w:r>
+    </w:p>
+    <w:p>
+      <w:pPr/>
+      <w:r>
+        <w:rPr>
+          <w:lang w:val="hi_IN" w:bidi="hi_IN"/>
+        </w:rPr>
+      </w:r>
+      <w:r>
+        <w:rPr>
           <w:b/>
           <w:lang w:val="hi_IN" w:bidi="hi_IN"/>
         </w:rPr>
@@ -11409,6 +12865,20 @@
       </w:r>
       <w:r>
         <w:rPr>
+          <w:lang w:val="hi_IN" w:bidi="hi_IN"/>
+        </w:rPr>
+        <w:t>קִבְּצ֥וּ פָארֽוּר</w:t>
+      </w:r>
+    </w:p>
+    <w:p>
+      <w:pPr/>
+      <w:r>
+        <w:rPr>
+          <w:lang w:val="hi_IN" w:bidi="hi_IN"/>
+        </w:rPr>
+      </w:r>
+      <w:r>
+        <w:rPr>
           <w:b/>
           <w:lang w:val="hi_IN" w:bidi="hi_IN"/>
         </w:rPr>
@@ -11544,6 +13014,20 @@
       </w:r>
       <w:r>
         <w:rPr>
+          <w:lang w:val="hi_IN" w:bidi="hi_IN"/>
+        </w:rPr>
+        <w:t>אַיֵּה֙ מְע֣וֹן אֲרָי֔וֹת וּ⁠מִרְעֶ֥ה ה֖וּא לַ⁠כְּפִרִ֑ים אֲשֶׁ֣ר הָלַךְ֩ אַרְיֵ֨ה לָבִ֥יא שָׁ֛ם גּ֥וּר אַרְיֵ֖ה וְ⁠אֵ֥ין מַחֲרִֽיד</w:t>
+      </w:r>
+    </w:p>
+    <w:p>
+      <w:pPr/>
+      <w:r>
+        <w:rPr>
+          <w:lang w:val="hi_IN" w:bidi="hi_IN"/>
+        </w:rPr>
+      </w:r>
+      <w:r>
+        <w:rPr>
           <w:b/>
           <w:lang w:val="hi_IN" w:bidi="hi_IN"/>
         </w:rPr>
@@ -11641,6 +13125,20 @@
       </w:r>
       <w:r>
         <w:rPr>
+          <w:lang w:val="hi_IN" w:bidi="hi_IN"/>
+        </w:rPr>
+        <w:t>מְע֣וֹן אֲרָי֔וֹת</w:t>
+      </w:r>
+    </w:p>
+    <w:p>
+      <w:pPr/>
+      <w:r>
+        <w:rPr>
+          <w:lang w:val="hi_IN" w:bidi="hi_IN"/>
+        </w:rPr>
+      </w:r>
+      <w:r>
+        <w:rPr>
           <w:b/>
           <w:lang w:val="hi_IN" w:bidi="hi_IN"/>
         </w:rPr>
@@ -11756,6 +13254,20 @@
       </w:r>
       <w:r>
         <w:rPr>
+          <w:lang w:val="hi_IN" w:bidi="hi_IN"/>
+        </w:rPr>
+        <w:t>לָבִ֥יא שָׁ֛ם</w:t>
+      </w:r>
+    </w:p>
+    <w:p>
+      <w:pPr/>
+      <w:r>
+        <w:rPr>
+          <w:lang w:val="hi_IN" w:bidi="hi_IN"/>
+        </w:rPr>
+      </w:r>
+      <w:r>
+        <w:rPr>
           <w:b/>
           <w:lang w:val="hi_IN" w:bidi="hi_IN"/>
         </w:rPr>
@@ -11853,6 +13365,20 @@
       </w:r>
       <w:r>
         <w:rPr>
+          <w:lang w:val="hi_IN" w:bidi="hi_IN"/>
+        </w:rPr>
+        <w:t>גּ֥וּר אַרְיֵ֖ה</w:t>
+      </w:r>
+    </w:p>
+    <w:p>
+      <w:pPr/>
+      <w:r>
+        <w:rPr>
+          <w:lang w:val="hi_IN" w:bidi="hi_IN"/>
+        </w:rPr>
+      </w:r>
+      <w:r>
+        <w:rPr>
           <w:b/>
           <w:lang w:val="hi_IN" w:bidi="hi_IN"/>
         </w:rPr>
@@ -11950,6 +13476,20 @@
       </w:r>
       <w:r>
         <w:rPr>
+          <w:lang w:val="hi_IN" w:bidi="hi_IN"/>
+        </w:rPr>
+        <w:t>טֹרֵף֙ בְּ⁠דֵ֣י</w:t>
+      </w:r>
+    </w:p>
+    <w:p>
+      <w:pPr/>
+      <w:r>
+        <w:rPr>
+          <w:lang w:val="hi_IN" w:bidi="hi_IN"/>
+        </w:rPr>
+      </w:r>
+      <w:r>
+        <w:rPr>
           <w:b/>
           <w:lang w:val="hi_IN" w:bidi="hi_IN"/>
         </w:rPr>
@@ -12047,6 +13587,20 @@
       </w:r>
       <w:r>
         <w:rPr>
+          <w:lang w:val="hi_IN" w:bidi="hi_IN"/>
+        </w:rPr>
+        <w:t>וּ⁠מְחַנֵּ֖ק</w:t>
+      </w:r>
+    </w:p>
+    <w:p>
+      <w:pPr/>
+      <w:r>
+        <w:rPr>
+          <w:lang w:val="hi_IN" w:bidi="hi_IN"/>
+        </w:rPr>
+      </w:r>
+      <w:r>
+        <w:rPr>
           <w:b/>
           <w:lang w:val="hi_IN" w:bidi="hi_IN"/>
         </w:rPr>
@@ -12156,6 +13710,20 @@
       </w:r>
       <w:r>
         <w:rPr>
+          <w:lang w:val="hi_IN" w:bidi="hi_IN"/>
+        </w:rPr>
+        <w:t>וַ⁠יְמַלֵּא־טֶ֣רֶף חֹרָ֔י⁠ו וּ⁠מְעֹֽנֹתָ֖י⁠ו טְרֵפָֽה</w:t>
+      </w:r>
+    </w:p>
+    <w:p>
+      <w:pPr/>
+      <w:r>
+        <w:rPr>
+          <w:lang w:val="hi_IN" w:bidi="hi_IN"/>
+        </w:rPr>
+      </w:r>
+      <w:r>
+        <w:rPr>
           <w:b/>
           <w:lang w:val="hi_IN" w:bidi="hi_IN"/>
         </w:rPr>
@@ -12239,6 +13807,20 @@
       </w:r>
       <w:r>
         <w:rPr>
+          <w:lang w:val="hi_IN" w:bidi="hi_IN"/>
+        </w:rPr>
+        <w:t>וּ⁠מְעֹֽנֹתָ֖י⁠ו</w:t>
+      </w:r>
+    </w:p>
+    <w:p>
+      <w:pPr/>
+      <w:r>
+        <w:rPr>
+          <w:lang w:val="hi_IN" w:bidi="hi_IN"/>
+        </w:rPr>
+      </w:r>
+      <w:r>
+        <w:rPr>
           <w:b/>
           <w:lang w:val="hi_IN" w:bidi="hi_IN"/>
         </w:rPr>
@@ -12360,6 +13942,20 @@
       </w:r>
       <w:r>
         <w:rPr>
+          <w:lang w:val="hi_IN" w:bidi="hi_IN"/>
+        </w:rPr>
+        <w:t>הִנְ⁠נִ֣י אֵלַ֗יִ⁠ךְ</w:t>
+      </w:r>
+    </w:p>
+    <w:p>
+      <w:pPr/>
+      <w:r>
+        <w:rPr>
+          <w:lang w:val="hi_IN" w:bidi="hi_IN"/>
+        </w:rPr>
+      </w:r>
+      <w:r>
+        <w:rPr>
           <w:b/>
           <w:lang w:val="hi_IN" w:bidi="hi_IN"/>
         </w:rPr>
@@ -12457,6 +14053,20 @@
       </w:r>
       <w:r>
         <w:rPr>
+          <w:lang w:val="hi_IN" w:bidi="hi_IN"/>
+        </w:rPr>
+        <w:t>הִנְ⁠נִ֣י אֵלַ֗יִ⁠ךְ</w:t>
+      </w:r>
+    </w:p>
+    <w:p>
+      <w:pPr/>
+      <w:r>
+        <w:rPr>
+          <w:lang w:val="hi_IN" w:bidi="hi_IN"/>
+        </w:rPr>
+      </w:r>
+      <w:r>
+        <w:rPr>
           <w:b/>
           <w:lang w:val="hi_IN" w:bidi="hi_IN"/>
         </w:rPr>
@@ -12553,6 +14163,20 @@
       </w:r>
       <w:r>
         <w:rPr>
+          <w:lang w:val="hi_IN" w:bidi="hi_IN"/>
+        </w:rPr>
+        <w:t>נְאֻם֙</w:t>
+      </w:r>
+    </w:p>
+    <w:p>
+      <w:pPr/>
+      <w:r>
+        <w:rPr>
+          <w:lang w:val="hi_IN" w:bidi="hi_IN"/>
+        </w:rPr>
+      </w:r>
+      <w:r>
+        <w:rPr>
           <w:b/>
           <w:lang w:val="hi_IN" w:bidi="hi_IN"/>
         </w:rPr>
@@ -12662,6 +14286,20 @@
       </w:r>
       <w:r>
         <w:rPr>
+          <w:lang w:val="hi_IN" w:bidi="hi_IN"/>
+        </w:rPr>
+        <w:t>רִכְבָּ֔⁠הּ</w:t>
+      </w:r>
+    </w:p>
+    <w:p>
+      <w:pPr/>
+      <w:r>
+        <w:rPr>
+          <w:lang w:val="hi_IN" w:bidi="hi_IN"/>
+        </w:rPr>
+      </w:r>
+      <w:r>
+        <w:rPr>
           <w:b/>
           <w:lang w:val="hi_IN" w:bidi="hi_IN"/>
         </w:rPr>
@@ -12772,6 +14410,20 @@
       </w:r>
       <w:r>
         <w:rPr>
+          <w:lang w:val="hi_IN" w:bidi="hi_IN"/>
+        </w:rPr>
+        <w:t>רִכְבָּ֔⁠הּ</w:t>
+      </w:r>
+    </w:p>
+    <w:p>
+      <w:pPr/>
+      <w:r>
+        <w:rPr>
+          <w:lang w:val="hi_IN" w:bidi="hi_IN"/>
+        </w:rPr>
+      </w:r>
+      <w:r>
+        <w:rPr>
           <w:b/>
           <w:lang w:val="hi_IN" w:bidi="hi_IN"/>
         </w:rPr>
@@ -12868,6 +14520,20 @@
       </w:r>
       <w:r>
         <w:rPr>
+          <w:lang w:val="hi_IN" w:bidi="hi_IN"/>
+        </w:rPr>
+        <w:t>תֹּ֣אכַל חָ֑רֶב</w:t>
+      </w:r>
+    </w:p>
+    <w:p>
+      <w:pPr/>
+      <w:r>
+        <w:rPr>
+          <w:lang w:val="hi_IN" w:bidi="hi_IN"/>
+        </w:rPr>
+      </w:r>
+      <w:r>
+        <w:rPr>
           <w:b/>
           <w:lang w:val="hi_IN" w:bidi="hi_IN"/>
         </w:rPr>
@@ -13017,6 +14683,20 @@
       </w:r>
       <w:r>
         <w:rPr>
+          <w:lang w:val="hi_IN" w:bidi="hi_IN"/>
+        </w:rPr>
+        <w:t>וְ⁠הִכְרַתִּ֤י</w:t>
+      </w:r>
+    </w:p>
+    <w:p>
+      <w:pPr/>
+      <w:r>
+        <w:rPr>
+          <w:lang w:val="hi_IN" w:bidi="hi_IN"/>
+        </w:rPr>
+      </w:r>
+      <w:r>
+        <w:rPr>
           <w:b/>
           <w:lang w:val="hi_IN" w:bidi="hi_IN"/>
         </w:rPr>
@@ -13127,6 +14807,20 @@
       </w:r>
       <w:r>
         <w:rPr>
+          <w:lang w:val="hi_IN" w:bidi="hi_IN"/>
+        </w:rPr>
+        <w:t>עִ֣יר דָּמִ֑ים</w:t>
+      </w:r>
+    </w:p>
+    <w:p>
+      <w:pPr/>
+      <w:r>
+        <w:rPr>
+          <w:lang w:val="hi_IN" w:bidi="hi_IN"/>
+        </w:rPr>
+      </w:r>
+      <w:r>
+        <w:rPr>
           <w:b/>
           <w:lang w:val="hi_IN" w:bidi="hi_IN"/>
         </w:rPr>
@@ -13237,6 +14931,20 @@
       </w:r>
       <w:r>
         <w:rPr>
+          <w:lang w:val="hi_IN" w:bidi="hi_IN"/>
+        </w:rPr>
+        <w:t>כֻּלָּ֗⁠הּ כַּ֤חַשׁ</w:t>
+      </w:r>
+    </w:p>
+    <w:p>
+      <w:pPr/>
+      <w:r>
+        <w:rPr>
+          <w:lang w:val="hi_IN" w:bidi="hi_IN"/>
+        </w:rPr>
+      </w:r>
+      <w:r>
+        <w:rPr>
           <w:b/>
           <w:lang w:val="hi_IN" w:bidi="hi_IN"/>
         </w:rPr>
@@ -13347,6 +15055,20 @@
       </w:r>
       <w:r>
         <w:rPr>
+          <w:lang w:val="hi_IN" w:bidi="hi_IN"/>
+        </w:rPr>
+        <w:t>שׁ֔וֹט &amp; רַ֣עַשׁ אוֹפָ֑ן וְ⁠ס֣וּס דֹּהֵ֔ר וּ⁠מֶרְכָּבָ֖ה מְרַקֵּדָֽה</w:t>
+      </w:r>
+    </w:p>
+    <w:p>
+      <w:pPr/>
+      <w:r>
+        <w:rPr>
+          <w:lang w:val="hi_IN" w:bidi="hi_IN"/>
+        </w:rPr>
+      </w:r>
+      <w:r>
+        <w:rPr>
           <w:b/>
           <w:lang w:val="hi_IN" w:bidi="hi_IN"/>
         </w:rPr>
@@ -13524,6 +15246,20 @@
       </w:r>
       <w:r>
         <w:rPr>
+          <w:lang w:val="hi_IN" w:bidi="hi_IN"/>
+        </w:rPr>
+        <w:t>פָּרָ֣שׁ מַעֲלֶ֗ה וְ⁠לַ֤הַב חֶ֨רֶב֙ וּ⁠בְרַ֣ק חֲנִ֔ית</w:t>
+      </w:r>
+    </w:p>
+    <w:p>
+      <w:pPr/>
+      <w:r>
+        <w:rPr>
+          <w:lang w:val="hi_IN" w:bidi="hi_IN"/>
+        </w:rPr>
+      </w:r>
+      <w:r>
+        <w:rPr>
           <w:b/>
           <w:lang w:val="hi_IN" w:bidi="hi_IN"/>
         </w:rPr>
@@ -13660,6 +15396,20 @@
       </w:r>
       <w:r>
         <w:rPr>
+          <w:lang w:val="hi_IN" w:bidi="hi_IN"/>
+        </w:rPr>
+        <w:t>פָּרָ֣שׁ מַעֲלֶ֗ה וְ⁠לַ֤הַב חֶ֨רֶב֙ וּ⁠בְרַ֣ק חֲנִ֔ית</w:t>
+      </w:r>
+    </w:p>
+    <w:p>
+      <w:pPr/>
+      <w:r>
+        <w:rPr>
+          <w:lang w:val="hi_IN" w:bidi="hi_IN"/>
+        </w:rPr>
+      </w:r>
+      <w:r>
+        <w:rPr>
           <w:b/>
           <w:lang w:val="hi_IN" w:bidi="hi_IN"/>
         </w:rPr>
@@ -13757,6 +15507,20 @@
       </w:r>
       <w:r>
         <w:rPr>
+          <w:lang w:val="hi_IN" w:bidi="hi_IN"/>
+        </w:rPr>
+        <w:t>וְ⁠אֵ֥ין קֵ֨צֶה֙ לַ⁠גְּוִיָּ֔ה</w:t>
+      </w:r>
+    </w:p>
+    <w:p>
+      <w:pPr/>
+      <w:r>
+        <w:rPr>
+          <w:lang w:val="hi_IN" w:bidi="hi_IN"/>
+        </w:rPr>
+      </w:r>
+      <w:r>
+        <w:rPr>
           <w:b/>
           <w:lang w:val="hi_IN" w:bidi="hi_IN"/>
         </w:rPr>
@@ -13854,6 +15618,20 @@
       </w:r>
       <w:r>
         <w:rPr>
+          <w:lang w:val="hi_IN" w:bidi="hi_IN"/>
+        </w:rPr>
+        <w:t>וְכָשְׁל֖וּ</w:t>
+      </w:r>
+    </w:p>
+    <w:p>
+      <w:pPr/>
+      <w:r>
+        <w:rPr>
+          <w:lang w:val="hi_IN" w:bidi="hi_IN"/>
+        </w:rPr>
+      </w:r>
+      <w:r>
+        <w:rPr>
           <w:b/>
           <w:lang w:val="hi_IN" w:bidi="hi_IN"/>
         </w:rPr>
@@ -13964,6 +15742,20 @@
       </w:r>
       <w:r>
         <w:rPr>
+          <w:lang w:val="hi_IN" w:bidi="hi_IN"/>
+        </w:rPr>
+        <w:t>בִּ⁠גְוִיָּתָֽ⁠ם</w:t>
+      </w:r>
+    </w:p>
+    <w:p>
+      <w:pPr/>
+      <w:r>
+        <w:rPr>
+          <w:lang w:val="hi_IN" w:bidi="hi_IN"/>
+        </w:rPr>
+      </w:r>
+      <w:r>
+        <w:rPr>
           <w:b/>
           <w:lang w:val="hi_IN" w:bidi="hi_IN"/>
         </w:rPr>
@@ -14100,6 +15892,20 @@
       </w:r>
       <w:r>
         <w:rPr>
+          <w:lang w:val="hi_IN" w:bidi="hi_IN"/>
+        </w:rPr>
+        <w:t>זְנוּנֵ֣י זוֹנָ֔ה</w:t>
+      </w:r>
+    </w:p>
+    <w:p>
+      <w:pPr/>
+      <w:r>
+        <w:rPr>
+          <w:lang w:val="hi_IN" w:bidi="hi_IN"/>
+        </w:rPr>
+      </w:r>
+      <w:r>
+        <w:rPr>
           <w:b/>
           <w:lang w:val="hi_IN" w:bidi="hi_IN"/>
         </w:rPr>
@@ -14209,6 +16015,20 @@
       </w:r>
       <w:r>
         <w:rPr>
+          <w:lang w:val="hi_IN" w:bidi="hi_IN"/>
+        </w:rPr>
+        <w:t>מֵ⁠רֹב֙</w:t>
+      </w:r>
+    </w:p>
+    <w:p>
+      <w:pPr/>
+      <w:r>
+        <w:rPr>
+          <w:lang w:val="hi_IN" w:bidi="hi_IN"/>
+        </w:rPr>
+      </w:r>
+      <w:r>
+        <w:rPr>
           <w:b/>
           <w:lang w:val="hi_IN" w:bidi="hi_IN"/>
         </w:rPr>
@@ -14318,6 +16138,20 @@
       </w:r>
       <w:r>
         <w:rPr>
+          <w:lang w:val="hi_IN" w:bidi="hi_IN"/>
+        </w:rPr>
+        <w:t>וּ⁠מִשְׁפָּח֖וֹת</w:t>
+      </w:r>
+    </w:p>
+    <w:p>
+      <w:pPr/>
+      <w:r>
+        <w:rPr>
+          <w:lang w:val="hi_IN" w:bidi="hi_IN"/>
+        </w:rPr>
+      </w:r>
+      <w:r>
+        <w:rPr>
           <w:b/>
           <w:lang w:val="hi_IN" w:bidi="hi_IN"/>
         </w:rPr>
@@ -14404,6 +16238,20 @@
         <w:rPr>
           <w:lang w:val="hi_IN" w:bidi="hi_IN"/>
         </w:rPr>
+      </w:r>
+    </w:p>
+    <w:p>
+      <w:pPr/>
+      <w:r>
+        <w:rPr>
+          <w:lang w:val="hi_IN" w:bidi="hi_IN"/>
+        </w:rPr>
+      </w:r>
+      <w:r>
+        <w:rPr>
+          <w:lang w:val="hi_IN" w:bidi="hi_IN"/>
+        </w:rPr>
+        <w:t>הִנְ⁠נִ֣י אֵלַ֗יִ⁠ךְ</w:t>
       </w:r>
     </w:p>
     <w:p>
@@ -14543,6 +16391,20 @@
       </w:r>
       <w:r>
         <w:rPr>
+          <w:lang w:val="hi_IN" w:bidi="hi_IN"/>
+        </w:rPr>
+        <w:t>אֵלַ֗יִ⁠ךְ</w:t>
+      </w:r>
+    </w:p>
+    <w:p>
+      <w:pPr/>
+      <w:r>
+        <w:rPr>
+          <w:lang w:val="hi_IN" w:bidi="hi_IN"/>
+        </w:rPr>
+      </w:r>
+      <w:r>
+        <w:rPr>
           <w:b/>
           <w:lang w:val="hi_IN" w:bidi="hi_IN"/>
         </w:rPr>
@@ -14653,6 +16515,20 @@
       </w:r>
       <w:r>
         <w:rPr>
+          <w:lang w:val="hi_IN" w:bidi="hi_IN"/>
+        </w:rPr>
+        <w:t>נְאֻם֙</w:t>
+      </w:r>
+    </w:p>
+    <w:p>
+      <w:pPr/>
+      <w:r>
+        <w:rPr>
+          <w:lang w:val="hi_IN" w:bidi="hi_IN"/>
+        </w:rPr>
+      </w:r>
+      <w:r>
+        <w:rPr>
           <w:b/>
           <w:lang w:val="hi_IN" w:bidi="hi_IN"/>
         </w:rPr>
@@ -14750,6 +16626,20 @@
       </w:r>
       <w:r>
         <w:rPr>
+          <w:lang w:val="hi_IN" w:bidi="hi_IN"/>
+        </w:rPr>
+        <w:t>וּ⁠מַמְלָכ֖וֹת קְלוֹנֵֽ⁠ךְ</w:t>
+      </w:r>
+    </w:p>
+    <w:p>
+      <w:pPr/>
+      <w:r>
+        <w:rPr>
+          <w:lang w:val="hi_IN" w:bidi="hi_IN"/>
+        </w:rPr>
+      </w:r>
+      <w:r>
+        <w:rPr>
           <w:b/>
           <w:lang w:val="hi_IN" w:bidi="hi_IN"/>
         </w:rPr>
@@ -14847,6 +16737,20 @@
       </w:r>
       <w:r>
         <w:rPr>
+          <w:lang w:val="hi_IN" w:bidi="hi_IN"/>
+        </w:rPr>
+        <w:t>קְלוֹנֵֽ⁠ךְ</w:t>
+      </w:r>
+    </w:p>
+    <w:p>
+      <w:pPr/>
+      <w:r>
+        <w:rPr>
+          <w:lang w:val="hi_IN" w:bidi="hi_IN"/>
+        </w:rPr>
+      </w:r>
+      <w:r>
+        <w:rPr>
           <w:b/>
           <w:lang w:val="hi_IN" w:bidi="hi_IN"/>
         </w:rPr>
@@ -14946,6 +16850,20 @@
         <w:rPr>
           <w:lang w:val="hi_IN" w:bidi="hi_IN"/>
         </w:rPr>
+      </w:r>
+    </w:p>
+    <w:p>
+      <w:pPr/>
+      <w:r>
+        <w:rPr>
+          <w:lang w:val="hi_IN" w:bidi="hi_IN"/>
+        </w:rPr>
+      </w:r>
+      <w:r>
+        <w:rPr>
+          <w:lang w:val="hi_IN" w:bidi="hi_IN"/>
+        </w:rPr>
+        <w:t>עָלַ֛יִ⁠ךְ</w:t>
       </w:r>
     </w:p>
     <w:p>
@@ -15085,6 +17003,20 @@
       </w:r>
       <w:r>
         <w:rPr>
+          <w:lang w:val="hi_IN" w:bidi="hi_IN"/>
+        </w:rPr>
+        <w:t>וְ⁠הִשְׁלַכְתִּ֥י עָלַ֛יִ⁠ךְ שִׁקֻּצִ֖ים</w:t>
+      </w:r>
+    </w:p>
+    <w:p>
+      <w:pPr/>
+      <w:r>
+        <w:rPr>
+          <w:lang w:val="hi_IN" w:bidi="hi_IN"/>
+        </w:rPr>
+      </w:r>
+      <w:r>
+        <w:rPr>
           <w:b/>
           <w:lang w:val="hi_IN" w:bidi="hi_IN"/>
         </w:rPr>
@@ -15195,6 +17127,20 @@
       </w:r>
       <w:r>
         <w:rPr>
+          <w:lang w:val="hi_IN" w:bidi="hi_IN"/>
+        </w:rPr>
+        <w:t>שָׁדְּדָ֣ה נִֽינְוֵ֔ה</w:t>
+      </w:r>
+    </w:p>
+    <w:p>
+      <w:pPr/>
+      <w:r>
+        <w:rPr>
+          <w:lang w:val="hi_IN" w:bidi="hi_IN"/>
+        </w:rPr>
+      </w:r>
+      <w:r>
+        <w:rPr>
           <w:b/>
           <w:lang w:val="hi_IN" w:bidi="hi_IN"/>
         </w:rPr>
@@ -15305,6 +17251,20 @@
       </w:r>
       <w:r>
         <w:rPr>
+          <w:lang w:val="hi_IN" w:bidi="hi_IN"/>
+        </w:rPr>
+        <w:t>שָׁדְּדָ֣ה נִֽינְוֵ֔ה</w:t>
+      </w:r>
+    </w:p>
+    <w:p>
+      <w:pPr/>
+      <w:r>
+        <w:rPr>
+          <w:lang w:val="hi_IN" w:bidi="hi_IN"/>
+        </w:rPr>
+      </w:r>
+      <w:r>
+        <w:rPr>
           <w:b/>
           <w:lang w:val="hi_IN" w:bidi="hi_IN"/>
         </w:rPr>
@@ -15402,6 +17362,20 @@
       </w:r>
       <w:r>
         <w:rPr>
+          <w:lang w:val="hi_IN" w:bidi="hi_IN"/>
+        </w:rPr>
+        <w:t>מִ֖י יָנ֣וּד לָ֑⁠הּ</w:t>
+      </w:r>
+    </w:p>
+    <w:p>
+      <w:pPr/>
+      <w:r>
+        <w:rPr>
+          <w:lang w:val="hi_IN" w:bidi="hi_IN"/>
+        </w:rPr>
+      </w:r>
+      <w:r>
+        <w:rPr>
           <w:b/>
           <w:lang w:val="hi_IN" w:bidi="hi_IN"/>
         </w:rPr>
@@ -15499,6 +17473,20 @@
       </w:r>
       <w:r>
         <w:rPr>
+          <w:lang w:val="hi_IN" w:bidi="hi_IN"/>
+        </w:rPr>
+        <w:t>מֵ⁠אַ֛יִן אֲבַקֵּ֥שׁ מְנַחֲמִ֖ים לָֽ⁠ךְ</w:t>
+      </w:r>
+    </w:p>
+    <w:p>
+      <w:pPr/>
+      <w:r>
+        <w:rPr>
+          <w:lang w:val="hi_IN" w:bidi="hi_IN"/>
+        </w:rPr>
+      </w:r>
+      <w:r>
+        <w:rPr>
           <w:b/>
           <w:lang w:val="hi_IN" w:bidi="hi_IN"/>
         </w:rPr>
@@ -15596,6 +17584,20 @@
       </w:r>
       <w:r>
         <w:rPr>
+          <w:lang w:val="hi_IN" w:bidi="hi_IN"/>
+        </w:rPr>
+        <w:t>הֲ⁠תֵֽיטְבִי֙ מִ⁠נֹּ֣א אָמ֔וֹן הַ⁠יֹּֽשְׁבָה֙ בַּ⁠יְאֹרִ֔ים מַ֖יִם סָבִ֣יב לָ֑⁠הּ אֲשֶׁר־חֵ֣יל יָ֔ם מִ⁠יָּ֖ם חוֹמָתָֽ⁠הּ</w:t>
+      </w:r>
+    </w:p>
+    <w:p>
+      <w:pPr/>
+      <w:r>
+        <w:rPr>
+          <w:lang w:val="hi_IN" w:bidi="hi_IN"/>
+        </w:rPr>
+      </w:r>
+      <w:r>
+        <w:rPr>
           <w:b/>
           <w:lang w:val="hi_IN" w:bidi="hi_IN"/>
         </w:rPr>
@@ -15693,6 +17695,20 @@
       </w:r>
       <w:r>
         <w:rPr>
+          <w:lang w:val="hi_IN" w:bidi="hi_IN"/>
+        </w:rPr>
+        <w:t>מִ⁠נֹּ֣א אָמ֔וֹן</w:t>
+      </w:r>
+    </w:p>
+    <w:p>
+      <w:pPr/>
+      <w:r>
+        <w:rPr>
+          <w:lang w:val="hi_IN" w:bidi="hi_IN"/>
+        </w:rPr>
+      </w:r>
+      <w:r>
+        <w:rPr>
           <w:b/>
           <w:lang w:val="hi_IN" w:bidi="hi_IN"/>
         </w:rPr>
@@ -15797,6 +17813,20 @@
       </w:r>
       <w:r>
         <w:rPr>
+          <w:lang w:val="hi_IN" w:bidi="hi_IN"/>
+        </w:rPr>
+        <w:t>אֲשֶׁר־חֵ֣יל יָ֔ם מִ⁠יָּ֖ם חוֹמָתָֽ⁠הּ</w:t>
+      </w:r>
+    </w:p>
+    <w:p>
+      <w:pPr/>
+      <w:r>
+        <w:rPr>
+          <w:lang w:val="hi_IN" w:bidi="hi_IN"/>
+        </w:rPr>
+      </w:r>
+      <w:r>
+        <w:rPr>
           <w:b/>
           <w:lang w:val="hi_IN" w:bidi="hi_IN"/>
         </w:rPr>
@@ -15907,6 +17937,20 @@
       </w:r>
       <w:r>
         <w:rPr>
+          <w:lang w:val="hi_IN" w:bidi="hi_IN"/>
+        </w:rPr>
+        <w:t>מִ⁠יָּ֖ם חוֹמָתָֽ⁠הּ</w:t>
+      </w:r>
+    </w:p>
+    <w:p>
+      <w:pPr/>
+      <w:r>
+        <w:rPr>
+          <w:lang w:val="hi_IN" w:bidi="hi_IN"/>
+        </w:rPr>
+      </w:r>
+      <w:r>
+        <w:rPr>
           <w:b/>
           <w:lang w:val="hi_IN" w:bidi="hi_IN"/>
         </w:rPr>
@@ -16030,6 +18074,20 @@
       </w:r>
       <w:r>
         <w:rPr>
+          <w:lang w:val="hi_IN" w:bidi="hi_IN"/>
+        </w:rPr>
+        <w:t>מִ⁠יָּ֖ם חוֹמָתָֽ⁠הּ</w:t>
+      </w:r>
+    </w:p>
+    <w:p>
+      <w:pPr/>
+      <w:r>
+        <w:rPr>
+          <w:lang w:val="hi_IN" w:bidi="hi_IN"/>
+        </w:rPr>
+      </w:r>
+      <w:r>
+        <w:rPr>
           <w:b/>
           <w:lang w:val="hi_IN" w:bidi="hi_IN"/>
         </w:rPr>
@@ -16127,6 +18185,20 @@
       </w:r>
       <w:r>
         <w:rPr>
+          <w:lang w:val="hi_IN" w:bidi="hi_IN"/>
+        </w:rPr>
+        <w:t>עָצְמָ֛⁠ה</w:t>
+      </w:r>
+    </w:p>
+    <w:p>
+      <w:pPr/>
+      <w:r>
+        <w:rPr>
+          <w:lang w:val="hi_IN" w:bidi="hi_IN"/>
+        </w:rPr>
+      </w:r>
+      <w:r>
+        <w:rPr>
           <w:b/>
           <w:lang w:val="hi_IN" w:bidi="hi_IN"/>
         </w:rPr>
@@ -16237,6 +18309,20 @@
       </w:r>
       <w:r>
         <w:rPr>
+          <w:lang w:val="hi_IN" w:bidi="hi_IN"/>
+        </w:rPr>
+        <w:t>וְ⁠אֵ֣ין קֵ֑צֶה</w:t>
+      </w:r>
+    </w:p>
+    <w:p>
+      <w:pPr/>
+      <w:r>
+        <w:rPr>
+          <w:lang w:val="hi_IN" w:bidi="hi_IN"/>
+        </w:rPr>
+      </w:r>
+      <w:r>
+        <w:rPr>
           <w:b/>
           <w:lang w:val="hi_IN" w:bidi="hi_IN"/>
         </w:rPr>
@@ -16320,6 +18406,20 @@
       </w:r>
       <w:r>
         <w:rPr>
+          <w:lang w:val="hi_IN" w:bidi="hi_IN"/>
+        </w:rPr>
+        <w:t>וְ⁠אֵ֣ין קֵ֑צֶה</w:t>
+      </w:r>
+    </w:p>
+    <w:p>
+      <w:pPr/>
+      <w:r>
+        <w:rPr>
+          <w:lang w:val="hi_IN" w:bidi="hi_IN"/>
+        </w:rPr>
+      </w:r>
+      <w:r>
+        <w:rPr>
           <w:b/>
           <w:lang w:val="hi_IN" w:bidi="hi_IN"/>
         </w:rPr>
@@ -16417,6 +18517,20 @@
       </w:r>
       <w:r>
         <w:rPr>
+          <w:lang w:val="hi_IN" w:bidi="hi_IN"/>
+        </w:rPr>
+        <w:t>פּ֣וּט</w:t>
+      </w:r>
+    </w:p>
+    <w:p>
+      <w:pPr/>
+      <w:r>
+        <w:rPr>
+          <w:lang w:val="hi_IN" w:bidi="hi_IN"/>
+        </w:rPr>
+      </w:r>
+      <w:r>
+        <w:rPr>
           <w:b/>
           <w:lang w:val="hi_IN" w:bidi="hi_IN"/>
         </w:rPr>
@@ -16521,6 +18635,20 @@
       </w:r>
       <w:r>
         <w:rPr>
+          <w:lang w:val="hi_IN" w:bidi="hi_IN"/>
+        </w:rPr>
+        <w:t>וְ⁠לוּבִ֔ים</w:t>
+      </w:r>
+    </w:p>
+    <w:p>
+      <w:pPr/>
+      <w:r>
+        <w:rPr>
+          <w:lang w:val="hi_IN" w:bidi="hi_IN"/>
+        </w:rPr>
+      </w:r>
+      <w:r>
+        <w:rPr>
           <w:b/>
           <w:lang w:val="hi_IN" w:bidi="hi_IN"/>
         </w:rPr>
@@ -16638,6 +18766,20 @@
       </w:r>
       <w:r>
         <w:rPr>
+          <w:lang w:val="hi_IN" w:bidi="hi_IN"/>
+        </w:rPr>
+        <w:t>בְּ⁠עֶזְרָתֵֽ⁠ךְ</w:t>
+      </w:r>
+    </w:p>
+    <w:p>
+      <w:pPr/>
+      <w:r>
+        <w:rPr>
+          <w:lang w:val="hi_IN" w:bidi="hi_IN"/>
+        </w:rPr>
+      </w:r>
+      <w:r>
+        <w:rPr>
           <w:b/>
           <w:lang w:val="hi_IN" w:bidi="hi_IN"/>
         </w:rPr>
@@ -16748,6 +18890,20 @@
       </w:r>
       <w:r>
         <w:rPr>
+          <w:lang w:val="hi_IN" w:bidi="hi_IN"/>
+        </w:rPr>
+        <w:t>הִ֗יא לַ⁠גֹּלָה֙</w:t>
+      </w:r>
+    </w:p>
+    <w:p>
+      <w:pPr/>
+      <w:r>
+        <w:rPr>
+          <w:lang w:val="hi_IN" w:bidi="hi_IN"/>
+        </w:rPr>
+      </w:r>
+      <w:r>
+        <w:rPr>
           <w:b/>
           <w:lang w:val="hi_IN" w:bidi="hi_IN"/>
         </w:rPr>
@@ -16871,6 +19027,20 @@
       </w:r>
       <w:r>
         <w:rPr>
+          <w:lang w:val="hi_IN" w:bidi="hi_IN"/>
+        </w:rPr>
+        <w:t>גְּדוֹלֶ֖י⁠הָ</w:t>
+      </w:r>
+    </w:p>
+    <w:p>
+      <w:pPr/>
+      <w:r>
+        <w:rPr>
+          <w:lang w:val="hi_IN" w:bidi="hi_IN"/>
+        </w:rPr>
+      </w:r>
+      <w:r>
+        <w:rPr>
           <w:b/>
           <w:lang w:val="hi_IN" w:bidi="hi_IN"/>
         </w:rPr>
@@ -16981,6 +19151,20 @@
       </w:r>
       <w:r>
         <w:rPr>
+          <w:lang w:val="hi_IN" w:bidi="hi_IN"/>
+        </w:rPr>
+        <w:t>עֹלָלֶ֛י⁠הָ יְרֻטְּשׁ֖וּ</w:t>
+      </w:r>
+    </w:p>
+    <w:p>
+      <w:pPr/>
+      <w:r>
+        <w:rPr>
+          <w:lang w:val="hi_IN" w:bidi="hi_IN"/>
+        </w:rPr>
+      </w:r>
+      <w:r>
+        <w:rPr>
           <w:b/>
           <w:lang w:val="hi_IN" w:bidi="hi_IN"/>
         </w:rPr>
@@ -17091,6 +19275,20 @@
       </w:r>
       <w:r>
         <w:rPr>
+          <w:lang w:val="hi_IN" w:bidi="hi_IN"/>
+        </w:rPr>
+        <w:t>בְּ⁠רֹ֣אשׁ כָּל־חוּצ֑וֹת</w:t>
+      </w:r>
+    </w:p>
+    <w:p>
+      <w:pPr/>
+      <w:r>
+        <w:rPr>
+          <w:lang w:val="hi_IN" w:bidi="hi_IN"/>
+        </w:rPr>
+      </w:r>
+      <w:r>
+        <w:rPr>
           <w:b/>
           <w:lang w:val="hi_IN" w:bidi="hi_IN"/>
         </w:rPr>
@@ -17201,6 +19399,20 @@
       </w:r>
       <w:r>
         <w:rPr>
+          <w:lang w:val="hi_IN" w:bidi="hi_IN"/>
+        </w:rPr>
+        <w:t>יַדּ֣וּ</w:t>
+      </w:r>
+    </w:p>
+    <w:p>
+      <w:pPr/>
+      <w:r>
+        <w:rPr>
+          <w:lang w:val="hi_IN" w:bidi="hi_IN"/>
+        </w:rPr>
+      </w:r>
+      <w:r>
+        <w:rPr>
           <w:b/>
           <w:lang w:val="hi_IN" w:bidi="hi_IN"/>
         </w:rPr>
@@ -17311,6 +19523,20 @@
       </w:r>
       <w:r>
         <w:rPr>
+          <w:lang w:val="hi_IN" w:bidi="hi_IN"/>
+        </w:rPr>
+        <w:t>וְ⁠כָל־גְּדוֹלֶ֖י⁠הָ רֻתְּק֥וּ</w:t>
+      </w:r>
+    </w:p>
+    <w:p>
+      <w:pPr/>
+      <w:r>
+        <w:rPr>
+          <w:lang w:val="hi_IN" w:bidi="hi_IN"/>
+        </w:rPr>
+      </w:r>
+      <w:r>
+        <w:rPr>
           <w:b/>
           <w:lang w:val="hi_IN" w:bidi="hi_IN"/>
         </w:rPr>
@@ -17421,6 +19647,20 @@
       </w:r>
       <w:r>
         <w:rPr>
+          <w:lang w:val="hi_IN" w:bidi="hi_IN"/>
+        </w:rPr>
+        <w:t>אַ֣תְּ</w:t>
+      </w:r>
+    </w:p>
+    <w:p>
+      <w:pPr/>
+      <w:r>
+        <w:rPr>
+          <w:lang w:val="hi_IN" w:bidi="hi_IN"/>
+        </w:rPr>
+      </w:r>
+      <w:r>
+        <w:rPr>
           <w:b/>
           <w:lang w:val="hi_IN" w:bidi="hi_IN"/>
         </w:rPr>
@@ -17517,6 +19757,20 @@
       </w:r>
       <w:r>
         <w:rPr>
+          <w:lang w:val="hi_IN" w:bidi="hi_IN"/>
+        </w:rPr>
+        <w:t>תִּשְׁכְּרִ֔י</w:t>
+      </w:r>
+    </w:p>
+    <w:p>
+      <w:pPr/>
+      <w:r>
+        <w:rPr>
+          <w:lang w:val="hi_IN" w:bidi="hi_IN"/>
+        </w:rPr>
+      </w:r>
+      <w:r>
+        <w:rPr>
           <w:b/>
           <w:lang w:val="hi_IN" w:bidi="hi_IN"/>
         </w:rPr>
@@ -17627,6 +19881,20 @@
       </w:r>
       <w:r>
         <w:rPr>
+          <w:lang w:val="hi_IN" w:bidi="hi_IN"/>
+        </w:rPr>
+        <w:t>תְּהִ֖י נַֽעֲלָמָ֑ה</w:t>
+      </w:r>
+    </w:p>
+    <w:p>
+      <w:pPr/>
+      <w:r>
+        <w:rPr>
+          <w:lang w:val="hi_IN" w:bidi="hi_IN"/>
+        </w:rPr>
+      </w:r>
+      <w:r>
+        <w:rPr>
           <w:b/>
           <w:lang w:val="hi_IN" w:bidi="hi_IN"/>
         </w:rPr>
@@ -17737,6 +20005,20 @@
       </w:r>
       <w:r>
         <w:rPr>
+          <w:lang w:val="hi_IN" w:bidi="hi_IN"/>
+        </w:rPr>
+        <w:t>כָּ֨ל־מִבְצָרַ֔יִ⁠ךְ תְּאֵנִ֖ים עִם־בִּכּוּרִ֑ים</w:t>
+      </w:r>
+    </w:p>
+    <w:p>
+      <w:pPr/>
+      <w:r>
+        <w:rPr>
+          <w:lang w:val="hi_IN" w:bidi="hi_IN"/>
+        </w:rPr>
+      </w:r>
+      <w:r>
+        <w:rPr>
           <w:b/>
           <w:lang w:val="hi_IN" w:bidi="hi_IN"/>
         </w:rPr>
@@ -17860,6 +20142,20 @@
       </w:r>
       <w:r>
         <w:rPr>
+          <w:lang w:val="hi_IN" w:bidi="hi_IN"/>
+        </w:rPr>
+        <w:t>הִנֵּ֨ה</w:t>
+      </w:r>
+    </w:p>
+    <w:p>
+      <w:pPr/>
+      <w:r>
+        <w:rPr>
+          <w:lang w:val="hi_IN" w:bidi="hi_IN"/>
+        </w:rPr>
+      </w:r>
+      <w:r>
+        <w:rPr>
           <w:b/>
           <w:lang w:val="hi_IN" w:bidi="hi_IN"/>
         </w:rPr>
@@ -17956,6 +20252,20 @@
       </w:r>
       <w:r>
         <w:rPr>
+          <w:lang w:val="hi_IN" w:bidi="hi_IN"/>
+        </w:rPr>
+        <w:t>עַמֵּ֤⁠ךְ</w:t>
+      </w:r>
+    </w:p>
+    <w:p>
+      <w:pPr/>
+      <w:r>
+        <w:rPr>
+          <w:lang w:val="hi_IN" w:bidi="hi_IN"/>
+        </w:rPr>
+      </w:r>
+      <w:r>
+        <w:rPr>
           <w:b/>
           <w:lang w:val="hi_IN" w:bidi="hi_IN"/>
         </w:rPr>
@@ -18052,6 +20362,20 @@
       </w:r>
       <w:r>
         <w:rPr>
+          <w:lang w:val="hi_IN" w:bidi="hi_IN"/>
+        </w:rPr>
+        <w:t>נָשִׁים֙</w:t>
+      </w:r>
+    </w:p>
+    <w:p>
+      <w:pPr/>
+      <w:r>
+        <w:rPr>
+          <w:lang w:val="hi_IN" w:bidi="hi_IN"/>
+        </w:rPr>
+      </w:r>
+      <w:r>
+        <w:rPr>
           <w:b/>
           <w:lang w:val="hi_IN" w:bidi="hi_IN"/>
         </w:rPr>
@@ -18175,6 +20499,20 @@
       </w:r>
       <w:r>
         <w:rPr>
+          <w:lang w:val="hi_IN" w:bidi="hi_IN"/>
+        </w:rPr>
+        <w:t>פָּת֥וֹחַ נִפְתְּח֖וּ</w:t>
+      </w:r>
+    </w:p>
+    <w:p>
+      <w:pPr/>
+      <w:r>
+        <w:rPr>
+          <w:lang w:val="hi_IN" w:bidi="hi_IN"/>
+        </w:rPr>
+      </w:r>
+      <w:r>
+        <w:rPr>
           <w:b/>
           <w:lang w:val="hi_IN" w:bidi="hi_IN"/>
         </w:rPr>
@@ -18285,6 +20623,20 @@
       </w:r>
       <w:r>
         <w:rPr>
+          <w:lang w:val="hi_IN" w:bidi="hi_IN"/>
+        </w:rPr>
+        <w:t>נִפְתְּח֖וּ &amp; אָכְלָ֥ה</w:t>
+      </w:r>
+    </w:p>
+    <w:p>
+      <w:pPr/>
+      <w:r>
+        <w:rPr>
+          <w:lang w:val="hi_IN" w:bidi="hi_IN"/>
+        </w:rPr>
+      </w:r>
+      <w:r>
+        <w:rPr>
           <w:b/>
           <w:lang w:val="hi_IN" w:bidi="hi_IN"/>
         </w:rPr>
@@ -18396,6 +20748,20 @@
       </w:r>
       <w:r>
         <w:rPr>
+          <w:lang w:val="hi_IN" w:bidi="hi_IN"/>
+        </w:rPr>
+        <w:t>בְּרִיחָֽיִ⁠ך</w:t>
+      </w:r>
+    </w:p>
+    <w:p>
+      <w:pPr/>
+      <w:r>
+        <w:rPr>
+          <w:lang w:val="hi_IN" w:bidi="hi_IN"/>
+        </w:rPr>
+      </w:r>
+      <w:r>
+        <w:rPr>
           <w:b/>
           <w:lang w:val="hi_IN" w:bidi="hi_IN"/>
         </w:rPr>
@@ -18506,6 +20872,20 @@
       </w:r>
       <w:r>
         <w:rPr>
+          <w:lang w:val="hi_IN" w:bidi="hi_IN"/>
+        </w:rPr>
+        <w:t>מֵ֤י מָצוֹר֙ שַֽׁאֲבִי־לָ֔⁠ךְ</w:t>
+      </w:r>
+    </w:p>
+    <w:p>
+      <w:pPr/>
+      <w:r>
+        <w:rPr>
+          <w:lang w:val="hi_IN" w:bidi="hi_IN"/>
+        </w:rPr>
+      </w:r>
+      <w:r>
+        <w:rPr>
           <w:b/>
           <w:lang w:val="hi_IN" w:bidi="hi_IN"/>
         </w:rPr>
@@ -18616,6 +20996,20 @@
       </w:r>
       <w:r>
         <w:rPr>
+          <w:lang w:val="hi_IN" w:bidi="hi_IN"/>
+        </w:rPr>
+        <w:t>לָ֔⁠ךְ</w:t>
+      </w:r>
+    </w:p>
+    <w:p>
+      <w:pPr/>
+      <w:r>
+        <w:rPr>
+          <w:lang w:val="hi_IN" w:bidi="hi_IN"/>
+        </w:rPr>
+      </w:r>
+      <w:r>
+        <w:rPr>
           <w:b/>
           <w:lang w:val="hi_IN" w:bidi="hi_IN"/>
         </w:rPr>
@@ -18793,6 +21187,20 @@
       </w:r>
       <w:r>
         <w:rPr>
+          <w:lang w:val="hi_IN" w:bidi="hi_IN"/>
+        </w:rPr>
+        <w:t>מַלְבֵּֽן</w:t>
+      </w:r>
+    </w:p>
+    <w:p>
+      <w:pPr/>
+      <w:r>
+        <w:rPr>
+          <w:lang w:val="hi_IN" w:bidi="hi_IN"/>
+        </w:rPr>
+      </w:r>
+      <w:r>
+        <w:rPr>
           <w:b/>
           <w:lang w:val="hi_IN" w:bidi="hi_IN"/>
         </w:rPr>
@@ -18903,6 +21311,20 @@
       </w:r>
       <w:r>
         <w:rPr>
+          <w:lang w:val="hi_IN" w:bidi="hi_IN"/>
+        </w:rPr>
+        <w:t>שָׁ֚ם תֹּאכְלֵ֣⁠ךְ אֵ֔שׁ</w:t>
+      </w:r>
+    </w:p>
+    <w:p>
+      <w:pPr/>
+      <w:r>
+        <w:rPr>
+          <w:lang w:val="hi_IN" w:bidi="hi_IN"/>
+        </w:rPr>
+      </w:r>
+      <w:r>
+        <w:rPr>
           <w:b/>
           <w:lang w:val="hi_IN" w:bidi="hi_IN"/>
         </w:rPr>
@@ -19013,6 +21435,20 @@
       </w:r>
       <w:r>
         <w:rPr>
+          <w:lang w:val="hi_IN" w:bidi="hi_IN"/>
+        </w:rPr>
+        <w:t>תַּכְרִיתֵ֣⁠ךְ</w:t>
+      </w:r>
+    </w:p>
+    <w:p>
+      <w:pPr/>
+      <w:r>
+        <w:rPr>
+          <w:lang w:val="hi_IN" w:bidi="hi_IN"/>
+        </w:rPr>
+      </w:r>
+      <w:r>
+        <w:rPr>
           <w:b/>
           <w:lang w:val="hi_IN" w:bidi="hi_IN"/>
         </w:rPr>
@@ -19123,6 +21559,20 @@
       </w:r>
       <w:r>
         <w:rPr>
+          <w:lang w:val="hi_IN" w:bidi="hi_IN"/>
+        </w:rPr>
+        <w:t>כַּ⁠יָּ֑לֶק</w:t>
+      </w:r>
+    </w:p>
+    <w:p>
+      <w:pPr/>
+      <w:r>
+        <w:rPr>
+          <w:lang w:val="hi_IN" w:bidi="hi_IN"/>
+        </w:rPr>
+      </w:r>
+      <w:r>
+        <w:rPr>
           <w:b/>
           <w:lang w:val="hi_IN" w:bidi="hi_IN"/>
         </w:rPr>
@@ -19220,6 +21670,20 @@
       </w:r>
       <w:r>
         <w:rPr>
+          <w:lang w:val="hi_IN" w:bidi="hi_IN"/>
+        </w:rPr>
+        <w:t>כַּ⁠יֶּ֔לֶק</w:t>
+      </w:r>
+    </w:p>
+    <w:p>
+      <w:pPr/>
+      <w:r>
+        <w:rPr>
+          <w:lang w:val="hi_IN" w:bidi="hi_IN"/>
+        </w:rPr>
+      </w:r>
+      <w:r>
+        <w:rPr>
           <w:b/>
           <w:lang w:val="hi_IN" w:bidi="hi_IN"/>
         </w:rPr>
@@ -19303,6 +21767,20 @@
       </w:r>
       <w:r>
         <w:rPr>
+          <w:lang w:val="hi_IN" w:bidi="hi_IN"/>
+        </w:rPr>
+        <w:t>כָּ⁠אַרְבֶּֽה</w:t>
+      </w:r>
+    </w:p>
+    <w:p>
+      <w:pPr/>
+      <w:r>
+        <w:rPr>
+          <w:lang w:val="hi_IN" w:bidi="hi_IN"/>
+        </w:rPr>
+      </w:r>
+      <w:r>
+        <w:rPr>
           <w:b/>
           <w:lang w:val="hi_IN" w:bidi="hi_IN"/>
         </w:rPr>
@@ -19400,6 +21878,20 @@
       </w:r>
       <w:r>
         <w:rPr>
+          <w:lang w:val="hi_IN" w:bidi="hi_IN"/>
+        </w:rPr>
+        <w:t>הִרְבֵּית֙</w:t>
+      </w:r>
+    </w:p>
+    <w:p>
+      <w:pPr/>
+      <w:r>
+        <w:rPr>
+          <w:lang w:val="hi_IN" w:bidi="hi_IN"/>
+        </w:rPr>
+      </w:r>
+      <w:r>
+        <w:rPr>
           <w:b/>
           <w:lang w:val="hi_IN" w:bidi="hi_IN"/>
         </w:rPr>
@@ -19510,6 +22002,20 @@
       </w:r>
       <w:r>
         <w:rPr>
+          <w:lang w:val="hi_IN" w:bidi="hi_IN"/>
+        </w:rPr>
+        <w:t>מִ⁠כּוֹכְבֵ֖י הַ⁠שָּׁמָ֑יִם</w:t>
+      </w:r>
+    </w:p>
+    <w:p>
+      <w:pPr/>
+      <w:r>
+        <w:rPr>
+          <w:lang w:val="hi_IN" w:bidi="hi_IN"/>
+        </w:rPr>
+      </w:r>
+      <w:r>
+        <w:rPr>
           <w:b/>
           <w:lang w:val="hi_IN" w:bidi="hi_IN"/>
         </w:rPr>
@@ -19607,6 +22113,20 @@
       </w:r>
       <w:r>
         <w:rPr>
+          <w:lang w:val="hi_IN" w:bidi="hi_IN"/>
+        </w:rPr>
+        <w:t>יֶ֥לֶק פָּשַׁ֖ט וַ⁠יָּעֹֽף</w:t>
+      </w:r>
+    </w:p>
+    <w:p>
+      <w:pPr/>
+      <w:r>
+        <w:rPr>
+          <w:lang w:val="hi_IN" w:bidi="hi_IN"/>
+        </w:rPr>
+      </w:r>
+      <w:r>
+        <w:rPr>
           <w:b/>
           <w:lang w:val="hi_IN" w:bidi="hi_IN"/>
         </w:rPr>
@@ -19716,6 +22236,20 @@
       </w:r>
       <w:r>
         <w:rPr>
+          <w:lang w:val="hi_IN" w:bidi="hi_IN"/>
+        </w:rPr>
+        <w:t>פָּשַׁ֖ט</w:t>
+      </w:r>
+    </w:p>
+    <w:p>
+      <w:pPr/>
+      <w:r>
+        <w:rPr>
+          <w:lang w:val="hi_IN" w:bidi="hi_IN"/>
+        </w:rPr>
+      </w:r>
+      <w:r>
+        <w:rPr>
           <w:b/>
           <w:lang w:val="hi_IN" w:bidi="hi_IN"/>
         </w:rPr>
@@ -19826,6 +22360,20 @@
       </w:r>
       <w:r>
         <w:rPr>
+          <w:lang w:val="hi_IN" w:bidi="hi_IN"/>
+        </w:rPr>
+        <w:t>מִנְּזָרַ֨יִ⁠ךְ֙ כָּֽ⁠אַרְבֶּ֔ה וְ⁠טַפְסְרַ֖יִ⁠ךְ כְּ⁠ג֣וֹב גֹּבָ֑י</w:t>
+      </w:r>
+    </w:p>
+    <w:p>
+      <w:pPr/>
+      <w:r>
+        <w:rPr>
+          <w:lang w:val="hi_IN" w:bidi="hi_IN"/>
+        </w:rPr>
+      </w:r>
+      <w:r>
+        <w:rPr>
           <w:b/>
           <w:lang w:val="hi_IN" w:bidi="hi_IN"/>
         </w:rPr>
@@ -19923,6 +22471,20 @@
       </w:r>
       <w:r>
         <w:rPr>
+          <w:lang w:val="hi_IN" w:bidi="hi_IN"/>
+        </w:rPr>
+        <w:t>מִנְּזָרַ֨יִ⁠ךְ֙ כָּֽ⁠אַרְבֶּ֔ה וְ⁠טַפְסְרַ֖יִ⁠ךְ כְּ⁠ג֣וֹב גֹּבָ֑י</w:t>
+      </w:r>
+    </w:p>
+    <w:p>
+      <w:pPr/>
+      <w:r>
+        <w:rPr>
+          <w:lang w:val="hi_IN" w:bidi="hi_IN"/>
+        </w:rPr>
+      </w:r>
+      <w:r>
+        <w:rPr>
           <w:b/>
           <w:lang w:val="hi_IN" w:bidi="hi_IN"/>
         </w:rPr>
@@ -20033,6 +22595,20 @@
       </w:r>
       <w:r>
         <w:rPr>
+          <w:lang w:val="hi_IN" w:bidi="hi_IN"/>
+        </w:rPr>
+        <w:t>וְ⁠טַפְסְרַ֖יִ⁠ךְ כְּ⁠ג֣וֹב גֹּבָ֑י</w:t>
+      </w:r>
+    </w:p>
+    <w:p>
+      <w:pPr/>
+      <w:r>
+        <w:rPr>
+          <w:lang w:val="hi_IN" w:bidi="hi_IN"/>
+        </w:rPr>
+      </w:r>
+      <w:r>
+        <w:rPr>
           <w:b/>
           <w:lang w:val="hi_IN" w:bidi="hi_IN"/>
         </w:rPr>
@@ -20130,6 +22706,20 @@
       </w:r>
       <w:r>
         <w:rPr>
+          <w:lang w:val="hi_IN" w:bidi="hi_IN"/>
+        </w:rPr>
+        <w:t>וְ⁠נוֹדַ֔ד &amp; מְקוֹמ֖⁠וֹ</w:t>
+      </w:r>
+    </w:p>
+    <w:p>
+      <w:pPr/>
+      <w:r>
+        <w:rPr>
+          <w:lang w:val="hi_IN" w:bidi="hi_IN"/>
+        </w:rPr>
+      </w:r>
+      <w:r>
+        <w:rPr>
           <w:b/>
           <w:lang w:val="hi_IN" w:bidi="hi_IN"/>
         </w:rPr>
@@ -20254,6 +22844,20 @@
       </w:r>
       <w:r>
         <w:rPr>
+          <w:lang w:val="hi_IN" w:bidi="hi_IN"/>
+        </w:rPr>
+        <w:t>נָמ֤וּ רֹעֶ֨י⁠ךָ֙ מֶ֣לֶךְ אַשּׁ֔וּר</w:t>
+      </w:r>
+    </w:p>
+    <w:p>
+      <w:pPr/>
+      <w:r>
+        <w:rPr>
+          <w:lang w:val="hi_IN" w:bidi="hi_IN"/>
+        </w:rPr>
+      </w:r>
+      <w:r>
+        <w:rPr>
           <w:b/>
           <w:lang w:val="hi_IN" w:bidi="hi_IN"/>
         </w:rPr>
@@ -20351,6 +22955,20 @@
       </w:r>
       <w:r>
         <w:rPr>
+          <w:lang w:val="hi_IN" w:bidi="hi_IN"/>
+        </w:rPr>
+        <w:t>נָמ֤וּ רֹעֶ֨י⁠ךָ֙ &amp; יִשְׁכְּנ֖וּ אַדִּירֶ֑י⁠ךָ</w:t>
+      </w:r>
+    </w:p>
+    <w:p>
+      <w:pPr/>
+      <w:r>
+        <w:rPr>
+          <w:lang w:val="hi_IN" w:bidi="hi_IN"/>
+        </w:rPr>
+      </w:r>
+      <w:r>
+        <w:rPr>
           <w:b/>
           <w:lang w:val="hi_IN" w:bidi="hi_IN"/>
         </w:rPr>
@@ -20473,6 +23091,20 @@
       </w:r>
       <w:r>
         <w:rPr>
+          <w:lang w:val="hi_IN" w:bidi="hi_IN"/>
+        </w:rPr>
+        <w:t>רֹעֶ֨י⁠ךָ֙</w:t>
+      </w:r>
+    </w:p>
+    <w:p>
+      <w:pPr/>
+      <w:r>
+        <w:rPr>
+          <w:lang w:val="hi_IN" w:bidi="hi_IN"/>
+        </w:rPr>
+      </w:r>
+      <w:r>
+        <w:rPr>
           <w:b/>
           <w:lang w:val="hi_IN" w:bidi="hi_IN"/>
         </w:rPr>
@@ -20569,6 +23201,20 @@
       </w:r>
       <w:r>
         <w:rPr>
+          <w:lang w:val="hi_IN" w:bidi="hi_IN"/>
+        </w:rPr>
+        <w:t>נָמ֤וּ &amp; יִשְׁכְּנ֖וּ</w:t>
+      </w:r>
+    </w:p>
+    <w:p>
+      <w:pPr/>
+      <w:r>
+        <w:rPr>
+          <w:lang w:val="hi_IN" w:bidi="hi_IN"/>
+        </w:rPr>
+      </w:r>
+      <w:r>
+        <w:rPr>
           <w:b/>
           <w:lang w:val="hi_IN" w:bidi="hi_IN"/>
         </w:rPr>
@@ -20706,6 +23352,20 @@
       </w:r>
       <w:r>
         <w:rPr>
+          <w:lang w:val="hi_IN" w:bidi="hi_IN"/>
+        </w:rPr>
+        <w:t>נָפֹ֧שׁוּ עַמְּ⁠ךָ֛</w:t>
+      </w:r>
+    </w:p>
+    <w:p>
+      <w:pPr/>
+      <w:r>
+        <w:rPr>
+          <w:lang w:val="hi_IN" w:bidi="hi_IN"/>
+        </w:rPr>
+      </w:r>
+      <w:r>
+        <w:rPr>
           <w:b/>
           <w:lang w:val="hi_IN" w:bidi="hi_IN"/>
         </w:rPr>
@@ -20829,6 +23489,20 @@
       </w:r>
       <w:r>
         <w:rPr>
+          <w:lang w:val="hi_IN" w:bidi="hi_IN"/>
+        </w:rPr>
+        <w:t>אֵין־כֵּהָ֣ה לְ⁠שִׁבְרֶ֔⁠ךָ</w:t>
+      </w:r>
+    </w:p>
+    <w:p>
+      <w:pPr/>
+      <w:r>
+        <w:rPr>
+          <w:lang w:val="hi_IN" w:bidi="hi_IN"/>
+        </w:rPr>
+      </w:r>
+      <w:r>
+        <w:rPr>
           <w:b/>
           <w:lang w:val="hi_IN" w:bidi="hi_IN"/>
         </w:rPr>
@@ -20952,6 +23626,20 @@
       </w:r>
       <w:r>
         <w:rPr>
+          <w:lang w:val="hi_IN" w:bidi="hi_IN"/>
+        </w:rPr>
+        <w:t>נַחְלָ֖ה מַכָּתֶ֑⁠ךָ</w:t>
+      </w:r>
+    </w:p>
+    <w:p>
+      <w:pPr/>
+      <w:r>
+        <w:rPr>
+          <w:lang w:val="hi_IN" w:bidi="hi_IN"/>
+        </w:rPr>
+      </w:r>
+      <w:r>
+        <w:rPr>
           <w:b/>
           <w:lang w:val="hi_IN" w:bidi="hi_IN"/>
         </w:rPr>
@@ -21062,6 +23750,20 @@
       </w:r>
       <w:r>
         <w:rPr>
+          <w:lang w:val="hi_IN" w:bidi="hi_IN"/>
+        </w:rPr>
+        <w:t>שֹׁמְעֵ֣י שִׁמְעֲ⁠ךָ֗</w:t>
+      </w:r>
+    </w:p>
+    <w:p>
+      <w:pPr/>
+      <w:r>
+        <w:rPr>
+          <w:lang w:val="hi_IN" w:bidi="hi_IN"/>
+        </w:rPr>
+      </w:r>
+      <w:r>
+        <w:rPr>
           <w:b/>
           <w:lang w:val="hi_IN" w:bidi="hi_IN"/>
         </w:rPr>
@@ -21172,6 +23874,20 @@
       </w:r>
       <w:r>
         <w:rPr>
+          <w:lang w:val="hi_IN" w:bidi="hi_IN"/>
+        </w:rPr>
+        <w:t>תָּ֤קְעוּ כַף֙</w:t>
+      </w:r>
+    </w:p>
+    <w:p>
+      <w:pPr/>
+      <w:r>
+        <w:rPr>
+          <w:lang w:val="hi_IN" w:bidi="hi_IN"/>
+        </w:rPr>
+      </w:r>
+      <w:r>
+        <w:rPr>
           <w:b/>
           <w:lang w:val="hi_IN" w:bidi="hi_IN"/>
         </w:rPr>
@@ -21269,6 +23985,20 @@
       </w:r>
       <w:r>
         <w:rPr>
+          <w:lang w:val="hi_IN" w:bidi="hi_IN"/>
+        </w:rPr>
+        <w:t>כִּ֗י עַל־מִ֛י לֹֽא־עָבְרָ֥ה רָעָתְ⁠ךָ֖ תָּמִֽיד</w:t>
+      </w:r>
+    </w:p>
+    <w:p>
+      <w:pPr/>
+      <w:r>
+        <w:rPr>
+          <w:lang w:val="hi_IN" w:bidi="hi_IN"/>
+        </w:rPr>
+      </w:r>
+      <w:r>
+        <w:rPr>
           <w:b/>
           <w:lang w:val="hi_IN" w:bidi="hi_IN"/>
         </w:rPr>
@@ -21355,6 +24085,20 @@
         <w:rPr>
           <w:lang w:val="hi_IN" w:bidi="hi_IN"/>
         </w:rPr>
+      </w:r>
+    </w:p>
+    <w:p>
+      <w:pPr/>
+      <w:r>
+        <w:rPr>
+          <w:lang w:val="hi_IN" w:bidi="hi_IN"/>
+        </w:rPr>
+      </w:r>
+      <w:r>
+        <w:rPr>
+          <w:lang w:val="hi_IN" w:bidi="hi_IN"/>
+        </w:rPr>
+        <w:t>רָעָתְ⁠ךָ֖ תָּמִֽיד</w:t>
       </w:r>
     </w:p>
     <w:p>

--- a/hin/docx/34.content.docx
+++ b/hin/docx/34.content.docx
@@ -691,7 +691,7 @@
         <w:rPr>
           <w:lang w:val="hi_IN" w:bidi="hi_IN"/>
         </w:rPr>
-        <w:t>מַשָּׂ֖א</w:t>
+        <w:t>מַשָּׂ֖א</w:t>
       </w:r>
     </w:p>
     <w:p>
@@ -801,7 +801,7 @@
         <w:rPr>
           <w:lang w:val="hi_IN" w:bidi="hi_IN"/>
         </w:rPr>
-        <w:t>הָ⁠אֶלְקֹשִֽׁי</w:t>
+        <w:t>הָ⁠אֶלְקֹשִֽׁי</w:t>
       </w:r>
     </w:p>
     <w:p>
@@ -1462,7 +1462,7 @@
         <w:rPr>
           <w:lang w:val="hi_IN" w:bidi="hi_IN"/>
         </w:rPr>
-        <w:t>אֶ֤רֶךְ אַפַּ֨יִם֙</w:t>
+        <w:t>אֶ֤רֶךְ אַפַּ֨יִם֙</w:t>
       </w:r>
     </w:p>
     <w:p>
@@ -1572,7 +1572,7 @@
         <w:rPr>
           <w:lang w:val="hi_IN" w:bidi="hi_IN"/>
         </w:rPr>
-        <w:t>ו⁠גדול־כֹּ֔חַ</w:t>
+        <w:t>ו⁠גדול־כֹּ֔חַ</w:t>
       </w:r>
     </w:p>
     <w:p>
@@ -1682,7 +1682,7 @@
         <w:rPr>
           <w:lang w:val="hi_IN" w:bidi="hi_IN"/>
         </w:rPr>
-        <w:t>וְ⁠נַקֵּ֖ה לֹ֣א יְנַקֶּ֑ה</w:t>
+        <w:t>וְ⁠נַקֵּ֖ה לֹ֣א יְנַקֶּ֑ה</w:t>
       </w:r>
     </w:p>
     <w:p>
@@ -1902,7 +1902,7 @@
         <w:rPr>
           <w:lang w:val="hi_IN" w:bidi="hi_IN"/>
         </w:rPr>
-        <w:t>אֻמְלַ֤ל בָּשָׁן֙</w:t>
+        <w:t>אֻמְלַ֤ל בָּשָׁן֙</w:t>
       </w:r>
     </w:p>
     <w:p>
@@ -2225,7 +2225,7 @@
         <w:rPr>
           <w:lang w:val="hi_IN" w:bidi="hi_IN"/>
         </w:rPr>
-        <w:t>וְ⁠הַ⁠גְּבָע֖וֹת הִתְמֹגָ֑גוּ</w:t>
+        <w:t>וְ⁠הַ⁠גְּבָע֖וֹת הִתְמֹגָ֑גוּ</w:t>
       </w:r>
     </w:p>
     <w:p>
@@ -2322,7 +2322,7 @@
         <w:rPr>
           <w:lang w:val="hi_IN" w:bidi="hi_IN"/>
         </w:rPr>
-        <w:t>יֹ֥שְׁבֵי בָֽ⁠הּ</w:t>
+        <w:t>יֹ֥שְׁבֵי בָֽ⁠הּ</w:t>
       </w:r>
     </w:p>
     <w:p>
@@ -2432,7 +2432,7 @@
         <w:rPr>
           <w:lang w:val="hi_IN" w:bidi="hi_IN"/>
         </w:rPr>
-        <w:t>לִ⁠פְנֵ֤י זַעְמ⁠וֹ֙ מִ֣י יַֽעֲמ֔וֹד וּ⁠מִ֥י יָק֖וּם בַּ⁠חֲר֣וֹן אַפּ֑⁠וֹ</w:t>
+        <w:t>לִ⁠פְנֵ֤י זַעְמ⁠וֹ֙ מִ֣י יַֽעֲמ֔וֹד וּ⁠מִ֥י יָק֖וּם בַּ⁠חֲר֣וֹן אַפּ֑⁠וֹ</w:t>
       </w:r>
     </w:p>
     <w:p>
@@ -2652,7 +2652,7 @@
         <w:rPr>
           <w:lang w:val="hi_IN" w:bidi="hi_IN"/>
         </w:rPr>
-        <w:t>בַּ⁠חֲר֣וֹן אַפּ֑⁠וֹ</w:t>
+        <w:t>בַּ⁠חֲר֣וֹן אַפּ֑⁠וֹ</w:t>
       </w:r>
     </w:p>
     <w:p>
@@ -2762,7 +2762,7 @@
         <w:rPr>
           <w:lang w:val="hi_IN" w:bidi="hi_IN"/>
         </w:rPr>
-        <w:t>לִ⁠פְנֵ֤י זַעְמ⁠וֹ֙ &amp; חֲמָת⁠וֹ֙ נִתְּכָ֣ה כָ⁠אֵ֔שׁ</w:t>
+        <w:t>לִ⁠פְנֵ֤י זַעְמ⁠וֹ֙ &amp; חֲמָת⁠וֹ֙ נִתְּכָ֣ה כָ⁠אֵ֔שׁ</w:t>
       </w:r>
     </w:p>
     <w:p>
@@ -2995,7 +2995,7 @@
         <w:rPr>
           <w:lang w:val="hi_IN" w:bidi="hi_IN"/>
         </w:rPr>
-        <w:t>וּ⁠מִ֥י יָק֖וּם בַּ⁠חֲר֣וֹן אַפּ֑⁠וֹ</w:t>
+        <w:t>וּ⁠מִ֥י יָק֖וּם בַּ⁠חֲר֣וֹן אַפּ֑⁠וֹ</w:t>
       </w:r>
     </w:p>
     <w:p>
@@ -3189,7 +3189,7 @@
         <w:rPr>
           <w:lang w:val="hi_IN" w:bidi="hi_IN"/>
         </w:rPr>
-        <w:t>בְּ⁠י֣וֹם צָרָ֑ה</w:t>
+        <w:t>בְּ⁠י֣וֹם צָרָ֑ה</w:t>
       </w:r>
     </w:p>
     <w:p>
@@ -3532,7 +3532,7 @@
         <w:rPr>
           <w:lang w:val="hi_IN" w:bidi="hi_IN"/>
         </w:rPr>
-        <w:t>וְ⁠אֹיְבָ֖י⁠ו יְרַדֶּף־חֹֽשֶׁךְ</w:t>
+        <w:t>וְ⁠אֹיְבָ֖י⁠ו יְרַדֶּף־חֹֽשֶׁךְ</w:t>
       </w:r>
     </w:p>
     <w:p>
@@ -3642,7 +3642,7 @@
         <w:rPr>
           <w:lang w:val="hi_IN" w:bidi="hi_IN"/>
         </w:rPr>
-        <w:t>מַה־תְּחַשְּׁבוּ⁠ן֙ אֶל־יְהוָ֔ה</w:t>
+        <w:t>מַה־תְּחַשְּׁבוּ⁠ן֙ אֶל־יְהוָ֔ה</w:t>
       </w:r>
     </w:p>
     <w:p>
@@ -3739,7 +3739,7 @@
         <w:rPr>
           <w:lang w:val="hi_IN" w:bidi="hi_IN"/>
         </w:rPr>
-        <w:t>תְּחַשְּׁבוּ⁠ן֙</w:t>
+        <w:t>תְּחַשְּׁבוּ⁠ן֙</w:t>
       </w:r>
     </w:p>
     <w:p>
@@ -3861,7 +3861,7 @@
         <w:rPr>
           <w:lang w:val="hi_IN" w:bidi="hi_IN"/>
         </w:rPr>
-        <w:t>תְּחַשְּׁבוּ⁠ן֙</w:t>
+        <w:t>תְּחַשְּׁבוּ⁠ן֙</w:t>
       </w:r>
     </w:p>
     <w:p>
@@ -4216,7 +4216,7 @@
         <w:rPr>
           <w:lang w:val="hi_IN" w:bidi="hi_IN"/>
         </w:rPr>
-        <w:t>עַד־סִירִ֣ים סְבֻכִ֔ים וּ⁠כְ⁠סָבְאָ֖⁠ם סְבוּאִ֑ים אֻ֨כְּל֔וּ</w:t>
+        <w:t>עַד־סִירִ֣ים סְבֻכִ֔ים וּ⁠כְ⁠סָבְאָ֖⁠ם סְבוּאִ֑ים אֻ֨כְּל֔וּ</w:t>
       </w:r>
     </w:p>
     <w:p>
@@ -4313,7 +4313,7 @@
         <w:rPr>
           <w:lang w:val="hi_IN" w:bidi="hi_IN"/>
         </w:rPr>
-        <w:t>וּ⁠כְ⁠סָבְאָ֖⁠ם &amp; אֻ֨כְּל֔וּ</w:t>
+        <w:t>וּ⁠כְ⁠סָבְאָ֖⁠ם &amp; אֻ֨כְּל֔וּ</w:t>
       </w:r>
     </w:p>
     <w:p>
@@ -4436,7 +4436,7 @@
         <w:rPr>
           <w:lang w:val="hi_IN" w:bidi="hi_IN"/>
         </w:rPr>
-        <w:t>אֻ֨כְּל֔וּ</w:t>
+        <w:t>אֻ֨כְּל֔וּ</w:t>
       </w:r>
     </w:p>
     <w:p>
@@ -4533,7 +4533,7 @@
         <w:rPr>
           <w:lang w:val="hi_IN" w:bidi="hi_IN"/>
         </w:rPr>
-        <w:t>מִמֵּ֣⁠ךְ</w:t>
+        <w:t>מִמֵּ֣⁠ךְ</w:t>
       </w:r>
     </w:p>
     <w:p>
@@ -4643,7 +4643,7 @@
         <w:rPr>
           <w:lang w:val="hi_IN" w:bidi="hi_IN"/>
         </w:rPr>
-        <w:t>מִמֵּ֣⁠ךְ</w:t>
+        <w:t>מִמֵּ֣⁠ךְ</w:t>
       </w:r>
     </w:p>
     <w:p>
@@ -4753,7 +4753,7 @@
         <w:rPr>
           <w:lang w:val="hi_IN" w:bidi="hi_IN"/>
         </w:rPr>
-        <w:t>מִמֵּ֣⁠ךְ יָצָ֔א</w:t>
+        <w:t>מִמֵּ֣⁠ךְ יָצָ֔א</w:t>
       </w:r>
     </w:p>
     <w:p>
@@ -4850,7 +4850,7 @@
         <w:rPr>
           <w:lang w:val="hi_IN" w:bidi="hi_IN"/>
         </w:rPr>
-        <w:t>חֹשֵׁ֥ב &amp; רָעָ֑ה יֹעֵ֖ץ בְּלִיָּֽעַל</w:t>
+        <w:t>חֹשֵׁ֥ב &amp; רָעָ֑ה יֹעֵ֖ץ בְּלִיָּֽעַל</w:t>
       </w:r>
     </w:p>
     <w:p>
@@ -4960,7 +4960,7 @@
         <w:rPr>
           <w:lang w:val="hi_IN" w:bidi="hi_IN"/>
         </w:rPr>
-        <w:t>חֹשֵׁ֥ב &amp; רָעָ֑ה יֹעֵ֖ץ בְּלִיָּֽעַל</w:t>
+        <w:t>חֹשֵׁ֥ב &amp; רָעָ֑ה יֹעֵ֖ץ בְּלִיָּֽעַל</w:t>
       </w:r>
     </w:p>
     <w:p>
@@ -5096,7 +5096,7 @@
         <w:rPr>
           <w:lang w:val="hi_IN" w:bidi="hi_IN"/>
         </w:rPr>
-        <w:t>שְׁלֵמִים֙</w:t>
+        <w:t>שְׁלֵמִים֙</w:t>
       </w:r>
     </w:p>
     <w:p>
@@ -5206,7 +5206,7 @@
         <w:rPr>
           <w:lang w:val="hi_IN" w:bidi="hi_IN"/>
         </w:rPr>
-        <w:t>שְׁלֵמִים֙</w:t>
+        <w:t>שְׁלֵמִים֙</w:t>
       </w:r>
     </w:p>
     <w:p>
@@ -5743,7 +5743,7 @@
         <w:rPr>
           <w:lang w:val="hi_IN" w:bidi="hi_IN"/>
         </w:rPr>
-        <w:t>וְ⁠עִ֨נִּתִ֔⁠ךְ</w:t>
+        <w:t>וְ⁠עִ֨נִּתִ֔⁠ךְ</w:t>
       </w:r>
     </w:p>
     <w:p>
@@ -6321,7 +6321,7 @@
         <w:rPr>
           <w:lang w:val="hi_IN" w:bidi="hi_IN"/>
         </w:rPr>
-        <w:t>וּ⁠מוֹסְרֹתַ֖יִ⁠ךְ אֲנַתֵּֽק</w:t>
+        <w:t>וּ⁠מוֹסְרֹתַ֖יִ⁠ךְ אֲנַתֵּֽק</w:t>
       </w:r>
     </w:p>
     <w:p>
@@ -6541,7 +6541,7 @@
         <w:rPr>
           <w:lang w:val="hi_IN" w:bidi="hi_IN"/>
         </w:rPr>
-        <w:t>לֹֽא־יִזָּרַ֥ע מִ⁠שִּׁמְ⁠ךָ֖</w:t>
+        <w:t>לֹֽא־יִזָּרַ֥ע מִ⁠שִּׁמְ⁠ךָ֖</w:t>
       </w:r>
     </w:p>
     <w:p>
@@ -6761,7 +6761,7 @@
         <w:rPr>
           <w:lang w:val="hi_IN" w:bidi="hi_IN"/>
         </w:rPr>
-        <w:t>הִנֵּ֨ה</w:t>
+        <w:t>הִנֵּ֨ה</w:t>
       </w:r>
     </w:p>
     <w:p>
@@ -6871,7 +6871,7 @@
         <w:rPr>
           <w:lang w:val="hi_IN" w:bidi="hi_IN"/>
         </w:rPr>
-        <w:t>רַגְלֵ֤י מְבַשֵּׂר֙</w:t>
+        <w:t>רַגְלֵ֤י מְבַשֵּׂר֙</w:t>
       </w:r>
     </w:p>
     <w:p>
@@ -6981,7 +6981,7 @@
         <w:rPr>
           <w:lang w:val="hi_IN" w:bidi="hi_IN"/>
         </w:rPr>
-        <w:t>חָגִּ֧י &amp; חַגַּ֖יִ⁠ךְ</w:t>
+        <w:t>חָגִּ֧י &amp; חַגַּ֖יִ⁠ךְ</w:t>
       </w:r>
     </w:p>
     <w:p>
@@ -7215,7 +7215,7 @@
         <w:rPr>
           <w:lang w:val="hi_IN" w:bidi="hi_IN"/>
         </w:rPr>
-        <w:t>בְּלִיַּ֖עַל</w:t>
+        <w:t>בְּלִיַּ֖עַל</w:t>
       </w:r>
     </w:p>
     <w:p>
@@ -7319,7 +7319,7 @@
         <w:rPr>
           <w:lang w:val="hi_IN" w:bidi="hi_IN"/>
         </w:rPr>
-        <w:t>כֻּלֹּ֥⁠ה נִכְרָֽת</w:t>
+        <w:t>כֻּלֹּ֥⁠ה נִכְרָֽת</w:t>
       </w:r>
     </w:p>
     <w:p>
@@ -7442,7 +7442,7 @@
         <w:rPr>
           <w:lang w:val="hi_IN" w:bidi="hi_IN"/>
         </w:rPr>
-        <w:t>כֻּלֹּ֥⁠ה נִכְרָֽת</w:t>
+        <w:t>כֻּלֹּ֥⁠ה נִכְרָֽת</w:t>
       </w:r>
     </w:p>
     <w:p>
@@ -7539,7 +7539,7 @@
         <w:rPr>
           <w:lang w:val="hi_IN" w:bidi="hi_IN"/>
         </w:rPr>
-        <w:t>כֻּלֹּ֥⁠ה נִכְרָֽת</w:t>
+        <w:t>כֻּלֹּ֥⁠ה נִכְרָֽת</w:t>
       </w:r>
     </w:p>
     <w:p>
@@ -7675,7 +7675,7 @@
         <w:rPr>
           <w:lang w:val="hi_IN" w:bidi="hi_IN"/>
         </w:rPr>
-        <w:t>עָלָ֥ה מֵפִ֛יץ עַל־פָּנַ֖יִ⁠ךְ</w:t>
+        <w:t>עָלָ֥ה מֵפִ֛יץ עַל־פָּנַ֖יִ⁠ךְ</w:t>
       </w:r>
     </w:p>
     <w:p>
@@ -7896,7 +7896,7 @@
         <w:rPr>
           <w:lang w:val="hi_IN" w:bidi="hi_IN"/>
         </w:rPr>
-        <w:t>פָּנַ֖יִ⁠ךְ</w:t>
+        <w:t>פָּנַ֖יִ⁠ךְ</w:t>
       </w:r>
     </w:p>
     <w:p>
@@ -8006,7 +8006,7 @@
         <w:rPr>
           <w:lang w:val="hi_IN" w:bidi="hi_IN"/>
         </w:rPr>
-        <w:t>פָּנַ֖יִ⁠ךְ</w:t>
+        <w:t>פָּנַ֖יִ⁠ךְ</w:t>
       </w:r>
     </w:p>
     <w:p>
@@ -8129,7 +8129,7 @@
         <w:rPr>
           <w:lang w:val="hi_IN" w:bidi="hi_IN"/>
         </w:rPr>
-        <w:t>אַמֵּ֥ץ כֹּ֖חַ מְאֹֽד</w:t>
+        <w:t>אַמֵּ֥ץ כֹּ֖חַ מְאֹֽד</w:t>
       </w:r>
     </w:p>
     <w:p>
@@ -8253,7 +8253,7 @@
         <w:rPr>
           <w:lang w:val="hi_IN" w:bidi="hi_IN"/>
         </w:rPr>
-        <w:t>חַזֵּ֣ק מָתְנַ֔יִם</w:t>
+        <w:t>חַזֵּ֣ק מָתְנַ֔יִם</w:t>
       </w:r>
     </w:p>
     <w:p>
@@ -8363,7 +8363,7 @@
         <w:rPr>
           <w:lang w:val="hi_IN" w:bidi="hi_IN"/>
         </w:rPr>
-        <w:t>שָׁ֤ב</w:t>
+        <w:t>שָׁ֤ב</w:t>
       </w:r>
     </w:p>
     <w:p>
@@ -8474,7 +8474,7 @@
         <w:rPr>
           <w:lang w:val="hi_IN" w:bidi="hi_IN"/>
         </w:rPr>
-        <w:t>שָׁ֤ב יְהוָה֙ אֶת־גְּא֣וֹן יַעֲקֹ֔ב כִּ⁠גְא֖וֹן יִשְׂרָאֵ֑ל</w:t>
+        <w:t>שָׁ֤ב יְהוָה֙ אֶת־גְּא֣וֹן יַעֲקֹ֔ב כִּ⁠גְא֖וֹן יִשְׂרָאֵ֑ל</w:t>
       </w:r>
     </w:p>
     <w:p>
@@ -8598,7 +8598,7 @@
         <w:rPr>
           <w:lang w:val="hi_IN" w:bidi="hi_IN"/>
         </w:rPr>
-        <w:t>בְקָקוּ⁠ם֙ בֹּֽקְקִ֔ים</w:t>
+        <w:t>בְקָקוּ⁠ם֙ בֹּֽקְקִ֔ים</w:t>
       </w:r>
     </w:p>
     <w:p>
@@ -8734,7 +8734,7 @@
         <w:rPr>
           <w:lang w:val="hi_IN" w:bidi="hi_IN"/>
         </w:rPr>
-        <w:t>גִּבֹּרֵ֜י⁠הוּ</w:t>
+        <w:t>גִּבֹּרֵ֜י⁠הוּ</w:t>
       </w:r>
     </w:p>
     <w:p>
@@ -8858,7 +8858,7 @@
         <w:rPr>
           <w:lang w:val="hi_IN" w:bidi="hi_IN"/>
         </w:rPr>
-        <w:t>מְתֻלָּעִ֔ים</w:t>
+        <w:t>מְתֻלָּעִ֔ים</w:t>
       </w:r>
     </w:p>
     <w:p>
@@ -8969,7 +8969,7 @@
         <w:rPr>
           <w:lang w:val="hi_IN" w:bidi="hi_IN"/>
         </w:rPr>
-        <w:t>בְּ⁠אֵשׁ &amp; הָ⁠רֶ֖כֶב</w:t>
+        <w:t>בְּ⁠אֵשׁ &amp; הָ⁠רֶ֖כֶב</w:t>
       </w:r>
     </w:p>
     <w:p>
@@ -9105,7 +9105,7 @@
         <w:rPr>
           <w:lang w:val="hi_IN" w:bidi="hi_IN"/>
         </w:rPr>
-        <w:t>בְּ⁠אֵשׁ־פְּלָד֥וֹת</w:t>
+        <w:t>בְּ⁠אֵשׁ־פְּלָד֥וֹת</w:t>
       </w:r>
     </w:p>
     <w:p>
@@ -9254,7 +9254,7 @@
         <w:rPr>
           <w:lang w:val="hi_IN" w:bidi="hi_IN"/>
         </w:rPr>
-        <w:t>וְ⁠הַ⁠בְּרֹשִׁ֖ים</w:t>
+        <w:t>וְ⁠הַ⁠בְּרֹשִׁ֖ים</w:t>
       </w:r>
     </w:p>
     <w:p>
@@ -9488,7 +9488,7 @@
         <w:rPr>
           <w:lang w:val="hi_IN" w:bidi="hi_IN"/>
         </w:rPr>
-        <w:t>כַּ⁠לַּפִּידִ֔ם</w:t>
+        <w:t>כַּ⁠לַּפִּידִ֔ם</w:t>
       </w:r>
     </w:p>
     <w:p>
@@ -9585,7 +9585,7 @@
         <w:rPr>
           <w:lang w:val="hi_IN" w:bidi="hi_IN"/>
         </w:rPr>
-        <w:t>כַּ⁠בְּרָקִ֖ים יְרוֹצֵֽצוּ</w:t>
+        <w:t>כַּ⁠בְּרָקִ֖ים יְרוֹצֵֽצוּ</w:t>
       </w:r>
     </w:p>
     <w:p>
@@ -9696,7 +9696,7 @@
         <w:rPr>
           <w:lang w:val="hi_IN" w:bidi="hi_IN"/>
         </w:rPr>
-        <w:t>יִזְכֹּר֙</w:t>
+        <w:t>יִזְכֹּר֙</w:t>
       </w:r>
     </w:p>
     <w:p>
@@ -9968,7 +9968,7 @@
         <w:rPr>
           <w:lang w:val="hi_IN" w:bidi="hi_IN"/>
         </w:rPr>
-        <w:t>וְ⁠הֻכַ֖ן הַ⁠סֹּכֵֽךְ</w:t>
+        <w:t>וְ⁠הֻכַ֖ן הַ⁠סֹּכֵֽךְ</w:t>
       </w:r>
     </w:p>
     <w:p>
@@ -10104,7 +10104,7 @@
         <w:rPr>
           <w:lang w:val="hi_IN" w:bidi="hi_IN"/>
         </w:rPr>
-        <w:t>שַׁעֲרֵ֥י הַ⁠נְּהָר֖וֹת נִפְתָּ֑חוּ וְ⁠הַֽ⁠הֵיכָ֖ל נָמֽוֹג</w:t>
+        <w:t>שַׁעֲרֵ֥י הַ⁠נְּהָר֖וֹת נִפְתָּ֑חוּ וְ⁠הַֽ⁠הֵיכָ֖ל נָמֽוֹג</w:t>
       </w:r>
     </w:p>
     <w:p>
@@ -10215,7 +10215,7 @@
         <w:rPr>
           <w:lang w:val="hi_IN" w:bidi="hi_IN"/>
         </w:rPr>
-        <w:t>שַׁעֲרֵ֥י הַ⁠נְּהָר֖וֹת</w:t>
+        <w:t>שַׁעֲרֵ֥י הַ⁠נְּהָר֖וֹת</w:t>
       </w:r>
     </w:p>
     <w:p>
@@ -10312,7 +10312,7 @@
         <w:rPr>
           <w:lang w:val="hi_IN" w:bidi="hi_IN"/>
         </w:rPr>
-        <w:t>נִפְתָּ֑חוּ</w:t>
+        <w:t>נִפְתָּ֑חוּ</w:t>
       </w:r>
     </w:p>
     <w:p>
@@ -10558,7 +10558,7 @@
         <w:rPr>
           <w:lang w:val="hi_IN" w:bidi="hi_IN"/>
         </w:rPr>
-        <w:t>וְ⁠הֻצַּ֖ב</w:t>
+        <w:t>וְ⁠הֻצַּ֖ב</w:t>
       </w:r>
     </w:p>
     <w:p>
@@ -10668,7 +10668,7 @@
         <w:rPr>
           <w:lang w:val="hi_IN" w:bidi="hi_IN"/>
         </w:rPr>
-        <w:t>גֻּלְּתָ֣ה</w:t>
+        <w:t>גֻּלְּתָ֣ה</w:t>
       </w:r>
     </w:p>
     <w:p>
@@ -10916,7 +10916,7 @@
         <w:rPr>
           <w:lang w:val="hi_IN" w:bidi="hi_IN"/>
         </w:rPr>
-        <w:t>גֻּלְּתָ֣ה הֹֽעֲלָ֑תָה וְ⁠אַמְהֹתֶ֗י⁠הָ</w:t>
+        <w:t>גֻּלְּתָ֣ה הֹֽעֲלָ֑תָה וְ⁠אַמְהֹתֶ֗י⁠הָ</w:t>
       </w:r>
     </w:p>
     <w:p>
@@ -11052,7 +11052,7 @@
         <w:rPr>
           <w:lang w:val="hi_IN" w:bidi="hi_IN"/>
         </w:rPr>
-        <w:t>גֻּלְּתָ֣ה הֹֽעֲלָ֑תָה וְ⁠אַמְהֹתֶ֗י⁠הָ</w:t>
+        <w:t>גֻּלְּתָ֣ה הֹֽעֲלָ֑תָה וְ⁠אַמְהֹתֶ֗י⁠הָ</w:t>
       </w:r>
     </w:p>
     <w:p>
@@ -11742,7 +11742,7 @@
         <w:rPr>
           <w:lang w:val="hi_IN" w:bidi="hi_IN"/>
         </w:rPr>
-        <w:t>וְ⁠הֵ֣מָּה</w:t>
+        <w:t>וְ⁠הֵ֣מָּה</w:t>
       </w:r>
     </w:p>
     <w:p>
@@ -11995,7 +11995,7 @@
         <w:rPr>
           <w:lang w:val="hi_IN" w:bidi="hi_IN"/>
         </w:rPr>
-        <w:t>בֹּ֥זּוּ כֶ֖סֶף בֹּ֣זּוּ זָהָ֑ב וְ⁠אֵ֥ין קֵ֨צֶה֙ לַ⁠תְּכוּנָ֔ה כָּבֹ֕ד מִ⁠כֹּ֖ל כְּלִ֥י חֶמְדָּֽה</w:t>
+        <w:t>בֹּ֥זּוּ כֶ֖סֶף בֹּ֣זּוּ זָהָ֑ב וְ⁠אֵ֥ין קֵ֨צֶה֙ לַ⁠תְּכוּנָ֔ה כָּבֹ֕ד מִ⁠כֹּ֖ל כְּלִ֥י חֶמְדָּֽה</w:t>
       </w:r>
     </w:p>
     <w:p>
@@ -12124,7 +12124,7 @@
         <w:rPr>
           <w:lang w:val="hi_IN" w:bidi="hi_IN"/>
         </w:rPr>
-        <w:t>וְ⁠אֵ֥ין קֵ֨צֶה֙ לַ⁠תְּכוּנָ֔ה</w:t>
+        <w:t>וְ⁠אֵ֥ין קֵ֨צֶה֙ לַ⁠תְּכוּנָ֔ה</w:t>
       </w:r>
     </w:p>
     <w:p>
@@ -12235,7 +12235,7 @@
         <w:rPr>
           <w:lang w:val="hi_IN" w:bidi="hi_IN"/>
         </w:rPr>
-        <w:t>כְּלִ֥י חֶמְדָּֽה</w:t>
+        <w:t>כְּלִ֥י חֶמְדָּֽה</w:t>
       </w:r>
     </w:p>
     <w:p>
@@ -12372,7 +12372,7 @@
         <w:rPr>
           <w:lang w:val="hi_IN" w:bidi="hi_IN"/>
         </w:rPr>
-        <w:t>בּוּקָ֥ה וּ⁠מְבוּקָ֖ה וּ⁠מְבֻלָּקָ֑ה</w:t>
+        <w:t>בּוּקָ֥ה וּ⁠מְבוּקָ֖ה וּ⁠מְבֻלָּקָ֑ה</w:t>
       </w:r>
     </w:p>
     <w:p>
@@ -12743,7 +12743,7 @@
         <w:rPr>
           <w:lang w:val="hi_IN" w:bidi="hi_IN"/>
         </w:rPr>
-        <w:t>וְ⁠חַלְחָלָה֙ בְּ⁠כָל־מָתְנַ֔יִם</w:t>
+        <w:t>וְ⁠חַלְחָלָה֙ בְּ⁠כָל־מָתְנַ֔יִם</w:t>
       </w:r>
     </w:p>
     <w:p>
@@ -12867,7 +12867,7 @@
         <w:rPr>
           <w:lang w:val="hi_IN" w:bidi="hi_IN"/>
         </w:rPr>
-        <w:t>קִבְּצ֥וּ פָארֽוּר</w:t>
+        <w:t>קִבְּצ֥וּ פָארֽוּר</w:t>
       </w:r>
     </w:p>
     <w:p>
@@ -13016,7 +13016,7 @@
         <w:rPr>
           <w:lang w:val="hi_IN" w:bidi="hi_IN"/>
         </w:rPr>
-        <w:t>אַיֵּה֙ מְע֣וֹן אֲרָי֔וֹת וּ⁠מִרְעֶ֥ה ה֖וּא לַ⁠כְּפִרִ֑ים אֲשֶׁ֣ר הָלַךְ֩ אַרְיֵ֨ה לָבִ֥יא שָׁ֛ם גּ֥וּר אַרְיֵ֖ה וְ⁠אֵ֥ין מַחֲרִֽיד</w:t>
+        <w:t>אַיֵּה֙ מְע֣וֹן אֲרָי֔וֹת וּ⁠מִרְעֶ֥ה ה֖וּא לַ⁠כְּפִרִ֑ים אֲשֶׁ֣ר הָלַךְ֩ אַרְיֵ֨ה לָבִ֥יא שָׁ֛ם גּ֥וּר אַרְיֵ֖ה וְ⁠אֵ֥ין מַחֲרִֽיד</w:t>
       </w:r>
     </w:p>
     <w:p>
@@ -13256,7 +13256,7 @@
         <w:rPr>
           <w:lang w:val="hi_IN" w:bidi="hi_IN"/>
         </w:rPr>
-        <w:t>לָבִ֥יא שָׁ֛ם</w:t>
+        <w:t>לָבִ֥יא שָׁ֛ם</w:t>
       </w:r>
     </w:p>
     <w:p>
@@ -13478,7 +13478,7 @@
         <w:rPr>
           <w:lang w:val="hi_IN" w:bidi="hi_IN"/>
         </w:rPr>
-        <w:t>טֹרֵף֙ בְּ⁠דֵ֣י</w:t>
+        <w:t>טֹרֵף֙ בְּ⁠דֵ֣י</w:t>
       </w:r>
     </w:p>
     <w:p>
@@ -13589,7 +13589,7 @@
         <w:rPr>
           <w:lang w:val="hi_IN" w:bidi="hi_IN"/>
         </w:rPr>
-        <w:t>וּ⁠מְחַנֵּ֖ק</w:t>
+        <w:t>וּ⁠מְחַנֵּ֖ק</w:t>
       </w:r>
     </w:p>
     <w:p>
@@ -13712,7 +13712,7 @@
         <w:rPr>
           <w:lang w:val="hi_IN" w:bidi="hi_IN"/>
         </w:rPr>
-        <w:t>וַ⁠יְמַלֵּא־טֶ֣רֶף חֹרָ֔י⁠ו וּ⁠מְעֹֽנֹתָ֖י⁠ו טְרֵפָֽה</w:t>
+        <w:t>וַ⁠יְמַלֵּא־טֶ֣רֶף חֹרָ֔י⁠ו וּ⁠מְעֹֽנֹתָ֖י⁠ו טְרֵפָֽה</w:t>
       </w:r>
     </w:p>
     <w:p>
@@ -14288,7 +14288,7 @@
         <w:rPr>
           <w:lang w:val="hi_IN" w:bidi="hi_IN"/>
         </w:rPr>
-        <w:t>רִכְבָּ֔⁠הּ</w:t>
+        <w:t>רִכְבָּ֔⁠הּ</w:t>
       </w:r>
     </w:p>
     <w:p>
@@ -14412,7 +14412,7 @@
         <w:rPr>
           <w:lang w:val="hi_IN" w:bidi="hi_IN"/>
         </w:rPr>
-        <w:t>רִכְבָּ֔⁠הּ</w:t>
+        <w:t>רִכְבָּ֔⁠הּ</w:t>
       </w:r>
     </w:p>
     <w:p>
@@ -14522,7 +14522,7 @@
         <w:rPr>
           <w:lang w:val="hi_IN" w:bidi="hi_IN"/>
         </w:rPr>
-        <w:t>תֹּ֣אכַל חָ֑רֶב</w:t>
+        <w:t>תֹּ֣אכַל חָ֑רֶב</w:t>
       </w:r>
     </w:p>
     <w:p>
@@ -14685,7 +14685,7 @@
         <w:rPr>
           <w:lang w:val="hi_IN" w:bidi="hi_IN"/>
         </w:rPr>
-        <w:t>וְ⁠הִכְרַתִּ֤י</w:t>
+        <w:t>וְ⁠הִכְרַתִּ֤י</w:t>
       </w:r>
     </w:p>
     <w:p>
@@ -14809,7 +14809,7 @@
         <w:rPr>
           <w:lang w:val="hi_IN" w:bidi="hi_IN"/>
         </w:rPr>
-        <w:t>עִ֣יר דָּמִ֑ים</w:t>
+        <w:t>עִ֣יר דָּמִ֑ים</w:t>
       </w:r>
     </w:p>
     <w:p>
@@ -14933,7 +14933,7 @@
         <w:rPr>
           <w:lang w:val="hi_IN" w:bidi="hi_IN"/>
         </w:rPr>
-        <w:t>כֻּלָּ֗⁠הּ כַּ֤חַשׁ</w:t>
+        <w:t>כֻּלָּ֗⁠הּ כַּ֤חַשׁ</w:t>
       </w:r>
     </w:p>
     <w:p>
@@ -15057,7 +15057,7 @@
         <w:rPr>
           <w:lang w:val="hi_IN" w:bidi="hi_IN"/>
         </w:rPr>
-        <w:t>שׁ֔וֹט &amp; רַ֣עַשׁ אוֹפָ֑ן וְ⁠ס֣וּס דֹּהֵ֔ר וּ⁠מֶרְכָּבָ֖ה מְרַקֵּדָֽה</w:t>
+        <w:t>שׁ֔וֹט &amp; רַ֣עַשׁ אוֹפָ֑ן וְ⁠ס֣וּס דֹּהֵ֔ר וּ⁠מֶרְכָּבָ֖ה מְרַקֵּדָֽה</w:t>
       </w:r>
     </w:p>
     <w:p>
@@ -15248,7 +15248,7 @@
         <w:rPr>
           <w:lang w:val="hi_IN" w:bidi="hi_IN"/>
         </w:rPr>
-        <w:t>פָּרָ֣שׁ מַעֲלֶ֗ה וְ⁠לַ֤הַב חֶ֨רֶב֙ וּ⁠בְרַ֣ק חֲנִ֔ית</w:t>
+        <w:t>פָּרָ֣שׁ מַעֲלֶ֗ה וְ⁠לַ֤הַב חֶ֨רֶב֙ וּ⁠בְרַ֣ק חֲנִ֔ית</w:t>
       </w:r>
     </w:p>
     <w:p>
@@ -15398,7 +15398,7 @@
         <w:rPr>
           <w:lang w:val="hi_IN" w:bidi="hi_IN"/>
         </w:rPr>
-        <w:t>פָּרָ֣שׁ מַעֲלֶ֗ה וְ⁠לַ֤הַב חֶ֨רֶב֙ וּ⁠בְרַ֣ק חֲנִ֔ית</w:t>
+        <w:t>פָּרָ֣שׁ מַעֲלֶ֗ה וְ⁠לַ֤הַב חֶ֨רֶב֙ וּ⁠בְרַ֣ק חֲנִ֔ית</w:t>
       </w:r>
     </w:p>
     <w:p>
@@ -15509,7 +15509,7 @@
         <w:rPr>
           <w:lang w:val="hi_IN" w:bidi="hi_IN"/>
         </w:rPr>
-        <w:t>וְ⁠אֵ֥ין קֵ֨צֶה֙ לַ⁠גְּוִיָּ֔ה</w:t>
+        <w:t>וְ⁠אֵ֥ין קֵ֨צֶה֙ לַ⁠גְּוִיָּ֔ה</w:t>
       </w:r>
     </w:p>
     <w:p>
@@ -15620,7 +15620,7 @@
         <w:rPr>
           <w:lang w:val="hi_IN" w:bidi="hi_IN"/>
         </w:rPr>
-        <w:t>וְכָשְׁל֖וּ</w:t>
+        <w:t>וְכָשְׁל֖וּ</w:t>
       </w:r>
     </w:p>
     <w:p>
@@ -15744,7 +15744,7 @@
         <w:rPr>
           <w:lang w:val="hi_IN" w:bidi="hi_IN"/>
         </w:rPr>
-        <w:t>בִּ⁠גְוִיָּתָֽ⁠ם</w:t>
+        <w:t>בִּ⁠גְוִיָּתָֽ⁠ם</w:t>
       </w:r>
     </w:p>
     <w:p>
@@ -16140,7 +16140,7 @@
         <w:rPr>
           <w:lang w:val="hi_IN" w:bidi="hi_IN"/>
         </w:rPr>
-        <w:t>וּ⁠מִשְׁפָּח֖וֹת</w:t>
+        <w:t>וּ⁠מִשְׁפָּח֖וֹת</w:t>
       </w:r>
     </w:p>
     <w:p>
@@ -17005,7 +17005,7 @@
         <w:rPr>
           <w:lang w:val="hi_IN" w:bidi="hi_IN"/>
         </w:rPr>
-        <w:t>וְ⁠הִשְׁלַכְתִּ֥י עָלַ֛יִ⁠ךְ שִׁקֻּצִ֖ים</w:t>
+        <w:t>וְ⁠הִשְׁלַכְתִּ֥י עָלַ֛יִ⁠ךְ שִׁקֻּצִ֖ים</w:t>
       </w:r>
     </w:p>
     <w:p>
@@ -17129,7 +17129,7 @@
         <w:rPr>
           <w:lang w:val="hi_IN" w:bidi="hi_IN"/>
         </w:rPr>
-        <w:t>שָׁדְּדָ֣ה נִֽינְוֵ֔ה</w:t>
+        <w:t>שָׁדְּדָ֣ה נִֽינְוֵ֔ה</w:t>
       </w:r>
     </w:p>
     <w:p>
@@ -17253,7 +17253,7 @@
         <w:rPr>
           <w:lang w:val="hi_IN" w:bidi="hi_IN"/>
         </w:rPr>
-        <w:t>שָׁדְּדָ֣ה נִֽינְוֵ֔ה</w:t>
+        <w:t>שָׁדְּדָ֣ה נִֽינְוֵ֔ה</w:t>
       </w:r>
     </w:p>
     <w:p>
@@ -17475,7 +17475,7 @@
         <w:rPr>
           <w:lang w:val="hi_IN" w:bidi="hi_IN"/>
         </w:rPr>
-        <w:t>מֵ⁠אַ֛יִן אֲבַקֵּ֥שׁ מְנַחֲמִ֖ים לָֽ⁠ךְ</w:t>
+        <w:t>מֵ⁠אַ֛יִן אֲבַקֵּ֥שׁ מְנַחֲמִ֖ים לָֽ⁠ךְ</w:t>
       </w:r>
     </w:p>
     <w:p>
@@ -17586,7 +17586,7 @@
         <w:rPr>
           <w:lang w:val="hi_IN" w:bidi="hi_IN"/>
         </w:rPr>
-        <w:t>הֲ⁠תֵֽיטְבִי֙ מִ⁠נֹּ֣א אָמ֔וֹן הַ⁠יֹּֽשְׁבָה֙ בַּ⁠יְאֹרִ֔ים מַ֖יִם סָבִ֣יב לָ֑⁠הּ אֲשֶׁר־חֵ֣יל יָ֔ם מִ⁠יָּ֖ם חוֹמָתָֽ⁠הּ</w:t>
+        <w:t>הֲ⁠תֵֽיטְבִי֙ מִ⁠נֹּ֣א אָמ֔וֹן הַ⁠יֹּֽשְׁבָה֙ בַּ⁠יְאֹרִ֔ים מַ֖יִם סָבִ֣יב לָ֑⁠הּ אֲשֶׁר־חֵ֣יל יָ֔ם מִ⁠יָּ֖ם חוֹמָתָֽ⁠הּ</w:t>
       </w:r>
     </w:p>
     <w:p>
@@ -17697,7 +17697,7 @@
         <w:rPr>
           <w:lang w:val="hi_IN" w:bidi="hi_IN"/>
         </w:rPr>
-        <w:t>מִ⁠נֹּ֣א אָמ֔וֹן</w:t>
+        <w:t>מִ⁠נֹּ֣א אָמ֔וֹן</w:t>
       </w:r>
     </w:p>
     <w:p>
@@ -17815,7 +17815,7 @@
         <w:rPr>
           <w:lang w:val="hi_IN" w:bidi="hi_IN"/>
         </w:rPr>
-        <w:t>אֲשֶׁר־חֵ֣יל יָ֔ם מִ⁠יָּ֖ם חוֹמָתָֽ⁠הּ</w:t>
+        <w:t>אֲשֶׁר־חֵ֣יל יָ֔ם מִ⁠יָּ֖ם חוֹמָתָֽ⁠הּ</w:t>
       </w:r>
     </w:p>
     <w:p>
@@ -17939,7 +17939,7 @@
         <w:rPr>
           <w:lang w:val="hi_IN" w:bidi="hi_IN"/>
         </w:rPr>
-        <w:t>מִ⁠יָּ֖ם חוֹמָתָֽ⁠הּ</w:t>
+        <w:t>מִ⁠יָּ֖ם חוֹמָתָֽ⁠הּ</w:t>
       </w:r>
     </w:p>
     <w:p>
@@ -18076,7 +18076,7 @@
         <w:rPr>
           <w:lang w:val="hi_IN" w:bidi="hi_IN"/>
         </w:rPr>
-        <w:t>מִ⁠יָּ֖ם חוֹמָתָֽ⁠הּ</w:t>
+        <w:t>מִ⁠יָּ֖ם חוֹמָתָֽ⁠הּ</w:t>
       </w:r>
     </w:p>
     <w:p>
@@ -18768,7 +18768,7 @@
         <w:rPr>
           <w:lang w:val="hi_IN" w:bidi="hi_IN"/>
         </w:rPr>
-        <w:t>בְּ⁠עֶזְרָתֵֽ⁠ךְ</w:t>
+        <w:t>בְּ⁠עֶזְרָתֵֽ⁠ךְ</w:t>
       </w:r>
     </w:p>
     <w:p>
@@ -18892,7 +18892,7 @@
         <w:rPr>
           <w:lang w:val="hi_IN" w:bidi="hi_IN"/>
         </w:rPr>
-        <w:t>הִ֗יא לַ⁠גֹּלָה֙</w:t>
+        <w:t>הִ֗יא לַ⁠גֹּלָה֙</w:t>
       </w:r>
     </w:p>
     <w:p>
@@ -19029,7 +19029,7 @@
         <w:rPr>
           <w:lang w:val="hi_IN" w:bidi="hi_IN"/>
         </w:rPr>
-        <w:t>גְּדוֹלֶ֖י⁠הָ</w:t>
+        <w:t>גְּדוֹלֶ֖י⁠הָ</w:t>
       </w:r>
     </w:p>
     <w:p>
@@ -19153,7 +19153,7 @@
         <w:rPr>
           <w:lang w:val="hi_IN" w:bidi="hi_IN"/>
         </w:rPr>
-        <w:t>עֹלָלֶ֛י⁠הָ יְרֻטְּשׁ֖וּ</w:t>
+        <w:t>עֹלָלֶ֛י⁠הָ יְרֻטְּשׁ֖וּ</w:t>
       </w:r>
     </w:p>
     <w:p>
@@ -19277,7 +19277,7 @@
         <w:rPr>
           <w:lang w:val="hi_IN" w:bidi="hi_IN"/>
         </w:rPr>
-        <w:t>בְּ⁠רֹ֣אשׁ כָּל־חוּצ֑וֹת</w:t>
+        <w:t>בְּ⁠רֹ֣אשׁ כָּל־חוּצ֑וֹת</w:t>
       </w:r>
     </w:p>
     <w:p>
@@ -19525,7 +19525,7 @@
         <w:rPr>
           <w:lang w:val="hi_IN" w:bidi="hi_IN"/>
         </w:rPr>
-        <w:t>וְ⁠כָל־גְּדוֹלֶ֖י⁠הָ רֻתְּק֥וּ</w:t>
+        <w:t>וְ⁠כָל־גְּדוֹלֶ֖י⁠הָ רֻתְּק֥וּ</w:t>
       </w:r>
     </w:p>
     <w:p>
@@ -19649,7 +19649,7 @@
         <w:rPr>
           <w:lang w:val="hi_IN" w:bidi="hi_IN"/>
         </w:rPr>
-        <w:t>אַ֣תְּ</w:t>
+        <w:t>אַ֣תְּ</w:t>
       </w:r>
     </w:p>
     <w:p>
@@ -19759,7 +19759,7 @@
         <w:rPr>
           <w:lang w:val="hi_IN" w:bidi="hi_IN"/>
         </w:rPr>
-        <w:t>תִּשְׁכְּרִ֔י</w:t>
+        <w:t>תִּשְׁכְּרִ֔י</w:t>
       </w:r>
     </w:p>
     <w:p>
@@ -19883,7 +19883,7 @@
         <w:rPr>
           <w:lang w:val="hi_IN" w:bidi="hi_IN"/>
         </w:rPr>
-        <w:t>תְּהִ֖י נַֽעֲלָמָ֑ה</w:t>
+        <w:t>תְּהִ֖י נַֽעֲלָמָ֑ה</w:t>
       </w:r>
     </w:p>
     <w:p>
@@ -20007,7 +20007,7 @@
         <w:rPr>
           <w:lang w:val="hi_IN" w:bidi="hi_IN"/>
         </w:rPr>
-        <w:t>כָּ֨ל־מִבְצָרַ֔יִ⁠ךְ תְּאֵנִ֖ים עִם־בִּכּוּרִ֑ים</w:t>
+        <w:t>כָּ֨ל־מִבְצָרַ֔יִ⁠ךְ תְּאֵנִ֖ים עִם־בִּכּוּרִ֑ים</w:t>
       </w:r>
     </w:p>
     <w:p>
@@ -20144,7 +20144,7 @@
         <w:rPr>
           <w:lang w:val="hi_IN" w:bidi="hi_IN"/>
         </w:rPr>
-        <w:t>הִנֵּ֨ה</w:t>
+        <w:t>הִנֵּ֨ה</w:t>
       </w:r>
     </w:p>
     <w:p>
@@ -20254,7 +20254,7 @@
         <w:rPr>
           <w:lang w:val="hi_IN" w:bidi="hi_IN"/>
         </w:rPr>
-        <w:t>עַמֵּ֤⁠ךְ</w:t>
+        <w:t>עַמֵּ֤⁠ךְ</w:t>
       </w:r>
     </w:p>
     <w:p>
@@ -20364,7 +20364,7 @@
         <w:rPr>
           <w:lang w:val="hi_IN" w:bidi="hi_IN"/>
         </w:rPr>
-        <w:t>נָשִׁים֙</w:t>
+        <w:t>נָשִׁים֙</w:t>
       </w:r>
     </w:p>
     <w:p>
@@ -20501,7 +20501,7 @@
         <w:rPr>
           <w:lang w:val="hi_IN" w:bidi="hi_IN"/>
         </w:rPr>
-        <w:t>פָּת֥וֹחַ נִפְתְּח֖וּ</w:t>
+        <w:t>פָּת֥וֹחַ נִפְתְּח֖וּ</w:t>
       </w:r>
     </w:p>
     <w:p>
@@ -20625,7 +20625,7 @@
         <w:rPr>
           <w:lang w:val="hi_IN" w:bidi="hi_IN"/>
         </w:rPr>
-        <w:t>נִפְתְּח֖וּ &amp; אָכְלָ֥ה</w:t>
+        <w:t>נִפְתְּח֖וּ &amp; אָכְלָ֥ה</w:t>
       </w:r>
     </w:p>
     <w:p>
@@ -20750,7 +20750,7 @@
         <w:rPr>
           <w:lang w:val="hi_IN" w:bidi="hi_IN"/>
         </w:rPr>
-        <w:t>בְּרִיחָֽיִ⁠ך</w:t>
+        <w:t>בְּרִיחָֽיִ⁠ך</w:t>
       </w:r>
     </w:p>
     <w:p>
@@ -20874,7 +20874,7 @@
         <w:rPr>
           <w:lang w:val="hi_IN" w:bidi="hi_IN"/>
         </w:rPr>
-        <w:t>מֵ֤י מָצוֹר֙ שַֽׁאֲבִי־לָ֔⁠ךְ</w:t>
+        <w:t>מֵ֤י מָצוֹר֙ שַֽׁאֲבִי־לָ֔⁠ךְ</w:t>
       </w:r>
     </w:p>
     <w:p>
@@ -21189,7 +21189,7 @@
         <w:rPr>
           <w:lang w:val="hi_IN" w:bidi="hi_IN"/>
         </w:rPr>
-        <w:t>מַלְבֵּֽן</w:t>
+        <w:t>מַלְבֵּֽן</w:t>
       </w:r>
     </w:p>
     <w:p>
@@ -21313,7 +21313,7 @@
         <w:rPr>
           <w:lang w:val="hi_IN" w:bidi="hi_IN"/>
         </w:rPr>
-        <w:t>שָׁ֚ם תֹּאכְלֵ֣⁠ךְ אֵ֔שׁ</w:t>
+        <w:t>שָׁ֚ם תֹּאכְלֵ֣⁠ךְ אֵ֔שׁ</w:t>
       </w:r>
     </w:p>
     <w:p>
@@ -21437,7 +21437,7 @@
         <w:rPr>
           <w:lang w:val="hi_IN" w:bidi="hi_IN"/>
         </w:rPr>
-        <w:t>תַּכְרִיתֵ֣⁠ךְ</w:t>
+        <w:t>תַּכְרִיתֵ֣⁠ךְ</w:t>
       </w:r>
     </w:p>
     <w:p>
@@ -21561,7 +21561,7 @@
         <w:rPr>
           <w:lang w:val="hi_IN" w:bidi="hi_IN"/>
         </w:rPr>
-        <w:t>כַּ⁠יָּ֑לֶק</w:t>
+        <w:t>כַּ⁠יָּ֑לֶק</w:t>
       </w:r>
     </w:p>
     <w:p>
@@ -21672,7 +21672,7 @@
         <w:rPr>
           <w:lang w:val="hi_IN" w:bidi="hi_IN"/>
         </w:rPr>
-        <w:t>כַּ⁠יֶּ֔לֶק</w:t>
+        <w:t>כַּ⁠יֶּ֔לֶק</w:t>
       </w:r>
     </w:p>
     <w:p>
@@ -21769,7 +21769,7 @@
         <w:rPr>
           <w:lang w:val="hi_IN" w:bidi="hi_IN"/>
         </w:rPr>
-        <w:t>כָּ⁠אַרְבֶּֽה</w:t>
+        <w:t>כָּ⁠אַרְבֶּֽה</w:t>
       </w:r>
     </w:p>
     <w:p>
@@ -21880,7 +21880,7 @@
         <w:rPr>
           <w:lang w:val="hi_IN" w:bidi="hi_IN"/>
         </w:rPr>
-        <w:t>הִרְבֵּית֙</w:t>
+        <w:t>הִרְבֵּית֙</w:t>
       </w:r>
     </w:p>
     <w:p>
@@ -22004,7 +22004,7 @@
         <w:rPr>
           <w:lang w:val="hi_IN" w:bidi="hi_IN"/>
         </w:rPr>
-        <w:t>מִ⁠כּוֹכְבֵ֖י הַ⁠שָּׁמָ֑יִם</w:t>
+        <w:t>מִ⁠כּוֹכְבֵ֖י הַ⁠שָּׁמָ֑יִם</w:t>
       </w:r>
     </w:p>
     <w:p>
@@ -22115,7 +22115,7 @@
         <w:rPr>
           <w:lang w:val="hi_IN" w:bidi="hi_IN"/>
         </w:rPr>
-        <w:t>יֶ֥לֶק פָּשַׁ֖ט וַ⁠יָּעֹֽף</w:t>
+        <w:t>יֶ֥לֶק פָּשַׁ֖ט וַ⁠יָּעֹֽף</w:t>
       </w:r>
     </w:p>
     <w:p>
@@ -22238,7 +22238,7 @@
         <w:rPr>
           <w:lang w:val="hi_IN" w:bidi="hi_IN"/>
         </w:rPr>
-        <w:t>פָּשַׁ֖ט</w:t>
+        <w:t>פָּשַׁ֖ט</w:t>
       </w:r>
     </w:p>
     <w:p>
@@ -22362,7 +22362,7 @@
         <w:rPr>
           <w:lang w:val="hi_IN" w:bidi="hi_IN"/>
         </w:rPr>
-        <w:t>מִנְּזָרַ֨יִ⁠ךְ֙ כָּֽ⁠אַרְבֶּ֔ה וְ⁠טַפְסְרַ֖יִ⁠ךְ כְּ⁠ג֣וֹב גֹּבָ֑י</w:t>
+        <w:t>מִנְּזָרַ֨יִ⁠ךְ֙ כָּֽ⁠אַרְבֶּ֔ה וְ⁠טַפְסְרַ֖יִ⁠ךְ כְּ⁠ג֣וֹב גֹּבָ֑י</w:t>
       </w:r>
     </w:p>
     <w:p>
@@ -22473,7 +22473,7 @@
         <w:rPr>
           <w:lang w:val="hi_IN" w:bidi="hi_IN"/>
         </w:rPr>
-        <w:t>מִנְּזָרַ֨יִ⁠ךְ֙ כָּֽ⁠אַרְבֶּ֔ה וְ⁠טַפְסְרַ֖יִ⁠ךְ כְּ⁠ג֣וֹב גֹּבָ֑י</w:t>
+        <w:t>מִנְּזָרַ֨יִ⁠ךְ֙ כָּֽ⁠אַרְבֶּ֔ה וְ⁠טַפְסְרַ֖יִ⁠ךְ כְּ⁠ג֣וֹב גֹּבָ֑י</w:t>
       </w:r>
     </w:p>
     <w:p>
@@ -22597,7 +22597,7 @@
         <w:rPr>
           <w:lang w:val="hi_IN" w:bidi="hi_IN"/>
         </w:rPr>
-        <w:t>וְ⁠טַפְסְרַ֖יִ⁠ךְ כְּ⁠ג֣וֹב גֹּבָ֑י</w:t>
+        <w:t>וְ⁠טַפְסְרַ֖יִ⁠ךְ כְּ⁠ג֣וֹב גֹּבָ֑י</w:t>
       </w:r>
     </w:p>
     <w:p>
@@ -22846,7 +22846,7 @@
         <w:rPr>
           <w:lang w:val="hi_IN" w:bidi="hi_IN"/>
         </w:rPr>
-        <w:t>נָמ֤וּ רֹעֶ֨י⁠ךָ֙ מֶ֣לֶךְ אַשּׁ֔וּר</w:t>
+        <w:t>נָמ֤וּ רֹעֶ֨י⁠ךָ֙ מֶ֣לֶךְ אַשּׁ֔וּר</w:t>
       </w:r>
     </w:p>
     <w:p>
@@ -22957,7 +22957,7 @@
         <w:rPr>
           <w:lang w:val="hi_IN" w:bidi="hi_IN"/>
         </w:rPr>
-        <w:t>נָמ֤וּ רֹעֶ֨י⁠ךָ֙ &amp; יִשְׁכְּנ֖וּ אַדִּירֶ֑י⁠ךָ</w:t>
+        <w:t>נָמ֤וּ רֹעֶ֨י⁠ךָ֙ &amp; יִשְׁכְּנ֖וּ אַדִּירֶ֑י⁠ךָ</w:t>
       </w:r>
     </w:p>
     <w:p>
@@ -23203,7 +23203,7 @@
         <w:rPr>
           <w:lang w:val="hi_IN" w:bidi="hi_IN"/>
         </w:rPr>
-        <w:t>נָמ֤וּ &amp; יִשְׁכְּנ֖וּ</w:t>
+        <w:t>נָמ֤וּ &amp; יִשְׁכְּנ֖וּ</w:t>
       </w:r>
     </w:p>
     <w:p>
@@ -23354,7 +23354,7 @@
         <w:rPr>
           <w:lang w:val="hi_IN" w:bidi="hi_IN"/>
         </w:rPr>
-        <w:t>נָפֹ֧שׁוּ עַמְּ⁠ךָ֛</w:t>
+        <w:t>נָפֹ֧שׁוּ עַמְּ⁠ךָ֛</w:t>
       </w:r>
     </w:p>
     <w:p>
@@ -23491,7 +23491,7 @@
         <w:rPr>
           <w:lang w:val="hi_IN" w:bidi="hi_IN"/>
         </w:rPr>
-        <w:t>אֵין־כֵּהָ֣ה לְ⁠שִׁבְרֶ֔⁠ךָ</w:t>
+        <w:t>אֵין־כֵּהָ֣ה לְ⁠שִׁבְרֶ֔⁠ךָ</w:t>
       </w:r>
     </w:p>
     <w:p>
@@ -23628,7 +23628,7 @@
         <w:rPr>
           <w:lang w:val="hi_IN" w:bidi="hi_IN"/>
         </w:rPr>
-        <w:t>נַחְלָ֖ה מַכָּתֶ֑⁠ךָ</w:t>
+        <w:t>נַחְלָ֖ה מַכָּתֶ֑⁠ךָ</w:t>
       </w:r>
     </w:p>
     <w:p>
@@ -23752,7 +23752,7 @@
         <w:rPr>
           <w:lang w:val="hi_IN" w:bidi="hi_IN"/>
         </w:rPr>
-        <w:t>שֹׁמְעֵ֣י שִׁמְעֲ⁠ךָ֗</w:t>
+        <w:t>שֹׁמְעֵ֣י שִׁמְעֲ⁠ךָ֗</w:t>
       </w:r>
     </w:p>
     <w:p>
@@ -23876,7 +23876,7 @@
         <w:rPr>
           <w:lang w:val="hi_IN" w:bidi="hi_IN"/>
         </w:rPr>
-        <w:t>תָּ֤קְעוּ כַף֙</w:t>
+        <w:t>תָּ֤קְעוּ כַף֙</w:t>
       </w:r>
     </w:p>
     <w:p>
@@ -23987,7 +23987,7 @@
         <w:rPr>
           <w:lang w:val="hi_IN" w:bidi="hi_IN"/>
         </w:rPr>
-        <w:t>כִּ֗י עַל־מִ֛י לֹֽא־עָבְרָ֥ה רָעָתְ⁠ךָ֖ תָּמִֽיד</w:t>
+        <w:t>כִּ֗י עַל־מִ֛י לֹֽא־עָבְרָ֥ה רָעָתְ⁠ךָ֖ תָּמִֽיד</w:t>
       </w:r>
     </w:p>
     <w:p>
@@ -24098,7 +24098,7 @@
         <w:rPr>
           <w:lang w:val="hi_IN" w:bidi="hi_IN"/>
         </w:rPr>
-        <w:t>רָעָתְ⁠ךָ֖ תָּמִֽיד</w:t>
+        <w:t>רָעָתְ⁠ךָ֖ תָּמִֽיד</w:t>
       </w:r>
     </w:p>
     <w:p>

--- a/hin/docx/34.content.docx
+++ b/hin/docx/34.content.docx
@@ -644,6 +644,257 @@
           <w:lang w:val="hi_IN" w:bidi="hi_IN"/>
         </w:rPr>
         <w:t>नीनवे की लड़ाई के वर्णन में, नहूम छोटे वाक्यों का उपयोग करते हैं जो शेष भविष्यवाणी से जुड़े नहीं हैं। उदाहरण के लिए, यह बताना कठिन है कि 2:5 में "वह" और "वे" कौन हैं या 2:8 में "रुको, रुको" कौन कह रहा है। 2:10 के वाक्य किस पर लागू होते हैं, इसका कोई स्पष्टीकरण नहीं है: "खाली और उजाड़ और बर्बाद! और हृदय पिघल गया है, और घुटनों का कांपना, और सभी कमर में पीड़ा है, और उनके सभी चेहरों पर सुंदरता इकट्ठा होती है" 3:1–3 के वक्तव्य भी इसी तरह के हैं। इसका कारण लगता है कि नहूम अपने वर्णन में उस भ्रम, पीड़ा और इंद्रियों के भारीपन को पुन: उत्पन्न कर रहे हैं जो युद्ध में होता है। अपनी भाषा में इस प्रभाव को इस तरह से पुन: उत्पन्न करने का प्रयास करें जो समझ में आए।</w:t>
+      </w:r>
+      <w:r>
+        <w:rPr>
+          <w:lang w:val="hi_IN" w:bidi="hi_IN"/>
+        </w:rPr>
+      </w:r>
+      <w:r>
+        <w:rPr>
+          <w:lang w:val="hi_IN" w:bidi="hi_IN"/>
+        </w:rPr>
+      </w:r>
+    </w:p>
+    <w:p>
+      <w:pPr/>
+      <w:r>
+        <w:rPr>
+          <w:lang w:val="hi_IN" w:bidi="hi_IN"/>
+        </w:rPr>
+      </w:r>
+    </w:p>
+    <w:p>
+      <w:pPr>
+        <w:pStyle w:val="Heading2"/>
+      </w:pPr>
+      <w:r>
+        <w:rPr>
+          <w:lang w:val="hi_IN" w:bidi="hi_IN"/>
+        </w:rPr>
+        <w:t>नहूम - अध्याय 1 परिचय</w:t>
+      </w:r>
+      <w:r>
+        <w:rPr>
+          <w:lang w:val="hi_IN" w:bidi="hi_IN"/>
+        </w:rPr>
+      </w:r>
+    </w:p>
+    <w:p>
+      <w:pPr>
+        <w:pStyle w:val="Heading3"/>
+      </w:pPr>
+      <w:r>
+        <w:rPr>
+          <w:lang w:val="hi_IN" w:bidi="hi_IN"/>
+        </w:rPr>
+        <w:t>संरचना और संरूपण</w:t>
+      </w:r>
+    </w:p>
+    <w:p>
+      <w:pPr/>
+      <w:r>
+        <w:rPr>
+          <w:lang w:val="hi_IN" w:bidi="hi_IN"/>
+        </w:rPr>
+      </w:r>
+      <w:r>
+        <w:rPr>
+          <w:lang w:val="hi_IN" w:bidi="hi_IN"/>
+        </w:rPr>
+        <w:t xml:space="preserve">कुछ अनुवाद विस्तारित उद्धरणों, प्रार्थनाओं और गीतों को अलग रखना पसंद करते हैं। आई.आर.वी. और कई अन्य अंग्रेज़ी अनुवादों में पूरी पुस्तक की पंक्तियों (इस अध्याय के पहले पद को छोड़कर) को नियमित पाठ की तुलना में पृष्ठ पर दाईं ओर रखा गया है ताकि यह दर्शाया जा सके कि वे काव्यात्मक भविष्यद्वाणियाँ हैं। (देखें: </w:t>
+      </w:r>
+      <w:r>
+        <w:rPr>
+          <w:lang w:val="hi_IN" w:bidi="hi_IN"/>
+        </w:rPr>
+        <w:t>भविष्यद्वक्ता</w:t>
+      </w:r>
+      <w:r>
+        <w:rPr>
+          <w:lang w:val="hi_IN" w:bidi="hi_IN"/>
+        </w:rPr>
+        <w:t xml:space="preserve">) </w:t>
+      </w:r>
+    </w:p>
+    <w:p>
+      <w:pPr/>
+      <w:r>
+        <w:rPr>
+          <w:lang w:val="hi_IN" w:bidi="hi_IN"/>
+        </w:rPr>
+      </w:r>
+      <w:r>
+        <w:rPr>
+          <w:lang w:val="hi_IN" w:bidi="hi_IN"/>
+        </w:rPr>
+        <w:t>तीन अध्यायों में विभाजित होने के बावजूद, इस पुस्तक में एक लंबी भविष्यद्वाणी है।</w:t>
+      </w:r>
+    </w:p>
+    <w:p>
+      <w:pPr>
+        <w:pStyle w:val="Heading4"/>
+      </w:pPr>
+      <w:r>
+        <w:rPr>
+          <w:lang w:val="hi_IN" w:bidi="hi_IN"/>
+        </w:rPr>
+        <w:t>अध्याय 1 की रूपरेखा</w:t>
+      </w:r>
+    </w:p>
+    <w:p>
+      <w:pPr>
+        <w:pStyle w:val="ListNumber"/>
+        <w:numPr>
+          <w:ilvl w:val="0"/>
+          <w:numId w:val="15"/>
+        </w:numPr>
+        <w:spacing w:line="240" w:lineRule="auto"/>
+        <w:ind w:left="720"/>
+      </w:pPr>
+      <w:r>
+        <w:rPr>
+          <w:lang w:val="hi_IN" w:bidi="hi_IN"/>
+        </w:rPr>
+      </w:r>
+      <w:r>
+        <w:rPr>
+          <w:lang w:val="hi_IN" w:bidi="hi_IN"/>
+        </w:rPr>
+        <w:t>नहूम इस पुस्तक का परिचय देते हैं (1:1)</w:t>
+      </w:r>
+    </w:p>
+    <w:p>
+      <w:pPr>
+        <w:pStyle w:val="ListNumber"/>
+        <w:spacing w:line="240" w:lineRule="auto"/>
+        <w:ind w:left="720"/>
+      </w:pPr>
+      <w:r>
+        <w:rPr>
+          <w:lang w:val="hi_IN" w:bidi="hi_IN"/>
+        </w:rPr>
+      </w:r>
+      <w:r>
+        <w:rPr>
+          <w:lang w:val="hi_IN" w:bidi="hi_IN"/>
+        </w:rPr>
+        <w:t>यहोवा अपने शत्रुओं को नाश कर देंगे (1:2–6)</w:t>
+      </w:r>
+    </w:p>
+    <w:p>
+      <w:pPr>
+        <w:pStyle w:val="ListNumber"/>
+        <w:spacing w:line="240" w:lineRule="auto"/>
+        <w:ind w:left="720"/>
+      </w:pPr>
+      <w:r>
+        <w:rPr>
+          <w:lang w:val="hi_IN" w:bidi="hi_IN"/>
+        </w:rPr>
+      </w:r>
+      <w:r>
+        <w:rPr>
+          <w:lang w:val="hi_IN" w:bidi="hi_IN"/>
+        </w:rPr>
+        <w:t>यहोवा अपने लोगों की सुधि लेते हैं और नीनवे को नष्ट कर देंगे (1:7–15)</w:t>
+      </w:r>
+    </w:p>
+    <w:p>
+      <w:pPr>
+        <w:pStyle w:val="Heading3"/>
+      </w:pPr>
+      <w:r>
+        <w:rPr>
+          <w:lang w:val="hi_IN" w:bidi="hi_IN"/>
+        </w:rPr>
+        <w:t>इस अध्याय में धार्मिक और सांस्कृतिक अवधारणाएँ</w:t>
+      </w:r>
+    </w:p>
+    <w:p>
+      <w:pPr>
+        <w:pStyle w:val="Heading4"/>
+      </w:pPr>
+      <w:r>
+        <w:rPr>
+          <w:lang w:val="hi_IN" w:bidi="hi_IN"/>
+        </w:rPr>
+        <w:t>नीनवे के विरुद्ध यहोवा का क्रोध</w:t>
+      </w:r>
+    </w:p>
+    <w:p>
+      <w:pPr/>
+      <w:r>
+        <w:rPr>
+          <w:lang w:val="hi_IN" w:bidi="hi_IN"/>
+        </w:rPr>
+      </w:r>
+      <w:r>
+        <w:rPr>
+          <w:lang w:val="hi_IN" w:bidi="hi_IN"/>
+        </w:rPr>
+        <w:t>इस भविष्यद्वाणी को योना की पुस्तक के संदर्भ में पढ़ा जाना चाहिए। उस पुस्तक में वर्णन किया गया है कि कैसे अश्शूर की राजधानी, नीनवे के लोगों ने पश्चाताप किया जब योना ने उन्हें चेतावनी दी कि यहोवा उनसे क्रोधित हैं। योना की पुस्तक के एक सौ साल से कुछ अधिक समय बाद लिखी गई नहूम की पुस्तक यह संकेत देती है कि नीनवे के लोग अपने दुष्ट तरीकों पर लौट आए थे और जल्द ही परमेश्वर द्वारा दण्डित किए जाएँगे। दोनों पुस्तकों को एक साथ पढ़ने से परमेश्वर की दया और धैर्य के साथ-साथ क्रूरता, बुराई और पाप के प्रति उनके क्रोध और न्याय का भी पता चलता है।</w:t>
+      </w:r>
+    </w:p>
+    <w:p>
+      <w:pPr>
+        <w:pStyle w:val="Heading4"/>
+      </w:pPr>
+      <w:r>
+        <w:rPr>
+          <w:lang w:val="hi_IN" w:bidi="hi_IN"/>
+        </w:rPr>
+        <w:t>पूर्ण विनाश</w:t>
+      </w:r>
+    </w:p>
+    <w:p>
+      <w:pPr/>
+      <w:r>
+        <w:rPr>
+          <w:lang w:val="hi_IN" w:bidi="hi_IN"/>
+        </w:rPr>
+      </w:r>
+      <w:r>
+        <w:rPr>
+          <w:lang w:val="hi_IN" w:bidi="hi_IN"/>
+        </w:rPr>
+        <w:t>नहूम की भविष्यद्वाणी के समय, अश्शूर ने लगभग पूरे प्राचीन पश्चिमी एशिया को नियंत्रित किया हुआ था। अश्शूरियों ने इस्राएल समेत जिन लोगों पर विजय प्राप्त की, उनके प्रति वे भयंकर हिंसक और क्रूर थे। इसी वजह से, नहूम ने भविष्यद्वाणी करी कि अश्शूरियों का एक राष्ट्र और एक जाति के रूप में पूरी तरह से नाश कर दिया जाएगा (1:14)। यह भविष्यद्वाणी ईसा पूर्व 612 में अचानक सच हो गई।</w:t>
+      </w:r>
+    </w:p>
+    <w:p>
+      <w:pPr>
+        <w:pStyle w:val="Heading3"/>
+      </w:pPr>
+      <w:r>
+        <w:rPr>
+          <w:lang w:val="hi_IN" w:bidi="hi_IN"/>
+        </w:rPr>
+        <w:t>इस अध्याय में अनुवाद सम्बन्धी समस्याएँ</w:t>
+      </w:r>
+    </w:p>
+    <w:p>
+      <w:pPr>
+        <w:pStyle w:val="Heading4"/>
+      </w:pPr>
+      <w:r>
+        <w:rPr>
+          <w:lang w:val="hi_IN" w:bidi="hi_IN"/>
+        </w:rPr>
+        <w:t>सीधा संबोधन</w:t>
+      </w:r>
+    </w:p>
+    <w:p>
+      <w:pPr/>
+      <w:r>
+        <w:rPr>
+          <w:lang w:val="hi_IN" w:bidi="hi_IN"/>
+        </w:rPr>
+      </w:r>
+      <w:r>
+        <w:rPr>
+          <w:lang w:val="hi_IN" w:bidi="hi_IN"/>
+        </w:rPr>
+        <w:t>इस पुस्तक के पाठक यहूदा के लोग हैं। वे क्रूर और शक्तिशाली अश्शूर जाति के द्वारा हमले के खतरे में हैं, जिसका प्रतिनिधित्व इस पुस्तक में उसकी राजधानी नीनवे द्वारा किया गया है। यह अध्याय यहोवा के अपने शत्रुओं पर क्रोध और अपने लोगों के प्रति प्रेम का वर्णन करके आरंभ होता है। फिर यहोवा पद 9 में नीनवे को सीधे संबोधित करना शुरू करते हैं और पुस्तक के विभिन्न स्थानों पर ऐसा करना जारी रखते हैं। हालांकि, नीनवे के लोग इस पुस्तक के पाठक वर्ग का हिस्सा नहीं हैं। नीनवे को संबोधित करने का उद्देश्य यहूदा के लोगों को नीनवे के लोगों और उनके बुरे कार्यों के प्रति यहोवा के रवैये को दिखाना है। इस सीधे संबोधन का उद्देश्य यहूदा के लोगों को यह भी बताना है कि यहोवा नीनवे का नाश करेंगें। यहोवा पद 12, 13 और 15 में यहूदा को भी सीधे संबोधित करते हैं।</w:t>
       </w:r>
       <w:r>
         <w:rPr>
@@ -7656,6 +7907,203 @@
         <w:rPr>
           <w:lang w:val="hi_IN" w:bidi="hi_IN"/>
         </w:rPr>
+        <w:t>नहूम - अध्याय 2 परिचय</w:t>
+      </w:r>
+      <w:r>
+        <w:rPr>
+          <w:lang w:val="hi_IN" w:bidi="hi_IN"/>
+        </w:rPr>
+      </w:r>
+    </w:p>
+    <w:p>
+      <w:pPr>
+        <w:pStyle w:val="Heading3"/>
+      </w:pPr>
+      <w:r>
+        <w:rPr>
+          <w:lang w:val="hi_IN" w:bidi="hi_IN"/>
+        </w:rPr>
+        <w:t>संरचना और संरूपण</w:t>
+      </w:r>
+    </w:p>
+    <w:p>
+      <w:pPr/>
+      <w:r>
+        <w:rPr>
+          <w:lang w:val="hi_IN" w:bidi="hi_IN"/>
+        </w:rPr>
+      </w:r>
+      <w:r>
+        <w:rPr>
+          <w:lang w:val="hi_IN" w:bidi="hi_IN"/>
+        </w:rPr>
+        <w:t>यदि आपने इस पुस्तक के पाठ को कविता की छोटी पंक्तियों में ढालने का निर्णय लिया है, तो आप इस अध्याय में भी ऐसा ही कर सकते हैं।</w:t>
+      </w:r>
+    </w:p>
+    <w:p>
+      <w:pPr/>
+      <w:r>
+        <w:rPr>
+          <w:lang w:val="hi_IN" w:bidi="hi_IN"/>
+        </w:rPr>
+      </w:r>
+      <w:r>
+        <w:rPr>
+          <w:lang w:val="hi_IN" w:bidi="hi_IN"/>
+        </w:rPr>
+        <w:t>यद्यपि यह पुस्तक तीन अध्यायों में विभाजित है, इसमें एक विस्तृत भविष्यद्वाणी सम्मिलित है।</w:t>
+      </w:r>
+    </w:p>
+    <w:p>
+      <w:pPr>
+        <w:pStyle w:val="Heading4"/>
+      </w:pPr>
+      <w:r>
+        <w:rPr>
+          <w:lang w:val="hi_IN" w:bidi="hi_IN"/>
+        </w:rPr>
+        <w:t>अध्याय 2 की रूपरेखा</w:t>
+      </w:r>
+    </w:p>
+    <w:p>
+      <w:pPr>
+        <w:pStyle w:val="ListNumber"/>
+        <w:numPr>
+          <w:ilvl w:val="0"/>
+          <w:numId w:val="16"/>
+        </w:numPr>
+        <w:spacing w:line="240" w:lineRule="auto"/>
+        <w:ind w:left="720"/>
+      </w:pPr>
+      <w:r>
+        <w:rPr>
+          <w:lang w:val="hi_IN" w:bidi="hi_IN"/>
+        </w:rPr>
+      </w:r>
+      <w:r>
+        <w:rPr>
+          <w:lang w:val="hi_IN" w:bidi="hi_IN"/>
+        </w:rPr>
+        <w:t>नीनवे को नष्ट करने वाले युद्ध का वर्णन (2:1–10)</w:t>
+      </w:r>
+    </w:p>
+    <w:p>
+      <w:pPr>
+        <w:pStyle w:val="ListNumber"/>
+        <w:spacing w:line="240" w:lineRule="auto"/>
+        <w:ind w:left="720"/>
+      </w:pPr>
+      <w:r>
+        <w:rPr>
+          <w:lang w:val="hi_IN" w:bidi="hi_IN"/>
+        </w:rPr>
+      </w:r>
+      <w:r>
+        <w:rPr>
+          <w:lang w:val="hi_IN" w:bidi="hi_IN"/>
+        </w:rPr>
+        <w:t>सिंह की माँद से नीनवे की तुलना (2:11–13)</w:t>
+      </w:r>
+    </w:p>
+    <w:p>
+      <w:pPr>
+        <w:pStyle w:val="Heading3"/>
+      </w:pPr>
+      <w:r>
+        <w:rPr>
+          <w:lang w:val="hi_IN" w:bidi="hi_IN"/>
+        </w:rPr>
+        <w:t>अनुवाद सम्बन्धी मुद्दे</w:t>
+      </w:r>
+    </w:p>
+    <w:p>
+      <w:pPr>
+        <w:pStyle w:val="Heading4"/>
+      </w:pPr>
+      <w:r>
+        <w:rPr>
+          <w:lang w:val="hi_IN" w:bidi="hi_IN"/>
+        </w:rPr>
+        <w:t>भविष्य के लिए अतीत और वर्तमान</w:t>
+      </w:r>
+    </w:p>
+    <w:p>
+      <w:pPr/>
+      <w:r>
+        <w:rPr>
+          <w:lang w:val="hi_IN" w:bidi="hi_IN"/>
+        </w:rPr>
+      </w:r>
+      <w:r>
+        <w:rPr>
+          <w:lang w:val="hi_IN" w:bidi="hi_IN"/>
+        </w:rPr>
+        <w:t>इस अध्याय में, नहूम नीनवे के लिए एक युद्ध का वर्णन करता है जिसमें नगर नष्ट हो जाता है। वह युद्ध और उसके परिणामस्वरूप नगर में हुई तबाही का वर्णन ऐसे करता है मानो वह इसे घटित होते हुए देख रहा हो, संभवतः इसलिए क्योंकि परमेश्वर ने उसे एक दर्शन में यह सब दिखाया था (1:1)। हालाँकि, असली युद्ध और विनाश नहूम द्वारा यह भविष्यद्वाणी कहे जाने के कई साल बाद हुआ। अगर यह आपके अनुवाद में सहायक हो, तो आप इसे एक पाद टिप्पणी में समझा सकते हैं, या आप क्रियाओं को भविष्य काल में बदल सकते हैं ताकि आपके पाठकों को पता चले कि नहूम किसी ऐसी बात की भविष्यद्वाणी कर रहा था जो बाद में घटित होगी; और उस समय ऐसा नहीं हो रहा था।</w:t>
+      </w:r>
+    </w:p>
+    <w:p>
+      <w:pPr>
+        <w:pStyle w:val="Heading4"/>
+      </w:pPr>
+      <w:r>
+        <w:rPr>
+          <w:lang w:val="hi_IN" w:bidi="hi_IN"/>
+        </w:rPr>
+        <w:t>विस्तारित रूपक</w:t>
+      </w:r>
+    </w:p>
+    <w:p>
+      <w:pPr/>
+      <w:r>
+        <w:rPr>
+          <w:lang w:val="hi_IN" w:bidi="hi_IN"/>
+        </w:rPr>
+      </w:r>
+      <w:r>
+        <w:rPr>
+          <w:lang w:val="hi_IN" w:bidi="hi_IN"/>
+        </w:rPr>
+        <w:t xml:space="preserve">2:11–13 में एक विस्तारित रूपक है। इस रूपक में, यहोवा नीनवे की तुलना एक </w:t>
+      </w:r>
+      <w:r>
+        <w:rPr>
+          <w:lang w:val="hi_IN" w:bidi="hi_IN"/>
+        </w:rPr>
+        <w:t xml:space="preserve">सिंह की माँद </w:t>
+      </w:r>
+      <w:r>
+        <w:rPr>
+          <w:lang w:val="hi_IN" w:bidi="hi_IN"/>
+        </w:rPr>
+        <w:t>से करते हैं और उसके निवासियों की तुलना उन सिंहों से करते हैं जो अपने शत्रुओं को मारते और खा जाते हैं। यदि यह आपके पाठकों के लिए अस्पष्ट है, तो आप एक पाद टिप्पणी में स्पष्टीकरण प्रदान कर सकते हैं। (देखें: विस्तारित रूपक)।</w:t>
+      </w:r>
+      <w:r>
+        <w:rPr>
+          <w:lang w:val="hi_IN" w:bidi="hi_IN"/>
+        </w:rPr>
+      </w:r>
+      <w:r>
+        <w:rPr>
+          <w:lang w:val="hi_IN" w:bidi="hi_IN"/>
+        </w:rPr>
+      </w:r>
+    </w:p>
+    <w:p>
+      <w:pPr/>
+      <w:r>
+        <w:rPr>
+          <w:lang w:val="hi_IN" w:bidi="hi_IN"/>
+        </w:rPr>
+      </w:r>
+    </w:p>
+    <w:p>
+      <w:pPr>
+        <w:pStyle w:val="Heading2"/>
+      </w:pPr>
+      <w:r>
+        <w:rPr>
+          <w:lang w:val="hi_IN" w:bidi="hi_IN"/>
+        </w:rPr>
         <w:t>नहूम 2:1 (#1)</w:t>
       </w:r>
       <w:r>
@@ -14762,6 +15210,227 @@
           <w:lang w:val="hi_IN" w:bidi="hi_IN"/>
         </w:rPr>
         <w:t>मुहावरा</w:t>
+      </w:r>
+      <w:r>
+        <w:rPr>
+          <w:lang w:val="hi_IN" w:bidi="hi_IN"/>
+        </w:rPr>
+      </w:r>
+      <w:r>
+        <w:rPr>
+          <w:lang w:val="hi_IN" w:bidi="hi_IN"/>
+        </w:rPr>
+      </w:r>
+    </w:p>
+    <w:p>
+      <w:pPr/>
+      <w:r>
+        <w:rPr>
+          <w:lang w:val="hi_IN" w:bidi="hi_IN"/>
+        </w:rPr>
+      </w:r>
+    </w:p>
+    <w:p>
+      <w:pPr>
+        <w:pStyle w:val="Heading2"/>
+      </w:pPr>
+      <w:r>
+        <w:rPr>
+          <w:lang w:val="hi_IN" w:bidi="hi_IN"/>
+        </w:rPr>
+        <w:t>नहूम - अध्याय 3 परिचय</w:t>
+      </w:r>
+      <w:r>
+        <w:rPr>
+          <w:lang w:val="hi_IN" w:bidi="hi_IN"/>
+        </w:rPr>
+      </w:r>
+    </w:p>
+    <w:p>
+      <w:pPr>
+        <w:pStyle w:val="Heading3"/>
+      </w:pPr>
+      <w:r>
+        <w:rPr>
+          <w:lang w:val="hi_IN" w:bidi="hi_IN"/>
+        </w:rPr>
+        <w:t>संरचना और संरूपण</w:t>
+      </w:r>
+    </w:p>
+    <w:p>
+      <w:pPr/>
+      <w:r>
+        <w:rPr>
+          <w:lang w:val="hi_IN" w:bidi="hi_IN"/>
+        </w:rPr>
+      </w:r>
+      <w:r>
+        <w:rPr>
+          <w:lang w:val="hi_IN" w:bidi="hi_IN"/>
+        </w:rPr>
+        <w:t>यदि आपने इस पुस्तक के पाठ को कविता की छोटी पंक्तियों में ढालने का निर्णय लिया है, तो आप इस अध्याय में भी ऐसा ही कर सकते हैं।</w:t>
+      </w:r>
+    </w:p>
+    <w:p>
+      <w:pPr/>
+      <w:r>
+        <w:rPr>
+          <w:lang w:val="hi_IN" w:bidi="hi_IN"/>
+        </w:rPr>
+      </w:r>
+      <w:r>
+        <w:rPr>
+          <w:lang w:val="hi_IN" w:bidi="hi_IN"/>
+        </w:rPr>
+        <w:t>तीन अध्यायों में विभाजित होने के बावजूद, इस पुस्तक में एक लंबी भविष्यद्वाणी है।</w:t>
+      </w:r>
+    </w:p>
+    <w:p>
+      <w:pPr>
+        <w:pStyle w:val="Heading4"/>
+      </w:pPr>
+      <w:r>
+        <w:rPr>
+          <w:lang w:val="hi_IN" w:bidi="hi_IN"/>
+        </w:rPr>
+        <w:t>अध्याय 3 की रूपरेखा</w:t>
+      </w:r>
+    </w:p>
+    <w:p>
+      <w:pPr>
+        <w:pStyle w:val="ListNumber"/>
+        <w:numPr>
+          <w:ilvl w:val="0"/>
+          <w:numId w:val="17"/>
+        </w:numPr>
+        <w:spacing w:line="240" w:lineRule="auto"/>
+        <w:ind w:left="720"/>
+      </w:pPr>
+      <w:r>
+        <w:rPr>
+          <w:lang w:val="hi_IN" w:bidi="hi_IN"/>
+        </w:rPr>
+      </w:r>
+      <w:r>
+        <w:rPr>
+          <w:lang w:val="hi_IN" w:bidi="hi_IN"/>
+        </w:rPr>
+        <w:t>नीनवे पर हाय (3:1–3)</w:t>
+      </w:r>
+    </w:p>
+    <w:p>
+      <w:pPr>
+        <w:pStyle w:val="ListNumber"/>
+        <w:spacing w:line="240" w:lineRule="auto"/>
+        <w:ind w:left="720"/>
+      </w:pPr>
+      <w:r>
+        <w:rPr>
+          <w:lang w:val="hi_IN" w:bidi="hi_IN"/>
+        </w:rPr>
+      </w:r>
+      <w:r>
+        <w:rPr>
+          <w:lang w:val="hi_IN" w:bidi="hi_IN"/>
+        </w:rPr>
+        <w:t>नीनवे एक वेश्या (3:4–7)</w:t>
+      </w:r>
+    </w:p>
+    <w:p>
+      <w:pPr>
+        <w:pStyle w:val="ListNumber"/>
+        <w:spacing w:line="240" w:lineRule="auto"/>
+        <w:ind w:left="720"/>
+      </w:pPr>
+      <w:r>
+        <w:rPr>
+          <w:lang w:val="hi_IN" w:bidi="hi_IN"/>
+        </w:rPr>
+      </w:r>
+      <w:r>
+        <w:rPr>
+          <w:lang w:val="hi_IN" w:bidi="hi_IN"/>
+        </w:rPr>
+        <w:t>अमोन नगरी का उदाहरण (3:8–11)</w:t>
+      </w:r>
+    </w:p>
+    <w:p>
+      <w:pPr>
+        <w:pStyle w:val="ListNumber"/>
+        <w:spacing w:line="240" w:lineRule="auto"/>
+        <w:ind w:left="720"/>
+      </w:pPr>
+      <w:r>
+        <w:rPr>
+          <w:lang w:val="hi_IN" w:bidi="hi_IN"/>
+        </w:rPr>
+      </w:r>
+      <w:r>
+        <w:rPr>
+          <w:lang w:val="hi_IN" w:bidi="hi_IN"/>
+        </w:rPr>
+        <w:t>नीनवे का विनाश निश्चित है (3:12–19)</w:t>
+      </w:r>
+    </w:p>
+    <w:p>
+      <w:pPr>
+        <w:pStyle w:val="Heading3"/>
+      </w:pPr>
+      <w:r>
+        <w:rPr>
+          <w:lang w:val="hi_IN" w:bidi="hi_IN"/>
+        </w:rPr>
+        <w:t>इस अध्याय में धार्मिक और सांस्कृतिक अवधारणाएँ</w:t>
+      </w:r>
+    </w:p>
+    <w:p>
+      <w:pPr>
+        <w:pStyle w:val="Heading4"/>
+      </w:pPr>
+      <w:r>
+        <w:rPr>
+          <w:lang w:val="hi_IN" w:bidi="hi_IN"/>
+        </w:rPr>
+        <w:t>3:15–17 में टिड्डियाँ</w:t>
+      </w:r>
+    </w:p>
+    <w:p>
+      <w:pPr/>
+      <w:r>
+        <w:rPr>
+          <w:lang w:val="hi_IN" w:bidi="hi_IN"/>
+        </w:rPr>
+      </w:r>
+      <w:r>
+        <w:rPr>
+          <w:lang w:val="hi_IN" w:bidi="hi_IN"/>
+        </w:rPr>
+        <w:t>प्राचीन पश्चिमी एशिया में टिड्डियों के हमले अक्सर होते थे। टिड्डी एक प्रकार की कीट होती है जो अनगिनत संख्या में आती थी। उनकी संख्या इतनी ज़्यादा होती थी कि वे आकाश को ऐसे काले बादल की तरह काला कर देती थीं जिससे सूर्य की रोशनी रुक जाती थी। वे अक्सर लंबे समय तक बारिश न होने के बाद आती थीं। वे खेतों में जो भी फसलें बची होती थीं, उन पर आ जाती थीं और उन्हें पूरी तरह से नष्ट कर देती थीं। टिड्डियों को रोका नहीं जा सकता था, और वे भयंकर नुकसान पहुँचाती थीं। इस कारण से, टिड्डियों के आक्रमण पुराने नियम में व्यापक सैन्य हमलों की एक शक्तिशाली छवि के रूप में कार्य करते थे।</w:t>
+      </w:r>
+    </w:p>
+    <w:p>
+      <w:pPr>
+        <w:pStyle w:val="Heading3"/>
+      </w:pPr>
+      <w:r>
+        <w:rPr>
+          <w:lang w:val="hi_IN" w:bidi="hi_IN"/>
+        </w:rPr>
+        <w:t>अनुवाद सम्बन्धी मुद्दा</w:t>
+      </w:r>
+    </w:p>
+    <w:p>
+      <w:pPr/>
+      <w:r>
+        <w:rPr>
+          <w:lang w:val="hi_IN" w:bidi="hi_IN"/>
+        </w:rPr>
+      </w:r>
+      <w:r>
+        <w:rPr>
+          <w:lang w:val="hi_IN" w:bidi="hi_IN"/>
+        </w:rPr>
+        <w:t>3:4–7 में एक विस्तारित रूपक है। इस रूपक में, यहोवा नीनवे की तुलना एक वेश्या से करते हैं जो सुन्दरता और जादू टोना के द्वारा पुरुषों को अपने नियंत्रण में ले आती है। वेश्यावृत्ति और जादू टोना दोनों मूर्तिपूजा से जुड़े थे, और बाइबल में वेश्यावृत्ति का उपयोग मूर्तिपूजा के एक रूपक के रूप में किया जाता है। जिस प्रकार एक वेश्या अपने पति के प्रति वफादार नहीं रहती, उसी प्रकार जो लोग मूर्तियों की पूजा करते हैं वे एकमात्र सच्चे परमेश्वर के प्रति वफादार नहीं रहते, जो आराधना के योग्य है। नीनवे एक बहुत शक्तिशाली और समृद्ध नगर था, और इस प्रकार, दूसरों के लिए नीनवे के तरीकों को अपनाना और नीनवे के देवताओं की पूजा करना आकर्षक था। यदि यह आपके पाठकों के लिए स्पष्ट नहीं है, तो आप एक पाद टिप्पणी में स्पष्टीकरण प्रदान कर सकते हैं। (देखें: विस्तारित रूपक)।</w:t>
       </w:r>
       <w:r>
         <w:rPr>
@@ -24162,675 +24831,6 @@
           <w:lang w:val="hi_IN" w:bidi="hi_IN"/>
         </w:rPr>
         <w:t xml:space="preserve">अतिशयोक्ति </w:t>
-      </w:r>
-      <w:r>
-        <w:rPr>
-          <w:lang w:val="hi_IN" w:bidi="hi_IN"/>
-        </w:rPr>
-      </w:r>
-      <w:r>
-        <w:rPr>
-          <w:lang w:val="hi_IN" w:bidi="hi_IN"/>
-        </w:rPr>
-      </w:r>
-    </w:p>
-    <w:p>
-      <w:pPr/>
-      <w:r>
-        <w:rPr>
-          <w:lang w:val="hi_IN" w:bidi="hi_IN"/>
-        </w:rPr>
-      </w:r>
-    </w:p>
-    <w:p>
-      <w:pPr>
-        <w:pStyle w:val="Heading2"/>
-      </w:pPr>
-      <w:r>
-        <w:rPr>
-          <w:lang w:val="hi_IN" w:bidi="hi_IN"/>
-        </w:rPr>
-        <w:t>नहूम - अध्याय 1 परिचय</w:t>
-      </w:r>
-      <w:r>
-        <w:rPr>
-          <w:lang w:val="hi_IN" w:bidi="hi_IN"/>
-        </w:rPr>
-      </w:r>
-    </w:p>
-    <w:p>
-      <w:pPr>
-        <w:pStyle w:val="Heading3"/>
-      </w:pPr>
-      <w:r>
-        <w:rPr>
-          <w:lang w:val="hi_IN" w:bidi="hi_IN"/>
-        </w:rPr>
-        <w:t>संरचना और संरूपण</w:t>
-      </w:r>
-    </w:p>
-    <w:p>
-      <w:pPr/>
-      <w:r>
-        <w:rPr>
-          <w:lang w:val="hi_IN" w:bidi="hi_IN"/>
-        </w:rPr>
-      </w:r>
-      <w:r>
-        <w:rPr>
-          <w:lang w:val="hi_IN" w:bidi="hi_IN"/>
-        </w:rPr>
-        <w:t xml:space="preserve">कुछ अनुवाद विस्तारित उद्धरणों, प्रार्थनाओं और गीतों को अलग रखना पसंद करते हैं। आई.आर.वी. और कई अन्य अंग्रेज़ी अनुवादों में पूरी पुस्तक की पंक्तियों (इस अध्याय के पहले पद को छोड़कर) को नियमित पाठ की तुलना में पृष्ठ पर दाईं ओर रखा गया है ताकि यह दर्शाया जा सके कि वे काव्यात्मक भविष्यद्वाणियाँ हैं। (देखें: </w:t>
-      </w:r>
-      <w:r>
-        <w:rPr>
-          <w:lang w:val="hi_IN" w:bidi="hi_IN"/>
-        </w:rPr>
-        <w:t>भविष्यद्वक्ता</w:t>
-      </w:r>
-      <w:r>
-        <w:rPr>
-          <w:lang w:val="hi_IN" w:bidi="hi_IN"/>
-        </w:rPr>
-        <w:t xml:space="preserve">) </w:t>
-      </w:r>
-    </w:p>
-    <w:p>
-      <w:pPr/>
-      <w:r>
-        <w:rPr>
-          <w:lang w:val="hi_IN" w:bidi="hi_IN"/>
-        </w:rPr>
-      </w:r>
-      <w:r>
-        <w:rPr>
-          <w:lang w:val="hi_IN" w:bidi="hi_IN"/>
-        </w:rPr>
-        <w:t>तीन अध्यायों में विभाजित होने के बावजूद, इस पुस्तक में एक लंबी भविष्यद्वाणी है।</w:t>
-      </w:r>
-    </w:p>
-    <w:p>
-      <w:pPr>
-        <w:pStyle w:val="Heading4"/>
-      </w:pPr>
-      <w:r>
-        <w:rPr>
-          <w:lang w:val="hi_IN" w:bidi="hi_IN"/>
-        </w:rPr>
-        <w:t>अध्याय 1 की रूपरेखा</w:t>
-      </w:r>
-    </w:p>
-    <w:p>
-      <w:pPr>
-        <w:pStyle w:val="ListNumber"/>
-        <w:numPr>
-          <w:ilvl w:val="0"/>
-          <w:numId w:val="15"/>
-        </w:numPr>
-        <w:spacing w:line="240" w:lineRule="auto"/>
-        <w:ind w:left="720"/>
-      </w:pPr>
-      <w:r>
-        <w:rPr>
-          <w:lang w:val="hi_IN" w:bidi="hi_IN"/>
-        </w:rPr>
-      </w:r>
-      <w:r>
-        <w:rPr>
-          <w:lang w:val="hi_IN" w:bidi="hi_IN"/>
-        </w:rPr>
-        <w:t>नहूम इस पुस्तक का परिचय देते हैं (1:1)</w:t>
-      </w:r>
-    </w:p>
-    <w:p>
-      <w:pPr>
-        <w:pStyle w:val="ListNumber"/>
-        <w:spacing w:line="240" w:lineRule="auto"/>
-        <w:ind w:left="720"/>
-      </w:pPr>
-      <w:r>
-        <w:rPr>
-          <w:lang w:val="hi_IN" w:bidi="hi_IN"/>
-        </w:rPr>
-      </w:r>
-      <w:r>
-        <w:rPr>
-          <w:lang w:val="hi_IN" w:bidi="hi_IN"/>
-        </w:rPr>
-        <w:t>यहोवा अपने शत्रुओं को नाश कर देंगे (1:2–6)</w:t>
-      </w:r>
-    </w:p>
-    <w:p>
-      <w:pPr>
-        <w:pStyle w:val="ListNumber"/>
-        <w:spacing w:line="240" w:lineRule="auto"/>
-        <w:ind w:left="720"/>
-      </w:pPr>
-      <w:r>
-        <w:rPr>
-          <w:lang w:val="hi_IN" w:bidi="hi_IN"/>
-        </w:rPr>
-      </w:r>
-      <w:r>
-        <w:rPr>
-          <w:lang w:val="hi_IN" w:bidi="hi_IN"/>
-        </w:rPr>
-        <w:t>यहोवा अपने लोगों की सुधि लेते हैं और नीनवे को नष्ट कर देंगे (1:7–15)</w:t>
-      </w:r>
-    </w:p>
-    <w:p>
-      <w:pPr>
-        <w:pStyle w:val="Heading3"/>
-      </w:pPr>
-      <w:r>
-        <w:rPr>
-          <w:lang w:val="hi_IN" w:bidi="hi_IN"/>
-        </w:rPr>
-        <w:t>इस अध्याय में धार्मिक और सांस्कृतिक अवधारणाएँ</w:t>
-      </w:r>
-    </w:p>
-    <w:p>
-      <w:pPr>
-        <w:pStyle w:val="Heading4"/>
-      </w:pPr>
-      <w:r>
-        <w:rPr>
-          <w:lang w:val="hi_IN" w:bidi="hi_IN"/>
-        </w:rPr>
-        <w:t>नीनवे के विरुद्ध यहोवा का क्रोध</w:t>
-      </w:r>
-    </w:p>
-    <w:p>
-      <w:pPr/>
-      <w:r>
-        <w:rPr>
-          <w:lang w:val="hi_IN" w:bidi="hi_IN"/>
-        </w:rPr>
-      </w:r>
-      <w:r>
-        <w:rPr>
-          <w:lang w:val="hi_IN" w:bidi="hi_IN"/>
-        </w:rPr>
-        <w:t>इस भविष्यद्वाणी को योना की पुस्तक के संदर्भ में पढ़ा जाना चाहिए। उस पुस्तक में वर्णन किया गया है कि कैसे अश्शूर की राजधानी, नीनवे के लोगों ने पश्चाताप किया जब योना ने उन्हें चेतावनी दी कि यहोवा उनसे क्रोधित हैं। योना की पुस्तक के एक सौ साल से कुछ अधिक समय बाद लिखी गई नहूम की पुस्तक यह संकेत देती है कि नीनवे के लोग अपने दुष्ट तरीकों पर लौट आए थे और जल्द ही परमेश्वर द्वारा दण्डित किए जाएँगे। दोनों पुस्तकों को एक साथ पढ़ने से परमेश्वर की दया और धैर्य के साथ-साथ क्रूरता, बुराई और पाप के प्रति उनके क्रोध और न्याय का भी पता चलता है।</w:t>
-      </w:r>
-    </w:p>
-    <w:p>
-      <w:pPr>
-        <w:pStyle w:val="Heading4"/>
-      </w:pPr>
-      <w:r>
-        <w:rPr>
-          <w:lang w:val="hi_IN" w:bidi="hi_IN"/>
-        </w:rPr>
-        <w:t>पूर्ण विनाश</w:t>
-      </w:r>
-    </w:p>
-    <w:p>
-      <w:pPr/>
-      <w:r>
-        <w:rPr>
-          <w:lang w:val="hi_IN" w:bidi="hi_IN"/>
-        </w:rPr>
-      </w:r>
-      <w:r>
-        <w:rPr>
-          <w:lang w:val="hi_IN" w:bidi="hi_IN"/>
-        </w:rPr>
-        <w:t>नहूम की भविष्यद्वाणी के समय, अश्शूर ने लगभग पूरे प्राचीन पश्चिमी एशिया को नियंत्रित किया हुआ था। अश्शूरियों ने इस्राएल समेत जिन लोगों पर विजय प्राप्त की, उनके प्रति वे भयंकर हिंसक और क्रूर थे। इसी वजह से, नहूम ने भविष्यद्वाणी करी कि अश्शूरियों का एक राष्ट्र और एक जाति के रूप में पूरी तरह से नाश कर दिया जाएगा (1:14)। यह भविष्यद्वाणी ईसा पूर्व 612 में अचानक सच हो गई।</w:t>
-      </w:r>
-    </w:p>
-    <w:p>
-      <w:pPr>
-        <w:pStyle w:val="Heading3"/>
-      </w:pPr>
-      <w:r>
-        <w:rPr>
-          <w:lang w:val="hi_IN" w:bidi="hi_IN"/>
-        </w:rPr>
-        <w:t>इस अध्याय में अनुवाद सम्बन्धी समस्याएँ</w:t>
-      </w:r>
-    </w:p>
-    <w:p>
-      <w:pPr>
-        <w:pStyle w:val="Heading4"/>
-      </w:pPr>
-      <w:r>
-        <w:rPr>
-          <w:lang w:val="hi_IN" w:bidi="hi_IN"/>
-        </w:rPr>
-        <w:t>सीधा संबोधन</w:t>
-      </w:r>
-    </w:p>
-    <w:p>
-      <w:pPr/>
-      <w:r>
-        <w:rPr>
-          <w:lang w:val="hi_IN" w:bidi="hi_IN"/>
-        </w:rPr>
-      </w:r>
-      <w:r>
-        <w:rPr>
-          <w:lang w:val="hi_IN" w:bidi="hi_IN"/>
-        </w:rPr>
-        <w:t>इस पुस्तक के पाठक यहूदा के लोग हैं। वे क्रूर और शक्तिशाली अश्शूर जाति के द्वारा हमले के खतरे में हैं, जिसका प्रतिनिधित्व इस पुस्तक में उसकी राजधानी नीनवे द्वारा किया गया है। यह अध्याय यहोवा के अपने शत्रुओं पर क्रोध और अपने लोगों के प्रति प्रेम का वर्णन करके आरंभ होता है। फिर यहोवा पद 9 में नीनवे को सीधे संबोधित करना शुरू करते हैं और पुस्तक के विभिन्न स्थानों पर ऐसा करना जारी रखते हैं। हालांकि, नीनवे के लोग इस पुस्तक के पाठक वर्ग का हिस्सा नहीं हैं। नीनवे को संबोधित करने का उद्देश्य यहूदा के लोगों को नीनवे के लोगों और उनके बुरे कार्यों के प्रति यहोवा के रवैये को दिखाना है। इस सीधे संबोधन का उद्देश्य यहूदा के लोगों को यह भी बताना है कि यहोवा नीनवे का नाश करेंगें। यहोवा पद 12, 13 और 15 में यहूदा को भी सीधे संबोधित करते हैं।</w:t>
-      </w:r>
-      <w:r>
-        <w:rPr>
-          <w:lang w:val="hi_IN" w:bidi="hi_IN"/>
-        </w:rPr>
-      </w:r>
-      <w:r>
-        <w:rPr>
-          <w:lang w:val="hi_IN" w:bidi="hi_IN"/>
-        </w:rPr>
-      </w:r>
-    </w:p>
-    <w:p>
-      <w:pPr/>
-      <w:r>
-        <w:rPr>
-          <w:lang w:val="hi_IN" w:bidi="hi_IN"/>
-        </w:rPr>
-      </w:r>
-    </w:p>
-    <w:p>
-      <w:pPr>
-        <w:pStyle w:val="Heading2"/>
-      </w:pPr>
-      <w:r>
-        <w:rPr>
-          <w:lang w:val="hi_IN" w:bidi="hi_IN"/>
-        </w:rPr>
-        <w:t>नहूम - अध्याय 2 परिचय</w:t>
-      </w:r>
-      <w:r>
-        <w:rPr>
-          <w:lang w:val="hi_IN" w:bidi="hi_IN"/>
-        </w:rPr>
-      </w:r>
-    </w:p>
-    <w:p>
-      <w:pPr>
-        <w:pStyle w:val="Heading3"/>
-      </w:pPr>
-      <w:r>
-        <w:rPr>
-          <w:lang w:val="hi_IN" w:bidi="hi_IN"/>
-        </w:rPr>
-        <w:t>संरचना और संरूपण</w:t>
-      </w:r>
-    </w:p>
-    <w:p>
-      <w:pPr/>
-      <w:r>
-        <w:rPr>
-          <w:lang w:val="hi_IN" w:bidi="hi_IN"/>
-        </w:rPr>
-      </w:r>
-      <w:r>
-        <w:rPr>
-          <w:lang w:val="hi_IN" w:bidi="hi_IN"/>
-        </w:rPr>
-        <w:t>यदि आपने इस पुस्तक के पाठ को कविता की छोटी पंक्तियों में ढालने का निर्णय लिया है, तो आप इस अध्याय में भी ऐसा ही कर सकते हैं।</w:t>
-      </w:r>
-    </w:p>
-    <w:p>
-      <w:pPr/>
-      <w:r>
-        <w:rPr>
-          <w:lang w:val="hi_IN" w:bidi="hi_IN"/>
-        </w:rPr>
-      </w:r>
-      <w:r>
-        <w:rPr>
-          <w:lang w:val="hi_IN" w:bidi="hi_IN"/>
-        </w:rPr>
-        <w:t>यद्यपि यह पुस्तक तीन अध्यायों में विभाजित है, इसमें एक विस्तृत भविष्यद्वाणी सम्मिलित है।</w:t>
-      </w:r>
-    </w:p>
-    <w:p>
-      <w:pPr>
-        <w:pStyle w:val="Heading4"/>
-      </w:pPr>
-      <w:r>
-        <w:rPr>
-          <w:lang w:val="hi_IN" w:bidi="hi_IN"/>
-        </w:rPr>
-        <w:t>अध्याय 2 की रूपरेखा</w:t>
-      </w:r>
-    </w:p>
-    <w:p>
-      <w:pPr>
-        <w:pStyle w:val="ListNumber"/>
-        <w:numPr>
-          <w:ilvl w:val="0"/>
-          <w:numId w:val="16"/>
-        </w:numPr>
-        <w:spacing w:line="240" w:lineRule="auto"/>
-        <w:ind w:left="720"/>
-      </w:pPr>
-      <w:r>
-        <w:rPr>
-          <w:lang w:val="hi_IN" w:bidi="hi_IN"/>
-        </w:rPr>
-      </w:r>
-      <w:r>
-        <w:rPr>
-          <w:lang w:val="hi_IN" w:bidi="hi_IN"/>
-        </w:rPr>
-        <w:t>नीनवे को नष्ट करने वाले युद्ध का वर्णन (2:1–10)</w:t>
-      </w:r>
-    </w:p>
-    <w:p>
-      <w:pPr>
-        <w:pStyle w:val="ListNumber"/>
-        <w:spacing w:line="240" w:lineRule="auto"/>
-        <w:ind w:left="720"/>
-      </w:pPr>
-      <w:r>
-        <w:rPr>
-          <w:lang w:val="hi_IN" w:bidi="hi_IN"/>
-        </w:rPr>
-      </w:r>
-      <w:r>
-        <w:rPr>
-          <w:lang w:val="hi_IN" w:bidi="hi_IN"/>
-        </w:rPr>
-        <w:t>सिंह की माँद से नीनवे की तुलना (2:11–13)</w:t>
-      </w:r>
-    </w:p>
-    <w:p>
-      <w:pPr>
-        <w:pStyle w:val="Heading3"/>
-      </w:pPr>
-      <w:r>
-        <w:rPr>
-          <w:lang w:val="hi_IN" w:bidi="hi_IN"/>
-        </w:rPr>
-        <w:t>अनुवाद सम्बन्धी मुद्दे</w:t>
-      </w:r>
-    </w:p>
-    <w:p>
-      <w:pPr>
-        <w:pStyle w:val="Heading4"/>
-      </w:pPr>
-      <w:r>
-        <w:rPr>
-          <w:lang w:val="hi_IN" w:bidi="hi_IN"/>
-        </w:rPr>
-        <w:t>भविष्य के लिए अतीत और वर्तमान</w:t>
-      </w:r>
-    </w:p>
-    <w:p>
-      <w:pPr/>
-      <w:r>
-        <w:rPr>
-          <w:lang w:val="hi_IN" w:bidi="hi_IN"/>
-        </w:rPr>
-      </w:r>
-      <w:r>
-        <w:rPr>
-          <w:lang w:val="hi_IN" w:bidi="hi_IN"/>
-        </w:rPr>
-        <w:t>इस अध्याय में, नहूम नीनवे के लिए एक युद्ध का वर्णन करता है जिसमें नगर नष्ट हो जाता है। वह युद्ध और उसके परिणामस्वरूप नगर में हुई तबाही का वर्णन ऐसे करता है मानो वह इसे घटित होते हुए देख रहा हो, संभवतः इसलिए क्योंकि परमेश्वर ने उसे एक दर्शन में यह सब दिखाया था (1:1)। हालाँकि, असली युद्ध और विनाश नहूम द्वारा यह भविष्यद्वाणी कहे जाने के कई साल बाद हुआ। अगर यह आपके अनुवाद में सहायक हो, तो आप इसे एक पाद टिप्पणी में समझा सकते हैं, या आप क्रियाओं को भविष्य काल में बदल सकते हैं ताकि आपके पाठकों को पता चले कि नहूम किसी ऐसी बात की भविष्यद्वाणी कर रहा था जो बाद में घटित होगी; और उस समय ऐसा नहीं हो रहा था।</w:t>
-      </w:r>
-    </w:p>
-    <w:p>
-      <w:pPr>
-        <w:pStyle w:val="Heading4"/>
-      </w:pPr>
-      <w:r>
-        <w:rPr>
-          <w:lang w:val="hi_IN" w:bidi="hi_IN"/>
-        </w:rPr>
-        <w:t>विस्तारित रूपक</w:t>
-      </w:r>
-    </w:p>
-    <w:p>
-      <w:pPr/>
-      <w:r>
-        <w:rPr>
-          <w:lang w:val="hi_IN" w:bidi="hi_IN"/>
-        </w:rPr>
-      </w:r>
-      <w:r>
-        <w:rPr>
-          <w:lang w:val="hi_IN" w:bidi="hi_IN"/>
-        </w:rPr>
-        <w:t xml:space="preserve">2:11–13 में एक विस्तारित रूपक है। इस रूपक में, यहोवा नीनवे की तुलना एक </w:t>
-      </w:r>
-      <w:r>
-        <w:rPr>
-          <w:lang w:val="hi_IN" w:bidi="hi_IN"/>
-        </w:rPr>
-        <w:t xml:space="preserve">सिंह की माँद </w:t>
-      </w:r>
-      <w:r>
-        <w:rPr>
-          <w:lang w:val="hi_IN" w:bidi="hi_IN"/>
-        </w:rPr>
-        <w:t>से करते हैं और उसके निवासियों की तुलना उन सिंहों से करते हैं जो अपने शत्रुओं को मारते और खा जाते हैं। यदि यह आपके पाठकों के लिए अस्पष्ट है, तो आप एक पाद टिप्पणी में स्पष्टीकरण प्रदान कर सकते हैं। (देखें: विस्तारित रूपक)।</w:t>
-      </w:r>
-      <w:r>
-        <w:rPr>
-          <w:lang w:val="hi_IN" w:bidi="hi_IN"/>
-        </w:rPr>
-      </w:r>
-      <w:r>
-        <w:rPr>
-          <w:lang w:val="hi_IN" w:bidi="hi_IN"/>
-        </w:rPr>
-      </w:r>
-    </w:p>
-    <w:p>
-      <w:pPr/>
-      <w:r>
-        <w:rPr>
-          <w:lang w:val="hi_IN" w:bidi="hi_IN"/>
-        </w:rPr>
-      </w:r>
-    </w:p>
-    <w:p>
-      <w:pPr>
-        <w:pStyle w:val="Heading2"/>
-      </w:pPr>
-      <w:r>
-        <w:rPr>
-          <w:lang w:val="hi_IN" w:bidi="hi_IN"/>
-        </w:rPr>
-        <w:t>नहूम - अध्याय 3 परिचय</w:t>
-      </w:r>
-      <w:r>
-        <w:rPr>
-          <w:lang w:val="hi_IN" w:bidi="hi_IN"/>
-        </w:rPr>
-      </w:r>
-    </w:p>
-    <w:p>
-      <w:pPr>
-        <w:pStyle w:val="Heading3"/>
-      </w:pPr>
-      <w:r>
-        <w:rPr>
-          <w:lang w:val="hi_IN" w:bidi="hi_IN"/>
-        </w:rPr>
-        <w:t>संरचना और संरूपण</w:t>
-      </w:r>
-    </w:p>
-    <w:p>
-      <w:pPr/>
-      <w:r>
-        <w:rPr>
-          <w:lang w:val="hi_IN" w:bidi="hi_IN"/>
-        </w:rPr>
-      </w:r>
-      <w:r>
-        <w:rPr>
-          <w:lang w:val="hi_IN" w:bidi="hi_IN"/>
-        </w:rPr>
-        <w:t>यदि आपने इस पुस्तक के पाठ को कविता की छोटी पंक्तियों में ढालने का निर्णय लिया है, तो आप इस अध्याय में भी ऐसा ही कर सकते हैं।</w:t>
-      </w:r>
-    </w:p>
-    <w:p>
-      <w:pPr/>
-      <w:r>
-        <w:rPr>
-          <w:lang w:val="hi_IN" w:bidi="hi_IN"/>
-        </w:rPr>
-      </w:r>
-      <w:r>
-        <w:rPr>
-          <w:lang w:val="hi_IN" w:bidi="hi_IN"/>
-        </w:rPr>
-        <w:t>तीन अध्यायों में विभाजित होने के बावजूद, इस पुस्तक में एक लंबी भविष्यद्वाणी है।</w:t>
-      </w:r>
-    </w:p>
-    <w:p>
-      <w:pPr>
-        <w:pStyle w:val="Heading4"/>
-      </w:pPr>
-      <w:r>
-        <w:rPr>
-          <w:lang w:val="hi_IN" w:bidi="hi_IN"/>
-        </w:rPr>
-        <w:t>अध्याय 3 की रूपरेखा</w:t>
-      </w:r>
-    </w:p>
-    <w:p>
-      <w:pPr>
-        <w:pStyle w:val="ListNumber"/>
-        <w:numPr>
-          <w:ilvl w:val="0"/>
-          <w:numId w:val="17"/>
-        </w:numPr>
-        <w:spacing w:line="240" w:lineRule="auto"/>
-        <w:ind w:left="720"/>
-      </w:pPr>
-      <w:r>
-        <w:rPr>
-          <w:lang w:val="hi_IN" w:bidi="hi_IN"/>
-        </w:rPr>
-      </w:r>
-      <w:r>
-        <w:rPr>
-          <w:lang w:val="hi_IN" w:bidi="hi_IN"/>
-        </w:rPr>
-        <w:t>नीनवे पर हाय (3:1–3)</w:t>
-      </w:r>
-    </w:p>
-    <w:p>
-      <w:pPr>
-        <w:pStyle w:val="ListNumber"/>
-        <w:spacing w:line="240" w:lineRule="auto"/>
-        <w:ind w:left="720"/>
-      </w:pPr>
-      <w:r>
-        <w:rPr>
-          <w:lang w:val="hi_IN" w:bidi="hi_IN"/>
-        </w:rPr>
-      </w:r>
-      <w:r>
-        <w:rPr>
-          <w:lang w:val="hi_IN" w:bidi="hi_IN"/>
-        </w:rPr>
-        <w:t>नीनवे एक वेश्या (3:4–7)</w:t>
-      </w:r>
-    </w:p>
-    <w:p>
-      <w:pPr>
-        <w:pStyle w:val="ListNumber"/>
-        <w:spacing w:line="240" w:lineRule="auto"/>
-        <w:ind w:left="720"/>
-      </w:pPr>
-      <w:r>
-        <w:rPr>
-          <w:lang w:val="hi_IN" w:bidi="hi_IN"/>
-        </w:rPr>
-      </w:r>
-      <w:r>
-        <w:rPr>
-          <w:lang w:val="hi_IN" w:bidi="hi_IN"/>
-        </w:rPr>
-        <w:t>अमोन नगरी का उदाहरण (3:8–11)</w:t>
-      </w:r>
-    </w:p>
-    <w:p>
-      <w:pPr>
-        <w:pStyle w:val="ListNumber"/>
-        <w:spacing w:line="240" w:lineRule="auto"/>
-        <w:ind w:left="720"/>
-      </w:pPr>
-      <w:r>
-        <w:rPr>
-          <w:lang w:val="hi_IN" w:bidi="hi_IN"/>
-        </w:rPr>
-      </w:r>
-      <w:r>
-        <w:rPr>
-          <w:lang w:val="hi_IN" w:bidi="hi_IN"/>
-        </w:rPr>
-        <w:t>नीनवे का विनाश निश्चित है (3:12–19)</w:t>
-      </w:r>
-    </w:p>
-    <w:p>
-      <w:pPr>
-        <w:pStyle w:val="Heading3"/>
-      </w:pPr>
-      <w:r>
-        <w:rPr>
-          <w:lang w:val="hi_IN" w:bidi="hi_IN"/>
-        </w:rPr>
-        <w:t>इस अध्याय में धार्मिक और सांस्कृतिक अवधारणाएँ</w:t>
-      </w:r>
-    </w:p>
-    <w:p>
-      <w:pPr>
-        <w:pStyle w:val="Heading4"/>
-      </w:pPr>
-      <w:r>
-        <w:rPr>
-          <w:lang w:val="hi_IN" w:bidi="hi_IN"/>
-        </w:rPr>
-        <w:t>3:15–17 में टिड्डियाँ</w:t>
-      </w:r>
-    </w:p>
-    <w:p>
-      <w:pPr/>
-      <w:r>
-        <w:rPr>
-          <w:lang w:val="hi_IN" w:bidi="hi_IN"/>
-        </w:rPr>
-      </w:r>
-      <w:r>
-        <w:rPr>
-          <w:lang w:val="hi_IN" w:bidi="hi_IN"/>
-        </w:rPr>
-        <w:t>प्राचीन पश्चिमी एशिया में टिड्डियों के हमले अक्सर होते थे। टिड्डी एक प्रकार की कीट होती है जो अनगिनत संख्या में आती थी। उनकी संख्या इतनी ज़्यादा होती थी कि वे आकाश को ऐसे काले बादल की तरह काला कर देती थीं जिससे सूर्य की रोशनी रुक जाती थी। वे अक्सर लंबे समय तक बारिश न होने के बाद आती थीं। वे खेतों में जो भी फसलें बची होती थीं, उन पर आ जाती थीं और उन्हें पूरी तरह से नष्ट कर देती थीं। टिड्डियों को रोका नहीं जा सकता था, और वे भयंकर नुकसान पहुँचाती थीं। इस कारण से, टिड्डियों के आक्रमण पुराने नियम में व्यापक सैन्य हमलों की एक शक्तिशाली छवि के रूप में कार्य करते थे।</w:t>
-      </w:r>
-    </w:p>
-    <w:p>
-      <w:pPr>
-        <w:pStyle w:val="Heading3"/>
-      </w:pPr>
-      <w:r>
-        <w:rPr>
-          <w:lang w:val="hi_IN" w:bidi="hi_IN"/>
-        </w:rPr>
-        <w:t>अनुवाद सम्बन्धी मुद्दा</w:t>
-      </w:r>
-    </w:p>
-    <w:p>
-      <w:pPr/>
-      <w:r>
-        <w:rPr>
-          <w:lang w:val="hi_IN" w:bidi="hi_IN"/>
-        </w:rPr>
-      </w:r>
-      <w:r>
-        <w:rPr>
-          <w:lang w:val="hi_IN" w:bidi="hi_IN"/>
-        </w:rPr>
-        <w:t>3:4–7 में एक विस्तारित रूपक है। इस रूपक में, यहोवा नीनवे की तुलना एक वेश्या से करते हैं जो सुन्दरता और जादू टोना के द्वारा पुरुषों को अपने नियंत्रण में ले आती है। वेश्यावृत्ति और जादू टोना दोनों मूर्तिपूजा से जुड़े थे, और बाइबल में वेश्यावृत्ति का उपयोग मूर्तिपूजा के एक रूपक के रूप में किया जाता है। जिस प्रकार एक वेश्या अपने पति के प्रति वफादार नहीं रहती, उसी प्रकार जो लोग मूर्तियों की पूजा करते हैं वे एकमात्र सच्चे परमेश्वर के प्रति वफादार नहीं रहते, जो आराधना के योग्य है। नीनवे एक बहुत शक्तिशाली और समृद्ध नगर था, और इस प्रकार, दूसरों के लिए नीनवे के तरीकों को अपनाना और नीनवे के देवताओं की पूजा करना आकर्षक था। यदि यह आपके पाठकों के लिए स्पष्ट नहीं है, तो आप एक पाद टिप्पणी में स्पष्टीकरण प्रदान कर सकते हैं। (देखें: विस्तारित रूपक)।</w:t>
       </w:r>
       <w:r>
         <w:rPr>

--- a/hin/docx/34.content.docx
+++ b/hin/docx/34.content.docx
@@ -1174,20 +1174,6 @@
       </w:r>
       <w:r>
         <w:rPr>
-          <w:lang w:val="hi_IN" w:bidi="hi_IN"/>
-        </w:rPr>
-        <w:t>נֹקֵ֤ם &amp; לְ⁠צָרָ֔י⁠ו</w:t>
-      </w:r>
-    </w:p>
-    <w:p>
-      <w:pPr/>
-      <w:r>
-        <w:rPr>
-          <w:lang w:val="hi_IN" w:bidi="hi_IN"/>
-        </w:rPr>
-      </w:r>
-      <w:r>
-        <w:rPr>
           <w:b/>
           <w:lang w:val="hi_IN" w:bidi="hi_IN"/>
         </w:rPr>
@@ -3011,20 +2997,6 @@
       </w:r>
       <w:r>
         <w:rPr>
-          <w:lang w:val="hi_IN" w:bidi="hi_IN"/>
-        </w:rPr>
-        <w:t>לִ⁠פְנֵ֤י זַעְמ⁠וֹ֙ &amp; חֲמָת⁠וֹ֙ נִתְּכָ֣ה כָ⁠אֵ֔שׁ</w:t>
-      </w:r>
-    </w:p>
-    <w:p>
-      <w:pPr/>
-      <w:r>
-        <w:rPr>
-          <w:lang w:val="hi_IN" w:bidi="hi_IN"/>
-        </w:rPr>
-      </w:r>
-      <w:r>
-        <w:rPr>
           <w:b/>
           <w:lang w:val="hi_IN" w:bidi="hi_IN"/>
         </w:rPr>
@@ -3149,7 +3121,7 @@
         <w:rPr>
           <w:lang w:val="hi_IN" w:bidi="hi_IN"/>
         </w:rPr>
-        <w:t>לִ⁠פְנֵ֤י זַעְמ⁠וֹ֙ מִ֣י יַֽעֲמ֔וֹד</w:t>
+        <w:t>וּ⁠מִ֥י יָק֖וּם בַּ⁠חֲר֣וֹן אַפּ֑⁠וֹ</w:t>
       </w:r>
     </w:p>
     <w:p>
@@ -3244,20 +3216,6 @@
       </w:r>
       <w:r>
         <w:rPr>
-          <w:lang w:val="hi_IN" w:bidi="hi_IN"/>
-        </w:rPr>
-        <w:t>וּ⁠מִ֥י יָק֖וּם בַּ⁠חֲר֣וֹן אַפּ֑⁠וֹ</w:t>
-      </w:r>
-    </w:p>
-    <w:p>
-      <w:pPr/>
-      <w:r>
-        <w:rPr>
-          <w:lang w:val="hi_IN" w:bidi="hi_IN"/>
-        </w:rPr>
-      </w:r>
-      <w:r>
-        <w:rPr>
           <w:b/>
           <w:lang w:val="hi_IN" w:bidi="hi_IN"/>
         </w:rPr>
@@ -4465,20 +4423,6 @@
       </w:r>
       <w:r>
         <w:rPr>
-          <w:lang w:val="hi_IN" w:bidi="hi_IN"/>
-        </w:rPr>
-        <w:t>עַד־סִירִ֣ים סְבֻכִ֔ים וּ⁠כְ⁠סָבְאָ֖⁠ם סְבוּאִ֑ים אֻ֨כְּל֔וּ</w:t>
-      </w:r>
-    </w:p>
-    <w:p>
-      <w:pPr/>
-      <w:r>
-        <w:rPr>
-          <w:lang w:val="hi_IN" w:bidi="hi_IN"/>
-        </w:rPr>
-      </w:r>
-      <w:r>
-        <w:rPr>
           <w:b/>
           <w:lang w:val="hi_IN" w:bidi="hi_IN"/>
         </w:rPr>
@@ -4562,20 +4506,6 @@
       </w:r>
       <w:r>
         <w:rPr>
-          <w:lang w:val="hi_IN" w:bidi="hi_IN"/>
-        </w:rPr>
-        <w:t>וּ⁠כְ⁠סָבְאָ֖⁠ם &amp; אֻ֨כְּל֔וּ</w:t>
-      </w:r>
-    </w:p>
-    <w:p>
-      <w:pPr/>
-      <w:r>
-        <w:rPr>
-          <w:lang w:val="hi_IN" w:bidi="hi_IN"/>
-        </w:rPr>
-      </w:r>
-      <w:r>
-        <w:rPr>
           <w:b/>
           <w:lang w:val="hi_IN" w:bidi="hi_IN"/>
         </w:rPr>
@@ -5209,20 +5139,6 @@
       </w:r>
       <w:r>
         <w:rPr>
-          <w:lang w:val="hi_IN" w:bidi="hi_IN"/>
-        </w:rPr>
-        <w:t>חֹשֵׁ֥ב &amp; רָעָ֑ה יֹעֵ֖ץ בְּלִיָּֽעַל</w:t>
-      </w:r>
-    </w:p>
-    <w:p>
-      <w:pPr/>
-      <w:r>
-        <w:rPr>
-          <w:lang w:val="hi_IN" w:bidi="hi_IN"/>
-        </w:rPr>
-      </w:r>
-      <w:r>
-        <w:rPr>
           <w:b/>
           <w:lang w:val="hi_IN" w:bidi="hi_IN"/>
         </w:rPr>
@@ -5554,20 +5470,6 @@
         <w:rPr>
           <w:lang w:val="hi_IN" w:bidi="hi_IN"/>
         </w:rPr>
-      </w:r>
-    </w:p>
-    <w:p>
-      <w:pPr/>
-      <w:r>
-        <w:rPr>
-          <w:lang w:val="hi_IN" w:bidi="hi_IN"/>
-        </w:rPr>
-      </w:r>
-      <w:r>
-        <w:rPr>
-          <w:lang w:val="hi_IN" w:bidi="hi_IN"/>
-        </w:rPr>
-        <w:t>נָגֹ֖זּוּ וְ⁠עָבָ֑ר</w:t>
       </w:r>
     </w:p>
     <w:p>
@@ -8920,20 +8822,6 @@
       </w:r>
       <w:r>
         <w:rPr>
-          <w:lang w:val="hi_IN" w:bidi="hi_IN"/>
-        </w:rPr>
-        <w:t>שָׁ֤ב יְהוָה֙ אֶת־גְּא֣וֹן יַעֲקֹ֔ב כִּ⁠גְא֖וֹן יִשְׂרָאֵ֑ל</w:t>
-      </w:r>
-    </w:p>
-    <w:p>
-      <w:pPr/>
-      <w:r>
-        <w:rPr>
-          <w:lang w:val="hi_IN" w:bidi="hi_IN"/>
-        </w:rPr>
-      </w:r>
-      <w:r>
-        <w:rPr>
           <w:b/>
           <w:lang w:val="hi_IN" w:bidi="hi_IN"/>
         </w:rPr>
@@ -10550,20 +10438,6 @@
       </w:r>
       <w:r>
         <w:rPr>
-          <w:lang w:val="hi_IN" w:bidi="hi_IN"/>
-        </w:rPr>
-        <w:t>שַׁעֲרֵ֥י הַ⁠נְּהָר֖וֹת נִפְתָּ֑חוּ וְ⁠הַֽ⁠הֵיכָ֖ל נָמֽוֹג</w:t>
-      </w:r>
-    </w:p>
-    <w:p>
-      <w:pPr/>
-      <w:r>
-        <w:rPr>
-          <w:lang w:val="hi_IN" w:bidi="hi_IN"/>
-        </w:rPr>
-      </w:r>
-      <w:r>
-        <w:rPr>
           <w:b/>
           <w:lang w:val="hi_IN" w:bidi="hi_IN"/>
         </w:rPr>
@@ -10661,20 +10535,6 @@
       </w:r>
       <w:r>
         <w:rPr>
-          <w:lang w:val="hi_IN" w:bidi="hi_IN"/>
-        </w:rPr>
-        <w:t>שַׁעֲרֵ֥י הַ⁠נְּהָר֖וֹת</w:t>
-      </w:r>
-    </w:p>
-    <w:p>
-      <w:pPr/>
-      <w:r>
-        <w:rPr>
-          <w:lang w:val="hi_IN" w:bidi="hi_IN"/>
-        </w:rPr>
-      </w:r>
-      <w:r>
-        <w:rPr>
           <w:b/>
           <w:lang w:val="hi_IN" w:bidi="hi_IN"/>
         </w:rPr>
@@ -11362,6 +11222,128 @@
       </w:r>
       <w:r>
         <w:rPr>
+          <w:b/>
+          <w:lang w:val="hi_IN" w:bidi="hi_IN"/>
+        </w:rPr>
+        <w:t>"</w:t>
+      </w:r>
+      <w:r>
+        <w:rPr>
+          <w:b/>
+          <w:lang w:val="hi_IN" w:bidi="hi_IN"/>
+        </w:rPr>
+        <w:t>हुसेब नंगी करके बँधुआई में ले ली जाएगी, और उसकी दासियाँ</w:t>
+      </w:r>
+      <w:r>
+        <w:rPr>
+          <w:b/>
+          <w:lang w:val="hi_IN" w:bidi="hi_IN"/>
+        </w:rPr>
+        <w:t>"</w:t>
+      </w:r>
+    </w:p>
+    <w:p>
+      <w:pPr/>
+      <w:r>
+        <w:rPr>
+          <w:lang w:val="hi_IN" w:bidi="hi_IN"/>
+        </w:rPr>
+      </w:r>
+      <w:r>
+        <w:rPr>
+          <w:lang w:val="hi_IN" w:bidi="hi_IN"/>
+        </w:rPr>
+        <w:t xml:space="preserve">सर्वनाम </w:t>
+      </w:r>
+      <w:r>
+        <w:rPr>
+          <w:b/>
+          <w:lang w:val="hi_IN" w:bidi="hi_IN"/>
+        </w:rPr>
+        <w:t>उसकी</w:t>
+      </w:r>
+      <w:r>
+        <w:rPr>
+          <w:lang w:val="hi_IN" w:bidi="hi_IN"/>
+        </w:rPr>
+        <w:t xml:space="preserve"> नीनवे को संदर्भित करते हैं। यदि यह आपके पाठकों के लिए स्पष्ट नहीं है, तो आप नाम का उपयोग कर सकते हैं। वैकल्पिक अनुवाद: [नीनवे को बँधुआई में ले जाया गया; नीनवे को दूर ले जाया गया, और नीनवे की </w:t>
+      </w:r>
+      <w:r>
+        <w:rPr>
+          <w:lang w:val="hi_IN" w:bidi="hi_IN"/>
+        </w:rPr>
+        <w:t>दासियाँ</w:t>
+      </w:r>
+      <w:r>
+        <w:rPr>
+          <w:lang w:val="hi_IN" w:bidi="hi_IN"/>
+        </w:rPr>
+        <w:t>]</w:t>
+      </w:r>
+    </w:p>
+    <w:p>
+      <w:pPr/>
+      <w:r>
+        <w:rPr>
+          <w:lang w:val="hi_IN" w:bidi="hi_IN"/>
+        </w:rPr>
+      </w:r>
+      <w:r>
+        <w:rPr>
+          <w:lang w:val="hi_IN" w:bidi="hi_IN"/>
+        </w:rPr>
+        <w:t xml:space="preserve">देखें: </w:t>
+      </w:r>
+      <w:r>
+        <w:rPr>
+          <w:lang w:val="hi_IN" w:bidi="hi_IN"/>
+        </w:rPr>
+        <w:t>सर्वनाम — उनका उपयोग कब करें</w:t>
+      </w:r>
+      <w:r>
+        <w:rPr>
+          <w:lang w:val="hi_IN" w:bidi="hi_IN"/>
+        </w:rPr>
+      </w:r>
+      <w:r>
+        <w:rPr>
+          <w:lang w:val="hi_IN" w:bidi="hi_IN"/>
+        </w:rPr>
+      </w:r>
+    </w:p>
+    <w:p>
+      <w:pPr/>
+      <w:r>
+        <w:rPr>
+          <w:lang w:val="hi_IN" w:bidi="hi_IN"/>
+        </w:rPr>
+      </w:r>
+    </w:p>
+    <w:p>
+      <w:pPr>
+        <w:pStyle w:val="Heading2"/>
+      </w:pPr>
+      <w:r>
+        <w:rPr>
+          <w:lang w:val="hi_IN" w:bidi="hi_IN"/>
+        </w:rPr>
+        <w:t>नहूम 2:7 (#5)</w:t>
+      </w:r>
+      <w:r>
+        <w:rPr>
+          <w:lang w:val="hi_IN" w:bidi="hi_IN"/>
+        </w:rPr>
+      </w:r>
+    </w:p>
+    <w:p>
+      <w:pPr/>
+      <w:r>
+        <w:rPr>
+          <w:lang w:val="hi_IN" w:bidi="hi_IN"/>
+        </w:rPr>
+      </w:r>
+      <w:r>
+        <w:rPr>
           <w:lang w:val="hi_IN" w:bidi="hi_IN"/>
         </w:rPr>
         <w:t>גֻּלְּתָ֣ה הֹֽעֲלָ֑תָה וְ⁠אַמְהֹתֶ֗י⁠הָ</w:t>
@@ -11407,6 +11389,696 @@
         <w:rPr>
           <w:lang w:val="hi_IN" w:bidi="hi_IN"/>
         </w:rPr>
+        <w:t xml:space="preserve">नहूम नीनवे के बारे में ऐसे बोलते हैं जैसे वह नगर एक स्त्री हो जिसकी </w:t>
+      </w:r>
+      <w:r>
+        <w:rPr>
+          <w:lang w:val="hi_IN" w:bidi="hi_IN"/>
+        </w:rPr>
+        <w:t>दासियाँ</w:t>
+      </w:r>
+      <w:r>
+        <w:rPr>
+          <w:lang w:val="hi_IN" w:bidi="hi_IN"/>
+        </w:rPr>
+        <w:t xml:space="preserve"> हों और जिसे बँधुआई में ले जाया जा सके। वह नगर की </w:t>
+      </w:r>
+      <w:r>
+        <w:rPr>
+          <w:lang w:val="hi_IN" w:bidi="hi_IN"/>
+        </w:rPr>
+        <w:t>स्त्रियों के बारे में भी ऐसे बात</w:t>
+      </w:r>
+      <w:r>
+        <w:rPr>
+          <w:lang w:val="hi_IN" w:bidi="hi_IN"/>
+        </w:rPr>
+        <w:t xml:space="preserve"> बोलते हैं </w:t>
+      </w:r>
+      <w:r>
+        <w:rPr>
+          <w:lang w:val="hi_IN" w:bidi="hi_IN"/>
+        </w:rPr>
+        <w:t>मानो वे उस स्त्री की सेवा करती हों</w:t>
+      </w:r>
+      <w:r>
+        <w:rPr>
+          <w:lang w:val="hi_IN" w:bidi="hi_IN"/>
+        </w:rPr>
+        <w:t>। यदि आपकी भाषा में यह सहायक हो, तो आप अर्थ को सीधे तौर पर व्यक्त कर सकते हैं। वैकल्पिक अनुवाद: [नीनवे के निवासी को बँधुआई में ले जाया गया; उन्हें दूर ले जाया गया, और नीनवे की स्त्रियाँ]</w:t>
+      </w:r>
+    </w:p>
+    <w:p>
+      <w:pPr/>
+      <w:r>
+        <w:rPr>
+          <w:lang w:val="hi_IN" w:bidi="hi_IN"/>
+        </w:rPr>
+      </w:r>
+      <w:r>
+        <w:rPr>
+          <w:lang w:val="hi_IN" w:bidi="hi_IN"/>
+        </w:rPr>
+        <w:t xml:space="preserve">देखें: </w:t>
+      </w:r>
+      <w:r>
+        <w:rPr>
+          <w:lang w:val="hi_IN" w:bidi="hi_IN"/>
+        </w:rPr>
+        <w:t>मानवीकरण</w:t>
+      </w:r>
+      <w:r>
+        <w:rPr>
+          <w:lang w:val="hi_IN" w:bidi="hi_IN"/>
+        </w:rPr>
+      </w:r>
+      <w:r>
+        <w:rPr>
+          <w:lang w:val="hi_IN" w:bidi="hi_IN"/>
+        </w:rPr>
+      </w:r>
+    </w:p>
+    <w:p>
+      <w:pPr/>
+      <w:r>
+        <w:rPr>
+          <w:lang w:val="hi_IN" w:bidi="hi_IN"/>
+        </w:rPr>
+      </w:r>
+    </w:p>
+    <w:p>
+      <w:pPr>
+        <w:pStyle w:val="Heading2"/>
+      </w:pPr>
+      <w:r>
+        <w:rPr>
+          <w:lang w:val="hi_IN" w:bidi="hi_IN"/>
+        </w:rPr>
+        <w:t>नहूम 2:7 (#6)</w:t>
+      </w:r>
+      <w:r>
+        <w:rPr>
+          <w:lang w:val="hi_IN" w:bidi="hi_IN"/>
+        </w:rPr>
+      </w:r>
+    </w:p>
+    <w:p>
+      <w:pPr/>
+      <w:r>
+        <w:rPr>
+          <w:lang w:val="hi_IN" w:bidi="hi_IN"/>
+        </w:rPr>
+      </w:r>
+      <w:r>
+        <w:rPr>
+          <w:lang w:val="hi_IN" w:bidi="hi_IN"/>
+        </w:rPr>
+        <w:t>לִבְבֵ⁠הֶֽן</w:t>
+      </w:r>
+    </w:p>
+    <w:p>
+      <w:pPr/>
+      <w:r>
+        <w:rPr>
+          <w:lang w:val="hi_IN" w:bidi="hi_IN"/>
+        </w:rPr>
+      </w:r>
+      <w:r>
+        <w:rPr>
+          <w:b/>
+          <w:lang w:val="hi_IN" w:bidi="hi_IN"/>
+        </w:rPr>
+        <w:t>"</w:t>
+      </w:r>
+      <w:r>
+        <w:rPr>
+          <w:b/>
+          <w:lang w:val="hi_IN" w:bidi="hi_IN"/>
+        </w:rPr>
+        <w:t>छाती पीटती हुई</w:t>
+      </w:r>
+      <w:r>
+        <w:rPr>
+          <w:b/>
+          <w:lang w:val="hi_IN" w:bidi="hi_IN"/>
+        </w:rPr>
+        <w:t>"</w:t>
+      </w:r>
+    </w:p>
+    <w:p>
+      <w:pPr/>
+      <w:r>
+        <w:rPr>
+          <w:lang w:val="hi_IN" w:bidi="hi_IN"/>
+        </w:rPr>
+      </w:r>
+      <w:r>
+        <w:rPr>
+          <w:lang w:val="hi_IN" w:bidi="hi_IN"/>
+        </w:rPr>
+        <w:t xml:space="preserve">मूल भाषा में यहाँ हृदय शब्द उपयोग किया गया है जबकि हिन्दी अनुवाद में यहाँ </w:t>
+      </w:r>
+      <w:r>
+        <w:rPr>
+          <w:b/>
+          <w:lang w:val="hi_IN" w:bidi="hi_IN"/>
+        </w:rPr>
+        <w:t>छाती</w:t>
+      </w:r>
+      <w:r>
+        <w:rPr>
+          <w:lang w:val="hi_IN" w:bidi="hi_IN"/>
+        </w:rPr>
+        <w:t xml:space="preserve"> शब्द उपयोग किया गया है। यहाँ, </w:t>
+      </w:r>
+      <w:r>
+        <w:rPr>
+          <w:b/>
+          <w:lang w:val="hi_IN" w:bidi="hi_IN"/>
+        </w:rPr>
+        <w:t>हृदय</w:t>
+      </w:r>
+      <w:r>
+        <w:rPr>
+          <w:lang w:val="hi_IN" w:bidi="hi_IN"/>
+        </w:rPr>
+        <w:t xml:space="preserve"> का तात्पर्य छाती से है। यदि यह आपकी भाषा में सहायक होगा, तो आप अपनी भाषा से एक समकक्ष अभिव्यक्ति का उपयोग कर सकते हैं या अर्थ को स्पष्ट रूप से बता सकते हैं। वैकल्पिक अनुवाद: [अपनी छाती]</w:t>
+      </w:r>
+    </w:p>
+    <w:p>
+      <w:pPr/>
+      <w:r>
+        <w:rPr>
+          <w:lang w:val="hi_IN" w:bidi="hi_IN"/>
+        </w:rPr>
+      </w:r>
+      <w:r>
+        <w:rPr>
+          <w:lang w:val="hi_IN" w:bidi="hi_IN"/>
+        </w:rPr>
+        <w:t xml:space="preserve">देखें: </w:t>
+      </w:r>
+      <w:r>
+        <w:rPr>
+          <w:lang w:val="hi_IN" w:bidi="hi_IN"/>
+        </w:rPr>
+        <w:t>लक्षणालंकार</w:t>
+      </w:r>
+      <w:r>
+        <w:rPr>
+          <w:lang w:val="hi_IN" w:bidi="hi_IN"/>
+        </w:rPr>
+      </w:r>
+      <w:r>
+        <w:rPr>
+          <w:lang w:val="hi_IN" w:bidi="hi_IN"/>
+        </w:rPr>
+      </w:r>
+    </w:p>
+    <w:p>
+      <w:pPr/>
+      <w:r>
+        <w:rPr>
+          <w:lang w:val="hi_IN" w:bidi="hi_IN"/>
+        </w:rPr>
+      </w:r>
+    </w:p>
+    <w:p>
+      <w:pPr>
+        <w:pStyle w:val="Heading2"/>
+      </w:pPr>
+      <w:r>
+        <w:rPr>
+          <w:lang w:val="hi_IN" w:bidi="hi_IN"/>
+        </w:rPr>
+        <w:t>नहूम 2:7 (#7)</w:t>
+      </w:r>
+      <w:r>
+        <w:rPr>
+          <w:lang w:val="hi_IN" w:bidi="hi_IN"/>
+        </w:rPr>
+      </w:r>
+    </w:p>
+    <w:p>
+      <w:pPr/>
+      <w:r>
+        <w:rPr>
+          <w:lang w:val="hi_IN" w:bidi="hi_IN"/>
+        </w:rPr>
+      </w:r>
+      <w:r>
+        <w:rPr>
+          <w:lang w:val="hi_IN" w:bidi="hi_IN"/>
+        </w:rPr>
+        <w:t>מְתֹפְפֹ֖ת עַל־לִבְבֵ⁠הֶֽן</w:t>
+      </w:r>
+    </w:p>
+    <w:p>
+      <w:pPr/>
+      <w:r>
+        <w:rPr>
+          <w:lang w:val="hi_IN" w:bidi="hi_IN"/>
+        </w:rPr>
+      </w:r>
+      <w:r>
+        <w:rPr>
+          <w:b/>
+          <w:lang w:val="hi_IN" w:bidi="hi_IN"/>
+        </w:rPr>
+        <w:t>"</w:t>
+      </w:r>
+      <w:r>
+        <w:rPr>
+          <w:b/>
+          <w:lang w:val="hi_IN" w:bidi="hi_IN"/>
+        </w:rPr>
+        <w:t>दासियाँ छाती पीटती हुई</w:t>
+      </w:r>
+      <w:r>
+        <w:rPr>
+          <w:b/>
+          <w:lang w:val="hi_IN" w:bidi="hi_IN"/>
+        </w:rPr>
+        <w:t>"</w:t>
+      </w:r>
+    </w:p>
+    <w:p>
+      <w:pPr/>
+      <w:r>
+        <w:rPr>
+          <w:lang w:val="hi_IN" w:bidi="hi_IN"/>
+        </w:rPr>
+      </w:r>
+      <w:r>
+        <w:rPr>
+          <w:lang w:val="hi_IN" w:bidi="hi_IN"/>
+        </w:rPr>
+        <w:t xml:space="preserve">जब लोग अपने हृदय या छाती </w:t>
+      </w:r>
+      <w:r>
+        <w:rPr>
+          <w:lang w:val="hi_IN" w:bidi="hi_IN"/>
+        </w:rPr>
+        <w:t xml:space="preserve">पीटते </w:t>
+      </w:r>
+      <w:r>
+        <w:rPr>
+          <w:lang w:val="hi_IN" w:bidi="hi_IN"/>
+        </w:rPr>
+        <w:t xml:space="preserve">थे, तो यह एक प्रतीकात्मक क्रिया होती थी यह दिखाने के लिए कि वे दुखी थे। यदि यह आपके पाठकों के लिए स्पष्ट नहीं है, तो आप इस क्रिया के महत्व को पाठ में या एक पद टिप्पणी में समझा सकते हैं। वैकल्पिक अनुवाद: [दुख के मारे अपनी </w:t>
+      </w:r>
+      <w:r>
+        <w:rPr>
+          <w:lang w:val="hi_IN" w:bidi="hi_IN"/>
+        </w:rPr>
+        <w:t>छाती</w:t>
+      </w:r>
+      <w:r>
+        <w:rPr>
+          <w:lang w:val="hi_IN" w:bidi="hi_IN"/>
+        </w:rPr>
+        <w:t xml:space="preserve"> </w:t>
+      </w:r>
+      <w:r>
+        <w:rPr>
+          <w:lang w:val="hi_IN" w:bidi="hi_IN"/>
+        </w:rPr>
+        <w:t>पीटती हुई</w:t>
+      </w:r>
+      <w:r>
+        <w:rPr>
+          <w:lang w:val="hi_IN" w:bidi="hi_IN"/>
+        </w:rPr>
+        <w:t>]</w:t>
+      </w:r>
+    </w:p>
+    <w:p>
+      <w:pPr/>
+      <w:r>
+        <w:rPr>
+          <w:lang w:val="hi_IN" w:bidi="hi_IN"/>
+        </w:rPr>
+      </w:r>
+      <w:r>
+        <w:rPr>
+          <w:lang w:val="hi_IN" w:bidi="hi_IN"/>
+        </w:rPr>
+        <w:t xml:space="preserve">देखें: </w:t>
+      </w:r>
+      <w:r>
+        <w:rPr>
+          <w:lang w:val="hi_IN" w:bidi="hi_IN"/>
+        </w:rPr>
+        <w:t>प्रतीकात्मक कार्य</w:t>
+      </w:r>
+      <w:r>
+        <w:rPr>
+          <w:lang w:val="hi_IN" w:bidi="hi_IN"/>
+        </w:rPr>
+      </w:r>
+      <w:r>
+        <w:rPr>
+          <w:lang w:val="hi_IN" w:bidi="hi_IN"/>
+        </w:rPr>
+      </w:r>
+    </w:p>
+    <w:p>
+      <w:pPr/>
+      <w:r>
+        <w:rPr>
+          <w:lang w:val="hi_IN" w:bidi="hi_IN"/>
+        </w:rPr>
+      </w:r>
+    </w:p>
+    <w:p>
+      <w:pPr>
+        <w:pStyle w:val="Heading2"/>
+      </w:pPr>
+      <w:r>
+        <w:rPr>
+          <w:lang w:val="hi_IN" w:bidi="hi_IN"/>
+        </w:rPr>
+        <w:t>नहूम 2:8 (#1)</w:t>
+      </w:r>
+      <w:r>
+        <w:rPr>
+          <w:lang w:val="hi_IN" w:bidi="hi_IN"/>
+        </w:rPr>
+      </w:r>
+    </w:p>
+    <w:p>
+      <w:pPr/>
+      <w:r>
+        <w:rPr>
+          <w:lang w:val="hi_IN" w:bidi="hi_IN"/>
+        </w:rPr>
+      </w:r>
+      <w:r>
+        <w:rPr>
+          <w:lang w:val="hi_IN" w:bidi="hi_IN"/>
+        </w:rPr>
+        <w:t>כִ⁠בְרֵֽכַת־מַ֖יִם</w:t>
+      </w:r>
+    </w:p>
+    <w:p>
+      <w:pPr/>
+      <w:r>
+        <w:rPr>
+          <w:lang w:val="hi_IN" w:bidi="hi_IN"/>
+        </w:rPr>
+      </w:r>
+      <w:r>
+        <w:rPr>
+          <w:b/>
+          <w:lang w:val="hi_IN" w:bidi="hi_IN"/>
+        </w:rPr>
+        <w:t>"</w:t>
+      </w:r>
+      <w:r>
+        <w:rPr>
+          <w:b/>
+          <w:lang w:val="hi_IN" w:bidi="hi_IN"/>
+        </w:rPr>
+        <w:t>तब से तालाब के समान है</w:t>
+      </w:r>
+      <w:r>
+        <w:rPr>
+          <w:b/>
+          <w:lang w:val="hi_IN" w:bidi="hi_IN"/>
+        </w:rPr>
+        <w:t>"</w:t>
+      </w:r>
+    </w:p>
+    <w:p>
+      <w:pPr/>
+      <w:r>
+        <w:rPr>
+          <w:lang w:val="hi_IN" w:bidi="hi_IN"/>
+        </w:rPr>
+      </w:r>
+      <w:r>
+        <w:rPr>
+          <w:lang w:val="hi_IN" w:bidi="hi_IN"/>
+        </w:rPr>
+        <w:t>लेखक कह रहे हैं कि नीनवे एक शान्त और स्थिर पानी के कुण्ड की तरह थी। यदि यह आपकी भाषा में सहायक हो, तो आप इसे इस प्रकार स्पष्ट कर सकते हैं: [पानी के एक शांत कुण्ड की तरह अविचलित थी]</w:t>
+      </w:r>
+    </w:p>
+    <w:p>
+      <w:pPr/>
+      <w:r>
+        <w:rPr>
+          <w:lang w:val="hi_IN" w:bidi="hi_IN"/>
+        </w:rPr>
+      </w:r>
+      <w:r>
+        <w:rPr>
+          <w:lang w:val="hi_IN" w:bidi="hi_IN"/>
+        </w:rPr>
+        <w:t xml:space="preserve">देखें: </w:t>
+      </w:r>
+      <w:r>
+        <w:rPr>
+          <w:lang w:val="hi_IN" w:bidi="hi_IN"/>
+        </w:rPr>
+        <w:t>उपमा</w:t>
+      </w:r>
+      <w:r>
+        <w:rPr>
+          <w:lang w:val="hi_IN" w:bidi="hi_IN"/>
+        </w:rPr>
+      </w:r>
+      <w:r>
+        <w:rPr>
+          <w:lang w:val="hi_IN" w:bidi="hi_IN"/>
+        </w:rPr>
+      </w:r>
+    </w:p>
+    <w:p>
+      <w:pPr/>
+      <w:r>
+        <w:rPr>
+          <w:lang w:val="hi_IN" w:bidi="hi_IN"/>
+        </w:rPr>
+      </w:r>
+    </w:p>
+    <w:p>
+      <w:pPr>
+        <w:pStyle w:val="Heading2"/>
+      </w:pPr>
+      <w:r>
+        <w:rPr>
+          <w:lang w:val="hi_IN" w:bidi="hi_IN"/>
+        </w:rPr>
+        <w:t>नहूम 2:8 (#2)</w:t>
+      </w:r>
+      <w:r>
+        <w:rPr>
+          <w:lang w:val="hi_IN" w:bidi="hi_IN"/>
+        </w:rPr>
+      </w:r>
+    </w:p>
+    <w:p>
+      <w:pPr/>
+      <w:r>
+        <w:rPr>
+          <w:lang w:val="hi_IN" w:bidi="hi_IN"/>
+        </w:rPr>
+      </w:r>
+      <w:r>
+        <w:rPr>
+          <w:lang w:val="hi_IN" w:bidi="hi_IN"/>
+        </w:rPr>
+        <w:t>מִ֣⁠ימֵי הִ֑יא</w:t>
+      </w:r>
+    </w:p>
+    <w:p>
+      <w:pPr/>
+      <w:r>
+        <w:rPr>
+          <w:lang w:val="hi_IN" w:bidi="hi_IN"/>
+        </w:rPr>
+      </w:r>
+      <w:r>
+        <w:rPr>
+          <w:b/>
+          <w:lang w:val="hi_IN" w:bidi="hi_IN"/>
+        </w:rPr>
+        <w:t>"</w:t>
+      </w:r>
+      <w:r>
+        <w:rPr>
+          <w:b/>
+          <w:lang w:val="hi_IN" w:bidi="hi_IN"/>
+        </w:rPr>
+        <w:t>जब से बनी है</w:t>
+      </w:r>
+      <w:r>
+        <w:rPr>
+          <w:b/>
+          <w:lang w:val="hi_IN" w:bidi="hi_IN"/>
+        </w:rPr>
+        <w:t>"</w:t>
+      </w:r>
+    </w:p>
+    <w:p>
+      <w:pPr/>
+      <w:r>
+        <w:rPr>
+          <w:lang w:val="hi_IN" w:bidi="hi_IN"/>
+        </w:rPr>
+      </w:r>
+      <w:r>
+        <w:rPr>
+          <w:lang w:val="hi_IN" w:bidi="hi_IN"/>
+        </w:rPr>
+        <w:t xml:space="preserve">यहाँ, </w:t>
+      </w:r>
+      <w:r>
+        <w:rPr>
+          <w:b/>
+          <w:lang w:val="hi_IN" w:bidi="hi_IN"/>
+        </w:rPr>
+        <w:t>जब से बनी है</w:t>
+      </w:r>
+      <w:r>
+        <w:rPr>
+          <w:lang w:val="hi_IN" w:bidi="hi_IN"/>
+        </w:rPr>
+        <w:t xml:space="preserve"> वाक्यांश </w:t>
+      </w:r>
+      <w:r>
+        <w:rPr>
+          <w:lang w:val="hi_IN" w:bidi="hi_IN"/>
+        </w:rPr>
+        <w:t>नीनवे के एक नगर के रूप में अस्तित्व में रहने के समय को दर्शाता है</w:t>
+      </w:r>
+      <w:r>
+        <w:rPr>
+          <w:lang w:val="hi_IN" w:bidi="hi_IN"/>
+        </w:rPr>
+        <w:t>। यदि यह आपकी भाषा में सहायक होगा, तो आप अपनी भाषा से एक समकक्ष अभिव्यक्ति का उपयोग कर सकते हैं या अर्थ को सीधे रूप में बता सकते हैं। वैकल्पिक अनुवाद: [</w:t>
+      </w:r>
+      <w:r>
+        <w:rPr>
+          <w:lang w:val="hi_IN" w:bidi="hi_IN"/>
+        </w:rPr>
+        <w:t>उस समय जब नीनवे एक नगर था</w:t>
+      </w:r>
+      <w:r>
+        <w:rPr>
+          <w:lang w:val="hi_IN" w:bidi="hi_IN"/>
+        </w:rPr>
+        <w:t>]</w:t>
+      </w:r>
+    </w:p>
+    <w:p>
+      <w:pPr/>
+      <w:r>
+        <w:rPr>
+          <w:lang w:val="hi_IN" w:bidi="hi_IN"/>
+        </w:rPr>
+      </w:r>
+      <w:r>
+        <w:rPr>
+          <w:lang w:val="hi_IN" w:bidi="hi_IN"/>
+        </w:rPr>
+        <w:t xml:space="preserve">देखें: </w:t>
+      </w:r>
+      <w:r>
+        <w:rPr>
+          <w:lang w:val="hi_IN" w:bidi="hi_IN"/>
+        </w:rPr>
+        <w:t>लक्षणालंकार</w:t>
+      </w:r>
+      <w:r>
+        <w:rPr>
+          <w:lang w:val="hi_IN" w:bidi="hi_IN"/>
+        </w:rPr>
+      </w:r>
+      <w:r>
+        <w:rPr>
+          <w:lang w:val="hi_IN" w:bidi="hi_IN"/>
+        </w:rPr>
+      </w:r>
+    </w:p>
+    <w:p>
+      <w:pPr/>
+      <w:r>
+        <w:rPr>
+          <w:lang w:val="hi_IN" w:bidi="hi_IN"/>
+        </w:rPr>
+      </w:r>
+    </w:p>
+    <w:p>
+      <w:pPr>
+        <w:pStyle w:val="Heading2"/>
+      </w:pPr>
+      <w:r>
+        <w:rPr>
+          <w:lang w:val="hi_IN" w:bidi="hi_IN"/>
+        </w:rPr>
+        <w:t>नहूम 2:8 (#3)</w:t>
+      </w:r>
+      <w:r>
+        <w:rPr>
+          <w:lang w:val="hi_IN" w:bidi="hi_IN"/>
+        </w:rPr>
+      </w:r>
+    </w:p>
+    <w:p>
+      <w:pPr/>
+      <w:r>
+        <w:rPr>
+          <w:lang w:val="hi_IN" w:bidi="hi_IN"/>
+        </w:rPr>
+      </w:r>
+      <w:r>
+        <w:rPr>
+          <w:lang w:val="hi_IN" w:bidi="hi_IN"/>
+        </w:rPr>
+        <w:t>וְ⁠הֵ֣מָּה</w:t>
+      </w:r>
+    </w:p>
+    <w:p>
+      <w:pPr/>
+      <w:r>
+        <w:rPr>
+          <w:lang w:val="hi_IN" w:bidi="hi_IN"/>
+        </w:rPr>
+      </w:r>
+      <w:r>
+        <w:rPr>
+          <w:b/>
+          <w:lang w:val="hi_IN" w:bidi="hi_IN"/>
+        </w:rPr>
+        <w:t>"</w:t>
+      </w:r>
+      <w:r>
+        <w:rPr>
+          <w:b/>
+          <w:lang w:val="hi_IN" w:bidi="hi_IN"/>
+        </w:rPr>
+        <w:t>तो भी वे भागे</w:t>
+      </w:r>
+      <w:r>
+        <w:rPr>
+          <w:b/>
+          <w:lang w:val="hi_IN" w:bidi="hi_IN"/>
+        </w:rPr>
+        <w:t>"</w:t>
+      </w:r>
+    </w:p>
+    <w:p>
+      <w:pPr/>
+      <w:r>
+        <w:rPr>
+          <w:lang w:val="hi_IN" w:bidi="hi_IN"/>
+        </w:rPr>
+      </w:r>
+      <w:r>
+        <w:rPr>
+          <w:lang w:val="hi_IN" w:bidi="hi_IN"/>
+        </w:rPr>
         <w:t xml:space="preserve">सर्वनाम </w:t>
       </w:r>
       <w:r>
@@ -11414,19 +12086,870 @@
           <w:b/>
           <w:lang w:val="hi_IN" w:bidi="hi_IN"/>
         </w:rPr>
-        <w:t>उसकी</w:t>
-      </w:r>
-      <w:r>
-        <w:rPr>
-          <w:lang w:val="hi_IN" w:bidi="hi_IN"/>
-        </w:rPr>
-        <w:t xml:space="preserve"> नीनवे को संदर्भित करते हैं। यदि यह आपके पाठकों के लिए स्पष्ट नहीं है, तो आप नाम का उपयोग कर सकते हैं। वैकल्पिक अनुवाद: [नीनवे को बँधुआई में ले जाया गया; नीनवे को दूर ले जाया गया, और नीनवे की </w:t>
-      </w:r>
-      <w:r>
-        <w:rPr>
-          <w:lang w:val="hi_IN" w:bidi="hi_IN"/>
-        </w:rPr>
-        <w:t>दासियाँ</w:t>
+        <w:t>वे</w:t>
+      </w:r>
+      <w:r>
+        <w:rPr>
+          <w:lang w:val="hi_IN" w:bidi="hi_IN"/>
+        </w:rPr>
+        <w:t xml:space="preserve"> नीनवे के लोगों को संदर्भित करता है। यदि यह आपके पाठकों के लिए स्पष्ट नहीं है, तो आप नाम का उपयोग कर सकते हैं। वैकल्पिक अनुवाद: [तो भी नीनवे के लोग]</w:t>
+      </w:r>
+    </w:p>
+    <w:p>
+      <w:pPr/>
+      <w:r>
+        <w:rPr>
+          <w:lang w:val="hi_IN" w:bidi="hi_IN"/>
+        </w:rPr>
+      </w:r>
+      <w:r>
+        <w:rPr>
+          <w:lang w:val="hi_IN" w:bidi="hi_IN"/>
+        </w:rPr>
+        <w:t xml:space="preserve">देखें: </w:t>
+      </w:r>
+      <w:r>
+        <w:rPr>
+          <w:lang w:val="hi_IN" w:bidi="hi_IN"/>
+        </w:rPr>
+        <w:t>सर्वनाम — उनका उपयोग कब करें</w:t>
+      </w:r>
+      <w:r>
+        <w:rPr>
+          <w:lang w:val="hi_IN" w:bidi="hi_IN"/>
+        </w:rPr>
+      </w:r>
+      <w:r>
+        <w:rPr>
+          <w:lang w:val="hi_IN" w:bidi="hi_IN"/>
+        </w:rPr>
+      </w:r>
+    </w:p>
+    <w:p>
+      <w:pPr/>
+      <w:r>
+        <w:rPr>
+          <w:lang w:val="hi_IN" w:bidi="hi_IN"/>
+        </w:rPr>
+      </w:r>
+    </w:p>
+    <w:p>
+      <w:pPr>
+        <w:pStyle w:val="Heading2"/>
+      </w:pPr>
+      <w:r>
+        <w:rPr>
+          <w:lang w:val="hi_IN" w:bidi="hi_IN"/>
+        </w:rPr>
+        <w:t>नहूम 2:8 (#4)</w:t>
+      </w:r>
+      <w:r>
+        <w:rPr>
+          <w:lang w:val="hi_IN" w:bidi="hi_IN"/>
+        </w:rPr>
+      </w:r>
+    </w:p>
+    <w:p>
+      <w:pPr/>
+      <w:r>
+        <w:rPr>
+          <w:lang w:val="hi_IN" w:bidi="hi_IN"/>
+        </w:rPr>
+      </w:r>
+      <w:r>
+        <w:rPr>
+          <w:lang w:val="hi_IN" w:bidi="hi_IN"/>
+        </w:rPr>
+        <w:t>עִמְד֥וּ עֲמֹ֖דוּ</w:t>
+      </w:r>
+    </w:p>
+    <w:p>
+      <w:pPr/>
+      <w:r>
+        <w:rPr>
+          <w:lang w:val="hi_IN" w:bidi="hi_IN"/>
+        </w:rPr>
+      </w:r>
+      <w:r>
+        <w:rPr>
+          <w:b/>
+          <w:lang w:val="hi_IN" w:bidi="hi_IN"/>
+        </w:rPr>
+        <w:t>"</w:t>
+      </w:r>
+      <w:r>
+        <w:rPr>
+          <w:b/>
+          <w:lang w:val="hi_IN" w:bidi="hi_IN"/>
+        </w:rPr>
+        <w:t>खड़े हो; खड़े हो</w:t>
+      </w:r>
+      <w:r>
+        <w:rPr>
+          <w:b/>
+          <w:lang w:val="hi_IN" w:bidi="hi_IN"/>
+        </w:rPr>
+        <w:t>"</w:t>
+      </w:r>
+    </w:p>
+    <w:p>
+      <w:pPr/>
+      <w:r>
+        <w:rPr>
+          <w:lang w:val="hi_IN" w:bidi="hi_IN"/>
+        </w:rPr>
+      </w:r>
+      <w:r>
+        <w:rPr>
+          <w:lang w:val="hi_IN" w:bidi="hi_IN"/>
+        </w:rPr>
+        <w:t xml:space="preserve">अभिप्राय यह है कि </w:t>
+      </w:r>
+      <w:r>
+        <w:rPr>
+          <w:lang w:val="hi_IN" w:bidi="hi_IN"/>
+        </w:rPr>
+        <w:t xml:space="preserve">अधिकारी लोग </w:t>
+      </w:r>
+      <w:r>
+        <w:rPr>
+          <w:lang w:val="hi_IN" w:bidi="hi_IN"/>
+        </w:rPr>
+        <w:t>प्रजा को पुकारने वाले लोग हैं। यदि यह जानकारी आपके पाठकों के लिए सहायक हो, तो आप इसे अपने अनुवाद में शामिल कर सकते हैं।</w:t>
+      </w:r>
+      <w:r>
+        <w:rPr>
+          <w:lang w:val="hi_IN" w:bidi="hi_IN"/>
+        </w:rPr>
+        <w:t xml:space="preserve"> वैकल्पिक अनुवाद: [अधिकारी पुकारते हैं, "रुकिए, रुकिए"]</w:t>
+      </w:r>
+    </w:p>
+    <w:p>
+      <w:pPr/>
+      <w:r>
+        <w:rPr>
+          <w:lang w:val="hi_IN" w:bidi="hi_IN"/>
+        </w:rPr>
+      </w:r>
+      <w:r>
+        <w:rPr>
+          <w:lang w:val="hi_IN" w:bidi="hi_IN"/>
+        </w:rPr>
+        <w:t xml:space="preserve">देखें: </w:t>
+      </w:r>
+      <w:r>
+        <w:rPr>
+          <w:lang w:val="hi_IN" w:bidi="hi_IN"/>
+        </w:rPr>
+        <w:t>अनुमानित ज्ञान और अंतर्निहित जानकारी</w:t>
+      </w:r>
+      <w:r>
+        <w:rPr>
+          <w:lang w:val="hi_IN" w:bidi="hi_IN"/>
+        </w:rPr>
+      </w:r>
+      <w:r>
+        <w:rPr>
+          <w:lang w:val="hi_IN" w:bidi="hi_IN"/>
+        </w:rPr>
+      </w:r>
+    </w:p>
+    <w:p>
+      <w:pPr/>
+      <w:r>
+        <w:rPr>
+          <w:lang w:val="hi_IN" w:bidi="hi_IN"/>
+        </w:rPr>
+      </w:r>
+    </w:p>
+    <w:p>
+      <w:pPr>
+        <w:pStyle w:val="Heading2"/>
+      </w:pPr>
+      <w:r>
+        <w:rPr>
+          <w:lang w:val="hi_IN" w:bidi="hi_IN"/>
+        </w:rPr>
+        <w:t>नहूम 2:9 (#1)</w:t>
+      </w:r>
+      <w:r>
+        <w:rPr>
+          <w:lang w:val="hi_IN" w:bidi="hi_IN"/>
+        </w:rPr>
+      </w:r>
+    </w:p>
+    <w:p>
+      <w:pPr/>
+      <w:r>
+        <w:rPr>
+          <w:lang w:val="hi_IN" w:bidi="hi_IN"/>
+        </w:rPr>
+      </w:r>
+      <w:r>
+        <w:rPr>
+          <w:b/>
+          <w:lang w:val="hi_IN" w:bidi="hi_IN"/>
+        </w:rPr>
+        <w:t>"</w:t>
+      </w:r>
+      <w:r>
+        <w:rPr>
+          <w:b/>
+          <w:lang w:val="hi_IN" w:bidi="hi_IN"/>
+        </w:rPr>
+        <w:t>चाँदी को लूटो, सोने को लूटो, उसके रखे हुए धन की बहुतायत, और वैभव की सब प्रकार की मनभावनी सामग्री का कुछ परिमाण नहीं।</w:t>
+      </w:r>
+      <w:r>
+        <w:rPr>
+          <w:b/>
+          <w:lang w:val="hi_IN" w:bidi="hi_IN"/>
+        </w:rPr>
+        <w:t>"</w:t>
+      </w:r>
+    </w:p>
+    <w:p>
+      <w:pPr/>
+      <w:r>
+        <w:rPr>
+          <w:lang w:val="hi_IN" w:bidi="hi_IN"/>
+        </w:rPr>
+      </w:r>
+      <w:r>
+        <w:rPr>
+          <w:lang w:val="hi_IN" w:bidi="hi_IN"/>
+        </w:rPr>
+        <w:t>अभिप्राय यह है कि ये शब्द आक्रमणकारियों के हैं</w:t>
+      </w:r>
+      <w:r>
+        <w:rPr>
+          <w:lang w:val="hi_IN" w:bidi="hi_IN"/>
+        </w:rPr>
+        <w:t>। यदि यह आपके पाठकों के लिए सहायक होगा तो आप इस जानकारी को शामिल कर सकते हैं। वैकल्पिक अनुवाद: [आक्रमण करने वाले कहते हैं, "</w:t>
+      </w:r>
+      <w:r>
+        <w:rPr>
+          <w:lang w:val="hi_IN" w:bidi="hi_IN"/>
+        </w:rPr>
+        <w:t>चाँदी को लूटो, सोने को लूटो, उसके रखे हुए धन की बहुतायत, और वैभव की सब प्रकार की मनभावनी सामग्री का कुछ परिमाण नहीं</w:t>
+      </w:r>
+      <w:r>
+        <w:rPr>
+          <w:lang w:val="hi_IN" w:bidi="hi_IN"/>
+        </w:rPr>
+        <w:t>"]</w:t>
+      </w:r>
+    </w:p>
+    <w:p>
+      <w:pPr/>
+      <w:r>
+        <w:rPr>
+          <w:lang w:val="hi_IN" w:bidi="hi_IN"/>
+        </w:rPr>
+      </w:r>
+      <w:r>
+        <w:rPr>
+          <w:lang w:val="hi_IN" w:bidi="hi_IN"/>
+        </w:rPr>
+        <w:t xml:space="preserve">देखें: </w:t>
+      </w:r>
+      <w:r>
+        <w:rPr>
+          <w:lang w:val="hi_IN" w:bidi="hi_IN"/>
+        </w:rPr>
+        <w:t>अनुमानित ज्ञान और अंतर्निहित जानकारी</w:t>
+      </w:r>
+      <w:r>
+        <w:rPr>
+          <w:lang w:val="hi_IN" w:bidi="hi_IN"/>
+        </w:rPr>
+      </w:r>
+      <w:r>
+        <w:rPr>
+          <w:lang w:val="hi_IN" w:bidi="hi_IN"/>
+        </w:rPr>
+      </w:r>
+    </w:p>
+    <w:p>
+      <w:pPr/>
+      <w:r>
+        <w:rPr>
+          <w:lang w:val="hi_IN" w:bidi="hi_IN"/>
+        </w:rPr>
+      </w:r>
+    </w:p>
+    <w:p>
+      <w:pPr>
+        <w:pStyle w:val="Heading2"/>
+      </w:pPr>
+      <w:r>
+        <w:rPr>
+          <w:lang w:val="hi_IN" w:bidi="hi_IN"/>
+        </w:rPr>
+        <w:t>नहूम 2:9 (#2)</w:t>
+      </w:r>
+      <w:r>
+        <w:rPr>
+          <w:lang w:val="hi_IN" w:bidi="hi_IN"/>
+        </w:rPr>
+      </w:r>
+    </w:p>
+    <w:p>
+      <w:pPr/>
+      <w:r>
+        <w:rPr>
+          <w:lang w:val="hi_IN" w:bidi="hi_IN"/>
+        </w:rPr>
+      </w:r>
+      <w:r>
+        <w:rPr>
+          <w:lang w:val="hi_IN" w:bidi="hi_IN"/>
+        </w:rPr>
+        <w:t>וְ⁠אֵ֥ין קֵ֨צֶה֙ לַ⁠תְּכוּנָ֔ה</w:t>
+      </w:r>
+    </w:p>
+    <w:p>
+      <w:pPr/>
+      <w:r>
+        <w:rPr>
+          <w:lang w:val="hi_IN" w:bidi="hi_IN"/>
+        </w:rPr>
+      </w:r>
+      <w:r>
+        <w:rPr>
+          <w:b/>
+          <w:lang w:val="hi_IN" w:bidi="hi_IN"/>
+        </w:rPr>
+        <w:t>"</w:t>
+      </w:r>
+      <w:r>
+        <w:rPr>
+          <w:b/>
+          <w:lang w:val="hi_IN" w:bidi="hi_IN"/>
+        </w:rPr>
+        <w:t>उसके रखे हुए धन की बहुतायत</w:t>
+      </w:r>
+      <w:r>
+        <w:rPr>
+          <w:b/>
+          <w:lang w:val="hi_IN" w:bidi="hi_IN"/>
+        </w:rPr>
+        <w:t>"</w:t>
+      </w:r>
+    </w:p>
+    <w:p>
+      <w:pPr/>
+      <w:r>
+        <w:rPr>
+          <w:lang w:val="hi_IN" w:bidi="hi_IN"/>
+        </w:rPr>
+      </w:r>
+      <w:r>
+        <w:rPr>
+          <w:lang w:val="hi_IN" w:bidi="hi_IN"/>
+        </w:rPr>
+        <w:t>लेखक यह दिखाने के लिए अतिशयोक्ति का उपयोग कर रहे हैं कि नीनवे के पास कितनी संपत्ति थी। यदि आपकी भाषा में यह सहायक हो, तो आप अर्थ को सीधे रूप में बता सकते हैं। वैकल्पिक अनुवाद: [क्योंकि वहाँ प्रचुर मात्रा में धन उपलब्ध है]</w:t>
+      </w:r>
+    </w:p>
+    <w:p>
+      <w:pPr/>
+      <w:r>
+        <w:rPr>
+          <w:lang w:val="hi_IN" w:bidi="hi_IN"/>
+        </w:rPr>
+      </w:r>
+      <w:r>
+        <w:rPr>
+          <w:lang w:val="hi_IN" w:bidi="hi_IN"/>
+        </w:rPr>
+        <w:t xml:space="preserve">देखें: </w:t>
+      </w:r>
+      <w:r>
+        <w:rPr>
+          <w:lang w:val="hi_IN" w:bidi="hi_IN"/>
+        </w:rPr>
+        <w:t>अतिशयोक्ति</w:t>
+      </w:r>
+      <w:r>
+        <w:rPr>
+          <w:lang w:val="hi_IN" w:bidi="hi_IN"/>
+        </w:rPr>
+      </w:r>
+      <w:r>
+        <w:rPr>
+          <w:lang w:val="hi_IN" w:bidi="hi_IN"/>
+        </w:rPr>
+      </w:r>
+    </w:p>
+    <w:p>
+      <w:pPr/>
+      <w:r>
+        <w:rPr>
+          <w:lang w:val="hi_IN" w:bidi="hi_IN"/>
+        </w:rPr>
+      </w:r>
+    </w:p>
+    <w:p>
+      <w:pPr>
+        <w:pStyle w:val="Heading2"/>
+      </w:pPr>
+      <w:r>
+        <w:rPr>
+          <w:lang w:val="hi_IN" w:bidi="hi_IN"/>
+        </w:rPr>
+        <w:t>नहूम 2:9 (#3)</w:t>
+      </w:r>
+      <w:r>
+        <w:rPr>
+          <w:lang w:val="hi_IN" w:bidi="hi_IN"/>
+        </w:rPr>
+      </w:r>
+    </w:p>
+    <w:p>
+      <w:pPr/>
+      <w:r>
+        <w:rPr>
+          <w:lang w:val="hi_IN" w:bidi="hi_IN"/>
+        </w:rPr>
+      </w:r>
+      <w:r>
+        <w:rPr>
+          <w:lang w:val="hi_IN" w:bidi="hi_IN"/>
+        </w:rPr>
+        <w:t>כְּלִ֥י חֶמְדָּֽה</w:t>
+      </w:r>
+    </w:p>
+    <w:p>
+      <w:pPr/>
+      <w:r>
+        <w:rPr>
+          <w:lang w:val="hi_IN" w:bidi="hi_IN"/>
+        </w:rPr>
+      </w:r>
+      <w:r>
+        <w:rPr>
+          <w:b/>
+          <w:lang w:val="hi_IN" w:bidi="hi_IN"/>
+        </w:rPr>
+        <w:t>"</w:t>
+      </w:r>
+      <w:r>
+        <w:rPr>
+          <w:b/>
+          <w:lang w:val="hi_IN" w:bidi="hi_IN"/>
+        </w:rPr>
+        <w:t>मनभावनी सामग्री</w:t>
+      </w:r>
+      <w:r>
+        <w:rPr>
+          <w:b/>
+          <w:lang w:val="hi_IN" w:bidi="hi_IN"/>
+        </w:rPr>
+        <w:t>"</w:t>
+      </w:r>
+    </w:p>
+    <w:p>
+      <w:pPr/>
+      <w:r>
+        <w:rPr>
+          <w:lang w:val="hi_IN" w:bidi="hi_IN"/>
+        </w:rPr>
+      </w:r>
+      <w:r>
+        <w:rPr>
+          <w:lang w:val="hi_IN" w:bidi="hi_IN"/>
+        </w:rPr>
+        <w:t xml:space="preserve">मूल भाषा में लेखक </w:t>
+      </w:r>
+      <w:r>
+        <w:rPr>
+          <w:b/>
+          <w:lang w:val="hi_IN" w:bidi="hi_IN"/>
+        </w:rPr>
+        <w:t>सामग्री</w:t>
+      </w:r>
+      <w:r>
+        <w:rPr>
+          <w:lang w:val="hi_IN" w:bidi="hi_IN"/>
+        </w:rPr>
+        <w:t xml:space="preserve"> का वर्णन करने के लिए स्वामित्व रूप का उपयोग कर रहे हैं जो </w:t>
+      </w:r>
+      <w:r>
+        <w:rPr>
+          <w:b/>
+          <w:lang w:val="hi_IN" w:bidi="hi_IN"/>
+        </w:rPr>
+        <w:t>मनभावनी</w:t>
+      </w:r>
+      <w:r>
+        <w:rPr>
+          <w:lang w:val="hi_IN" w:bidi="hi_IN"/>
+        </w:rPr>
+        <w:t xml:space="preserve"> से विशेषीकृत हैं। यदि आपकी भाषा इसके लिए स्वामित्व रूप का उपयोग नहीं करती है, तो आप एक विशेषण का उपयोग कर सकते हैं जैसा हिंदी अनुवाद में किया गया है। वैकल्पिक अनुवाद: [आनंद देने वाले वस्तुएँ]</w:t>
+      </w:r>
+    </w:p>
+    <w:p>
+      <w:pPr/>
+      <w:r>
+        <w:rPr>
+          <w:lang w:val="hi_IN" w:bidi="hi_IN"/>
+        </w:rPr>
+      </w:r>
+      <w:r>
+        <w:rPr>
+          <w:lang w:val="hi_IN" w:bidi="hi_IN"/>
+        </w:rPr>
+        <w:t xml:space="preserve">देखें: </w:t>
+      </w:r>
+      <w:r>
+        <w:rPr>
+          <w:lang w:val="hi_IN" w:bidi="hi_IN"/>
+        </w:rPr>
+        <w:t>स्वामित्व</w:t>
+      </w:r>
+      <w:r>
+        <w:rPr>
+          <w:lang w:val="hi_IN" w:bidi="hi_IN"/>
+        </w:rPr>
+      </w:r>
+      <w:r>
+        <w:rPr>
+          <w:lang w:val="hi_IN" w:bidi="hi_IN"/>
+        </w:rPr>
+      </w:r>
+    </w:p>
+    <w:p>
+      <w:pPr/>
+      <w:r>
+        <w:rPr>
+          <w:lang w:val="hi_IN" w:bidi="hi_IN"/>
+        </w:rPr>
+      </w:r>
+    </w:p>
+    <w:p>
+      <w:pPr>
+        <w:pStyle w:val="Heading2"/>
+      </w:pPr>
+      <w:r>
+        <w:rPr>
+          <w:lang w:val="hi_IN" w:bidi="hi_IN"/>
+        </w:rPr>
+        <w:t>नहूम 2:10 (#1)</w:t>
+      </w:r>
+      <w:r>
+        <w:rPr>
+          <w:lang w:val="hi_IN" w:bidi="hi_IN"/>
+        </w:rPr>
+      </w:r>
+    </w:p>
+    <w:p>
+      <w:pPr/>
+      <w:r>
+        <w:rPr>
+          <w:lang w:val="hi_IN" w:bidi="hi_IN"/>
+        </w:rPr>
+      </w:r>
+      <w:r>
+        <w:rPr>
+          <w:lang w:val="hi_IN" w:bidi="hi_IN"/>
+        </w:rPr>
+        <w:t>בּוּקָ֥ה וּ⁠מְבוּקָ֖ה וּ⁠מְבֻלָּקָ֑ה</w:t>
+      </w:r>
+    </w:p>
+    <w:p>
+      <w:pPr/>
+      <w:r>
+        <w:rPr>
+          <w:lang w:val="hi_IN" w:bidi="hi_IN"/>
+        </w:rPr>
+      </w:r>
+      <w:r>
+        <w:rPr>
+          <w:b/>
+          <w:lang w:val="hi_IN" w:bidi="hi_IN"/>
+        </w:rPr>
+        <w:t>"</w:t>
+      </w:r>
+      <w:r>
+        <w:rPr>
+          <w:b/>
+          <w:lang w:val="hi_IN" w:bidi="hi_IN"/>
+        </w:rPr>
+        <w:t>वह खाली, छूछी और सूनी हो गई है</w:t>
+      </w:r>
+      <w:r>
+        <w:rPr>
+          <w:b/>
+          <w:lang w:val="hi_IN" w:bidi="hi_IN"/>
+        </w:rPr>
+        <w:t>"</w:t>
+      </w:r>
+    </w:p>
+    <w:p>
+      <w:pPr/>
+      <w:r>
+        <w:rPr>
+          <w:lang w:val="hi_IN" w:bidi="hi_IN"/>
+        </w:rPr>
+      </w:r>
+      <w:r>
+        <w:rPr>
+          <w:lang w:val="hi_IN" w:bidi="hi_IN"/>
+        </w:rPr>
+        <w:t>लेखक कुछ ऐसे शब्द छोड़ रहे हैं जो कई भाषाओं में एक वाक्य को पूरा करने के लिए आवश्यक होते हैं। यदि आपकी भाषा में यह स्पष्ट होगा, तो आप इन शब्दों को जोड़ सकते हैं जैसा हिंदी अनुवाद में किया गया है। वैकल्पिक अनुवाद: [नीनवे खाली, उजाड़ और बर्बाद हो गई है]</w:t>
+      </w:r>
+    </w:p>
+    <w:p>
+      <w:pPr/>
+      <w:r>
+        <w:rPr>
+          <w:lang w:val="hi_IN" w:bidi="hi_IN"/>
+        </w:rPr>
+      </w:r>
+      <w:r>
+        <w:rPr>
+          <w:lang w:val="hi_IN" w:bidi="hi_IN"/>
+        </w:rPr>
+        <w:t xml:space="preserve">देखें: </w:t>
+      </w:r>
+      <w:r>
+        <w:rPr>
+          <w:lang w:val="hi_IN" w:bidi="hi_IN"/>
+        </w:rPr>
+        <w:t>पदलोप</w:t>
+      </w:r>
+      <w:r>
+        <w:rPr>
+          <w:lang w:val="hi_IN" w:bidi="hi_IN"/>
+        </w:rPr>
+      </w:r>
+      <w:r>
+        <w:rPr>
+          <w:lang w:val="hi_IN" w:bidi="hi_IN"/>
+        </w:rPr>
+      </w:r>
+    </w:p>
+    <w:p>
+      <w:pPr/>
+      <w:r>
+        <w:rPr>
+          <w:lang w:val="hi_IN" w:bidi="hi_IN"/>
+        </w:rPr>
+      </w:r>
+    </w:p>
+    <w:p>
+      <w:pPr>
+        <w:pStyle w:val="Heading2"/>
+      </w:pPr>
+      <w:r>
+        <w:rPr>
+          <w:lang w:val="hi_IN" w:bidi="hi_IN"/>
+        </w:rPr>
+        <w:t>नहूम 2:10 (#2)</w:t>
+      </w:r>
+      <w:r>
+        <w:rPr>
+          <w:lang w:val="hi_IN" w:bidi="hi_IN"/>
+        </w:rPr>
+      </w:r>
+    </w:p>
+    <w:p>
+      <w:pPr/>
+      <w:r>
+        <w:rPr>
+          <w:lang w:val="hi_IN" w:bidi="hi_IN"/>
+        </w:rPr>
+      </w:r>
+      <w:r>
+        <w:rPr>
+          <w:lang w:val="hi_IN" w:bidi="hi_IN"/>
+        </w:rPr>
+        <w:t>וְ⁠לֵ֨ב</w:t>
+      </w:r>
+    </w:p>
+    <w:p>
+      <w:pPr/>
+      <w:r>
+        <w:rPr>
+          <w:lang w:val="hi_IN" w:bidi="hi_IN"/>
+        </w:rPr>
+      </w:r>
+      <w:r>
+        <w:rPr>
+          <w:b/>
+          <w:lang w:val="hi_IN" w:bidi="hi_IN"/>
+        </w:rPr>
+        <w:t>"</w:t>
+      </w:r>
+      <w:r>
+        <w:rPr>
+          <w:b/>
+          <w:lang w:val="hi_IN" w:bidi="hi_IN"/>
+        </w:rPr>
+        <w:t>मन</w:t>
+      </w:r>
+      <w:r>
+        <w:rPr>
+          <w:b/>
+          <w:lang w:val="hi_IN" w:bidi="hi_IN"/>
+        </w:rPr>
+        <w:t>"</w:t>
+      </w:r>
+    </w:p>
+    <w:p>
+      <w:pPr/>
+      <w:r>
+        <w:rPr>
+          <w:lang w:val="hi_IN" w:bidi="hi_IN"/>
+        </w:rPr>
+      </w:r>
+      <w:r>
+        <w:rPr>
+          <w:lang w:val="hi_IN" w:bidi="hi_IN"/>
+        </w:rPr>
+        <w:t xml:space="preserve">इस पद में, शब्द </w:t>
+      </w:r>
+      <w:r>
+        <w:rPr>
+          <w:b/>
+          <w:lang w:val="hi_IN" w:bidi="hi_IN"/>
+        </w:rPr>
+        <w:t>मन</w:t>
+      </w:r>
+      <w:r>
+        <w:rPr>
+          <w:lang w:val="hi_IN" w:bidi="hi_IN"/>
+        </w:rPr>
+        <w:t xml:space="preserve"> एकवचन रूप में है, लेकिन यह प्रत्येक व्यक्ति के हृदय को एक समूह के रूप में संदर्भित करता है। यदि आपकी भाषा में यह सहायक होगा, तो आप इसे सीधे कह सकते हैं। वैकल्पिक अनुवाद: [और सभी के मन]</w:t>
+      </w:r>
+    </w:p>
+    <w:p>
+      <w:pPr/>
+      <w:r>
+        <w:rPr>
+          <w:lang w:val="hi_IN" w:bidi="hi_IN"/>
+        </w:rPr>
+      </w:r>
+      <w:r>
+        <w:rPr>
+          <w:lang w:val="hi_IN" w:bidi="hi_IN"/>
+        </w:rPr>
+        <w:t xml:space="preserve">देखें: </w:t>
+      </w:r>
+      <w:r>
+        <w:rPr>
+          <w:lang w:val="hi_IN" w:bidi="hi_IN"/>
+        </w:rPr>
+        <w:t>समूहवाचक संज्ञाएँ</w:t>
+      </w:r>
+      <w:r>
+        <w:rPr>
+          <w:lang w:val="hi_IN" w:bidi="hi_IN"/>
+        </w:rPr>
+      </w:r>
+      <w:r>
+        <w:rPr>
+          <w:lang w:val="hi_IN" w:bidi="hi_IN"/>
+        </w:rPr>
+      </w:r>
+    </w:p>
+    <w:p>
+      <w:pPr/>
+      <w:r>
+        <w:rPr>
+          <w:lang w:val="hi_IN" w:bidi="hi_IN"/>
+        </w:rPr>
+      </w:r>
+    </w:p>
+    <w:p>
+      <w:pPr>
+        <w:pStyle w:val="Heading2"/>
+      </w:pPr>
+      <w:r>
+        <w:rPr>
+          <w:lang w:val="hi_IN" w:bidi="hi_IN"/>
+        </w:rPr>
+        <w:t>नहूम 2:10 (#3)</w:t>
+      </w:r>
+      <w:r>
+        <w:rPr>
+          <w:lang w:val="hi_IN" w:bidi="hi_IN"/>
+        </w:rPr>
+      </w:r>
+    </w:p>
+    <w:p>
+      <w:pPr/>
+      <w:r>
+        <w:rPr>
+          <w:lang w:val="hi_IN" w:bidi="hi_IN"/>
+        </w:rPr>
+      </w:r>
+      <w:r>
+        <w:rPr>
+          <w:lang w:val="hi_IN" w:bidi="hi_IN"/>
+        </w:rPr>
+        <w:t>וְ⁠לֵ֨ב נָמֵ֜ס</w:t>
+      </w:r>
+    </w:p>
+    <w:p>
+      <w:pPr/>
+      <w:r>
+        <w:rPr>
+          <w:lang w:val="hi_IN" w:bidi="hi_IN"/>
+        </w:rPr>
+      </w:r>
+      <w:r>
+        <w:rPr>
+          <w:b/>
+          <w:lang w:val="hi_IN" w:bidi="hi_IN"/>
+        </w:rPr>
+        <w:t>"</w:t>
+      </w:r>
+      <w:r>
+        <w:rPr>
+          <w:b/>
+          <w:lang w:val="hi_IN" w:bidi="hi_IN"/>
+        </w:rPr>
+        <w:t>मन कच्चा हो गया</w:t>
+      </w:r>
+      <w:r>
+        <w:rPr>
+          <w:b/>
+          <w:lang w:val="hi_IN" w:bidi="hi_IN"/>
+        </w:rPr>
+        <w:t>"</w:t>
+      </w:r>
+    </w:p>
+    <w:p>
+      <w:pPr/>
+      <w:r>
+        <w:rPr>
+          <w:lang w:val="hi_IN" w:bidi="hi_IN"/>
+        </w:rPr>
+      </w:r>
+      <w:r>
+        <w:rPr>
+          <w:lang w:val="hi_IN" w:bidi="hi_IN"/>
+        </w:rPr>
+        <w:t xml:space="preserve">नहूम </w:t>
+      </w:r>
+      <w:r>
+        <w:rPr>
+          <w:b/>
+          <w:lang w:val="hi_IN" w:bidi="hi_IN"/>
+        </w:rPr>
+        <w:t>मन</w:t>
+      </w:r>
+      <w:r>
+        <w:rPr>
+          <w:lang w:val="hi_IN" w:bidi="hi_IN"/>
+        </w:rPr>
+        <w:t xml:space="preserve"> के विषय में ऐसे बात करते है मानो वह कच्चा हो सकता है, इस अभिव्यक्ति का उपयोग वह यह बताने के लिए कर रहे हैं कि लोग अपना साहस खो चुके हैं। यदि आपकी भाषा में यह सहायक होगा, तो आप अर्थ को सीधे तौर पर बता सकते हैं। वैकल्पिक अनुवाद: [</w:t>
+      </w:r>
+      <w:r>
+        <w:rPr>
+          <w:lang w:val="hi_IN" w:bidi="hi_IN"/>
+        </w:rPr>
+        <w:t>लोगों ने साहस खो दिया है</w:t>
       </w:r>
       <w:r>
         <w:rPr>
@@ -11452,7 +12975,7 @@
         <w:rPr>
           <w:lang w:val="hi_IN" w:bidi="hi_IN"/>
         </w:rPr>
-        <w:t>सर्वनाम — उनका उपयोग कब करें</w:t>
+        <w:t>रूपक</w:t>
       </w:r>
       <w:r>
         <w:rPr>
@@ -11481,26 +13004,26 @@
         <w:rPr>
           <w:lang w:val="hi_IN" w:bidi="hi_IN"/>
         </w:rPr>
-        <w:t>नहूम 2:7 (#5)</w:t>
-      </w:r>
-      <w:r>
-        <w:rPr>
-          <w:lang w:val="hi_IN" w:bidi="hi_IN"/>
-        </w:rPr>
-      </w:r>
-    </w:p>
-    <w:p>
-      <w:pPr/>
-      <w:r>
-        <w:rPr>
-          <w:lang w:val="hi_IN" w:bidi="hi_IN"/>
-        </w:rPr>
-      </w:r>
-      <w:r>
-        <w:rPr>
-          <w:lang w:val="hi_IN" w:bidi="hi_IN"/>
-        </w:rPr>
-        <w:t>גֻּלְּתָ֣ה הֹֽעֲלָ֑תָה וְ⁠אַמְהֹתֶ֗י⁠הָ</w:t>
+        <w:t>नहूम 2:10 (#4)</w:t>
+      </w:r>
+      <w:r>
+        <w:rPr>
+          <w:lang w:val="hi_IN" w:bidi="hi_IN"/>
+        </w:rPr>
+      </w:r>
+    </w:p>
+    <w:p>
+      <w:pPr/>
+      <w:r>
+        <w:rPr>
+          <w:lang w:val="hi_IN" w:bidi="hi_IN"/>
+        </w:rPr>
+      </w:r>
+      <w:r>
+        <w:rPr>
+          <w:lang w:val="hi_IN" w:bidi="hi_IN"/>
+        </w:rPr>
+        <w:t>וְ⁠חַלְחָלָה֙ בְּ⁠כָל־מָתְנַ֔יִם</w:t>
       </w:r>
     </w:p>
     <w:p>
@@ -11522,7 +13045,7 @@
           <w:b/>
           <w:lang w:val="hi_IN" w:bidi="hi_IN"/>
         </w:rPr>
-        <w:t>हुसेब नंगी करके बँधुआई में ले ली जाएगी, और उसकी दासियाँ</w:t>
+        <w:t>और उन सभी की कमर में बड़ी पीड़ा उठी</w:t>
       </w:r>
       <w:r>
         <w:rPr>
@@ -11543,43 +13066,20 @@
         <w:rPr>
           <w:lang w:val="hi_IN" w:bidi="hi_IN"/>
         </w:rPr>
-        <w:t xml:space="preserve">नहूम नीनवे के बारे में ऐसे बोलते हैं जैसे वह नगर एक स्त्री हो जिसकी </w:t>
-      </w:r>
-      <w:r>
-        <w:rPr>
-          <w:lang w:val="hi_IN" w:bidi="hi_IN"/>
-        </w:rPr>
-        <w:t>दासियाँ</w:t>
-      </w:r>
-      <w:r>
-        <w:rPr>
-          <w:lang w:val="hi_IN" w:bidi="hi_IN"/>
-        </w:rPr>
-        <w:t xml:space="preserve"> हों और जिसे बँधुआई में ले जाया जा सके। वह नगर की </w:t>
-      </w:r>
-      <w:r>
-        <w:rPr>
-          <w:lang w:val="hi_IN" w:bidi="hi_IN"/>
-        </w:rPr>
-        <w:t>स्त्रियों के बारे में भी ऐसे बात</w:t>
-      </w:r>
-      <w:r>
-        <w:rPr>
-          <w:lang w:val="hi_IN" w:bidi="hi_IN"/>
-        </w:rPr>
-        <w:t xml:space="preserve"> बोलते हैं </w:t>
-      </w:r>
-      <w:r>
-        <w:rPr>
-          <w:lang w:val="hi_IN" w:bidi="hi_IN"/>
-        </w:rPr>
-        <w:t>मानो वे उस स्त्री की सेवा करती हों</w:t>
-      </w:r>
-      <w:r>
-        <w:rPr>
-          <w:lang w:val="hi_IN" w:bidi="hi_IN"/>
-        </w:rPr>
-        <w:t>। यदि आपकी भाषा में यह सहायक हो, तो आप अर्थ को सीधे तौर पर व्यक्त कर सकते हैं। वैकल्पिक अनुवाद: [नीनवे के निवासी को बँधुआई में ले जाया गया; उन्हें दूर ले जाया गया, और नीनवे की स्त्रियाँ]</w:t>
+        <w:t xml:space="preserve">मूल भाषा में यहाँ, गुप्त अंग अर्थात् पेट का वो भाग जहाँ लोग तीव्र भावनाएँ अनुभव करते हैं। हिंदी में इसे </w:t>
+      </w:r>
+      <w:r>
+        <w:rPr>
+          <w:b/>
+          <w:lang w:val="hi_IN" w:bidi="hi_IN"/>
+        </w:rPr>
+        <w:t>कमर</w:t>
+      </w:r>
+      <w:r>
+        <w:rPr>
+          <w:lang w:val="hi_IN" w:bidi="hi_IN"/>
+        </w:rPr>
+        <w:t xml:space="preserve"> के रूप में लिखा गया है। यदि यह आपकी भाषा में सहायक होगा, तो आप अपनी भाषा से एक समकक्ष अभिव्यक्ति का उपयोग कर सकते हैं या अर्थ को स्पष्ट रूप से समझा सकते हैं। वैकल्पिक अनुवाद: [हर व्यक्ति अपने भीतर पीड़ा या व्यथा महसूस करता है]</w:t>
       </w:r>
     </w:p>
     <w:p>
@@ -11599,7 +13099,7 @@
         <w:rPr>
           <w:lang w:val="hi_IN" w:bidi="hi_IN"/>
         </w:rPr>
-        <w:t>मानवीकरण</w:t>
+        <w:t>लक्षणालंकार</w:t>
       </w:r>
       <w:r>
         <w:rPr>
@@ -11628,26 +13128,26 @@
         <w:rPr>
           <w:lang w:val="hi_IN" w:bidi="hi_IN"/>
         </w:rPr>
-        <w:t>नहूम 2:7 (#6)</w:t>
-      </w:r>
-      <w:r>
-        <w:rPr>
-          <w:lang w:val="hi_IN" w:bidi="hi_IN"/>
-        </w:rPr>
-      </w:r>
-    </w:p>
-    <w:p>
-      <w:pPr/>
-      <w:r>
-        <w:rPr>
-          <w:lang w:val="hi_IN" w:bidi="hi_IN"/>
-        </w:rPr>
-      </w:r>
-      <w:r>
-        <w:rPr>
-          <w:lang w:val="hi_IN" w:bidi="hi_IN"/>
-        </w:rPr>
-        <w:t>לִבְבֵ⁠הֶֽן</w:t>
+        <w:t>नहूम 2:10 (#5)</w:t>
+      </w:r>
+      <w:r>
+        <w:rPr>
+          <w:lang w:val="hi_IN" w:bidi="hi_IN"/>
+        </w:rPr>
+      </w:r>
+    </w:p>
+    <w:p>
+      <w:pPr/>
+      <w:r>
+        <w:rPr>
+          <w:lang w:val="hi_IN" w:bidi="hi_IN"/>
+        </w:rPr>
+      </w:r>
+      <w:r>
+        <w:rPr>
+          <w:lang w:val="hi_IN" w:bidi="hi_IN"/>
+        </w:rPr>
+        <w:t>קִבְּצ֥וּ פָארֽוּר</w:t>
       </w:r>
     </w:p>
     <w:p>
@@ -11669,7 +13169,7 @@
           <w:b/>
           <w:lang w:val="hi_IN" w:bidi="hi_IN"/>
         </w:rPr>
-        <w:t>छाती पीटती हुई</w:t>
+        <w:t>सभी के मुख का रंग</w:t>
       </w:r>
       <w:r>
         <w:rPr>
@@ -11690,33 +13190,45 @@
         <w:rPr>
           <w:lang w:val="hi_IN" w:bidi="hi_IN"/>
         </w:rPr>
-        <w:t xml:space="preserve">मूल भाषा में यहाँ हृदय शब्द उपयोग किया गया है जबकि हिन्दी अनुवाद में यहाँ </w:t>
-      </w:r>
-      <w:r>
-        <w:rPr>
-          <w:b/>
-          <w:lang w:val="hi_IN" w:bidi="hi_IN"/>
-        </w:rPr>
-        <w:t>छाती</w:t>
-      </w:r>
-      <w:r>
-        <w:rPr>
-          <w:lang w:val="hi_IN" w:bidi="hi_IN"/>
-        </w:rPr>
-        <w:t xml:space="preserve"> शब्द उपयोग किया गया है। यहाँ, </w:t>
-      </w:r>
-      <w:r>
-        <w:rPr>
-          <w:b/>
-          <w:lang w:val="hi_IN" w:bidi="hi_IN"/>
-        </w:rPr>
-        <w:t>हृदय</w:t>
-      </w:r>
-      <w:r>
-        <w:rPr>
-          <w:lang w:val="hi_IN" w:bidi="hi_IN"/>
-        </w:rPr>
-        <w:t xml:space="preserve"> का तात्पर्य छाती से है। यदि यह आपकी भाषा में सहायक होगा, तो आप अपनी भाषा से एक समकक्ष अभिव्यक्ति का उपयोग कर सकते हैं या अर्थ को स्पष्ट रूप से बता सकते हैं। वैकल्पिक अनुवाद: [अपनी छाती]</w:t>
+        <w:t xml:space="preserve">मूल भाषा में यहाँ सौंदर्य शब्द उपयोग किया गया है हिन्दी अनुवाद में यहाँ </w:t>
+      </w:r>
+      <w:r>
+        <w:rPr>
+          <w:b/>
+          <w:lang w:val="hi_IN" w:bidi="hi_IN"/>
+        </w:rPr>
+        <w:t>मुख का रंग</w:t>
+      </w:r>
+      <w:r>
+        <w:rPr>
+          <w:lang w:val="hi_IN" w:bidi="hi_IN"/>
+        </w:rPr>
+        <w:t xml:space="preserve"> वाक्यांश उपयोग किया गया है। नहूम यहाँ </w:t>
+      </w:r>
+      <w:r>
+        <w:rPr>
+          <w:b/>
+          <w:lang w:val="hi_IN" w:bidi="hi_IN"/>
+        </w:rPr>
+        <w:t>सौंदर्य</w:t>
+      </w:r>
+      <w:r>
+        <w:rPr>
+          <w:lang w:val="hi_IN" w:bidi="hi_IN"/>
+        </w:rPr>
+        <w:t xml:space="preserve"> शब्द का प्रयोग पीला पड़ना के अर्थ में कर रहे हैं, क्योंकि उस संस्कृति में पीली त्वचा को सुंदर माना जाता था। यदि आपकी भाषा में यह सहायक हो, तो आप इसका अर्थ सीधे शब्दों में स्पष्ट कर सकते हैं। वैकल्पिक अनुवाद: [</w:t>
+      </w:r>
+      <w:r>
+        <w:rPr>
+          <w:lang w:val="hi_IN" w:bidi="hi_IN"/>
+        </w:rPr>
+        <w:t>पीला पड़ जाना</w:t>
+      </w:r>
+      <w:r>
+        <w:rPr>
+          <w:lang w:val="hi_IN" w:bidi="hi_IN"/>
+        </w:rPr>
+        <w:t>]</w:t>
       </w:r>
     </w:p>
     <w:p>
@@ -11765,1706 +13277,12 @@
         <w:rPr>
           <w:lang w:val="hi_IN" w:bidi="hi_IN"/>
         </w:rPr>
-        <w:t>नहूम 2:7 (#7)</w:t>
-      </w:r>
-      <w:r>
-        <w:rPr>
-          <w:lang w:val="hi_IN" w:bidi="hi_IN"/>
-        </w:rPr>
-      </w:r>
-    </w:p>
-    <w:p>
-      <w:pPr/>
-      <w:r>
-        <w:rPr>
-          <w:lang w:val="hi_IN" w:bidi="hi_IN"/>
-        </w:rPr>
-      </w:r>
-      <w:r>
-        <w:rPr>
-          <w:lang w:val="hi_IN" w:bidi="hi_IN"/>
-        </w:rPr>
-        <w:t>מְתֹפְפֹ֖ת עַל־לִבְבֵ⁠הֶֽן</w:t>
-      </w:r>
-    </w:p>
-    <w:p>
-      <w:pPr/>
-      <w:r>
-        <w:rPr>
-          <w:lang w:val="hi_IN" w:bidi="hi_IN"/>
-        </w:rPr>
-      </w:r>
-      <w:r>
-        <w:rPr>
-          <w:b/>
-          <w:lang w:val="hi_IN" w:bidi="hi_IN"/>
-        </w:rPr>
-        <w:t>"</w:t>
-      </w:r>
-      <w:r>
-        <w:rPr>
-          <w:b/>
-          <w:lang w:val="hi_IN" w:bidi="hi_IN"/>
-        </w:rPr>
-        <w:t>दासियाँ छाती पीटती हुई</w:t>
-      </w:r>
-      <w:r>
-        <w:rPr>
-          <w:b/>
-          <w:lang w:val="hi_IN" w:bidi="hi_IN"/>
-        </w:rPr>
-        <w:t>"</w:t>
-      </w:r>
-    </w:p>
-    <w:p>
-      <w:pPr/>
-      <w:r>
-        <w:rPr>
-          <w:lang w:val="hi_IN" w:bidi="hi_IN"/>
-        </w:rPr>
-      </w:r>
-      <w:r>
-        <w:rPr>
-          <w:lang w:val="hi_IN" w:bidi="hi_IN"/>
-        </w:rPr>
-        <w:t xml:space="preserve">जब लोग अपने हृदय या छाती </w:t>
-      </w:r>
-      <w:r>
-        <w:rPr>
-          <w:lang w:val="hi_IN" w:bidi="hi_IN"/>
-        </w:rPr>
-        <w:t xml:space="preserve">पीटते </w:t>
-      </w:r>
-      <w:r>
-        <w:rPr>
-          <w:lang w:val="hi_IN" w:bidi="hi_IN"/>
-        </w:rPr>
-        <w:t xml:space="preserve">थे, तो यह एक प्रतीकात्मक क्रिया होती थी यह दिखाने के लिए कि वे दुखी थे। यदि यह आपके पाठकों के लिए स्पष्ट नहीं है, तो आप इस क्रिया के महत्व को पाठ में या एक पद टिप्पणी में समझा सकते हैं। वैकल्पिक अनुवाद: [दुख के मारे अपनी </w:t>
-      </w:r>
-      <w:r>
-        <w:rPr>
-          <w:lang w:val="hi_IN" w:bidi="hi_IN"/>
-        </w:rPr>
-        <w:t>छाती</w:t>
-      </w:r>
-      <w:r>
-        <w:rPr>
-          <w:lang w:val="hi_IN" w:bidi="hi_IN"/>
-        </w:rPr>
-        <w:t xml:space="preserve"> </w:t>
-      </w:r>
-      <w:r>
-        <w:rPr>
-          <w:lang w:val="hi_IN" w:bidi="hi_IN"/>
-        </w:rPr>
-        <w:t>पीटती हुई</w:t>
-      </w:r>
-      <w:r>
-        <w:rPr>
-          <w:lang w:val="hi_IN" w:bidi="hi_IN"/>
-        </w:rPr>
-        <w:t>]</w:t>
-      </w:r>
-    </w:p>
-    <w:p>
-      <w:pPr/>
-      <w:r>
-        <w:rPr>
-          <w:lang w:val="hi_IN" w:bidi="hi_IN"/>
-        </w:rPr>
-      </w:r>
-      <w:r>
-        <w:rPr>
-          <w:lang w:val="hi_IN" w:bidi="hi_IN"/>
-        </w:rPr>
-        <w:t xml:space="preserve">देखें: </w:t>
-      </w:r>
-      <w:r>
-        <w:rPr>
-          <w:lang w:val="hi_IN" w:bidi="hi_IN"/>
-        </w:rPr>
-        <w:t>प्रतीकात्मक कार्य</w:t>
-      </w:r>
-      <w:r>
-        <w:rPr>
-          <w:lang w:val="hi_IN" w:bidi="hi_IN"/>
-        </w:rPr>
-      </w:r>
-      <w:r>
-        <w:rPr>
-          <w:lang w:val="hi_IN" w:bidi="hi_IN"/>
-        </w:rPr>
-      </w:r>
-    </w:p>
-    <w:p>
-      <w:pPr/>
-      <w:r>
-        <w:rPr>
-          <w:lang w:val="hi_IN" w:bidi="hi_IN"/>
-        </w:rPr>
-      </w:r>
-    </w:p>
-    <w:p>
-      <w:pPr>
-        <w:pStyle w:val="Heading2"/>
-      </w:pPr>
-      <w:r>
-        <w:rPr>
-          <w:lang w:val="hi_IN" w:bidi="hi_IN"/>
-        </w:rPr>
-        <w:t>नहूम 2:8 (#1)</w:t>
-      </w:r>
-      <w:r>
-        <w:rPr>
-          <w:lang w:val="hi_IN" w:bidi="hi_IN"/>
-        </w:rPr>
-      </w:r>
-    </w:p>
-    <w:p>
-      <w:pPr/>
-      <w:r>
-        <w:rPr>
-          <w:lang w:val="hi_IN" w:bidi="hi_IN"/>
-        </w:rPr>
-      </w:r>
-      <w:r>
-        <w:rPr>
-          <w:lang w:val="hi_IN" w:bidi="hi_IN"/>
-        </w:rPr>
-        <w:t>כִ⁠בְרֵֽכַת־מַ֖יִם</w:t>
-      </w:r>
-    </w:p>
-    <w:p>
-      <w:pPr/>
-      <w:r>
-        <w:rPr>
-          <w:lang w:val="hi_IN" w:bidi="hi_IN"/>
-        </w:rPr>
-      </w:r>
-      <w:r>
-        <w:rPr>
-          <w:b/>
-          <w:lang w:val="hi_IN" w:bidi="hi_IN"/>
-        </w:rPr>
-        <w:t>"</w:t>
-      </w:r>
-      <w:r>
-        <w:rPr>
-          <w:b/>
-          <w:lang w:val="hi_IN" w:bidi="hi_IN"/>
-        </w:rPr>
-        <w:t>तब से तालाब के समान है</w:t>
-      </w:r>
-      <w:r>
-        <w:rPr>
-          <w:b/>
-          <w:lang w:val="hi_IN" w:bidi="hi_IN"/>
-        </w:rPr>
-        <w:t>"</w:t>
-      </w:r>
-    </w:p>
-    <w:p>
-      <w:pPr/>
-      <w:r>
-        <w:rPr>
-          <w:lang w:val="hi_IN" w:bidi="hi_IN"/>
-        </w:rPr>
-      </w:r>
-      <w:r>
-        <w:rPr>
-          <w:lang w:val="hi_IN" w:bidi="hi_IN"/>
-        </w:rPr>
-        <w:t>लेखक कह रहे हैं कि नीनवे एक शान्त और स्थिर पानी के कुण्ड की तरह थी। यदि यह आपकी भाषा में सहायक हो, तो आप इसे इस प्रकार स्पष्ट कर सकते हैं: [पानी के एक शांत कुण्ड की तरह अविचलित थी]</w:t>
-      </w:r>
-    </w:p>
-    <w:p>
-      <w:pPr/>
-      <w:r>
-        <w:rPr>
-          <w:lang w:val="hi_IN" w:bidi="hi_IN"/>
-        </w:rPr>
-      </w:r>
-      <w:r>
-        <w:rPr>
-          <w:lang w:val="hi_IN" w:bidi="hi_IN"/>
-        </w:rPr>
-        <w:t xml:space="preserve">देखें: </w:t>
-      </w:r>
-      <w:r>
-        <w:rPr>
-          <w:lang w:val="hi_IN" w:bidi="hi_IN"/>
-        </w:rPr>
-        <w:t>उपमा</w:t>
-      </w:r>
-      <w:r>
-        <w:rPr>
-          <w:lang w:val="hi_IN" w:bidi="hi_IN"/>
-        </w:rPr>
-      </w:r>
-      <w:r>
-        <w:rPr>
-          <w:lang w:val="hi_IN" w:bidi="hi_IN"/>
-        </w:rPr>
-      </w:r>
-    </w:p>
-    <w:p>
-      <w:pPr/>
-      <w:r>
-        <w:rPr>
-          <w:lang w:val="hi_IN" w:bidi="hi_IN"/>
-        </w:rPr>
-      </w:r>
-    </w:p>
-    <w:p>
-      <w:pPr>
-        <w:pStyle w:val="Heading2"/>
-      </w:pPr>
-      <w:r>
-        <w:rPr>
-          <w:lang w:val="hi_IN" w:bidi="hi_IN"/>
-        </w:rPr>
-        <w:t>नहूम 2:8 (#2)</w:t>
-      </w:r>
-      <w:r>
-        <w:rPr>
-          <w:lang w:val="hi_IN" w:bidi="hi_IN"/>
-        </w:rPr>
-      </w:r>
-    </w:p>
-    <w:p>
-      <w:pPr/>
-      <w:r>
-        <w:rPr>
-          <w:lang w:val="hi_IN" w:bidi="hi_IN"/>
-        </w:rPr>
-      </w:r>
-      <w:r>
-        <w:rPr>
-          <w:lang w:val="hi_IN" w:bidi="hi_IN"/>
-        </w:rPr>
-        <w:t>מִ֣⁠ימֵי הִ֑יא</w:t>
-      </w:r>
-    </w:p>
-    <w:p>
-      <w:pPr/>
-      <w:r>
-        <w:rPr>
-          <w:lang w:val="hi_IN" w:bidi="hi_IN"/>
-        </w:rPr>
-      </w:r>
-      <w:r>
-        <w:rPr>
-          <w:b/>
-          <w:lang w:val="hi_IN" w:bidi="hi_IN"/>
-        </w:rPr>
-        <w:t>"</w:t>
-      </w:r>
-      <w:r>
-        <w:rPr>
-          <w:b/>
-          <w:lang w:val="hi_IN" w:bidi="hi_IN"/>
-        </w:rPr>
-        <w:t>जब से बनी है</w:t>
-      </w:r>
-      <w:r>
-        <w:rPr>
-          <w:b/>
-          <w:lang w:val="hi_IN" w:bidi="hi_IN"/>
-        </w:rPr>
-        <w:t>"</w:t>
-      </w:r>
-    </w:p>
-    <w:p>
-      <w:pPr/>
-      <w:r>
-        <w:rPr>
-          <w:lang w:val="hi_IN" w:bidi="hi_IN"/>
-        </w:rPr>
-      </w:r>
-      <w:r>
-        <w:rPr>
-          <w:lang w:val="hi_IN" w:bidi="hi_IN"/>
-        </w:rPr>
-        <w:t xml:space="preserve">यहाँ, </w:t>
-      </w:r>
-      <w:r>
-        <w:rPr>
-          <w:b/>
-          <w:lang w:val="hi_IN" w:bidi="hi_IN"/>
-        </w:rPr>
-        <w:t>जब से बनी है</w:t>
-      </w:r>
-      <w:r>
-        <w:rPr>
-          <w:lang w:val="hi_IN" w:bidi="hi_IN"/>
-        </w:rPr>
-        <w:t xml:space="preserve"> वाक्यांश </w:t>
-      </w:r>
-      <w:r>
-        <w:rPr>
-          <w:lang w:val="hi_IN" w:bidi="hi_IN"/>
-        </w:rPr>
-        <w:t>नीनवे के एक नगर के रूप में अस्तित्व में रहने के समय को दर्शाता है</w:t>
-      </w:r>
-      <w:r>
-        <w:rPr>
-          <w:lang w:val="hi_IN" w:bidi="hi_IN"/>
-        </w:rPr>
-        <w:t>। यदि यह आपकी भाषा में सहायक होगा, तो आप अपनी भाषा से एक समकक्ष अभिव्यक्ति का उपयोग कर सकते हैं या अर्थ को सीधे रूप में बता सकते हैं। वैकल्पिक अनुवाद: [</w:t>
-      </w:r>
-      <w:r>
-        <w:rPr>
-          <w:lang w:val="hi_IN" w:bidi="hi_IN"/>
-        </w:rPr>
-        <w:t>उस समय जब नीनवे एक नगर था</w:t>
-      </w:r>
-      <w:r>
-        <w:rPr>
-          <w:lang w:val="hi_IN" w:bidi="hi_IN"/>
-        </w:rPr>
-        <w:t>]</w:t>
-      </w:r>
-    </w:p>
-    <w:p>
-      <w:pPr/>
-      <w:r>
-        <w:rPr>
-          <w:lang w:val="hi_IN" w:bidi="hi_IN"/>
-        </w:rPr>
-      </w:r>
-      <w:r>
-        <w:rPr>
-          <w:lang w:val="hi_IN" w:bidi="hi_IN"/>
-        </w:rPr>
-        <w:t xml:space="preserve">देखें: </w:t>
-      </w:r>
-      <w:r>
-        <w:rPr>
-          <w:lang w:val="hi_IN" w:bidi="hi_IN"/>
-        </w:rPr>
-        <w:t>लक्षणालंकार</w:t>
-      </w:r>
-      <w:r>
-        <w:rPr>
-          <w:lang w:val="hi_IN" w:bidi="hi_IN"/>
-        </w:rPr>
-      </w:r>
-      <w:r>
-        <w:rPr>
-          <w:lang w:val="hi_IN" w:bidi="hi_IN"/>
-        </w:rPr>
-      </w:r>
-    </w:p>
-    <w:p>
-      <w:pPr/>
-      <w:r>
-        <w:rPr>
-          <w:lang w:val="hi_IN" w:bidi="hi_IN"/>
-        </w:rPr>
-      </w:r>
-    </w:p>
-    <w:p>
-      <w:pPr>
-        <w:pStyle w:val="Heading2"/>
-      </w:pPr>
-      <w:r>
-        <w:rPr>
-          <w:lang w:val="hi_IN" w:bidi="hi_IN"/>
-        </w:rPr>
-        <w:t>नहूम 2:8 (#3)</w:t>
-      </w:r>
-      <w:r>
-        <w:rPr>
-          <w:lang w:val="hi_IN" w:bidi="hi_IN"/>
-        </w:rPr>
-      </w:r>
-    </w:p>
-    <w:p>
-      <w:pPr/>
-      <w:r>
-        <w:rPr>
-          <w:lang w:val="hi_IN" w:bidi="hi_IN"/>
-        </w:rPr>
-      </w:r>
-      <w:r>
-        <w:rPr>
-          <w:lang w:val="hi_IN" w:bidi="hi_IN"/>
-        </w:rPr>
-        <w:t>וְ⁠הֵ֣מָּה</w:t>
-      </w:r>
-    </w:p>
-    <w:p>
-      <w:pPr/>
-      <w:r>
-        <w:rPr>
-          <w:lang w:val="hi_IN" w:bidi="hi_IN"/>
-        </w:rPr>
-      </w:r>
-      <w:r>
-        <w:rPr>
-          <w:b/>
-          <w:lang w:val="hi_IN" w:bidi="hi_IN"/>
-        </w:rPr>
-        <w:t>"</w:t>
-      </w:r>
-      <w:r>
-        <w:rPr>
-          <w:b/>
-          <w:lang w:val="hi_IN" w:bidi="hi_IN"/>
-        </w:rPr>
-        <w:t>तो भी वे भागे</w:t>
-      </w:r>
-      <w:r>
-        <w:rPr>
-          <w:b/>
-          <w:lang w:val="hi_IN" w:bidi="hi_IN"/>
-        </w:rPr>
-        <w:t>"</w:t>
-      </w:r>
-    </w:p>
-    <w:p>
-      <w:pPr/>
-      <w:r>
-        <w:rPr>
-          <w:lang w:val="hi_IN" w:bidi="hi_IN"/>
-        </w:rPr>
-      </w:r>
-      <w:r>
-        <w:rPr>
-          <w:lang w:val="hi_IN" w:bidi="hi_IN"/>
-        </w:rPr>
-        <w:t xml:space="preserve">सर्वनाम </w:t>
-      </w:r>
-      <w:r>
-        <w:rPr>
-          <w:b/>
-          <w:lang w:val="hi_IN" w:bidi="hi_IN"/>
-        </w:rPr>
-        <w:t>वे</w:t>
-      </w:r>
-      <w:r>
-        <w:rPr>
-          <w:lang w:val="hi_IN" w:bidi="hi_IN"/>
-        </w:rPr>
-        <w:t xml:space="preserve"> नीनवे के लोगों को संदर्भित करता है। यदि यह आपके पाठकों के लिए स्पष्ट नहीं है, तो आप नाम का उपयोग कर सकते हैं। वैकल्पिक अनुवाद: [तो भी नीनवे के लोग]</w:t>
-      </w:r>
-    </w:p>
-    <w:p>
-      <w:pPr/>
-      <w:r>
-        <w:rPr>
-          <w:lang w:val="hi_IN" w:bidi="hi_IN"/>
-        </w:rPr>
-      </w:r>
-      <w:r>
-        <w:rPr>
-          <w:lang w:val="hi_IN" w:bidi="hi_IN"/>
-        </w:rPr>
-        <w:t xml:space="preserve">देखें: </w:t>
-      </w:r>
-      <w:r>
-        <w:rPr>
-          <w:lang w:val="hi_IN" w:bidi="hi_IN"/>
-        </w:rPr>
-        <w:t>सर्वनाम — उनका उपयोग कब करें</w:t>
-      </w:r>
-      <w:r>
-        <w:rPr>
-          <w:lang w:val="hi_IN" w:bidi="hi_IN"/>
-        </w:rPr>
-      </w:r>
-      <w:r>
-        <w:rPr>
-          <w:lang w:val="hi_IN" w:bidi="hi_IN"/>
-        </w:rPr>
-      </w:r>
-    </w:p>
-    <w:p>
-      <w:pPr/>
-      <w:r>
-        <w:rPr>
-          <w:lang w:val="hi_IN" w:bidi="hi_IN"/>
-        </w:rPr>
-      </w:r>
-    </w:p>
-    <w:p>
-      <w:pPr>
-        <w:pStyle w:val="Heading2"/>
-      </w:pPr>
-      <w:r>
-        <w:rPr>
-          <w:lang w:val="hi_IN" w:bidi="hi_IN"/>
-        </w:rPr>
-        <w:t>नहूम 2:8 (#4)</w:t>
-      </w:r>
-      <w:r>
-        <w:rPr>
-          <w:lang w:val="hi_IN" w:bidi="hi_IN"/>
-        </w:rPr>
-      </w:r>
-    </w:p>
-    <w:p>
-      <w:pPr/>
-      <w:r>
-        <w:rPr>
-          <w:lang w:val="hi_IN" w:bidi="hi_IN"/>
-        </w:rPr>
-      </w:r>
-      <w:r>
-        <w:rPr>
-          <w:lang w:val="hi_IN" w:bidi="hi_IN"/>
-        </w:rPr>
-        <w:t>עִמְד֥וּ עֲמֹ֖דוּ</w:t>
-      </w:r>
-    </w:p>
-    <w:p>
-      <w:pPr/>
-      <w:r>
-        <w:rPr>
-          <w:lang w:val="hi_IN" w:bidi="hi_IN"/>
-        </w:rPr>
-      </w:r>
-      <w:r>
-        <w:rPr>
-          <w:b/>
-          <w:lang w:val="hi_IN" w:bidi="hi_IN"/>
-        </w:rPr>
-        <w:t>"</w:t>
-      </w:r>
-      <w:r>
-        <w:rPr>
-          <w:b/>
-          <w:lang w:val="hi_IN" w:bidi="hi_IN"/>
-        </w:rPr>
-        <w:t>खड़े हो; खड़े हो</w:t>
-      </w:r>
-      <w:r>
-        <w:rPr>
-          <w:b/>
-          <w:lang w:val="hi_IN" w:bidi="hi_IN"/>
-        </w:rPr>
-        <w:t>"</w:t>
-      </w:r>
-    </w:p>
-    <w:p>
-      <w:pPr/>
-      <w:r>
-        <w:rPr>
-          <w:lang w:val="hi_IN" w:bidi="hi_IN"/>
-        </w:rPr>
-      </w:r>
-      <w:r>
-        <w:rPr>
-          <w:lang w:val="hi_IN" w:bidi="hi_IN"/>
-        </w:rPr>
-        <w:t xml:space="preserve">अभिप्राय यह है कि </w:t>
-      </w:r>
-      <w:r>
-        <w:rPr>
-          <w:lang w:val="hi_IN" w:bidi="hi_IN"/>
-        </w:rPr>
-        <w:t xml:space="preserve">अधिकारी लोग </w:t>
-      </w:r>
-      <w:r>
-        <w:rPr>
-          <w:lang w:val="hi_IN" w:bidi="hi_IN"/>
-        </w:rPr>
-        <w:t>प्रजा को पुकारने वाले लोग हैं। यदि यह जानकारी आपके पाठकों के लिए सहायक हो, तो आप इसे अपने अनुवाद में शामिल कर सकते हैं।</w:t>
-      </w:r>
-      <w:r>
-        <w:rPr>
-          <w:lang w:val="hi_IN" w:bidi="hi_IN"/>
-        </w:rPr>
-        <w:t xml:space="preserve"> वैकल्पिक अनुवाद: [अधिकारी पुकारते हैं, "रुकिए, रुकिए"]</w:t>
-      </w:r>
-    </w:p>
-    <w:p>
-      <w:pPr/>
-      <w:r>
-        <w:rPr>
-          <w:lang w:val="hi_IN" w:bidi="hi_IN"/>
-        </w:rPr>
-      </w:r>
-      <w:r>
-        <w:rPr>
-          <w:lang w:val="hi_IN" w:bidi="hi_IN"/>
-        </w:rPr>
-        <w:t xml:space="preserve">देखें: </w:t>
-      </w:r>
-      <w:r>
-        <w:rPr>
-          <w:lang w:val="hi_IN" w:bidi="hi_IN"/>
-        </w:rPr>
-        <w:t>अनुमानित ज्ञान और अंतर्निहित जानकारी</w:t>
-      </w:r>
-      <w:r>
-        <w:rPr>
-          <w:lang w:val="hi_IN" w:bidi="hi_IN"/>
-        </w:rPr>
-      </w:r>
-      <w:r>
-        <w:rPr>
-          <w:lang w:val="hi_IN" w:bidi="hi_IN"/>
-        </w:rPr>
-      </w:r>
-    </w:p>
-    <w:p>
-      <w:pPr/>
-      <w:r>
-        <w:rPr>
-          <w:lang w:val="hi_IN" w:bidi="hi_IN"/>
-        </w:rPr>
-      </w:r>
-    </w:p>
-    <w:p>
-      <w:pPr>
-        <w:pStyle w:val="Heading2"/>
-      </w:pPr>
-      <w:r>
-        <w:rPr>
-          <w:lang w:val="hi_IN" w:bidi="hi_IN"/>
-        </w:rPr>
-        <w:t>नहूम 2:9 (#1)</w:t>
-      </w:r>
-      <w:r>
-        <w:rPr>
-          <w:lang w:val="hi_IN" w:bidi="hi_IN"/>
-        </w:rPr>
-      </w:r>
-    </w:p>
-    <w:p>
-      <w:pPr/>
-      <w:r>
-        <w:rPr>
-          <w:lang w:val="hi_IN" w:bidi="hi_IN"/>
-        </w:rPr>
-      </w:r>
-      <w:r>
-        <w:rPr>
-          <w:lang w:val="hi_IN" w:bidi="hi_IN"/>
-        </w:rPr>
-        <w:t>בֹּ֥זּוּ כֶ֖סֶף בֹּ֣זּוּ זָהָ֑ב וְ⁠אֵ֥ין קֵ֨צֶה֙ לַ⁠תְּכוּנָ֔ה כָּבֹ֕ד מִ⁠כֹּ֖ל כְּלִ֥י חֶמְדָּֽה</w:t>
-      </w:r>
-    </w:p>
-    <w:p>
-      <w:pPr/>
-      <w:r>
-        <w:rPr>
-          <w:lang w:val="hi_IN" w:bidi="hi_IN"/>
-        </w:rPr>
-      </w:r>
-      <w:r>
-        <w:rPr>
-          <w:b/>
-          <w:lang w:val="hi_IN" w:bidi="hi_IN"/>
-        </w:rPr>
-        <w:t>"</w:t>
-      </w:r>
-      <w:r>
-        <w:rPr>
-          <w:b/>
-          <w:lang w:val="hi_IN" w:bidi="hi_IN"/>
-        </w:rPr>
-        <w:t>चाँदी को लूटो, सोने को लूटो, उसके रखे हुए धन की बहुतायत, और वैभव की सब प्रकार की मनभावनी सामग्री का कुछ परिमाण नहीं।</w:t>
-      </w:r>
-      <w:r>
-        <w:rPr>
-          <w:b/>
-          <w:lang w:val="hi_IN" w:bidi="hi_IN"/>
-        </w:rPr>
-        <w:t>"</w:t>
-      </w:r>
-    </w:p>
-    <w:p>
-      <w:pPr/>
-      <w:r>
-        <w:rPr>
-          <w:lang w:val="hi_IN" w:bidi="hi_IN"/>
-        </w:rPr>
-      </w:r>
-      <w:r>
-        <w:rPr>
-          <w:lang w:val="hi_IN" w:bidi="hi_IN"/>
-        </w:rPr>
-        <w:t>अभिप्राय यह है कि ये शब्द आक्रमणकारियों के हैं</w:t>
-      </w:r>
-      <w:r>
-        <w:rPr>
-          <w:lang w:val="hi_IN" w:bidi="hi_IN"/>
-        </w:rPr>
-        <w:t>। यदि यह आपके पाठकों के लिए सहायक होगा तो आप इस जानकारी को शामिल कर सकते हैं। वैकल्पिक अनुवाद: [आक्रमण करने वाले कहते हैं, "</w:t>
-      </w:r>
-      <w:r>
-        <w:rPr>
-          <w:lang w:val="hi_IN" w:bidi="hi_IN"/>
-        </w:rPr>
-        <w:t>चाँदी को लूटो, सोने को लूटो, उसके रखे हुए धन की बहुतायत, और वैभव की सब प्रकार की मनभावनी सामग्री का कुछ परिमाण नहीं</w:t>
-      </w:r>
-      <w:r>
-        <w:rPr>
-          <w:lang w:val="hi_IN" w:bidi="hi_IN"/>
-        </w:rPr>
-        <w:t>"]</w:t>
-      </w:r>
-    </w:p>
-    <w:p>
-      <w:pPr/>
-      <w:r>
-        <w:rPr>
-          <w:lang w:val="hi_IN" w:bidi="hi_IN"/>
-        </w:rPr>
-      </w:r>
-      <w:r>
-        <w:rPr>
-          <w:lang w:val="hi_IN" w:bidi="hi_IN"/>
-        </w:rPr>
-        <w:t xml:space="preserve">देखें: </w:t>
-      </w:r>
-      <w:r>
-        <w:rPr>
-          <w:lang w:val="hi_IN" w:bidi="hi_IN"/>
-        </w:rPr>
-        <w:t>अनुमानित ज्ञान और अंतर्निहित जानकारी</w:t>
-      </w:r>
-      <w:r>
-        <w:rPr>
-          <w:lang w:val="hi_IN" w:bidi="hi_IN"/>
-        </w:rPr>
-      </w:r>
-      <w:r>
-        <w:rPr>
-          <w:lang w:val="hi_IN" w:bidi="hi_IN"/>
-        </w:rPr>
-      </w:r>
-    </w:p>
-    <w:p>
-      <w:pPr/>
-      <w:r>
-        <w:rPr>
-          <w:lang w:val="hi_IN" w:bidi="hi_IN"/>
-        </w:rPr>
-      </w:r>
-    </w:p>
-    <w:p>
-      <w:pPr>
-        <w:pStyle w:val="Heading2"/>
-      </w:pPr>
-      <w:r>
-        <w:rPr>
-          <w:lang w:val="hi_IN" w:bidi="hi_IN"/>
-        </w:rPr>
-        <w:t>नहूम 2:9 (#2)</w:t>
-      </w:r>
-      <w:r>
-        <w:rPr>
-          <w:lang w:val="hi_IN" w:bidi="hi_IN"/>
-        </w:rPr>
-      </w:r>
-    </w:p>
-    <w:p>
-      <w:pPr/>
-      <w:r>
-        <w:rPr>
-          <w:lang w:val="hi_IN" w:bidi="hi_IN"/>
-        </w:rPr>
-      </w:r>
-      <w:r>
-        <w:rPr>
-          <w:lang w:val="hi_IN" w:bidi="hi_IN"/>
-        </w:rPr>
-        <w:t>וְ⁠אֵ֥ין קֵ֨צֶה֙ לַ⁠תְּכוּנָ֔ה</w:t>
-      </w:r>
-    </w:p>
-    <w:p>
-      <w:pPr/>
-      <w:r>
-        <w:rPr>
-          <w:lang w:val="hi_IN" w:bidi="hi_IN"/>
-        </w:rPr>
-      </w:r>
-      <w:r>
-        <w:rPr>
-          <w:b/>
-          <w:lang w:val="hi_IN" w:bidi="hi_IN"/>
-        </w:rPr>
-        <w:t>"</w:t>
-      </w:r>
-      <w:r>
-        <w:rPr>
-          <w:b/>
-          <w:lang w:val="hi_IN" w:bidi="hi_IN"/>
-        </w:rPr>
-        <w:t>उसके रखे हुए धन की बहुतायत</w:t>
-      </w:r>
-      <w:r>
-        <w:rPr>
-          <w:b/>
-          <w:lang w:val="hi_IN" w:bidi="hi_IN"/>
-        </w:rPr>
-        <w:t>"</w:t>
-      </w:r>
-    </w:p>
-    <w:p>
-      <w:pPr/>
-      <w:r>
-        <w:rPr>
-          <w:lang w:val="hi_IN" w:bidi="hi_IN"/>
-        </w:rPr>
-      </w:r>
-      <w:r>
-        <w:rPr>
-          <w:lang w:val="hi_IN" w:bidi="hi_IN"/>
-        </w:rPr>
-        <w:t>लेखक यह दिखाने के लिए अतिशयोक्ति का उपयोग कर रहे हैं कि नीनवे के पास कितनी संपत्ति थी। यदि आपकी भाषा में यह सहायक हो, तो आप अर्थ को सीधे रूप में बता सकते हैं। वैकल्पिक अनुवाद: [क्योंकि वहाँ प्रचुर मात्रा में धन उपलब्ध है]</w:t>
-      </w:r>
-    </w:p>
-    <w:p>
-      <w:pPr/>
-      <w:r>
-        <w:rPr>
-          <w:lang w:val="hi_IN" w:bidi="hi_IN"/>
-        </w:rPr>
-      </w:r>
-      <w:r>
-        <w:rPr>
-          <w:lang w:val="hi_IN" w:bidi="hi_IN"/>
-        </w:rPr>
-        <w:t xml:space="preserve">देखें: </w:t>
-      </w:r>
-      <w:r>
-        <w:rPr>
-          <w:lang w:val="hi_IN" w:bidi="hi_IN"/>
-        </w:rPr>
-        <w:t>अतिशयोक्ति</w:t>
-      </w:r>
-      <w:r>
-        <w:rPr>
-          <w:lang w:val="hi_IN" w:bidi="hi_IN"/>
-        </w:rPr>
-      </w:r>
-      <w:r>
-        <w:rPr>
-          <w:lang w:val="hi_IN" w:bidi="hi_IN"/>
-        </w:rPr>
-      </w:r>
-    </w:p>
-    <w:p>
-      <w:pPr/>
-      <w:r>
-        <w:rPr>
-          <w:lang w:val="hi_IN" w:bidi="hi_IN"/>
-        </w:rPr>
-      </w:r>
-    </w:p>
-    <w:p>
-      <w:pPr>
-        <w:pStyle w:val="Heading2"/>
-      </w:pPr>
-      <w:r>
-        <w:rPr>
-          <w:lang w:val="hi_IN" w:bidi="hi_IN"/>
-        </w:rPr>
-        <w:t>नहूम 2:9 (#3)</w:t>
-      </w:r>
-      <w:r>
-        <w:rPr>
-          <w:lang w:val="hi_IN" w:bidi="hi_IN"/>
-        </w:rPr>
-      </w:r>
-    </w:p>
-    <w:p>
-      <w:pPr/>
-      <w:r>
-        <w:rPr>
-          <w:lang w:val="hi_IN" w:bidi="hi_IN"/>
-        </w:rPr>
-      </w:r>
-      <w:r>
-        <w:rPr>
-          <w:lang w:val="hi_IN" w:bidi="hi_IN"/>
-        </w:rPr>
-        <w:t>כְּלִ֥י חֶמְדָּֽה</w:t>
-      </w:r>
-    </w:p>
-    <w:p>
-      <w:pPr/>
-      <w:r>
-        <w:rPr>
-          <w:lang w:val="hi_IN" w:bidi="hi_IN"/>
-        </w:rPr>
-      </w:r>
-      <w:r>
-        <w:rPr>
-          <w:b/>
-          <w:lang w:val="hi_IN" w:bidi="hi_IN"/>
-        </w:rPr>
-        <w:t>"</w:t>
-      </w:r>
-      <w:r>
-        <w:rPr>
-          <w:b/>
-          <w:lang w:val="hi_IN" w:bidi="hi_IN"/>
-        </w:rPr>
-        <w:t>मनभावनी सामग्री</w:t>
-      </w:r>
-      <w:r>
-        <w:rPr>
-          <w:b/>
-          <w:lang w:val="hi_IN" w:bidi="hi_IN"/>
-        </w:rPr>
-        <w:t>"</w:t>
-      </w:r>
-    </w:p>
-    <w:p>
-      <w:pPr/>
-      <w:r>
-        <w:rPr>
-          <w:lang w:val="hi_IN" w:bidi="hi_IN"/>
-        </w:rPr>
-      </w:r>
-      <w:r>
-        <w:rPr>
-          <w:lang w:val="hi_IN" w:bidi="hi_IN"/>
-        </w:rPr>
-        <w:t xml:space="preserve">मूल भाषा में लेखक </w:t>
-      </w:r>
-      <w:r>
-        <w:rPr>
-          <w:b/>
-          <w:lang w:val="hi_IN" w:bidi="hi_IN"/>
-        </w:rPr>
-        <w:t>सामग्री</w:t>
-      </w:r>
-      <w:r>
-        <w:rPr>
-          <w:lang w:val="hi_IN" w:bidi="hi_IN"/>
-        </w:rPr>
-        <w:t xml:space="preserve"> का वर्णन करने के लिए स्वामित्व रूप का उपयोग कर रहे हैं जो </w:t>
-      </w:r>
-      <w:r>
-        <w:rPr>
-          <w:b/>
-          <w:lang w:val="hi_IN" w:bidi="hi_IN"/>
-        </w:rPr>
-        <w:t>मनभावनी</w:t>
-      </w:r>
-      <w:r>
-        <w:rPr>
-          <w:lang w:val="hi_IN" w:bidi="hi_IN"/>
-        </w:rPr>
-        <w:t xml:space="preserve"> से विशेषीकृत हैं। यदि आपकी भाषा इसके लिए स्वामित्व रूप का उपयोग नहीं करती है, तो आप एक विशेषण का उपयोग कर सकते हैं जैसा हिंदी अनुवाद में किया गया है। वैकल्पिक अनुवाद: [आनंद देने वाले वस्तुएँ]</w:t>
-      </w:r>
-    </w:p>
-    <w:p>
-      <w:pPr/>
-      <w:r>
-        <w:rPr>
-          <w:lang w:val="hi_IN" w:bidi="hi_IN"/>
-        </w:rPr>
-      </w:r>
-      <w:r>
-        <w:rPr>
-          <w:lang w:val="hi_IN" w:bidi="hi_IN"/>
-        </w:rPr>
-        <w:t xml:space="preserve">देखें: </w:t>
-      </w:r>
-      <w:r>
-        <w:rPr>
-          <w:lang w:val="hi_IN" w:bidi="hi_IN"/>
-        </w:rPr>
-        <w:t>स्वामित्व</w:t>
-      </w:r>
-      <w:r>
-        <w:rPr>
-          <w:lang w:val="hi_IN" w:bidi="hi_IN"/>
-        </w:rPr>
-      </w:r>
-      <w:r>
-        <w:rPr>
-          <w:lang w:val="hi_IN" w:bidi="hi_IN"/>
-        </w:rPr>
-      </w:r>
-    </w:p>
-    <w:p>
-      <w:pPr/>
-      <w:r>
-        <w:rPr>
-          <w:lang w:val="hi_IN" w:bidi="hi_IN"/>
-        </w:rPr>
-      </w:r>
-    </w:p>
-    <w:p>
-      <w:pPr>
-        <w:pStyle w:val="Heading2"/>
-      </w:pPr>
-      <w:r>
-        <w:rPr>
-          <w:lang w:val="hi_IN" w:bidi="hi_IN"/>
-        </w:rPr>
-        <w:t>नहूम 2:10 (#1)</w:t>
-      </w:r>
-      <w:r>
-        <w:rPr>
-          <w:lang w:val="hi_IN" w:bidi="hi_IN"/>
-        </w:rPr>
-      </w:r>
-    </w:p>
-    <w:p>
-      <w:pPr/>
-      <w:r>
-        <w:rPr>
-          <w:lang w:val="hi_IN" w:bidi="hi_IN"/>
-        </w:rPr>
-      </w:r>
-      <w:r>
-        <w:rPr>
-          <w:lang w:val="hi_IN" w:bidi="hi_IN"/>
-        </w:rPr>
-        <w:t>בּוּקָ֥ה וּ⁠מְבוּקָ֖ה וּ⁠מְבֻלָּקָ֑ה</w:t>
-      </w:r>
-    </w:p>
-    <w:p>
-      <w:pPr/>
-      <w:r>
-        <w:rPr>
-          <w:lang w:val="hi_IN" w:bidi="hi_IN"/>
-        </w:rPr>
-      </w:r>
-      <w:r>
-        <w:rPr>
-          <w:b/>
-          <w:lang w:val="hi_IN" w:bidi="hi_IN"/>
-        </w:rPr>
-        <w:t>"</w:t>
-      </w:r>
-      <w:r>
-        <w:rPr>
-          <w:b/>
-          <w:lang w:val="hi_IN" w:bidi="hi_IN"/>
-        </w:rPr>
-        <w:t>वह खाली, छूछी और सूनी हो गई है</w:t>
-      </w:r>
-      <w:r>
-        <w:rPr>
-          <w:b/>
-          <w:lang w:val="hi_IN" w:bidi="hi_IN"/>
-        </w:rPr>
-        <w:t>"</w:t>
-      </w:r>
-    </w:p>
-    <w:p>
-      <w:pPr/>
-      <w:r>
-        <w:rPr>
-          <w:lang w:val="hi_IN" w:bidi="hi_IN"/>
-        </w:rPr>
-      </w:r>
-      <w:r>
-        <w:rPr>
-          <w:lang w:val="hi_IN" w:bidi="hi_IN"/>
-        </w:rPr>
-        <w:t>लेखक कुछ ऐसे शब्द छोड़ रहे हैं जो कई भाषाओं में एक वाक्य को पूरा करने के लिए आवश्यक होते हैं। यदि आपकी भाषा में यह स्पष्ट होगा, तो आप इन शब्दों को जोड़ सकते हैं जैसा हिंदी अनुवाद में किया गया है। वैकल्पिक अनुवाद: [नीनवे खाली, उजाड़ और बर्बाद हो गई है]</w:t>
-      </w:r>
-    </w:p>
-    <w:p>
-      <w:pPr/>
-      <w:r>
-        <w:rPr>
-          <w:lang w:val="hi_IN" w:bidi="hi_IN"/>
-        </w:rPr>
-      </w:r>
-      <w:r>
-        <w:rPr>
-          <w:lang w:val="hi_IN" w:bidi="hi_IN"/>
-        </w:rPr>
-        <w:t xml:space="preserve">देखें: </w:t>
-      </w:r>
-      <w:r>
-        <w:rPr>
-          <w:lang w:val="hi_IN" w:bidi="hi_IN"/>
-        </w:rPr>
-        <w:t>पदलोप</w:t>
-      </w:r>
-      <w:r>
-        <w:rPr>
-          <w:lang w:val="hi_IN" w:bidi="hi_IN"/>
-        </w:rPr>
-      </w:r>
-      <w:r>
-        <w:rPr>
-          <w:lang w:val="hi_IN" w:bidi="hi_IN"/>
-        </w:rPr>
-      </w:r>
-    </w:p>
-    <w:p>
-      <w:pPr/>
-      <w:r>
-        <w:rPr>
-          <w:lang w:val="hi_IN" w:bidi="hi_IN"/>
-        </w:rPr>
-      </w:r>
-    </w:p>
-    <w:p>
-      <w:pPr>
-        <w:pStyle w:val="Heading2"/>
-      </w:pPr>
-      <w:r>
-        <w:rPr>
-          <w:lang w:val="hi_IN" w:bidi="hi_IN"/>
-        </w:rPr>
-        <w:t>नहूम 2:10 (#2)</w:t>
-      </w:r>
-      <w:r>
-        <w:rPr>
-          <w:lang w:val="hi_IN" w:bidi="hi_IN"/>
-        </w:rPr>
-      </w:r>
-    </w:p>
-    <w:p>
-      <w:pPr/>
-      <w:r>
-        <w:rPr>
-          <w:lang w:val="hi_IN" w:bidi="hi_IN"/>
-        </w:rPr>
-      </w:r>
-      <w:r>
-        <w:rPr>
-          <w:lang w:val="hi_IN" w:bidi="hi_IN"/>
-        </w:rPr>
-        <w:t>וְ⁠לֵ֨ב</w:t>
-      </w:r>
-    </w:p>
-    <w:p>
-      <w:pPr/>
-      <w:r>
-        <w:rPr>
-          <w:lang w:val="hi_IN" w:bidi="hi_IN"/>
-        </w:rPr>
-      </w:r>
-      <w:r>
-        <w:rPr>
-          <w:b/>
-          <w:lang w:val="hi_IN" w:bidi="hi_IN"/>
-        </w:rPr>
-        <w:t>"</w:t>
-      </w:r>
-      <w:r>
-        <w:rPr>
-          <w:b/>
-          <w:lang w:val="hi_IN" w:bidi="hi_IN"/>
-        </w:rPr>
-        <w:t>मन</w:t>
-      </w:r>
-      <w:r>
-        <w:rPr>
-          <w:b/>
-          <w:lang w:val="hi_IN" w:bidi="hi_IN"/>
-        </w:rPr>
-        <w:t>"</w:t>
-      </w:r>
-    </w:p>
-    <w:p>
-      <w:pPr/>
-      <w:r>
-        <w:rPr>
-          <w:lang w:val="hi_IN" w:bidi="hi_IN"/>
-        </w:rPr>
-      </w:r>
-      <w:r>
-        <w:rPr>
-          <w:lang w:val="hi_IN" w:bidi="hi_IN"/>
-        </w:rPr>
-        <w:t xml:space="preserve">इस पद में, शब्द </w:t>
-      </w:r>
-      <w:r>
-        <w:rPr>
-          <w:b/>
-          <w:lang w:val="hi_IN" w:bidi="hi_IN"/>
-        </w:rPr>
-        <w:t>मन</w:t>
-      </w:r>
-      <w:r>
-        <w:rPr>
-          <w:lang w:val="hi_IN" w:bidi="hi_IN"/>
-        </w:rPr>
-        <w:t xml:space="preserve"> एकवचन रूप में है, लेकिन यह प्रत्येक व्यक्ति के हृदय को एक समूह के रूप में संदर्भित करता है। यदि आपकी भाषा में यह सहायक होगा, तो आप इसे सीधे कह सकते हैं। वैकल्पिक अनुवाद: [और सभी के मन]</w:t>
-      </w:r>
-    </w:p>
-    <w:p>
-      <w:pPr/>
-      <w:r>
-        <w:rPr>
-          <w:lang w:val="hi_IN" w:bidi="hi_IN"/>
-        </w:rPr>
-      </w:r>
-      <w:r>
-        <w:rPr>
-          <w:lang w:val="hi_IN" w:bidi="hi_IN"/>
-        </w:rPr>
-        <w:t xml:space="preserve">देखें: </w:t>
-      </w:r>
-      <w:r>
-        <w:rPr>
-          <w:lang w:val="hi_IN" w:bidi="hi_IN"/>
-        </w:rPr>
-        <w:t>समूहवाचक संज्ञाएँ</w:t>
-      </w:r>
-      <w:r>
-        <w:rPr>
-          <w:lang w:val="hi_IN" w:bidi="hi_IN"/>
-        </w:rPr>
-      </w:r>
-      <w:r>
-        <w:rPr>
-          <w:lang w:val="hi_IN" w:bidi="hi_IN"/>
-        </w:rPr>
-      </w:r>
-    </w:p>
-    <w:p>
-      <w:pPr/>
-      <w:r>
-        <w:rPr>
-          <w:lang w:val="hi_IN" w:bidi="hi_IN"/>
-        </w:rPr>
-      </w:r>
-    </w:p>
-    <w:p>
-      <w:pPr>
-        <w:pStyle w:val="Heading2"/>
-      </w:pPr>
-      <w:r>
-        <w:rPr>
-          <w:lang w:val="hi_IN" w:bidi="hi_IN"/>
-        </w:rPr>
-        <w:t>नहूम 2:10 (#3)</w:t>
-      </w:r>
-      <w:r>
-        <w:rPr>
-          <w:lang w:val="hi_IN" w:bidi="hi_IN"/>
-        </w:rPr>
-      </w:r>
-    </w:p>
-    <w:p>
-      <w:pPr/>
-      <w:r>
-        <w:rPr>
-          <w:lang w:val="hi_IN" w:bidi="hi_IN"/>
-        </w:rPr>
-      </w:r>
-      <w:r>
-        <w:rPr>
-          <w:lang w:val="hi_IN" w:bidi="hi_IN"/>
-        </w:rPr>
-        <w:t>וְ⁠לֵ֨ב נָמֵ֜ס</w:t>
-      </w:r>
-    </w:p>
-    <w:p>
-      <w:pPr/>
-      <w:r>
-        <w:rPr>
-          <w:lang w:val="hi_IN" w:bidi="hi_IN"/>
-        </w:rPr>
-      </w:r>
-      <w:r>
-        <w:rPr>
-          <w:b/>
-          <w:lang w:val="hi_IN" w:bidi="hi_IN"/>
-        </w:rPr>
-        <w:t>"</w:t>
-      </w:r>
-      <w:r>
-        <w:rPr>
-          <w:b/>
-          <w:lang w:val="hi_IN" w:bidi="hi_IN"/>
-        </w:rPr>
-        <w:t>मन कच्चा हो गया</w:t>
-      </w:r>
-      <w:r>
-        <w:rPr>
-          <w:b/>
-          <w:lang w:val="hi_IN" w:bidi="hi_IN"/>
-        </w:rPr>
-        <w:t>"</w:t>
-      </w:r>
-    </w:p>
-    <w:p>
-      <w:pPr/>
-      <w:r>
-        <w:rPr>
-          <w:lang w:val="hi_IN" w:bidi="hi_IN"/>
-        </w:rPr>
-      </w:r>
-      <w:r>
-        <w:rPr>
-          <w:lang w:val="hi_IN" w:bidi="hi_IN"/>
-        </w:rPr>
-        <w:t xml:space="preserve">नहूम </w:t>
-      </w:r>
-      <w:r>
-        <w:rPr>
-          <w:b/>
-          <w:lang w:val="hi_IN" w:bidi="hi_IN"/>
-        </w:rPr>
-        <w:t>मन</w:t>
-      </w:r>
-      <w:r>
-        <w:rPr>
-          <w:lang w:val="hi_IN" w:bidi="hi_IN"/>
-        </w:rPr>
-        <w:t xml:space="preserve"> के विषय में ऐसे बात करते है मानो वह कच्चा हो सकता है, इस अभिव्यक्ति का उपयोग वह यह बताने के लिए कर रहे हैं कि लोग अपना साहस खो चुके हैं। यदि आपकी भाषा में यह सहायक होगा, तो आप अर्थ को सीधे तौर पर बता सकते हैं। वैकल्पिक अनुवाद: [</w:t>
-      </w:r>
-      <w:r>
-        <w:rPr>
-          <w:lang w:val="hi_IN" w:bidi="hi_IN"/>
-        </w:rPr>
-        <w:t>लोगों ने साहस खो दिया है</w:t>
-      </w:r>
-      <w:r>
-        <w:rPr>
-          <w:lang w:val="hi_IN" w:bidi="hi_IN"/>
-        </w:rPr>
-        <w:t>]</w:t>
-      </w:r>
-    </w:p>
-    <w:p>
-      <w:pPr/>
-      <w:r>
-        <w:rPr>
-          <w:lang w:val="hi_IN" w:bidi="hi_IN"/>
-        </w:rPr>
-      </w:r>
-      <w:r>
-        <w:rPr>
-          <w:lang w:val="hi_IN" w:bidi="hi_IN"/>
-        </w:rPr>
-        <w:t xml:space="preserve">देखें: </w:t>
-      </w:r>
-      <w:r>
-        <w:rPr>
-          <w:lang w:val="hi_IN" w:bidi="hi_IN"/>
-        </w:rPr>
-        <w:t>रूपक</w:t>
-      </w:r>
-      <w:r>
-        <w:rPr>
-          <w:lang w:val="hi_IN" w:bidi="hi_IN"/>
-        </w:rPr>
-      </w:r>
-      <w:r>
-        <w:rPr>
-          <w:lang w:val="hi_IN" w:bidi="hi_IN"/>
-        </w:rPr>
-      </w:r>
-    </w:p>
-    <w:p>
-      <w:pPr/>
-      <w:r>
-        <w:rPr>
-          <w:lang w:val="hi_IN" w:bidi="hi_IN"/>
-        </w:rPr>
-      </w:r>
-    </w:p>
-    <w:p>
-      <w:pPr>
-        <w:pStyle w:val="Heading2"/>
-      </w:pPr>
-      <w:r>
-        <w:rPr>
-          <w:lang w:val="hi_IN" w:bidi="hi_IN"/>
-        </w:rPr>
-        <w:t>नहूम 2:10 (#4)</w:t>
-      </w:r>
-      <w:r>
-        <w:rPr>
-          <w:lang w:val="hi_IN" w:bidi="hi_IN"/>
-        </w:rPr>
-      </w:r>
-    </w:p>
-    <w:p>
-      <w:pPr/>
-      <w:r>
-        <w:rPr>
-          <w:lang w:val="hi_IN" w:bidi="hi_IN"/>
-        </w:rPr>
-      </w:r>
-      <w:r>
-        <w:rPr>
-          <w:lang w:val="hi_IN" w:bidi="hi_IN"/>
-        </w:rPr>
-        <w:t>וְ⁠חַלְחָלָה֙ בְּ⁠כָל־מָתְנַ֔יִם</w:t>
-      </w:r>
-    </w:p>
-    <w:p>
-      <w:pPr/>
-      <w:r>
-        <w:rPr>
-          <w:lang w:val="hi_IN" w:bidi="hi_IN"/>
-        </w:rPr>
-      </w:r>
-      <w:r>
-        <w:rPr>
-          <w:b/>
-          <w:lang w:val="hi_IN" w:bidi="hi_IN"/>
-        </w:rPr>
-        <w:t>"</w:t>
-      </w:r>
-      <w:r>
-        <w:rPr>
-          <w:b/>
-          <w:lang w:val="hi_IN" w:bidi="hi_IN"/>
-        </w:rPr>
-        <w:t>और उन सभी की कमर में बड़ी पीड़ा उठी</w:t>
-      </w:r>
-      <w:r>
-        <w:rPr>
-          <w:b/>
-          <w:lang w:val="hi_IN" w:bidi="hi_IN"/>
-        </w:rPr>
-        <w:t>"</w:t>
-      </w:r>
-    </w:p>
-    <w:p>
-      <w:pPr/>
-      <w:r>
-        <w:rPr>
-          <w:lang w:val="hi_IN" w:bidi="hi_IN"/>
-        </w:rPr>
-      </w:r>
-      <w:r>
-        <w:rPr>
-          <w:lang w:val="hi_IN" w:bidi="hi_IN"/>
-        </w:rPr>
-        <w:t xml:space="preserve">मूल भाषा में यहाँ, गुप्त अंग अर्थात् पेट का वो भाग जहाँ लोग तीव्र भावनाएँ अनुभव करते हैं। हिंदी में इसे </w:t>
-      </w:r>
-      <w:r>
-        <w:rPr>
-          <w:b/>
-          <w:lang w:val="hi_IN" w:bidi="hi_IN"/>
-        </w:rPr>
-        <w:t>कमर</w:t>
-      </w:r>
-      <w:r>
-        <w:rPr>
-          <w:lang w:val="hi_IN" w:bidi="hi_IN"/>
-        </w:rPr>
-        <w:t xml:space="preserve"> के रूप में लिखा गया है। यदि यह आपकी भाषा में सहायक होगा, तो आप अपनी भाषा से एक समकक्ष अभिव्यक्ति का उपयोग कर सकते हैं या अर्थ को स्पष्ट रूप से समझा सकते हैं। वैकल्पिक अनुवाद: [हर व्यक्ति अपने भीतर पीड़ा या व्यथा महसूस करता है]</w:t>
-      </w:r>
-    </w:p>
-    <w:p>
-      <w:pPr/>
-      <w:r>
-        <w:rPr>
-          <w:lang w:val="hi_IN" w:bidi="hi_IN"/>
-        </w:rPr>
-      </w:r>
-      <w:r>
-        <w:rPr>
-          <w:lang w:val="hi_IN" w:bidi="hi_IN"/>
-        </w:rPr>
-        <w:t xml:space="preserve">देखें: </w:t>
-      </w:r>
-      <w:r>
-        <w:rPr>
-          <w:lang w:val="hi_IN" w:bidi="hi_IN"/>
-        </w:rPr>
-        <w:t>लक्षणालंकार</w:t>
-      </w:r>
-      <w:r>
-        <w:rPr>
-          <w:lang w:val="hi_IN" w:bidi="hi_IN"/>
-        </w:rPr>
-      </w:r>
-      <w:r>
-        <w:rPr>
-          <w:lang w:val="hi_IN" w:bidi="hi_IN"/>
-        </w:rPr>
-      </w:r>
-    </w:p>
-    <w:p>
-      <w:pPr/>
-      <w:r>
-        <w:rPr>
-          <w:lang w:val="hi_IN" w:bidi="hi_IN"/>
-        </w:rPr>
-      </w:r>
-    </w:p>
-    <w:p>
-      <w:pPr>
-        <w:pStyle w:val="Heading2"/>
-      </w:pPr>
-      <w:r>
-        <w:rPr>
-          <w:lang w:val="hi_IN" w:bidi="hi_IN"/>
-        </w:rPr>
-        <w:t>नहूम 2:10 (#5)</w:t>
-      </w:r>
-      <w:r>
-        <w:rPr>
-          <w:lang w:val="hi_IN" w:bidi="hi_IN"/>
-        </w:rPr>
-      </w:r>
-    </w:p>
-    <w:p>
-      <w:pPr/>
-      <w:r>
-        <w:rPr>
-          <w:lang w:val="hi_IN" w:bidi="hi_IN"/>
-        </w:rPr>
-      </w:r>
-      <w:r>
-        <w:rPr>
-          <w:lang w:val="hi_IN" w:bidi="hi_IN"/>
-        </w:rPr>
-        <w:t>קִבְּצ֥וּ פָארֽוּר</w:t>
-      </w:r>
-    </w:p>
-    <w:p>
-      <w:pPr/>
-      <w:r>
-        <w:rPr>
-          <w:lang w:val="hi_IN" w:bidi="hi_IN"/>
-        </w:rPr>
-      </w:r>
-      <w:r>
-        <w:rPr>
-          <w:b/>
-          <w:lang w:val="hi_IN" w:bidi="hi_IN"/>
-        </w:rPr>
-        <w:t>"</w:t>
-      </w:r>
-      <w:r>
-        <w:rPr>
-          <w:b/>
-          <w:lang w:val="hi_IN" w:bidi="hi_IN"/>
-        </w:rPr>
-        <w:t>सभी के मुख का रंग</w:t>
-      </w:r>
-      <w:r>
-        <w:rPr>
-          <w:b/>
-          <w:lang w:val="hi_IN" w:bidi="hi_IN"/>
-        </w:rPr>
-        <w:t>"</w:t>
-      </w:r>
-    </w:p>
-    <w:p>
-      <w:pPr/>
-      <w:r>
-        <w:rPr>
-          <w:lang w:val="hi_IN" w:bidi="hi_IN"/>
-        </w:rPr>
-      </w:r>
-      <w:r>
-        <w:rPr>
-          <w:lang w:val="hi_IN" w:bidi="hi_IN"/>
-        </w:rPr>
-        <w:t xml:space="preserve">मूल भाषा में यहाँ सौंदर्य शब्द उपयोग किया गया है हिन्दी अनुवाद में यहाँ </w:t>
-      </w:r>
-      <w:r>
-        <w:rPr>
-          <w:b/>
-          <w:lang w:val="hi_IN" w:bidi="hi_IN"/>
-        </w:rPr>
-        <w:t>मुख का रंग</w:t>
-      </w:r>
-      <w:r>
-        <w:rPr>
-          <w:lang w:val="hi_IN" w:bidi="hi_IN"/>
-        </w:rPr>
-        <w:t xml:space="preserve"> वाक्यांश उपयोग किया गया है। नहूम यहाँ </w:t>
-      </w:r>
-      <w:r>
-        <w:rPr>
-          <w:b/>
-          <w:lang w:val="hi_IN" w:bidi="hi_IN"/>
-        </w:rPr>
-        <w:t>सौंदर्य</w:t>
-      </w:r>
-      <w:r>
-        <w:rPr>
-          <w:lang w:val="hi_IN" w:bidi="hi_IN"/>
-        </w:rPr>
-        <w:t xml:space="preserve"> शब्द का प्रयोग पीला पड़ना के अर्थ में कर रहे हैं, क्योंकि उस संस्कृति में पीली त्वचा को सुंदर माना जाता था। यदि आपकी भाषा में यह सहायक हो, तो आप इसका अर्थ सीधे शब्दों में स्पष्ट कर सकते हैं। वैकल्पिक अनुवाद: [</w:t>
-      </w:r>
-      <w:r>
-        <w:rPr>
-          <w:lang w:val="hi_IN" w:bidi="hi_IN"/>
-        </w:rPr>
-        <w:t>पीला पड़ जाना</w:t>
-      </w:r>
-      <w:r>
-        <w:rPr>
-          <w:lang w:val="hi_IN" w:bidi="hi_IN"/>
-        </w:rPr>
-        <w:t>]</w:t>
-      </w:r>
-    </w:p>
-    <w:p>
-      <w:pPr/>
-      <w:r>
-        <w:rPr>
-          <w:lang w:val="hi_IN" w:bidi="hi_IN"/>
-        </w:rPr>
-      </w:r>
-      <w:r>
-        <w:rPr>
-          <w:lang w:val="hi_IN" w:bidi="hi_IN"/>
-        </w:rPr>
-        <w:t xml:space="preserve">देखें: </w:t>
-      </w:r>
-      <w:r>
-        <w:rPr>
-          <w:lang w:val="hi_IN" w:bidi="hi_IN"/>
-        </w:rPr>
-        <w:t>लक्षणालंकार</w:t>
-      </w:r>
-      <w:r>
-        <w:rPr>
-          <w:lang w:val="hi_IN" w:bidi="hi_IN"/>
-        </w:rPr>
-      </w:r>
-      <w:r>
-        <w:rPr>
-          <w:lang w:val="hi_IN" w:bidi="hi_IN"/>
-        </w:rPr>
-      </w:r>
-    </w:p>
-    <w:p>
-      <w:pPr/>
-      <w:r>
-        <w:rPr>
-          <w:lang w:val="hi_IN" w:bidi="hi_IN"/>
-        </w:rPr>
-      </w:r>
-    </w:p>
-    <w:p>
-      <w:pPr>
-        <w:pStyle w:val="Heading2"/>
-      </w:pPr>
-      <w:r>
-        <w:rPr>
-          <w:lang w:val="hi_IN" w:bidi="hi_IN"/>
-        </w:rPr>
         <w:t>नहूम 2:11 (#1)</w:t>
       </w:r>
       <w:r>
         <w:rPr>
           <w:lang w:val="hi_IN" w:bidi="hi_IN"/>
         </w:rPr>
-      </w:r>
-    </w:p>
-    <w:p>
-      <w:pPr/>
-      <w:r>
-        <w:rPr>
-          <w:lang w:val="hi_IN" w:bidi="hi_IN"/>
-        </w:rPr>
-      </w:r>
-      <w:r>
-        <w:rPr>
-          <w:lang w:val="hi_IN" w:bidi="hi_IN"/>
-        </w:rPr>
-        <w:t>אַיֵּה֙ מְע֣וֹן אֲרָי֔וֹת וּ⁠מִרְעֶ֥ה ה֖וּא לַ⁠כְּפִרִ֑ים אֲשֶׁ֣ר הָלַךְ֩ אַרְיֵ֨ה לָבִ֥יא שָׁ֛ם גּ֥וּר אַרְיֵ֖ה וְ⁠אֵ֥ין מַחֲרִֽיד</w:t>
       </w:r>
     </w:p>
     <w:p>
@@ -15724,20 +15542,6 @@
       </w:r>
       <w:r>
         <w:rPr>
-          <w:lang w:val="hi_IN" w:bidi="hi_IN"/>
-        </w:rPr>
-        <w:t>שׁ֔וֹט &amp; רַ֣עַשׁ אוֹפָ֑ן וְ⁠ס֣וּס דֹּהֵ֔ר וּ⁠מֶרְכָּבָ֖ה מְרַקֵּדָֽה</w:t>
-      </w:r>
-    </w:p>
-    <w:p>
-      <w:pPr/>
-      <w:r>
-        <w:rPr>
-          <w:lang w:val="hi_IN" w:bidi="hi_IN"/>
-        </w:rPr>
-      </w:r>
-      <w:r>
-        <w:rPr>
           <w:b/>
           <w:lang w:val="hi_IN" w:bidi="hi_IN"/>
         </w:rPr>
@@ -15915,20 +15719,6 @@
       </w:r>
       <w:r>
         <w:rPr>
-          <w:lang w:val="hi_IN" w:bidi="hi_IN"/>
-        </w:rPr>
-        <w:t>פָּרָ֣שׁ מַעֲלֶ֗ה וְ⁠לַ֤הַב חֶ֨רֶב֙ וּ⁠בְרַ֣ק חֲנִ֔ית</w:t>
-      </w:r>
-    </w:p>
-    <w:p>
-      <w:pPr/>
-      <w:r>
-        <w:rPr>
-          <w:lang w:val="hi_IN" w:bidi="hi_IN"/>
-        </w:rPr>
-      </w:r>
-      <w:r>
-        <w:rPr>
           <w:b/>
           <w:lang w:val="hi_IN" w:bidi="hi_IN"/>
         </w:rPr>
@@ -16054,20 +15844,6 @@
         <w:rPr>
           <w:lang w:val="hi_IN" w:bidi="hi_IN"/>
         </w:rPr>
-      </w:r>
-    </w:p>
-    <w:p>
-      <w:pPr/>
-      <w:r>
-        <w:rPr>
-          <w:lang w:val="hi_IN" w:bidi="hi_IN"/>
-        </w:rPr>
-      </w:r>
-      <w:r>
-        <w:rPr>
-          <w:lang w:val="hi_IN" w:bidi="hi_IN"/>
-        </w:rPr>
-        <w:t>פָּרָ֣שׁ מַעֲלֶ֗ה וְ⁠לַ֤הַב חֶ֨רֶב֙ וּ⁠בְרַ֣ק חֲנִ֔ית</w:t>
       </w:r>
     </w:p>
     <w:p>
@@ -18253,20 +18029,6 @@
       </w:r>
       <w:r>
         <w:rPr>
-          <w:lang w:val="hi_IN" w:bidi="hi_IN"/>
-        </w:rPr>
-        <w:t>הֲ⁠תֵֽיטְבִי֙ מִ⁠נֹּ֣א אָמ֔וֹן הַ⁠יֹּֽשְׁבָה֙ בַּ⁠יְאֹרִ֔ים מַ֖יִם סָבִ֣יב לָ֑⁠הּ אֲשֶׁר־חֵ֣יל יָ֔ם מִ⁠יָּ֖ם חוֹמָתָֽ⁠הּ</w:t>
-      </w:r>
-    </w:p>
-    <w:p>
-      <w:pPr/>
-      <w:r>
-        <w:rPr>
-          <w:lang w:val="hi_IN" w:bidi="hi_IN"/>
-        </w:rPr>
-      </w:r>
-      <w:r>
-        <w:rPr>
           <w:b/>
           <w:lang w:val="hi_IN" w:bidi="hi_IN"/>
         </w:rPr>
@@ -19820,20 +19582,6 @@
       </w:r>
       <w:r>
         <w:rPr>
-          <w:lang w:val="hi_IN" w:bidi="hi_IN"/>
-        </w:rPr>
-        <w:t>עֹלָלֶ֛י⁠הָ יְרֻטְּשׁ֖וּ</w:t>
-      </w:r>
-    </w:p>
-    <w:p>
-      <w:pPr/>
-      <w:r>
-        <w:rPr>
-          <w:lang w:val="hi_IN" w:bidi="hi_IN"/>
-        </w:rPr>
-      </w:r>
-      <w:r>
-        <w:rPr>
           <w:b/>
           <w:lang w:val="hi_IN" w:bidi="hi_IN"/>
         </w:rPr>
@@ -20674,20 +20422,6 @@
       </w:r>
       <w:r>
         <w:rPr>
-          <w:lang w:val="hi_IN" w:bidi="hi_IN"/>
-        </w:rPr>
-        <w:t>כָּ֨ל־מִבְצָרַ֔יִ⁠ךְ תְּאֵנִ֖ים עִם־בִּכּוּרִ֑ים</w:t>
-      </w:r>
-    </w:p>
-    <w:p>
-      <w:pPr/>
-      <w:r>
-        <w:rPr>
-          <w:lang w:val="hi_IN" w:bidi="hi_IN"/>
-        </w:rPr>
-      </w:r>
-      <w:r>
-        <w:rPr>
           <w:b/>
           <w:lang w:val="hi_IN" w:bidi="hi_IN"/>
         </w:rPr>
@@ -23029,6 +22763,103 @@
       </w:r>
       <w:r>
         <w:rPr>
+          <w:b/>
+          <w:lang w:val="hi_IN" w:bidi="hi_IN"/>
+        </w:rPr>
+        <w:t>"</w:t>
+      </w:r>
+      <w:r>
+        <w:rPr>
+          <w:b/>
+          <w:lang w:val="hi_IN" w:bidi="hi_IN"/>
+        </w:rPr>
+        <w:t>तेरे मुकुटधारी लोग टिड्डियों के समान, और तेरे सेनापति टिड्डियों के दलों सरीखे ठहरेंगे</w:t>
+      </w:r>
+      <w:r>
+        <w:rPr>
+          <w:b/>
+          <w:lang w:val="hi_IN" w:bidi="hi_IN"/>
+        </w:rPr>
+        <w:t>"</w:t>
+      </w:r>
+    </w:p>
+    <w:p>
+      <w:pPr/>
+      <w:r>
+        <w:rPr>
+          <w:lang w:val="hi_IN" w:bidi="hi_IN"/>
+        </w:rPr>
+      </w:r>
+      <w:r>
+        <w:rPr>
+          <w:lang w:val="hi_IN" w:bidi="hi_IN"/>
+        </w:rPr>
+        <w:t>लेखक कह रहे हैं कि मुकुटधारी लोग और सेनापति, टिड्डियों की तरह हैं क्योंकि वे अविश्वसनीय और बेवफा हैं, जैसे टिड्डियाँ परिस्थितियों के बदलने पर मक्खियों की तरह उड़ जाती हैं। यदि आपकी भाषा में यह सहायक हो, तो आप इसे स्पष्ट रूप से कह सकते हैं। वैकल्पिक अनुवाद: [आपके पहरुए और सेनापति टिड्डियों की तरह अविश्वसनीय और बेवफा हैं]</w:t>
+      </w:r>
+    </w:p>
+    <w:p>
+      <w:pPr/>
+      <w:r>
+        <w:rPr>
+          <w:lang w:val="hi_IN" w:bidi="hi_IN"/>
+        </w:rPr>
+      </w:r>
+      <w:r>
+        <w:rPr>
+          <w:lang w:val="hi_IN" w:bidi="hi_IN"/>
+        </w:rPr>
+        <w:t xml:space="preserve">देखें: </w:t>
+      </w:r>
+      <w:r>
+        <w:rPr>
+          <w:lang w:val="hi_IN" w:bidi="hi_IN"/>
+        </w:rPr>
+        <w:t xml:space="preserve">उपमा </w:t>
+      </w:r>
+      <w:r>
+        <w:rPr>
+          <w:lang w:val="hi_IN" w:bidi="hi_IN"/>
+        </w:rPr>
+      </w:r>
+      <w:r>
+        <w:rPr>
+          <w:lang w:val="hi_IN" w:bidi="hi_IN"/>
+        </w:rPr>
+      </w:r>
+    </w:p>
+    <w:p>
+      <w:pPr/>
+      <w:r>
+        <w:rPr>
+          <w:lang w:val="hi_IN" w:bidi="hi_IN"/>
+        </w:rPr>
+      </w:r>
+    </w:p>
+    <w:p>
+      <w:pPr>
+        <w:pStyle w:val="Heading2"/>
+      </w:pPr>
+      <w:r>
+        <w:rPr>
+          <w:lang w:val="hi_IN" w:bidi="hi_IN"/>
+        </w:rPr>
+        <w:t>नहूम 3:17 (#2)</w:t>
+      </w:r>
+      <w:r>
+        <w:rPr>
+          <w:lang w:val="hi_IN" w:bidi="hi_IN"/>
+        </w:rPr>
+      </w:r>
+    </w:p>
+    <w:p>
+      <w:pPr/>
+      <w:r>
+        <w:rPr>
+          <w:lang w:val="hi_IN" w:bidi="hi_IN"/>
+        </w:rPr>
+      </w:r>
+      <w:r>
+        <w:rPr>
           <w:lang w:val="hi_IN" w:bidi="hi_IN"/>
         </w:rPr>
         <w:t>מִנְּזָרַ֨יִ⁠ךְ֙ כָּֽ⁠אַרְבֶּ֔ה וְ⁠טַפְסְרַ֖יִ⁠ךְ כְּ⁠ג֣וֹב גֹּבָ֑י</w:t>
@@ -23074,7 +22905,20 @@
         <w:rPr>
           <w:lang w:val="hi_IN" w:bidi="hi_IN"/>
         </w:rPr>
-        <w:t>लेखक कह रहे हैं कि मुकुटधारी लोग और सेनापति, टिड्डियों की तरह हैं क्योंकि वे अविश्वसनीय और बेवफा हैं, जैसे टिड्डियाँ परिस्थितियों के बदलने पर मक्खियों की तरह उड़ जाती हैं। यदि आपकी भाषा में यह सहायक हो, तो आप इसे स्पष्ट रूप से कह सकते हैं। वैकल्पिक अनुवाद: [आपके पहरुए और सेनापति टिड्डियों की तरह अविश्वसनीय और बेवफा हैं]</w:t>
+        <w:t xml:space="preserve">ये दोनों वाक्यांश मूल रूप से एक ही अर्थ रखते हैं। दूसरा वाक्यांश पहले के अर्थ को दोहराकर उसे अलग शब्दों में जोर देता है। यदि आपके पाठकों के लिए यह सहायक हो, तो आप यू.एस.टी की तरह वाक्यांशों को जोड़ सकते हैं, या </w:t>
+      </w:r>
+      <w:r>
+        <w:rPr>
+          <w:b/>
+          <w:lang w:val="hi_IN" w:bidi="hi_IN"/>
+        </w:rPr>
+        <w:t>और</w:t>
+      </w:r>
+      <w:r>
+        <w:rPr>
+          <w:lang w:val="hi_IN" w:bidi="hi_IN"/>
+        </w:rPr>
+        <w:t xml:space="preserve"> के अलावा किसी अन्य शब्द के साथ वाक्यांशों को जोड़ सकते हैं ताकि यह दिखाया जा सके कि दूसरा वाक्यांश पहले को दोहरा रहा है, और कुछ अतिरिक्त नहीं कह रहा है। वैकल्पिक अनुवाद: [आपके पहरुए टिड्डी जैसे हैं, वास्तव में, आपके सेनापति, टिड्डियों के झुंड जैसे हैं ]</w:t>
       </w:r>
     </w:p>
     <w:p>
@@ -23094,7 +22938,7 @@
         <w:rPr>
           <w:lang w:val="hi_IN" w:bidi="hi_IN"/>
         </w:rPr>
-        <w:t xml:space="preserve">उपमा </w:t>
+        <w:t>समानांतरता</w:t>
       </w:r>
       <w:r>
         <w:rPr>
@@ -23123,26 +22967,12 @@
         <w:rPr>
           <w:lang w:val="hi_IN" w:bidi="hi_IN"/>
         </w:rPr>
-        <w:t>नहूम 3:17 (#2)</w:t>
-      </w:r>
-      <w:r>
-        <w:rPr>
-          <w:lang w:val="hi_IN" w:bidi="hi_IN"/>
-        </w:rPr>
-      </w:r>
-    </w:p>
-    <w:p>
-      <w:pPr/>
-      <w:r>
-        <w:rPr>
-          <w:lang w:val="hi_IN" w:bidi="hi_IN"/>
-        </w:rPr>
-      </w:r>
-      <w:r>
-        <w:rPr>
-          <w:lang w:val="hi_IN" w:bidi="hi_IN"/>
-        </w:rPr>
-        <w:t>מִנְּזָרַ֨יִ⁠ךְ֙ כָּֽ⁠אַרְבֶּ֔ה וְ⁠טַפְסְרַ֖יִ⁠ךְ כְּ⁠ג֣וֹב גֹּבָ֑י</w:t>
+        <w:t>नहूम 3:17 (#3)</w:t>
+      </w:r>
+      <w:r>
+        <w:rPr>
+          <w:lang w:val="hi_IN" w:bidi="hi_IN"/>
+        </w:rPr>
       </w:r>
     </w:p>
     <w:p>
@@ -23164,7 +22994,7 @@
           <w:b/>
           <w:lang w:val="hi_IN" w:bidi="hi_IN"/>
         </w:rPr>
-        <w:t>तेरे मुकुटधारी लोग टिड्डियों के समान, और तेरे सेनापति टिड्डियों के दलों सरीखे ठहरेंगे</w:t>
+        <w:t>और तेरे सेनापति टिड्डियों के दलों सरीखे ठहरेंगे</w:t>
       </w:r>
       <w:r>
         <w:rPr>
@@ -23185,7 +23015,367 @@
         <w:rPr>
           <w:lang w:val="hi_IN" w:bidi="hi_IN"/>
         </w:rPr>
-        <w:t xml:space="preserve">ये दोनों वाक्यांश मूल रूप से एक ही अर्थ रखते हैं। दूसरा वाक्यांश पहले के अर्थ को दोहराकर उसे अलग शब्दों में जोर देता है। यदि आपके पाठकों के लिए यह सहायक हो, तो आप यू.एस.टी की तरह वाक्यांशों को जोड़ सकते हैं, या </w:t>
+        <w:t>लेखक एक ऐसा शब्द छोड़ रहे हैं जो कई भाषाओं में एक वाक्य को पूरा करने के लिए आवश्यक होता है। यदि यह आपकी भाषा में स्पष्ट होगा तो आप इस शब्द को जोड़ सकते हैं जैसा हिंदी में किया गया है। वैकल्पिक अनुवाद: [और आपके सेनापति टिड्डियों के झुंड की तरह हैं]</w:t>
+      </w:r>
+    </w:p>
+    <w:p>
+      <w:pPr/>
+      <w:r>
+        <w:rPr>
+          <w:lang w:val="hi_IN" w:bidi="hi_IN"/>
+        </w:rPr>
+      </w:r>
+      <w:r>
+        <w:rPr>
+          <w:lang w:val="hi_IN" w:bidi="hi_IN"/>
+        </w:rPr>
+        <w:t xml:space="preserve">देखें: </w:t>
+      </w:r>
+      <w:r>
+        <w:rPr>
+          <w:lang w:val="hi_IN" w:bidi="hi_IN"/>
+        </w:rPr>
+        <w:t xml:space="preserve">पदलोप </w:t>
+      </w:r>
+      <w:r>
+        <w:rPr>
+          <w:lang w:val="hi_IN" w:bidi="hi_IN"/>
+        </w:rPr>
+      </w:r>
+      <w:r>
+        <w:rPr>
+          <w:lang w:val="hi_IN" w:bidi="hi_IN"/>
+        </w:rPr>
+      </w:r>
+    </w:p>
+    <w:p>
+      <w:pPr/>
+      <w:r>
+        <w:rPr>
+          <w:lang w:val="hi_IN" w:bidi="hi_IN"/>
+        </w:rPr>
+      </w:r>
+    </w:p>
+    <w:p>
+      <w:pPr>
+        <w:pStyle w:val="Heading2"/>
+      </w:pPr>
+      <w:r>
+        <w:rPr>
+          <w:lang w:val="hi_IN" w:bidi="hi_IN"/>
+        </w:rPr>
+        <w:t>नहूम 3:17 (#4)</w:t>
+      </w:r>
+      <w:r>
+        <w:rPr>
+          <w:lang w:val="hi_IN" w:bidi="hi_IN"/>
+        </w:rPr>
+      </w:r>
+    </w:p>
+    <w:p>
+      <w:pPr/>
+      <w:r>
+        <w:rPr>
+          <w:lang w:val="hi_IN" w:bidi="hi_IN"/>
+        </w:rPr>
+      </w:r>
+      <w:r>
+        <w:rPr>
+          <w:lang w:val="hi_IN" w:bidi="hi_IN"/>
+        </w:rPr>
+        <w:t>וְ⁠נוֹדַ֔ד &amp; מְקוֹמ֖⁠וֹ</w:t>
+      </w:r>
+    </w:p>
+    <w:p>
+      <w:pPr/>
+      <w:r>
+        <w:rPr>
+          <w:lang w:val="hi_IN" w:bidi="hi_IN"/>
+        </w:rPr>
+      </w:r>
+      <w:r>
+        <w:rPr>
+          <w:b/>
+          <w:lang w:val="hi_IN" w:bidi="hi_IN"/>
+        </w:rPr>
+        <w:t>"</w:t>
+      </w:r>
+      <w:r>
+        <w:rPr>
+          <w:b/>
+          <w:lang w:val="hi_IN" w:bidi="hi_IN"/>
+        </w:rPr>
+        <w:t>भाग जाते हैं</w:t>
+      </w:r>
+      <w:r>
+        <w:rPr>
+          <w:b/>
+          <w:lang w:val="hi_IN" w:bidi="hi_IN"/>
+        </w:rPr>
+        <w:t>" - "</w:t>
+      </w:r>
+      <w:r>
+        <w:rPr>
+          <w:b/>
+          <w:lang w:val="hi_IN" w:bidi="hi_IN"/>
+        </w:rPr>
+        <w:t>कोई नहीं जानता कि वे कहाँ गए</w:t>
+      </w:r>
+      <w:r>
+        <w:rPr>
+          <w:b/>
+          <w:lang w:val="hi_IN" w:bidi="hi_IN"/>
+        </w:rPr>
+        <w:t>"</w:t>
+      </w:r>
+    </w:p>
+    <w:p>
+      <w:pPr/>
+      <w:r>
+        <w:rPr>
+          <w:lang w:val="hi_IN" w:bidi="hi_IN"/>
+        </w:rPr>
+      </w:r>
+      <w:r>
+        <w:rPr>
+          <w:lang w:val="hi_IN" w:bidi="hi_IN"/>
+        </w:rPr>
+        <w:t xml:space="preserve">सर्वनाम </w:t>
+      </w:r>
+      <w:r>
+        <w:rPr>
+          <w:b/>
+          <w:lang w:val="hi_IN" w:bidi="hi_IN"/>
+        </w:rPr>
+        <w:t xml:space="preserve">वे </w:t>
+      </w:r>
+      <w:r>
+        <w:rPr>
+          <w:lang w:val="hi_IN" w:bidi="hi_IN"/>
+        </w:rPr>
+        <w:t>यहाँ टिड्डी दल का संदर्भ देते हैं। यदि आपकी भाषा में यह सहायक होगा, तो आप टिड्डियों के लिए बहुवचन रूपों का उपयोग कर सकते हैं। वैकल्पिक अनुवाद: [और वे उड़ जाते हैं और उनकी जगह]</w:t>
+      </w:r>
+    </w:p>
+    <w:p>
+      <w:pPr/>
+      <w:r>
+        <w:rPr>
+          <w:lang w:val="hi_IN" w:bidi="hi_IN"/>
+        </w:rPr>
+      </w:r>
+      <w:r>
+        <w:rPr>
+          <w:lang w:val="hi_IN" w:bidi="hi_IN"/>
+        </w:rPr>
+        <w:t xml:space="preserve">देखें: </w:t>
+      </w:r>
+      <w:r>
+        <w:rPr>
+          <w:lang w:val="hi_IN" w:bidi="hi_IN"/>
+        </w:rPr>
+        <w:t xml:space="preserve">सर्वनाम — उनका उपयोग कब करें </w:t>
+      </w:r>
+      <w:r>
+        <w:rPr>
+          <w:lang w:val="hi_IN" w:bidi="hi_IN"/>
+        </w:rPr>
+      </w:r>
+      <w:r>
+        <w:rPr>
+          <w:lang w:val="hi_IN" w:bidi="hi_IN"/>
+        </w:rPr>
+      </w:r>
+    </w:p>
+    <w:p>
+      <w:pPr/>
+      <w:r>
+        <w:rPr>
+          <w:lang w:val="hi_IN" w:bidi="hi_IN"/>
+        </w:rPr>
+      </w:r>
+    </w:p>
+    <w:p>
+      <w:pPr>
+        <w:pStyle w:val="Heading2"/>
+      </w:pPr>
+      <w:r>
+        <w:rPr>
+          <w:lang w:val="hi_IN" w:bidi="hi_IN"/>
+        </w:rPr>
+        <w:t>नहूम 3:18 (#1)</w:t>
+      </w:r>
+      <w:r>
+        <w:rPr>
+          <w:lang w:val="hi_IN" w:bidi="hi_IN"/>
+        </w:rPr>
+      </w:r>
+    </w:p>
+    <w:p>
+      <w:pPr/>
+      <w:r>
+        <w:rPr>
+          <w:lang w:val="hi_IN" w:bidi="hi_IN"/>
+        </w:rPr>
+      </w:r>
+      <w:r>
+        <w:rPr>
+          <w:lang w:val="hi_IN" w:bidi="hi_IN"/>
+        </w:rPr>
+        <w:t>נָמ֤וּ רֹעֶ֨י⁠ךָ֙ מֶ֣לֶךְ אַשּׁ֔וּר</w:t>
+      </w:r>
+    </w:p>
+    <w:p>
+      <w:pPr/>
+      <w:r>
+        <w:rPr>
+          <w:lang w:val="hi_IN" w:bidi="hi_IN"/>
+        </w:rPr>
+      </w:r>
+      <w:r>
+        <w:rPr>
+          <w:b/>
+          <w:lang w:val="hi_IN" w:bidi="hi_IN"/>
+        </w:rPr>
+        <w:t>"</w:t>
+      </w:r>
+      <w:r>
+        <w:rPr>
+          <w:b/>
+          <w:lang w:val="hi_IN" w:bidi="hi_IN"/>
+        </w:rPr>
+        <w:t>हे अश्शूर के राजा, तेरे ठहराए हुए चरवाहे ऊँघते हैं</w:t>
+      </w:r>
+      <w:r>
+        <w:rPr>
+          <w:b/>
+          <w:lang w:val="hi_IN" w:bidi="hi_IN"/>
+        </w:rPr>
+        <w:t>"</w:t>
+      </w:r>
+    </w:p>
+    <w:p>
+      <w:pPr/>
+      <w:r>
+        <w:rPr>
+          <w:lang w:val="hi_IN" w:bidi="hi_IN"/>
+        </w:rPr>
+      </w:r>
+      <w:r>
+        <w:rPr>
+          <w:lang w:val="hi_IN" w:bidi="hi_IN"/>
+        </w:rPr>
+        <w:t>अब तक नहूम नीनवे के लोगों को संबोधित कर रहे थे, जो अश्शूर देश की राजधानी है, लेकिन अब वह नीनवे में शासन करने वाले राजा को संबोधित करते हैं। वह ऐसा तब भी कर रहें हैं जब उन्हें पता है कि राजा उन्हें सुन नहीं सकते, ताकि वह अश्शूर के लोगों और उनके नेताओं के खिलाफ अपनी भविष्यवाणी को अधिक शक्तिशाली ढंग से व्यक्त कर सकें। यदि आपकी भाषा में यह सहायक हो, तो आप इसे अधिक स्पष्ट रूप से प्रस्तुत कर सकते हैं और इस संबोधन की समाप्ती (पद 19 तक) उद्धरण चिह्नों के द्वारा कर सकते हैं। वैकल्पिक अनुवाद: [मैं अश्शूर के राजा से यह सब कहूंगा: “आपके चरवाहे सो रहे हैं]</w:t>
+      </w:r>
+    </w:p>
+    <w:p>
+      <w:pPr/>
+      <w:r>
+        <w:rPr>
+          <w:lang w:val="hi_IN" w:bidi="hi_IN"/>
+        </w:rPr>
+      </w:r>
+      <w:r>
+        <w:rPr>
+          <w:lang w:val="hi_IN" w:bidi="hi_IN"/>
+        </w:rPr>
+        <w:t xml:space="preserve">देखें: </w:t>
+      </w:r>
+      <w:r>
+        <w:rPr>
+          <w:lang w:val="hi_IN" w:bidi="hi_IN"/>
+        </w:rPr>
+        <w:t>सम्बोधन</w:t>
+      </w:r>
+      <w:r>
+        <w:rPr>
+          <w:lang w:val="hi_IN" w:bidi="hi_IN"/>
+        </w:rPr>
+      </w:r>
+      <w:r>
+        <w:rPr>
+          <w:lang w:val="hi_IN" w:bidi="hi_IN"/>
+        </w:rPr>
+      </w:r>
+    </w:p>
+    <w:p>
+      <w:pPr/>
+      <w:r>
+        <w:rPr>
+          <w:lang w:val="hi_IN" w:bidi="hi_IN"/>
+        </w:rPr>
+      </w:r>
+    </w:p>
+    <w:p>
+      <w:pPr>
+        <w:pStyle w:val="Heading2"/>
+      </w:pPr>
+      <w:r>
+        <w:rPr>
+          <w:lang w:val="hi_IN" w:bidi="hi_IN"/>
+        </w:rPr>
+        <w:t>नहूम 3:18 (#2)</w:t>
+      </w:r>
+      <w:r>
+        <w:rPr>
+          <w:lang w:val="hi_IN" w:bidi="hi_IN"/>
+        </w:rPr>
+      </w:r>
+    </w:p>
+    <w:p>
+      <w:pPr/>
+      <w:r>
+        <w:rPr>
+          <w:lang w:val="hi_IN" w:bidi="hi_IN"/>
+        </w:rPr>
+      </w:r>
+      <w:r>
+        <w:rPr>
+          <w:lang w:val="hi_IN" w:bidi="hi_IN"/>
+        </w:rPr>
+        <w:t>נָמ֤וּ רֹעֶ֨י⁠ךָ֙ &amp; יִשְׁכְּנ֖וּ אַדִּירֶ֑י⁠ךָ</w:t>
+      </w:r>
+    </w:p>
+    <w:p>
+      <w:pPr/>
+      <w:r>
+        <w:rPr>
+          <w:lang w:val="hi_IN" w:bidi="hi_IN"/>
+        </w:rPr>
+      </w:r>
+      <w:r>
+        <w:rPr>
+          <w:b/>
+          <w:lang w:val="hi_IN" w:bidi="hi_IN"/>
+        </w:rPr>
+        <w:t>"</w:t>
+      </w:r>
+      <w:r>
+        <w:rPr>
+          <w:b/>
+          <w:lang w:val="hi_IN" w:bidi="hi_IN"/>
+        </w:rPr>
+        <w:t>तेरे ठहराए हुए चरवाहे ऊँघते हैं; तेरे शूरवीर भारी नींद में पड़ गए हैं</w:t>
+      </w:r>
+      <w:r>
+        <w:rPr>
+          <w:b/>
+          <w:lang w:val="hi_IN" w:bidi="hi_IN"/>
+        </w:rPr>
+        <w:t>"</w:t>
+      </w:r>
+    </w:p>
+    <w:p>
+      <w:pPr/>
+      <w:r>
+        <w:rPr>
+          <w:lang w:val="hi_IN" w:bidi="hi_IN"/>
+        </w:rPr>
+      </w:r>
+      <w:r>
+        <w:rPr>
+          <w:lang w:val="hi_IN" w:bidi="hi_IN"/>
+        </w:rPr>
+        <w:t xml:space="preserve">ये दोनों वाक्यांश मूल रूप से एक ही अर्थ रखते हैं। दूसरा वाक्यांश उसी विचार को अलग-अलग शब्दों में दोहराकर पहले के अर्थ पर जोर देता है। यदि आपके पाठकों के लिए यह सहायक होगा, तो आप </w:t>
       </w:r>
       <w:r>
         <w:rPr>
@@ -23198,7 +23388,19 @@
         <w:rPr>
           <w:lang w:val="hi_IN" w:bidi="hi_IN"/>
         </w:rPr>
-        <w:t xml:space="preserve"> के अलावा किसी अन्य शब्द के साथ वाक्यांशों को जोड़ सकते हैं ताकि यह दिखाया जा सके कि दूसरा वाक्यांश पहले को दोहरा रहा है, और कुछ अतिरिक्त नहीं कह रहा है। वैकल्पिक अनुवाद: [आपके पहरुए टिड्डी जैसे हैं, वास्तव में, आपके सेनापति, टिड्डियों के झुंड जैसे हैं ]</w:t>
+        <w:t xml:space="preserve"> के अलावा किसी अन्य शब्द के साथ वाक्यांशों को जोड़ सकते हैं, ताकि यह दिखाया जा सके कि दूसरा वाक्यांश पहले को दोहरा रहा है और कुछ अतिरिक्त नहीं कह रहा है। वैकल्पिक अनुवाद: [आपके चरवाहे सो रहे हैं; अर्थात, आपके </w:t>
+      </w:r>
+      <w:r>
+        <w:rPr>
+          <w:lang w:val="hi_IN" w:bidi="hi_IN"/>
+        </w:rPr>
+        <w:t xml:space="preserve">शूरवीर </w:t>
+      </w:r>
+      <w:r>
+        <w:rPr>
+          <w:lang w:val="hi_IN" w:bidi="hi_IN"/>
+        </w:rPr>
+        <w:t>लेटे हुए हैं]</w:t>
       </w:r>
     </w:p>
     <w:p>
@@ -23247,26 +23449,136 @@
         <w:rPr>
           <w:lang w:val="hi_IN" w:bidi="hi_IN"/>
         </w:rPr>
-        <w:t>नहूम 3:17 (#3)</w:t>
-      </w:r>
-      <w:r>
-        <w:rPr>
-          <w:lang w:val="hi_IN" w:bidi="hi_IN"/>
-        </w:rPr>
-      </w:r>
-    </w:p>
-    <w:p>
-      <w:pPr/>
-      <w:r>
-        <w:rPr>
-          <w:lang w:val="hi_IN" w:bidi="hi_IN"/>
-        </w:rPr>
-      </w:r>
-      <w:r>
-        <w:rPr>
-          <w:lang w:val="hi_IN" w:bidi="hi_IN"/>
-        </w:rPr>
-        <w:t>וְ⁠טַפְסְרַ֖יִ⁠ךְ כְּ⁠ג֣וֹב גֹּבָ֑י</w:t>
+        <w:t>नहूम 3:18 (#3)</w:t>
+      </w:r>
+      <w:r>
+        <w:rPr>
+          <w:lang w:val="hi_IN" w:bidi="hi_IN"/>
+        </w:rPr>
+      </w:r>
+    </w:p>
+    <w:p>
+      <w:pPr/>
+      <w:r>
+        <w:rPr>
+          <w:lang w:val="hi_IN" w:bidi="hi_IN"/>
+        </w:rPr>
+      </w:r>
+      <w:r>
+        <w:rPr>
+          <w:lang w:val="hi_IN" w:bidi="hi_IN"/>
+        </w:rPr>
+        <w:t>רֹעֶ֨י⁠ךָ֙</w:t>
+      </w:r>
+    </w:p>
+    <w:p>
+      <w:pPr/>
+      <w:r>
+        <w:rPr>
+          <w:lang w:val="hi_IN" w:bidi="hi_IN"/>
+        </w:rPr>
+      </w:r>
+      <w:r>
+        <w:rPr>
+          <w:b/>
+          <w:lang w:val="hi_IN" w:bidi="hi_IN"/>
+        </w:rPr>
+        <w:t>"तेरे ...चरवाहे"</w:t>
+      </w:r>
+    </w:p>
+    <w:p>
+      <w:pPr/>
+      <w:r>
+        <w:rPr>
+          <w:lang w:val="hi_IN" w:bidi="hi_IN"/>
+        </w:rPr>
+      </w:r>
+      <w:r>
+        <w:rPr>
+          <w:lang w:val="hi_IN" w:bidi="hi_IN"/>
+        </w:rPr>
+        <w:t xml:space="preserve">लेखक </w:t>
+      </w:r>
+      <w:r>
+        <w:rPr>
+          <w:b/>
+          <w:lang w:val="hi_IN" w:bidi="hi_IN"/>
+        </w:rPr>
+        <w:t>चरवाहों</w:t>
+      </w:r>
+      <w:r>
+        <w:rPr>
+          <w:lang w:val="hi_IN" w:bidi="hi_IN"/>
+        </w:rPr>
+        <w:t xml:space="preserve"> के बारे में ऐसे बोल रहे हैं जैसे वे नेता हों क्योंकि वे लोगों का मार्गदर्शन करते हैं और उन्हें सुरक्षा प्रदान करते हैं, जैसे चरवाहे भेड़ों का मार्गदर्शन करते हैं और उन्हें सुरक्षा प्रदान करते हैं। यदि आपकी भाषा में यह सहायक होगा, तो आप अर्थ को सीधे तौर पर बता सकते हैं। वैकल्पिक अनुवाद: [आपके नेता]</w:t>
+      </w:r>
+    </w:p>
+    <w:p>
+      <w:pPr/>
+      <w:r>
+        <w:rPr>
+          <w:lang w:val="hi_IN" w:bidi="hi_IN"/>
+        </w:rPr>
+      </w:r>
+      <w:r>
+        <w:rPr>
+          <w:lang w:val="hi_IN" w:bidi="hi_IN"/>
+        </w:rPr>
+        <w:t xml:space="preserve">देखें: </w:t>
+      </w:r>
+      <w:r>
+        <w:rPr>
+          <w:lang w:val="hi_IN" w:bidi="hi_IN"/>
+        </w:rPr>
+        <w:t xml:space="preserve">रूपक </w:t>
+      </w:r>
+      <w:r>
+        <w:rPr>
+          <w:lang w:val="hi_IN" w:bidi="hi_IN"/>
+        </w:rPr>
+      </w:r>
+      <w:r>
+        <w:rPr>
+          <w:lang w:val="hi_IN" w:bidi="hi_IN"/>
+        </w:rPr>
+      </w:r>
+    </w:p>
+    <w:p>
+      <w:pPr/>
+      <w:r>
+        <w:rPr>
+          <w:lang w:val="hi_IN" w:bidi="hi_IN"/>
+        </w:rPr>
+      </w:r>
+    </w:p>
+    <w:p>
+      <w:pPr>
+        <w:pStyle w:val="Heading2"/>
+      </w:pPr>
+      <w:r>
+        <w:rPr>
+          <w:lang w:val="hi_IN" w:bidi="hi_IN"/>
+        </w:rPr>
+        <w:t>नहूम 3:18 (#4)</w:t>
+      </w:r>
+      <w:r>
+        <w:rPr>
+          <w:lang w:val="hi_IN" w:bidi="hi_IN"/>
+        </w:rPr>
+      </w:r>
+    </w:p>
+    <w:p>
+      <w:pPr/>
+      <w:r>
+        <w:rPr>
+          <w:lang w:val="hi_IN" w:bidi="hi_IN"/>
+        </w:rPr>
+      </w:r>
+      <w:r>
+        <w:rPr>
+          <w:lang w:val="hi_IN" w:bidi="hi_IN"/>
+        </w:rPr>
+        <w:t>נָמ֤וּ &amp; יִשְׁכְּנ֖וּ</w:t>
       </w:r>
     </w:p>
     <w:p>
@@ -23288,7 +23600,21 @@
           <w:b/>
           <w:lang w:val="hi_IN" w:bidi="hi_IN"/>
         </w:rPr>
-        <w:t>और तेरे सेनापति टिड्डियों के दलों सरीखे ठहरेंगे</w:t>
+        <w:t>ऊँघते हैं</w:t>
+      </w:r>
+      <w:r>
+        <w:rPr>
+          <w:b/>
+          <w:lang w:val="hi_IN" w:bidi="hi_IN"/>
+        </w:rPr>
+        <w:t>" - "</w:t>
+      </w:r>
+      <w:r>
+        <w:rPr>
+          <w:b/>
+          <w:lang w:val="hi_IN" w:bidi="hi_IN"/>
+        </w:rPr>
+        <w:t>नींद में पड़ गए हैं</w:t>
       </w:r>
       <w:r>
         <w:rPr>
@@ -23309,7 +23635,33 @@
         <w:rPr>
           <w:lang w:val="hi_IN" w:bidi="hi_IN"/>
         </w:rPr>
-        <w:t>लेखक एक ऐसा शब्द छोड़ रहे हैं जो कई भाषाओं में एक वाक्य को पूरा करने के लिए आवश्यक होता है। यदि यह आपकी भाषा में स्पष्ट होगा तो आप इस शब्द को जोड़ सकते हैं जैसा हिंदी में किया गया है। वैकल्पिक अनुवाद: [और आपके सेनापति टिड्डियों के झुंड की तरह हैं]</w:t>
+        <w:t xml:space="preserve">लेखक </w:t>
+      </w:r>
+      <w:r>
+        <w:rPr>
+          <w:b/>
+          <w:lang w:val="hi_IN" w:bidi="hi_IN"/>
+        </w:rPr>
+        <w:t xml:space="preserve">ऊँघते </w:t>
+      </w:r>
+      <w:r>
+        <w:rPr>
+          <w:lang w:val="hi_IN" w:bidi="hi_IN"/>
+        </w:rPr>
+        <w:t xml:space="preserve">और </w:t>
+      </w:r>
+      <w:r>
+        <w:rPr>
+          <w:b/>
+          <w:lang w:val="hi_IN" w:bidi="hi_IN"/>
+        </w:rPr>
+        <w:t xml:space="preserve">नींद में </w:t>
+      </w:r>
+      <w:r>
+        <w:rPr>
+          <w:lang w:val="hi_IN" w:bidi="hi_IN"/>
+        </w:rPr>
+        <w:t>शब्दों के द्वारा मृत्यु का उल्लेख सभ्य तरीके से कर रहे हैं। यदि यह आपकी भाषा में सहायक हो, तो आप इसे संदर्भित करने के लिए एक सामान्य सभ्य तरीका उपयोग कर सकते हैं, या आप इसे सीधे तौर पर कह सकते हैं। वैकल्पिक अनुवाद: [स्वर्गवासी हो गए हैं … मृत हो गए हैं]</w:t>
       </w:r>
     </w:p>
     <w:p>
@@ -23329,7 +23681,7 @@
         <w:rPr>
           <w:lang w:val="hi_IN" w:bidi="hi_IN"/>
         </w:rPr>
-        <w:t xml:space="preserve">पदलोप </w:t>
+        <w:t>मंगल भाषण</w:t>
       </w:r>
       <w:r>
         <w:rPr>
@@ -23358,26 +23710,26 @@
         <w:rPr>
           <w:lang w:val="hi_IN" w:bidi="hi_IN"/>
         </w:rPr>
-        <w:t>नहूम 3:17 (#4)</w:t>
-      </w:r>
-      <w:r>
-        <w:rPr>
-          <w:lang w:val="hi_IN" w:bidi="hi_IN"/>
-        </w:rPr>
-      </w:r>
-    </w:p>
-    <w:p>
-      <w:pPr/>
-      <w:r>
-        <w:rPr>
-          <w:lang w:val="hi_IN" w:bidi="hi_IN"/>
-        </w:rPr>
-      </w:r>
-      <w:r>
-        <w:rPr>
-          <w:lang w:val="hi_IN" w:bidi="hi_IN"/>
-        </w:rPr>
-        <w:t>וְ⁠נוֹדַ֔ד &amp; מְקוֹמ֖⁠וֹ</w:t>
+        <w:t>नहूम 3:18 (#5)</w:t>
+      </w:r>
+      <w:r>
+        <w:rPr>
+          <w:lang w:val="hi_IN" w:bidi="hi_IN"/>
+        </w:rPr>
+      </w:r>
+    </w:p>
+    <w:p>
+      <w:pPr/>
+      <w:r>
+        <w:rPr>
+          <w:lang w:val="hi_IN" w:bidi="hi_IN"/>
+        </w:rPr>
+      </w:r>
+      <w:r>
+        <w:rPr>
+          <w:lang w:val="hi_IN" w:bidi="hi_IN"/>
+        </w:rPr>
+        <w:t>נָפֹ֧שׁוּ עַמְּ⁠ךָ֛</w:t>
       </w:r>
     </w:p>
     <w:p>
@@ -23399,21 +23751,7 @@
           <w:b/>
           <w:lang w:val="hi_IN" w:bidi="hi_IN"/>
         </w:rPr>
-        <w:t>भाग जाते हैं</w:t>
-      </w:r>
-      <w:r>
-        <w:rPr>
-          <w:b/>
-          <w:lang w:val="hi_IN" w:bidi="hi_IN"/>
-        </w:rPr>
-        <w:t>" - "</w:t>
-      </w:r>
-      <w:r>
-        <w:rPr>
-          <w:b/>
-          <w:lang w:val="hi_IN" w:bidi="hi_IN"/>
-        </w:rPr>
-        <w:t>कोई नहीं जानता कि वे कहाँ गए</w:t>
+        <w:t>तेरी प्रजा पहाड़ों पर तितर-बितर हो गई है</w:t>
       </w:r>
       <w:r>
         <w:rPr>
@@ -23434,20 +23772,33 @@
         <w:rPr>
           <w:lang w:val="hi_IN" w:bidi="hi_IN"/>
         </w:rPr>
-        <w:t xml:space="preserve">सर्वनाम </w:t>
-      </w:r>
-      <w:r>
-        <w:rPr>
-          <w:b/>
-          <w:lang w:val="hi_IN" w:bidi="hi_IN"/>
-        </w:rPr>
-        <w:t xml:space="preserve">वे </w:t>
-      </w:r>
-      <w:r>
-        <w:rPr>
-          <w:lang w:val="hi_IN" w:bidi="hi_IN"/>
-        </w:rPr>
-        <w:t>यहाँ टिड्डी दल का संदर्भ देते हैं। यदि आपकी भाषा में यह सहायक होगा, तो आप टिड्डियों के लिए बहुवचन रूपों का उपयोग कर सकते हैं। वैकल्पिक अनुवाद: [और वे उड़ जाते हैं और उनकी जगह]</w:t>
+        <w:t>यदि आपकी भाषा में</w:t>
+      </w:r>
+      <w:r>
+        <w:rPr>
+          <w:b/>
+          <w:lang w:val="hi_IN" w:bidi="hi_IN"/>
+        </w:rPr>
+        <w:t xml:space="preserve"> तितर-बितर</w:t>
+      </w:r>
+      <w:r>
+        <w:rPr>
+          <w:lang w:val="hi_IN" w:bidi="hi_IN"/>
+        </w:rPr>
+        <w:t xml:space="preserve"> </w:t>
+      </w:r>
+      <w:r>
+        <w:rPr>
+          <w:b/>
+          <w:lang w:val="hi_IN" w:bidi="hi_IN"/>
+        </w:rPr>
+        <w:t xml:space="preserve">हो गई है </w:t>
+      </w:r>
+      <w:r>
+        <w:rPr>
+          <w:lang w:val="hi_IN" w:bidi="hi_IN"/>
+        </w:rPr>
+        <w:t>जैसी निष्क्रिय रूप का उपयोग नहीं होता है, तो आप इस विचार को सक्रिय रूप में या अपनी भाषा में किसी अन्य तरीके से व्यक्त कर सकते हैं जो स्वाभाविक हो। वैकल्पिक अनुवाद: [दुश्मनों ने आपके लोगों को बिखेर दिया है]</w:t>
       </w:r>
     </w:p>
     <w:p>
@@ -23467,7 +23818,7 @@
         <w:rPr>
           <w:lang w:val="hi_IN" w:bidi="hi_IN"/>
         </w:rPr>
-        <w:t xml:space="preserve">सर्वनाम — उनका उपयोग कब करें </w:t>
+        <w:t>सक्रिय या निष्क्रिय</w:t>
       </w:r>
       <w:r>
         <w:rPr>
@@ -23496,671 +23847,12 @@
         <w:rPr>
           <w:lang w:val="hi_IN" w:bidi="hi_IN"/>
         </w:rPr>
-        <w:t>नहूम 3:18 (#1)</w:t>
-      </w:r>
-      <w:r>
-        <w:rPr>
-          <w:lang w:val="hi_IN" w:bidi="hi_IN"/>
-        </w:rPr>
-      </w:r>
-    </w:p>
-    <w:p>
-      <w:pPr/>
-      <w:r>
-        <w:rPr>
-          <w:lang w:val="hi_IN" w:bidi="hi_IN"/>
-        </w:rPr>
-      </w:r>
-      <w:r>
-        <w:rPr>
-          <w:lang w:val="hi_IN" w:bidi="hi_IN"/>
-        </w:rPr>
-        <w:t>נָמ֤וּ רֹעֶ֨י⁠ךָ֙ מֶ֣לֶךְ אַשּׁ֔וּר</w:t>
-      </w:r>
-    </w:p>
-    <w:p>
-      <w:pPr/>
-      <w:r>
-        <w:rPr>
-          <w:lang w:val="hi_IN" w:bidi="hi_IN"/>
-        </w:rPr>
-      </w:r>
-      <w:r>
-        <w:rPr>
-          <w:b/>
-          <w:lang w:val="hi_IN" w:bidi="hi_IN"/>
-        </w:rPr>
-        <w:t>"</w:t>
-      </w:r>
-      <w:r>
-        <w:rPr>
-          <w:b/>
-          <w:lang w:val="hi_IN" w:bidi="hi_IN"/>
-        </w:rPr>
-        <w:t>हे अश्शूर के राजा, तेरे ठहराए हुए चरवाहे ऊँघते हैं</w:t>
-      </w:r>
-      <w:r>
-        <w:rPr>
-          <w:b/>
-          <w:lang w:val="hi_IN" w:bidi="hi_IN"/>
-        </w:rPr>
-        <w:t>"</w:t>
-      </w:r>
-    </w:p>
-    <w:p>
-      <w:pPr/>
-      <w:r>
-        <w:rPr>
-          <w:lang w:val="hi_IN" w:bidi="hi_IN"/>
-        </w:rPr>
-      </w:r>
-      <w:r>
-        <w:rPr>
-          <w:lang w:val="hi_IN" w:bidi="hi_IN"/>
-        </w:rPr>
-        <w:t>अब तक नहूम नीनवे के लोगों को संबोधित कर रहे थे, जो अश्शूर देश की राजधानी है, लेकिन अब वह नीनवे में शासन करने वाले राजा को संबोधित करते हैं। वह ऐसा तब भी कर रहें हैं जब उन्हें पता है कि राजा उन्हें सुन नहीं सकते, ताकि वह अश्शूर के लोगों और उनके नेताओं के खिलाफ अपनी भविष्यवाणी को अधिक शक्तिशाली ढंग से व्यक्त कर सकें। यदि आपकी भाषा में यह सहायक हो, तो आप इसे अधिक स्पष्ट रूप से प्रस्तुत कर सकते हैं और इस संबोधन की समाप्ती (पद 19 तक) उद्धरण चिह्नों के द्वारा कर सकते हैं। वैकल्पिक अनुवाद: [मैं अश्शूर के राजा से यह सब कहूंगा: “आपके चरवाहे सो रहे हैं]</w:t>
-      </w:r>
-    </w:p>
-    <w:p>
-      <w:pPr/>
-      <w:r>
-        <w:rPr>
-          <w:lang w:val="hi_IN" w:bidi="hi_IN"/>
-        </w:rPr>
-      </w:r>
-      <w:r>
-        <w:rPr>
-          <w:lang w:val="hi_IN" w:bidi="hi_IN"/>
-        </w:rPr>
-        <w:t xml:space="preserve">देखें: </w:t>
-      </w:r>
-      <w:r>
-        <w:rPr>
-          <w:lang w:val="hi_IN" w:bidi="hi_IN"/>
-        </w:rPr>
-        <w:t>सम्बोधन</w:t>
-      </w:r>
-      <w:r>
-        <w:rPr>
-          <w:lang w:val="hi_IN" w:bidi="hi_IN"/>
-        </w:rPr>
-      </w:r>
-      <w:r>
-        <w:rPr>
-          <w:lang w:val="hi_IN" w:bidi="hi_IN"/>
-        </w:rPr>
-      </w:r>
-    </w:p>
-    <w:p>
-      <w:pPr/>
-      <w:r>
-        <w:rPr>
-          <w:lang w:val="hi_IN" w:bidi="hi_IN"/>
-        </w:rPr>
-      </w:r>
-    </w:p>
-    <w:p>
-      <w:pPr>
-        <w:pStyle w:val="Heading2"/>
-      </w:pPr>
-      <w:r>
-        <w:rPr>
-          <w:lang w:val="hi_IN" w:bidi="hi_IN"/>
-        </w:rPr>
-        <w:t>नहूम 3:18 (#2)</w:t>
-      </w:r>
-      <w:r>
-        <w:rPr>
-          <w:lang w:val="hi_IN" w:bidi="hi_IN"/>
-        </w:rPr>
-      </w:r>
-    </w:p>
-    <w:p>
-      <w:pPr/>
-      <w:r>
-        <w:rPr>
-          <w:lang w:val="hi_IN" w:bidi="hi_IN"/>
-        </w:rPr>
-      </w:r>
-      <w:r>
-        <w:rPr>
-          <w:lang w:val="hi_IN" w:bidi="hi_IN"/>
-        </w:rPr>
-        <w:t>נָמ֤וּ רֹעֶ֨י⁠ךָ֙ &amp; יִשְׁכְּנ֖וּ אַדִּירֶ֑י⁠ךָ</w:t>
-      </w:r>
-    </w:p>
-    <w:p>
-      <w:pPr/>
-      <w:r>
-        <w:rPr>
-          <w:lang w:val="hi_IN" w:bidi="hi_IN"/>
-        </w:rPr>
-      </w:r>
-      <w:r>
-        <w:rPr>
-          <w:b/>
-          <w:lang w:val="hi_IN" w:bidi="hi_IN"/>
-        </w:rPr>
-        <w:t>"</w:t>
-      </w:r>
-      <w:r>
-        <w:rPr>
-          <w:b/>
-          <w:lang w:val="hi_IN" w:bidi="hi_IN"/>
-        </w:rPr>
-        <w:t>तेरे ठहराए हुए चरवाहे ऊँघते हैं; तेरे शूरवीर भारी नींद में पड़ गए हैं</w:t>
-      </w:r>
-      <w:r>
-        <w:rPr>
-          <w:b/>
-          <w:lang w:val="hi_IN" w:bidi="hi_IN"/>
-        </w:rPr>
-        <w:t>"</w:t>
-      </w:r>
-    </w:p>
-    <w:p>
-      <w:pPr/>
-      <w:r>
-        <w:rPr>
-          <w:lang w:val="hi_IN" w:bidi="hi_IN"/>
-        </w:rPr>
-      </w:r>
-      <w:r>
-        <w:rPr>
-          <w:lang w:val="hi_IN" w:bidi="hi_IN"/>
-        </w:rPr>
-        <w:t xml:space="preserve">ये दोनों वाक्यांश मूल रूप से एक ही अर्थ रखते हैं। दूसरा वाक्यांश उसी विचार को अलग-अलग शब्दों में दोहराकर पहले के अर्थ पर जोर देता है। यदि आपके पाठकों के लिए यह सहायक होगा, तो आप </w:t>
-      </w:r>
-      <w:r>
-        <w:rPr>
-          <w:b/>
-          <w:lang w:val="hi_IN" w:bidi="hi_IN"/>
-        </w:rPr>
-        <w:t>और</w:t>
-      </w:r>
-      <w:r>
-        <w:rPr>
-          <w:lang w:val="hi_IN" w:bidi="hi_IN"/>
-        </w:rPr>
-        <w:t xml:space="preserve"> के अलावा किसी अन्य शब्द के साथ वाक्यांशों को जोड़ सकते हैं, ताकि यह दिखाया जा सके कि दूसरा वाक्यांश पहले को दोहरा रहा है और कुछ अतिरिक्त नहीं कह रहा है। वैकल्पिक अनुवाद: [आपके चरवाहे सो रहे हैं; अर्थात, आपके </w:t>
-      </w:r>
-      <w:r>
-        <w:rPr>
-          <w:lang w:val="hi_IN" w:bidi="hi_IN"/>
-        </w:rPr>
-        <w:t xml:space="preserve">शूरवीर </w:t>
-      </w:r>
-      <w:r>
-        <w:rPr>
-          <w:lang w:val="hi_IN" w:bidi="hi_IN"/>
-        </w:rPr>
-        <w:t>लेटे हुए हैं]</w:t>
-      </w:r>
-    </w:p>
-    <w:p>
-      <w:pPr/>
-      <w:r>
-        <w:rPr>
-          <w:lang w:val="hi_IN" w:bidi="hi_IN"/>
-        </w:rPr>
-      </w:r>
-      <w:r>
-        <w:rPr>
-          <w:lang w:val="hi_IN" w:bidi="hi_IN"/>
-        </w:rPr>
-        <w:t xml:space="preserve">देखें: </w:t>
-      </w:r>
-      <w:r>
-        <w:rPr>
-          <w:lang w:val="hi_IN" w:bidi="hi_IN"/>
-        </w:rPr>
-        <w:t>समानांतरता</w:t>
-      </w:r>
-      <w:r>
-        <w:rPr>
-          <w:lang w:val="hi_IN" w:bidi="hi_IN"/>
-        </w:rPr>
-      </w:r>
-      <w:r>
-        <w:rPr>
-          <w:lang w:val="hi_IN" w:bidi="hi_IN"/>
-        </w:rPr>
-      </w:r>
-    </w:p>
-    <w:p>
-      <w:pPr/>
-      <w:r>
-        <w:rPr>
-          <w:lang w:val="hi_IN" w:bidi="hi_IN"/>
-        </w:rPr>
-      </w:r>
-    </w:p>
-    <w:p>
-      <w:pPr>
-        <w:pStyle w:val="Heading2"/>
-      </w:pPr>
-      <w:r>
-        <w:rPr>
-          <w:lang w:val="hi_IN" w:bidi="hi_IN"/>
-        </w:rPr>
-        <w:t>नहूम 3:18 (#3)</w:t>
-      </w:r>
-      <w:r>
-        <w:rPr>
-          <w:lang w:val="hi_IN" w:bidi="hi_IN"/>
-        </w:rPr>
-      </w:r>
-    </w:p>
-    <w:p>
-      <w:pPr/>
-      <w:r>
-        <w:rPr>
-          <w:lang w:val="hi_IN" w:bidi="hi_IN"/>
-        </w:rPr>
-      </w:r>
-      <w:r>
-        <w:rPr>
-          <w:lang w:val="hi_IN" w:bidi="hi_IN"/>
-        </w:rPr>
-        <w:t>רֹעֶ֨י⁠ךָ֙</w:t>
-      </w:r>
-    </w:p>
-    <w:p>
-      <w:pPr/>
-      <w:r>
-        <w:rPr>
-          <w:lang w:val="hi_IN" w:bidi="hi_IN"/>
-        </w:rPr>
-      </w:r>
-      <w:r>
-        <w:rPr>
-          <w:b/>
-          <w:lang w:val="hi_IN" w:bidi="hi_IN"/>
-        </w:rPr>
-        <w:t>"तेरे ...चरवाहे"</w:t>
-      </w:r>
-    </w:p>
-    <w:p>
-      <w:pPr/>
-      <w:r>
-        <w:rPr>
-          <w:lang w:val="hi_IN" w:bidi="hi_IN"/>
-        </w:rPr>
-      </w:r>
-      <w:r>
-        <w:rPr>
-          <w:lang w:val="hi_IN" w:bidi="hi_IN"/>
-        </w:rPr>
-        <w:t xml:space="preserve">लेखक </w:t>
-      </w:r>
-      <w:r>
-        <w:rPr>
-          <w:b/>
-          <w:lang w:val="hi_IN" w:bidi="hi_IN"/>
-        </w:rPr>
-        <w:t>चरवाहों</w:t>
-      </w:r>
-      <w:r>
-        <w:rPr>
-          <w:lang w:val="hi_IN" w:bidi="hi_IN"/>
-        </w:rPr>
-        <w:t xml:space="preserve"> के बारे में ऐसे बोल रहे हैं जैसे वे नेता हों क्योंकि वे लोगों का मार्गदर्शन करते हैं और उन्हें सुरक्षा प्रदान करते हैं, जैसे चरवाहे भेड़ों का मार्गदर्शन करते हैं और उन्हें सुरक्षा प्रदान करते हैं। यदि आपकी भाषा में यह सहायक होगा, तो आप अर्थ को सीधे तौर पर बता सकते हैं। वैकल्पिक अनुवाद: [आपके नेता]</w:t>
-      </w:r>
-    </w:p>
-    <w:p>
-      <w:pPr/>
-      <w:r>
-        <w:rPr>
-          <w:lang w:val="hi_IN" w:bidi="hi_IN"/>
-        </w:rPr>
-      </w:r>
-      <w:r>
-        <w:rPr>
-          <w:lang w:val="hi_IN" w:bidi="hi_IN"/>
-        </w:rPr>
-        <w:t xml:space="preserve">देखें: </w:t>
-      </w:r>
-      <w:r>
-        <w:rPr>
-          <w:lang w:val="hi_IN" w:bidi="hi_IN"/>
-        </w:rPr>
-        <w:t xml:space="preserve">रूपक </w:t>
-      </w:r>
-      <w:r>
-        <w:rPr>
-          <w:lang w:val="hi_IN" w:bidi="hi_IN"/>
-        </w:rPr>
-      </w:r>
-      <w:r>
-        <w:rPr>
-          <w:lang w:val="hi_IN" w:bidi="hi_IN"/>
-        </w:rPr>
-      </w:r>
-    </w:p>
-    <w:p>
-      <w:pPr/>
-      <w:r>
-        <w:rPr>
-          <w:lang w:val="hi_IN" w:bidi="hi_IN"/>
-        </w:rPr>
-      </w:r>
-    </w:p>
-    <w:p>
-      <w:pPr>
-        <w:pStyle w:val="Heading2"/>
-      </w:pPr>
-      <w:r>
-        <w:rPr>
-          <w:lang w:val="hi_IN" w:bidi="hi_IN"/>
-        </w:rPr>
-        <w:t>नहूम 3:18 (#4)</w:t>
-      </w:r>
-      <w:r>
-        <w:rPr>
-          <w:lang w:val="hi_IN" w:bidi="hi_IN"/>
-        </w:rPr>
-      </w:r>
-    </w:p>
-    <w:p>
-      <w:pPr/>
-      <w:r>
-        <w:rPr>
-          <w:lang w:val="hi_IN" w:bidi="hi_IN"/>
-        </w:rPr>
-      </w:r>
-      <w:r>
-        <w:rPr>
-          <w:lang w:val="hi_IN" w:bidi="hi_IN"/>
-        </w:rPr>
-        <w:t>נָמ֤וּ &amp; יִשְׁכְּנ֖וּ</w:t>
-      </w:r>
-    </w:p>
-    <w:p>
-      <w:pPr/>
-      <w:r>
-        <w:rPr>
-          <w:lang w:val="hi_IN" w:bidi="hi_IN"/>
-        </w:rPr>
-      </w:r>
-      <w:r>
-        <w:rPr>
-          <w:b/>
-          <w:lang w:val="hi_IN" w:bidi="hi_IN"/>
-        </w:rPr>
-        <w:t>"</w:t>
-      </w:r>
-      <w:r>
-        <w:rPr>
-          <w:b/>
-          <w:lang w:val="hi_IN" w:bidi="hi_IN"/>
-        </w:rPr>
-        <w:t>ऊँघते हैं</w:t>
-      </w:r>
-      <w:r>
-        <w:rPr>
-          <w:b/>
-          <w:lang w:val="hi_IN" w:bidi="hi_IN"/>
-        </w:rPr>
-        <w:t>" - "</w:t>
-      </w:r>
-      <w:r>
-        <w:rPr>
-          <w:b/>
-          <w:lang w:val="hi_IN" w:bidi="hi_IN"/>
-        </w:rPr>
-        <w:t>नींद में पड़ गए हैं</w:t>
-      </w:r>
-      <w:r>
-        <w:rPr>
-          <w:b/>
-          <w:lang w:val="hi_IN" w:bidi="hi_IN"/>
-        </w:rPr>
-        <w:t>"</w:t>
-      </w:r>
-    </w:p>
-    <w:p>
-      <w:pPr/>
-      <w:r>
-        <w:rPr>
-          <w:lang w:val="hi_IN" w:bidi="hi_IN"/>
-        </w:rPr>
-      </w:r>
-      <w:r>
-        <w:rPr>
-          <w:lang w:val="hi_IN" w:bidi="hi_IN"/>
-        </w:rPr>
-        <w:t xml:space="preserve">लेखक </w:t>
-      </w:r>
-      <w:r>
-        <w:rPr>
-          <w:b/>
-          <w:lang w:val="hi_IN" w:bidi="hi_IN"/>
-        </w:rPr>
-        <w:t xml:space="preserve">ऊँघते </w:t>
-      </w:r>
-      <w:r>
-        <w:rPr>
-          <w:lang w:val="hi_IN" w:bidi="hi_IN"/>
-        </w:rPr>
-        <w:t xml:space="preserve">और </w:t>
-      </w:r>
-      <w:r>
-        <w:rPr>
-          <w:b/>
-          <w:lang w:val="hi_IN" w:bidi="hi_IN"/>
-        </w:rPr>
-        <w:t xml:space="preserve">नींद में </w:t>
-      </w:r>
-      <w:r>
-        <w:rPr>
-          <w:lang w:val="hi_IN" w:bidi="hi_IN"/>
-        </w:rPr>
-        <w:t>शब्दों के द्वारा मृत्यु का उल्लेख सभ्य तरीके से कर रहे हैं। यदि यह आपकी भाषा में सहायक हो, तो आप इसे संदर्भित करने के लिए एक सामान्य सभ्य तरीका उपयोग कर सकते हैं, या आप इसे सीधे तौर पर कह सकते हैं। वैकल्पिक अनुवाद: [स्वर्गवासी हो गए हैं … मृत हो गए हैं]</w:t>
-      </w:r>
-    </w:p>
-    <w:p>
-      <w:pPr/>
-      <w:r>
-        <w:rPr>
-          <w:lang w:val="hi_IN" w:bidi="hi_IN"/>
-        </w:rPr>
-      </w:r>
-      <w:r>
-        <w:rPr>
-          <w:lang w:val="hi_IN" w:bidi="hi_IN"/>
-        </w:rPr>
-        <w:t xml:space="preserve">देखें: </w:t>
-      </w:r>
-      <w:r>
-        <w:rPr>
-          <w:lang w:val="hi_IN" w:bidi="hi_IN"/>
-        </w:rPr>
-        <w:t>मंगल भाषण</w:t>
-      </w:r>
-      <w:r>
-        <w:rPr>
-          <w:lang w:val="hi_IN" w:bidi="hi_IN"/>
-        </w:rPr>
-      </w:r>
-      <w:r>
-        <w:rPr>
-          <w:lang w:val="hi_IN" w:bidi="hi_IN"/>
-        </w:rPr>
-      </w:r>
-    </w:p>
-    <w:p>
-      <w:pPr/>
-      <w:r>
-        <w:rPr>
-          <w:lang w:val="hi_IN" w:bidi="hi_IN"/>
-        </w:rPr>
-      </w:r>
-    </w:p>
-    <w:p>
-      <w:pPr>
-        <w:pStyle w:val="Heading2"/>
-      </w:pPr>
-      <w:r>
-        <w:rPr>
-          <w:lang w:val="hi_IN" w:bidi="hi_IN"/>
-        </w:rPr>
-        <w:t>नहूम 3:18 (#5)</w:t>
-      </w:r>
-      <w:r>
-        <w:rPr>
-          <w:lang w:val="hi_IN" w:bidi="hi_IN"/>
-        </w:rPr>
-      </w:r>
-    </w:p>
-    <w:p>
-      <w:pPr/>
-      <w:r>
-        <w:rPr>
-          <w:lang w:val="hi_IN" w:bidi="hi_IN"/>
-        </w:rPr>
-      </w:r>
-      <w:r>
-        <w:rPr>
-          <w:lang w:val="hi_IN" w:bidi="hi_IN"/>
-        </w:rPr>
-        <w:t>נָפֹ֧שׁוּ עַמְּ⁠ךָ֛</w:t>
-      </w:r>
-    </w:p>
-    <w:p>
-      <w:pPr/>
-      <w:r>
-        <w:rPr>
-          <w:lang w:val="hi_IN" w:bidi="hi_IN"/>
-        </w:rPr>
-      </w:r>
-      <w:r>
-        <w:rPr>
-          <w:b/>
-          <w:lang w:val="hi_IN" w:bidi="hi_IN"/>
-        </w:rPr>
-        <w:t>"</w:t>
-      </w:r>
-      <w:r>
-        <w:rPr>
-          <w:b/>
-          <w:lang w:val="hi_IN" w:bidi="hi_IN"/>
-        </w:rPr>
-        <w:t>तेरी प्रजा पहाड़ों पर तितर-बितर हो गई है</w:t>
-      </w:r>
-      <w:r>
-        <w:rPr>
-          <w:b/>
-          <w:lang w:val="hi_IN" w:bidi="hi_IN"/>
-        </w:rPr>
-        <w:t>"</w:t>
-      </w:r>
-    </w:p>
-    <w:p>
-      <w:pPr/>
-      <w:r>
-        <w:rPr>
-          <w:lang w:val="hi_IN" w:bidi="hi_IN"/>
-        </w:rPr>
-      </w:r>
-      <w:r>
-        <w:rPr>
-          <w:lang w:val="hi_IN" w:bidi="hi_IN"/>
-        </w:rPr>
-        <w:t>यदि आपकी भाषा में</w:t>
-      </w:r>
-      <w:r>
-        <w:rPr>
-          <w:b/>
-          <w:lang w:val="hi_IN" w:bidi="hi_IN"/>
-        </w:rPr>
-        <w:t xml:space="preserve"> तितर-बितर</w:t>
-      </w:r>
-      <w:r>
-        <w:rPr>
-          <w:lang w:val="hi_IN" w:bidi="hi_IN"/>
-        </w:rPr>
-        <w:t xml:space="preserve"> </w:t>
-      </w:r>
-      <w:r>
-        <w:rPr>
-          <w:b/>
-          <w:lang w:val="hi_IN" w:bidi="hi_IN"/>
-        </w:rPr>
-        <w:t xml:space="preserve">हो गई है </w:t>
-      </w:r>
-      <w:r>
-        <w:rPr>
-          <w:lang w:val="hi_IN" w:bidi="hi_IN"/>
-        </w:rPr>
-        <w:t>जैसी निष्क्रिय रूप का उपयोग नहीं होता है, तो आप इस विचार को सक्रिय रूप में या अपनी भाषा में किसी अन्य तरीके से व्यक्त कर सकते हैं जो स्वाभाविक हो। वैकल्पिक अनुवाद: [दुश्मनों ने आपके लोगों को बिखेर दिया है]</w:t>
-      </w:r>
-    </w:p>
-    <w:p>
-      <w:pPr/>
-      <w:r>
-        <w:rPr>
-          <w:lang w:val="hi_IN" w:bidi="hi_IN"/>
-        </w:rPr>
-      </w:r>
-      <w:r>
-        <w:rPr>
-          <w:lang w:val="hi_IN" w:bidi="hi_IN"/>
-        </w:rPr>
-        <w:t xml:space="preserve">देखें: </w:t>
-      </w:r>
-      <w:r>
-        <w:rPr>
-          <w:lang w:val="hi_IN" w:bidi="hi_IN"/>
-        </w:rPr>
-        <w:t>सक्रिय या निष्क्रिय</w:t>
-      </w:r>
-      <w:r>
-        <w:rPr>
-          <w:lang w:val="hi_IN" w:bidi="hi_IN"/>
-        </w:rPr>
-      </w:r>
-      <w:r>
-        <w:rPr>
-          <w:lang w:val="hi_IN" w:bidi="hi_IN"/>
-        </w:rPr>
-      </w:r>
-    </w:p>
-    <w:p>
-      <w:pPr/>
-      <w:r>
-        <w:rPr>
-          <w:lang w:val="hi_IN" w:bidi="hi_IN"/>
-        </w:rPr>
-      </w:r>
-    </w:p>
-    <w:p>
-      <w:pPr>
-        <w:pStyle w:val="Heading2"/>
-      </w:pPr>
-      <w:r>
-        <w:rPr>
-          <w:lang w:val="hi_IN" w:bidi="hi_IN"/>
-        </w:rPr>
         <w:t>नहूम 3:19 (#1)</w:t>
       </w:r>
       <w:r>
         <w:rPr>
           <w:lang w:val="hi_IN" w:bidi="hi_IN"/>
         </w:rPr>
-      </w:r>
-    </w:p>
-    <w:p>
-      <w:pPr/>
-      <w:r>
-        <w:rPr>
-          <w:lang w:val="hi_IN" w:bidi="hi_IN"/>
-        </w:rPr>
-      </w:r>
-      <w:r>
-        <w:rPr>
-          <w:lang w:val="hi_IN" w:bidi="hi_IN"/>
-        </w:rPr>
-        <w:t>אֵין־כֵּהָ֣ה לְ⁠שִׁבְרֶ֔⁠ךָ</w:t>
       </w:r>
     </w:p>
     <w:p>

--- a/hin/docx/34.content.docx
+++ b/hin/docx/34.content.docx
@@ -1174,6 +1174,20 @@
       </w:r>
       <w:r>
         <w:rPr>
+          <w:lang w:val="hi_IN" w:bidi="hi_IN"/>
+        </w:rPr>
+        <w:t>נֹקֵ֤ם &amp; לְ⁠צָרָ֔י⁠ו</w:t>
+      </w:r>
+    </w:p>
+    <w:p>
+      <w:pPr/>
+      <w:r>
+        <w:rPr>
+          <w:lang w:val="hi_IN" w:bidi="hi_IN"/>
+        </w:rPr>
+      </w:r>
+      <w:r>
+        <w:rPr>
           <w:b/>
           <w:lang w:val="hi_IN" w:bidi="hi_IN"/>
         </w:rPr>
@@ -2997,6 +3011,20 @@
       </w:r>
       <w:r>
         <w:rPr>
+          <w:lang w:val="hi_IN" w:bidi="hi_IN"/>
+        </w:rPr>
+        <w:t>לִ⁠פְנֵ֤י זַעְמ⁠וֹ֙ &amp; חֲמָת⁠וֹ֙ נִתְּכָ֣ה כָ⁠אֵ֔שׁ</w:t>
+      </w:r>
+    </w:p>
+    <w:p>
+      <w:pPr/>
+      <w:r>
+        <w:rPr>
+          <w:lang w:val="hi_IN" w:bidi="hi_IN"/>
+        </w:rPr>
+      </w:r>
+      <w:r>
+        <w:rPr>
           <w:b/>
           <w:lang w:val="hi_IN" w:bidi="hi_IN"/>
         </w:rPr>
@@ -3121,6 +3149,103 @@
         <w:rPr>
           <w:lang w:val="hi_IN" w:bidi="hi_IN"/>
         </w:rPr>
+        <w:t>לִ⁠פְנֵ֤י זַעְמ⁠וֹ֙ מִ֣י יַֽעֲמ֔וֹד</w:t>
+      </w:r>
+    </w:p>
+    <w:p>
+      <w:pPr/>
+      <w:r>
+        <w:rPr>
+          <w:lang w:val="hi_IN" w:bidi="hi_IN"/>
+        </w:rPr>
+      </w:r>
+      <w:r>
+        <w:rPr>
+          <w:b/>
+          <w:lang w:val="hi_IN" w:bidi="hi_IN"/>
+        </w:rPr>
+        <w:t>"उसके क्रोध का सामना कौन कर सकता है"</w:t>
+      </w:r>
+    </w:p>
+    <w:p>
+      <w:pPr/>
+      <w:r>
+        <w:rPr>
+          <w:lang w:val="hi_IN" w:bidi="hi_IN"/>
+        </w:rPr>
+      </w:r>
+      <w:r>
+        <w:rPr>
+          <w:lang w:val="hi_IN" w:bidi="hi_IN"/>
+        </w:rPr>
+        <w:t>लेखक प्रश्नवाचक रूप का प्रयोग इस बात पर ज़ोर देने के लिए कर रहा है कि जब यहोवा क्रोधित होता है तो कोई भी उन्हें सहन नहीं कर सकता। अगर आप अपनी भाषा में इस उद्देश्य के लिए प्रश्नवाचक रूप का प्रयोग नहीं करते हैं, तो आप इसे एक कथन या विस्मयादिबोधक के रूप में अनुवाद कर सकते हैं। वैकल्पिक अनुवाद: [जब वह क्रोधित होते हैं तो उन्हें कोई सहन नहीं कर सकता!]</w:t>
+      </w:r>
+    </w:p>
+    <w:p>
+      <w:pPr/>
+      <w:r>
+        <w:rPr>
+          <w:lang w:val="hi_IN" w:bidi="hi_IN"/>
+        </w:rPr>
+      </w:r>
+      <w:r>
+        <w:rPr>
+          <w:lang w:val="hi_IN" w:bidi="hi_IN"/>
+        </w:rPr>
+        <w:t xml:space="preserve">देखें: </w:t>
+      </w:r>
+      <w:r>
+        <w:rPr>
+          <w:lang w:val="hi_IN" w:bidi="hi_IN"/>
+        </w:rPr>
+        <w:t>आलंकारिक प्रश्न</w:t>
+      </w:r>
+      <w:r>
+        <w:rPr>
+          <w:lang w:val="hi_IN" w:bidi="hi_IN"/>
+        </w:rPr>
+      </w:r>
+      <w:r>
+        <w:rPr>
+          <w:lang w:val="hi_IN" w:bidi="hi_IN"/>
+        </w:rPr>
+      </w:r>
+    </w:p>
+    <w:p>
+      <w:pPr/>
+      <w:r>
+        <w:rPr>
+          <w:lang w:val="hi_IN" w:bidi="hi_IN"/>
+        </w:rPr>
+      </w:r>
+    </w:p>
+    <w:p>
+      <w:pPr>
+        <w:pStyle w:val="Heading2"/>
+      </w:pPr>
+      <w:r>
+        <w:rPr>
+          <w:lang w:val="hi_IN" w:bidi="hi_IN"/>
+        </w:rPr>
+        <w:t>नहूम 1:6 (#6)</w:t>
+      </w:r>
+      <w:r>
+        <w:rPr>
+          <w:lang w:val="hi_IN" w:bidi="hi_IN"/>
+        </w:rPr>
+      </w:r>
+    </w:p>
+    <w:p>
+      <w:pPr/>
+      <w:r>
+        <w:rPr>
+          <w:lang w:val="hi_IN" w:bidi="hi_IN"/>
+        </w:rPr>
+      </w:r>
+      <w:r>
+        <w:rPr>
+          <w:lang w:val="hi_IN" w:bidi="hi_IN"/>
+        </w:rPr>
         <w:t>וּ⁠מִ֥י יָק֖וּם בַּ⁠חֲר֣וֹן אַפּ֑⁠וֹ</w:t>
       </w:r>
     </w:p>
@@ -3136,21 +3261,21 @@
           <w:b/>
           <w:lang w:val="hi_IN" w:bidi="hi_IN"/>
         </w:rPr>
-        <w:t>"उसके क्रोध का सामना कौन कर सकता है"</w:t>
-      </w:r>
-    </w:p>
-    <w:p>
-      <w:pPr/>
-      <w:r>
-        <w:rPr>
-          <w:lang w:val="hi_IN" w:bidi="hi_IN"/>
-        </w:rPr>
-      </w:r>
-      <w:r>
-        <w:rPr>
-          <w:lang w:val="hi_IN" w:bidi="hi_IN"/>
-        </w:rPr>
-        <w:t>लेखक प्रश्नवाचक रूप का प्रयोग इस बात पर ज़ोर देने के लिए कर रहा है कि जब यहोवा क्रोधित होता है तो कोई भी उन्हें सहन नहीं कर सकता। अगर आप अपनी भाषा में इस उद्देश्य के लिए प्रश्नवाचक रूप का प्रयोग नहीं करते हैं, तो आप इसे एक कथन या विस्मयादिबोधक के रूप में अनुवाद कर सकते हैं। वैकल्पिक अनुवाद: [जब वह क्रोधित होते हैं तो उन्हें कोई सहन नहीं कर सकता!]</w:t>
+        <w:t>"और जब उसका क्रोध भड़कता है, तब कौन ठहर सकता है"</w:t>
+      </w:r>
+    </w:p>
+    <w:p>
+      <w:pPr/>
+      <w:r>
+        <w:rPr>
+          <w:lang w:val="hi_IN" w:bidi="hi_IN"/>
+        </w:rPr>
+      </w:r>
+      <w:r>
+        <w:rPr>
+          <w:lang w:val="hi_IN" w:bidi="hi_IN"/>
+        </w:rPr>
+        <w:t>लेखक प्रश्नवाचक रूप का प्रयोग इस बात पर ज़ोर देने के लिए कर रहा है कि जब यहोवा क्रोधित होते हैं तो कोई भी उनका विरोध नहीं कर सकता। अगर आप अपनी भाषा में इस उद्देश्य के लिए प्रश्नवाचक रूप का प्रयोग नहीं करते हैं, तो आप इसे एक कथन या विस्मयादिबोधक के रूप में अनुवाद कर सकते हैं। वैकल्पिक अनुवाद: [कोई भी उनके भयंकर क्रोध का विरोध नहीं कर सकता!]</w:t>
       </w:r>
     </w:p>
     <w:p>
@@ -3199,41 +3324,55 @@
         <w:rPr>
           <w:lang w:val="hi_IN" w:bidi="hi_IN"/>
         </w:rPr>
-        <w:t>नहूम 1:6 (#6)</w:t>
-      </w:r>
-      <w:r>
-        <w:rPr>
-          <w:lang w:val="hi_IN" w:bidi="hi_IN"/>
-        </w:rPr>
-      </w:r>
-    </w:p>
-    <w:p>
-      <w:pPr/>
-      <w:r>
-        <w:rPr>
-          <w:lang w:val="hi_IN" w:bidi="hi_IN"/>
-        </w:rPr>
-      </w:r>
-      <w:r>
-        <w:rPr>
-          <w:b/>
-          <w:lang w:val="hi_IN" w:bidi="hi_IN"/>
-        </w:rPr>
-        <w:t>"और जब उसका क्रोध भड़कता है, तब कौन ठहर सकता है"</w:t>
-      </w:r>
-    </w:p>
-    <w:p>
-      <w:pPr/>
-      <w:r>
-        <w:rPr>
-          <w:lang w:val="hi_IN" w:bidi="hi_IN"/>
-        </w:rPr>
-      </w:r>
-      <w:r>
-        <w:rPr>
-          <w:lang w:val="hi_IN" w:bidi="hi_IN"/>
-        </w:rPr>
-        <w:t>लेखक प्रश्नवाचक रूप का प्रयोग इस बात पर ज़ोर देने के लिए कर रहा है कि जब यहोवा क्रोधित होते हैं तो कोई भी उनका विरोध नहीं कर सकता। अगर आप अपनी भाषा में इस उद्देश्य के लिए प्रश्नवाचक रूप का प्रयोग नहीं करते हैं, तो आप इसे एक कथन या विस्मयादिबोधक के रूप में अनुवाद कर सकते हैं। वैकल्पिक अनुवाद: [कोई भी उनके भयंकर क्रोध का विरोध नहीं कर सकता!]</w:t>
+        <w:t>नहूम 1:7 (#1)</w:t>
+      </w:r>
+      <w:r>
+        <w:rPr>
+          <w:lang w:val="hi_IN" w:bidi="hi_IN"/>
+        </w:rPr>
+      </w:r>
+    </w:p>
+    <w:p>
+      <w:pPr/>
+      <w:r>
+        <w:rPr>
+          <w:lang w:val="hi_IN" w:bidi="hi_IN"/>
+        </w:rPr>
+      </w:r>
+      <w:r>
+        <w:rPr>
+          <w:lang w:val="hi_IN" w:bidi="hi_IN"/>
+        </w:rPr>
+        <w:t>לְ⁠מָע֖וֹז</w:t>
+      </w:r>
+    </w:p>
+    <w:p>
+      <w:pPr/>
+      <w:r>
+        <w:rPr>
+          <w:lang w:val="hi_IN" w:bidi="hi_IN"/>
+        </w:rPr>
+      </w:r>
+      <w:r>
+        <w:rPr>
+          <w:b/>
+          <w:lang w:val="hi_IN" w:bidi="hi_IN"/>
+        </w:rPr>
+        <w:t>"दृढ़ गढ़ ठहरता है"</w:t>
+      </w:r>
+    </w:p>
+    <w:p>
+      <w:pPr/>
+      <w:r>
+        <w:rPr>
+          <w:lang w:val="hi_IN" w:bidi="hi_IN"/>
+        </w:rPr>
+      </w:r>
+      <w:r>
+        <w:rPr>
+          <w:lang w:val="hi_IN" w:bidi="hi_IN"/>
+        </w:rPr>
+        <w:t>लेखक कुछ ऐसे शब्द छोड़ रहा है जो कई भाषाओं में एक वाक्य को पूरा करने के लिए ज़रूरी होते हैं। अगर आपकी भाषा में यह स्पष्ट हो, तो आप इस वाक्य के पहले भाग से "वह...है" को जोड़ सकते हैं। वैकल्पिक अनुवाद: [क्योंकि वह एक दृढ़ गढ़ हैं]</w:t>
       </w:r>
     </w:p>
     <w:p>
@@ -3253,6 +3392,556 @@
         <w:rPr>
           <w:lang w:val="hi_IN" w:bidi="hi_IN"/>
         </w:rPr>
+        <w:t>पदलोप</w:t>
+      </w:r>
+      <w:r>
+        <w:rPr>
+          <w:lang w:val="hi_IN" w:bidi="hi_IN"/>
+        </w:rPr>
+      </w:r>
+      <w:r>
+        <w:rPr>
+          <w:lang w:val="hi_IN" w:bidi="hi_IN"/>
+        </w:rPr>
+      </w:r>
+    </w:p>
+    <w:p>
+      <w:pPr/>
+      <w:r>
+        <w:rPr>
+          <w:lang w:val="hi_IN" w:bidi="hi_IN"/>
+        </w:rPr>
+      </w:r>
+    </w:p>
+    <w:p>
+      <w:pPr>
+        <w:pStyle w:val="Heading2"/>
+      </w:pPr>
+      <w:r>
+        <w:rPr>
+          <w:lang w:val="hi_IN" w:bidi="hi_IN"/>
+        </w:rPr>
+        <w:t>नहूम 1:7 (#2)</w:t>
+      </w:r>
+      <w:r>
+        <w:rPr>
+          <w:lang w:val="hi_IN" w:bidi="hi_IN"/>
+        </w:rPr>
+      </w:r>
+    </w:p>
+    <w:p>
+      <w:pPr/>
+      <w:r>
+        <w:rPr>
+          <w:lang w:val="hi_IN" w:bidi="hi_IN"/>
+        </w:rPr>
+      </w:r>
+      <w:r>
+        <w:rPr>
+          <w:lang w:val="hi_IN" w:bidi="hi_IN"/>
+        </w:rPr>
+        <w:t>בְּ⁠י֣וֹם צָרָ֑ה</w:t>
+      </w:r>
+    </w:p>
+    <w:p>
+      <w:pPr/>
+      <w:r>
+        <w:rPr>
+          <w:lang w:val="hi_IN" w:bidi="hi_IN"/>
+        </w:rPr>
+      </w:r>
+      <w:r>
+        <w:rPr>
+          <w:b/>
+          <w:lang w:val="hi_IN" w:bidi="hi_IN"/>
+        </w:rPr>
+        <w:t>"संकट के दिन में"</w:t>
+      </w:r>
+    </w:p>
+    <w:p>
+      <w:pPr/>
+      <w:r>
+        <w:rPr>
+          <w:lang w:val="hi_IN" w:bidi="hi_IN"/>
+        </w:rPr>
+      </w:r>
+      <w:r>
+        <w:rPr>
+          <w:lang w:val="hi_IN" w:bidi="hi_IN"/>
+        </w:rPr>
+        <w:t xml:space="preserve">लेखक एक </w:t>
+      </w:r>
+      <w:r>
+        <w:rPr>
+          <w:b/>
+          <w:lang w:val="hi_IN" w:bidi="hi_IN"/>
+        </w:rPr>
+        <w:t>दिन</w:t>
+      </w:r>
+      <w:r>
+        <w:rPr>
+          <w:lang w:val="hi_IN" w:bidi="hi_IN"/>
+        </w:rPr>
+        <w:t xml:space="preserve"> का वर्णन करने के लिए स्वामित्व रूप का उपयोग कर रहे हैं, जो </w:t>
+      </w:r>
+      <w:r>
+        <w:rPr>
+          <w:b/>
+          <w:lang w:val="hi_IN" w:bidi="hi_IN"/>
+        </w:rPr>
+        <w:t>संकट</w:t>
+      </w:r>
+      <w:r>
+        <w:rPr>
+          <w:lang w:val="hi_IN" w:bidi="hi_IN"/>
+        </w:rPr>
+        <w:t xml:space="preserve"> से चिह्नित है। अगर आपकी भाषा में इसके लिए स्वामित्व रूप का प्रयोग नहीं है, तो आप इसे ऐसे समय के रूप में व्यक्त कर सकते हैं जब संकट होते हैं। वैकल्पिक अनुवाद: [ऐसे समय में जब संकट हो]</w:t>
+      </w:r>
+    </w:p>
+    <w:p>
+      <w:pPr/>
+      <w:r>
+        <w:rPr>
+          <w:lang w:val="hi_IN" w:bidi="hi_IN"/>
+        </w:rPr>
+      </w:r>
+      <w:r>
+        <w:rPr>
+          <w:lang w:val="hi_IN" w:bidi="hi_IN"/>
+        </w:rPr>
+        <w:t xml:space="preserve">देखें: </w:t>
+      </w:r>
+      <w:r>
+        <w:rPr>
+          <w:lang w:val="hi_IN" w:bidi="hi_IN"/>
+        </w:rPr>
+        <w:t xml:space="preserve">स्वामित्व </w:t>
+      </w:r>
+      <w:r>
+        <w:rPr>
+          <w:lang w:val="hi_IN" w:bidi="hi_IN"/>
+        </w:rPr>
+      </w:r>
+      <w:r>
+        <w:rPr>
+          <w:lang w:val="hi_IN" w:bidi="hi_IN"/>
+        </w:rPr>
+      </w:r>
+    </w:p>
+    <w:p>
+      <w:pPr/>
+      <w:r>
+        <w:rPr>
+          <w:lang w:val="hi_IN" w:bidi="hi_IN"/>
+        </w:rPr>
+      </w:r>
+    </w:p>
+    <w:p>
+      <w:pPr>
+        <w:pStyle w:val="Heading2"/>
+      </w:pPr>
+      <w:r>
+        <w:rPr>
+          <w:lang w:val="hi_IN" w:bidi="hi_IN"/>
+        </w:rPr>
+        <w:t>नहूम 1:7 (#3)</w:t>
+      </w:r>
+      <w:r>
+        <w:rPr>
+          <w:lang w:val="hi_IN" w:bidi="hi_IN"/>
+        </w:rPr>
+      </w:r>
+    </w:p>
+    <w:p>
+      <w:pPr/>
+      <w:r>
+        <w:rPr>
+          <w:lang w:val="hi_IN" w:bidi="hi_IN"/>
+        </w:rPr>
+      </w:r>
+      <w:r>
+        <w:rPr>
+          <w:lang w:val="hi_IN" w:bidi="hi_IN"/>
+        </w:rPr>
+        <w:t>חֹ֥סֵי בֽ⁠וֹ</w:t>
+      </w:r>
+    </w:p>
+    <w:p>
+      <w:pPr/>
+      <w:r>
+        <w:rPr>
+          <w:lang w:val="hi_IN" w:bidi="hi_IN"/>
+        </w:rPr>
+      </w:r>
+      <w:r>
+        <w:rPr>
+          <w:b/>
+          <w:lang w:val="hi_IN" w:bidi="hi_IN"/>
+        </w:rPr>
+        <w:t>"शरणागतों"</w:t>
+      </w:r>
+    </w:p>
+    <w:p>
+      <w:pPr/>
+      <w:r>
+        <w:rPr>
+          <w:lang w:val="hi_IN" w:bidi="hi_IN"/>
+        </w:rPr>
+      </w:r>
+      <w:r>
+        <w:rPr>
+          <w:lang w:val="hi_IN" w:bidi="hi_IN"/>
+        </w:rPr>
+        <w:t xml:space="preserve">लेखक यहोवा के बारे में ऐसे बोल रहे हैं जैसे वह एक </w:t>
+      </w:r>
+      <w:r>
+        <w:rPr>
+          <w:b/>
+          <w:lang w:val="hi_IN" w:bidi="hi_IN"/>
+        </w:rPr>
+        <w:t>शरण</w:t>
+      </w:r>
+      <w:r>
+        <w:rPr>
+          <w:lang w:val="hi_IN" w:bidi="hi_IN"/>
+        </w:rPr>
+        <w:t xml:space="preserve"> हों, अर्थात् छिपने के लिए एक सुरक्षित स्थान। यदि आपकी भाषा में यह सहायक होगा, तो आप अर्थ को स्पष्ट रूप से बता सकते हैं। वैकल्पिक अनुवाद: [जो उनके पास सुरक्षा के लिए आते हैं]</w:t>
+      </w:r>
+    </w:p>
+    <w:p>
+      <w:pPr/>
+      <w:r>
+        <w:rPr>
+          <w:lang w:val="hi_IN" w:bidi="hi_IN"/>
+        </w:rPr>
+      </w:r>
+      <w:r>
+        <w:rPr>
+          <w:lang w:val="hi_IN" w:bidi="hi_IN"/>
+        </w:rPr>
+        <w:t xml:space="preserve">देखें: </w:t>
+      </w:r>
+      <w:r>
+        <w:rPr>
+          <w:lang w:val="hi_IN" w:bidi="hi_IN"/>
+        </w:rPr>
+        <w:t>रूपक</w:t>
+      </w:r>
+      <w:r>
+        <w:rPr>
+          <w:lang w:val="hi_IN" w:bidi="hi_IN"/>
+        </w:rPr>
+      </w:r>
+      <w:r>
+        <w:rPr>
+          <w:lang w:val="hi_IN" w:bidi="hi_IN"/>
+        </w:rPr>
+      </w:r>
+    </w:p>
+    <w:p>
+      <w:pPr/>
+      <w:r>
+        <w:rPr>
+          <w:lang w:val="hi_IN" w:bidi="hi_IN"/>
+        </w:rPr>
+      </w:r>
+    </w:p>
+    <w:p>
+      <w:pPr>
+        <w:pStyle w:val="Heading2"/>
+      </w:pPr>
+      <w:r>
+        <w:rPr>
+          <w:lang w:val="hi_IN" w:bidi="hi_IN"/>
+        </w:rPr>
+        <w:t>नहूम 1:8 (#1)</w:t>
+      </w:r>
+      <w:r>
+        <w:rPr>
+          <w:lang w:val="hi_IN" w:bidi="hi_IN"/>
+        </w:rPr>
+      </w:r>
+    </w:p>
+    <w:p>
+      <w:pPr/>
+      <w:r>
+        <w:rPr>
+          <w:lang w:val="hi_IN" w:bidi="hi_IN"/>
+        </w:rPr>
+      </w:r>
+      <w:r>
+        <w:rPr>
+          <w:lang w:val="hi_IN" w:bidi="hi_IN"/>
+        </w:rPr>
+        <w:t>מְקוֹמָ֑⁠הּ</w:t>
+      </w:r>
+    </w:p>
+    <w:p>
+      <w:pPr/>
+      <w:r>
+        <w:rPr>
+          <w:lang w:val="hi_IN" w:bidi="hi_IN"/>
+        </w:rPr>
+      </w:r>
+      <w:r>
+        <w:rPr>
+          <w:b/>
+          <w:lang w:val="hi_IN" w:bidi="hi_IN"/>
+        </w:rPr>
+        <w:t>"उसके स्थान"</w:t>
+      </w:r>
+    </w:p>
+    <w:p>
+      <w:pPr/>
+      <w:r>
+        <w:rPr>
+          <w:lang w:val="hi_IN" w:bidi="hi_IN"/>
+        </w:rPr>
+      </w:r>
+      <w:r>
+        <w:rPr>
+          <w:lang w:val="hi_IN" w:bidi="hi_IN"/>
+        </w:rPr>
+        <w:t xml:space="preserve">सर्वनाम </w:t>
+      </w:r>
+      <w:r>
+        <w:rPr>
+          <w:b/>
+          <w:lang w:val="hi_IN" w:bidi="hi_IN"/>
+        </w:rPr>
+        <w:t>उसके</w:t>
+      </w:r>
+      <w:r>
+        <w:rPr>
+          <w:lang w:val="hi_IN" w:bidi="hi_IN"/>
+        </w:rPr>
+        <w:t xml:space="preserve"> नीनवे को संदर्भित करता है। यदि यह आपके पाठकों के लिए स्पष्ट नहीं है, तो आप यहाँ नगर के नाम का उपयोग कर सकते हैं। वैकल्पिक अनुवाद: [नीनवे स्थान पर]</w:t>
+      </w:r>
+    </w:p>
+    <w:p>
+      <w:pPr/>
+      <w:r>
+        <w:rPr>
+          <w:lang w:val="hi_IN" w:bidi="hi_IN"/>
+        </w:rPr>
+      </w:r>
+      <w:r>
+        <w:rPr>
+          <w:lang w:val="hi_IN" w:bidi="hi_IN"/>
+        </w:rPr>
+        <w:t xml:space="preserve">देखें: </w:t>
+      </w:r>
+      <w:r>
+        <w:rPr>
+          <w:lang w:val="hi_IN" w:bidi="hi_IN"/>
+        </w:rPr>
+        <w:t>सर्वनाम — उनका उपयोग कब करें</w:t>
+      </w:r>
+      <w:r>
+        <w:rPr>
+          <w:lang w:val="hi_IN" w:bidi="hi_IN"/>
+        </w:rPr>
+      </w:r>
+      <w:r>
+        <w:rPr>
+          <w:lang w:val="hi_IN" w:bidi="hi_IN"/>
+        </w:rPr>
+      </w:r>
+    </w:p>
+    <w:p>
+      <w:pPr/>
+      <w:r>
+        <w:rPr>
+          <w:lang w:val="hi_IN" w:bidi="hi_IN"/>
+        </w:rPr>
+      </w:r>
+    </w:p>
+    <w:p>
+      <w:pPr>
+        <w:pStyle w:val="Heading2"/>
+      </w:pPr>
+      <w:r>
+        <w:rPr>
+          <w:lang w:val="hi_IN" w:bidi="hi_IN"/>
+        </w:rPr>
+        <w:t>नहूम 1:8 (#2)</w:t>
+      </w:r>
+      <w:r>
+        <w:rPr>
+          <w:lang w:val="hi_IN" w:bidi="hi_IN"/>
+        </w:rPr>
+      </w:r>
+    </w:p>
+    <w:p>
+      <w:pPr/>
+      <w:r>
+        <w:rPr>
+          <w:lang w:val="hi_IN" w:bidi="hi_IN"/>
+        </w:rPr>
+      </w:r>
+      <w:r>
+        <w:rPr>
+          <w:lang w:val="hi_IN" w:bidi="hi_IN"/>
+        </w:rPr>
+        <w:t>וְ⁠אֹיְבָ֖י⁠ו יְרַדֶּף־חֹֽשֶׁךְ</w:t>
+      </w:r>
+    </w:p>
+    <w:p>
+      <w:pPr/>
+      <w:r>
+        <w:rPr>
+          <w:lang w:val="hi_IN" w:bidi="hi_IN"/>
+        </w:rPr>
+      </w:r>
+      <w:r>
+        <w:rPr>
+          <w:b/>
+          <w:lang w:val="hi_IN" w:bidi="hi_IN"/>
+        </w:rPr>
+        <w:t>"शत्रुओं को खदेड़कर अंधकार में भगा देगा"</w:t>
+      </w:r>
+    </w:p>
+    <w:p>
+      <w:pPr/>
+      <w:r>
+        <w:rPr>
+          <w:lang w:val="hi_IN" w:bidi="hi_IN"/>
+        </w:rPr>
+      </w:r>
+      <w:r>
+        <w:rPr>
+          <w:lang w:val="hi_IN" w:bidi="hi_IN"/>
+        </w:rPr>
+        <w:t xml:space="preserve">यहाँ, </w:t>
+      </w:r>
+      <w:r>
+        <w:rPr>
+          <w:b/>
+          <w:lang w:val="hi_IN" w:bidi="hi_IN"/>
+        </w:rPr>
+        <w:t>अंधकार</w:t>
+      </w:r>
+      <w:r>
+        <w:rPr>
+          <w:lang w:val="hi_IN" w:bidi="hi_IN"/>
+        </w:rPr>
+        <w:t xml:space="preserve"> सभी प्रकार की बुरी चीजों का प्रतिनिधित्व करता है, और नहूम इसके बारे में ऐसे बात करता है जैसे यह उसके शत्रुओं का पीछा कर रहा हो। इसका मतलब है कि यहोवा अपने शत्रुओं को उनके दण्ड से बचने नहीं देंगे। यदि यह आपकी भाषा में सहायक हो, तो आप अर्थ को स्पष्ट रूप से बता सकते हैं। वैकल्पिक अनुवाद: [उनके शत्रु अपने दण्ड से नहीं बच पाएँगे]</w:t>
+      </w:r>
+    </w:p>
+    <w:p>
+      <w:pPr/>
+      <w:r>
+        <w:rPr>
+          <w:lang w:val="hi_IN" w:bidi="hi_IN"/>
+        </w:rPr>
+      </w:r>
+      <w:r>
+        <w:rPr>
+          <w:lang w:val="hi_IN" w:bidi="hi_IN"/>
+        </w:rPr>
+        <w:t>देखें:</w:t>
+      </w:r>
+      <w:r>
+        <w:rPr>
+          <w:lang w:val="hi_IN" w:bidi="hi_IN"/>
+        </w:rPr>
+        <w:t xml:space="preserve"> मानवीकरण</w:t>
+      </w:r>
+      <w:r>
+        <w:rPr>
+          <w:lang w:val="hi_IN" w:bidi="hi_IN"/>
+        </w:rPr>
+      </w:r>
+      <w:r>
+        <w:rPr>
+          <w:lang w:val="hi_IN" w:bidi="hi_IN"/>
+        </w:rPr>
+      </w:r>
+    </w:p>
+    <w:p>
+      <w:pPr/>
+      <w:r>
+        <w:rPr>
+          <w:lang w:val="hi_IN" w:bidi="hi_IN"/>
+        </w:rPr>
+      </w:r>
+    </w:p>
+    <w:p>
+      <w:pPr>
+        <w:pStyle w:val="Heading2"/>
+      </w:pPr>
+      <w:r>
+        <w:rPr>
+          <w:lang w:val="hi_IN" w:bidi="hi_IN"/>
+        </w:rPr>
+        <w:t>नहूम 1:9 (#1)</w:t>
+      </w:r>
+      <w:r>
+        <w:rPr>
+          <w:lang w:val="hi_IN" w:bidi="hi_IN"/>
+        </w:rPr>
+      </w:r>
+    </w:p>
+    <w:p>
+      <w:pPr/>
+      <w:r>
+        <w:rPr>
+          <w:lang w:val="hi_IN" w:bidi="hi_IN"/>
+        </w:rPr>
+      </w:r>
+      <w:r>
+        <w:rPr>
+          <w:lang w:val="hi_IN" w:bidi="hi_IN"/>
+        </w:rPr>
+        <w:t>מַה־תְּחַשְּׁבוּ⁠ן֙ אֶל־יְהוָ֔ה</w:t>
+      </w:r>
+    </w:p>
+    <w:p>
+      <w:pPr/>
+      <w:r>
+        <w:rPr>
+          <w:lang w:val="hi_IN" w:bidi="hi_IN"/>
+        </w:rPr>
+      </w:r>
+      <w:r>
+        <w:rPr>
+          <w:b/>
+          <w:lang w:val="hi_IN" w:bidi="hi_IN"/>
+        </w:rPr>
+        <w:t>"तुम यहोवा के विरुद्ध क्या कल्पना कर रहे हो"</w:t>
+      </w:r>
+    </w:p>
+    <w:p>
+      <w:pPr/>
+      <w:r>
+        <w:rPr>
+          <w:lang w:val="hi_IN" w:bidi="hi_IN"/>
+        </w:rPr>
+      </w:r>
+      <w:r>
+        <w:rPr>
+          <w:lang w:val="hi_IN" w:bidi="hi_IN"/>
+        </w:rPr>
+        <w:t>नहूम प्रश्नवाचक रूप का प्रयोग यह स्पष्ट रूप से बताने के लिए कर रहा है कि यहोवा के विरुद्ध षड्यंत्र करना व्यर्थ है। यदि आप अपनी भाषा में इस उद्देश्य के लिए प्रश्नवाचक रूप का प्रयोग नहीं करते हैं, तो आप इसे एक कथन या विस्मयादिबोधक के रूप में अनुवाद कर सकते हैं। वैकल्पिक अनुवाद: [तुम यहोवा के विरुद्ध जो भी कल्पना कर रहे हो, उससे कुछ भी फर्क नहीं पड़ता]</w:t>
+      </w:r>
+    </w:p>
+    <w:p>
+      <w:pPr/>
+      <w:r>
+        <w:rPr>
+          <w:lang w:val="hi_IN" w:bidi="hi_IN"/>
+        </w:rPr>
+      </w:r>
+      <w:r>
+        <w:rPr>
+          <w:lang w:val="hi_IN" w:bidi="hi_IN"/>
+        </w:rPr>
+        <w:t xml:space="preserve">देखें: </w:t>
+      </w:r>
+      <w:r>
+        <w:rPr>
+          <w:lang w:val="hi_IN" w:bidi="hi_IN"/>
+        </w:rPr>
         <w:t>आलंकारिक प्रश्न</w:t>
       </w:r>
       <w:r>
@@ -3282,55 +3971,80 @@
         <w:rPr>
           <w:lang w:val="hi_IN" w:bidi="hi_IN"/>
         </w:rPr>
-        <w:t>नहूम 1:7 (#1)</w:t>
-      </w:r>
-      <w:r>
-        <w:rPr>
-          <w:lang w:val="hi_IN" w:bidi="hi_IN"/>
-        </w:rPr>
-      </w:r>
-    </w:p>
-    <w:p>
-      <w:pPr/>
-      <w:r>
-        <w:rPr>
-          <w:lang w:val="hi_IN" w:bidi="hi_IN"/>
-        </w:rPr>
-      </w:r>
-      <w:r>
-        <w:rPr>
-          <w:lang w:val="hi_IN" w:bidi="hi_IN"/>
-        </w:rPr>
-        <w:t>לְ⁠מָע֖וֹז</w:t>
-      </w:r>
-    </w:p>
-    <w:p>
-      <w:pPr/>
-      <w:r>
-        <w:rPr>
-          <w:lang w:val="hi_IN" w:bidi="hi_IN"/>
-        </w:rPr>
-      </w:r>
-      <w:r>
-        <w:rPr>
-          <w:b/>
-          <w:lang w:val="hi_IN" w:bidi="hi_IN"/>
-        </w:rPr>
-        <w:t>"दृढ़ गढ़ ठहरता है"</w:t>
-      </w:r>
-    </w:p>
-    <w:p>
-      <w:pPr/>
-      <w:r>
-        <w:rPr>
-          <w:lang w:val="hi_IN" w:bidi="hi_IN"/>
-        </w:rPr>
-      </w:r>
-      <w:r>
-        <w:rPr>
-          <w:lang w:val="hi_IN" w:bidi="hi_IN"/>
-        </w:rPr>
-        <w:t>लेखक कुछ ऐसे शब्द छोड़ रहा है जो कई भाषाओं में एक वाक्य को पूरा करने के लिए ज़रूरी होते हैं। अगर आपकी भाषा में यह स्पष्ट हो, तो आप इस वाक्य के पहले भाग से "वह...है" को जोड़ सकते हैं। वैकल्पिक अनुवाद: [क्योंकि वह एक दृढ़ गढ़ हैं]</w:t>
+        <w:t>नहूम 1:9 (#2)</w:t>
+      </w:r>
+      <w:r>
+        <w:rPr>
+          <w:lang w:val="hi_IN" w:bidi="hi_IN"/>
+        </w:rPr>
+      </w:r>
+    </w:p>
+    <w:p>
+      <w:pPr/>
+      <w:r>
+        <w:rPr>
+          <w:lang w:val="hi_IN" w:bidi="hi_IN"/>
+        </w:rPr>
+      </w:r>
+      <w:r>
+        <w:rPr>
+          <w:lang w:val="hi_IN" w:bidi="hi_IN"/>
+        </w:rPr>
+        <w:t>תְּחַשְּׁבוּ⁠ן֙</w:t>
+      </w:r>
+    </w:p>
+    <w:p>
+      <w:pPr/>
+      <w:r>
+        <w:rPr>
+          <w:lang w:val="hi_IN" w:bidi="hi_IN"/>
+        </w:rPr>
+      </w:r>
+      <w:r>
+        <w:rPr>
+          <w:b/>
+          <w:lang w:val="hi_IN" w:bidi="hi_IN"/>
+        </w:rPr>
+        <w:t>"तुम"-" क्या कल्पना कर रहे हो"</w:t>
+      </w:r>
+    </w:p>
+    <w:p>
+      <w:pPr/>
+      <w:r>
+        <w:rPr>
+          <w:lang w:val="hi_IN" w:bidi="hi_IN"/>
+        </w:rPr>
+      </w:r>
+      <w:r>
+        <w:rPr>
+          <w:lang w:val="hi_IN" w:bidi="hi_IN"/>
+        </w:rPr>
+        <w:t xml:space="preserve">सर्वनाम </w:t>
+      </w:r>
+      <w:r>
+        <w:rPr>
+          <w:b/>
+          <w:lang w:val="hi_IN" w:bidi="hi_IN"/>
+        </w:rPr>
+        <w:t>तुम</w:t>
+      </w:r>
+      <w:r>
+        <w:rPr>
+          <w:lang w:val="hi_IN" w:bidi="hi_IN"/>
+        </w:rPr>
+        <w:t xml:space="preserve"> </w:t>
+      </w:r>
+      <w:r>
+        <w:rPr>
+          <w:lang w:val="hi_IN" w:bidi="hi_IN"/>
+        </w:rPr>
+        <w:t>नीनवे</w:t>
+      </w:r>
+      <w:r>
+        <w:rPr>
+          <w:lang w:val="hi_IN" w:bidi="hi_IN"/>
+        </w:rPr>
+        <w:t xml:space="preserve"> के लोगों को संदर्भित करता है। यदि यह आपके पाठकों के लिए स्पष्ट नहीं है, तो आप यहाँ लोगों के नाम का उपयोग कर सकते हैं। वैकल्पिक अनुवाद: [तुम नीनवे के लोग... क्या कल्पना कर रहे हो]</w:t>
       </w:r>
     </w:p>
     <w:p>
@@ -3350,7 +4064,7 @@
         <w:rPr>
           <w:lang w:val="hi_IN" w:bidi="hi_IN"/>
         </w:rPr>
-        <w:t>पदलोप</w:t>
+        <w:t>सर्वनाम — उनका उपयोग कब करें</w:t>
       </w:r>
       <w:r>
         <w:rPr>
@@ -3379,81 +4093,80 @@
         <w:rPr>
           <w:lang w:val="hi_IN" w:bidi="hi_IN"/>
         </w:rPr>
-        <w:t>नहूम 1:7 (#2)</w:t>
-      </w:r>
-      <w:r>
-        <w:rPr>
-          <w:lang w:val="hi_IN" w:bidi="hi_IN"/>
-        </w:rPr>
-      </w:r>
-    </w:p>
-    <w:p>
-      <w:pPr/>
-      <w:r>
-        <w:rPr>
-          <w:lang w:val="hi_IN" w:bidi="hi_IN"/>
-        </w:rPr>
-      </w:r>
-      <w:r>
-        <w:rPr>
-          <w:lang w:val="hi_IN" w:bidi="hi_IN"/>
-        </w:rPr>
-        <w:t>בְּ⁠י֣וֹם צָרָ֑ה</w:t>
-      </w:r>
-    </w:p>
-    <w:p>
-      <w:pPr/>
-      <w:r>
-        <w:rPr>
-          <w:lang w:val="hi_IN" w:bidi="hi_IN"/>
-        </w:rPr>
-      </w:r>
-      <w:r>
-        <w:rPr>
-          <w:b/>
-          <w:lang w:val="hi_IN" w:bidi="hi_IN"/>
-        </w:rPr>
-        <w:t>"संकट के दिन में"</w:t>
-      </w:r>
-    </w:p>
-    <w:p>
-      <w:pPr/>
-      <w:r>
-        <w:rPr>
-          <w:lang w:val="hi_IN" w:bidi="hi_IN"/>
-        </w:rPr>
-      </w:r>
-      <w:r>
-        <w:rPr>
-          <w:lang w:val="hi_IN" w:bidi="hi_IN"/>
-        </w:rPr>
-        <w:t xml:space="preserve">लेखक एक </w:t>
-      </w:r>
-      <w:r>
-        <w:rPr>
-          <w:b/>
-          <w:lang w:val="hi_IN" w:bidi="hi_IN"/>
-        </w:rPr>
-        <w:t>दिन</w:t>
-      </w:r>
-      <w:r>
-        <w:rPr>
-          <w:lang w:val="hi_IN" w:bidi="hi_IN"/>
-        </w:rPr>
-        <w:t xml:space="preserve"> का वर्णन करने के लिए स्वामित्व रूप का उपयोग कर रहे हैं, जो </w:t>
-      </w:r>
-      <w:r>
-        <w:rPr>
-          <w:b/>
-          <w:lang w:val="hi_IN" w:bidi="hi_IN"/>
-        </w:rPr>
-        <w:t>संकट</w:t>
-      </w:r>
-      <w:r>
-        <w:rPr>
-          <w:lang w:val="hi_IN" w:bidi="hi_IN"/>
-        </w:rPr>
-        <w:t xml:space="preserve"> से चिह्नित है। अगर आपकी भाषा में इसके लिए स्वामित्व रूप का प्रयोग नहीं है, तो आप इसे ऐसे समय के रूप में व्यक्त कर सकते हैं जब संकट होते हैं। वैकल्पिक अनुवाद: [ऐसे समय में जब संकट हो]</w:t>
+        <w:t>नहूम 1:9 (#3)</w:t>
+      </w:r>
+      <w:r>
+        <w:rPr>
+          <w:lang w:val="hi_IN" w:bidi="hi_IN"/>
+        </w:rPr>
+      </w:r>
+    </w:p>
+    <w:p>
+      <w:pPr/>
+      <w:r>
+        <w:rPr>
+          <w:lang w:val="hi_IN" w:bidi="hi_IN"/>
+        </w:rPr>
+      </w:r>
+      <w:r>
+        <w:rPr>
+          <w:lang w:val="hi_IN" w:bidi="hi_IN"/>
+        </w:rPr>
+        <w:t>תְּחַשְּׁבוּ⁠ן֙</w:t>
+      </w:r>
+    </w:p>
+    <w:p>
+      <w:pPr/>
+      <w:r>
+        <w:rPr>
+          <w:lang w:val="hi_IN" w:bidi="hi_IN"/>
+        </w:rPr>
+      </w:r>
+      <w:r>
+        <w:rPr>
+          <w:b/>
+          <w:lang w:val="hi_IN" w:bidi="hi_IN"/>
+        </w:rPr>
+        <w:t>"तुम"-" क्या कल्पना कर रहे हो"</w:t>
+      </w:r>
+    </w:p>
+    <w:p>
+      <w:pPr/>
+      <w:r>
+        <w:rPr>
+          <w:lang w:val="hi_IN" w:bidi="hi_IN"/>
+        </w:rPr>
+      </w:r>
+      <w:r>
+        <w:rPr>
+          <w:lang w:val="hi_IN" w:bidi="hi_IN"/>
+        </w:rPr>
+        <w:t xml:space="preserve">यहाँ, </w:t>
+      </w:r>
+      <w:r>
+        <w:rPr>
+          <w:b/>
+          <w:lang w:val="hi_IN" w:bidi="hi_IN"/>
+        </w:rPr>
+        <w:t>तुम</w:t>
+      </w:r>
+      <w:r>
+        <w:rPr>
+          <w:lang w:val="hi_IN" w:bidi="hi_IN"/>
+        </w:rPr>
+        <w:t xml:space="preserve"> बहुवचन है। यह </w:t>
+      </w:r>
+      <w:r>
+        <w:rPr>
+          <w:lang w:val="hi_IN" w:bidi="hi_IN"/>
+        </w:rPr>
+        <w:t>नीनवे के लोगों</w:t>
+      </w:r>
+      <w:r>
+        <w:rPr>
+          <w:lang w:val="hi_IN" w:bidi="hi_IN"/>
+        </w:rPr>
+        <w:t xml:space="preserve"> को संदर्भित करता है, इसलिए यदि आपकी भाषा में यह भेद होता है तो अनुवाद में बहुवचन रूप का उपयोग करें।</w:t>
       </w:r>
     </w:p>
     <w:p>
@@ -3473,7 +4186,7 @@
         <w:rPr>
           <w:lang w:val="hi_IN" w:bidi="hi_IN"/>
         </w:rPr>
-        <w:t xml:space="preserve">स्वामित्व </w:t>
+        <w:t>'तुम' के रूप — एकवचन</w:t>
       </w:r>
       <w:r>
         <w:rPr>
@@ -3502,68 +4215,68 @@
         <w:rPr>
           <w:lang w:val="hi_IN" w:bidi="hi_IN"/>
         </w:rPr>
-        <w:t>नहूम 1:7 (#3)</w:t>
-      </w:r>
-      <w:r>
-        <w:rPr>
-          <w:lang w:val="hi_IN" w:bidi="hi_IN"/>
-        </w:rPr>
-      </w:r>
-    </w:p>
-    <w:p>
-      <w:pPr/>
-      <w:r>
-        <w:rPr>
-          <w:lang w:val="hi_IN" w:bidi="hi_IN"/>
-        </w:rPr>
-      </w:r>
-      <w:r>
-        <w:rPr>
-          <w:lang w:val="hi_IN" w:bidi="hi_IN"/>
-        </w:rPr>
-        <w:t>חֹ֥סֵי בֽ⁠וֹ</w:t>
-      </w:r>
-    </w:p>
-    <w:p>
-      <w:pPr/>
-      <w:r>
-        <w:rPr>
-          <w:lang w:val="hi_IN" w:bidi="hi_IN"/>
-        </w:rPr>
-      </w:r>
-      <w:r>
-        <w:rPr>
-          <w:b/>
-          <w:lang w:val="hi_IN" w:bidi="hi_IN"/>
-        </w:rPr>
-        <w:t>"शरणागतों"</w:t>
-      </w:r>
-    </w:p>
-    <w:p>
-      <w:pPr/>
-      <w:r>
-        <w:rPr>
-          <w:lang w:val="hi_IN" w:bidi="hi_IN"/>
-        </w:rPr>
-      </w:r>
-      <w:r>
-        <w:rPr>
-          <w:lang w:val="hi_IN" w:bidi="hi_IN"/>
-        </w:rPr>
-        <w:t xml:space="preserve">लेखक यहोवा के बारे में ऐसे बोल रहे हैं जैसे वह एक </w:t>
-      </w:r>
-      <w:r>
-        <w:rPr>
-          <w:b/>
-          <w:lang w:val="hi_IN" w:bidi="hi_IN"/>
-        </w:rPr>
-        <w:t>शरण</w:t>
-      </w:r>
-      <w:r>
-        <w:rPr>
-          <w:lang w:val="hi_IN" w:bidi="hi_IN"/>
-        </w:rPr>
-        <w:t xml:space="preserve"> हों, अर्थात् छिपने के लिए एक सुरक्षित स्थान। यदि आपकी भाषा में यह सहायक होगा, तो आप अर्थ को स्पष्ट रूप से बता सकते हैं। वैकल्पिक अनुवाद: [जो उनके पास सुरक्षा के लिए आते हैं]</w:t>
+        <w:t>नहूम 1:9 (#4)</w:t>
+      </w:r>
+      <w:r>
+        <w:rPr>
+          <w:lang w:val="hi_IN" w:bidi="hi_IN"/>
+        </w:rPr>
+      </w:r>
+    </w:p>
+    <w:p>
+      <w:pPr/>
+      <w:r>
+        <w:rPr>
+          <w:lang w:val="hi_IN" w:bidi="hi_IN"/>
+        </w:rPr>
+      </w:r>
+      <w:r>
+        <w:rPr>
+          <w:lang w:val="hi_IN" w:bidi="hi_IN"/>
+        </w:rPr>
+        <w:t>צָרָֽה</w:t>
+      </w:r>
+    </w:p>
+    <w:p>
+      <w:pPr/>
+      <w:r>
+        <w:rPr>
+          <w:lang w:val="hi_IN" w:bidi="hi_IN"/>
+        </w:rPr>
+      </w:r>
+      <w:r>
+        <w:rPr>
+          <w:b/>
+          <w:lang w:val="hi_IN" w:bidi="hi_IN"/>
+        </w:rPr>
+        <w:t>"विपत्ति"</w:t>
+      </w:r>
+    </w:p>
+    <w:p>
+      <w:pPr/>
+      <w:r>
+        <w:rPr>
+          <w:lang w:val="hi_IN" w:bidi="hi_IN"/>
+        </w:rPr>
+      </w:r>
+      <w:r>
+        <w:rPr>
+          <w:lang w:val="hi_IN" w:bidi="hi_IN"/>
+        </w:rPr>
+        <w:t xml:space="preserve">यदि आपकी भाषा में </w:t>
+      </w:r>
+      <w:r>
+        <w:rPr>
+          <w:b/>
+          <w:lang w:val="hi_IN" w:bidi="hi_IN"/>
+        </w:rPr>
+        <w:t>विपत्ति</w:t>
+      </w:r>
+      <w:r>
+        <w:rPr>
+          <w:lang w:val="hi_IN" w:bidi="hi_IN"/>
+        </w:rPr>
+        <w:t xml:space="preserve"> के विचार के लिए एक भाववाचक संज्ञा का उपयोग नहीं होता है, तो आप उसी विचार को किसी अन्य तरीके से व्यक्त कर सकते हैं। वैकल्पिक अनुवाद: [विपत्ति वाली घटनाएँ]</w:t>
       </w:r>
     </w:p>
     <w:p>
@@ -3583,7 +4296,7 @@
         <w:rPr>
           <w:lang w:val="hi_IN" w:bidi="hi_IN"/>
         </w:rPr>
-        <w:t>रूपक</w:t>
+        <w:t>भाववाचक संज्ञाएँ</w:t>
       </w:r>
       <w:r>
         <w:rPr>
@@ -3612,41 +4325,274 @@
         <w:rPr>
           <w:lang w:val="hi_IN" w:bidi="hi_IN"/>
         </w:rPr>
-        <w:t>नहूम 1:8 (#1)</w:t>
-      </w:r>
-      <w:r>
-        <w:rPr>
-          <w:lang w:val="hi_IN" w:bidi="hi_IN"/>
-        </w:rPr>
-      </w:r>
-    </w:p>
-    <w:p>
-      <w:pPr/>
-      <w:r>
-        <w:rPr>
-          <w:lang w:val="hi_IN" w:bidi="hi_IN"/>
-        </w:rPr>
-      </w:r>
-      <w:r>
-        <w:rPr>
-          <w:lang w:val="hi_IN" w:bidi="hi_IN"/>
-        </w:rPr>
-        <w:t>מְקוֹמָ֑⁠הּ</w:t>
-      </w:r>
-    </w:p>
-    <w:p>
-      <w:pPr/>
-      <w:r>
-        <w:rPr>
-          <w:lang w:val="hi_IN" w:bidi="hi_IN"/>
-        </w:rPr>
-      </w:r>
-      <w:r>
-        <w:rPr>
-          <w:b/>
-          <w:lang w:val="hi_IN" w:bidi="hi_IN"/>
-        </w:rPr>
-        <w:t>"उसके स्थान"</w:t>
+        <w:t>नहूम 1:9 (#5)</w:t>
+      </w:r>
+      <w:r>
+        <w:rPr>
+          <w:lang w:val="hi_IN" w:bidi="hi_IN"/>
+        </w:rPr>
+      </w:r>
+    </w:p>
+    <w:p>
+      <w:pPr/>
+      <w:r>
+        <w:rPr>
+          <w:lang w:val="hi_IN" w:bidi="hi_IN"/>
+        </w:rPr>
+      </w:r>
+      <w:r>
+        <w:rPr>
+          <w:lang w:val="hi_IN" w:bidi="hi_IN"/>
+        </w:rPr>
+        <w:t>לֹֽא־תָק֥וּם</w:t>
+      </w:r>
+    </w:p>
+    <w:p>
+      <w:pPr/>
+      <w:r>
+        <w:rPr>
+          <w:lang w:val="hi_IN" w:bidi="hi_IN"/>
+        </w:rPr>
+      </w:r>
+      <w:r>
+        <w:rPr>
+          <w:b/>
+          <w:lang w:val="hi_IN" w:bidi="hi_IN"/>
+        </w:rPr>
+        <w:t>"पड़ने न पाएगी"</w:t>
+      </w:r>
+    </w:p>
+    <w:p>
+      <w:pPr/>
+      <w:r>
+        <w:rPr>
+          <w:lang w:val="hi_IN" w:bidi="hi_IN"/>
+        </w:rPr>
+      </w:r>
+      <w:r>
+        <w:rPr>
+          <w:lang w:val="hi_IN" w:bidi="hi_IN"/>
+        </w:rPr>
+        <w:t xml:space="preserve">लेखक </w:t>
+      </w:r>
+      <w:r>
+        <w:rPr>
+          <w:b/>
+          <w:lang w:val="hi_IN" w:bidi="hi_IN"/>
+        </w:rPr>
+        <w:t>विपत्ति</w:t>
+      </w:r>
+      <w:r>
+        <w:rPr>
+          <w:lang w:val="hi_IN" w:bidi="hi_IN"/>
+        </w:rPr>
+        <w:t xml:space="preserve"> के बारे में ऐसे बात कर रहा है जैसे वह कोई व्यक्ति हो जो </w:t>
+      </w:r>
+      <w:r>
+        <w:rPr>
+          <w:b/>
+          <w:lang w:val="hi_IN" w:bidi="hi_IN"/>
+        </w:rPr>
+        <w:t>पड़</w:t>
+      </w:r>
+      <w:r>
+        <w:rPr>
+          <w:lang w:val="hi_IN" w:bidi="hi_IN"/>
+        </w:rPr>
+        <w:t xml:space="preserve"> सकता है। यदि आपकी भाषा में यह सहायक हो, तो आप अर्थ को स्पष्ट रूप से कह सकते हैं। वैकल्पिक अनुवाद: [नहीं होगा] या [तुम पर नहीं आएगा]</w:t>
+      </w:r>
+    </w:p>
+    <w:p>
+      <w:pPr/>
+      <w:r>
+        <w:rPr>
+          <w:lang w:val="hi_IN" w:bidi="hi_IN"/>
+        </w:rPr>
+      </w:r>
+      <w:r>
+        <w:rPr>
+          <w:lang w:val="hi_IN" w:bidi="hi_IN"/>
+        </w:rPr>
+        <w:t xml:space="preserve">देखें: </w:t>
+      </w:r>
+      <w:r>
+        <w:rPr>
+          <w:lang w:val="hi_IN" w:bidi="hi_IN"/>
+        </w:rPr>
+        <w:t>मानवीकरण</w:t>
+      </w:r>
+      <w:r>
+        <w:rPr>
+          <w:lang w:val="hi_IN" w:bidi="hi_IN"/>
+        </w:rPr>
+      </w:r>
+      <w:r>
+        <w:rPr>
+          <w:lang w:val="hi_IN" w:bidi="hi_IN"/>
+        </w:rPr>
+      </w:r>
+    </w:p>
+    <w:p>
+      <w:pPr/>
+      <w:r>
+        <w:rPr>
+          <w:lang w:val="hi_IN" w:bidi="hi_IN"/>
+        </w:rPr>
+      </w:r>
+    </w:p>
+    <w:p>
+      <w:pPr>
+        <w:pStyle w:val="Heading2"/>
+      </w:pPr>
+      <w:r>
+        <w:rPr>
+          <w:lang w:val="hi_IN" w:bidi="hi_IN"/>
+        </w:rPr>
+        <w:t>नहूम 1:10 (#1)</w:t>
+      </w:r>
+      <w:r>
+        <w:rPr>
+          <w:lang w:val="hi_IN" w:bidi="hi_IN"/>
+        </w:rPr>
+      </w:r>
+    </w:p>
+    <w:p>
+      <w:pPr/>
+      <w:r>
+        <w:rPr>
+          <w:lang w:val="hi_IN" w:bidi="hi_IN"/>
+        </w:rPr>
+      </w:r>
+      <w:r>
+        <w:rPr>
+          <w:lang w:val="hi_IN" w:bidi="hi_IN"/>
+        </w:rPr>
+        <w:t>עַד־סִירִ֣ים סְבֻכִ֔ים וּ⁠כְ⁠סָבְאָ֖⁠ם סְבוּאִ֑ים אֻ֨כְּל֔וּ</w:t>
+      </w:r>
+    </w:p>
+    <w:p>
+      <w:pPr/>
+      <w:r>
+        <w:rPr>
+          <w:lang w:val="hi_IN" w:bidi="hi_IN"/>
+        </w:rPr>
+      </w:r>
+      <w:r>
+        <w:rPr>
+          <w:b/>
+          <w:lang w:val="hi_IN" w:bidi="hi_IN"/>
+        </w:rPr>
+        <w:t>"चाहे वे काँटों से उलझे हुए हों, और मदिरा के नशे में चूर भी हों, तो भी वे... भस्म किए जाएँगे"</w:t>
+      </w:r>
+    </w:p>
+    <w:p>
+      <w:pPr/>
+      <w:r>
+        <w:rPr>
+          <w:lang w:val="hi_IN" w:bidi="hi_IN"/>
+        </w:rPr>
+      </w:r>
+      <w:r>
+        <w:rPr>
+          <w:lang w:val="hi_IN" w:bidi="hi_IN"/>
+        </w:rPr>
+        <w:t>लेखक कह रहा है कि नीनवे के लोग उलझे हुए काँटों और आग में सुखाए हुए भूसे के समान हैं, और अपने ही हाथों में रखी हुई मदिरा के समान हैं, क्योंकि ये सब चीज़ें झटपट भस्म हो जाती हैं। यदि यह आपकी भाषा में सहायक होगा, तो आप इसे स्पष्ट रूप से कह सकते हैं। वैकल्पिक अनुवाद: [जैसे आग में उलझे हुए काँटे और नीनवे के लोगों के हाथ में मदिरा, वैसे ही वे भी तुरन्त भस्म हो जाते हैं]</w:t>
+      </w:r>
+    </w:p>
+    <w:p>
+      <w:pPr/>
+      <w:r>
+        <w:rPr>
+          <w:lang w:val="hi_IN" w:bidi="hi_IN"/>
+        </w:rPr>
+      </w:r>
+      <w:r>
+        <w:rPr>
+          <w:lang w:val="hi_IN" w:bidi="hi_IN"/>
+        </w:rPr>
+        <w:t xml:space="preserve">देखें: </w:t>
+      </w:r>
+      <w:r>
+        <w:rPr>
+          <w:lang w:val="hi_IN" w:bidi="hi_IN"/>
+        </w:rPr>
+        <w:t>उपमा</w:t>
+      </w:r>
+      <w:r>
+        <w:rPr>
+          <w:lang w:val="hi_IN" w:bidi="hi_IN"/>
+        </w:rPr>
+      </w:r>
+      <w:r>
+        <w:rPr>
+          <w:lang w:val="hi_IN" w:bidi="hi_IN"/>
+        </w:rPr>
+      </w:r>
+    </w:p>
+    <w:p>
+      <w:pPr/>
+      <w:r>
+        <w:rPr>
+          <w:lang w:val="hi_IN" w:bidi="hi_IN"/>
+        </w:rPr>
+      </w:r>
+    </w:p>
+    <w:p>
+      <w:pPr>
+        <w:pStyle w:val="Heading2"/>
+      </w:pPr>
+      <w:r>
+        <w:rPr>
+          <w:lang w:val="hi_IN" w:bidi="hi_IN"/>
+        </w:rPr>
+        <w:t>नहूम 1:10 (#2)</w:t>
+      </w:r>
+      <w:r>
+        <w:rPr>
+          <w:lang w:val="hi_IN" w:bidi="hi_IN"/>
+        </w:rPr>
+      </w:r>
+    </w:p>
+    <w:p>
+      <w:pPr/>
+      <w:r>
+        <w:rPr>
+          <w:lang w:val="hi_IN" w:bidi="hi_IN"/>
+        </w:rPr>
+      </w:r>
+      <w:r>
+        <w:rPr>
+          <w:lang w:val="hi_IN" w:bidi="hi_IN"/>
+        </w:rPr>
+        <w:t>וּ⁠כְ⁠סָבְאָ֖⁠ם &amp; אֻ֨כְּל֔וּ</w:t>
+      </w:r>
+    </w:p>
+    <w:p>
+      <w:pPr/>
+      <w:r>
+        <w:rPr>
+          <w:lang w:val="hi_IN" w:bidi="hi_IN"/>
+        </w:rPr>
+      </w:r>
+      <w:r>
+        <w:rPr>
+          <w:b/>
+          <w:lang w:val="hi_IN" w:bidi="hi_IN"/>
+        </w:rPr>
+        <w:t>"और मदिरा के नशे में चूर भी हों"</w:t>
+      </w:r>
+      <w:r>
+        <w:rPr>
+          <w:lang w:val="hi_IN" w:bidi="hi_IN"/>
+        </w:rPr>
+        <w:t xml:space="preserve"> - </w:t>
+      </w:r>
+      <w:r>
+        <w:rPr>
+          <w:b/>
+          <w:lang w:val="hi_IN" w:bidi="hi_IN"/>
+        </w:rPr>
+        <w:t>"वे"-"भस्म किए जाएँगे"</w:t>
       </w:r>
     </w:p>
     <w:p>
@@ -3667,13 +4613,13 @@
           <w:b/>
           <w:lang w:val="hi_IN" w:bidi="hi_IN"/>
         </w:rPr>
-        <w:t>उसके</w:t>
-      </w:r>
-      <w:r>
-        <w:rPr>
-          <w:lang w:val="hi_IN" w:bidi="hi_IN"/>
-        </w:rPr>
-        <w:t xml:space="preserve"> नीनवे को संदर्भित करता है। यदि यह आपके पाठकों के लिए स्पष्ट नहीं है, तो आप यहाँ नगर के नाम का उपयोग कर सकते हैं। वैकल्पिक अनुवाद: [नीनवे स्थान पर]</w:t>
+        <w:t>वे</w:t>
+      </w:r>
+      <w:r>
+        <w:rPr>
+          <w:lang w:val="hi_IN" w:bidi="hi_IN"/>
+        </w:rPr>
+        <w:t xml:space="preserve"> नीनवे के लोगों को संदर्भित करता है। यदि यह आपके पाठकों के लिए स्पष्ट नहीं है, तो आप यहाँ लोगों के नाम का उपयोग कर सकते हैं। वैकल्पिक अनुवाद: [और नीनवे के लोग मदिरा के नशे में चूर हों ... नीनवे के लोग भस्म किए जाएँगे]</w:t>
       </w:r>
     </w:p>
     <w:p>
@@ -3722,41 +4668,248 @@
         <w:rPr>
           <w:lang w:val="hi_IN" w:bidi="hi_IN"/>
         </w:rPr>
-        <w:t>नहूम 1:8 (#2)</w:t>
-      </w:r>
-      <w:r>
-        <w:rPr>
-          <w:lang w:val="hi_IN" w:bidi="hi_IN"/>
-        </w:rPr>
-      </w:r>
-    </w:p>
-    <w:p>
-      <w:pPr/>
-      <w:r>
-        <w:rPr>
-          <w:lang w:val="hi_IN" w:bidi="hi_IN"/>
-        </w:rPr>
-      </w:r>
-      <w:r>
-        <w:rPr>
-          <w:lang w:val="hi_IN" w:bidi="hi_IN"/>
-        </w:rPr>
-        <w:t>וְ⁠אֹיְבָ֖י⁠ו יְרַדֶּף־חֹֽשֶׁךְ</w:t>
-      </w:r>
-    </w:p>
-    <w:p>
-      <w:pPr/>
-      <w:r>
-        <w:rPr>
-          <w:lang w:val="hi_IN" w:bidi="hi_IN"/>
-        </w:rPr>
-      </w:r>
-      <w:r>
-        <w:rPr>
-          <w:b/>
-          <w:lang w:val="hi_IN" w:bidi="hi_IN"/>
-        </w:rPr>
-        <w:t>"शत्रुओं को खदेड़कर अंधकार में भगा देगा"</w:t>
+        <w:t>नहूम 1:10 (#3)</w:t>
+      </w:r>
+      <w:r>
+        <w:rPr>
+          <w:lang w:val="hi_IN" w:bidi="hi_IN"/>
+        </w:rPr>
+      </w:r>
+    </w:p>
+    <w:p>
+      <w:pPr/>
+      <w:r>
+        <w:rPr>
+          <w:lang w:val="hi_IN" w:bidi="hi_IN"/>
+        </w:rPr>
+      </w:r>
+      <w:r>
+        <w:rPr>
+          <w:lang w:val="hi_IN" w:bidi="hi_IN"/>
+        </w:rPr>
+        <w:t>אֻ֨כְּל֔וּ</w:t>
+      </w:r>
+    </w:p>
+    <w:p>
+      <w:pPr/>
+      <w:r>
+        <w:rPr>
+          <w:lang w:val="hi_IN" w:bidi="hi_IN"/>
+        </w:rPr>
+      </w:r>
+      <w:r>
+        <w:rPr>
+          <w:b/>
+          <w:lang w:val="hi_IN" w:bidi="hi_IN"/>
+        </w:rPr>
+        <w:t>"वे"-"भस्म किए जाएँगे"</w:t>
+      </w:r>
+    </w:p>
+    <w:p>
+      <w:pPr/>
+      <w:r>
+        <w:rPr>
+          <w:lang w:val="hi_IN" w:bidi="hi_IN"/>
+        </w:rPr>
+      </w:r>
+      <w:r>
+        <w:rPr>
+          <w:lang w:val="hi_IN" w:bidi="hi_IN"/>
+        </w:rPr>
+        <w:t>यदि आपकी भाषा इस निष्क्रिय रूप का उपयोग नहीं करती है, तो आप इस विचार को सक्रिय रूप में या अपनी भाषा में किसी अन्य तरीके से व्यक्त कर सकते हैं जो स्वाभाविक हो। यदि आपको यह बताना है कि यह क्रिया किसने की, तो संदर्भ से यह स्पष्ट है कि यह परमेश्वर हैं। वैकल्पिक अनुवाद: [परमेश्वर उन्हें नष्ट कर देंगे]</w:t>
+      </w:r>
+    </w:p>
+    <w:p>
+      <w:pPr/>
+      <w:r>
+        <w:rPr>
+          <w:lang w:val="hi_IN" w:bidi="hi_IN"/>
+        </w:rPr>
+      </w:r>
+      <w:r>
+        <w:rPr>
+          <w:lang w:val="hi_IN" w:bidi="hi_IN"/>
+        </w:rPr>
+        <w:t xml:space="preserve">देखें: </w:t>
+      </w:r>
+      <w:r>
+        <w:rPr>
+          <w:lang w:val="hi_IN" w:bidi="hi_IN"/>
+        </w:rPr>
+        <w:t>सक्रिय या निष्क्रिय</w:t>
+      </w:r>
+      <w:r>
+        <w:rPr>
+          <w:lang w:val="hi_IN" w:bidi="hi_IN"/>
+        </w:rPr>
+      </w:r>
+      <w:r>
+        <w:rPr>
+          <w:lang w:val="hi_IN" w:bidi="hi_IN"/>
+        </w:rPr>
+      </w:r>
+    </w:p>
+    <w:p>
+      <w:pPr/>
+      <w:r>
+        <w:rPr>
+          <w:lang w:val="hi_IN" w:bidi="hi_IN"/>
+        </w:rPr>
+      </w:r>
+    </w:p>
+    <w:p>
+      <w:pPr>
+        <w:pStyle w:val="Heading2"/>
+      </w:pPr>
+      <w:r>
+        <w:rPr>
+          <w:lang w:val="hi_IN" w:bidi="hi_IN"/>
+        </w:rPr>
+        <w:t>नहूम 1:11 (#1)</w:t>
+      </w:r>
+      <w:r>
+        <w:rPr>
+          <w:lang w:val="hi_IN" w:bidi="hi_IN"/>
+        </w:rPr>
+      </w:r>
+    </w:p>
+    <w:p>
+      <w:pPr/>
+      <w:r>
+        <w:rPr>
+          <w:lang w:val="hi_IN" w:bidi="hi_IN"/>
+        </w:rPr>
+      </w:r>
+      <w:r>
+        <w:rPr>
+          <w:lang w:val="hi_IN" w:bidi="hi_IN"/>
+        </w:rPr>
+        <w:t>מִמֵּ֣⁠ךְ</w:t>
+      </w:r>
+    </w:p>
+    <w:p>
+      <w:pPr/>
+      <w:r>
+        <w:rPr>
+          <w:lang w:val="hi_IN" w:bidi="hi_IN"/>
+        </w:rPr>
+      </w:r>
+      <w:r>
+        <w:rPr>
+          <w:b/>
+          <w:lang w:val="hi_IN" w:bidi="hi_IN"/>
+        </w:rPr>
+        <w:t>"तुझ में से"</w:t>
+      </w:r>
+    </w:p>
+    <w:p>
+      <w:pPr/>
+      <w:r>
+        <w:rPr>
+          <w:lang w:val="hi_IN" w:bidi="hi_IN"/>
+        </w:rPr>
+      </w:r>
+      <w:r>
+        <w:rPr>
+          <w:lang w:val="hi_IN" w:bidi="hi_IN"/>
+        </w:rPr>
+        <w:t xml:space="preserve">सर्वनाम </w:t>
+      </w:r>
+      <w:r>
+        <w:rPr>
+          <w:b/>
+          <w:lang w:val="hi_IN" w:bidi="hi_IN"/>
+        </w:rPr>
+        <w:t>तुझ</w:t>
+      </w:r>
+      <w:r>
+        <w:rPr>
+          <w:lang w:val="hi_IN" w:bidi="hi_IN"/>
+        </w:rPr>
+        <w:t xml:space="preserve"> नीनवे को संदर्भित करता है। यदि यह आपके पाठकों के लिए स्पष्ट नहीं है, तो आप यहाँ नगर का नाम जोड़ सकते हैं। वैकल्पिक अनुवाद: [नीनवे, तुझ में से]</w:t>
+      </w:r>
+    </w:p>
+    <w:p>
+      <w:pPr/>
+      <w:r>
+        <w:rPr>
+          <w:lang w:val="hi_IN" w:bidi="hi_IN"/>
+        </w:rPr>
+      </w:r>
+      <w:r>
+        <w:rPr>
+          <w:lang w:val="hi_IN" w:bidi="hi_IN"/>
+        </w:rPr>
+        <w:t xml:space="preserve">देखें: </w:t>
+      </w:r>
+      <w:r>
+        <w:rPr>
+          <w:lang w:val="hi_IN" w:bidi="hi_IN"/>
+        </w:rPr>
+        <w:t>सर्वनाम — उनका उपयोग कब करें</w:t>
+      </w:r>
+      <w:r>
+        <w:rPr>
+          <w:lang w:val="hi_IN" w:bidi="hi_IN"/>
+        </w:rPr>
+      </w:r>
+      <w:r>
+        <w:rPr>
+          <w:lang w:val="hi_IN" w:bidi="hi_IN"/>
+        </w:rPr>
+      </w:r>
+    </w:p>
+    <w:p>
+      <w:pPr/>
+      <w:r>
+        <w:rPr>
+          <w:lang w:val="hi_IN" w:bidi="hi_IN"/>
+        </w:rPr>
+      </w:r>
+    </w:p>
+    <w:p>
+      <w:pPr>
+        <w:pStyle w:val="Heading2"/>
+      </w:pPr>
+      <w:r>
+        <w:rPr>
+          <w:lang w:val="hi_IN" w:bidi="hi_IN"/>
+        </w:rPr>
+        <w:t>नहूम 1:11 (#2)</w:t>
+      </w:r>
+      <w:r>
+        <w:rPr>
+          <w:lang w:val="hi_IN" w:bidi="hi_IN"/>
+        </w:rPr>
+      </w:r>
+    </w:p>
+    <w:p>
+      <w:pPr/>
+      <w:r>
+        <w:rPr>
+          <w:lang w:val="hi_IN" w:bidi="hi_IN"/>
+        </w:rPr>
+      </w:r>
+      <w:r>
+        <w:rPr>
+          <w:lang w:val="hi_IN" w:bidi="hi_IN"/>
+        </w:rPr>
+        <w:t>מִמֵּ֣⁠ךְ</w:t>
+      </w:r>
+    </w:p>
+    <w:p>
+      <w:pPr/>
+      <w:r>
+        <w:rPr>
+          <w:lang w:val="hi_IN" w:bidi="hi_IN"/>
+        </w:rPr>
+      </w:r>
+      <w:r>
+        <w:rPr>
+          <w:b/>
+          <w:lang w:val="hi_IN" w:bidi="hi_IN"/>
+        </w:rPr>
+        <w:t>"तुझ में से"</w:t>
       </w:r>
     </w:p>
     <w:p>
@@ -3777,33 +4930,33 @@
           <w:b/>
           <w:lang w:val="hi_IN" w:bidi="hi_IN"/>
         </w:rPr>
-        <w:t>अंधकार</w:t>
-      </w:r>
-      <w:r>
-        <w:rPr>
-          <w:lang w:val="hi_IN" w:bidi="hi_IN"/>
-        </w:rPr>
-        <w:t xml:space="preserve"> सभी प्रकार की बुरी चीजों का प्रतिनिधित्व करता है, और नहूम इसके बारे में ऐसे बात करता है जैसे यह उसके शत्रुओं का पीछा कर रहा हो। इसका मतलब है कि यहोवा अपने शत्रुओं को उनके दण्ड से बचने नहीं देंगे। यदि यह आपकी भाषा में सहायक हो, तो आप अर्थ को स्पष्ट रूप से बता सकते हैं। वैकल्पिक अनुवाद: [उनके शत्रु अपने दण्ड से नहीं बच पाएँगे]</w:t>
-      </w:r>
-    </w:p>
-    <w:p>
-      <w:pPr/>
-      <w:r>
-        <w:rPr>
-          <w:lang w:val="hi_IN" w:bidi="hi_IN"/>
-        </w:rPr>
-      </w:r>
-      <w:r>
-        <w:rPr>
-          <w:lang w:val="hi_IN" w:bidi="hi_IN"/>
-        </w:rPr>
-        <w:t>देखें:</w:t>
-      </w:r>
-      <w:r>
-        <w:rPr>
-          <w:lang w:val="hi_IN" w:bidi="hi_IN"/>
-        </w:rPr>
-        <w:t xml:space="preserve"> मानवीकरण</w:t>
+        <w:t>तुझ</w:t>
+      </w:r>
+      <w:r>
+        <w:rPr>
+          <w:lang w:val="hi_IN" w:bidi="hi_IN"/>
+        </w:rPr>
+        <w:t xml:space="preserve"> एकवचन है। यह नीनवे को संदर्भित करता है, इसलिए यदि आपकी भाषा में यह भेद होता है तो अपने अनुवाद में एकवचन रूप का उपयोग करें।</w:t>
+      </w:r>
+    </w:p>
+    <w:p>
+      <w:pPr/>
+      <w:r>
+        <w:rPr>
+          <w:lang w:val="hi_IN" w:bidi="hi_IN"/>
+        </w:rPr>
+      </w:r>
+      <w:r>
+        <w:rPr>
+          <w:lang w:val="hi_IN" w:bidi="hi_IN"/>
+        </w:rPr>
+        <w:t xml:space="preserve">देखें: </w:t>
+      </w:r>
+      <w:r>
+        <w:rPr>
+          <w:lang w:val="hi_IN" w:bidi="hi_IN"/>
+        </w:rPr>
+        <w:t>'तुम' के रूप — एकवचन</w:t>
       </w:r>
       <w:r>
         <w:rPr>
@@ -3832,55 +4985,55 @@
         <w:rPr>
           <w:lang w:val="hi_IN" w:bidi="hi_IN"/>
         </w:rPr>
-        <w:t>नहूम 1:9 (#1)</w:t>
-      </w:r>
-      <w:r>
-        <w:rPr>
-          <w:lang w:val="hi_IN" w:bidi="hi_IN"/>
-        </w:rPr>
-      </w:r>
-    </w:p>
-    <w:p>
-      <w:pPr/>
-      <w:r>
-        <w:rPr>
-          <w:lang w:val="hi_IN" w:bidi="hi_IN"/>
-        </w:rPr>
-      </w:r>
-      <w:r>
-        <w:rPr>
-          <w:lang w:val="hi_IN" w:bidi="hi_IN"/>
-        </w:rPr>
-        <w:t>מַה־תְּחַשְּׁבוּ⁠ן֙ אֶל־יְהוָ֔ה</w:t>
-      </w:r>
-    </w:p>
-    <w:p>
-      <w:pPr/>
-      <w:r>
-        <w:rPr>
-          <w:lang w:val="hi_IN" w:bidi="hi_IN"/>
-        </w:rPr>
-      </w:r>
-      <w:r>
-        <w:rPr>
-          <w:b/>
-          <w:lang w:val="hi_IN" w:bidi="hi_IN"/>
-        </w:rPr>
-        <w:t>"तुम यहोवा के विरुद्ध क्या कल्पना कर रहे हो"</w:t>
-      </w:r>
-    </w:p>
-    <w:p>
-      <w:pPr/>
-      <w:r>
-        <w:rPr>
-          <w:lang w:val="hi_IN" w:bidi="hi_IN"/>
-        </w:rPr>
-      </w:r>
-      <w:r>
-        <w:rPr>
-          <w:lang w:val="hi_IN" w:bidi="hi_IN"/>
-        </w:rPr>
-        <w:t>नहूम प्रश्नवाचक रूप का प्रयोग यह स्पष्ट रूप से बताने के लिए कर रहा है कि यहोवा के विरुद्ध षड्यंत्र करना व्यर्थ है। यदि आप अपनी भाषा में इस उद्देश्य के लिए प्रश्नवाचक रूप का प्रयोग नहीं करते हैं, तो आप इसे एक कथन या विस्मयादिबोधक के रूप में अनुवाद कर सकते हैं। वैकल्पिक अनुवाद: [तुम यहोवा के विरुद्ध जो भी कल्पना कर रहे हो, उससे कुछ भी फर्क नहीं पड़ता]</w:t>
+        <w:t>नहूम 1:11 (#3)</w:t>
+      </w:r>
+      <w:r>
+        <w:rPr>
+          <w:lang w:val="hi_IN" w:bidi="hi_IN"/>
+        </w:rPr>
+      </w:r>
+    </w:p>
+    <w:p>
+      <w:pPr/>
+      <w:r>
+        <w:rPr>
+          <w:lang w:val="hi_IN" w:bidi="hi_IN"/>
+        </w:rPr>
+      </w:r>
+      <w:r>
+        <w:rPr>
+          <w:lang w:val="hi_IN" w:bidi="hi_IN"/>
+        </w:rPr>
+        <w:t>מִמֵּ֣⁠ךְ יָצָ֔א</w:t>
+      </w:r>
+    </w:p>
+    <w:p>
+      <w:pPr/>
+      <w:r>
+        <w:rPr>
+          <w:lang w:val="hi_IN" w:bidi="hi_IN"/>
+        </w:rPr>
+      </w:r>
+      <w:r>
+        <w:rPr>
+          <w:b/>
+          <w:lang w:val="hi_IN" w:bidi="hi_IN"/>
+        </w:rPr>
+        <w:t>"तुझ में से एक निकला है"</w:t>
+      </w:r>
+    </w:p>
+    <w:p>
+      <w:pPr/>
+      <w:r>
+        <w:rPr>
+          <w:lang w:val="hi_IN" w:bidi="hi_IN"/>
+        </w:rPr>
+      </w:r>
+      <w:r>
+        <w:rPr>
+          <w:lang w:val="hi_IN" w:bidi="hi_IN"/>
+        </w:rPr>
+        <w:t>नहूम नीनवे का उल्लेख तृतीय पुरुष में कर रहा था, लेकिन अब वह सीधे द्वितीय पुरुष में नगर को संबोधित कर रहा है। वह ऐसा तब भी करता है जब वह जानता है कि नीनवे के लोग उसे सुन नहीं सकते। वह ऐसा इसलिए करता है ताकि नीनवे के लोगों के विरुद्ध अपनी भविष्यवाणी को अपने श्रोताओं, यानी यहूदा के लोगों के सामने और भी प्रभावशाली ढंग से व्यक्त कर सके। यदि यह आपकी भाषा में उपयोगी हो तो आप यहाँ परिवर्तन को अधिक स्पष्ट रूप से व्यक्त कर सकते हैं या नगर का नाम जोड़ सकते हैं। वैकल्पिक अनुवाद: [मैं नीनवे से यह कहता हूँ: तुझ में से निकला है] या [नीनवे, तुझ में से निकला है]</w:t>
       </w:r>
     </w:p>
     <w:p>
@@ -3900,7 +5053,7 @@
         <w:rPr>
           <w:lang w:val="hi_IN" w:bidi="hi_IN"/>
         </w:rPr>
-        <w:t>आलंकारिक प्रश्न</w:t>
+        <w:t xml:space="preserve">सम्बोधन </w:t>
       </w:r>
       <w:r>
         <w:rPr>
@@ -3929,41 +5082,287 @@
         <w:rPr>
           <w:lang w:val="hi_IN" w:bidi="hi_IN"/>
         </w:rPr>
-        <w:t>नहूम 1:9 (#2)</w:t>
-      </w:r>
-      <w:r>
-        <w:rPr>
-          <w:lang w:val="hi_IN" w:bidi="hi_IN"/>
-        </w:rPr>
-      </w:r>
-    </w:p>
-    <w:p>
-      <w:pPr/>
-      <w:r>
-        <w:rPr>
-          <w:lang w:val="hi_IN" w:bidi="hi_IN"/>
-        </w:rPr>
-      </w:r>
-      <w:r>
-        <w:rPr>
-          <w:lang w:val="hi_IN" w:bidi="hi_IN"/>
-        </w:rPr>
-        <w:t>תְּחַשְּׁבוּ⁠ן֙</w:t>
-      </w:r>
-    </w:p>
-    <w:p>
-      <w:pPr/>
-      <w:r>
-        <w:rPr>
-          <w:lang w:val="hi_IN" w:bidi="hi_IN"/>
-        </w:rPr>
-      </w:r>
-      <w:r>
-        <w:rPr>
-          <w:b/>
-          <w:lang w:val="hi_IN" w:bidi="hi_IN"/>
-        </w:rPr>
-        <w:t>"तुम"-" क्या कल्पना कर रहे हो"</w:t>
+        <w:t>नहूम 1:11 (#4)</w:t>
+      </w:r>
+      <w:r>
+        <w:rPr>
+          <w:lang w:val="hi_IN" w:bidi="hi_IN"/>
+        </w:rPr>
+      </w:r>
+    </w:p>
+    <w:p>
+      <w:pPr/>
+      <w:r>
+        <w:rPr>
+          <w:lang w:val="hi_IN" w:bidi="hi_IN"/>
+        </w:rPr>
+      </w:r>
+      <w:r>
+        <w:rPr>
+          <w:lang w:val="hi_IN" w:bidi="hi_IN"/>
+        </w:rPr>
+        <w:t>חֹשֵׁ֥ב &amp; רָעָ֑ה יֹעֵ֖ץ בְּלִיָּֽעַל</w:t>
+      </w:r>
+    </w:p>
+    <w:p>
+      <w:pPr/>
+      <w:r>
+        <w:rPr>
+          <w:lang w:val="hi_IN" w:bidi="hi_IN"/>
+        </w:rPr>
+      </w:r>
+      <w:r>
+        <w:rPr>
+          <w:b/>
+          <w:lang w:val="hi_IN" w:bidi="hi_IN"/>
+        </w:rPr>
+        <w:t>"विरुद्ध कल्पना करता"</w:t>
+      </w:r>
+      <w:r>
+        <w:rPr>
+          <w:lang w:val="hi_IN" w:bidi="hi_IN"/>
+        </w:rPr>
+        <w:t xml:space="preserve"> - </w:t>
+      </w:r>
+      <w:r>
+        <w:rPr>
+          <w:b/>
+          <w:lang w:val="hi_IN" w:bidi="hi_IN"/>
+        </w:rPr>
+        <w:t>"नीचता की युक्ति बाँधता"</w:t>
+      </w:r>
+    </w:p>
+    <w:p>
+      <w:pPr/>
+      <w:r>
+        <w:rPr>
+          <w:lang w:val="hi_IN" w:bidi="hi_IN"/>
+        </w:rPr>
+      </w:r>
+      <w:r>
+        <w:rPr>
+          <w:lang w:val="hi_IN" w:bidi="hi_IN"/>
+        </w:rPr>
+        <w:t>इन दोनों उपवाक्यों का अर्थ मूलतः एक ही है। दूसरा उपवाक्य उसी विचार को अलग-अलग शब्दों में दोहराकर पहले उपवाक्य के अर्थ पर ज़ोर देता है। अगर यह आपके पाठकों के लिए मददगार हो, तो आप उपवाक्यों को मिला सकते हैं या उन्हें किसी ऐसे शब्द से जोड़ सकते हैं जिससे लगे कि दूसरा उपवाक्य पहले उपवाक्य को दोहरा रहा है, न कि कुछ अतिरिक्त कह रहा है। वैकल्पिक अनुवाद: [विरुद्ध कल्पना करता... वास्तव में, नीचता की युक्ति बाँधता]</w:t>
+      </w:r>
+    </w:p>
+    <w:p>
+      <w:pPr/>
+      <w:r>
+        <w:rPr>
+          <w:lang w:val="hi_IN" w:bidi="hi_IN"/>
+        </w:rPr>
+      </w:r>
+      <w:r>
+        <w:rPr>
+          <w:lang w:val="hi_IN" w:bidi="hi_IN"/>
+        </w:rPr>
+        <w:t xml:space="preserve">देखें: </w:t>
+      </w:r>
+      <w:r>
+        <w:rPr>
+          <w:lang w:val="hi_IN" w:bidi="hi_IN"/>
+        </w:rPr>
+        <w:t>समानांतरता</w:t>
+      </w:r>
+      <w:r>
+        <w:rPr>
+          <w:lang w:val="hi_IN" w:bidi="hi_IN"/>
+        </w:rPr>
+      </w:r>
+      <w:r>
+        <w:rPr>
+          <w:lang w:val="hi_IN" w:bidi="hi_IN"/>
+        </w:rPr>
+      </w:r>
+    </w:p>
+    <w:p>
+      <w:pPr/>
+      <w:r>
+        <w:rPr>
+          <w:lang w:val="hi_IN" w:bidi="hi_IN"/>
+        </w:rPr>
+      </w:r>
+    </w:p>
+    <w:p>
+      <w:pPr>
+        <w:pStyle w:val="Heading2"/>
+      </w:pPr>
+      <w:r>
+        <w:rPr>
+          <w:lang w:val="hi_IN" w:bidi="hi_IN"/>
+        </w:rPr>
+        <w:t>नहूम 1:11 (#5)</w:t>
+      </w:r>
+      <w:r>
+        <w:rPr>
+          <w:lang w:val="hi_IN" w:bidi="hi_IN"/>
+        </w:rPr>
+      </w:r>
+    </w:p>
+    <w:p>
+      <w:pPr/>
+      <w:r>
+        <w:rPr>
+          <w:lang w:val="hi_IN" w:bidi="hi_IN"/>
+        </w:rPr>
+      </w:r>
+      <w:r>
+        <w:rPr>
+          <w:lang w:val="hi_IN" w:bidi="hi_IN"/>
+        </w:rPr>
+        <w:t>חֹשֵׁ֥ב &amp; רָעָ֑ה יֹעֵ֖ץ בְּלִיָּֽעַל</w:t>
+      </w:r>
+    </w:p>
+    <w:p>
+      <w:pPr/>
+      <w:r>
+        <w:rPr>
+          <w:lang w:val="hi_IN" w:bidi="hi_IN"/>
+        </w:rPr>
+      </w:r>
+      <w:r>
+        <w:rPr>
+          <w:b/>
+          <w:lang w:val="hi_IN" w:bidi="hi_IN"/>
+        </w:rPr>
+        <w:t>"विरुद्ध कल्पना करता"</w:t>
+      </w:r>
+      <w:r>
+        <w:rPr>
+          <w:lang w:val="hi_IN" w:bidi="hi_IN"/>
+        </w:rPr>
+        <w:t xml:space="preserve"> - </w:t>
+      </w:r>
+      <w:r>
+        <w:rPr>
+          <w:b/>
+          <w:lang w:val="hi_IN" w:bidi="hi_IN"/>
+        </w:rPr>
+        <w:t>"नीचता की युक्ति बाँधता"</w:t>
+      </w:r>
+    </w:p>
+    <w:p>
+      <w:pPr/>
+      <w:r>
+        <w:rPr>
+          <w:lang w:val="hi_IN" w:bidi="hi_IN"/>
+        </w:rPr>
+      </w:r>
+      <w:r>
+        <w:rPr>
+          <w:lang w:val="hi_IN" w:bidi="hi_IN"/>
+        </w:rPr>
+        <w:t xml:space="preserve">यदि आपकी भाषा </w:t>
+      </w:r>
+      <w:r>
+        <w:rPr>
+          <w:b/>
+          <w:lang w:val="hi_IN" w:bidi="hi_IN"/>
+        </w:rPr>
+        <w:t>विरुद्ध</w:t>
+      </w:r>
+      <w:r>
+        <w:rPr>
+          <w:lang w:val="hi_IN" w:bidi="hi_IN"/>
+        </w:rPr>
+        <w:t xml:space="preserve"> और </w:t>
+      </w:r>
+      <w:r>
+        <w:rPr>
+          <w:b/>
+          <w:lang w:val="hi_IN" w:bidi="hi_IN"/>
+        </w:rPr>
+        <w:t>नीचता</w:t>
+      </w:r>
+      <w:r>
+        <w:rPr>
+          <w:lang w:val="hi_IN" w:bidi="hi_IN"/>
+        </w:rPr>
+        <w:t xml:space="preserve"> के विचारों के लिए भाववाचक संज्ञाओं का उपयोग नहीं करती है, तो आप इन्हीं विचारों को किसी अन्य तरीके से व्यक्त कर सकते हैं। वैकल्पिक अनुवाद: [एक विरुद्ध कल्पना करने वाला … एक नीचता की युक्ति करने वाला]</w:t>
+      </w:r>
+    </w:p>
+    <w:p>
+      <w:pPr/>
+      <w:r>
+        <w:rPr>
+          <w:lang w:val="hi_IN" w:bidi="hi_IN"/>
+        </w:rPr>
+      </w:r>
+      <w:r>
+        <w:rPr>
+          <w:lang w:val="hi_IN" w:bidi="hi_IN"/>
+        </w:rPr>
+        <w:t xml:space="preserve">देखें: </w:t>
+      </w:r>
+      <w:r>
+        <w:rPr>
+          <w:lang w:val="hi_IN" w:bidi="hi_IN"/>
+        </w:rPr>
+        <w:t>भाववाचक संज्ञाएँ</w:t>
+      </w:r>
+      <w:r>
+        <w:rPr>
+          <w:lang w:val="hi_IN" w:bidi="hi_IN"/>
+        </w:rPr>
+      </w:r>
+      <w:r>
+        <w:rPr>
+          <w:lang w:val="hi_IN" w:bidi="hi_IN"/>
+        </w:rPr>
+      </w:r>
+    </w:p>
+    <w:p>
+      <w:pPr/>
+      <w:r>
+        <w:rPr>
+          <w:lang w:val="hi_IN" w:bidi="hi_IN"/>
+        </w:rPr>
+      </w:r>
+    </w:p>
+    <w:p>
+      <w:pPr>
+        <w:pStyle w:val="Heading2"/>
+      </w:pPr>
+      <w:r>
+        <w:rPr>
+          <w:lang w:val="hi_IN" w:bidi="hi_IN"/>
+        </w:rPr>
+        <w:t>नहूम 1:12 (#1)</w:t>
+      </w:r>
+      <w:r>
+        <w:rPr>
+          <w:lang w:val="hi_IN" w:bidi="hi_IN"/>
+        </w:rPr>
+      </w:r>
+    </w:p>
+    <w:p>
+      <w:pPr/>
+      <w:r>
+        <w:rPr>
+          <w:lang w:val="hi_IN" w:bidi="hi_IN"/>
+        </w:rPr>
+      </w:r>
+      <w:r>
+        <w:rPr>
+          <w:lang w:val="hi_IN" w:bidi="hi_IN"/>
+        </w:rPr>
+        <w:t>שְׁלֵמִים֙</w:t>
+      </w:r>
+    </w:p>
+    <w:p>
+      <w:pPr/>
+      <w:r>
+        <w:rPr>
+          <w:lang w:val="hi_IN" w:bidi="hi_IN"/>
+        </w:rPr>
+      </w:r>
+      <w:r>
+        <w:rPr>
+          <w:b/>
+          <w:lang w:val="hi_IN" w:bidi="hi_IN"/>
+        </w:rPr>
+        <w:t>"वे"-" बहुत भी हों"</w:t>
       </w:r>
     </w:p>
     <w:p>
@@ -3984,25 +5383,13 @@
           <w:b/>
           <w:lang w:val="hi_IN" w:bidi="hi_IN"/>
         </w:rPr>
-        <w:t>तुम</w:t>
-      </w:r>
-      <w:r>
-        <w:rPr>
-          <w:lang w:val="hi_IN" w:bidi="hi_IN"/>
-        </w:rPr>
-        <w:t xml:space="preserve"> </w:t>
-      </w:r>
-      <w:r>
-        <w:rPr>
-          <w:lang w:val="hi_IN" w:bidi="hi_IN"/>
-        </w:rPr>
-        <w:t>नीनवे</w:t>
-      </w:r>
-      <w:r>
-        <w:rPr>
-          <w:lang w:val="hi_IN" w:bidi="hi_IN"/>
-        </w:rPr>
-        <w:t xml:space="preserve"> के लोगों को संदर्भित करता है। यदि यह आपके पाठकों के लिए स्पष्ट नहीं है, तो आप यहाँ लोगों के नाम का उपयोग कर सकते हैं। वैकल्पिक अनुवाद: [तुम नीनवे के लोग... क्या कल्पना कर रहे हो]</w:t>
+        <w:t>वे</w:t>
+      </w:r>
+      <w:r>
+        <w:rPr>
+          <w:lang w:val="hi_IN" w:bidi="hi_IN"/>
+        </w:rPr>
+        <w:t xml:space="preserve"> नीनवे के लोगों को संदर्भित करता है। यदि यह आपके पाठकों के लिए स्पष्ट नहीं है, तो आप यहाँ लोगों के नाम का उपयोग कर सकते हैं। वैकल्पिक अनुवाद: [नीनवे के लोग भरे हुए है]</w:t>
       </w:r>
     </w:p>
     <w:p>
@@ -4051,80 +5438,68 @@
         <w:rPr>
           <w:lang w:val="hi_IN" w:bidi="hi_IN"/>
         </w:rPr>
-        <w:t>नहूम 1:9 (#3)</w:t>
-      </w:r>
-      <w:r>
-        <w:rPr>
-          <w:lang w:val="hi_IN" w:bidi="hi_IN"/>
-        </w:rPr>
-      </w:r>
-    </w:p>
-    <w:p>
-      <w:pPr/>
-      <w:r>
-        <w:rPr>
-          <w:lang w:val="hi_IN" w:bidi="hi_IN"/>
-        </w:rPr>
-      </w:r>
-      <w:r>
-        <w:rPr>
-          <w:lang w:val="hi_IN" w:bidi="hi_IN"/>
-        </w:rPr>
-        <w:t>תְּחַשְּׁבוּ⁠ן֙</w:t>
-      </w:r>
-    </w:p>
-    <w:p>
-      <w:pPr/>
-      <w:r>
-        <w:rPr>
-          <w:lang w:val="hi_IN" w:bidi="hi_IN"/>
-        </w:rPr>
-      </w:r>
-      <w:r>
-        <w:rPr>
-          <w:b/>
-          <w:lang w:val="hi_IN" w:bidi="hi_IN"/>
-        </w:rPr>
-        <w:t>"तुम"-" क्या कल्पना कर रहे हो"</w:t>
-      </w:r>
-    </w:p>
-    <w:p>
-      <w:pPr/>
-      <w:r>
-        <w:rPr>
-          <w:lang w:val="hi_IN" w:bidi="hi_IN"/>
-        </w:rPr>
-      </w:r>
-      <w:r>
-        <w:rPr>
-          <w:lang w:val="hi_IN" w:bidi="hi_IN"/>
-        </w:rPr>
-        <w:t xml:space="preserve">यहाँ, </w:t>
-      </w:r>
-      <w:r>
-        <w:rPr>
-          <w:b/>
-          <w:lang w:val="hi_IN" w:bidi="hi_IN"/>
-        </w:rPr>
-        <w:t>तुम</w:t>
-      </w:r>
-      <w:r>
-        <w:rPr>
-          <w:lang w:val="hi_IN" w:bidi="hi_IN"/>
-        </w:rPr>
-        <w:t xml:space="preserve"> बहुवचन है। यह </w:t>
-      </w:r>
-      <w:r>
-        <w:rPr>
-          <w:lang w:val="hi_IN" w:bidi="hi_IN"/>
-        </w:rPr>
-        <w:t>नीनवे के लोगों</w:t>
-      </w:r>
-      <w:r>
-        <w:rPr>
-          <w:lang w:val="hi_IN" w:bidi="hi_IN"/>
-        </w:rPr>
-        <w:t xml:space="preserve"> को संदर्भित करता है, इसलिए यदि आपकी भाषा में यह भेद होता है तो अनुवाद में बहुवचन रूप का उपयोग करें।</w:t>
+        <w:t>नहूम 1:12 (#2)</w:t>
+      </w:r>
+      <w:r>
+        <w:rPr>
+          <w:lang w:val="hi_IN" w:bidi="hi_IN"/>
+        </w:rPr>
+      </w:r>
+    </w:p>
+    <w:p>
+      <w:pPr/>
+      <w:r>
+        <w:rPr>
+          <w:lang w:val="hi_IN" w:bidi="hi_IN"/>
+        </w:rPr>
+      </w:r>
+      <w:r>
+        <w:rPr>
+          <w:lang w:val="hi_IN" w:bidi="hi_IN"/>
+        </w:rPr>
+        <w:t>שְׁלֵמִים֙</w:t>
+      </w:r>
+    </w:p>
+    <w:p>
+      <w:pPr/>
+      <w:r>
+        <w:rPr>
+          <w:lang w:val="hi_IN" w:bidi="hi_IN"/>
+        </w:rPr>
+      </w:r>
+      <w:r>
+        <w:rPr>
+          <w:b/>
+          <w:lang w:val="hi_IN" w:bidi="hi_IN"/>
+        </w:rPr>
+        <w:t>"वे"-"बहुत भी हों"</w:t>
+      </w:r>
+    </w:p>
+    <w:p>
+      <w:pPr/>
+      <w:r>
+        <w:rPr>
+          <w:lang w:val="hi_IN" w:bidi="hi_IN"/>
+        </w:rPr>
+      </w:r>
+      <w:r>
+        <w:rPr>
+          <w:lang w:val="hi_IN" w:bidi="hi_IN"/>
+        </w:rPr>
+        <w:t xml:space="preserve">इसका मतलब है कि </w:t>
+      </w:r>
+      <w:r>
+        <w:rPr>
+          <w:b/>
+          <w:lang w:val="hi_IN" w:bidi="hi_IN"/>
+        </w:rPr>
+        <w:t xml:space="preserve">वे बहुत </w:t>
+      </w:r>
+      <w:r>
+        <w:rPr>
+          <w:lang w:val="hi_IN" w:bidi="hi_IN"/>
+        </w:rPr>
+        <w:t>सामर्थ्य से भरे हुए हैं। यदि यह आपके पाठकों के लिए सहायक होगा तो आप इस जानकारी को शामिल कर सकते हैं। वैकल्पिक अनुवाद: [वे सामर्थ्य से भरे हुए हैं]</w:t>
       </w:r>
     </w:p>
     <w:p>
@@ -4144,7 +5519,7 @@
         <w:rPr>
           <w:lang w:val="hi_IN" w:bidi="hi_IN"/>
         </w:rPr>
-        <w:t>'तुम' के रूप — एकवचन</w:t>
+        <w:t>अनुमानित ज्ञान और अंतर्निहित जानकारी</w:t>
       </w:r>
       <w:r>
         <w:rPr>
@@ -4173,1303 +5548,26 @@
         <w:rPr>
           <w:lang w:val="hi_IN" w:bidi="hi_IN"/>
         </w:rPr>
-        <w:t>नहूम 1:9 (#4)</w:t>
-      </w:r>
-      <w:r>
-        <w:rPr>
-          <w:lang w:val="hi_IN" w:bidi="hi_IN"/>
-        </w:rPr>
-      </w:r>
-    </w:p>
-    <w:p>
-      <w:pPr/>
-      <w:r>
-        <w:rPr>
-          <w:lang w:val="hi_IN" w:bidi="hi_IN"/>
-        </w:rPr>
-      </w:r>
-      <w:r>
-        <w:rPr>
-          <w:lang w:val="hi_IN" w:bidi="hi_IN"/>
-        </w:rPr>
-        <w:t>צָרָֽה</w:t>
-      </w:r>
-    </w:p>
-    <w:p>
-      <w:pPr/>
-      <w:r>
-        <w:rPr>
-          <w:lang w:val="hi_IN" w:bidi="hi_IN"/>
-        </w:rPr>
-      </w:r>
-      <w:r>
-        <w:rPr>
-          <w:b/>
-          <w:lang w:val="hi_IN" w:bidi="hi_IN"/>
-        </w:rPr>
-        <w:t>"विपत्ति"</w:t>
-      </w:r>
-    </w:p>
-    <w:p>
-      <w:pPr/>
-      <w:r>
-        <w:rPr>
-          <w:lang w:val="hi_IN" w:bidi="hi_IN"/>
-        </w:rPr>
-      </w:r>
-      <w:r>
-        <w:rPr>
-          <w:lang w:val="hi_IN" w:bidi="hi_IN"/>
-        </w:rPr>
-        <w:t xml:space="preserve">यदि आपकी भाषा में </w:t>
-      </w:r>
-      <w:r>
-        <w:rPr>
-          <w:b/>
-          <w:lang w:val="hi_IN" w:bidi="hi_IN"/>
-        </w:rPr>
-        <w:t>विपत्ति</w:t>
-      </w:r>
-      <w:r>
-        <w:rPr>
-          <w:lang w:val="hi_IN" w:bidi="hi_IN"/>
-        </w:rPr>
-        <w:t xml:space="preserve"> के विचार के लिए एक भाववाचक संज्ञा का उपयोग नहीं होता है, तो आप उसी विचार को किसी अन्य तरीके से व्यक्त कर सकते हैं। वैकल्पिक अनुवाद: [विपत्ति वाली घटनाएँ]</w:t>
-      </w:r>
-    </w:p>
-    <w:p>
-      <w:pPr/>
-      <w:r>
-        <w:rPr>
-          <w:lang w:val="hi_IN" w:bidi="hi_IN"/>
-        </w:rPr>
-      </w:r>
-      <w:r>
-        <w:rPr>
-          <w:lang w:val="hi_IN" w:bidi="hi_IN"/>
-        </w:rPr>
-        <w:t xml:space="preserve">देखें: </w:t>
-      </w:r>
-      <w:r>
-        <w:rPr>
-          <w:lang w:val="hi_IN" w:bidi="hi_IN"/>
-        </w:rPr>
-        <w:t>भाववाचक संज्ञाएँ</w:t>
-      </w:r>
-      <w:r>
-        <w:rPr>
-          <w:lang w:val="hi_IN" w:bidi="hi_IN"/>
-        </w:rPr>
-      </w:r>
-      <w:r>
-        <w:rPr>
-          <w:lang w:val="hi_IN" w:bidi="hi_IN"/>
-        </w:rPr>
-      </w:r>
-    </w:p>
-    <w:p>
-      <w:pPr/>
-      <w:r>
-        <w:rPr>
-          <w:lang w:val="hi_IN" w:bidi="hi_IN"/>
-        </w:rPr>
-      </w:r>
-    </w:p>
-    <w:p>
-      <w:pPr>
-        <w:pStyle w:val="Heading2"/>
-      </w:pPr>
-      <w:r>
-        <w:rPr>
-          <w:lang w:val="hi_IN" w:bidi="hi_IN"/>
-        </w:rPr>
-        <w:t>नहूम 1:9 (#5)</w:t>
-      </w:r>
-      <w:r>
-        <w:rPr>
-          <w:lang w:val="hi_IN" w:bidi="hi_IN"/>
-        </w:rPr>
-      </w:r>
-    </w:p>
-    <w:p>
-      <w:pPr/>
-      <w:r>
-        <w:rPr>
-          <w:lang w:val="hi_IN" w:bidi="hi_IN"/>
-        </w:rPr>
-      </w:r>
-      <w:r>
-        <w:rPr>
-          <w:lang w:val="hi_IN" w:bidi="hi_IN"/>
-        </w:rPr>
-        <w:t>לֹֽא־תָק֥וּם</w:t>
-      </w:r>
-    </w:p>
-    <w:p>
-      <w:pPr/>
-      <w:r>
-        <w:rPr>
-          <w:lang w:val="hi_IN" w:bidi="hi_IN"/>
-        </w:rPr>
-      </w:r>
-      <w:r>
-        <w:rPr>
-          <w:b/>
-          <w:lang w:val="hi_IN" w:bidi="hi_IN"/>
-        </w:rPr>
-        <w:t>"पड़ने न पाएगी"</w:t>
-      </w:r>
-    </w:p>
-    <w:p>
-      <w:pPr/>
-      <w:r>
-        <w:rPr>
-          <w:lang w:val="hi_IN" w:bidi="hi_IN"/>
-        </w:rPr>
-      </w:r>
-      <w:r>
-        <w:rPr>
-          <w:lang w:val="hi_IN" w:bidi="hi_IN"/>
-        </w:rPr>
-        <w:t xml:space="preserve">लेखक </w:t>
-      </w:r>
-      <w:r>
-        <w:rPr>
-          <w:b/>
-          <w:lang w:val="hi_IN" w:bidi="hi_IN"/>
-        </w:rPr>
-        <w:t>विपत्ति</w:t>
-      </w:r>
-      <w:r>
-        <w:rPr>
-          <w:lang w:val="hi_IN" w:bidi="hi_IN"/>
-        </w:rPr>
-        <w:t xml:space="preserve"> के बारे में ऐसे बात कर रहा है जैसे वह कोई व्यक्ति हो जो </w:t>
-      </w:r>
-      <w:r>
-        <w:rPr>
-          <w:b/>
-          <w:lang w:val="hi_IN" w:bidi="hi_IN"/>
-        </w:rPr>
-        <w:t>पड़</w:t>
-      </w:r>
-      <w:r>
-        <w:rPr>
-          <w:lang w:val="hi_IN" w:bidi="hi_IN"/>
-        </w:rPr>
-        <w:t xml:space="preserve"> सकता है। यदि आपकी भाषा में यह सहायक हो, तो आप अर्थ को स्पष्ट रूप से कह सकते हैं। वैकल्पिक अनुवाद: [नहीं होगा] या [तुम पर नहीं आएगा]</w:t>
-      </w:r>
-    </w:p>
-    <w:p>
-      <w:pPr/>
-      <w:r>
-        <w:rPr>
-          <w:lang w:val="hi_IN" w:bidi="hi_IN"/>
-        </w:rPr>
-      </w:r>
-      <w:r>
-        <w:rPr>
-          <w:lang w:val="hi_IN" w:bidi="hi_IN"/>
-        </w:rPr>
-        <w:t xml:space="preserve">देखें: </w:t>
-      </w:r>
-      <w:r>
-        <w:rPr>
-          <w:lang w:val="hi_IN" w:bidi="hi_IN"/>
-        </w:rPr>
-        <w:t>मानवीकरण</w:t>
-      </w:r>
-      <w:r>
-        <w:rPr>
-          <w:lang w:val="hi_IN" w:bidi="hi_IN"/>
-        </w:rPr>
-      </w:r>
-      <w:r>
-        <w:rPr>
-          <w:lang w:val="hi_IN" w:bidi="hi_IN"/>
-        </w:rPr>
-      </w:r>
-    </w:p>
-    <w:p>
-      <w:pPr/>
-      <w:r>
-        <w:rPr>
-          <w:lang w:val="hi_IN" w:bidi="hi_IN"/>
-        </w:rPr>
-      </w:r>
-    </w:p>
-    <w:p>
-      <w:pPr>
-        <w:pStyle w:val="Heading2"/>
-      </w:pPr>
-      <w:r>
-        <w:rPr>
-          <w:lang w:val="hi_IN" w:bidi="hi_IN"/>
-        </w:rPr>
-        <w:t>नहूम 1:10 (#1)</w:t>
-      </w:r>
-      <w:r>
-        <w:rPr>
-          <w:lang w:val="hi_IN" w:bidi="hi_IN"/>
-        </w:rPr>
-      </w:r>
-    </w:p>
-    <w:p>
-      <w:pPr/>
-      <w:r>
-        <w:rPr>
-          <w:lang w:val="hi_IN" w:bidi="hi_IN"/>
-        </w:rPr>
-      </w:r>
-      <w:r>
-        <w:rPr>
-          <w:b/>
-          <w:lang w:val="hi_IN" w:bidi="hi_IN"/>
-        </w:rPr>
-        <w:t>"चाहे वे काँटों से उलझे हुए हों, और मदिरा के नशे में चूर भी हों, तो भी वे... भस्म किए जाएँगे"</w:t>
-      </w:r>
-    </w:p>
-    <w:p>
-      <w:pPr/>
-      <w:r>
-        <w:rPr>
-          <w:lang w:val="hi_IN" w:bidi="hi_IN"/>
-        </w:rPr>
-      </w:r>
-      <w:r>
-        <w:rPr>
-          <w:lang w:val="hi_IN" w:bidi="hi_IN"/>
-        </w:rPr>
-        <w:t>लेखक कह रहा है कि नीनवे के लोग उलझे हुए काँटों और आग में सुखाए हुए भूसे के समान हैं, और अपने ही हाथों में रखी हुई मदिरा के समान हैं, क्योंकि ये सब चीज़ें झटपट भस्म हो जाती हैं। यदि यह आपकी भाषा में सहायक होगा, तो आप इसे स्पष्ट रूप से कह सकते हैं। वैकल्पिक अनुवाद: [जैसे आग में उलझे हुए काँटे और नीनवे के लोगों के हाथ में मदिरा, वैसे ही वे भी तुरन्त भस्म हो जाते हैं]</w:t>
-      </w:r>
-    </w:p>
-    <w:p>
-      <w:pPr/>
-      <w:r>
-        <w:rPr>
-          <w:lang w:val="hi_IN" w:bidi="hi_IN"/>
-        </w:rPr>
-      </w:r>
-      <w:r>
-        <w:rPr>
-          <w:lang w:val="hi_IN" w:bidi="hi_IN"/>
-        </w:rPr>
-        <w:t xml:space="preserve">देखें: </w:t>
-      </w:r>
-      <w:r>
-        <w:rPr>
-          <w:lang w:val="hi_IN" w:bidi="hi_IN"/>
-        </w:rPr>
-        <w:t>उपमा</w:t>
-      </w:r>
-      <w:r>
-        <w:rPr>
-          <w:lang w:val="hi_IN" w:bidi="hi_IN"/>
-        </w:rPr>
-      </w:r>
-      <w:r>
-        <w:rPr>
-          <w:lang w:val="hi_IN" w:bidi="hi_IN"/>
-        </w:rPr>
-      </w:r>
-    </w:p>
-    <w:p>
-      <w:pPr/>
-      <w:r>
-        <w:rPr>
-          <w:lang w:val="hi_IN" w:bidi="hi_IN"/>
-        </w:rPr>
-      </w:r>
-    </w:p>
-    <w:p>
-      <w:pPr>
-        <w:pStyle w:val="Heading2"/>
-      </w:pPr>
-      <w:r>
-        <w:rPr>
-          <w:lang w:val="hi_IN" w:bidi="hi_IN"/>
-        </w:rPr>
-        <w:t>नहूम 1:10 (#2)</w:t>
-      </w:r>
-      <w:r>
-        <w:rPr>
-          <w:lang w:val="hi_IN" w:bidi="hi_IN"/>
-        </w:rPr>
-      </w:r>
-    </w:p>
-    <w:p>
-      <w:pPr/>
-      <w:r>
-        <w:rPr>
-          <w:lang w:val="hi_IN" w:bidi="hi_IN"/>
-        </w:rPr>
-      </w:r>
-      <w:r>
-        <w:rPr>
-          <w:b/>
-          <w:lang w:val="hi_IN" w:bidi="hi_IN"/>
-        </w:rPr>
-        <w:t>"और मदिरा के नशे में चूर भी हों"</w:t>
-      </w:r>
-      <w:r>
-        <w:rPr>
-          <w:lang w:val="hi_IN" w:bidi="hi_IN"/>
-        </w:rPr>
-        <w:t xml:space="preserve"> - </w:t>
-      </w:r>
-      <w:r>
-        <w:rPr>
-          <w:b/>
-          <w:lang w:val="hi_IN" w:bidi="hi_IN"/>
-        </w:rPr>
-        <w:t>"वे"-"भस्म किए जाएँगे"</w:t>
-      </w:r>
-    </w:p>
-    <w:p>
-      <w:pPr/>
-      <w:r>
-        <w:rPr>
-          <w:lang w:val="hi_IN" w:bidi="hi_IN"/>
-        </w:rPr>
-      </w:r>
-      <w:r>
-        <w:rPr>
-          <w:lang w:val="hi_IN" w:bidi="hi_IN"/>
-        </w:rPr>
-        <w:t xml:space="preserve">सर्वनाम </w:t>
-      </w:r>
-      <w:r>
-        <w:rPr>
-          <w:b/>
-          <w:lang w:val="hi_IN" w:bidi="hi_IN"/>
-        </w:rPr>
-        <w:t>वे</w:t>
-      </w:r>
-      <w:r>
-        <w:rPr>
-          <w:lang w:val="hi_IN" w:bidi="hi_IN"/>
-        </w:rPr>
-        <w:t xml:space="preserve"> नीनवे के लोगों को संदर्भित करता है। यदि यह आपके पाठकों के लिए स्पष्ट नहीं है, तो आप यहाँ लोगों के नाम का उपयोग कर सकते हैं। वैकल्पिक अनुवाद: [और नीनवे के लोग मदिरा के नशे में चूर हों ... नीनवे के लोग भस्म किए जाएँगे]</w:t>
-      </w:r>
-    </w:p>
-    <w:p>
-      <w:pPr/>
-      <w:r>
-        <w:rPr>
-          <w:lang w:val="hi_IN" w:bidi="hi_IN"/>
-        </w:rPr>
-      </w:r>
-      <w:r>
-        <w:rPr>
-          <w:lang w:val="hi_IN" w:bidi="hi_IN"/>
-        </w:rPr>
-        <w:t xml:space="preserve">देखें: </w:t>
-      </w:r>
-      <w:r>
-        <w:rPr>
-          <w:lang w:val="hi_IN" w:bidi="hi_IN"/>
-        </w:rPr>
-        <w:t>सर्वनाम — उनका उपयोग कब करें</w:t>
-      </w:r>
-      <w:r>
-        <w:rPr>
-          <w:lang w:val="hi_IN" w:bidi="hi_IN"/>
-        </w:rPr>
-      </w:r>
-      <w:r>
-        <w:rPr>
-          <w:lang w:val="hi_IN" w:bidi="hi_IN"/>
-        </w:rPr>
-      </w:r>
-    </w:p>
-    <w:p>
-      <w:pPr/>
-      <w:r>
-        <w:rPr>
-          <w:lang w:val="hi_IN" w:bidi="hi_IN"/>
-        </w:rPr>
-      </w:r>
-    </w:p>
-    <w:p>
-      <w:pPr>
-        <w:pStyle w:val="Heading2"/>
-      </w:pPr>
-      <w:r>
-        <w:rPr>
-          <w:lang w:val="hi_IN" w:bidi="hi_IN"/>
-        </w:rPr>
-        <w:t>नहूम 1:10 (#3)</w:t>
-      </w:r>
-      <w:r>
-        <w:rPr>
-          <w:lang w:val="hi_IN" w:bidi="hi_IN"/>
-        </w:rPr>
-      </w:r>
-    </w:p>
-    <w:p>
-      <w:pPr/>
-      <w:r>
-        <w:rPr>
-          <w:lang w:val="hi_IN" w:bidi="hi_IN"/>
-        </w:rPr>
-      </w:r>
-      <w:r>
-        <w:rPr>
-          <w:lang w:val="hi_IN" w:bidi="hi_IN"/>
-        </w:rPr>
-        <w:t>אֻ֨כְּל֔וּ</w:t>
-      </w:r>
-    </w:p>
-    <w:p>
-      <w:pPr/>
-      <w:r>
-        <w:rPr>
-          <w:lang w:val="hi_IN" w:bidi="hi_IN"/>
-        </w:rPr>
-      </w:r>
-      <w:r>
-        <w:rPr>
-          <w:b/>
-          <w:lang w:val="hi_IN" w:bidi="hi_IN"/>
-        </w:rPr>
-        <w:t>"वे"-"भस्म किए जाएँगे"</w:t>
-      </w:r>
-    </w:p>
-    <w:p>
-      <w:pPr/>
-      <w:r>
-        <w:rPr>
-          <w:lang w:val="hi_IN" w:bidi="hi_IN"/>
-        </w:rPr>
-      </w:r>
-      <w:r>
-        <w:rPr>
-          <w:lang w:val="hi_IN" w:bidi="hi_IN"/>
-        </w:rPr>
-        <w:t>यदि आपकी भाषा इस निष्क्रिय रूप का उपयोग नहीं करती है, तो आप इस विचार को सक्रिय रूप में या अपनी भाषा में किसी अन्य तरीके से व्यक्त कर सकते हैं जो स्वाभाविक हो। यदि आपको यह बताना है कि यह क्रिया किसने की, तो संदर्भ से यह स्पष्ट है कि यह परमेश्वर हैं। वैकल्पिक अनुवाद: [परमेश्वर उन्हें नष्ट कर देंगे]</w:t>
-      </w:r>
-    </w:p>
-    <w:p>
-      <w:pPr/>
-      <w:r>
-        <w:rPr>
-          <w:lang w:val="hi_IN" w:bidi="hi_IN"/>
-        </w:rPr>
-      </w:r>
-      <w:r>
-        <w:rPr>
-          <w:lang w:val="hi_IN" w:bidi="hi_IN"/>
-        </w:rPr>
-        <w:t xml:space="preserve">देखें: </w:t>
-      </w:r>
-      <w:r>
-        <w:rPr>
-          <w:lang w:val="hi_IN" w:bidi="hi_IN"/>
-        </w:rPr>
-        <w:t>सक्रिय या निष्क्रिय</w:t>
-      </w:r>
-      <w:r>
-        <w:rPr>
-          <w:lang w:val="hi_IN" w:bidi="hi_IN"/>
-        </w:rPr>
-      </w:r>
-      <w:r>
-        <w:rPr>
-          <w:lang w:val="hi_IN" w:bidi="hi_IN"/>
-        </w:rPr>
-      </w:r>
-    </w:p>
-    <w:p>
-      <w:pPr/>
-      <w:r>
-        <w:rPr>
-          <w:lang w:val="hi_IN" w:bidi="hi_IN"/>
-        </w:rPr>
-      </w:r>
-    </w:p>
-    <w:p>
-      <w:pPr>
-        <w:pStyle w:val="Heading2"/>
-      </w:pPr>
-      <w:r>
-        <w:rPr>
-          <w:lang w:val="hi_IN" w:bidi="hi_IN"/>
-        </w:rPr>
-        <w:t>नहूम 1:11 (#1)</w:t>
-      </w:r>
-      <w:r>
-        <w:rPr>
-          <w:lang w:val="hi_IN" w:bidi="hi_IN"/>
-        </w:rPr>
-      </w:r>
-    </w:p>
-    <w:p>
-      <w:pPr/>
-      <w:r>
-        <w:rPr>
-          <w:lang w:val="hi_IN" w:bidi="hi_IN"/>
-        </w:rPr>
-      </w:r>
-      <w:r>
-        <w:rPr>
-          <w:lang w:val="hi_IN" w:bidi="hi_IN"/>
-        </w:rPr>
-        <w:t>מִמֵּ֣⁠ךְ</w:t>
-      </w:r>
-    </w:p>
-    <w:p>
-      <w:pPr/>
-      <w:r>
-        <w:rPr>
-          <w:lang w:val="hi_IN" w:bidi="hi_IN"/>
-        </w:rPr>
-      </w:r>
-      <w:r>
-        <w:rPr>
-          <w:b/>
-          <w:lang w:val="hi_IN" w:bidi="hi_IN"/>
-        </w:rPr>
-        <w:t>"तुझ में से"</w:t>
-      </w:r>
-    </w:p>
-    <w:p>
-      <w:pPr/>
-      <w:r>
-        <w:rPr>
-          <w:lang w:val="hi_IN" w:bidi="hi_IN"/>
-        </w:rPr>
-      </w:r>
-      <w:r>
-        <w:rPr>
-          <w:lang w:val="hi_IN" w:bidi="hi_IN"/>
-        </w:rPr>
-        <w:t xml:space="preserve">सर्वनाम </w:t>
-      </w:r>
-      <w:r>
-        <w:rPr>
-          <w:b/>
-          <w:lang w:val="hi_IN" w:bidi="hi_IN"/>
-        </w:rPr>
-        <w:t>तुझ</w:t>
-      </w:r>
-      <w:r>
-        <w:rPr>
-          <w:lang w:val="hi_IN" w:bidi="hi_IN"/>
-        </w:rPr>
-        <w:t xml:space="preserve"> नीनवे को संदर्भित करता है। यदि यह आपके पाठकों के लिए स्पष्ट नहीं है, तो आप यहाँ नगर का नाम जोड़ सकते हैं। वैकल्पिक अनुवाद: [नीनवे, तुझ में से]</w:t>
-      </w:r>
-    </w:p>
-    <w:p>
-      <w:pPr/>
-      <w:r>
-        <w:rPr>
-          <w:lang w:val="hi_IN" w:bidi="hi_IN"/>
-        </w:rPr>
-      </w:r>
-      <w:r>
-        <w:rPr>
-          <w:lang w:val="hi_IN" w:bidi="hi_IN"/>
-        </w:rPr>
-        <w:t xml:space="preserve">देखें: </w:t>
-      </w:r>
-      <w:r>
-        <w:rPr>
-          <w:lang w:val="hi_IN" w:bidi="hi_IN"/>
-        </w:rPr>
-        <w:t>सर्वनाम — उनका उपयोग कब करें</w:t>
-      </w:r>
-      <w:r>
-        <w:rPr>
-          <w:lang w:val="hi_IN" w:bidi="hi_IN"/>
-        </w:rPr>
-      </w:r>
-      <w:r>
-        <w:rPr>
-          <w:lang w:val="hi_IN" w:bidi="hi_IN"/>
-        </w:rPr>
-      </w:r>
-    </w:p>
-    <w:p>
-      <w:pPr/>
-      <w:r>
-        <w:rPr>
-          <w:lang w:val="hi_IN" w:bidi="hi_IN"/>
-        </w:rPr>
-      </w:r>
-    </w:p>
-    <w:p>
-      <w:pPr>
-        <w:pStyle w:val="Heading2"/>
-      </w:pPr>
-      <w:r>
-        <w:rPr>
-          <w:lang w:val="hi_IN" w:bidi="hi_IN"/>
-        </w:rPr>
-        <w:t>नहूम 1:11 (#2)</w:t>
-      </w:r>
-      <w:r>
-        <w:rPr>
-          <w:lang w:val="hi_IN" w:bidi="hi_IN"/>
-        </w:rPr>
-      </w:r>
-    </w:p>
-    <w:p>
-      <w:pPr/>
-      <w:r>
-        <w:rPr>
-          <w:lang w:val="hi_IN" w:bidi="hi_IN"/>
-        </w:rPr>
-      </w:r>
-      <w:r>
-        <w:rPr>
-          <w:lang w:val="hi_IN" w:bidi="hi_IN"/>
-        </w:rPr>
-        <w:t>מִמֵּ֣⁠ךְ</w:t>
-      </w:r>
-    </w:p>
-    <w:p>
-      <w:pPr/>
-      <w:r>
-        <w:rPr>
-          <w:lang w:val="hi_IN" w:bidi="hi_IN"/>
-        </w:rPr>
-      </w:r>
-      <w:r>
-        <w:rPr>
-          <w:b/>
-          <w:lang w:val="hi_IN" w:bidi="hi_IN"/>
-        </w:rPr>
-        <w:t>"तुझ में से"</w:t>
-      </w:r>
-    </w:p>
-    <w:p>
-      <w:pPr/>
-      <w:r>
-        <w:rPr>
-          <w:lang w:val="hi_IN" w:bidi="hi_IN"/>
-        </w:rPr>
-      </w:r>
-      <w:r>
-        <w:rPr>
-          <w:lang w:val="hi_IN" w:bidi="hi_IN"/>
-        </w:rPr>
-        <w:t xml:space="preserve">यहाँ, </w:t>
-      </w:r>
-      <w:r>
-        <w:rPr>
-          <w:b/>
-          <w:lang w:val="hi_IN" w:bidi="hi_IN"/>
-        </w:rPr>
-        <w:t>तुझ</w:t>
-      </w:r>
-      <w:r>
-        <w:rPr>
-          <w:lang w:val="hi_IN" w:bidi="hi_IN"/>
-        </w:rPr>
-        <w:t xml:space="preserve"> एकवचन है। यह नीनवे को संदर्भित करता है, इसलिए यदि आपकी भाषा में यह भेद होता है तो अपने अनुवाद में एकवचन रूप का उपयोग करें।</w:t>
-      </w:r>
-    </w:p>
-    <w:p>
-      <w:pPr/>
-      <w:r>
-        <w:rPr>
-          <w:lang w:val="hi_IN" w:bidi="hi_IN"/>
-        </w:rPr>
-      </w:r>
-      <w:r>
-        <w:rPr>
-          <w:lang w:val="hi_IN" w:bidi="hi_IN"/>
-        </w:rPr>
-        <w:t xml:space="preserve">देखें: </w:t>
-      </w:r>
-      <w:r>
-        <w:rPr>
-          <w:lang w:val="hi_IN" w:bidi="hi_IN"/>
-        </w:rPr>
-        <w:t>'तुम' के रूप — एकवचन</w:t>
-      </w:r>
-      <w:r>
-        <w:rPr>
-          <w:lang w:val="hi_IN" w:bidi="hi_IN"/>
-        </w:rPr>
-      </w:r>
-      <w:r>
-        <w:rPr>
-          <w:lang w:val="hi_IN" w:bidi="hi_IN"/>
-        </w:rPr>
-      </w:r>
-    </w:p>
-    <w:p>
-      <w:pPr/>
-      <w:r>
-        <w:rPr>
-          <w:lang w:val="hi_IN" w:bidi="hi_IN"/>
-        </w:rPr>
-      </w:r>
-    </w:p>
-    <w:p>
-      <w:pPr>
-        <w:pStyle w:val="Heading2"/>
-      </w:pPr>
-      <w:r>
-        <w:rPr>
-          <w:lang w:val="hi_IN" w:bidi="hi_IN"/>
-        </w:rPr>
-        <w:t>नहूम 1:11 (#3)</w:t>
-      </w:r>
-      <w:r>
-        <w:rPr>
-          <w:lang w:val="hi_IN" w:bidi="hi_IN"/>
-        </w:rPr>
-      </w:r>
-    </w:p>
-    <w:p>
-      <w:pPr/>
-      <w:r>
-        <w:rPr>
-          <w:lang w:val="hi_IN" w:bidi="hi_IN"/>
-        </w:rPr>
-      </w:r>
-      <w:r>
-        <w:rPr>
-          <w:lang w:val="hi_IN" w:bidi="hi_IN"/>
-        </w:rPr>
-        <w:t>מִמֵּ֣⁠ךְ יָצָ֔א</w:t>
-      </w:r>
-    </w:p>
-    <w:p>
-      <w:pPr/>
-      <w:r>
-        <w:rPr>
-          <w:lang w:val="hi_IN" w:bidi="hi_IN"/>
-        </w:rPr>
-      </w:r>
-      <w:r>
-        <w:rPr>
-          <w:b/>
-          <w:lang w:val="hi_IN" w:bidi="hi_IN"/>
-        </w:rPr>
-        <w:t>"तुझ में से एक निकला है"</w:t>
-      </w:r>
-    </w:p>
-    <w:p>
-      <w:pPr/>
-      <w:r>
-        <w:rPr>
-          <w:lang w:val="hi_IN" w:bidi="hi_IN"/>
-        </w:rPr>
-      </w:r>
-      <w:r>
-        <w:rPr>
-          <w:lang w:val="hi_IN" w:bidi="hi_IN"/>
-        </w:rPr>
-        <w:t>नहूम नीनवे का उल्लेख तृतीय पुरुष में कर रहा था, लेकिन अब वह सीधे द्वितीय पुरुष में नगर को संबोधित कर रहा है। वह ऐसा तब भी करता है जब वह जानता है कि नीनवे के लोग उसे सुन नहीं सकते। वह ऐसा इसलिए करता है ताकि नीनवे के लोगों के विरुद्ध अपनी भविष्यवाणी को अपने श्रोताओं, यानी यहूदा के लोगों के सामने और भी प्रभावशाली ढंग से व्यक्त कर सके। यदि यह आपकी भाषा में उपयोगी हो तो आप यहाँ परिवर्तन को अधिक स्पष्ट रूप से व्यक्त कर सकते हैं या नगर का नाम जोड़ सकते हैं। वैकल्पिक अनुवाद: [मैं नीनवे से यह कहता हूँ: तुझ में से निकला है] या [नीनवे, तुझ में से निकला है]</w:t>
-      </w:r>
-    </w:p>
-    <w:p>
-      <w:pPr/>
-      <w:r>
-        <w:rPr>
-          <w:lang w:val="hi_IN" w:bidi="hi_IN"/>
-        </w:rPr>
-      </w:r>
-      <w:r>
-        <w:rPr>
-          <w:lang w:val="hi_IN" w:bidi="hi_IN"/>
-        </w:rPr>
-        <w:t xml:space="preserve">देखें: </w:t>
-      </w:r>
-      <w:r>
-        <w:rPr>
-          <w:lang w:val="hi_IN" w:bidi="hi_IN"/>
-        </w:rPr>
-        <w:t xml:space="preserve">सम्बोधन </w:t>
-      </w:r>
-      <w:r>
-        <w:rPr>
-          <w:lang w:val="hi_IN" w:bidi="hi_IN"/>
-        </w:rPr>
-      </w:r>
-      <w:r>
-        <w:rPr>
-          <w:lang w:val="hi_IN" w:bidi="hi_IN"/>
-        </w:rPr>
-      </w:r>
-    </w:p>
-    <w:p>
-      <w:pPr/>
-      <w:r>
-        <w:rPr>
-          <w:lang w:val="hi_IN" w:bidi="hi_IN"/>
-        </w:rPr>
-      </w:r>
-    </w:p>
-    <w:p>
-      <w:pPr>
-        <w:pStyle w:val="Heading2"/>
-      </w:pPr>
-      <w:r>
-        <w:rPr>
-          <w:lang w:val="hi_IN" w:bidi="hi_IN"/>
-        </w:rPr>
-        <w:t>नहूम 1:11 (#4)</w:t>
-      </w:r>
-      <w:r>
-        <w:rPr>
-          <w:lang w:val="hi_IN" w:bidi="hi_IN"/>
-        </w:rPr>
-      </w:r>
-    </w:p>
-    <w:p>
-      <w:pPr/>
-      <w:r>
-        <w:rPr>
-          <w:lang w:val="hi_IN" w:bidi="hi_IN"/>
-        </w:rPr>
-      </w:r>
-      <w:r>
-        <w:rPr>
-          <w:lang w:val="hi_IN" w:bidi="hi_IN"/>
-        </w:rPr>
-        <w:t>חֹשֵׁ֥ב &amp; רָעָ֑ה יֹעֵ֖ץ בְּלִיָּֽעַל</w:t>
-      </w:r>
-    </w:p>
-    <w:p>
-      <w:pPr/>
-      <w:r>
-        <w:rPr>
-          <w:lang w:val="hi_IN" w:bidi="hi_IN"/>
-        </w:rPr>
-      </w:r>
-      <w:r>
-        <w:rPr>
-          <w:b/>
-          <w:lang w:val="hi_IN" w:bidi="hi_IN"/>
-        </w:rPr>
-        <w:t>"विरुद्ध कल्पना करता"</w:t>
-      </w:r>
-      <w:r>
-        <w:rPr>
-          <w:lang w:val="hi_IN" w:bidi="hi_IN"/>
-        </w:rPr>
-        <w:t xml:space="preserve"> - </w:t>
-      </w:r>
-      <w:r>
-        <w:rPr>
-          <w:b/>
-          <w:lang w:val="hi_IN" w:bidi="hi_IN"/>
-        </w:rPr>
-        <w:t>"नीचता की युक्ति बाँधता"</w:t>
-      </w:r>
-    </w:p>
-    <w:p>
-      <w:pPr/>
-      <w:r>
-        <w:rPr>
-          <w:lang w:val="hi_IN" w:bidi="hi_IN"/>
-        </w:rPr>
-      </w:r>
-      <w:r>
-        <w:rPr>
-          <w:lang w:val="hi_IN" w:bidi="hi_IN"/>
-        </w:rPr>
-        <w:t>इन दोनों उपवाक्यों का अर्थ मूलतः एक ही है। दूसरा उपवाक्य उसी विचार को अलग-अलग शब्दों में दोहराकर पहले उपवाक्य के अर्थ पर ज़ोर देता है। अगर यह आपके पाठकों के लिए मददगार हो, तो आप उपवाक्यों को मिला सकते हैं या उन्हें किसी ऐसे शब्द से जोड़ सकते हैं जिससे लगे कि दूसरा उपवाक्य पहले उपवाक्य को दोहरा रहा है, न कि कुछ अतिरिक्त कह रहा है। वैकल्पिक अनुवाद: [विरुद्ध कल्पना करता... वास्तव में, नीचता की युक्ति बाँधता]</w:t>
-      </w:r>
-    </w:p>
-    <w:p>
-      <w:pPr/>
-      <w:r>
-        <w:rPr>
-          <w:lang w:val="hi_IN" w:bidi="hi_IN"/>
-        </w:rPr>
-      </w:r>
-      <w:r>
-        <w:rPr>
-          <w:lang w:val="hi_IN" w:bidi="hi_IN"/>
-        </w:rPr>
-        <w:t xml:space="preserve">देखें: </w:t>
-      </w:r>
-      <w:r>
-        <w:rPr>
-          <w:lang w:val="hi_IN" w:bidi="hi_IN"/>
-        </w:rPr>
-        <w:t>समानांतरता</w:t>
-      </w:r>
-      <w:r>
-        <w:rPr>
-          <w:lang w:val="hi_IN" w:bidi="hi_IN"/>
-        </w:rPr>
-      </w:r>
-      <w:r>
-        <w:rPr>
-          <w:lang w:val="hi_IN" w:bidi="hi_IN"/>
-        </w:rPr>
-      </w:r>
-    </w:p>
-    <w:p>
-      <w:pPr/>
-      <w:r>
-        <w:rPr>
-          <w:lang w:val="hi_IN" w:bidi="hi_IN"/>
-        </w:rPr>
-      </w:r>
-    </w:p>
-    <w:p>
-      <w:pPr>
-        <w:pStyle w:val="Heading2"/>
-      </w:pPr>
-      <w:r>
-        <w:rPr>
-          <w:lang w:val="hi_IN" w:bidi="hi_IN"/>
-        </w:rPr>
-        <w:t>नहूम 1:11 (#5)</w:t>
-      </w:r>
-      <w:r>
-        <w:rPr>
-          <w:lang w:val="hi_IN" w:bidi="hi_IN"/>
-        </w:rPr>
-      </w:r>
-    </w:p>
-    <w:p>
-      <w:pPr/>
-      <w:r>
-        <w:rPr>
-          <w:lang w:val="hi_IN" w:bidi="hi_IN"/>
-        </w:rPr>
-      </w:r>
-      <w:r>
-        <w:rPr>
-          <w:b/>
-          <w:lang w:val="hi_IN" w:bidi="hi_IN"/>
-        </w:rPr>
-        <w:t>"विरुद्ध कल्पना करता"</w:t>
-      </w:r>
-      <w:r>
-        <w:rPr>
-          <w:lang w:val="hi_IN" w:bidi="hi_IN"/>
-        </w:rPr>
-        <w:t xml:space="preserve"> - </w:t>
-      </w:r>
-      <w:r>
-        <w:rPr>
-          <w:b/>
-          <w:lang w:val="hi_IN" w:bidi="hi_IN"/>
-        </w:rPr>
-        <w:t>"नीचता की युक्ति बाँधता"</w:t>
-      </w:r>
-    </w:p>
-    <w:p>
-      <w:pPr/>
-      <w:r>
-        <w:rPr>
-          <w:lang w:val="hi_IN" w:bidi="hi_IN"/>
-        </w:rPr>
-      </w:r>
-      <w:r>
-        <w:rPr>
-          <w:lang w:val="hi_IN" w:bidi="hi_IN"/>
-        </w:rPr>
-        <w:t xml:space="preserve">यदि आपकी भाषा </w:t>
-      </w:r>
-      <w:r>
-        <w:rPr>
-          <w:b/>
-          <w:lang w:val="hi_IN" w:bidi="hi_IN"/>
-        </w:rPr>
-        <w:t>विरुद्ध</w:t>
-      </w:r>
-      <w:r>
-        <w:rPr>
-          <w:lang w:val="hi_IN" w:bidi="hi_IN"/>
-        </w:rPr>
-        <w:t xml:space="preserve"> और </w:t>
-      </w:r>
-      <w:r>
-        <w:rPr>
-          <w:b/>
-          <w:lang w:val="hi_IN" w:bidi="hi_IN"/>
-        </w:rPr>
-        <w:t>नीचता</w:t>
-      </w:r>
-      <w:r>
-        <w:rPr>
-          <w:lang w:val="hi_IN" w:bidi="hi_IN"/>
-        </w:rPr>
-        <w:t xml:space="preserve"> के विचारों के लिए भाववाचक संज्ञाओं का उपयोग नहीं करती है, तो आप इन्हीं विचारों को किसी अन्य तरीके से व्यक्त कर सकते हैं। वैकल्पिक अनुवाद: [एक विरुद्ध कल्पना करने वाला … एक नीचता की युक्ति करने वाला]</w:t>
-      </w:r>
-    </w:p>
-    <w:p>
-      <w:pPr/>
-      <w:r>
-        <w:rPr>
-          <w:lang w:val="hi_IN" w:bidi="hi_IN"/>
-        </w:rPr>
-      </w:r>
-      <w:r>
-        <w:rPr>
-          <w:lang w:val="hi_IN" w:bidi="hi_IN"/>
-        </w:rPr>
-        <w:t xml:space="preserve">देखें: </w:t>
-      </w:r>
-      <w:r>
-        <w:rPr>
-          <w:lang w:val="hi_IN" w:bidi="hi_IN"/>
-        </w:rPr>
-        <w:t>भाववाचक संज्ञाएँ</w:t>
-      </w:r>
-      <w:r>
-        <w:rPr>
-          <w:lang w:val="hi_IN" w:bidi="hi_IN"/>
-        </w:rPr>
-      </w:r>
-      <w:r>
-        <w:rPr>
-          <w:lang w:val="hi_IN" w:bidi="hi_IN"/>
-        </w:rPr>
-      </w:r>
-    </w:p>
-    <w:p>
-      <w:pPr/>
-      <w:r>
-        <w:rPr>
-          <w:lang w:val="hi_IN" w:bidi="hi_IN"/>
-        </w:rPr>
-      </w:r>
-    </w:p>
-    <w:p>
-      <w:pPr>
-        <w:pStyle w:val="Heading2"/>
-      </w:pPr>
-      <w:r>
-        <w:rPr>
-          <w:lang w:val="hi_IN" w:bidi="hi_IN"/>
-        </w:rPr>
-        <w:t>नहूम 1:12 (#1)</w:t>
-      </w:r>
-      <w:r>
-        <w:rPr>
-          <w:lang w:val="hi_IN" w:bidi="hi_IN"/>
-        </w:rPr>
-      </w:r>
-    </w:p>
-    <w:p>
-      <w:pPr/>
-      <w:r>
-        <w:rPr>
-          <w:lang w:val="hi_IN" w:bidi="hi_IN"/>
-        </w:rPr>
-      </w:r>
-      <w:r>
-        <w:rPr>
-          <w:lang w:val="hi_IN" w:bidi="hi_IN"/>
-        </w:rPr>
-        <w:t>שְׁלֵמִים֙</w:t>
-      </w:r>
-    </w:p>
-    <w:p>
-      <w:pPr/>
-      <w:r>
-        <w:rPr>
-          <w:lang w:val="hi_IN" w:bidi="hi_IN"/>
-        </w:rPr>
-      </w:r>
-      <w:r>
-        <w:rPr>
-          <w:b/>
-          <w:lang w:val="hi_IN" w:bidi="hi_IN"/>
-        </w:rPr>
-        <w:t>"वे"-" बहुत भी हों"</w:t>
-      </w:r>
-    </w:p>
-    <w:p>
-      <w:pPr/>
-      <w:r>
-        <w:rPr>
-          <w:lang w:val="hi_IN" w:bidi="hi_IN"/>
-        </w:rPr>
-      </w:r>
-      <w:r>
-        <w:rPr>
-          <w:lang w:val="hi_IN" w:bidi="hi_IN"/>
-        </w:rPr>
-        <w:t xml:space="preserve">सर्वनाम </w:t>
-      </w:r>
-      <w:r>
-        <w:rPr>
-          <w:b/>
-          <w:lang w:val="hi_IN" w:bidi="hi_IN"/>
-        </w:rPr>
-        <w:t>वे</w:t>
-      </w:r>
-      <w:r>
-        <w:rPr>
-          <w:lang w:val="hi_IN" w:bidi="hi_IN"/>
-        </w:rPr>
-        <w:t xml:space="preserve"> नीनवे के लोगों को संदर्भित करता है। यदि यह आपके पाठकों के लिए स्पष्ट नहीं है, तो आप यहाँ लोगों के नाम का उपयोग कर सकते हैं। वैकल्पिक अनुवाद: [नीनवे के लोग भरे हुए है]</w:t>
-      </w:r>
-    </w:p>
-    <w:p>
-      <w:pPr/>
-      <w:r>
-        <w:rPr>
-          <w:lang w:val="hi_IN" w:bidi="hi_IN"/>
-        </w:rPr>
-      </w:r>
-      <w:r>
-        <w:rPr>
-          <w:lang w:val="hi_IN" w:bidi="hi_IN"/>
-        </w:rPr>
-        <w:t xml:space="preserve">देखें: </w:t>
-      </w:r>
-      <w:r>
-        <w:rPr>
-          <w:lang w:val="hi_IN" w:bidi="hi_IN"/>
-        </w:rPr>
-        <w:t>सर्वनाम — उनका उपयोग कब करें</w:t>
-      </w:r>
-      <w:r>
-        <w:rPr>
-          <w:lang w:val="hi_IN" w:bidi="hi_IN"/>
-        </w:rPr>
-      </w:r>
-      <w:r>
-        <w:rPr>
-          <w:lang w:val="hi_IN" w:bidi="hi_IN"/>
-        </w:rPr>
-      </w:r>
-    </w:p>
-    <w:p>
-      <w:pPr/>
-      <w:r>
-        <w:rPr>
-          <w:lang w:val="hi_IN" w:bidi="hi_IN"/>
-        </w:rPr>
-      </w:r>
-    </w:p>
-    <w:p>
-      <w:pPr>
-        <w:pStyle w:val="Heading2"/>
-      </w:pPr>
-      <w:r>
-        <w:rPr>
-          <w:lang w:val="hi_IN" w:bidi="hi_IN"/>
-        </w:rPr>
-        <w:t>नहूम 1:12 (#2)</w:t>
-      </w:r>
-      <w:r>
-        <w:rPr>
-          <w:lang w:val="hi_IN" w:bidi="hi_IN"/>
-        </w:rPr>
-      </w:r>
-    </w:p>
-    <w:p>
-      <w:pPr/>
-      <w:r>
-        <w:rPr>
-          <w:lang w:val="hi_IN" w:bidi="hi_IN"/>
-        </w:rPr>
-      </w:r>
-      <w:r>
-        <w:rPr>
-          <w:lang w:val="hi_IN" w:bidi="hi_IN"/>
-        </w:rPr>
-        <w:t>שְׁלֵמִים֙</w:t>
-      </w:r>
-    </w:p>
-    <w:p>
-      <w:pPr/>
-      <w:r>
-        <w:rPr>
-          <w:lang w:val="hi_IN" w:bidi="hi_IN"/>
-        </w:rPr>
-      </w:r>
-      <w:r>
-        <w:rPr>
-          <w:b/>
-          <w:lang w:val="hi_IN" w:bidi="hi_IN"/>
-        </w:rPr>
-        <w:t>"वे"-"बहुत भी हों"</w:t>
-      </w:r>
-    </w:p>
-    <w:p>
-      <w:pPr/>
-      <w:r>
-        <w:rPr>
-          <w:lang w:val="hi_IN" w:bidi="hi_IN"/>
-        </w:rPr>
-      </w:r>
-      <w:r>
-        <w:rPr>
-          <w:lang w:val="hi_IN" w:bidi="hi_IN"/>
-        </w:rPr>
-        <w:t xml:space="preserve">इसका मतलब है कि </w:t>
-      </w:r>
-      <w:r>
-        <w:rPr>
-          <w:b/>
-          <w:lang w:val="hi_IN" w:bidi="hi_IN"/>
-        </w:rPr>
-        <w:t xml:space="preserve">वे बहुत </w:t>
-      </w:r>
-      <w:r>
-        <w:rPr>
-          <w:lang w:val="hi_IN" w:bidi="hi_IN"/>
-        </w:rPr>
-        <w:t>सामर्थ्य से भरे हुए हैं। यदि यह आपके पाठकों के लिए सहायक होगा तो आप इस जानकारी को शामिल कर सकते हैं। वैकल्पिक अनुवाद: [वे सामर्थ्य से भरे हुए हैं]</w:t>
-      </w:r>
-    </w:p>
-    <w:p>
-      <w:pPr/>
-      <w:r>
-        <w:rPr>
-          <w:lang w:val="hi_IN" w:bidi="hi_IN"/>
-        </w:rPr>
-      </w:r>
-      <w:r>
-        <w:rPr>
-          <w:lang w:val="hi_IN" w:bidi="hi_IN"/>
-        </w:rPr>
-        <w:t xml:space="preserve">देखें: </w:t>
-      </w:r>
-      <w:r>
-        <w:rPr>
-          <w:lang w:val="hi_IN" w:bidi="hi_IN"/>
-        </w:rPr>
-        <w:t>अनुमानित ज्ञान और अंतर्निहित जानकारी</w:t>
-      </w:r>
-      <w:r>
-        <w:rPr>
-          <w:lang w:val="hi_IN" w:bidi="hi_IN"/>
-        </w:rPr>
-      </w:r>
-      <w:r>
-        <w:rPr>
-          <w:lang w:val="hi_IN" w:bidi="hi_IN"/>
-        </w:rPr>
-      </w:r>
-    </w:p>
-    <w:p>
-      <w:pPr/>
-      <w:r>
-        <w:rPr>
-          <w:lang w:val="hi_IN" w:bidi="hi_IN"/>
-        </w:rPr>
-      </w:r>
-    </w:p>
-    <w:p>
-      <w:pPr>
-        <w:pStyle w:val="Heading2"/>
-      </w:pPr>
-      <w:r>
-        <w:rPr>
-          <w:lang w:val="hi_IN" w:bidi="hi_IN"/>
-        </w:rPr>
         <w:t>नहूम 1:12 (#3)</w:t>
       </w:r>
       <w:r>
         <w:rPr>
           <w:lang w:val="hi_IN" w:bidi="hi_IN"/>
         </w:rPr>
+      </w:r>
+    </w:p>
+    <w:p>
+      <w:pPr/>
+      <w:r>
+        <w:rPr>
+          <w:lang w:val="hi_IN" w:bidi="hi_IN"/>
+        </w:rPr>
+      </w:r>
+      <w:r>
+        <w:rPr>
+          <w:lang w:val="hi_IN" w:bidi="hi_IN"/>
+        </w:rPr>
+        <w:t>נָגֹ֖זּוּ וְ⁠עָבָ֑ר</w:t>
       </w:r>
     </w:p>
     <w:p>
@@ -8822,6 +8920,20 @@
       </w:r>
       <w:r>
         <w:rPr>
+          <w:lang w:val="hi_IN" w:bidi="hi_IN"/>
+        </w:rPr>
+        <w:t>שָׁ֤ב יְהוָה֙ אֶת־גְּא֣וֹן יַעֲקֹ֔ב כִּ⁠גְא֖וֹן יִשְׂרָאֵ֑ל</w:t>
+      </w:r>
+    </w:p>
+    <w:p>
+      <w:pPr/>
+      <w:r>
+        <w:rPr>
+          <w:lang w:val="hi_IN" w:bidi="hi_IN"/>
+        </w:rPr>
+      </w:r>
+      <w:r>
+        <w:rPr>
           <w:b/>
           <w:lang w:val="hi_IN" w:bidi="hi_IN"/>
         </w:rPr>
@@ -10438,6 +10550,20 @@
       </w:r>
       <w:r>
         <w:rPr>
+          <w:lang w:val="hi_IN" w:bidi="hi_IN"/>
+        </w:rPr>
+        <w:t>שַׁעֲרֵ֥י הַ⁠נְּהָר֖וֹת נִפְתָּ֑חוּ וְ⁠הַֽ⁠הֵיכָ֖ל נָמֽוֹג</w:t>
+      </w:r>
+    </w:p>
+    <w:p>
+      <w:pPr/>
+      <w:r>
+        <w:rPr>
+          <w:lang w:val="hi_IN" w:bidi="hi_IN"/>
+        </w:rPr>
+      </w:r>
+      <w:r>
+        <w:rPr>
           <w:b/>
           <w:lang w:val="hi_IN" w:bidi="hi_IN"/>
         </w:rPr>
@@ -10535,6 +10661,20 @@
       </w:r>
       <w:r>
         <w:rPr>
+          <w:lang w:val="hi_IN" w:bidi="hi_IN"/>
+        </w:rPr>
+        <w:t>שַׁעֲרֵ֥י הַ⁠נְּהָר֖וֹת</w:t>
+      </w:r>
+    </w:p>
+    <w:p>
+      <w:pPr/>
+      <w:r>
+        <w:rPr>
+          <w:lang w:val="hi_IN" w:bidi="hi_IN"/>
+        </w:rPr>
+      </w:r>
+      <w:r>
+        <w:rPr>
           <w:b/>
           <w:lang w:val="hi_IN" w:bidi="hi_IN"/>
         </w:rPr>
@@ -11222,6 +11362,20 @@
       </w:r>
       <w:r>
         <w:rPr>
+          <w:lang w:val="hi_IN" w:bidi="hi_IN"/>
+        </w:rPr>
+        <w:t>גֻּלְּתָ֣ה הֹֽעֲלָ֑תָה וְ⁠אַמְהֹתֶ֗י⁠הָ</w:t>
+      </w:r>
+    </w:p>
+    <w:p>
+      <w:pPr/>
+      <w:r>
+        <w:rPr>
+          <w:lang w:val="hi_IN" w:bidi="hi_IN"/>
+        </w:rPr>
+      </w:r>
+      <w:r>
+        <w:rPr>
           <w:b/>
           <w:lang w:val="hi_IN" w:bidi="hi_IN"/>
         </w:rPr>
@@ -12287,6 +12441,20 @@
       </w:r>
       <w:r>
         <w:rPr>
+          <w:lang w:val="hi_IN" w:bidi="hi_IN"/>
+        </w:rPr>
+        <w:t>בֹּ֥זּוּ כֶ֖סֶף בֹּ֣זּוּ זָהָ֑ב וְ⁠אֵ֥ין קֵ֨צֶה֙ לַ⁠תְּכוּנָ֔ה כָּבֹ֕ד מִ⁠כֹּ֖ל כְּלִ֥י חֶמְדָּֽה</w:t>
+      </w:r>
+    </w:p>
+    <w:p>
+      <w:pPr/>
+      <w:r>
+        <w:rPr>
+          <w:lang w:val="hi_IN" w:bidi="hi_IN"/>
+        </w:rPr>
+      </w:r>
+      <w:r>
+        <w:rPr>
           <w:b/>
           <w:lang w:val="hi_IN" w:bidi="hi_IN"/>
         </w:rPr>
@@ -13283,6 +13451,20 @@
         <w:rPr>
           <w:lang w:val="hi_IN" w:bidi="hi_IN"/>
         </w:rPr>
+      </w:r>
+    </w:p>
+    <w:p>
+      <w:pPr/>
+      <w:r>
+        <w:rPr>
+          <w:lang w:val="hi_IN" w:bidi="hi_IN"/>
+        </w:rPr>
+      </w:r>
+      <w:r>
+        <w:rPr>
+          <w:lang w:val="hi_IN" w:bidi="hi_IN"/>
+        </w:rPr>
+        <w:t>אַיֵּה֙ מְע֣וֹן אֲרָי֔וֹת וּ⁠מִרְעֶ֥ה ה֖וּא לַ⁠כְּפִרִ֑ים אֲשֶׁ֣ר הָלַךְ֩ אַרְיֵ֨ה לָבִ֥יא שָׁ֛ם גּ֥וּר אַרְיֵ֖ה וְ⁠אֵ֥ין מַחֲרִֽיד</w:t>
       </w:r>
     </w:p>
     <w:p>
@@ -15542,6 +15724,20 @@
       </w:r>
       <w:r>
         <w:rPr>
+          <w:lang w:val="hi_IN" w:bidi="hi_IN"/>
+        </w:rPr>
+        <w:t>שׁ֔וֹט &amp; רַ֣עַשׁ אוֹפָ֑ן וְ⁠ס֣וּס דֹּהֵ֔ר וּ⁠מֶרְכָּבָ֖ה מְרַקֵּדָֽה</w:t>
+      </w:r>
+    </w:p>
+    <w:p>
+      <w:pPr/>
+      <w:r>
+        <w:rPr>
+          <w:lang w:val="hi_IN" w:bidi="hi_IN"/>
+        </w:rPr>
+      </w:r>
+      <w:r>
+        <w:rPr>
           <w:b/>
           <w:lang w:val="hi_IN" w:bidi="hi_IN"/>
         </w:rPr>
@@ -15719,6 +15915,20 @@
       </w:r>
       <w:r>
         <w:rPr>
+          <w:lang w:val="hi_IN" w:bidi="hi_IN"/>
+        </w:rPr>
+        <w:t>פָּרָ֣שׁ מַעֲלֶ֗ה וְ⁠לַ֤הַב חֶ֨רֶב֙ וּ⁠בְרַ֣ק חֲנִ֔ית</w:t>
+      </w:r>
+    </w:p>
+    <w:p>
+      <w:pPr/>
+      <w:r>
+        <w:rPr>
+          <w:lang w:val="hi_IN" w:bidi="hi_IN"/>
+        </w:rPr>
+      </w:r>
+      <w:r>
+        <w:rPr>
           <w:b/>
           <w:lang w:val="hi_IN" w:bidi="hi_IN"/>
         </w:rPr>
@@ -15844,6 +16054,20 @@
         <w:rPr>
           <w:lang w:val="hi_IN" w:bidi="hi_IN"/>
         </w:rPr>
+      </w:r>
+    </w:p>
+    <w:p>
+      <w:pPr/>
+      <w:r>
+        <w:rPr>
+          <w:lang w:val="hi_IN" w:bidi="hi_IN"/>
+        </w:rPr>
+      </w:r>
+      <w:r>
+        <w:rPr>
+          <w:lang w:val="hi_IN" w:bidi="hi_IN"/>
+        </w:rPr>
+        <w:t>פָּרָ֣שׁ מַעֲלֶ֗ה וְ⁠לַ֤הַב חֶ֨רֶב֙ וּ⁠בְרַ֣ק חֲנִ֔ית</w:t>
       </w:r>
     </w:p>
     <w:p>
@@ -18029,6 +18253,20 @@
       </w:r>
       <w:r>
         <w:rPr>
+          <w:lang w:val="hi_IN" w:bidi="hi_IN"/>
+        </w:rPr>
+        <w:t>הֲ⁠תֵֽיטְבִי֙ מִ⁠נֹּ֣א אָמ֔וֹן הַ⁠יֹּֽשְׁבָה֙ בַּ⁠יְאֹרִ֔ים מַ֖יִם סָבִ֣יב לָ֑⁠הּ אֲשֶׁר־חֵ֣יל יָ֔ם מִ⁠יָּ֖ם חוֹמָתָֽ⁠הּ</w:t>
+      </w:r>
+    </w:p>
+    <w:p>
+      <w:pPr/>
+      <w:r>
+        <w:rPr>
+          <w:lang w:val="hi_IN" w:bidi="hi_IN"/>
+        </w:rPr>
+      </w:r>
+      <w:r>
+        <w:rPr>
           <w:b/>
           <w:lang w:val="hi_IN" w:bidi="hi_IN"/>
         </w:rPr>
@@ -19582,6 +19820,20 @@
       </w:r>
       <w:r>
         <w:rPr>
+          <w:lang w:val="hi_IN" w:bidi="hi_IN"/>
+        </w:rPr>
+        <w:t>עֹלָלֶ֛י⁠הָ יְרֻטְּשׁ֖וּ</w:t>
+      </w:r>
+    </w:p>
+    <w:p>
+      <w:pPr/>
+      <w:r>
+        <w:rPr>
+          <w:lang w:val="hi_IN" w:bidi="hi_IN"/>
+        </w:rPr>
+      </w:r>
+      <w:r>
+        <w:rPr>
           <w:b/>
           <w:lang w:val="hi_IN" w:bidi="hi_IN"/>
         </w:rPr>
@@ -20422,6 +20674,20 @@
       </w:r>
       <w:r>
         <w:rPr>
+          <w:lang w:val="hi_IN" w:bidi="hi_IN"/>
+        </w:rPr>
+        <w:t>כָּ֨ל־מִבְצָרַ֔יִ⁠ךְ תְּאֵנִ֖ים עִם־בִּכּוּרִ֑ים</w:t>
+      </w:r>
+    </w:p>
+    <w:p>
+      <w:pPr/>
+      <w:r>
+        <w:rPr>
+          <w:lang w:val="hi_IN" w:bidi="hi_IN"/>
+        </w:rPr>
+      </w:r>
+      <w:r>
+        <w:rPr>
           <w:b/>
           <w:lang w:val="hi_IN" w:bidi="hi_IN"/>
         </w:rPr>
@@ -22763,6 +23029,20 @@
       </w:r>
       <w:r>
         <w:rPr>
+          <w:lang w:val="hi_IN" w:bidi="hi_IN"/>
+        </w:rPr>
+        <w:t>מִנְּזָרַ֨יִ⁠ךְ֙ כָּֽ⁠אַרְבֶּ֔ה וְ⁠טַפְסְרַ֖יִ⁠ךְ כְּ⁠ג֣וֹב גֹּבָ֑י</w:t>
+      </w:r>
+    </w:p>
+    <w:p>
+      <w:pPr/>
+      <w:r>
+        <w:rPr>
+          <w:lang w:val="hi_IN" w:bidi="hi_IN"/>
+        </w:rPr>
+      </w:r>
+      <w:r>
+        <w:rPr>
           <w:b/>
           <w:lang w:val="hi_IN" w:bidi="hi_IN"/>
         </w:rPr>
@@ -22984,6 +23264,20 @@
       </w:r>
       <w:r>
         <w:rPr>
+          <w:lang w:val="hi_IN" w:bidi="hi_IN"/>
+        </w:rPr>
+        <w:t>וְ⁠טַפְסְרַ֖יִ⁠ךְ כְּ⁠ג֣וֹב גֹּבָ֑י</w:t>
+      </w:r>
+    </w:p>
+    <w:p>
+      <w:pPr/>
+      <w:r>
+        <w:rPr>
+          <w:lang w:val="hi_IN" w:bidi="hi_IN"/>
+        </w:rPr>
+      </w:r>
+      <w:r>
+        <w:rPr>
           <w:b/>
           <w:lang w:val="hi_IN" w:bidi="hi_IN"/>
         </w:rPr>
@@ -23853,6 +24147,20 @@
         <w:rPr>
           <w:lang w:val="hi_IN" w:bidi="hi_IN"/>
         </w:rPr>
+      </w:r>
+    </w:p>
+    <w:p>
+      <w:pPr/>
+      <w:r>
+        <w:rPr>
+          <w:lang w:val="hi_IN" w:bidi="hi_IN"/>
+        </w:rPr>
+      </w:r>
+      <w:r>
+        <w:rPr>
+          <w:lang w:val="hi_IN" w:bidi="hi_IN"/>
+        </w:rPr>
+        <w:t>אֵין־כֵּהָ֣ה לְ⁠שִׁבְרֶ֔⁠ךָ</w:t>
       </w:r>
     </w:p>
     <w:p>

--- a/hin/docx/34.content.docx
+++ b/hin/docx/34.content.docx
@@ -16289,7 +16289,7 @@
         <w:rPr>
           <w:lang w:val="hi_IN" w:bidi="hi_IN"/>
         </w:rPr>
-        <w:t>וְכָשְׁל֖וּ</w:t>
+        <w:t>יכשלו</w:t>
       </w:r>
     </w:p>
     <w:p>
